--- a/docs/government-project/08_테스트결과서.docx
+++ b/docs/government-project/08_테스트결과서.docx
@@ -9155,6 +9155,1976 @@
         </w:tc>
       </w:tr>
     </w:tbl>
+    <w:p>
+      <w:r>
+        <w:br w:type="page"/>
+      </w:r>
+    </w:p>
+    <w:p>
+      <w:r>
+        <w:rPr>
+          <w:rFonts w:ascii="맑은 고딕" w:hAnsi="맑은 고딕"/>
+          <w:b/>
+          <w:color w:val="00467F"/>
+          <w:sz w:val="28"/>
+          <w:rFonts w:eastAsia="맑은 고딕"/>
+        </w:rPr>
+        <w:t>부록. 현행 반영 (2026. 7. 27. 기준)</w:t>
+      </w:r>
+    </w:p>
+    <w:p>
+      <w:r>
+        <w:rPr>
+          <w:rFonts w:ascii="맑은 고딕" w:hAnsi="맑은 고딕"/>
+          <w:b w:val="0"/>
+          <w:sz w:val="20"/>
+          <w:rFonts w:eastAsia="맑은 고딕"/>
+        </w:rPr>
+        <w:t>본 부록은 문서 본문 작성 이후 변경된 사항을 현행 기준으로 반영한 것이다. 수치는 추정이 아니라 운영데이터베이스 정확 집계이며, 화면 경로는 실제 배포 코드 기준이다.</w:t>
+      </w:r>
+    </w:p>
+    <w:p/>
+    <w:p>
+      <w:r>
+        <w:rPr>
+          <w:rFonts w:ascii="맑은 고딕" w:hAnsi="맑은 고딕"/>
+          <w:b/>
+          <w:color w:val="00467F"/>
+          <w:sz w:val="24"/>
+          <w:rFonts w:eastAsia="맑은 고딕"/>
+        </w:rPr>
+        <w:t>1. 계정 계층 (7종)</w:t>
+      </w:r>
+    </w:p>
+    <w:p>
+      <w:r>
+        <w:rPr>
+          <w:rFonts w:ascii="맑은 고딕" w:hAnsi="맑은 고딕"/>
+          <w:b w:val="0"/>
+          <w:sz w:val="18"/>
+          <w:rFonts w:eastAsia="맑은 고딕"/>
+        </w:rPr>
+        <w:t>※ 의사는 계정 계층이 아니다. 화상상담 초대링크 게스트 또는 의료기관 계정으로 참여한다.</w:t>
+      </w:r>
+    </w:p>
+    <w:tbl>
+      <w:tblPr>
+        <w:tblW w:type="auto" w:w="0"/>
+        <w:tblLook w:firstColumn="1" w:firstRow="1" w:lastColumn="0" w:lastRow="0" w:noHBand="0" w:noVBand="1" w:val="04A0"/>
+        <w:tblBorders>
+          <w:top w:val="single" w:sz="4" w:color="999999"/>
+          <w:left w:val="single" w:sz="4" w:color="999999"/>
+          <w:bottom w:val="single" w:sz="4" w:color="999999"/>
+          <w:right w:val="single" w:sz="4" w:color="999999"/>
+          <w:insideH w:val="single" w:sz="4" w:color="999999"/>
+          <w:insideV w:val="single" w:sz="4" w:color="999999"/>
+        </w:tblBorders>
+      </w:tblPr>
+      <w:tblGrid>
+        <w:gridCol w:w="2166"/>
+        <w:gridCol w:w="2166"/>
+        <w:gridCol w:w="2166"/>
+        <w:gridCol w:w="2166"/>
+      </w:tblGrid>
+      <w:tr>
+        <w:tc>
+          <w:tcPr>
+            <w:tcW w:type="dxa" w:w="2166"/>
+            <w:shd w:val="clear" w:color="auto" w:fill="00467F"/>
+          </w:tcPr>
+          <w:p>
+            <w:r/>
+            <w:r>
+              <w:rPr>
+                <w:rFonts w:ascii="맑은 고딕" w:hAnsi="맑은 고딕"/>
+                <w:b/>
+                <w:color w:val="FFFFFF"/>
+                <w:sz w:val="18"/>
+                <w:rFonts w:eastAsia="맑은 고딕"/>
+              </w:rPr>
+              <w:t>계층</w:t>
+            </w:r>
+          </w:p>
+        </w:tc>
+        <w:tc>
+          <w:tcPr>
+            <w:tcW w:type="dxa" w:w="2166"/>
+            <w:shd w:val="clear" w:color="auto" w:fill="00467F"/>
+          </w:tcPr>
+          <w:p>
+            <w:r/>
+            <w:r>
+              <w:rPr>
+                <w:rFonts w:ascii="맑은 고딕" w:hAnsi="맑은 고딕"/>
+                <w:b/>
+                <w:color w:val="FFFFFF"/>
+                <w:sz w:val="18"/>
+                <w:rFonts w:eastAsia="맑은 고딕"/>
+              </w:rPr>
+              <w:t>권한 저장</w:t>
+            </w:r>
+          </w:p>
+        </w:tc>
+        <w:tc>
+          <w:tcPr>
+            <w:tcW w:type="dxa" w:w="2166"/>
+            <w:shd w:val="clear" w:color="auto" w:fill="00467F"/>
+          </w:tcPr>
+          <w:p>
+            <w:r/>
+            <w:r>
+              <w:rPr>
+                <w:rFonts w:ascii="맑은 고딕" w:hAnsi="맑은 고딕"/>
+                <w:b/>
+                <w:color w:val="FFFFFF"/>
+                <w:sz w:val="18"/>
+                <w:rFonts w:eastAsia="맑은 고딕"/>
+              </w:rPr>
+              <w:t>전용 화면</w:t>
+            </w:r>
+          </w:p>
+        </w:tc>
+        <w:tc>
+          <w:tcPr>
+            <w:tcW w:type="dxa" w:w="2166"/>
+            <w:shd w:val="clear" w:color="auto" w:fill="00467F"/>
+          </w:tcPr>
+          <w:p>
+            <w:r/>
+            <w:r>
+              <w:rPr>
+                <w:rFonts w:ascii="맑은 고딕" w:hAnsi="맑은 고딕"/>
+                <w:b/>
+                <w:color w:val="FFFFFF"/>
+                <w:sz w:val="18"/>
+                <w:rFonts w:eastAsia="맑은 고딕"/>
+              </w:rPr>
+              <w:t>설명</w:t>
+            </w:r>
+          </w:p>
+        </w:tc>
+      </w:tr>
+      <w:tr>
+        <w:tc>
+          <w:tcPr>
+            <w:tcW w:type="dxa" w:w="2166"/>
+          </w:tcPr>
+          <w:p>
+            <w:r/>
+            <w:r>
+              <w:rPr>
+                <w:rFonts w:ascii="맑은 고딕" w:hAnsi="맑은 고딕"/>
+                <w:b/>
+                <w:sz w:val="18"/>
+                <w:rFonts w:eastAsia="맑은 고딕"/>
+              </w:rPr>
+              <w:t>비회원(게스트)</w:t>
+            </w:r>
+          </w:p>
+        </w:tc>
+        <w:tc>
+          <w:tcPr>
+            <w:tcW w:type="dxa" w:w="2166"/>
+          </w:tcPr>
+          <w:p>
+            <w:r/>
+            <w:r>
+              <w:rPr>
+                <w:rFonts w:ascii="맑은 고딕" w:hAnsi="맑은 고딕"/>
+                <w:b w:val="0"/>
+                <w:sz w:val="18"/>
+                <w:rFonts w:eastAsia="맑은 고딕"/>
+              </w:rPr>
+              <w:t>초대링크 토큰</w:t>
+            </w:r>
+          </w:p>
+        </w:tc>
+        <w:tc>
+          <w:tcPr>
+            <w:tcW w:type="dxa" w:w="2166"/>
+          </w:tcPr>
+          <w:p>
+            <w:r/>
+            <w:r>
+              <w:rPr>
+                <w:rFonts w:ascii="맑은 고딕" w:hAnsi="맑은 고딕"/>
+                <w:b w:val="0"/>
+                <w:sz w:val="18"/>
+                <w:rFonts w:eastAsia="맑은 고딕"/>
+              </w:rPr>
+              <w:t>—</w:t>
+            </w:r>
+          </w:p>
+        </w:tc>
+        <w:tc>
+          <w:tcPr>
+            <w:tcW w:type="dxa" w:w="2166"/>
+          </w:tcPr>
+          <w:p>
+            <w:r/>
+            <w:r>
+              <w:rPr>
+                <w:rFonts w:ascii="맑은 고딕" w:hAnsi="맑은 고딕"/>
+                <w:b w:val="0"/>
+                <w:sz w:val="18"/>
+                <w:rFonts w:eastAsia="맑은 고딕"/>
+              </w:rPr>
+              <w:t>계정 없이 화상상담 초대링크로만 상담방 입장. 의료진·통역사가 이 방식으로 참여.</w:t>
+            </w:r>
+          </w:p>
+        </w:tc>
+      </w:tr>
+      <w:tr>
+        <w:tc>
+          <w:tcPr>
+            <w:tcW w:type="dxa" w:w="2166"/>
+          </w:tcPr>
+          <w:p>
+            <w:r/>
+            <w:r>
+              <w:rPr>
+                <w:rFonts w:ascii="맑은 고딕" w:hAnsi="맑은 고딕"/>
+                <w:b/>
+                <w:sz w:val="18"/>
+                <w:rFonts w:eastAsia="맑은 고딕"/>
+              </w:rPr>
+              <w:t>사용자(환자)</w:t>
+            </w:r>
+          </w:p>
+        </w:tc>
+        <w:tc>
+          <w:tcPr>
+            <w:tcW w:type="dxa" w:w="2166"/>
+          </w:tcPr>
+          <w:p>
+            <w:r/>
+            <w:r>
+              <w:rPr>
+                <w:rFonts w:ascii="맑은 고딕" w:hAnsi="맑은 고딕"/>
+                <w:b w:val="0"/>
+                <w:sz w:val="18"/>
+                <w:rFonts w:eastAsia="맑은 고딕"/>
+              </w:rPr>
+              <w:t>로그인 계정(기본값)</w:t>
+            </w:r>
+          </w:p>
+        </w:tc>
+        <w:tc>
+          <w:tcPr>
+            <w:tcW w:type="dxa" w:w="2166"/>
+          </w:tcPr>
+          <w:p>
+            <w:r/>
+            <w:r>
+              <w:rPr>
+                <w:rFonts w:ascii="맑은 고딕" w:hAnsi="맑은 고딕"/>
+                <w:b w:val="0"/>
+                <w:sz w:val="18"/>
+                <w:rFonts w:eastAsia="맑은 고딕"/>
+              </w:rPr>
+              <w:t>/patient</w:t>
+            </w:r>
+          </w:p>
+        </w:tc>
+        <w:tc>
+          <w:tcPr>
+            <w:tcW w:type="dxa" w:w="2166"/>
+          </w:tcPr>
+          <w:p>
+            <w:r/>
+            <w:r>
+              <w:rPr>
+                <w:rFonts w:ascii="맑은 고딕" w:hAnsi="맑은 고딕"/>
+                <w:b w:val="0"/>
+                <w:sz w:val="18"/>
+                <w:rFonts w:eastAsia="맑은 고딕"/>
+              </w:rPr>
+              <w:t>문의·상담·사후관리. 별도 역할 없음이 기본.</w:t>
+            </w:r>
+          </w:p>
+        </w:tc>
+      </w:tr>
+      <w:tr>
+        <w:tc>
+          <w:tcPr>
+            <w:tcW w:type="dxa" w:w="2166"/>
+          </w:tcPr>
+          <w:p>
+            <w:r/>
+            <w:r>
+              <w:rPr>
+                <w:rFonts w:ascii="맑은 고딕" w:hAnsi="맑은 고딕"/>
+                <w:b/>
+                <w:sz w:val="18"/>
+                <w:rFonts w:eastAsia="맑은 고딕"/>
+              </w:rPr>
+              <w:t>코디네이터</w:t>
+            </w:r>
+          </w:p>
+        </w:tc>
+        <w:tc>
+          <w:tcPr>
+            <w:tcW w:type="dxa" w:w="2166"/>
+          </w:tcPr>
+          <w:p>
+            <w:r/>
+            <w:r>
+              <w:rPr>
+                <w:rFonts w:ascii="맑은 고딕" w:hAnsi="맑은 고딕"/>
+                <w:b w:val="0"/>
+                <w:sz w:val="18"/>
+                <w:rFonts w:eastAsia="맑은 고딕"/>
+              </w:rPr>
+              <w:t>app_metadata.role</w:t>
+            </w:r>
+          </w:p>
+        </w:tc>
+        <w:tc>
+          <w:tcPr>
+            <w:tcW w:type="dxa" w:w="2166"/>
+          </w:tcPr>
+          <w:p>
+            <w:r/>
+            <w:r>
+              <w:rPr>
+                <w:rFonts w:ascii="맑은 고딕" w:hAnsi="맑은 고딕"/>
+                <w:b w:val="0"/>
+                <w:sz w:val="18"/>
+                <w:rFonts w:eastAsia="맑은 고딕"/>
+              </w:rPr>
+              <w:t>/coordinator</w:t>
+            </w:r>
+          </w:p>
+        </w:tc>
+        <w:tc>
+          <w:tcPr>
+            <w:tcW w:type="dxa" w:w="2166"/>
+          </w:tcPr>
+          <w:p>
+            <w:r/>
+            <w:r>
+              <w:rPr>
+                <w:rFonts w:ascii="맑은 고딕" w:hAnsi="맑은 고딕"/>
+                <w:b w:val="0"/>
+                <w:sz w:val="18"/>
+                <w:rFonts w:eastAsia="맑은 고딕"/>
+              </w:rPr>
+              <w:t>내부 스태프. 환자 여정·상담 일정·증상 알림 관리.</w:t>
+            </w:r>
+          </w:p>
+        </w:tc>
+      </w:tr>
+      <w:tr>
+        <w:tc>
+          <w:tcPr>
+            <w:tcW w:type="dxa" w:w="2166"/>
+          </w:tcPr>
+          <w:p>
+            <w:r/>
+            <w:r>
+              <w:rPr>
+                <w:rFonts w:ascii="맑은 고딕" w:hAnsi="맑은 고딕"/>
+                <w:b/>
+                <w:sz w:val="18"/>
+                <w:rFonts w:eastAsia="맑은 고딕"/>
+              </w:rPr>
+              <w:t>관리자</w:t>
+            </w:r>
+          </w:p>
+        </w:tc>
+        <w:tc>
+          <w:tcPr>
+            <w:tcW w:type="dxa" w:w="2166"/>
+          </w:tcPr>
+          <w:p>
+            <w:r/>
+            <w:r>
+              <w:rPr>
+                <w:rFonts w:ascii="맑은 고딕" w:hAnsi="맑은 고딕"/>
+                <w:b w:val="0"/>
+                <w:sz w:val="18"/>
+                <w:rFonts w:eastAsia="맑은 고딕"/>
+              </w:rPr>
+              <w:t>app_metadata.role</w:t>
+            </w:r>
+          </w:p>
+        </w:tc>
+        <w:tc>
+          <w:tcPr>
+            <w:tcW w:type="dxa" w:w="2166"/>
+          </w:tcPr>
+          <w:p>
+            <w:r/>
+            <w:r>
+              <w:rPr>
+                <w:rFonts w:ascii="맑은 고딕" w:hAnsi="맑은 고딕"/>
+                <w:b w:val="0"/>
+                <w:sz w:val="18"/>
+                <w:rFonts w:eastAsia="맑은 고딕"/>
+              </w:rPr>
+              <w:t>/admin</w:t>
+            </w:r>
+          </w:p>
+        </w:tc>
+        <w:tc>
+          <w:tcPr>
+            <w:tcW w:type="dxa" w:w="2166"/>
+          </w:tcPr>
+          <w:p>
+            <w:r/>
+            <w:r>
+              <w:rPr>
+                <w:rFonts w:ascii="맑은 고딕" w:hAnsi="맑은 고딕"/>
+                <w:b w:val="0"/>
+                <w:sz w:val="18"/>
+                <w:rFonts w:eastAsia="맑은 고딕"/>
+              </w:rPr>
+              <w:t>운영자. 전체 권한. 통합 콘솔에서 코디 화면까지 포함.</w:t>
+            </w:r>
+          </w:p>
+        </w:tc>
+      </w:tr>
+      <w:tr>
+        <w:tc>
+          <w:tcPr>
+            <w:tcW w:type="dxa" w:w="2166"/>
+          </w:tcPr>
+          <w:p>
+            <w:r/>
+            <w:r>
+              <w:rPr>
+                <w:rFonts w:ascii="맑은 고딕" w:hAnsi="맑은 고딕"/>
+                <w:b/>
+                <w:sz w:val="18"/>
+                <w:rFonts w:eastAsia="맑은 고딕"/>
+              </w:rPr>
+              <w:t>국내 의료기관</w:t>
+            </w:r>
+          </w:p>
+        </w:tc>
+        <w:tc>
+          <w:tcPr>
+            <w:tcW w:type="dxa" w:w="2166"/>
+          </w:tcPr>
+          <w:p>
+            <w:r/>
+            <w:r>
+              <w:rPr>
+                <w:rFonts w:ascii="맑은 고딕" w:hAnsi="맑은 고딕"/>
+                <w:b w:val="0"/>
+                <w:sz w:val="18"/>
+                <w:rFonts w:eastAsia="맑은 고딕"/>
+              </w:rPr>
+              <w:t>hospital_users 테이블</w:t>
+            </w:r>
+          </w:p>
+        </w:tc>
+        <w:tc>
+          <w:tcPr>
+            <w:tcW w:type="dxa" w:w="2166"/>
+          </w:tcPr>
+          <w:p>
+            <w:r/>
+            <w:r>
+              <w:rPr>
+                <w:rFonts w:ascii="맑은 고딕" w:hAnsi="맑은 고딕"/>
+                <w:b w:val="0"/>
+                <w:sz w:val="18"/>
+                <w:rFonts w:eastAsia="맑은 고딕"/>
+              </w:rPr>
+              <w:t>/hospital</w:t>
+            </w:r>
+          </w:p>
+        </w:tc>
+        <w:tc>
+          <w:tcPr>
+            <w:tcW w:type="dxa" w:w="2166"/>
+          </w:tcPr>
+          <w:p>
+            <w:r/>
+            <w:r>
+              <w:rPr>
+                <w:rFonts w:ascii="맑은 고딕" w:hAnsi="맑은 고딕"/>
+                <w:b w:val="0"/>
+                <w:sz w:val="18"/>
+                <w:rFonts w:eastAsia="맑은 고딕"/>
+              </w:rPr>
+              <w:t>제휴 한국 병원 담당자(owner/manager/viewer). 리드·프로필·치료정보 관리.</w:t>
+            </w:r>
+          </w:p>
+        </w:tc>
+      </w:tr>
+      <w:tr>
+        <w:tc>
+          <w:tcPr>
+            <w:tcW w:type="dxa" w:w="2166"/>
+          </w:tcPr>
+          <w:p>
+            <w:r/>
+            <w:r>
+              <w:rPr>
+                <w:rFonts w:ascii="맑은 고딕" w:hAnsi="맑은 고딕"/>
+                <w:b/>
+                <w:sz w:val="18"/>
+                <w:rFonts w:eastAsia="맑은 고딕"/>
+              </w:rPr>
+              <w:t>해외 에이전시</w:t>
+            </w:r>
+          </w:p>
+        </w:tc>
+        <w:tc>
+          <w:tcPr>
+            <w:tcW w:type="dxa" w:w="2166"/>
+          </w:tcPr>
+          <w:p>
+            <w:r/>
+            <w:r>
+              <w:rPr>
+                <w:rFonts w:ascii="맑은 고딕" w:hAnsi="맑은 고딕"/>
+                <w:b w:val="0"/>
+                <w:sz w:val="18"/>
+                <w:rFonts w:eastAsia="맑은 고딕"/>
+              </w:rPr>
+              <w:t>agency_users + partner_type</w:t>
+            </w:r>
+          </w:p>
+        </w:tc>
+        <w:tc>
+          <w:tcPr>
+            <w:tcW w:type="dxa" w:w="2166"/>
+          </w:tcPr>
+          <w:p>
+            <w:r/>
+            <w:r>
+              <w:rPr>
+                <w:rFonts w:ascii="맑은 고딕" w:hAnsi="맑은 고딕"/>
+                <w:b w:val="0"/>
+                <w:sz w:val="18"/>
+                <w:rFonts w:eastAsia="맑은 고딕"/>
+              </w:rPr>
+              <w:t>/agency</w:t>
+            </w:r>
+          </w:p>
+        </w:tc>
+        <w:tc>
+          <w:tcPr>
+            <w:tcW w:type="dxa" w:w="2166"/>
+          </w:tcPr>
+          <w:p>
+            <w:r/>
+            <w:r>
+              <w:rPr>
+                <w:rFonts w:ascii="맑은 고딕" w:hAnsi="맑은 고딕"/>
+                <w:b w:val="0"/>
+                <w:sz w:val="18"/>
+                <w:rFonts w:eastAsia="맑은 고딕"/>
+              </w:rPr>
+              <w:t>해외 환자 유치 파트너. 의뢰 환자 진행상황 조회.</w:t>
+            </w:r>
+          </w:p>
+        </w:tc>
+      </w:tr>
+      <w:tr>
+        <w:tc>
+          <w:tcPr>
+            <w:tcW w:type="dxa" w:w="2166"/>
+          </w:tcPr>
+          <w:p>
+            <w:r/>
+            <w:r>
+              <w:rPr>
+                <w:rFonts w:ascii="맑은 고딕" w:hAnsi="맑은 고딕"/>
+                <w:b/>
+                <w:sz w:val="18"/>
+                <w:rFonts w:eastAsia="맑은 고딕"/>
+              </w:rPr>
+              <w:t>해외 의료기관</w:t>
+            </w:r>
+          </w:p>
+        </w:tc>
+        <w:tc>
+          <w:tcPr>
+            <w:tcW w:type="dxa" w:w="2166"/>
+          </w:tcPr>
+          <w:p>
+            <w:r/>
+            <w:r>
+              <w:rPr>
+                <w:rFonts w:ascii="맑은 고딕" w:hAnsi="맑은 고딕"/>
+                <w:b w:val="0"/>
+                <w:sz w:val="18"/>
+                <w:rFonts w:eastAsia="맑은 고딕"/>
+              </w:rPr>
+              <w:t>agency_users + partner_type</w:t>
+            </w:r>
+          </w:p>
+        </w:tc>
+        <w:tc>
+          <w:tcPr>
+            <w:tcW w:type="dxa" w:w="2166"/>
+          </w:tcPr>
+          <w:p>
+            <w:r/>
+            <w:r>
+              <w:rPr>
+                <w:rFonts w:ascii="맑은 고딕" w:hAnsi="맑은 고딕"/>
+                <w:b w:val="0"/>
+                <w:sz w:val="18"/>
+                <w:rFonts w:eastAsia="맑은 고딕"/>
+              </w:rPr>
+              <w:t>/clinic</w:t>
+            </w:r>
+          </w:p>
+        </w:tc>
+        <w:tc>
+          <w:tcPr>
+            <w:tcW w:type="dxa" w:w="2166"/>
+          </w:tcPr>
+          <w:p>
+            <w:r/>
+            <w:r>
+              <w:rPr>
+                <w:rFonts w:ascii="맑은 고딕" w:hAnsi="맑은 고딕"/>
+                <w:b w:val="0"/>
+                <w:sz w:val="18"/>
+                <w:rFonts w:eastAsia="맑은 고딕"/>
+              </w:rPr>
+              <w:t>환자를 한국으로 의뢰하는 현지 병원. 경과·검사결과 전송 주체.</w:t>
+            </w:r>
+          </w:p>
+        </w:tc>
+      </w:tr>
+    </w:tbl>
+    <w:p/>
+    <w:p>
+      <w:r>
+        <w:rPr>
+          <w:rFonts w:ascii="맑은 고딕" w:hAnsi="맑은 고딕"/>
+          <w:b/>
+          <w:color w:val="00467F"/>
+          <w:sz w:val="24"/>
+          <w:rFonts w:eastAsia="맑은 고딕"/>
+        </w:rPr>
+        <w:t>4. 화면 경로 정정 내역</w:t>
+      </w:r>
+    </w:p>
+    <w:p>
+      <w:r>
+        <w:rPr>
+          <w:rFonts w:ascii="맑은 고딕" w:hAnsi="맑은 고딕"/>
+          <w:b w:val="0"/>
+          <w:sz w:val="18"/>
+          <w:rFonts w:eastAsia="맑은 고딕"/>
+        </w:rPr>
+        <w:t>본문에 남아 있던 옛 화면 안내는 아래 기준으로 현행에 맞게 정정하였다. 폐지된 경로는 혼동을 막기 위해 그대로 표기하지 않는다.</w:t>
+      </w:r>
+    </w:p>
+    <w:tbl>
+      <w:tblPr>
+        <w:tblW w:type="auto" w:w="0"/>
+        <w:tblLook w:firstColumn="1" w:firstRow="1" w:lastColumn="0" w:lastRow="0" w:noHBand="0" w:noVBand="1" w:val="04A0"/>
+        <w:tblBorders>
+          <w:top w:val="single" w:sz="4" w:color="999999"/>
+          <w:left w:val="single" w:sz="4" w:color="999999"/>
+          <w:bottom w:val="single" w:sz="4" w:color="999999"/>
+          <w:right w:val="single" w:sz="4" w:color="999999"/>
+          <w:insideH w:val="single" w:sz="4" w:color="999999"/>
+          <w:insideV w:val="single" w:sz="4" w:color="999999"/>
+        </w:tblBorders>
+      </w:tblPr>
+      <w:tblGrid>
+        <w:gridCol w:w="2889"/>
+        <w:gridCol w:w="2889"/>
+        <w:gridCol w:w="2889"/>
+      </w:tblGrid>
+      <w:tr>
+        <w:tc>
+          <w:tcPr>
+            <w:tcW w:type="dxa" w:w="2889"/>
+            <w:shd w:val="clear" w:color="auto" w:fill="00467F"/>
+          </w:tcPr>
+          <w:p>
+            <w:r/>
+            <w:r>
+              <w:rPr>
+                <w:rFonts w:ascii="맑은 고딕" w:hAnsi="맑은 고딕"/>
+                <w:b/>
+                <w:color w:val="FFFFFF"/>
+                <w:sz w:val="18"/>
+                <w:rFonts w:eastAsia="맑은 고딕"/>
+              </w:rPr>
+              <w:t>현행 화면</w:t>
+            </w:r>
+          </w:p>
+        </w:tc>
+        <w:tc>
+          <w:tcPr>
+            <w:tcW w:type="dxa" w:w="2889"/>
+            <w:shd w:val="clear" w:color="auto" w:fill="00467F"/>
+          </w:tcPr>
+          <w:p>
+            <w:r/>
+            <w:r>
+              <w:rPr>
+                <w:rFonts w:ascii="맑은 고딕" w:hAnsi="맑은 고딕"/>
+                <w:b/>
+                <w:color w:val="FFFFFF"/>
+                <w:sz w:val="18"/>
+                <w:rFonts w:eastAsia="맑은 고딕"/>
+              </w:rPr>
+              <w:t>대체한 옛 화면</w:t>
+            </w:r>
+          </w:p>
+        </w:tc>
+        <w:tc>
+          <w:tcPr>
+            <w:tcW w:type="dxa" w:w="2889"/>
+            <w:shd w:val="clear" w:color="auto" w:fill="00467F"/>
+          </w:tcPr>
+          <w:p>
+            <w:r/>
+            <w:r>
+              <w:rPr>
+                <w:rFonts w:ascii="맑은 고딕" w:hAnsi="맑은 고딕"/>
+                <w:b/>
+                <w:color w:val="FFFFFF"/>
+                <w:sz w:val="18"/>
+                <w:rFonts w:eastAsia="맑은 고딕"/>
+              </w:rPr>
+              <w:t>사유</w:t>
+            </w:r>
+          </w:p>
+        </w:tc>
+      </w:tr>
+      <w:tr>
+        <w:tc>
+          <w:tcPr>
+            <w:tcW w:type="dxa" w:w="2889"/>
+          </w:tcPr>
+          <w:p>
+            <w:r/>
+            <w:r>
+              <w:rPr>
+                <w:rFonts w:ascii="맑은 고딕" w:hAnsi="맑은 고딕"/>
+                <w:b/>
+                <w:sz w:val="18"/>
+                <w:rFonts w:eastAsia="맑은 고딕"/>
+              </w:rPr>
+              <w:t>/inquiry</w:t>
+            </w:r>
+          </w:p>
+        </w:tc>
+        <w:tc>
+          <w:tcPr>
+            <w:tcW w:type="dxa" w:w="2889"/>
+          </w:tcPr>
+          <w:p>
+            <w:r/>
+            <w:r>
+              <w:rPr>
+                <w:rFonts w:ascii="맑은 고딕" w:hAnsi="맑은 고딕"/>
+                <w:b w:val="0"/>
+                <w:sz w:val="18"/>
+                <w:rFonts w:eastAsia="맑은 고딕"/>
+              </w:rPr>
+              <w:t>인테이크 화면(별도 경로)</w:t>
+            </w:r>
+          </w:p>
+        </w:tc>
+        <w:tc>
+          <w:tcPr>
+            <w:tcW w:type="dxa" w:w="2889"/>
+          </w:tcPr>
+          <w:p>
+            <w:r/>
+            <w:r>
+              <w:rPr>
+                <w:rFonts w:ascii="맑은 고딕" w:hAnsi="맑은 고딕"/>
+                <w:b w:val="0"/>
+                <w:sz w:val="18"/>
+                <w:rFonts w:eastAsia="맑은 고딕"/>
+              </w:rPr>
+              <w:t>통합 문의 퍼널로 통폐합(영구 리디렉트). 옛 화면은 보관 처리.</w:t>
+            </w:r>
+          </w:p>
+        </w:tc>
+      </w:tr>
+      <w:tr>
+        <w:tc>
+          <w:tcPr>
+            <w:tcW w:type="dxa" w:w="2889"/>
+          </w:tcPr>
+          <w:p>
+            <w:r/>
+            <w:r>
+              <w:rPr>
+                <w:rFonts w:ascii="맑은 고딕" w:hAnsi="맑은 고딕"/>
+                <w:b/>
+                <w:sz w:val="18"/>
+                <w:rFonts w:eastAsia="맑은 고딕"/>
+              </w:rPr>
+              <w:t>/inquiry</w:t>
+            </w:r>
+          </w:p>
+        </w:tc>
+        <w:tc>
+          <w:tcPr>
+            <w:tcW w:type="dxa" w:w="2889"/>
+          </w:tcPr>
+          <w:p>
+            <w:r/>
+            <w:r>
+              <w:rPr>
+                <w:rFonts w:ascii="맑은 고딕" w:hAnsi="맑은 고딕"/>
+                <w:b w:val="0"/>
+                <w:sz w:val="18"/>
+                <w:rFonts w:eastAsia="맑은 고딕"/>
+              </w:rPr>
+              <w:t>상담 시작 화면(별도 경로)</w:t>
+            </w:r>
+          </w:p>
+        </w:tc>
+        <w:tc>
+          <w:tcPr>
+            <w:tcW w:type="dxa" w:w="2889"/>
+          </w:tcPr>
+          <w:p>
+            <w:r/>
+            <w:r>
+              <w:rPr>
+                <w:rFonts w:ascii="맑은 고딕" w:hAnsi="맑은 고딕"/>
+                <w:b w:val="0"/>
+                <w:sz w:val="18"/>
+                <w:rFonts w:eastAsia="맑은 고딕"/>
+              </w:rPr>
+              <w:t>통합 문의 퍼널로 통폐합(영구 리디렉트).</w:t>
+            </w:r>
+          </w:p>
+        </w:tc>
+      </w:tr>
+      <w:tr>
+        <w:tc>
+          <w:tcPr>
+            <w:tcW w:type="dxa" w:w="2889"/>
+          </w:tcPr>
+          <w:p>
+            <w:r/>
+            <w:r>
+              <w:rPr>
+                <w:rFonts w:ascii="맑은 고딕" w:hAnsi="맑은 고딕"/>
+                <w:b/>
+                <w:sz w:val="18"/>
+                <w:rFonts w:eastAsia="맑은 고딕"/>
+              </w:rPr>
+              <w:t>/hospital</w:t>
+            </w:r>
+          </w:p>
+        </w:tc>
+        <w:tc>
+          <w:tcPr>
+            <w:tcW w:type="dxa" w:w="2889"/>
+          </w:tcPr>
+          <w:p>
+            <w:r/>
+            <w:r>
+              <w:rPr>
+                <w:rFonts w:ascii="맑은 고딕" w:hAnsi="맑은 고딕"/>
+                <w:b w:val="0"/>
+                <w:sz w:val="18"/>
+                <w:rFonts w:eastAsia="맑은 고딕"/>
+              </w:rPr>
+              <w:t>파트너 포털 경로</w:t>
+            </w:r>
+          </w:p>
+        </w:tc>
+        <w:tc>
+          <w:tcPr>
+            <w:tcW w:type="dxa" w:w="2889"/>
+          </w:tcPr>
+          <w:p>
+            <w:r/>
+            <w:r>
+              <w:rPr>
+                <w:rFonts w:ascii="맑은 고딕" w:hAnsi="맑은 고딕"/>
+                <w:b w:val="0"/>
+                <w:sz w:val="18"/>
+                <w:rFonts w:eastAsia="맑은 고딕"/>
+              </w:rPr>
+              <w:t>국내 의료기관 포털로 개명. 옛 경로는 존재하지 않음.</w:t>
+            </w:r>
+          </w:p>
+        </w:tc>
+      </w:tr>
+      <w:tr>
+        <w:tc>
+          <w:tcPr>
+            <w:tcW w:type="dxa" w:w="2889"/>
+          </w:tcPr>
+          <w:p>
+            <w:r/>
+            <w:r>
+              <w:rPr>
+                <w:rFonts w:ascii="맑은 고딕" w:hAnsi="맑은 고딕"/>
+                <w:b/>
+                <w:sz w:val="18"/>
+                <w:rFonts w:eastAsia="맑은 고딕"/>
+              </w:rPr>
+              <w:t>(폐지)</w:t>
+            </w:r>
+          </w:p>
+        </w:tc>
+        <w:tc>
+          <w:tcPr>
+            <w:tcW w:type="dxa" w:w="2889"/>
+          </w:tcPr>
+          <w:p>
+            <w:r/>
+            <w:r>
+              <w:rPr>
+                <w:rFonts w:ascii="맑은 고딕" w:hAnsi="맑은 고딕"/>
+                <w:b w:val="0"/>
+                <w:sz w:val="18"/>
+                <w:rFonts w:eastAsia="맑은 고딕"/>
+              </w:rPr>
+              <w:t>의사 전용 화면</w:t>
+            </w:r>
+          </w:p>
+        </w:tc>
+        <w:tc>
+          <w:tcPr>
+            <w:tcW w:type="dxa" w:w="2889"/>
+          </w:tcPr>
+          <w:p>
+            <w:r/>
+            <w:r>
+              <w:rPr>
+                <w:rFonts w:ascii="맑은 고딕" w:hAnsi="맑은 고딕"/>
+                <w:b w:val="0"/>
+                <w:sz w:val="18"/>
+                <w:rFonts w:eastAsia="맑은 고딕"/>
+              </w:rPr>
+              <w:t>의사 계정 계층 폐지. 화상상담 초대링크 또는 병원 계정으로 참여.</w:t>
+            </w:r>
+          </w:p>
+        </w:tc>
+      </w:tr>
+      <w:tr>
+        <w:tc>
+          <w:tcPr>
+            <w:tcW w:type="dxa" w:w="2889"/>
+          </w:tcPr>
+          <w:p>
+            <w:r/>
+            <w:r>
+              <w:rPr>
+                <w:rFonts w:ascii="맑은 고딕" w:hAnsi="맑은 고딕"/>
+                <w:b/>
+                <w:sz w:val="18"/>
+                <w:rFonts w:eastAsia="맑은 고딕"/>
+              </w:rPr>
+              <w:t>/</w:t>
+            </w:r>
+          </w:p>
+        </w:tc>
+        <w:tc>
+          <w:tcPr>
+            <w:tcW w:type="dxa" w:w="2889"/>
+          </w:tcPr>
+          <w:p>
+            <w:r/>
+            <w:r>
+              <w:rPr>
+                <w:rFonts w:ascii="맑은 고딕" w:hAnsi="맑은 고딕"/>
+                <w:b w:val="0"/>
+                <w:sz w:val="18"/>
+                <w:rFonts w:eastAsia="맑은 고딕"/>
+              </w:rPr>
+              <w:t>후기 화면</w:t>
+            </w:r>
+          </w:p>
+        </w:tc>
+        <w:tc>
+          <w:tcPr>
+            <w:tcW w:type="dxa" w:w="2889"/>
+          </w:tcPr>
+          <w:p>
+            <w:r/>
+            <w:r>
+              <w:rPr>
+                <w:rFonts w:ascii="맑은 고딕" w:hAnsi="맑은 고딕"/>
+                <w:b w:val="0"/>
+                <w:sz w:val="18"/>
+                <w:rFonts w:eastAsia="맑은 고딕"/>
+              </w:rPr>
+              <w:t>후기 화면 비활성(홈 리디렉트).</w:t>
+            </w:r>
+          </w:p>
+        </w:tc>
+      </w:tr>
+      <w:tr>
+        <w:tc>
+          <w:tcPr>
+            <w:tcW w:type="dxa" w:w="2889"/>
+          </w:tcPr>
+          <w:p>
+            <w:r/>
+            <w:r>
+              <w:rPr>
+                <w:rFonts w:ascii="맑은 고딕" w:hAnsi="맑은 고딕"/>
+                <w:b/>
+                <w:sz w:val="18"/>
+                <w:rFonts w:eastAsia="맑은 고딕"/>
+              </w:rPr>
+              <w:t>/hospitals</w:t>
+            </w:r>
+          </w:p>
+        </w:tc>
+        <w:tc>
+          <w:tcPr>
+            <w:tcW w:type="dxa" w:w="2889"/>
+          </w:tcPr>
+          <w:p>
+            <w:r/>
+            <w:r>
+              <w:rPr>
+                <w:rFonts w:ascii="맑은 고딕" w:hAnsi="맑은 고딕"/>
+                <w:b w:val="0"/>
+                <w:sz w:val="18"/>
+                <w:rFonts w:eastAsia="맑은 고딕"/>
+              </w:rPr>
+              <w:t>검색 화면</w:t>
+            </w:r>
+          </w:p>
+        </w:tc>
+        <w:tc>
+          <w:tcPr>
+            <w:tcW w:type="dxa" w:w="2889"/>
+          </w:tcPr>
+          <w:p>
+            <w:r/>
+            <w:r>
+              <w:rPr>
+                <w:rFonts w:ascii="맑은 고딕" w:hAnsi="맑은 고딕"/>
+                <w:b w:val="0"/>
+                <w:sz w:val="18"/>
+                <w:rFonts w:eastAsia="맑은 고딕"/>
+              </w:rPr>
+              <w:t>검색 화면 비활성(병원 목록으로 리디렉트).</w:t>
+            </w:r>
+          </w:p>
+        </w:tc>
+      </w:tr>
+    </w:tbl>
+    <w:p/>
+    <w:p>
+      <w:r>
+        <w:rPr>
+          <w:rFonts w:ascii="맑은 고딕" w:hAnsi="맑은 고딕"/>
+          <w:b/>
+          <w:color w:val="00467F"/>
+          <w:sz w:val="24"/>
+          <w:rFonts w:eastAsia="맑은 고딕"/>
+        </w:rPr>
+        <w:t>5. 품질검증 현황</w:t>
+      </w:r>
+    </w:p>
+    <w:tbl>
+      <w:tblPr>
+        <w:tblW w:type="auto" w:w="0"/>
+        <w:tblLook w:firstColumn="1" w:firstRow="1" w:lastColumn="0" w:lastRow="0" w:noHBand="0" w:noVBand="1" w:val="04A0"/>
+        <w:tblBorders>
+          <w:top w:val="single" w:sz="4" w:color="999999"/>
+          <w:left w:val="single" w:sz="4" w:color="999999"/>
+          <w:bottom w:val="single" w:sz="4" w:color="999999"/>
+          <w:right w:val="single" w:sz="4" w:color="999999"/>
+          <w:insideH w:val="single" w:sz="4" w:color="999999"/>
+          <w:insideV w:val="single" w:sz="4" w:color="999999"/>
+        </w:tblBorders>
+      </w:tblPr>
+      <w:tblGrid>
+        <w:gridCol w:w="2889"/>
+        <w:gridCol w:w="2889"/>
+        <w:gridCol w:w="2889"/>
+      </w:tblGrid>
+      <w:tr>
+        <w:tc>
+          <w:tcPr>
+            <w:tcW w:type="dxa" w:w="2889"/>
+            <w:shd w:val="clear" w:color="auto" w:fill="00467F"/>
+          </w:tcPr>
+          <w:p>
+            <w:r/>
+            <w:r>
+              <w:rPr>
+                <w:rFonts w:ascii="맑은 고딕" w:hAnsi="맑은 고딕"/>
+                <w:b/>
+                <w:color w:val="FFFFFF"/>
+                <w:sz w:val="18"/>
+                <w:rFonts w:eastAsia="맑은 고딕"/>
+              </w:rPr>
+              <w:t>구분</w:t>
+            </w:r>
+          </w:p>
+        </w:tc>
+        <w:tc>
+          <w:tcPr>
+            <w:tcW w:type="dxa" w:w="2889"/>
+            <w:shd w:val="clear" w:color="auto" w:fill="00467F"/>
+          </w:tcPr>
+          <w:p>
+            <w:r/>
+            <w:r>
+              <w:rPr>
+                <w:rFonts w:ascii="맑은 고딕" w:hAnsi="맑은 고딕"/>
+                <w:b/>
+                <w:color w:val="FFFFFF"/>
+                <w:sz w:val="18"/>
+                <w:rFonts w:eastAsia="맑은 고딕"/>
+              </w:rPr>
+              <w:t>규모</w:t>
+            </w:r>
+          </w:p>
+        </w:tc>
+        <w:tc>
+          <w:tcPr>
+            <w:tcW w:type="dxa" w:w="2889"/>
+            <w:shd w:val="clear" w:color="auto" w:fill="00467F"/>
+          </w:tcPr>
+          <w:p>
+            <w:r/>
+            <w:r>
+              <w:rPr>
+                <w:rFonts w:ascii="맑은 고딕" w:hAnsi="맑은 고딕"/>
+                <w:b/>
+                <w:color w:val="FFFFFF"/>
+                <w:sz w:val="18"/>
+                <w:rFonts w:eastAsia="맑은 고딕"/>
+              </w:rPr>
+              <w:t>결과</w:t>
+            </w:r>
+          </w:p>
+        </w:tc>
+      </w:tr>
+      <w:tr>
+        <w:tc>
+          <w:tcPr>
+            <w:tcW w:type="dxa" w:w="2889"/>
+          </w:tcPr>
+          <w:p>
+            <w:r/>
+            <w:r>
+              <w:rPr>
+                <w:rFonts w:ascii="맑은 고딕" w:hAnsi="맑은 고딕"/>
+                <w:b/>
+                <w:sz w:val="18"/>
+                <w:rFonts w:eastAsia="맑은 고딕"/>
+              </w:rPr>
+              <w:t>단위 테스트</w:t>
+            </w:r>
+          </w:p>
+        </w:tc>
+        <w:tc>
+          <w:tcPr>
+            <w:tcW w:type="dxa" w:w="2889"/>
+          </w:tcPr>
+          <w:p>
+            <w:r/>
+            <w:r>
+              <w:rPr>
+                <w:rFonts w:ascii="맑은 고딕" w:hAnsi="맑은 고딕"/>
+                <w:b w:val="0"/>
+                <w:sz w:val="18"/>
+                <w:rFonts w:eastAsia="맑은 고딕"/>
+              </w:rPr>
+              <w:t>82개 파일 / 748건</w:t>
+            </w:r>
+          </w:p>
+        </w:tc>
+        <w:tc>
+          <w:tcPr>
+            <w:tcW w:type="dxa" w:w="2889"/>
+          </w:tcPr>
+          <w:p>
+            <w:r/>
+            <w:r>
+              <w:rPr>
+                <w:rFonts w:ascii="맑은 고딕" w:hAnsi="맑은 고딕"/>
+                <w:b w:val="0"/>
+                <w:sz w:val="18"/>
+                <w:rFonts w:eastAsia="맑은 고딕"/>
+              </w:rPr>
+              <w:t>전건 통과</w:t>
+            </w:r>
+          </w:p>
+        </w:tc>
+      </w:tr>
+      <w:tr>
+        <w:tc>
+          <w:tcPr>
+            <w:tcW w:type="dxa" w:w="2889"/>
+          </w:tcPr>
+          <w:p>
+            <w:r/>
+            <w:r>
+              <w:rPr>
+                <w:rFonts w:ascii="맑은 고딕" w:hAnsi="맑은 고딕"/>
+                <w:b/>
+                <w:sz w:val="18"/>
+                <w:rFonts w:eastAsia="맑은 고딕"/>
+              </w:rPr>
+              <w:t>통합·E2E 테스트</w:t>
+            </w:r>
+          </w:p>
+        </w:tc>
+        <w:tc>
+          <w:tcPr>
+            <w:tcW w:type="dxa" w:w="2889"/>
+          </w:tcPr>
+          <w:p>
+            <w:r/>
+            <w:r>
+              <w:rPr>
+                <w:rFonts w:ascii="맑은 고딕" w:hAnsi="맑은 고딕"/>
+                <w:b w:val="0"/>
+                <w:sz w:val="18"/>
+                <w:rFonts w:eastAsia="맑은 고딕"/>
+              </w:rPr>
+              <w:t>40개 파일 / 108건</w:t>
+            </w:r>
+          </w:p>
+        </w:tc>
+        <w:tc>
+          <w:tcPr>
+            <w:tcW w:type="dxa" w:w="2889"/>
+          </w:tcPr>
+          <w:p>
+            <w:r/>
+            <w:r>
+              <w:rPr>
+                <w:rFonts w:ascii="맑은 고딕" w:hAnsi="맑은 고딕"/>
+                <w:b w:val="0"/>
+                <w:sz w:val="18"/>
+                <w:rFonts w:eastAsia="맑은 고딕"/>
+              </w:rPr>
+              <w:t>자동 실행</w:t>
+            </w:r>
+          </w:p>
+        </w:tc>
+      </w:tr>
+    </w:tbl>
+    <w:p/>
+    <w:p>
+      <w:r>
+        <w:rPr>
+          <w:rFonts w:ascii="맑은 고딕" w:hAnsi="맑은 고딕"/>
+          <w:b/>
+          <w:color w:val="00467F"/>
+          <w:sz w:val="24"/>
+          <w:rFonts w:eastAsia="맑은 고딕"/>
+        </w:rPr>
+        <w:t>6. 자동 검사 항목</w:t>
+      </w:r>
+    </w:p>
+    <w:tbl>
+      <w:tblPr>
+        <w:tblW w:type="auto" w:w="0"/>
+        <w:tblLook w:firstColumn="1" w:firstRow="1" w:lastColumn="0" w:lastRow="0" w:noHBand="0" w:noVBand="1" w:val="04A0"/>
+        <w:tblBorders>
+          <w:top w:val="single" w:sz="4" w:color="999999"/>
+          <w:left w:val="single" w:sz="4" w:color="999999"/>
+          <w:bottom w:val="single" w:sz="4" w:color="999999"/>
+          <w:right w:val="single" w:sz="4" w:color="999999"/>
+          <w:insideH w:val="single" w:sz="4" w:color="999999"/>
+          <w:insideV w:val="single" w:sz="4" w:color="999999"/>
+        </w:tblBorders>
+      </w:tblPr>
+      <w:tblGrid>
+        <w:gridCol w:w="2889"/>
+        <w:gridCol w:w="2889"/>
+        <w:gridCol w:w="2889"/>
+      </w:tblGrid>
+      <w:tr>
+        <w:tc>
+          <w:tcPr>
+            <w:tcW w:type="dxa" w:w="2889"/>
+            <w:shd w:val="clear" w:color="auto" w:fill="00467F"/>
+          </w:tcPr>
+          <w:p>
+            <w:r/>
+            <w:r>
+              <w:rPr>
+                <w:rFonts w:ascii="맑은 고딕" w:hAnsi="맑은 고딕"/>
+                <w:b/>
+                <w:color w:val="FFFFFF"/>
+                <w:sz w:val="18"/>
+                <w:rFonts w:eastAsia="맑은 고딕"/>
+              </w:rPr>
+              <w:t>검사</w:t>
+            </w:r>
+          </w:p>
+        </w:tc>
+        <w:tc>
+          <w:tcPr>
+            <w:tcW w:type="dxa" w:w="2889"/>
+            <w:shd w:val="clear" w:color="auto" w:fill="00467F"/>
+          </w:tcPr>
+          <w:p>
+            <w:r/>
+            <w:r>
+              <w:rPr>
+                <w:rFonts w:ascii="맑은 고딕" w:hAnsi="맑은 고딕"/>
+                <w:b/>
+                <w:color w:val="FFFFFF"/>
+                <w:sz w:val="18"/>
+                <w:rFonts w:eastAsia="맑은 고딕"/>
+              </w:rPr>
+              <w:t>내용</w:t>
+            </w:r>
+          </w:p>
+        </w:tc>
+        <w:tc>
+          <w:tcPr>
+            <w:tcW w:type="dxa" w:w="2889"/>
+            <w:shd w:val="clear" w:color="auto" w:fill="00467F"/>
+          </w:tcPr>
+          <w:p>
+            <w:r/>
+            <w:r>
+              <w:rPr>
+                <w:rFonts w:ascii="맑은 고딕" w:hAnsi="맑은 고딕"/>
+                <w:b/>
+                <w:color w:val="FFFFFF"/>
+                <w:sz w:val="18"/>
+                <w:rFonts w:eastAsia="맑은 고딕"/>
+              </w:rPr>
+              <w:t>주기</w:t>
+            </w:r>
+          </w:p>
+        </w:tc>
+      </w:tr>
+      <w:tr>
+        <w:tc>
+          <w:tcPr>
+            <w:tcW w:type="dxa" w:w="2889"/>
+          </w:tcPr>
+          <w:p>
+            <w:r/>
+            <w:r>
+              <w:rPr>
+                <w:rFonts w:ascii="맑은 고딕" w:hAnsi="맑은 고딕"/>
+                <w:b/>
+                <w:sz w:val="18"/>
+                <w:rFonts w:eastAsia="맑은 고딕"/>
+              </w:rPr>
+              <w:t>타입·빌드</w:t>
+            </w:r>
+          </w:p>
+        </w:tc>
+        <w:tc>
+          <w:tcPr>
+            <w:tcW w:type="dxa" w:w="2889"/>
+          </w:tcPr>
+          <w:p>
+            <w:r/>
+            <w:r>
+              <w:rPr>
+                <w:rFonts w:ascii="맑은 고딕" w:hAnsi="맑은 고딕"/>
+                <w:b w:val="0"/>
+                <w:sz w:val="18"/>
+                <w:rFonts w:eastAsia="맑은 고딕"/>
+              </w:rPr>
+              <w:t>TypeScript 검사 및 프로덕션 빌드</w:t>
+            </w:r>
+          </w:p>
+        </w:tc>
+        <w:tc>
+          <w:tcPr>
+            <w:tcW w:type="dxa" w:w="2889"/>
+          </w:tcPr>
+          <w:p>
+            <w:r/>
+            <w:r>
+              <w:rPr>
+                <w:rFonts w:ascii="맑은 고딕" w:hAnsi="맑은 고딕"/>
+                <w:b w:val="0"/>
+                <w:sz w:val="18"/>
+                <w:rFonts w:eastAsia="맑은 고딕"/>
+              </w:rPr>
+              <w:t>매 변경 자동 실행</w:t>
+            </w:r>
+          </w:p>
+        </w:tc>
+      </w:tr>
+      <w:tr>
+        <w:tc>
+          <w:tcPr>
+            <w:tcW w:type="dxa" w:w="2889"/>
+          </w:tcPr>
+          <w:p>
+            <w:r/>
+            <w:r>
+              <w:rPr>
+                <w:rFonts w:ascii="맑은 고딕" w:hAnsi="맑은 고딕"/>
+                <w:b/>
+                <w:sz w:val="18"/>
+                <w:rFonts w:eastAsia="맑은 고딕"/>
+              </w:rPr>
+              <w:t>콘텐츠 일관성</w:t>
+            </w:r>
+          </w:p>
+        </w:tc>
+        <w:tc>
+          <w:tcPr>
+            <w:tcW w:type="dxa" w:w="2889"/>
+          </w:tcPr>
+          <w:p>
+            <w:r/>
+            <w:r>
+              <w:rPr>
+                <w:rFonts w:ascii="맑은 고딕" w:hAnsi="맑은 고딕"/>
+                <w:b w:val="0"/>
+                <w:sz w:val="18"/>
+                <w:rFonts w:eastAsia="맑은 고딕"/>
+              </w:rPr>
+              <w:t>폐지된 경로·용어, 6개 언어 키 누락 검사</w:t>
+            </w:r>
+          </w:p>
+        </w:tc>
+        <w:tc>
+          <w:tcPr>
+            <w:tcW w:type="dxa" w:w="2889"/>
+          </w:tcPr>
+          <w:p>
+            <w:r/>
+            <w:r>
+              <w:rPr>
+                <w:rFonts w:ascii="맑은 고딕" w:hAnsi="맑은 고딕"/>
+                <w:b w:val="0"/>
+                <w:sz w:val="18"/>
+                <w:rFonts w:eastAsia="맑은 고딕"/>
+              </w:rPr>
+              <w:t>매 변경 자동 실행</w:t>
+            </w:r>
+          </w:p>
+        </w:tc>
+      </w:tr>
+      <w:tr>
+        <w:tc>
+          <w:tcPr>
+            <w:tcW w:type="dxa" w:w="2889"/>
+          </w:tcPr>
+          <w:p>
+            <w:r/>
+            <w:r>
+              <w:rPr>
+                <w:rFonts w:ascii="맑은 고딕" w:hAnsi="맑은 고딕"/>
+                <w:b/>
+                <w:sz w:val="18"/>
+                <w:rFonts w:eastAsia="맑은 고딕"/>
+              </w:rPr>
+              <w:t>보안 의존성</w:t>
+            </w:r>
+          </w:p>
+        </w:tc>
+        <w:tc>
+          <w:tcPr>
+            <w:tcW w:type="dxa" w:w="2889"/>
+          </w:tcPr>
+          <w:p>
+            <w:r/>
+            <w:r>
+              <w:rPr>
+                <w:rFonts w:ascii="맑은 고딕" w:hAnsi="맑은 고딕"/>
+                <w:b w:val="0"/>
+                <w:sz w:val="18"/>
+                <w:rFonts w:eastAsia="맑은 고딕"/>
+              </w:rPr>
+              <w:t>취약점 공고 단위 판정(기한부 예외 관리)</w:t>
+            </w:r>
+          </w:p>
+        </w:tc>
+        <w:tc>
+          <w:tcPr>
+            <w:tcW w:type="dxa" w:w="2889"/>
+          </w:tcPr>
+          <w:p>
+            <w:r/>
+            <w:r>
+              <w:rPr>
+                <w:rFonts w:ascii="맑은 고딕" w:hAnsi="맑은 고딕"/>
+                <w:b w:val="0"/>
+                <w:sz w:val="18"/>
+                <w:rFonts w:eastAsia="맑은 고딕"/>
+              </w:rPr>
+              <w:t>매 변경 자동 실행</w:t>
+            </w:r>
+          </w:p>
+        </w:tc>
+      </w:tr>
+      <w:tr>
+        <w:tc>
+          <w:tcPr>
+            <w:tcW w:type="dxa" w:w="2889"/>
+          </w:tcPr>
+          <w:p>
+            <w:r/>
+            <w:r>
+              <w:rPr>
+                <w:rFonts w:ascii="맑은 고딕" w:hAnsi="맑은 고딕"/>
+                <w:b/>
+                <w:sz w:val="18"/>
+                <w:rFonts w:eastAsia="맑은 고딕"/>
+              </w:rPr>
+              <w:t>스모크 E2E</w:t>
+            </w:r>
+          </w:p>
+        </w:tc>
+        <w:tc>
+          <w:tcPr>
+            <w:tcW w:type="dxa" w:w="2889"/>
+          </w:tcPr>
+          <w:p>
+            <w:r/>
+            <w:r>
+              <w:rPr>
+                <w:rFonts w:ascii="맑은 고딕" w:hAnsi="맑은 고딕"/>
+                <w:b w:val="0"/>
+                <w:sz w:val="18"/>
+                <w:rFonts w:eastAsia="맑은 고딕"/>
+              </w:rPr>
+              <w:t>주요 화면·흐름 자동 클릭 검증</w:t>
+            </w:r>
+          </w:p>
+        </w:tc>
+        <w:tc>
+          <w:tcPr>
+            <w:tcW w:type="dxa" w:w="2889"/>
+          </w:tcPr>
+          <w:p>
+            <w:r/>
+            <w:r>
+              <w:rPr>
+                <w:rFonts w:ascii="맑은 고딕" w:hAnsi="맑은 고딕"/>
+                <w:b w:val="0"/>
+                <w:sz w:val="18"/>
+                <w:rFonts w:eastAsia="맑은 고딕"/>
+              </w:rPr>
+              <w:t>매 변경 자동 실행</w:t>
+            </w:r>
+          </w:p>
+        </w:tc>
+      </w:tr>
+      <w:tr>
+        <w:tc>
+          <w:tcPr>
+            <w:tcW w:type="dxa" w:w="2889"/>
+          </w:tcPr>
+          <w:p>
+            <w:r/>
+            <w:r>
+              <w:rPr>
+                <w:rFonts w:ascii="맑은 고딕" w:hAnsi="맑은 고딕"/>
+                <w:b/>
+                <w:sz w:val="18"/>
+                <w:rFonts w:eastAsia="맑은 고딕"/>
+              </w:rPr>
+              <w:t>야간 전체 E2E</w:t>
+            </w:r>
+          </w:p>
+        </w:tc>
+        <w:tc>
+          <w:tcPr>
+            <w:tcW w:type="dxa" w:w="2889"/>
+          </w:tcPr>
+          <w:p>
+            <w:r/>
+            <w:r>
+              <w:rPr>
+                <w:rFonts w:ascii="맑은 고딕" w:hAnsi="맑은 고딕"/>
+                <w:b w:val="0"/>
+                <w:sz w:val="18"/>
+                <w:rFonts w:eastAsia="맑은 고딕"/>
+              </w:rPr>
+              <w:t>전체 시나리오 및 접근성·잘림 검사</w:t>
+            </w:r>
+          </w:p>
+        </w:tc>
+        <w:tc>
+          <w:tcPr>
+            <w:tcW w:type="dxa" w:w="2889"/>
+          </w:tcPr>
+          <w:p>
+            <w:r/>
+            <w:r>
+              <w:rPr>
+                <w:rFonts w:ascii="맑은 고딕" w:hAnsi="맑은 고딕"/>
+                <w:b w:val="0"/>
+                <w:sz w:val="18"/>
+                <w:rFonts w:eastAsia="맑은 고딕"/>
+              </w:rPr>
+              <w:t>매일 자동 실행</w:t>
+            </w:r>
+          </w:p>
+        </w:tc>
+      </w:tr>
+    </w:tbl>
+    <w:p/>
+    <w:p>
+      <w:r>
+        <w:rPr>
+          <w:rFonts w:ascii="맑은 고딕" w:hAnsi="맑은 고딕"/>
+          <w:b/>
+          <w:color w:val="00467F"/>
+          <w:sz w:val="24"/>
+          <w:rFonts w:eastAsia="맑은 고딕"/>
+        </w:rPr>
+        <w:t>9. 근거자료</w:t>
+      </w:r>
+    </w:p>
+    <w:tbl>
+      <w:tblPr>
+        <w:tblW w:type="auto" w:w="0"/>
+        <w:tblLook w:firstColumn="1" w:firstRow="1" w:lastColumn="0" w:lastRow="0" w:noHBand="0" w:noVBand="1" w:val="04A0"/>
+        <w:tblBorders>
+          <w:top w:val="single" w:sz="4" w:color="999999"/>
+          <w:left w:val="single" w:sz="4" w:color="999999"/>
+          <w:bottom w:val="single" w:sz="4" w:color="999999"/>
+          <w:right w:val="single" w:sz="4" w:color="999999"/>
+          <w:insideH w:val="single" w:sz="4" w:color="999999"/>
+          <w:insideV w:val="single" w:sz="4" w:color="999999"/>
+        </w:tblBorders>
+      </w:tblPr>
+      <w:tblGrid>
+        <w:gridCol w:w="2889"/>
+        <w:gridCol w:w="2889"/>
+        <w:gridCol w:w="2889"/>
+      </w:tblGrid>
+      <w:tr>
+        <w:tc>
+          <w:tcPr>
+            <w:tcW w:type="dxa" w:w="2889"/>
+            <w:shd w:val="clear" w:color="auto" w:fill="00467F"/>
+          </w:tcPr>
+          <w:p>
+            <w:r/>
+            <w:r>
+              <w:rPr>
+                <w:rFonts w:ascii="맑은 고딕" w:hAnsi="맑은 고딕"/>
+                <w:b/>
+                <w:color w:val="FFFFFF"/>
+                <w:sz w:val="18"/>
+                <w:rFonts w:eastAsia="맑은 고딕"/>
+              </w:rPr>
+              <w:t>구분</w:t>
+            </w:r>
+          </w:p>
+        </w:tc>
+        <w:tc>
+          <w:tcPr>
+            <w:tcW w:type="dxa" w:w="2889"/>
+            <w:shd w:val="clear" w:color="auto" w:fill="00467F"/>
+          </w:tcPr>
+          <w:p>
+            <w:r/>
+            <w:r>
+              <w:rPr>
+                <w:rFonts w:ascii="맑은 고딕" w:hAnsi="맑은 고딕"/>
+                <w:b/>
+                <w:color w:val="FFFFFF"/>
+                <w:sz w:val="18"/>
+                <w:rFonts w:eastAsia="맑은 고딕"/>
+              </w:rPr>
+              <w:t>출처</w:t>
+            </w:r>
+          </w:p>
+        </w:tc>
+        <w:tc>
+          <w:tcPr>
+            <w:tcW w:type="dxa" w:w="2889"/>
+            <w:shd w:val="clear" w:color="auto" w:fill="00467F"/>
+          </w:tcPr>
+          <w:p>
+            <w:r/>
+            <w:r>
+              <w:rPr>
+                <w:rFonts w:ascii="맑은 고딕" w:hAnsi="맑은 고딕"/>
+                <w:b/>
+                <w:color w:val="FFFFFF"/>
+                <w:sz w:val="18"/>
+                <w:rFonts w:eastAsia="맑은 고딕"/>
+              </w:rPr>
+              <w:t>확인 내용</w:t>
+            </w:r>
+          </w:p>
+        </w:tc>
+      </w:tr>
+      <w:tr>
+        <w:tc>
+          <w:tcPr>
+            <w:tcW w:type="dxa" w:w="2889"/>
+          </w:tcPr>
+          <w:p>
+            <w:r/>
+            <w:r>
+              <w:rPr>
+                <w:rFonts w:ascii="맑은 고딕" w:hAnsi="맑은 고딕"/>
+                <w:b/>
+                <w:sz w:val="18"/>
+                <w:rFonts w:eastAsia="맑은 고딕"/>
+              </w:rPr>
+              <w:t>코드</w:t>
+            </w:r>
+          </w:p>
+        </w:tc>
+        <w:tc>
+          <w:tcPr>
+            <w:tcW w:type="dxa" w:w="2889"/>
+          </w:tcPr>
+          <w:p>
+            <w:r/>
+            <w:r>
+              <w:rPr>
+                <w:rFonts w:ascii="맑은 고딕" w:hAnsi="맑은 고딕"/>
+                <w:b w:val="0"/>
+                <w:sz w:val="18"/>
+                <w:rFonts w:eastAsia="맑은 고딕"/>
+              </w:rPr>
+              <w:t>src/lib/auth/accountTiers.ts</w:t>
+            </w:r>
+          </w:p>
+        </w:tc>
+        <w:tc>
+          <w:tcPr>
+            <w:tcW w:type="dxa" w:w="2889"/>
+          </w:tcPr>
+          <w:p>
+            <w:r/>
+            <w:r>
+              <w:rPr>
+                <w:rFonts w:ascii="맑은 고딕" w:hAnsi="맑은 고딕"/>
+                <w:b w:val="0"/>
+                <w:sz w:val="18"/>
+                <w:rFonts w:eastAsia="맑은 고딕"/>
+              </w:rPr>
+              <w:t>계정 계층 7종의 단일 표준</w:t>
+            </w:r>
+          </w:p>
+        </w:tc>
+      </w:tr>
+      <w:tr>
+        <w:tc>
+          <w:tcPr>
+            <w:tcW w:type="dxa" w:w="2889"/>
+          </w:tcPr>
+          <w:p>
+            <w:r/>
+            <w:r>
+              <w:rPr>
+                <w:rFonts w:ascii="맑은 고딕" w:hAnsi="맑은 고딕"/>
+                <w:b/>
+                <w:sz w:val="18"/>
+                <w:rFonts w:eastAsia="맑은 고딕"/>
+              </w:rPr>
+              <w:t>코드</w:t>
+            </w:r>
+          </w:p>
+        </w:tc>
+        <w:tc>
+          <w:tcPr>
+            <w:tcW w:type="dxa" w:w="2889"/>
+          </w:tcPr>
+          <w:p>
+            <w:r/>
+            <w:r>
+              <w:rPr>
+                <w:rFonts w:ascii="맑은 고딕" w:hAnsi="맑은 고딕"/>
+                <w:b w:val="0"/>
+                <w:sz w:val="18"/>
+                <w:rFonts w:eastAsia="맑은 고딕"/>
+              </w:rPr>
+              <w:t>src/lib/khidi/targets.ts</w:t>
+            </w:r>
+          </w:p>
+        </w:tc>
+        <w:tc>
+          <w:tcPr>
+            <w:tcW w:type="dxa" w:w="2889"/>
+          </w:tcPr>
+          <w:p>
+            <w:r/>
+            <w:r>
+              <w:rPr>
+                <w:rFonts w:ascii="맑은 고딕" w:hAnsi="맑은 고딕"/>
+                <w:b w:val="0"/>
+                <w:sz w:val="18"/>
+                <w:rFonts w:eastAsia="맑은 고딕"/>
+              </w:rPr>
+              <w:t>성과지표 공식 목표(12/120/90)</w:t>
+            </w:r>
+          </w:p>
+        </w:tc>
+      </w:tr>
+      <w:tr>
+        <w:tc>
+          <w:tcPr>
+            <w:tcW w:type="dxa" w:w="2889"/>
+          </w:tcPr>
+          <w:p>
+            <w:r/>
+            <w:r>
+              <w:rPr>
+                <w:rFonts w:ascii="맑은 고딕" w:hAnsi="맑은 고딕"/>
+                <w:b/>
+                <w:sz w:val="18"/>
+                <w:rFonts w:eastAsia="맑은 고딕"/>
+              </w:rPr>
+              <w:t>코드</w:t>
+            </w:r>
+          </w:p>
+        </w:tc>
+        <w:tc>
+          <w:tcPr>
+            <w:tcW w:type="dxa" w:w="2889"/>
+          </w:tcPr>
+          <w:p>
+            <w:r/>
+            <w:r>
+              <w:rPr>
+                <w:rFonts w:ascii="맑은 고딕" w:hAnsi="맑은 고딕"/>
+                <w:b w:val="0"/>
+                <w:sz w:val="18"/>
+                <w:rFonts w:eastAsia="맑은 고딕"/>
+              </w:rPr>
+              <w:t>src/lib/khidi/kpi.ts</w:t>
+            </w:r>
+          </w:p>
+        </w:tc>
+        <w:tc>
+          <w:tcPr>
+            <w:tcW w:type="dxa" w:w="2889"/>
+          </w:tcPr>
+          <w:p>
+            <w:r/>
+            <w:r>
+              <w:rPr>
+                <w:rFonts w:ascii="맑은 고딕" w:hAnsi="맑은 고딕"/>
+                <w:b w:val="0"/>
+                <w:sz w:val="18"/>
+                <w:rFonts w:eastAsia="맑은 고딕"/>
+              </w:rPr>
+              <w:t>성과지표 집계 정의(테스트 데이터 제외 규칙 포함)</w:t>
+            </w:r>
+          </w:p>
+        </w:tc>
+      </w:tr>
+      <w:tr>
+        <w:tc>
+          <w:tcPr>
+            <w:tcW w:type="dxa" w:w="2889"/>
+          </w:tcPr>
+          <w:p>
+            <w:r/>
+            <w:r>
+              <w:rPr>
+                <w:rFonts w:ascii="맑은 고딕" w:hAnsi="맑은 고딕"/>
+                <w:b/>
+                <w:sz w:val="18"/>
+                <w:rFonts w:eastAsia="맑은 고딕"/>
+              </w:rPr>
+              <w:t>빌드</w:t>
+            </w:r>
+          </w:p>
+        </w:tc>
+        <w:tc>
+          <w:tcPr>
+            <w:tcW w:type="dxa" w:w="2889"/>
+          </w:tcPr>
+          <w:p>
+            <w:r/>
+            <w:r>
+              <w:rPr>
+                <w:rFonts w:ascii="맑은 고딕" w:hAnsi="맑은 고딕"/>
+                <w:b w:val="0"/>
+                <w:sz w:val="18"/>
+                <w:rFonts w:eastAsia="맑은 고딕"/>
+              </w:rPr>
+              <w:t>Next.js 라우트 목록(CI 빌드 산출)</w:t>
+            </w:r>
+          </w:p>
+        </w:tc>
+        <w:tc>
+          <w:tcPr>
+            <w:tcW w:type="dxa" w:w="2889"/>
+          </w:tcPr>
+          <w:p>
+            <w:r/>
+            <w:r>
+              <w:rPr>
+                <w:rFonts w:ascii="맑은 고딕" w:hAnsi="맑은 고딕"/>
+                <w:b w:val="0"/>
+                <w:sz w:val="18"/>
+                <w:rFonts w:eastAsia="맑은 고딕"/>
+              </w:rPr>
+              <w:t>실제 존재하는 화면 경로</w:t>
+            </w:r>
+          </w:p>
+        </w:tc>
+      </w:tr>
+      <w:tr>
+        <w:tc>
+          <w:tcPr>
+            <w:tcW w:type="dxa" w:w="2889"/>
+          </w:tcPr>
+          <w:p>
+            <w:r/>
+            <w:r>
+              <w:rPr>
+                <w:rFonts w:ascii="맑은 고딕" w:hAnsi="맑은 고딕"/>
+                <w:b/>
+                <w:sz w:val="18"/>
+                <w:rFonts w:eastAsia="맑은 고딕"/>
+              </w:rPr>
+              <w:t>데이터</w:t>
+            </w:r>
+          </w:p>
+        </w:tc>
+        <w:tc>
+          <w:tcPr>
+            <w:tcW w:type="dxa" w:w="2889"/>
+          </w:tcPr>
+          <w:p>
+            <w:r/>
+            <w:r>
+              <w:rPr>
+                <w:rFonts w:ascii="맑은 고딕" w:hAnsi="맑은 고딕"/>
+                <w:b w:val="0"/>
+                <w:sz w:val="18"/>
+                <w:rFonts w:eastAsia="맑은 고딕"/>
+              </w:rPr>
+              <w:t>운영데이터베이스 정확 집계(2026. 7. 27.)</w:t>
+            </w:r>
+          </w:p>
+        </w:tc>
+        <w:tc>
+          <w:tcPr>
+            <w:tcW w:type="dxa" w:w="2889"/>
+          </w:tcPr>
+          <w:p>
+            <w:r/>
+            <w:r>
+              <w:rPr>
+                <w:rFonts w:ascii="맑은 고딕" w:hAnsi="맑은 고딕"/>
+                <w:b w:val="0"/>
+                <w:sz w:val="18"/>
+                <w:rFonts w:eastAsia="맑은 고딕"/>
+              </w:rPr>
+              <w:t>실적 수치의 원천</w:t>
+            </w:r>
+          </w:p>
+        </w:tc>
+      </w:tr>
+    </w:tbl>
+    <w:p/>
     <w:sectPr>
       <w:headerReference w:type="default" r:id="rId7"/>
       <w:footerReference w:type="default" r:id="rId8"/>

--- a/docs/government-project/08_테스트결과서.docx
+++ b/docs/government-project/08_테스트결과서.docx
@@ -144,7 +144,7 @@
                 <w:sz w:val="20"/>
                 <w:szCs w:val="20"/>
               </w:rPr>
-              <w:t xml:space="preserve">2026년 4월 30일</w:t>
+              <w:t>2026년 8월 19일</w:t>
             </w:r>
           </w:p>
         </w:tc>
@@ -5460,7 +5460,7 @@
           <w:sz w:val="18"/>
           <w:szCs w:val="18"/>
         </w:rPr>
-        <w:t xml:space="preserve">  SEC-01~08 모두 통과 (2026-04-30 기준). 분기별 회귀 테스트 필수.</w:t>
+        <w:t xml:space="preserve">  SEC-01~08 모두 통과 (2026-08-19 기준). 분기별 회귀 테스트 필수.</w:t>
       </w:r>
     </w:p>
     <w:p>
@@ -5669,7 +5669,7 @@
                 <w:sz w:val="18"/>
                 <w:szCs w:val="18"/>
               </w:rPr>
-              <w:t xml:space="preserve">2026-04-30</w:t>
+              <w:t>2026-08-19</w:t>
             </w:r>
           </w:p>
         </w:tc>
@@ -5702,7 +5702,7 @@
                 <w:sz w:val="18"/>
                 <w:szCs w:val="18"/>
               </w:rPr>
-              <w:t xml:space="preserve">Critical: 0건, High: 0건, Moderate: [확인 필요 — TBD]</w:t>
+              <w:t>Critical: 0건, High: 1건, Moderate: 2건 (운영 의존성 기준, 2026-08-19 실행)</w:t>
             </w:r>
           </w:p>
         </w:tc>
@@ -5882,7 +5882,7 @@
                 <w:sz w:val="18"/>
                 <w:szCs w:val="18"/>
               </w:rPr>
-              <w:t xml:space="preserve">현재 (4월 30일)</w:t>
+              <w:t>현재 (8월 19일)</w:t>
             </w:r>
           </w:p>
         </w:tc>
@@ -9015,7 +9015,7 @@
                 <w:sz w:val="18"/>
                 <w:szCs w:val="18"/>
               </w:rPr>
-              <w:t xml:space="preserve">2026-04-30</w:t>
+              <w:t>2026-08-19</w:t>
             </w:r>
           </w:p>
         </w:tc>
@@ -10336,7 +10336,7 @@
                 <w:sz w:val="18"/>
                 <w:rFonts w:eastAsia="맑은 고딕"/>
               </w:rPr>
-              <w:t>82개 파일 / 748건</w:t>
+              <w:t>110개 파일 / 1,002건</w:t>
             </w:r>
           </w:p>
         </w:tc>
@@ -10389,7 +10389,7 @@
                 <w:sz w:val="18"/>
                 <w:rFonts w:eastAsia="맑은 고딕"/>
               </w:rPr>
-              <w:t>40개 파일 / 108건</w:t>
+              <w:t>45개 파일 / 164건</w:t>
             </w:r>
           </w:p>
         </w:tc>
@@ -11102,6 +11102,1976 @@
                 <w:rFonts w:eastAsia="맑은 고딕"/>
               </w:rPr>
               <w:t>운영데이터베이스 정확 집계(2026. 7. 27.)</w:t>
+            </w:r>
+          </w:p>
+        </w:tc>
+        <w:tc>
+          <w:tcPr>
+            <w:tcW w:type="dxa" w:w="2889"/>
+          </w:tcPr>
+          <w:p>
+            <w:r/>
+            <w:r>
+              <w:rPr>
+                <w:rFonts w:ascii="맑은 고딕" w:hAnsi="맑은 고딕"/>
+                <w:b w:val="0"/>
+                <w:sz w:val="18"/>
+                <w:rFonts w:eastAsia="맑은 고딕"/>
+              </w:rPr>
+              <w:t>실적 수치의 원천</w:t>
+            </w:r>
+          </w:p>
+        </w:tc>
+      </w:tr>
+    </w:tbl>
+    <w:p/>
+    <w:p>
+      <w:r>
+        <w:br w:type="page"/>
+      </w:r>
+    </w:p>
+    <w:p>
+      <w:r>
+        <w:rPr>
+          <w:rFonts w:ascii="맑은 고딕" w:hAnsi="맑은 고딕"/>
+          <w:b/>
+          <w:color w:val="00467F"/>
+          <w:sz w:val="28"/>
+          <w:rFonts w:eastAsia="맑은 고딕"/>
+        </w:rPr>
+        <w:t>부록. 현행 반영 (2026. 8. 19. 기준)</w:t>
+      </w:r>
+    </w:p>
+    <w:p>
+      <w:r>
+        <w:rPr>
+          <w:rFonts w:ascii="맑은 고딕" w:hAnsi="맑은 고딕"/>
+          <w:b w:val="0"/>
+          <w:sz w:val="20"/>
+          <w:rFonts w:eastAsia="맑은 고딕"/>
+        </w:rPr>
+        <w:t>본 부록은 문서 본문 작성 이후 변경된 사항을 현행 기준으로 반영한 것이다. 수치는 추정이 아니라 운영데이터베이스 정확 집계이며, 화면 경로는 실제 배포 코드 기준이다.</w:t>
+      </w:r>
+    </w:p>
+    <w:p/>
+    <w:p>
+      <w:r>
+        <w:rPr>
+          <w:rFonts w:ascii="맑은 고딕" w:hAnsi="맑은 고딕"/>
+          <w:b/>
+          <w:color w:val="00467F"/>
+          <w:sz w:val="24"/>
+          <w:rFonts w:eastAsia="맑은 고딕"/>
+        </w:rPr>
+        <w:t>1. 계정 계층 (7종)</w:t>
+      </w:r>
+    </w:p>
+    <w:p>
+      <w:r>
+        <w:rPr>
+          <w:rFonts w:ascii="맑은 고딕" w:hAnsi="맑은 고딕"/>
+          <w:b w:val="0"/>
+          <w:sz w:val="18"/>
+          <w:rFonts w:eastAsia="맑은 고딕"/>
+        </w:rPr>
+        <w:t>※ 의사는 계정 계층이 아니다. 화상상담 초대링크 게스트 또는 의료기관 계정으로 참여한다.</w:t>
+      </w:r>
+    </w:p>
+    <w:tbl>
+      <w:tblPr>
+        <w:tblW w:type="auto" w:w="0"/>
+        <w:tblLook w:firstColumn="1" w:firstRow="1" w:lastColumn="0" w:lastRow="0" w:noHBand="0" w:noVBand="1" w:val="04A0"/>
+        <w:tblBorders>
+          <w:top w:val="single" w:sz="4" w:color="999999"/>
+          <w:left w:val="single" w:sz="4" w:color="999999"/>
+          <w:bottom w:val="single" w:sz="4" w:color="999999"/>
+          <w:right w:val="single" w:sz="4" w:color="999999"/>
+          <w:insideH w:val="single" w:sz="4" w:color="999999"/>
+          <w:insideV w:val="single" w:sz="4" w:color="999999"/>
+        </w:tblBorders>
+      </w:tblPr>
+      <w:tblGrid>
+        <w:gridCol w:w="2166"/>
+        <w:gridCol w:w="2166"/>
+        <w:gridCol w:w="2166"/>
+        <w:gridCol w:w="2166"/>
+      </w:tblGrid>
+      <w:tr>
+        <w:tc>
+          <w:tcPr>
+            <w:tcW w:type="dxa" w:w="2166"/>
+            <w:shd w:val="clear" w:color="auto" w:fill="00467F"/>
+          </w:tcPr>
+          <w:p>
+            <w:r/>
+            <w:r>
+              <w:rPr>
+                <w:rFonts w:ascii="맑은 고딕" w:hAnsi="맑은 고딕"/>
+                <w:b/>
+                <w:color w:val="FFFFFF"/>
+                <w:sz w:val="18"/>
+                <w:rFonts w:eastAsia="맑은 고딕"/>
+              </w:rPr>
+              <w:t>계층</w:t>
+            </w:r>
+          </w:p>
+        </w:tc>
+        <w:tc>
+          <w:tcPr>
+            <w:tcW w:type="dxa" w:w="2166"/>
+            <w:shd w:val="clear" w:color="auto" w:fill="00467F"/>
+          </w:tcPr>
+          <w:p>
+            <w:r/>
+            <w:r>
+              <w:rPr>
+                <w:rFonts w:ascii="맑은 고딕" w:hAnsi="맑은 고딕"/>
+                <w:b/>
+                <w:color w:val="FFFFFF"/>
+                <w:sz w:val="18"/>
+                <w:rFonts w:eastAsia="맑은 고딕"/>
+              </w:rPr>
+              <w:t>권한 저장</w:t>
+            </w:r>
+          </w:p>
+        </w:tc>
+        <w:tc>
+          <w:tcPr>
+            <w:tcW w:type="dxa" w:w="2166"/>
+            <w:shd w:val="clear" w:color="auto" w:fill="00467F"/>
+          </w:tcPr>
+          <w:p>
+            <w:r/>
+            <w:r>
+              <w:rPr>
+                <w:rFonts w:ascii="맑은 고딕" w:hAnsi="맑은 고딕"/>
+                <w:b/>
+                <w:color w:val="FFFFFF"/>
+                <w:sz w:val="18"/>
+                <w:rFonts w:eastAsia="맑은 고딕"/>
+              </w:rPr>
+              <w:t>전용 화면</w:t>
+            </w:r>
+          </w:p>
+        </w:tc>
+        <w:tc>
+          <w:tcPr>
+            <w:tcW w:type="dxa" w:w="2166"/>
+            <w:shd w:val="clear" w:color="auto" w:fill="00467F"/>
+          </w:tcPr>
+          <w:p>
+            <w:r/>
+            <w:r>
+              <w:rPr>
+                <w:rFonts w:ascii="맑은 고딕" w:hAnsi="맑은 고딕"/>
+                <w:b/>
+                <w:color w:val="FFFFFF"/>
+                <w:sz w:val="18"/>
+                <w:rFonts w:eastAsia="맑은 고딕"/>
+              </w:rPr>
+              <w:t>설명</w:t>
+            </w:r>
+          </w:p>
+        </w:tc>
+      </w:tr>
+      <w:tr>
+        <w:tc>
+          <w:tcPr>
+            <w:tcW w:type="dxa" w:w="2166"/>
+          </w:tcPr>
+          <w:p>
+            <w:r/>
+            <w:r>
+              <w:rPr>
+                <w:rFonts w:ascii="맑은 고딕" w:hAnsi="맑은 고딕"/>
+                <w:b/>
+                <w:sz w:val="18"/>
+                <w:rFonts w:eastAsia="맑은 고딕"/>
+              </w:rPr>
+              <w:t>비회원(게스트)</w:t>
+            </w:r>
+          </w:p>
+        </w:tc>
+        <w:tc>
+          <w:tcPr>
+            <w:tcW w:type="dxa" w:w="2166"/>
+          </w:tcPr>
+          <w:p>
+            <w:r/>
+            <w:r>
+              <w:rPr>
+                <w:rFonts w:ascii="맑은 고딕" w:hAnsi="맑은 고딕"/>
+                <w:b w:val="0"/>
+                <w:sz w:val="18"/>
+                <w:rFonts w:eastAsia="맑은 고딕"/>
+              </w:rPr>
+              <w:t>초대링크 토큰</w:t>
+            </w:r>
+          </w:p>
+        </w:tc>
+        <w:tc>
+          <w:tcPr>
+            <w:tcW w:type="dxa" w:w="2166"/>
+          </w:tcPr>
+          <w:p>
+            <w:r/>
+            <w:r>
+              <w:rPr>
+                <w:rFonts w:ascii="맑은 고딕" w:hAnsi="맑은 고딕"/>
+                <w:b w:val="0"/>
+                <w:sz w:val="18"/>
+                <w:rFonts w:eastAsia="맑은 고딕"/>
+              </w:rPr>
+              <w:t>—</w:t>
+            </w:r>
+          </w:p>
+        </w:tc>
+        <w:tc>
+          <w:tcPr>
+            <w:tcW w:type="dxa" w:w="2166"/>
+          </w:tcPr>
+          <w:p>
+            <w:r/>
+            <w:r>
+              <w:rPr>
+                <w:rFonts w:ascii="맑은 고딕" w:hAnsi="맑은 고딕"/>
+                <w:b w:val="0"/>
+                <w:sz w:val="18"/>
+                <w:rFonts w:eastAsia="맑은 고딕"/>
+              </w:rPr>
+              <w:t>계정 없이 화상상담 초대링크로만 상담방 입장. 의료진·통역사가 이 방식으로 참여.</w:t>
+            </w:r>
+          </w:p>
+        </w:tc>
+      </w:tr>
+      <w:tr>
+        <w:tc>
+          <w:tcPr>
+            <w:tcW w:type="dxa" w:w="2166"/>
+          </w:tcPr>
+          <w:p>
+            <w:r/>
+            <w:r>
+              <w:rPr>
+                <w:rFonts w:ascii="맑은 고딕" w:hAnsi="맑은 고딕"/>
+                <w:b/>
+                <w:sz w:val="18"/>
+                <w:rFonts w:eastAsia="맑은 고딕"/>
+              </w:rPr>
+              <w:t>사용자(환자)</w:t>
+            </w:r>
+          </w:p>
+        </w:tc>
+        <w:tc>
+          <w:tcPr>
+            <w:tcW w:type="dxa" w:w="2166"/>
+          </w:tcPr>
+          <w:p>
+            <w:r/>
+            <w:r>
+              <w:rPr>
+                <w:rFonts w:ascii="맑은 고딕" w:hAnsi="맑은 고딕"/>
+                <w:b w:val="0"/>
+                <w:sz w:val="18"/>
+                <w:rFonts w:eastAsia="맑은 고딕"/>
+              </w:rPr>
+              <w:t>로그인 계정(기본값)</w:t>
+            </w:r>
+          </w:p>
+        </w:tc>
+        <w:tc>
+          <w:tcPr>
+            <w:tcW w:type="dxa" w:w="2166"/>
+          </w:tcPr>
+          <w:p>
+            <w:r/>
+            <w:r>
+              <w:rPr>
+                <w:rFonts w:ascii="맑은 고딕" w:hAnsi="맑은 고딕"/>
+                <w:b w:val="0"/>
+                <w:sz w:val="18"/>
+                <w:rFonts w:eastAsia="맑은 고딕"/>
+              </w:rPr>
+              <w:t>/patient</w:t>
+            </w:r>
+          </w:p>
+        </w:tc>
+        <w:tc>
+          <w:tcPr>
+            <w:tcW w:type="dxa" w:w="2166"/>
+          </w:tcPr>
+          <w:p>
+            <w:r/>
+            <w:r>
+              <w:rPr>
+                <w:rFonts w:ascii="맑은 고딕" w:hAnsi="맑은 고딕"/>
+                <w:b w:val="0"/>
+                <w:sz w:val="18"/>
+                <w:rFonts w:eastAsia="맑은 고딕"/>
+              </w:rPr>
+              <w:t>문의·상담·사후관리. 별도 역할 없음이 기본.</w:t>
+            </w:r>
+          </w:p>
+        </w:tc>
+      </w:tr>
+      <w:tr>
+        <w:tc>
+          <w:tcPr>
+            <w:tcW w:type="dxa" w:w="2166"/>
+          </w:tcPr>
+          <w:p>
+            <w:r/>
+            <w:r>
+              <w:rPr>
+                <w:rFonts w:ascii="맑은 고딕" w:hAnsi="맑은 고딕"/>
+                <w:b/>
+                <w:sz w:val="18"/>
+                <w:rFonts w:eastAsia="맑은 고딕"/>
+              </w:rPr>
+              <w:t>코디네이터</w:t>
+            </w:r>
+          </w:p>
+        </w:tc>
+        <w:tc>
+          <w:tcPr>
+            <w:tcW w:type="dxa" w:w="2166"/>
+          </w:tcPr>
+          <w:p>
+            <w:r/>
+            <w:r>
+              <w:rPr>
+                <w:rFonts w:ascii="맑은 고딕" w:hAnsi="맑은 고딕"/>
+                <w:b w:val="0"/>
+                <w:sz w:val="18"/>
+                <w:rFonts w:eastAsia="맑은 고딕"/>
+              </w:rPr>
+              <w:t>app_metadata.role</w:t>
+            </w:r>
+          </w:p>
+        </w:tc>
+        <w:tc>
+          <w:tcPr>
+            <w:tcW w:type="dxa" w:w="2166"/>
+          </w:tcPr>
+          <w:p>
+            <w:r/>
+            <w:r>
+              <w:rPr>
+                <w:rFonts w:ascii="맑은 고딕" w:hAnsi="맑은 고딕"/>
+                <w:b w:val="0"/>
+                <w:sz w:val="18"/>
+                <w:rFonts w:eastAsia="맑은 고딕"/>
+              </w:rPr>
+              <w:t>/coordinator</w:t>
+            </w:r>
+          </w:p>
+        </w:tc>
+        <w:tc>
+          <w:tcPr>
+            <w:tcW w:type="dxa" w:w="2166"/>
+          </w:tcPr>
+          <w:p>
+            <w:r/>
+            <w:r>
+              <w:rPr>
+                <w:rFonts w:ascii="맑은 고딕" w:hAnsi="맑은 고딕"/>
+                <w:b w:val="0"/>
+                <w:sz w:val="18"/>
+                <w:rFonts w:eastAsia="맑은 고딕"/>
+              </w:rPr>
+              <w:t>내부 스태프. 환자 여정·상담 일정·증상 알림 관리.</w:t>
+            </w:r>
+          </w:p>
+        </w:tc>
+      </w:tr>
+      <w:tr>
+        <w:tc>
+          <w:tcPr>
+            <w:tcW w:type="dxa" w:w="2166"/>
+          </w:tcPr>
+          <w:p>
+            <w:r/>
+            <w:r>
+              <w:rPr>
+                <w:rFonts w:ascii="맑은 고딕" w:hAnsi="맑은 고딕"/>
+                <w:b/>
+                <w:sz w:val="18"/>
+                <w:rFonts w:eastAsia="맑은 고딕"/>
+              </w:rPr>
+              <w:t>관리자</w:t>
+            </w:r>
+          </w:p>
+        </w:tc>
+        <w:tc>
+          <w:tcPr>
+            <w:tcW w:type="dxa" w:w="2166"/>
+          </w:tcPr>
+          <w:p>
+            <w:r/>
+            <w:r>
+              <w:rPr>
+                <w:rFonts w:ascii="맑은 고딕" w:hAnsi="맑은 고딕"/>
+                <w:b w:val="0"/>
+                <w:sz w:val="18"/>
+                <w:rFonts w:eastAsia="맑은 고딕"/>
+              </w:rPr>
+              <w:t>app_metadata.role</w:t>
+            </w:r>
+          </w:p>
+        </w:tc>
+        <w:tc>
+          <w:tcPr>
+            <w:tcW w:type="dxa" w:w="2166"/>
+          </w:tcPr>
+          <w:p>
+            <w:r/>
+            <w:r>
+              <w:rPr>
+                <w:rFonts w:ascii="맑은 고딕" w:hAnsi="맑은 고딕"/>
+                <w:b w:val="0"/>
+                <w:sz w:val="18"/>
+                <w:rFonts w:eastAsia="맑은 고딕"/>
+              </w:rPr>
+              <w:t>/admin</w:t>
+            </w:r>
+          </w:p>
+        </w:tc>
+        <w:tc>
+          <w:tcPr>
+            <w:tcW w:type="dxa" w:w="2166"/>
+          </w:tcPr>
+          <w:p>
+            <w:r/>
+            <w:r>
+              <w:rPr>
+                <w:rFonts w:ascii="맑은 고딕" w:hAnsi="맑은 고딕"/>
+                <w:b w:val="0"/>
+                <w:sz w:val="18"/>
+                <w:rFonts w:eastAsia="맑은 고딕"/>
+              </w:rPr>
+              <w:t>운영자. 전체 권한. 통합 콘솔에서 코디 화면까지 포함.</w:t>
+            </w:r>
+          </w:p>
+        </w:tc>
+      </w:tr>
+      <w:tr>
+        <w:tc>
+          <w:tcPr>
+            <w:tcW w:type="dxa" w:w="2166"/>
+          </w:tcPr>
+          <w:p>
+            <w:r/>
+            <w:r>
+              <w:rPr>
+                <w:rFonts w:ascii="맑은 고딕" w:hAnsi="맑은 고딕"/>
+                <w:b/>
+                <w:sz w:val="18"/>
+                <w:rFonts w:eastAsia="맑은 고딕"/>
+              </w:rPr>
+              <w:t>국내 의료기관</w:t>
+            </w:r>
+          </w:p>
+        </w:tc>
+        <w:tc>
+          <w:tcPr>
+            <w:tcW w:type="dxa" w:w="2166"/>
+          </w:tcPr>
+          <w:p>
+            <w:r/>
+            <w:r>
+              <w:rPr>
+                <w:rFonts w:ascii="맑은 고딕" w:hAnsi="맑은 고딕"/>
+                <w:b w:val="0"/>
+                <w:sz w:val="18"/>
+                <w:rFonts w:eastAsia="맑은 고딕"/>
+              </w:rPr>
+              <w:t>hospital_users 테이블</w:t>
+            </w:r>
+          </w:p>
+        </w:tc>
+        <w:tc>
+          <w:tcPr>
+            <w:tcW w:type="dxa" w:w="2166"/>
+          </w:tcPr>
+          <w:p>
+            <w:r/>
+            <w:r>
+              <w:rPr>
+                <w:rFonts w:ascii="맑은 고딕" w:hAnsi="맑은 고딕"/>
+                <w:b w:val="0"/>
+                <w:sz w:val="18"/>
+                <w:rFonts w:eastAsia="맑은 고딕"/>
+              </w:rPr>
+              <w:t>/hospital</w:t>
+            </w:r>
+          </w:p>
+        </w:tc>
+        <w:tc>
+          <w:tcPr>
+            <w:tcW w:type="dxa" w:w="2166"/>
+          </w:tcPr>
+          <w:p>
+            <w:r/>
+            <w:r>
+              <w:rPr>
+                <w:rFonts w:ascii="맑은 고딕" w:hAnsi="맑은 고딕"/>
+                <w:b w:val="0"/>
+                <w:sz w:val="18"/>
+                <w:rFonts w:eastAsia="맑은 고딕"/>
+              </w:rPr>
+              <w:t>제휴 한국 병원 담당자(owner/manager/viewer). 리드·프로필·치료정보 관리.</w:t>
+            </w:r>
+          </w:p>
+        </w:tc>
+      </w:tr>
+      <w:tr>
+        <w:tc>
+          <w:tcPr>
+            <w:tcW w:type="dxa" w:w="2166"/>
+          </w:tcPr>
+          <w:p>
+            <w:r/>
+            <w:r>
+              <w:rPr>
+                <w:rFonts w:ascii="맑은 고딕" w:hAnsi="맑은 고딕"/>
+                <w:b/>
+                <w:sz w:val="18"/>
+                <w:rFonts w:eastAsia="맑은 고딕"/>
+              </w:rPr>
+              <w:t>해외 에이전시</w:t>
+            </w:r>
+          </w:p>
+        </w:tc>
+        <w:tc>
+          <w:tcPr>
+            <w:tcW w:type="dxa" w:w="2166"/>
+          </w:tcPr>
+          <w:p>
+            <w:r/>
+            <w:r>
+              <w:rPr>
+                <w:rFonts w:ascii="맑은 고딕" w:hAnsi="맑은 고딕"/>
+                <w:b w:val="0"/>
+                <w:sz w:val="18"/>
+                <w:rFonts w:eastAsia="맑은 고딕"/>
+              </w:rPr>
+              <w:t>agency_users + partner_type</w:t>
+            </w:r>
+          </w:p>
+        </w:tc>
+        <w:tc>
+          <w:tcPr>
+            <w:tcW w:type="dxa" w:w="2166"/>
+          </w:tcPr>
+          <w:p>
+            <w:r/>
+            <w:r>
+              <w:rPr>
+                <w:rFonts w:ascii="맑은 고딕" w:hAnsi="맑은 고딕"/>
+                <w:b w:val="0"/>
+                <w:sz w:val="18"/>
+                <w:rFonts w:eastAsia="맑은 고딕"/>
+              </w:rPr>
+              <w:t>/agency</w:t>
+            </w:r>
+          </w:p>
+        </w:tc>
+        <w:tc>
+          <w:tcPr>
+            <w:tcW w:type="dxa" w:w="2166"/>
+          </w:tcPr>
+          <w:p>
+            <w:r/>
+            <w:r>
+              <w:rPr>
+                <w:rFonts w:ascii="맑은 고딕" w:hAnsi="맑은 고딕"/>
+                <w:b w:val="0"/>
+                <w:sz w:val="18"/>
+                <w:rFonts w:eastAsia="맑은 고딕"/>
+              </w:rPr>
+              <w:t>해외 환자 유치 파트너. 의뢰 환자 진행상황 조회.</w:t>
+            </w:r>
+          </w:p>
+        </w:tc>
+      </w:tr>
+      <w:tr>
+        <w:tc>
+          <w:tcPr>
+            <w:tcW w:type="dxa" w:w="2166"/>
+          </w:tcPr>
+          <w:p>
+            <w:r/>
+            <w:r>
+              <w:rPr>
+                <w:rFonts w:ascii="맑은 고딕" w:hAnsi="맑은 고딕"/>
+                <w:b/>
+                <w:sz w:val="18"/>
+                <w:rFonts w:eastAsia="맑은 고딕"/>
+              </w:rPr>
+              <w:t>해외 의료기관</w:t>
+            </w:r>
+          </w:p>
+        </w:tc>
+        <w:tc>
+          <w:tcPr>
+            <w:tcW w:type="dxa" w:w="2166"/>
+          </w:tcPr>
+          <w:p>
+            <w:r/>
+            <w:r>
+              <w:rPr>
+                <w:rFonts w:ascii="맑은 고딕" w:hAnsi="맑은 고딕"/>
+                <w:b w:val="0"/>
+                <w:sz w:val="18"/>
+                <w:rFonts w:eastAsia="맑은 고딕"/>
+              </w:rPr>
+              <w:t>agency_users + partner_type</w:t>
+            </w:r>
+          </w:p>
+        </w:tc>
+        <w:tc>
+          <w:tcPr>
+            <w:tcW w:type="dxa" w:w="2166"/>
+          </w:tcPr>
+          <w:p>
+            <w:r/>
+            <w:r>
+              <w:rPr>
+                <w:rFonts w:ascii="맑은 고딕" w:hAnsi="맑은 고딕"/>
+                <w:b w:val="0"/>
+                <w:sz w:val="18"/>
+                <w:rFonts w:eastAsia="맑은 고딕"/>
+              </w:rPr>
+              <w:t>/clinic</w:t>
+            </w:r>
+          </w:p>
+        </w:tc>
+        <w:tc>
+          <w:tcPr>
+            <w:tcW w:type="dxa" w:w="2166"/>
+          </w:tcPr>
+          <w:p>
+            <w:r/>
+            <w:r>
+              <w:rPr>
+                <w:rFonts w:ascii="맑은 고딕" w:hAnsi="맑은 고딕"/>
+                <w:b w:val="0"/>
+                <w:sz w:val="18"/>
+                <w:rFonts w:eastAsia="맑은 고딕"/>
+              </w:rPr>
+              <w:t>환자를 한국으로 의뢰하는 현지 병원. 경과·검사결과 전송 주체.</w:t>
+            </w:r>
+          </w:p>
+        </w:tc>
+      </w:tr>
+    </w:tbl>
+    <w:p/>
+    <w:p>
+      <w:r>
+        <w:rPr>
+          <w:rFonts w:ascii="맑은 고딕" w:hAnsi="맑은 고딕"/>
+          <w:b/>
+          <w:color w:val="00467F"/>
+          <w:sz w:val="24"/>
+          <w:rFonts w:eastAsia="맑은 고딕"/>
+        </w:rPr>
+        <w:t>4. 화면 경로 정정 내역</w:t>
+      </w:r>
+    </w:p>
+    <w:p>
+      <w:r>
+        <w:rPr>
+          <w:rFonts w:ascii="맑은 고딕" w:hAnsi="맑은 고딕"/>
+          <w:b w:val="0"/>
+          <w:sz w:val="18"/>
+          <w:rFonts w:eastAsia="맑은 고딕"/>
+        </w:rPr>
+        <w:t>본문에 남아 있던 옛 화면 안내는 아래 기준으로 현행에 맞게 정정하였다. 폐지된 경로는 혼동을 막기 위해 그대로 표기하지 않는다.</w:t>
+      </w:r>
+    </w:p>
+    <w:tbl>
+      <w:tblPr>
+        <w:tblW w:type="auto" w:w="0"/>
+        <w:tblLook w:firstColumn="1" w:firstRow="1" w:lastColumn="0" w:lastRow="0" w:noHBand="0" w:noVBand="1" w:val="04A0"/>
+        <w:tblBorders>
+          <w:top w:val="single" w:sz="4" w:color="999999"/>
+          <w:left w:val="single" w:sz="4" w:color="999999"/>
+          <w:bottom w:val="single" w:sz="4" w:color="999999"/>
+          <w:right w:val="single" w:sz="4" w:color="999999"/>
+          <w:insideH w:val="single" w:sz="4" w:color="999999"/>
+          <w:insideV w:val="single" w:sz="4" w:color="999999"/>
+        </w:tblBorders>
+      </w:tblPr>
+      <w:tblGrid>
+        <w:gridCol w:w="2889"/>
+        <w:gridCol w:w="2889"/>
+        <w:gridCol w:w="2889"/>
+      </w:tblGrid>
+      <w:tr>
+        <w:tc>
+          <w:tcPr>
+            <w:tcW w:type="dxa" w:w="2889"/>
+            <w:shd w:val="clear" w:color="auto" w:fill="00467F"/>
+          </w:tcPr>
+          <w:p>
+            <w:r/>
+            <w:r>
+              <w:rPr>
+                <w:rFonts w:ascii="맑은 고딕" w:hAnsi="맑은 고딕"/>
+                <w:b/>
+                <w:color w:val="FFFFFF"/>
+                <w:sz w:val="18"/>
+                <w:rFonts w:eastAsia="맑은 고딕"/>
+              </w:rPr>
+              <w:t>현행 화면</w:t>
+            </w:r>
+          </w:p>
+        </w:tc>
+        <w:tc>
+          <w:tcPr>
+            <w:tcW w:type="dxa" w:w="2889"/>
+            <w:shd w:val="clear" w:color="auto" w:fill="00467F"/>
+          </w:tcPr>
+          <w:p>
+            <w:r/>
+            <w:r>
+              <w:rPr>
+                <w:rFonts w:ascii="맑은 고딕" w:hAnsi="맑은 고딕"/>
+                <w:b/>
+                <w:color w:val="FFFFFF"/>
+                <w:sz w:val="18"/>
+                <w:rFonts w:eastAsia="맑은 고딕"/>
+              </w:rPr>
+              <w:t>대체한 옛 화면</w:t>
+            </w:r>
+          </w:p>
+        </w:tc>
+        <w:tc>
+          <w:tcPr>
+            <w:tcW w:type="dxa" w:w="2889"/>
+            <w:shd w:val="clear" w:color="auto" w:fill="00467F"/>
+          </w:tcPr>
+          <w:p>
+            <w:r/>
+            <w:r>
+              <w:rPr>
+                <w:rFonts w:ascii="맑은 고딕" w:hAnsi="맑은 고딕"/>
+                <w:b/>
+                <w:color w:val="FFFFFF"/>
+                <w:sz w:val="18"/>
+                <w:rFonts w:eastAsia="맑은 고딕"/>
+              </w:rPr>
+              <w:t>사유</w:t>
+            </w:r>
+          </w:p>
+        </w:tc>
+      </w:tr>
+      <w:tr>
+        <w:tc>
+          <w:tcPr>
+            <w:tcW w:type="dxa" w:w="2889"/>
+          </w:tcPr>
+          <w:p>
+            <w:r/>
+            <w:r>
+              <w:rPr>
+                <w:rFonts w:ascii="맑은 고딕" w:hAnsi="맑은 고딕"/>
+                <w:b/>
+                <w:sz w:val="18"/>
+                <w:rFonts w:eastAsia="맑은 고딕"/>
+              </w:rPr>
+              <w:t>/inquiry</w:t>
+            </w:r>
+          </w:p>
+        </w:tc>
+        <w:tc>
+          <w:tcPr>
+            <w:tcW w:type="dxa" w:w="2889"/>
+          </w:tcPr>
+          <w:p>
+            <w:r/>
+            <w:r>
+              <w:rPr>
+                <w:rFonts w:ascii="맑은 고딕" w:hAnsi="맑은 고딕"/>
+                <w:b w:val="0"/>
+                <w:sz w:val="18"/>
+                <w:rFonts w:eastAsia="맑은 고딕"/>
+              </w:rPr>
+              <w:t>인테이크 화면(별도 경로)</w:t>
+            </w:r>
+          </w:p>
+        </w:tc>
+        <w:tc>
+          <w:tcPr>
+            <w:tcW w:type="dxa" w:w="2889"/>
+          </w:tcPr>
+          <w:p>
+            <w:r/>
+            <w:r>
+              <w:rPr>
+                <w:rFonts w:ascii="맑은 고딕" w:hAnsi="맑은 고딕"/>
+                <w:b w:val="0"/>
+                <w:sz w:val="18"/>
+                <w:rFonts w:eastAsia="맑은 고딕"/>
+              </w:rPr>
+              <w:t>통합 문의 퍼널로 통폐합(영구 리디렉트). 옛 화면은 보관 처리.</w:t>
+            </w:r>
+          </w:p>
+        </w:tc>
+      </w:tr>
+      <w:tr>
+        <w:tc>
+          <w:tcPr>
+            <w:tcW w:type="dxa" w:w="2889"/>
+          </w:tcPr>
+          <w:p>
+            <w:r/>
+            <w:r>
+              <w:rPr>
+                <w:rFonts w:ascii="맑은 고딕" w:hAnsi="맑은 고딕"/>
+                <w:b/>
+                <w:sz w:val="18"/>
+                <w:rFonts w:eastAsia="맑은 고딕"/>
+              </w:rPr>
+              <w:t>/inquiry</w:t>
+            </w:r>
+          </w:p>
+        </w:tc>
+        <w:tc>
+          <w:tcPr>
+            <w:tcW w:type="dxa" w:w="2889"/>
+          </w:tcPr>
+          <w:p>
+            <w:r/>
+            <w:r>
+              <w:rPr>
+                <w:rFonts w:ascii="맑은 고딕" w:hAnsi="맑은 고딕"/>
+                <w:b w:val="0"/>
+                <w:sz w:val="18"/>
+                <w:rFonts w:eastAsia="맑은 고딕"/>
+              </w:rPr>
+              <w:t>상담 시작 화면(별도 경로)</w:t>
+            </w:r>
+          </w:p>
+        </w:tc>
+        <w:tc>
+          <w:tcPr>
+            <w:tcW w:type="dxa" w:w="2889"/>
+          </w:tcPr>
+          <w:p>
+            <w:r/>
+            <w:r>
+              <w:rPr>
+                <w:rFonts w:ascii="맑은 고딕" w:hAnsi="맑은 고딕"/>
+                <w:b w:val="0"/>
+                <w:sz w:val="18"/>
+                <w:rFonts w:eastAsia="맑은 고딕"/>
+              </w:rPr>
+              <w:t>통합 문의 퍼널로 통폐합(영구 리디렉트).</w:t>
+            </w:r>
+          </w:p>
+        </w:tc>
+      </w:tr>
+      <w:tr>
+        <w:tc>
+          <w:tcPr>
+            <w:tcW w:type="dxa" w:w="2889"/>
+          </w:tcPr>
+          <w:p>
+            <w:r/>
+            <w:r>
+              <w:rPr>
+                <w:rFonts w:ascii="맑은 고딕" w:hAnsi="맑은 고딕"/>
+                <w:b/>
+                <w:sz w:val="18"/>
+                <w:rFonts w:eastAsia="맑은 고딕"/>
+              </w:rPr>
+              <w:t>/hospital</w:t>
+            </w:r>
+          </w:p>
+        </w:tc>
+        <w:tc>
+          <w:tcPr>
+            <w:tcW w:type="dxa" w:w="2889"/>
+          </w:tcPr>
+          <w:p>
+            <w:r/>
+            <w:r>
+              <w:rPr>
+                <w:rFonts w:ascii="맑은 고딕" w:hAnsi="맑은 고딕"/>
+                <w:b w:val="0"/>
+                <w:sz w:val="18"/>
+                <w:rFonts w:eastAsia="맑은 고딕"/>
+              </w:rPr>
+              <w:t>파트너 포털 경로</w:t>
+            </w:r>
+          </w:p>
+        </w:tc>
+        <w:tc>
+          <w:tcPr>
+            <w:tcW w:type="dxa" w:w="2889"/>
+          </w:tcPr>
+          <w:p>
+            <w:r/>
+            <w:r>
+              <w:rPr>
+                <w:rFonts w:ascii="맑은 고딕" w:hAnsi="맑은 고딕"/>
+                <w:b w:val="0"/>
+                <w:sz w:val="18"/>
+                <w:rFonts w:eastAsia="맑은 고딕"/>
+              </w:rPr>
+              <w:t>국내 의료기관 포털로 개명. 옛 경로는 존재하지 않음.</w:t>
+            </w:r>
+          </w:p>
+        </w:tc>
+      </w:tr>
+      <w:tr>
+        <w:tc>
+          <w:tcPr>
+            <w:tcW w:type="dxa" w:w="2889"/>
+          </w:tcPr>
+          <w:p>
+            <w:r/>
+            <w:r>
+              <w:rPr>
+                <w:rFonts w:ascii="맑은 고딕" w:hAnsi="맑은 고딕"/>
+                <w:b/>
+                <w:sz w:val="18"/>
+                <w:rFonts w:eastAsia="맑은 고딕"/>
+              </w:rPr>
+              <w:t>(폐지)</w:t>
+            </w:r>
+          </w:p>
+        </w:tc>
+        <w:tc>
+          <w:tcPr>
+            <w:tcW w:type="dxa" w:w="2889"/>
+          </w:tcPr>
+          <w:p>
+            <w:r/>
+            <w:r>
+              <w:rPr>
+                <w:rFonts w:ascii="맑은 고딕" w:hAnsi="맑은 고딕"/>
+                <w:b w:val="0"/>
+                <w:sz w:val="18"/>
+                <w:rFonts w:eastAsia="맑은 고딕"/>
+              </w:rPr>
+              <w:t>의사 전용 화면</w:t>
+            </w:r>
+          </w:p>
+        </w:tc>
+        <w:tc>
+          <w:tcPr>
+            <w:tcW w:type="dxa" w:w="2889"/>
+          </w:tcPr>
+          <w:p>
+            <w:r/>
+            <w:r>
+              <w:rPr>
+                <w:rFonts w:ascii="맑은 고딕" w:hAnsi="맑은 고딕"/>
+                <w:b w:val="0"/>
+                <w:sz w:val="18"/>
+                <w:rFonts w:eastAsia="맑은 고딕"/>
+              </w:rPr>
+              <w:t>의사 계정 계층 폐지. 화상상담 초대링크 또는 병원 계정으로 참여.</w:t>
+            </w:r>
+          </w:p>
+        </w:tc>
+      </w:tr>
+      <w:tr>
+        <w:tc>
+          <w:tcPr>
+            <w:tcW w:type="dxa" w:w="2889"/>
+          </w:tcPr>
+          <w:p>
+            <w:r/>
+            <w:r>
+              <w:rPr>
+                <w:rFonts w:ascii="맑은 고딕" w:hAnsi="맑은 고딕"/>
+                <w:b/>
+                <w:sz w:val="18"/>
+                <w:rFonts w:eastAsia="맑은 고딕"/>
+              </w:rPr>
+              <w:t>/</w:t>
+            </w:r>
+          </w:p>
+        </w:tc>
+        <w:tc>
+          <w:tcPr>
+            <w:tcW w:type="dxa" w:w="2889"/>
+          </w:tcPr>
+          <w:p>
+            <w:r/>
+            <w:r>
+              <w:rPr>
+                <w:rFonts w:ascii="맑은 고딕" w:hAnsi="맑은 고딕"/>
+                <w:b w:val="0"/>
+                <w:sz w:val="18"/>
+                <w:rFonts w:eastAsia="맑은 고딕"/>
+              </w:rPr>
+              <w:t>후기 화면</w:t>
+            </w:r>
+          </w:p>
+        </w:tc>
+        <w:tc>
+          <w:tcPr>
+            <w:tcW w:type="dxa" w:w="2889"/>
+          </w:tcPr>
+          <w:p>
+            <w:r/>
+            <w:r>
+              <w:rPr>
+                <w:rFonts w:ascii="맑은 고딕" w:hAnsi="맑은 고딕"/>
+                <w:b w:val="0"/>
+                <w:sz w:val="18"/>
+                <w:rFonts w:eastAsia="맑은 고딕"/>
+              </w:rPr>
+              <w:t>후기 화면 비활성(홈 리디렉트).</w:t>
+            </w:r>
+          </w:p>
+        </w:tc>
+      </w:tr>
+      <w:tr>
+        <w:tc>
+          <w:tcPr>
+            <w:tcW w:type="dxa" w:w="2889"/>
+          </w:tcPr>
+          <w:p>
+            <w:r/>
+            <w:r>
+              <w:rPr>
+                <w:rFonts w:ascii="맑은 고딕" w:hAnsi="맑은 고딕"/>
+                <w:b/>
+                <w:sz w:val="18"/>
+                <w:rFonts w:eastAsia="맑은 고딕"/>
+              </w:rPr>
+              <w:t>/hospitals</w:t>
+            </w:r>
+          </w:p>
+        </w:tc>
+        <w:tc>
+          <w:tcPr>
+            <w:tcW w:type="dxa" w:w="2889"/>
+          </w:tcPr>
+          <w:p>
+            <w:r/>
+            <w:r>
+              <w:rPr>
+                <w:rFonts w:ascii="맑은 고딕" w:hAnsi="맑은 고딕"/>
+                <w:b w:val="0"/>
+                <w:sz w:val="18"/>
+                <w:rFonts w:eastAsia="맑은 고딕"/>
+              </w:rPr>
+              <w:t>검색 화면</w:t>
+            </w:r>
+          </w:p>
+        </w:tc>
+        <w:tc>
+          <w:tcPr>
+            <w:tcW w:type="dxa" w:w="2889"/>
+          </w:tcPr>
+          <w:p>
+            <w:r/>
+            <w:r>
+              <w:rPr>
+                <w:rFonts w:ascii="맑은 고딕" w:hAnsi="맑은 고딕"/>
+                <w:b w:val="0"/>
+                <w:sz w:val="18"/>
+                <w:rFonts w:eastAsia="맑은 고딕"/>
+              </w:rPr>
+              <w:t>검색 화면 비활성(병원 목록으로 리디렉트).</w:t>
+            </w:r>
+          </w:p>
+        </w:tc>
+      </w:tr>
+    </w:tbl>
+    <w:p/>
+    <w:p>
+      <w:r>
+        <w:rPr>
+          <w:rFonts w:ascii="맑은 고딕" w:hAnsi="맑은 고딕"/>
+          <w:b/>
+          <w:color w:val="00467F"/>
+          <w:sz w:val="24"/>
+          <w:rFonts w:eastAsia="맑은 고딕"/>
+        </w:rPr>
+        <w:t>5. 품질검증 현황</w:t>
+      </w:r>
+    </w:p>
+    <w:tbl>
+      <w:tblPr>
+        <w:tblW w:type="auto" w:w="0"/>
+        <w:tblLook w:firstColumn="1" w:firstRow="1" w:lastColumn="0" w:lastRow="0" w:noHBand="0" w:noVBand="1" w:val="04A0"/>
+        <w:tblBorders>
+          <w:top w:val="single" w:sz="4" w:color="999999"/>
+          <w:left w:val="single" w:sz="4" w:color="999999"/>
+          <w:bottom w:val="single" w:sz="4" w:color="999999"/>
+          <w:right w:val="single" w:sz="4" w:color="999999"/>
+          <w:insideH w:val="single" w:sz="4" w:color="999999"/>
+          <w:insideV w:val="single" w:sz="4" w:color="999999"/>
+        </w:tblBorders>
+      </w:tblPr>
+      <w:tblGrid>
+        <w:gridCol w:w="2889"/>
+        <w:gridCol w:w="2889"/>
+        <w:gridCol w:w="2889"/>
+      </w:tblGrid>
+      <w:tr>
+        <w:tc>
+          <w:tcPr>
+            <w:tcW w:type="dxa" w:w="2889"/>
+            <w:shd w:val="clear" w:color="auto" w:fill="00467F"/>
+          </w:tcPr>
+          <w:p>
+            <w:r/>
+            <w:r>
+              <w:rPr>
+                <w:rFonts w:ascii="맑은 고딕" w:hAnsi="맑은 고딕"/>
+                <w:b/>
+                <w:color w:val="FFFFFF"/>
+                <w:sz w:val="18"/>
+                <w:rFonts w:eastAsia="맑은 고딕"/>
+              </w:rPr>
+              <w:t>구분</w:t>
+            </w:r>
+          </w:p>
+        </w:tc>
+        <w:tc>
+          <w:tcPr>
+            <w:tcW w:type="dxa" w:w="2889"/>
+            <w:shd w:val="clear" w:color="auto" w:fill="00467F"/>
+          </w:tcPr>
+          <w:p>
+            <w:r/>
+            <w:r>
+              <w:rPr>
+                <w:rFonts w:ascii="맑은 고딕" w:hAnsi="맑은 고딕"/>
+                <w:b/>
+                <w:color w:val="FFFFFF"/>
+                <w:sz w:val="18"/>
+                <w:rFonts w:eastAsia="맑은 고딕"/>
+              </w:rPr>
+              <w:t>규모</w:t>
+            </w:r>
+          </w:p>
+        </w:tc>
+        <w:tc>
+          <w:tcPr>
+            <w:tcW w:type="dxa" w:w="2889"/>
+            <w:shd w:val="clear" w:color="auto" w:fill="00467F"/>
+          </w:tcPr>
+          <w:p>
+            <w:r/>
+            <w:r>
+              <w:rPr>
+                <w:rFonts w:ascii="맑은 고딕" w:hAnsi="맑은 고딕"/>
+                <w:b/>
+                <w:color w:val="FFFFFF"/>
+                <w:sz w:val="18"/>
+                <w:rFonts w:eastAsia="맑은 고딕"/>
+              </w:rPr>
+              <w:t>결과</w:t>
+            </w:r>
+          </w:p>
+        </w:tc>
+      </w:tr>
+      <w:tr>
+        <w:tc>
+          <w:tcPr>
+            <w:tcW w:type="dxa" w:w="2889"/>
+          </w:tcPr>
+          <w:p>
+            <w:r/>
+            <w:r>
+              <w:rPr>
+                <w:rFonts w:ascii="맑은 고딕" w:hAnsi="맑은 고딕"/>
+                <w:b/>
+                <w:sz w:val="18"/>
+                <w:rFonts w:eastAsia="맑은 고딕"/>
+              </w:rPr>
+              <w:t>단위 테스트</w:t>
+            </w:r>
+          </w:p>
+        </w:tc>
+        <w:tc>
+          <w:tcPr>
+            <w:tcW w:type="dxa" w:w="2889"/>
+          </w:tcPr>
+          <w:p>
+            <w:r/>
+            <w:r>
+              <w:rPr>
+                <w:rFonts w:ascii="맑은 고딕" w:hAnsi="맑은 고딕"/>
+                <w:b w:val="0"/>
+                <w:sz w:val="18"/>
+                <w:rFonts w:eastAsia="맑은 고딕"/>
+              </w:rPr>
+              <w:t>110개 파일 / 1002건</w:t>
+            </w:r>
+          </w:p>
+        </w:tc>
+        <w:tc>
+          <w:tcPr>
+            <w:tcW w:type="dxa" w:w="2889"/>
+          </w:tcPr>
+          <w:p>
+            <w:r/>
+            <w:r>
+              <w:rPr>
+                <w:rFonts w:ascii="맑은 고딕" w:hAnsi="맑은 고딕"/>
+                <w:b w:val="0"/>
+                <w:sz w:val="18"/>
+                <w:rFonts w:eastAsia="맑은 고딕"/>
+              </w:rPr>
+              <w:t>전건 통과 (2026-08-19 실행, 15.8초)</w:t>
+            </w:r>
+          </w:p>
+        </w:tc>
+      </w:tr>
+      <w:tr>
+        <w:tc>
+          <w:tcPr>
+            <w:tcW w:type="dxa" w:w="2889"/>
+          </w:tcPr>
+          <w:p>
+            <w:r/>
+            <w:r>
+              <w:rPr>
+                <w:rFonts w:ascii="맑은 고딕" w:hAnsi="맑은 고딕"/>
+                <w:b/>
+                <w:sz w:val="18"/>
+                <w:rFonts w:eastAsia="맑은 고딕"/>
+              </w:rPr>
+              <w:t>통합·E2E 테스트</w:t>
+            </w:r>
+          </w:p>
+        </w:tc>
+        <w:tc>
+          <w:tcPr>
+            <w:tcW w:type="dxa" w:w="2889"/>
+          </w:tcPr>
+          <w:p>
+            <w:r/>
+            <w:r>
+              <w:rPr>
+                <w:rFonts w:ascii="맑은 고딕" w:hAnsi="맑은 고딕"/>
+                <w:b w:val="0"/>
+                <w:sz w:val="18"/>
+                <w:rFonts w:eastAsia="맑은 고딕"/>
+              </w:rPr>
+              <w:t>45개 파일 / 164건</w:t>
+            </w:r>
+          </w:p>
+        </w:tc>
+        <w:tc>
+          <w:tcPr>
+            <w:tcW w:type="dxa" w:w="2889"/>
+          </w:tcPr>
+          <w:p>
+            <w:r/>
+            <w:r>
+              <w:rPr>
+                <w:rFonts w:ascii="맑은 고딕" w:hAnsi="맑은 고딕"/>
+                <w:b w:val="0"/>
+                <w:sz w:val="18"/>
+                <w:rFonts w:eastAsia="맑은 고딕"/>
+              </w:rPr>
+              <w:t>자동 실행</w:t>
+            </w:r>
+          </w:p>
+        </w:tc>
+      </w:tr>
+    </w:tbl>
+    <w:p/>
+    <w:p>
+      <w:r>
+        <w:rPr>
+          <w:rFonts w:ascii="맑은 고딕" w:hAnsi="맑은 고딕"/>
+          <w:b/>
+          <w:color w:val="00467F"/>
+          <w:sz w:val="24"/>
+          <w:rFonts w:eastAsia="맑은 고딕"/>
+        </w:rPr>
+        <w:t>6. 자동 검사 항목</w:t>
+      </w:r>
+    </w:p>
+    <w:tbl>
+      <w:tblPr>
+        <w:tblW w:type="auto" w:w="0"/>
+        <w:tblLook w:firstColumn="1" w:firstRow="1" w:lastColumn="0" w:lastRow="0" w:noHBand="0" w:noVBand="1" w:val="04A0"/>
+        <w:tblBorders>
+          <w:top w:val="single" w:sz="4" w:color="999999"/>
+          <w:left w:val="single" w:sz="4" w:color="999999"/>
+          <w:bottom w:val="single" w:sz="4" w:color="999999"/>
+          <w:right w:val="single" w:sz="4" w:color="999999"/>
+          <w:insideH w:val="single" w:sz="4" w:color="999999"/>
+          <w:insideV w:val="single" w:sz="4" w:color="999999"/>
+        </w:tblBorders>
+      </w:tblPr>
+      <w:tblGrid>
+        <w:gridCol w:w="2889"/>
+        <w:gridCol w:w="2889"/>
+        <w:gridCol w:w="2889"/>
+      </w:tblGrid>
+      <w:tr>
+        <w:tc>
+          <w:tcPr>
+            <w:tcW w:type="dxa" w:w="2889"/>
+            <w:shd w:val="clear" w:color="auto" w:fill="00467F"/>
+          </w:tcPr>
+          <w:p>
+            <w:r/>
+            <w:r>
+              <w:rPr>
+                <w:rFonts w:ascii="맑은 고딕" w:hAnsi="맑은 고딕"/>
+                <w:b/>
+                <w:color w:val="FFFFFF"/>
+                <w:sz w:val="18"/>
+                <w:rFonts w:eastAsia="맑은 고딕"/>
+              </w:rPr>
+              <w:t>검사</w:t>
+            </w:r>
+          </w:p>
+        </w:tc>
+        <w:tc>
+          <w:tcPr>
+            <w:tcW w:type="dxa" w:w="2889"/>
+            <w:shd w:val="clear" w:color="auto" w:fill="00467F"/>
+          </w:tcPr>
+          <w:p>
+            <w:r/>
+            <w:r>
+              <w:rPr>
+                <w:rFonts w:ascii="맑은 고딕" w:hAnsi="맑은 고딕"/>
+                <w:b/>
+                <w:color w:val="FFFFFF"/>
+                <w:sz w:val="18"/>
+                <w:rFonts w:eastAsia="맑은 고딕"/>
+              </w:rPr>
+              <w:t>내용</w:t>
+            </w:r>
+          </w:p>
+        </w:tc>
+        <w:tc>
+          <w:tcPr>
+            <w:tcW w:type="dxa" w:w="2889"/>
+            <w:shd w:val="clear" w:color="auto" w:fill="00467F"/>
+          </w:tcPr>
+          <w:p>
+            <w:r/>
+            <w:r>
+              <w:rPr>
+                <w:rFonts w:ascii="맑은 고딕" w:hAnsi="맑은 고딕"/>
+                <w:b/>
+                <w:color w:val="FFFFFF"/>
+                <w:sz w:val="18"/>
+                <w:rFonts w:eastAsia="맑은 고딕"/>
+              </w:rPr>
+              <w:t>주기</w:t>
+            </w:r>
+          </w:p>
+        </w:tc>
+      </w:tr>
+      <w:tr>
+        <w:tc>
+          <w:tcPr>
+            <w:tcW w:type="dxa" w:w="2889"/>
+          </w:tcPr>
+          <w:p>
+            <w:r/>
+            <w:r>
+              <w:rPr>
+                <w:rFonts w:ascii="맑은 고딕" w:hAnsi="맑은 고딕"/>
+                <w:b/>
+                <w:sz w:val="18"/>
+                <w:rFonts w:eastAsia="맑은 고딕"/>
+              </w:rPr>
+              <w:t>타입·빌드</w:t>
+            </w:r>
+          </w:p>
+        </w:tc>
+        <w:tc>
+          <w:tcPr>
+            <w:tcW w:type="dxa" w:w="2889"/>
+          </w:tcPr>
+          <w:p>
+            <w:r/>
+            <w:r>
+              <w:rPr>
+                <w:rFonts w:ascii="맑은 고딕" w:hAnsi="맑은 고딕"/>
+                <w:b w:val="0"/>
+                <w:sz w:val="18"/>
+                <w:rFonts w:eastAsia="맑은 고딕"/>
+              </w:rPr>
+              <w:t>TypeScript 검사 및 프로덕션 빌드</w:t>
+            </w:r>
+          </w:p>
+        </w:tc>
+        <w:tc>
+          <w:tcPr>
+            <w:tcW w:type="dxa" w:w="2889"/>
+          </w:tcPr>
+          <w:p>
+            <w:r/>
+            <w:r>
+              <w:rPr>
+                <w:rFonts w:ascii="맑은 고딕" w:hAnsi="맑은 고딕"/>
+                <w:b w:val="0"/>
+                <w:sz w:val="18"/>
+                <w:rFonts w:eastAsia="맑은 고딕"/>
+              </w:rPr>
+              <w:t>매 변경 자동 실행</w:t>
+            </w:r>
+          </w:p>
+        </w:tc>
+      </w:tr>
+      <w:tr>
+        <w:tc>
+          <w:tcPr>
+            <w:tcW w:type="dxa" w:w="2889"/>
+          </w:tcPr>
+          <w:p>
+            <w:r/>
+            <w:r>
+              <w:rPr>
+                <w:rFonts w:ascii="맑은 고딕" w:hAnsi="맑은 고딕"/>
+                <w:b/>
+                <w:sz w:val="18"/>
+                <w:rFonts w:eastAsia="맑은 고딕"/>
+              </w:rPr>
+              <w:t>콘텐츠 일관성</w:t>
+            </w:r>
+          </w:p>
+        </w:tc>
+        <w:tc>
+          <w:tcPr>
+            <w:tcW w:type="dxa" w:w="2889"/>
+          </w:tcPr>
+          <w:p>
+            <w:r/>
+            <w:r>
+              <w:rPr>
+                <w:rFonts w:ascii="맑은 고딕" w:hAnsi="맑은 고딕"/>
+                <w:b w:val="0"/>
+                <w:sz w:val="18"/>
+                <w:rFonts w:eastAsia="맑은 고딕"/>
+              </w:rPr>
+              <w:t>폐지된 경로·용어, 6개 언어 키 누락 검사</w:t>
+            </w:r>
+          </w:p>
+        </w:tc>
+        <w:tc>
+          <w:tcPr>
+            <w:tcW w:type="dxa" w:w="2889"/>
+          </w:tcPr>
+          <w:p>
+            <w:r/>
+            <w:r>
+              <w:rPr>
+                <w:rFonts w:ascii="맑은 고딕" w:hAnsi="맑은 고딕"/>
+                <w:b w:val="0"/>
+                <w:sz w:val="18"/>
+                <w:rFonts w:eastAsia="맑은 고딕"/>
+              </w:rPr>
+              <w:t>매 변경 자동 실행</w:t>
+            </w:r>
+          </w:p>
+        </w:tc>
+      </w:tr>
+      <w:tr>
+        <w:tc>
+          <w:tcPr>
+            <w:tcW w:type="dxa" w:w="2889"/>
+          </w:tcPr>
+          <w:p>
+            <w:r/>
+            <w:r>
+              <w:rPr>
+                <w:rFonts w:ascii="맑은 고딕" w:hAnsi="맑은 고딕"/>
+                <w:b/>
+                <w:sz w:val="18"/>
+                <w:rFonts w:eastAsia="맑은 고딕"/>
+              </w:rPr>
+              <w:t>보안 의존성</w:t>
+            </w:r>
+          </w:p>
+        </w:tc>
+        <w:tc>
+          <w:tcPr>
+            <w:tcW w:type="dxa" w:w="2889"/>
+          </w:tcPr>
+          <w:p>
+            <w:r/>
+            <w:r>
+              <w:rPr>
+                <w:rFonts w:ascii="맑은 고딕" w:hAnsi="맑은 고딕"/>
+                <w:b w:val="0"/>
+                <w:sz w:val="18"/>
+                <w:rFonts w:eastAsia="맑은 고딕"/>
+              </w:rPr>
+              <w:t>취약점 공고 단위 판정(기한부 예외 관리)</w:t>
+            </w:r>
+          </w:p>
+        </w:tc>
+        <w:tc>
+          <w:tcPr>
+            <w:tcW w:type="dxa" w:w="2889"/>
+          </w:tcPr>
+          <w:p>
+            <w:r/>
+            <w:r>
+              <w:rPr>
+                <w:rFonts w:ascii="맑은 고딕" w:hAnsi="맑은 고딕"/>
+                <w:b w:val="0"/>
+                <w:sz w:val="18"/>
+                <w:rFonts w:eastAsia="맑은 고딕"/>
+              </w:rPr>
+              <w:t>매 변경 자동 실행</w:t>
+            </w:r>
+          </w:p>
+        </w:tc>
+      </w:tr>
+      <w:tr>
+        <w:tc>
+          <w:tcPr>
+            <w:tcW w:type="dxa" w:w="2889"/>
+          </w:tcPr>
+          <w:p>
+            <w:r/>
+            <w:r>
+              <w:rPr>
+                <w:rFonts w:ascii="맑은 고딕" w:hAnsi="맑은 고딕"/>
+                <w:b/>
+                <w:sz w:val="18"/>
+                <w:rFonts w:eastAsia="맑은 고딕"/>
+              </w:rPr>
+              <w:t>스모크 E2E</w:t>
+            </w:r>
+          </w:p>
+        </w:tc>
+        <w:tc>
+          <w:tcPr>
+            <w:tcW w:type="dxa" w:w="2889"/>
+          </w:tcPr>
+          <w:p>
+            <w:r/>
+            <w:r>
+              <w:rPr>
+                <w:rFonts w:ascii="맑은 고딕" w:hAnsi="맑은 고딕"/>
+                <w:b w:val="0"/>
+                <w:sz w:val="18"/>
+                <w:rFonts w:eastAsia="맑은 고딕"/>
+              </w:rPr>
+              <w:t>주요 화면·흐름 자동 클릭 검증</w:t>
+            </w:r>
+          </w:p>
+        </w:tc>
+        <w:tc>
+          <w:tcPr>
+            <w:tcW w:type="dxa" w:w="2889"/>
+          </w:tcPr>
+          <w:p>
+            <w:r/>
+            <w:r>
+              <w:rPr>
+                <w:rFonts w:ascii="맑은 고딕" w:hAnsi="맑은 고딕"/>
+                <w:b w:val="0"/>
+                <w:sz w:val="18"/>
+                <w:rFonts w:eastAsia="맑은 고딕"/>
+              </w:rPr>
+              <w:t>매 변경 자동 실행</w:t>
+            </w:r>
+          </w:p>
+        </w:tc>
+      </w:tr>
+      <w:tr>
+        <w:tc>
+          <w:tcPr>
+            <w:tcW w:type="dxa" w:w="2889"/>
+          </w:tcPr>
+          <w:p>
+            <w:r/>
+            <w:r>
+              <w:rPr>
+                <w:rFonts w:ascii="맑은 고딕" w:hAnsi="맑은 고딕"/>
+                <w:b/>
+                <w:sz w:val="18"/>
+                <w:rFonts w:eastAsia="맑은 고딕"/>
+              </w:rPr>
+              <w:t>야간 전체 E2E</w:t>
+            </w:r>
+          </w:p>
+        </w:tc>
+        <w:tc>
+          <w:tcPr>
+            <w:tcW w:type="dxa" w:w="2889"/>
+          </w:tcPr>
+          <w:p>
+            <w:r/>
+            <w:r>
+              <w:rPr>
+                <w:rFonts w:ascii="맑은 고딕" w:hAnsi="맑은 고딕"/>
+                <w:b w:val="0"/>
+                <w:sz w:val="18"/>
+                <w:rFonts w:eastAsia="맑은 고딕"/>
+              </w:rPr>
+              <w:t>전체 시나리오 및 접근성·잘림 검사</w:t>
+            </w:r>
+          </w:p>
+        </w:tc>
+        <w:tc>
+          <w:tcPr>
+            <w:tcW w:type="dxa" w:w="2889"/>
+          </w:tcPr>
+          <w:p>
+            <w:r/>
+            <w:r>
+              <w:rPr>
+                <w:rFonts w:ascii="맑은 고딕" w:hAnsi="맑은 고딕"/>
+                <w:b w:val="0"/>
+                <w:sz w:val="18"/>
+                <w:rFonts w:eastAsia="맑은 고딕"/>
+              </w:rPr>
+              <w:t>매일 자동 실행</w:t>
+            </w:r>
+          </w:p>
+        </w:tc>
+      </w:tr>
+    </w:tbl>
+    <w:p/>
+    <w:p>
+      <w:r>
+        <w:rPr>
+          <w:rFonts w:ascii="맑은 고딕" w:hAnsi="맑은 고딕"/>
+          <w:b/>
+          <w:color w:val="00467F"/>
+          <w:sz w:val="24"/>
+          <w:rFonts w:eastAsia="맑은 고딕"/>
+        </w:rPr>
+        <w:t>9. 근거자료</w:t>
+      </w:r>
+    </w:p>
+    <w:tbl>
+      <w:tblPr>
+        <w:tblW w:type="auto" w:w="0"/>
+        <w:tblLook w:firstColumn="1" w:firstRow="1" w:lastColumn="0" w:lastRow="0" w:noHBand="0" w:noVBand="1" w:val="04A0"/>
+        <w:tblBorders>
+          <w:top w:val="single" w:sz="4" w:color="999999"/>
+          <w:left w:val="single" w:sz="4" w:color="999999"/>
+          <w:bottom w:val="single" w:sz="4" w:color="999999"/>
+          <w:right w:val="single" w:sz="4" w:color="999999"/>
+          <w:insideH w:val="single" w:sz="4" w:color="999999"/>
+          <w:insideV w:val="single" w:sz="4" w:color="999999"/>
+        </w:tblBorders>
+      </w:tblPr>
+      <w:tblGrid>
+        <w:gridCol w:w="2889"/>
+        <w:gridCol w:w="2889"/>
+        <w:gridCol w:w="2889"/>
+      </w:tblGrid>
+      <w:tr>
+        <w:tc>
+          <w:tcPr>
+            <w:tcW w:type="dxa" w:w="2889"/>
+            <w:shd w:val="clear" w:color="auto" w:fill="00467F"/>
+          </w:tcPr>
+          <w:p>
+            <w:r/>
+            <w:r>
+              <w:rPr>
+                <w:rFonts w:ascii="맑은 고딕" w:hAnsi="맑은 고딕"/>
+                <w:b/>
+                <w:color w:val="FFFFFF"/>
+                <w:sz w:val="18"/>
+                <w:rFonts w:eastAsia="맑은 고딕"/>
+              </w:rPr>
+              <w:t>구분</w:t>
+            </w:r>
+          </w:p>
+        </w:tc>
+        <w:tc>
+          <w:tcPr>
+            <w:tcW w:type="dxa" w:w="2889"/>
+            <w:shd w:val="clear" w:color="auto" w:fill="00467F"/>
+          </w:tcPr>
+          <w:p>
+            <w:r/>
+            <w:r>
+              <w:rPr>
+                <w:rFonts w:ascii="맑은 고딕" w:hAnsi="맑은 고딕"/>
+                <w:b/>
+                <w:color w:val="FFFFFF"/>
+                <w:sz w:val="18"/>
+                <w:rFonts w:eastAsia="맑은 고딕"/>
+              </w:rPr>
+              <w:t>출처</w:t>
+            </w:r>
+          </w:p>
+        </w:tc>
+        <w:tc>
+          <w:tcPr>
+            <w:tcW w:type="dxa" w:w="2889"/>
+            <w:shd w:val="clear" w:color="auto" w:fill="00467F"/>
+          </w:tcPr>
+          <w:p>
+            <w:r/>
+            <w:r>
+              <w:rPr>
+                <w:rFonts w:ascii="맑은 고딕" w:hAnsi="맑은 고딕"/>
+                <w:b/>
+                <w:color w:val="FFFFFF"/>
+                <w:sz w:val="18"/>
+                <w:rFonts w:eastAsia="맑은 고딕"/>
+              </w:rPr>
+              <w:t>확인 내용</w:t>
+            </w:r>
+          </w:p>
+        </w:tc>
+      </w:tr>
+      <w:tr>
+        <w:tc>
+          <w:tcPr>
+            <w:tcW w:type="dxa" w:w="2889"/>
+          </w:tcPr>
+          <w:p>
+            <w:r/>
+            <w:r>
+              <w:rPr>
+                <w:rFonts w:ascii="맑은 고딕" w:hAnsi="맑은 고딕"/>
+                <w:b/>
+                <w:sz w:val="18"/>
+                <w:rFonts w:eastAsia="맑은 고딕"/>
+              </w:rPr>
+              <w:t>코드</w:t>
+            </w:r>
+          </w:p>
+        </w:tc>
+        <w:tc>
+          <w:tcPr>
+            <w:tcW w:type="dxa" w:w="2889"/>
+          </w:tcPr>
+          <w:p>
+            <w:r/>
+            <w:r>
+              <w:rPr>
+                <w:rFonts w:ascii="맑은 고딕" w:hAnsi="맑은 고딕"/>
+                <w:b w:val="0"/>
+                <w:sz w:val="18"/>
+                <w:rFonts w:eastAsia="맑은 고딕"/>
+              </w:rPr>
+              <w:t>src/lib/auth/accountTiers.ts</w:t>
+            </w:r>
+          </w:p>
+        </w:tc>
+        <w:tc>
+          <w:tcPr>
+            <w:tcW w:type="dxa" w:w="2889"/>
+          </w:tcPr>
+          <w:p>
+            <w:r/>
+            <w:r>
+              <w:rPr>
+                <w:rFonts w:ascii="맑은 고딕" w:hAnsi="맑은 고딕"/>
+                <w:b w:val="0"/>
+                <w:sz w:val="18"/>
+                <w:rFonts w:eastAsia="맑은 고딕"/>
+              </w:rPr>
+              <w:t>계정 계층 7종의 단일 표준</w:t>
+            </w:r>
+          </w:p>
+        </w:tc>
+      </w:tr>
+      <w:tr>
+        <w:tc>
+          <w:tcPr>
+            <w:tcW w:type="dxa" w:w="2889"/>
+          </w:tcPr>
+          <w:p>
+            <w:r/>
+            <w:r>
+              <w:rPr>
+                <w:rFonts w:ascii="맑은 고딕" w:hAnsi="맑은 고딕"/>
+                <w:b/>
+                <w:sz w:val="18"/>
+                <w:rFonts w:eastAsia="맑은 고딕"/>
+              </w:rPr>
+              <w:t>코드</w:t>
+            </w:r>
+          </w:p>
+        </w:tc>
+        <w:tc>
+          <w:tcPr>
+            <w:tcW w:type="dxa" w:w="2889"/>
+          </w:tcPr>
+          <w:p>
+            <w:r/>
+            <w:r>
+              <w:rPr>
+                <w:rFonts w:ascii="맑은 고딕" w:hAnsi="맑은 고딕"/>
+                <w:b w:val="0"/>
+                <w:sz w:val="18"/>
+                <w:rFonts w:eastAsia="맑은 고딕"/>
+              </w:rPr>
+              <w:t>src/lib/khidi/targets.ts</w:t>
+            </w:r>
+          </w:p>
+        </w:tc>
+        <w:tc>
+          <w:tcPr>
+            <w:tcW w:type="dxa" w:w="2889"/>
+          </w:tcPr>
+          <w:p>
+            <w:r/>
+            <w:r>
+              <w:rPr>
+                <w:rFonts w:ascii="맑은 고딕" w:hAnsi="맑은 고딕"/>
+                <w:b w:val="0"/>
+                <w:sz w:val="18"/>
+                <w:rFonts w:eastAsia="맑은 고딕"/>
+              </w:rPr>
+              <w:t>성과지표 공식 목표(12/120/90)</w:t>
+            </w:r>
+          </w:p>
+        </w:tc>
+      </w:tr>
+      <w:tr>
+        <w:tc>
+          <w:tcPr>
+            <w:tcW w:type="dxa" w:w="2889"/>
+          </w:tcPr>
+          <w:p>
+            <w:r/>
+            <w:r>
+              <w:rPr>
+                <w:rFonts w:ascii="맑은 고딕" w:hAnsi="맑은 고딕"/>
+                <w:b/>
+                <w:sz w:val="18"/>
+                <w:rFonts w:eastAsia="맑은 고딕"/>
+              </w:rPr>
+              <w:t>코드</w:t>
+            </w:r>
+          </w:p>
+        </w:tc>
+        <w:tc>
+          <w:tcPr>
+            <w:tcW w:type="dxa" w:w="2889"/>
+          </w:tcPr>
+          <w:p>
+            <w:r/>
+            <w:r>
+              <w:rPr>
+                <w:rFonts w:ascii="맑은 고딕" w:hAnsi="맑은 고딕"/>
+                <w:b w:val="0"/>
+                <w:sz w:val="18"/>
+                <w:rFonts w:eastAsia="맑은 고딕"/>
+              </w:rPr>
+              <w:t>src/lib/khidi/kpi.ts</w:t>
+            </w:r>
+          </w:p>
+        </w:tc>
+        <w:tc>
+          <w:tcPr>
+            <w:tcW w:type="dxa" w:w="2889"/>
+          </w:tcPr>
+          <w:p>
+            <w:r/>
+            <w:r>
+              <w:rPr>
+                <w:rFonts w:ascii="맑은 고딕" w:hAnsi="맑은 고딕"/>
+                <w:b w:val="0"/>
+                <w:sz w:val="18"/>
+                <w:rFonts w:eastAsia="맑은 고딕"/>
+              </w:rPr>
+              <w:t>성과지표 집계 정의(테스트 데이터 제외 규칙 포함)</w:t>
+            </w:r>
+          </w:p>
+        </w:tc>
+      </w:tr>
+      <w:tr>
+        <w:tc>
+          <w:tcPr>
+            <w:tcW w:type="dxa" w:w="2889"/>
+          </w:tcPr>
+          <w:p>
+            <w:r/>
+            <w:r>
+              <w:rPr>
+                <w:rFonts w:ascii="맑은 고딕" w:hAnsi="맑은 고딕"/>
+                <w:b/>
+                <w:sz w:val="18"/>
+                <w:rFonts w:eastAsia="맑은 고딕"/>
+              </w:rPr>
+              <w:t>빌드</w:t>
+            </w:r>
+          </w:p>
+        </w:tc>
+        <w:tc>
+          <w:tcPr>
+            <w:tcW w:type="dxa" w:w="2889"/>
+          </w:tcPr>
+          <w:p>
+            <w:r/>
+            <w:r>
+              <w:rPr>
+                <w:rFonts w:ascii="맑은 고딕" w:hAnsi="맑은 고딕"/>
+                <w:b w:val="0"/>
+                <w:sz w:val="18"/>
+                <w:rFonts w:eastAsia="맑은 고딕"/>
+              </w:rPr>
+              <w:t>Next.js 라우트 목록(CI 빌드 산출)</w:t>
+            </w:r>
+          </w:p>
+        </w:tc>
+        <w:tc>
+          <w:tcPr>
+            <w:tcW w:type="dxa" w:w="2889"/>
+          </w:tcPr>
+          <w:p>
+            <w:r/>
+            <w:r>
+              <w:rPr>
+                <w:rFonts w:ascii="맑은 고딕" w:hAnsi="맑은 고딕"/>
+                <w:b w:val="0"/>
+                <w:sz w:val="18"/>
+                <w:rFonts w:eastAsia="맑은 고딕"/>
+              </w:rPr>
+              <w:t>실제 존재하는 화면 경로</w:t>
+            </w:r>
+          </w:p>
+        </w:tc>
+      </w:tr>
+      <w:tr>
+        <w:tc>
+          <w:tcPr>
+            <w:tcW w:type="dxa" w:w="2889"/>
+          </w:tcPr>
+          <w:p>
+            <w:r/>
+            <w:r>
+              <w:rPr>
+                <w:rFonts w:ascii="맑은 고딕" w:hAnsi="맑은 고딕"/>
+                <w:b/>
+                <w:sz w:val="18"/>
+                <w:rFonts w:eastAsia="맑은 고딕"/>
+              </w:rPr>
+              <w:t>데이터</w:t>
+            </w:r>
+          </w:p>
+        </w:tc>
+        <w:tc>
+          <w:tcPr>
+            <w:tcW w:type="dxa" w:w="2889"/>
+          </w:tcPr>
+          <w:p>
+            <w:r/>
+            <w:r>
+              <w:rPr>
+                <w:rFonts w:ascii="맑은 고딕" w:hAnsi="맑은 고딕"/>
+                <w:b w:val="0"/>
+                <w:sz w:val="18"/>
+                <w:rFonts w:eastAsia="맑은 고딕"/>
+              </w:rPr>
+              <w:t>운영데이터베이스 정확 집계(2026. 8. 19.)</w:t>
             </w:r>
           </w:p>
         </w:tc>

--- a/docs/government-project/08_테스트결과서.docx
+++ b/docs/government-project/08_테스트결과서.docx
@@ -964,7 +964,7 @@
           <w:sz w:val="20"/>
           <w:szCs w:val="20"/>
         </w:rPr>
-        <w:t xml:space="preserve">Playwright 기반 E2E 시나리오 — 현재 코드베이스 구현 기준 (e2e/ 디렉토리 예정)</w:t>
+        <w:t>Playwright 기반 E2E 시나리오 — 현재 코드베이스 구현 기준 — 아래 표는 2026-04 시점 «수동 확인» 시나리오다. 2026-08-19 현재는 e2e 폴더에 자동화 스크립트 45개 파일 164건이 들어와 자동 실행된다.</w:t>
       </w:r>
     </w:p>
     <w:p>
@@ -4978,7 +4978,7 @@
                 <w:sz w:val="18"/>
                 <w:szCs w:val="18"/>
               </w:rPr>
-              <w:t xml:space="preserve">PII 평문 저장 없음</w:t>
+              <w:t>식별정보 평문 저장 없음</w:t>
             </w:r>
           </w:p>
         </w:tc>
@@ -5011,7 +5011,7 @@
                 <w:sz w:val="18"/>
                 <w:szCs w:val="18"/>
               </w:rPr>
-              <w:t xml:space="preserve">인테이크 제출 후 DB 직접 조회 — name_encrypted 컬럼 암호문 확인, 평문 없음</w:t>
+              <w:t>인테이크 제출 후 DB 직접 조회 — 성명·이메일·전화 암호문 확인(2026-08-19 재확인: 이메일 109건·전화 22건 전건 암호문). 문의 본문·의료진 소견은 검색·번역 목적으로 평문 보관</w:t>
             </w:r>
           </w:p>
         </w:tc>
@@ -7840,7 +7840,7 @@
                 <w:sz w:val="18"/>
                 <w:szCs w:val="18"/>
               </w:rPr>
-              <w:t xml:space="preserve">27/27 (100%)</w:t>
+              <w:t>27/27 (2026-04 수동 확인 기준)</w:t>
             </w:r>
           </w:p>
         </w:tc>
@@ -7898,7 +7898,7 @@
           <w:sz w:val="24"/>
           <w:szCs w:val="24"/>
         </w:rPr>
-        <w:t xml:space="preserve">5.2 자동화 테스트 미흡 영역</w:t>
+        <w:t>5.2 자동화 테스트 미흡 영역 (2026-04 지적 → 2026-08-19 해소 내역)</w:t>
       </w:r>
     </w:p>
     <w:p>
@@ -7916,7 +7916,7 @@
           <w:sz w:val="20"/>
           <w:szCs w:val="20"/>
         </w:rPr>
-        <w:t xml:space="preserve">Playwright E2E 스크립트 코드베이스 내 미포함 — 현재 수동 시나리오 기반 (e2e/ 디렉토리 추가 예정)</w:t>
+        <w:t>[해소됨 2026-08-19] Playwright E2E 스크립트 도입 완료 — 45개 파일 164건. 매 변경 시 스모크, 매일 밤 전체 실행.</w:t>
       </w:r>
     </w:p>
     <w:p>
@@ -7934,7 +7934,7 @@
           <w:sz w:val="20"/>
           <w:szCs w:val="20"/>
         </w:rPr>
-        <w:t xml:space="preserve">단위 테스트(Jest) 케이스 부재 — requireAdminAuth.test.ts 등 추가 필요</w:t>
+        <w:t>[해소됨 2026-08-19] 단위 테스트 110개 파일 1,002건 도입 완료(전건 통과).</w:t>
       </w:r>
     </w:p>
     <w:p>
@@ -7974,7 +7974,7 @@
           <w:sz w:val="24"/>
           <w:szCs w:val="24"/>
         </w:rPr>
-        <w:t xml:space="preserve">5.3 향후 추가 예정 테스트</w:t>
+        <w:t>5.3 테스트 자동화 진행 상황 (2026-08-19 기준)</w:t>
       </w:r>
     </w:p>
     <w:tbl>
@@ -8128,7 +8128,7 @@
                 <w:sz w:val="18"/>
                 <w:szCs w:val="18"/>
               </w:rPr>
-              <w:t xml:space="preserve">2026년 5월</w:t>
+              <w:t>완료 (2026-06~)</w:t>
             </w:r>
           </w:p>
         </w:tc>
@@ -8161,7 +8161,7 @@
                 <w:sz w:val="18"/>
                 <w:szCs w:val="18"/>
               </w:rPr>
-              <w:t xml:space="preserve">화상 내 번역 자막 E2E 테스트</w:t>
+              <w:t>화상 내 번역 자막 — 실서비스 가동, 통번역 3,542건 축적</w:t>
             </w:r>
           </w:p>
         </w:tc>
@@ -8229,7 +8229,7 @@
                 <w:sz w:val="18"/>
                 <w:szCs w:val="18"/>
               </w:rPr>
-              <w:t xml:space="preserve">2026년 5월</w:t>
+              <w:t>완료 (2026-08)</w:t>
             </w:r>
           </w:p>
         </w:tc>
@@ -8262,7 +8262,7 @@
                 <w:sz w:val="18"/>
                 <w:szCs w:val="18"/>
               </w:rPr>
-              <w:t xml:space="preserve">requireAdminAuth 단위 테스트</w:t>
+              <w:t>requireAdminAuth 포함 단위 테스트 110개 파일 1,002건</w:t>
             </w:r>
           </w:p>
         </w:tc>
@@ -8330,7 +8330,7 @@
                 <w:sz w:val="18"/>
                 <w:szCs w:val="18"/>
               </w:rPr>
-              <w:t xml:space="preserve">2026년 6월</w:t>
+              <w:t>완료 (2026-07~)</w:t>
             </w:r>
           </w:p>
         </w:tc>
@@ -8363,7 +8363,7 @@
                 <w:sz w:val="18"/>
                 <w:szCs w:val="18"/>
               </w:rPr>
-              <w:t xml:space="preserve">Lighthouse CI 자동화</w:t>
+              <w:t>Lighthouse 야간 자동 감사 운영 중</w:t>
             </w:r>
           </w:p>
         </w:tc>
@@ -8431,7 +8431,7 @@
                 <w:sz w:val="18"/>
                 <w:szCs w:val="18"/>
               </w:rPr>
-              <w:t xml:space="preserve">2026년 6월</w:t>
+              <w:t>예정</w:t>
             </w:r>
           </w:p>
         </w:tc>
@@ -8464,7 +8464,7 @@
                 <w:sz w:val="18"/>
                 <w:szCs w:val="18"/>
               </w:rPr>
-              <w:t xml:space="preserve">부하 테스트 (100 동시 접속)</w:t>
+              <w:t>부하 테스트 (100 동시 접속) — 유치 확대 시점에 실시</w:t>
             </w:r>
           </w:p>
         </w:tc>
@@ -8532,7 +8532,7 @@
                 <w:sz w:val="18"/>
                 <w:szCs w:val="18"/>
               </w:rPr>
-              <w:t xml:space="preserve">2026년 7월</w:t>
+              <w:t>예정</w:t>
             </w:r>
           </w:p>
         </w:tc>
@@ -8565,7 +8565,7 @@
                 <w:sz w:val="18"/>
                 <w:szCs w:val="18"/>
               </w:rPr>
-              <w:t xml:space="preserve">외부 침투 테스트</w:t>
+              <w:t>외부 침투 테스트 — 외부 보안 전문가 의뢰</w:t>
             </w:r>
           </w:p>
         </w:tc>

--- a/docs/government-project/08_테스트결과서.docx
+++ b/docs/government-project/08_테스트결과서.docx
@@ -5757,7 +5757,6 @@
           <w:sz w:val="20"/>
           <w:szCs w:val="20"/>
         </w:rPr>
-        <w:t xml:space="preserve">[화면: Lighthouse 리포트 스크린샷 — 운영 시작 후 실제 측정값으로 갱신 예정]</w:t>
       </w:r>
     </w:p>
     <w:p>
@@ -5925,132 +5924,68 @@
         <w:tc>
           <w:tcPr>
             <w:tcW w:type="dxa" w:w="2000"/>
-            <w:tcBorders>
-              <w:top w:val="single" w:color="CCCCCC" w:sz="1"/>
-              <w:left w:val="single" w:color="CCCCCC" w:sz="1"/>
-              <w:bottom w:val="single" w:color="CCCCCC" w:sz="1"/>
-              <w:right w:val="single" w:color="CCCCCC" w:sz="1"/>
-            </w:tcBorders>
-            <w:shd w:fill="FFFFFF" w:val="clear"/>
-            <w:tcMar>
-              <w:top w:type="dxa" w:w="80"/>
-              <w:left w:type="dxa" w:w="120"/>
-              <w:bottom w:type="dxa" w:w="80"/>
-              <w:right w:type="dxa" w:w="120"/>
-            </w:tcMar>
-          </w:tcPr>
-          <w:p>
-            <w:pPr>
-              <w:jc w:val="left"/>
-            </w:pPr>
-            <w:r>
-              <w:rPr>
-                <w:rFonts w:ascii="맑은 고딕" w:cs="맑은 고딕" w:eastAsia="맑은 고딕" w:hAnsi="맑은 고딕"/>
-                <w:b w:val="false"/>
-                <w:bCs w:val="false"/>
-                <w:sz w:val="18"/>
-                <w:szCs w:val="18"/>
-              </w:rPr>
-              <w:t xml:space="preserve">LCP (최대 콘텐츠 페인트)</w:t>
+          </w:tcPr>
+          <w:p>
+            <w:r/>
+            <w:r>
+              <w:rPr>
+                <w:rFonts w:ascii="맑은 고딕" w:hAnsi="맑은 고딕"/>
+                <w:b/>
+                <w:sz w:val="18"/>
+                <w:rFonts w:eastAsia="맑은 고딕"/>
+              </w:rPr>
+              <w:t>LCP (최대 콘텐츠 페인트)</w:t>
             </w:r>
           </w:p>
         </w:tc>
         <w:tc>
           <w:tcPr>
             <w:tcW w:type="dxa" w:w="2000"/>
-            <w:tcBorders>
-              <w:top w:val="single" w:color="CCCCCC" w:sz="1"/>
-              <w:left w:val="single" w:color="CCCCCC" w:sz="1"/>
-              <w:bottom w:val="single" w:color="CCCCCC" w:sz="1"/>
-              <w:right w:val="single" w:color="CCCCCC" w:sz="1"/>
-            </w:tcBorders>
-            <w:shd w:fill="FFFFFF" w:val="clear"/>
-            <w:tcMar>
-              <w:top w:type="dxa" w:w="80"/>
-              <w:left w:type="dxa" w:w="120"/>
-              <w:bottom w:type="dxa" w:w="80"/>
-              <w:right w:type="dxa" w:w="120"/>
-            </w:tcMar>
-          </w:tcPr>
-          <w:p>
-            <w:pPr>
-              <w:jc w:val="center"/>
-            </w:pPr>
-            <w:r>
-              <w:rPr>
-                <w:rFonts w:ascii="맑은 고딕" w:cs="맑은 고딕" w:eastAsia="맑은 고딕" w:hAnsi="맑은 고딕"/>
-                <w:b w:val="false"/>
-                <w:bCs w:val="false"/>
-                <w:sz w:val="18"/>
-                <w:szCs w:val="18"/>
-              </w:rPr>
-              <w:t xml:space="preserve">2.5초 이하</w:t>
+          </w:tcPr>
+          <w:p>
+            <w:r/>
+            <w:r>
+              <w:rPr>
+                <w:rFonts w:ascii="맑은 고딕" w:hAnsi="맑은 고딕"/>
+                <w:b w:val="0"/>
+                <w:sz w:val="18"/>
+                <w:rFonts w:eastAsia="맑은 고딕"/>
+              </w:rPr>
+              <w:t>2.5초 이하</w:t>
             </w:r>
           </w:p>
         </w:tc>
         <w:tc>
           <w:tcPr>
             <w:tcW w:type="dxa" w:w="2000"/>
-            <w:tcBorders>
-              <w:top w:val="single" w:color="CCCCCC" w:sz="1"/>
-              <w:left w:val="single" w:color="CCCCCC" w:sz="1"/>
-              <w:bottom w:val="single" w:color="CCCCCC" w:sz="1"/>
-              <w:right w:val="single" w:color="CCCCCC" w:sz="1"/>
-            </w:tcBorders>
-            <w:shd w:fill="FFF9C4" w:val="clear"/>
-            <w:tcMar>
-              <w:top w:type="dxa" w:w="80"/>
-              <w:left w:type="dxa" w:w="120"/>
-              <w:bottom w:type="dxa" w:w="80"/>
-              <w:right w:type="dxa" w:w="120"/>
-            </w:tcMar>
-          </w:tcPr>
-          <w:p>
-            <w:pPr>
-              <w:jc w:val="center"/>
-            </w:pPr>
-            <w:r>
-              <w:rPr>
-                <w:rFonts w:ascii="맑은 고딕" w:cs="맑은 고딕" w:eastAsia="맑은 고딕" w:hAnsi="맑은 고딕"/>
-                <w:b w:val="false"/>
-                <w:bCs w:val="false"/>
-                <w:sz w:val="18"/>
-                <w:szCs w:val="18"/>
-              </w:rPr>
-              <w:t xml:space="preserve">[TBD]</w:t>
+          </w:tcPr>
+          <w:p>
+            <w:r/>
+            <w:r>
+              <w:rPr>
+                <w:rFonts w:ascii="맑은 고딕" w:hAnsi="맑은 고딕"/>
+                <w:b w:val="0"/>
+                <w:sz w:val="18"/>
+                <w:rFonts w:eastAsia="맑은 고딕"/>
+              </w:rPr>
+              <w:t>모바일 18.9초 / 데스크톱 3.6초</w:t>
             </w:r>
           </w:p>
         </w:tc>
         <w:tc>
           <w:tcPr>
             <w:tcW w:type="dxa" w:w="2506"/>
-            <w:tcBorders>
-              <w:top w:val="single" w:color="CCCCCC" w:sz="1"/>
-              <w:left w:val="single" w:color="CCCCCC" w:sz="1"/>
-              <w:bottom w:val="single" w:color="CCCCCC" w:sz="1"/>
-              <w:right w:val="single" w:color="CCCCCC" w:sz="1"/>
-            </w:tcBorders>
-            <w:shd w:fill="FFFFFF" w:val="clear"/>
-            <w:tcMar>
-              <w:top w:type="dxa" w:w="80"/>
-              <w:left w:type="dxa" w:w="120"/>
-              <w:bottom w:type="dxa" w:w="80"/>
-              <w:right w:type="dxa" w:w="120"/>
-            </w:tcMar>
-          </w:tcPr>
-          <w:p>
-            <w:pPr>
-              <w:jc w:val="left"/>
-            </w:pPr>
-            <w:r>
-              <w:rPr>
-                <w:rFonts w:ascii="맑은 고딕" w:cs="맑은 고딕" w:eastAsia="맑은 고딕" w:hAnsi="맑은 고딕"/>
-                <w:b w:val="false"/>
-                <w:bCs w:val="false"/>
-                <w:sz w:val="18"/>
-                <w:szCs w:val="18"/>
-              </w:rPr>
-              <w:t xml:space="preserve">Vercel Analytics로 측정 예정</w:t>
+          </w:tcPr>
+          <w:p>
+            <w:r/>
+            <w:r>
+              <w:rPr>
+                <w:rFonts w:ascii="맑은 고딕" w:hAnsi="맑은 고딕"/>
+                <w:b w:val="0"/>
+                <w:sz w:val="18"/>
+                <w:rFonts w:eastAsia="맑은 고딕"/>
+              </w:rPr>
+              <w:t>미달 — 초기 자바스크립트 전송량이 원인. 개선 과제로 등록</w:t>
             </w:r>
           </w:p>
         </w:tc>
@@ -6059,132 +5994,68 @@
         <w:tc>
           <w:tcPr>
             <w:tcW w:type="dxa" w:w="2000"/>
-            <w:tcBorders>
-              <w:top w:val="single" w:color="CCCCCC" w:sz="1"/>
-              <w:left w:val="single" w:color="CCCCCC" w:sz="1"/>
-              <w:bottom w:val="single" w:color="CCCCCC" w:sz="1"/>
-              <w:right w:val="single" w:color="CCCCCC" w:sz="1"/>
-            </w:tcBorders>
-            <w:shd w:fill="FFFFFF" w:val="clear"/>
-            <w:tcMar>
-              <w:top w:type="dxa" w:w="80"/>
-              <w:left w:type="dxa" w:w="120"/>
-              <w:bottom w:type="dxa" w:w="80"/>
-              <w:right w:type="dxa" w:w="120"/>
-            </w:tcMar>
-          </w:tcPr>
-          <w:p>
-            <w:pPr>
-              <w:jc w:val="left"/>
-            </w:pPr>
-            <w:r>
-              <w:rPr>
-                <w:rFonts w:ascii="맑은 고딕" w:cs="맑은 고딕" w:eastAsia="맑은 고딕" w:hAnsi="맑은 고딕"/>
-                <w:b w:val="false"/>
-                <w:bCs w:val="false"/>
-                <w:sz w:val="18"/>
-                <w:szCs w:val="18"/>
-              </w:rPr>
-              <w:t xml:space="preserve">FID (최초 입력 지연)</w:t>
+          </w:tcPr>
+          <w:p>
+            <w:r/>
+            <w:r>
+              <w:rPr>
+                <w:rFonts w:ascii="맑은 고딕" w:hAnsi="맑은 고딕"/>
+                <w:b/>
+                <w:sz w:val="18"/>
+                <w:rFonts w:eastAsia="맑은 고딕"/>
+              </w:rPr>
+              <w:t>입력 반응성 (FID → TBT 대체)</w:t>
             </w:r>
           </w:p>
         </w:tc>
         <w:tc>
           <w:tcPr>
             <w:tcW w:type="dxa" w:w="2000"/>
-            <w:tcBorders>
-              <w:top w:val="single" w:color="CCCCCC" w:sz="1"/>
-              <w:left w:val="single" w:color="CCCCCC" w:sz="1"/>
-              <w:bottom w:val="single" w:color="CCCCCC" w:sz="1"/>
-              <w:right w:val="single" w:color="CCCCCC" w:sz="1"/>
-            </w:tcBorders>
-            <w:shd w:fill="FFFFFF" w:val="clear"/>
-            <w:tcMar>
-              <w:top w:type="dxa" w:w="80"/>
-              <w:left w:type="dxa" w:w="120"/>
-              <w:bottom w:type="dxa" w:w="80"/>
-              <w:right w:type="dxa" w:w="120"/>
-            </w:tcMar>
-          </w:tcPr>
-          <w:p>
-            <w:pPr>
-              <w:jc w:val="center"/>
-            </w:pPr>
-            <w:r>
-              <w:rPr>
-                <w:rFonts w:ascii="맑은 고딕" w:cs="맑은 고딕" w:eastAsia="맑은 고딕" w:hAnsi="맑은 고딕"/>
-                <w:b w:val="false"/>
-                <w:bCs w:val="false"/>
-                <w:sz w:val="18"/>
-                <w:szCs w:val="18"/>
-              </w:rPr>
-              <w:t xml:space="preserve">100ms 이하</w:t>
+          </w:tcPr>
+          <w:p>
+            <w:r/>
+            <w:r>
+              <w:rPr>
+                <w:rFonts w:ascii="맑은 고딕" w:hAnsi="맑은 고딕"/>
+                <w:b w:val="0"/>
+                <w:sz w:val="18"/>
+                <w:rFonts w:eastAsia="맑은 고딕"/>
+              </w:rPr>
+              <w:t>TBT 200ms 이하</w:t>
             </w:r>
           </w:p>
         </w:tc>
         <w:tc>
           <w:tcPr>
             <w:tcW w:type="dxa" w:w="2000"/>
-            <w:tcBorders>
-              <w:top w:val="single" w:color="CCCCCC" w:sz="1"/>
-              <w:left w:val="single" w:color="CCCCCC" w:sz="1"/>
-              <w:bottom w:val="single" w:color="CCCCCC" w:sz="1"/>
-              <w:right w:val="single" w:color="CCCCCC" w:sz="1"/>
-            </w:tcBorders>
-            <w:shd w:fill="FFF9C4" w:val="clear"/>
-            <w:tcMar>
-              <w:top w:type="dxa" w:w="80"/>
-              <w:left w:type="dxa" w:w="120"/>
-              <w:bottom w:type="dxa" w:w="80"/>
-              <w:right w:type="dxa" w:w="120"/>
-            </w:tcMar>
-          </w:tcPr>
-          <w:p>
-            <w:pPr>
-              <w:jc w:val="center"/>
-            </w:pPr>
-            <w:r>
-              <w:rPr>
-                <w:rFonts w:ascii="맑은 고딕" w:cs="맑은 고딕" w:eastAsia="맑은 고딕" w:hAnsi="맑은 고딕"/>
-                <w:b w:val="false"/>
-                <w:bCs w:val="false"/>
-                <w:sz w:val="18"/>
-                <w:szCs w:val="18"/>
-              </w:rPr>
-              <w:t xml:space="preserve">[TBD]</w:t>
+          </w:tcPr>
+          <w:p>
+            <w:r/>
+            <w:r>
+              <w:rPr>
+                <w:rFonts w:ascii="맑은 고딕" w:hAnsi="맑은 고딕"/>
+                <w:b w:val="0"/>
+                <w:sz w:val="18"/>
+                <w:rFonts w:eastAsia="맑은 고딕"/>
+              </w:rPr>
+              <w:t>모바일 382ms / 데스크톱 88ms</w:t>
             </w:r>
           </w:p>
         </w:tc>
         <w:tc>
           <w:tcPr>
             <w:tcW w:type="dxa" w:w="2506"/>
-            <w:tcBorders>
-              <w:top w:val="single" w:color="CCCCCC" w:sz="1"/>
-              <w:left w:val="single" w:color="CCCCCC" w:sz="1"/>
-              <w:bottom w:val="single" w:color="CCCCCC" w:sz="1"/>
-              <w:right w:val="single" w:color="CCCCCC" w:sz="1"/>
-            </w:tcBorders>
-            <w:shd w:fill="FFFFFF" w:val="clear"/>
-            <w:tcMar>
-              <w:top w:type="dxa" w:w="80"/>
-              <w:left w:type="dxa" w:w="120"/>
-              <w:bottom w:type="dxa" w:w="80"/>
-              <w:right w:type="dxa" w:w="120"/>
-            </w:tcMar>
-          </w:tcPr>
-          <w:p>
-            <w:pPr>
-              <w:jc w:val="left"/>
-            </w:pPr>
-            <w:r>
-              <w:rPr>
-                <w:rFonts w:ascii="맑은 고딕" w:cs="맑은 고딕" w:eastAsia="맑은 고딕" w:hAnsi="맑은 고딕"/>
-                <w:b w:val="false"/>
-                <w:bCs w:val="false"/>
-                <w:sz w:val="18"/>
-                <w:szCs w:val="18"/>
-              </w:rPr>
-              <w:t xml:space="preserve">실제 사용자 측정</w:t>
+          </w:tcPr>
+          <w:p>
+            <w:r/>
+            <w:r>
+              <w:rPr>
+                <w:rFonts w:ascii="맑은 고딕" w:hAnsi="맑은 고딕"/>
+                <w:b w:val="0"/>
+                <w:sz w:val="18"/>
+                <w:rFonts w:eastAsia="맑은 고딕"/>
+              </w:rPr>
+              <w:t>FID 는 폐지된 지표로 총 차단 시간(TBT)으로 대체 측정</w:t>
             </w:r>
           </w:p>
         </w:tc>
@@ -6193,132 +6064,68 @@
         <w:tc>
           <w:tcPr>
             <w:tcW w:type="dxa" w:w="2000"/>
-            <w:tcBorders>
-              <w:top w:val="single" w:color="CCCCCC" w:sz="1"/>
-              <w:left w:val="single" w:color="CCCCCC" w:sz="1"/>
-              <w:bottom w:val="single" w:color="CCCCCC" w:sz="1"/>
-              <w:right w:val="single" w:color="CCCCCC" w:sz="1"/>
-            </w:tcBorders>
-            <w:shd w:fill="FFFFFF" w:val="clear"/>
-            <w:tcMar>
-              <w:top w:type="dxa" w:w="80"/>
-              <w:left w:type="dxa" w:w="120"/>
-              <w:bottom w:type="dxa" w:w="80"/>
-              <w:right w:type="dxa" w:w="120"/>
-            </w:tcMar>
-          </w:tcPr>
-          <w:p>
-            <w:pPr>
-              <w:jc w:val="left"/>
-            </w:pPr>
-            <w:r>
-              <w:rPr>
-                <w:rFonts w:ascii="맑은 고딕" w:cs="맑은 고딕" w:eastAsia="맑은 고딕" w:hAnsi="맑은 고딕"/>
-                <w:b w:val="false"/>
-                <w:bCs w:val="false"/>
-                <w:sz w:val="18"/>
-                <w:szCs w:val="18"/>
-              </w:rPr>
-              <w:t xml:space="preserve">CLS (레이아웃 안정성)</w:t>
+          </w:tcPr>
+          <w:p>
+            <w:r/>
+            <w:r>
+              <w:rPr>
+                <w:rFonts w:ascii="맑은 고딕" w:hAnsi="맑은 고딕"/>
+                <w:b/>
+                <w:sz w:val="18"/>
+                <w:rFonts w:eastAsia="맑은 고딕"/>
+              </w:rPr>
+              <w:t>CLS (레이아웃 안정성)</w:t>
             </w:r>
           </w:p>
         </w:tc>
         <w:tc>
           <w:tcPr>
             <w:tcW w:type="dxa" w:w="2000"/>
-            <w:tcBorders>
-              <w:top w:val="single" w:color="CCCCCC" w:sz="1"/>
-              <w:left w:val="single" w:color="CCCCCC" w:sz="1"/>
-              <w:bottom w:val="single" w:color="CCCCCC" w:sz="1"/>
-              <w:right w:val="single" w:color="CCCCCC" w:sz="1"/>
-            </w:tcBorders>
-            <w:shd w:fill="FFFFFF" w:val="clear"/>
-            <w:tcMar>
-              <w:top w:type="dxa" w:w="80"/>
-              <w:left w:type="dxa" w:w="120"/>
-              <w:bottom w:type="dxa" w:w="80"/>
-              <w:right w:type="dxa" w:w="120"/>
-            </w:tcMar>
-          </w:tcPr>
-          <w:p>
-            <w:pPr>
-              <w:jc w:val="center"/>
-            </w:pPr>
-            <w:r>
-              <w:rPr>
-                <w:rFonts w:ascii="맑은 고딕" w:cs="맑은 고딕" w:eastAsia="맑은 고딕" w:hAnsi="맑은 고딕"/>
-                <w:b w:val="false"/>
-                <w:bCs w:val="false"/>
-                <w:sz w:val="18"/>
-                <w:szCs w:val="18"/>
-              </w:rPr>
-              <w:t xml:space="preserve">0.1 이하</w:t>
+          </w:tcPr>
+          <w:p>
+            <w:r/>
+            <w:r>
+              <w:rPr>
+                <w:rFonts w:ascii="맑은 고딕" w:hAnsi="맑은 고딕"/>
+                <w:b w:val="0"/>
+                <w:sz w:val="18"/>
+                <w:rFonts w:eastAsia="맑은 고딕"/>
+              </w:rPr>
+              <w:t>0.1 이하</w:t>
             </w:r>
           </w:p>
         </w:tc>
         <w:tc>
           <w:tcPr>
             <w:tcW w:type="dxa" w:w="2000"/>
-            <w:tcBorders>
-              <w:top w:val="single" w:color="CCCCCC" w:sz="1"/>
-              <w:left w:val="single" w:color="CCCCCC" w:sz="1"/>
-              <w:bottom w:val="single" w:color="CCCCCC" w:sz="1"/>
-              <w:right w:val="single" w:color="CCCCCC" w:sz="1"/>
-            </w:tcBorders>
-            <w:shd w:fill="FFF9C4" w:val="clear"/>
-            <w:tcMar>
-              <w:top w:type="dxa" w:w="80"/>
-              <w:left w:type="dxa" w:w="120"/>
-              <w:bottom w:type="dxa" w:w="80"/>
-              <w:right w:type="dxa" w:w="120"/>
-            </w:tcMar>
-          </w:tcPr>
-          <w:p>
-            <w:pPr>
-              <w:jc w:val="center"/>
-            </w:pPr>
-            <w:r>
-              <w:rPr>
-                <w:rFonts w:ascii="맑은 고딕" w:cs="맑은 고딕" w:eastAsia="맑은 고딕" w:hAnsi="맑은 고딕"/>
-                <w:b w:val="false"/>
-                <w:bCs w:val="false"/>
-                <w:sz w:val="18"/>
-                <w:szCs w:val="18"/>
-              </w:rPr>
-              <w:t xml:space="preserve">[TBD]</w:t>
+          </w:tcPr>
+          <w:p>
+            <w:r/>
+            <w:r>
+              <w:rPr>
+                <w:rFonts w:ascii="맑은 고딕" w:hAnsi="맑은 고딕"/>
+                <w:b w:val="0"/>
+                <w:sz w:val="18"/>
+                <w:rFonts w:eastAsia="맑은 고딕"/>
+              </w:rPr>
+              <w:t>모바일 0.045 / 데스크톱 0.006</w:t>
             </w:r>
           </w:p>
         </w:tc>
         <w:tc>
           <w:tcPr>
             <w:tcW w:type="dxa" w:w="2506"/>
-            <w:tcBorders>
-              <w:top w:val="single" w:color="CCCCCC" w:sz="1"/>
-              <w:left w:val="single" w:color="CCCCCC" w:sz="1"/>
-              <w:bottom w:val="single" w:color="CCCCCC" w:sz="1"/>
-              <w:right w:val="single" w:color="CCCCCC" w:sz="1"/>
-            </w:tcBorders>
-            <w:shd w:fill="FFFFFF" w:val="clear"/>
-            <w:tcMar>
-              <w:top w:type="dxa" w:w="80"/>
-              <w:left w:type="dxa" w:w="120"/>
-              <w:bottom w:type="dxa" w:w="80"/>
-              <w:right w:type="dxa" w:w="120"/>
-            </w:tcMar>
-          </w:tcPr>
-          <w:p>
-            <w:pPr>
-              <w:jc w:val="left"/>
-            </w:pPr>
-            <w:r>
-              <w:rPr>
-                <w:rFonts w:ascii="맑은 고딕" w:cs="맑은 고딕" w:eastAsia="맑은 고딕" w:hAnsi="맑은 고딕"/>
-                <w:b w:val="false"/>
-                <w:bCs w:val="false"/>
-                <w:sz w:val="18"/>
-                <w:szCs w:val="18"/>
-              </w:rPr>
-              <w:t xml:space="preserve">이미지 예약 크기 지정 완료</w:t>
+          </w:tcPr>
+          <w:p>
+            <w:r/>
+            <w:r>
+              <w:rPr>
+                <w:rFonts w:ascii="맑은 고딕" w:hAnsi="맑은 고딕"/>
+                <w:b w:val="0"/>
+                <w:sz w:val="18"/>
+                <w:rFonts w:eastAsia="맑은 고딕"/>
+              </w:rPr>
+              <w:t>충족</w:t>
             </w:r>
           </w:p>
         </w:tc>
@@ -6327,132 +6134,68 @@
         <w:tc>
           <w:tcPr>
             <w:tcW w:type="dxa" w:w="2000"/>
-            <w:tcBorders>
-              <w:top w:val="single" w:color="CCCCCC" w:sz="1"/>
-              <w:left w:val="single" w:color="CCCCCC" w:sz="1"/>
-              <w:bottom w:val="single" w:color="CCCCCC" w:sz="1"/>
-              <w:right w:val="single" w:color="CCCCCC" w:sz="1"/>
-            </w:tcBorders>
-            <w:shd w:fill="FFFFFF" w:val="clear"/>
-            <w:tcMar>
-              <w:top w:type="dxa" w:w="80"/>
-              <w:left w:type="dxa" w:w="120"/>
-              <w:bottom w:type="dxa" w:w="80"/>
-              <w:right w:type="dxa" w:w="120"/>
-            </w:tcMar>
-          </w:tcPr>
-          <w:p>
-            <w:pPr>
-              <w:jc w:val="left"/>
-            </w:pPr>
-            <w:r>
-              <w:rPr>
-                <w:rFonts w:ascii="맑은 고딕" w:cs="맑은 고딕" w:eastAsia="맑은 고딕" w:hAnsi="맑은 고딕"/>
-                <w:b w:val="false"/>
-                <w:bCs w:val="false"/>
-                <w:sz w:val="18"/>
-                <w:szCs w:val="18"/>
-              </w:rPr>
-              <w:t xml:space="preserve">TTFB (서버 응답 시간)</w:t>
+          </w:tcPr>
+          <w:p>
+            <w:r/>
+            <w:r>
+              <w:rPr>
+                <w:rFonts w:ascii="맑은 고딕" w:hAnsi="맑은 고딕"/>
+                <w:b/>
+                <w:sz w:val="18"/>
+                <w:rFonts w:eastAsia="맑은 고딕"/>
+              </w:rPr>
+              <w:t>TTFB (서버 응답 시간)</w:t>
             </w:r>
           </w:p>
         </w:tc>
         <w:tc>
           <w:tcPr>
             <w:tcW w:type="dxa" w:w="2000"/>
-            <w:tcBorders>
-              <w:top w:val="single" w:color="CCCCCC" w:sz="1"/>
-              <w:left w:val="single" w:color="CCCCCC" w:sz="1"/>
-              <w:bottom w:val="single" w:color="CCCCCC" w:sz="1"/>
-              <w:right w:val="single" w:color="CCCCCC" w:sz="1"/>
-            </w:tcBorders>
-            <w:shd w:fill="FFFFFF" w:val="clear"/>
-            <w:tcMar>
-              <w:top w:type="dxa" w:w="80"/>
-              <w:left w:type="dxa" w:w="120"/>
-              <w:bottom w:type="dxa" w:w="80"/>
-              <w:right w:type="dxa" w:w="120"/>
-            </w:tcMar>
-          </w:tcPr>
-          <w:p>
-            <w:pPr>
-              <w:jc w:val="center"/>
-            </w:pPr>
-            <w:r>
-              <w:rPr>
-                <w:rFonts w:ascii="맑은 고딕" w:cs="맑은 고딕" w:eastAsia="맑은 고딕" w:hAnsi="맑은 고딕"/>
-                <w:b w:val="false"/>
-                <w:bCs w:val="false"/>
-                <w:sz w:val="18"/>
-                <w:szCs w:val="18"/>
-              </w:rPr>
-              <w:t xml:space="preserve">800ms 이하</w:t>
+          </w:tcPr>
+          <w:p>
+            <w:r/>
+            <w:r>
+              <w:rPr>
+                <w:rFonts w:ascii="맑은 고딕" w:hAnsi="맑은 고딕"/>
+                <w:b w:val="0"/>
+                <w:sz w:val="18"/>
+                <w:rFonts w:eastAsia="맑은 고딕"/>
+              </w:rPr>
+              <w:t>800ms 이하</w:t>
             </w:r>
           </w:p>
         </w:tc>
         <w:tc>
           <w:tcPr>
             <w:tcW w:type="dxa" w:w="2000"/>
-            <w:tcBorders>
-              <w:top w:val="single" w:color="CCCCCC" w:sz="1"/>
-              <w:left w:val="single" w:color="CCCCCC" w:sz="1"/>
-              <w:bottom w:val="single" w:color="CCCCCC" w:sz="1"/>
-              <w:right w:val="single" w:color="CCCCCC" w:sz="1"/>
-            </w:tcBorders>
-            <w:shd w:fill="FFF9C4" w:val="clear"/>
-            <w:tcMar>
-              <w:top w:type="dxa" w:w="80"/>
-              <w:left w:type="dxa" w:w="120"/>
-              <w:bottom w:type="dxa" w:w="80"/>
-              <w:right w:type="dxa" w:w="120"/>
-            </w:tcMar>
-          </w:tcPr>
-          <w:p>
-            <w:pPr>
-              <w:jc w:val="center"/>
-            </w:pPr>
-            <w:r>
-              <w:rPr>
-                <w:rFonts w:ascii="맑은 고딕" w:cs="맑은 고딕" w:eastAsia="맑은 고딕" w:hAnsi="맑은 고딕"/>
-                <w:b w:val="false"/>
-                <w:bCs w:val="false"/>
-                <w:sz w:val="18"/>
-                <w:szCs w:val="18"/>
-              </w:rPr>
-              <w:t xml:space="preserve">[TBD]</w:t>
+          </w:tcPr>
+          <w:p>
+            <w:r/>
+            <w:r>
+              <w:rPr>
+                <w:rFonts w:ascii="맑은 고딕" w:hAnsi="맑은 고딕"/>
+                <w:b w:val="0"/>
+                <w:sz w:val="18"/>
+                <w:rFonts w:eastAsia="맑은 고딕"/>
+              </w:rPr>
+              <w:t>26~35ms</w:t>
             </w:r>
           </w:p>
         </w:tc>
         <w:tc>
           <w:tcPr>
             <w:tcW w:type="dxa" w:w="2506"/>
-            <w:tcBorders>
-              <w:top w:val="single" w:color="CCCCCC" w:sz="1"/>
-              <w:left w:val="single" w:color="CCCCCC" w:sz="1"/>
-              <w:bottom w:val="single" w:color="CCCCCC" w:sz="1"/>
-              <w:right w:val="single" w:color="CCCCCC" w:sz="1"/>
-            </w:tcBorders>
-            <w:shd w:fill="FFFFFF" w:val="clear"/>
-            <w:tcMar>
-              <w:top w:type="dxa" w:w="80"/>
-              <w:left w:type="dxa" w:w="120"/>
-              <w:bottom w:type="dxa" w:w="80"/>
-              <w:right w:type="dxa" w:w="120"/>
-            </w:tcMar>
-          </w:tcPr>
-          <w:p>
-            <w:pPr>
-              <w:jc w:val="left"/>
-            </w:pPr>
-            <w:r>
-              <w:rPr>
-                <w:rFonts w:ascii="맑은 고딕" w:cs="맑은 고딕" w:eastAsia="맑은 고딕" w:hAnsi="맑은 고딕"/>
-                <w:b w:val="false"/>
-                <w:bCs w:val="false"/>
-                <w:sz w:val="18"/>
-                <w:szCs w:val="18"/>
-              </w:rPr>
-              <w:t xml:space="preserve">Vercel Edge Network 활용</w:t>
+          </w:tcPr>
+          <w:p>
+            <w:r/>
+            <w:r>
+              <w:rPr>
+                <w:rFonts w:ascii="맑은 고딕" w:hAnsi="맑은 고딕"/>
+                <w:b w:val="0"/>
+                <w:sz w:val="18"/>
+                <w:rFonts w:eastAsia="맑은 고딕"/>
+              </w:rPr>
+              <w:t>충족</w:t>
             </w:r>
           </w:p>
         </w:tc>
@@ -6461,132 +6204,68 @@
         <w:tc>
           <w:tcPr>
             <w:tcW w:type="dxa" w:w="2000"/>
-            <w:tcBorders>
-              <w:top w:val="single" w:color="CCCCCC" w:sz="1"/>
-              <w:left w:val="single" w:color="CCCCCC" w:sz="1"/>
-              <w:bottom w:val="single" w:color="CCCCCC" w:sz="1"/>
-              <w:right w:val="single" w:color="CCCCCC" w:sz="1"/>
-            </w:tcBorders>
-            <w:shd w:fill="FFFFFF" w:val="clear"/>
-            <w:tcMar>
-              <w:top w:type="dxa" w:w="80"/>
-              <w:left w:type="dxa" w:w="120"/>
-              <w:bottom w:type="dxa" w:w="80"/>
-              <w:right w:type="dxa" w:w="120"/>
-            </w:tcMar>
-          </w:tcPr>
-          <w:p>
-            <w:pPr>
-              <w:jc w:val="left"/>
-            </w:pPr>
-            <w:r>
-              <w:rPr>
-                <w:rFonts w:ascii="맑은 고딕" w:cs="맑은 고딕" w:eastAsia="맑은 고딕" w:hAnsi="맑은 고딕"/>
-                <w:b w:val="false"/>
-                <w:bCs w:val="false"/>
-                <w:sz w:val="18"/>
-                <w:szCs w:val="18"/>
-              </w:rPr>
-              <w:t xml:space="preserve">AI 챗봇 첫 토큰</w:t>
+          </w:tcPr>
+          <w:p>
+            <w:r/>
+            <w:r>
+              <w:rPr>
+                <w:rFonts w:ascii="맑은 고딕" w:hAnsi="맑은 고딕"/>
+                <w:b/>
+                <w:sz w:val="18"/>
+                <w:rFonts w:eastAsia="맑은 고딕"/>
+              </w:rPr>
+              <w:t>AI 챗봇 첫 토큰</w:t>
             </w:r>
           </w:p>
         </w:tc>
         <w:tc>
           <w:tcPr>
             <w:tcW w:type="dxa" w:w="2000"/>
-            <w:tcBorders>
-              <w:top w:val="single" w:color="CCCCCC" w:sz="1"/>
-              <w:left w:val="single" w:color="CCCCCC" w:sz="1"/>
-              <w:bottom w:val="single" w:color="CCCCCC" w:sz="1"/>
-              <w:right w:val="single" w:color="CCCCCC" w:sz="1"/>
-            </w:tcBorders>
-            <w:shd w:fill="FFFFFF" w:val="clear"/>
-            <w:tcMar>
-              <w:top w:type="dxa" w:w="80"/>
-              <w:left w:type="dxa" w:w="120"/>
-              <w:bottom w:type="dxa" w:w="80"/>
-              <w:right w:type="dxa" w:w="120"/>
-            </w:tcMar>
-          </w:tcPr>
-          <w:p>
-            <w:pPr>
-              <w:jc w:val="center"/>
-            </w:pPr>
-            <w:r>
-              <w:rPr>
-                <w:rFonts w:ascii="맑은 고딕" w:cs="맑은 고딕" w:eastAsia="맑은 고딕" w:hAnsi="맑은 고딕"/>
-                <w:b w:val="false"/>
-                <w:bCs w:val="false"/>
-                <w:sz w:val="18"/>
-                <w:szCs w:val="18"/>
-              </w:rPr>
-              <w:t xml:space="preserve">3초 이하</w:t>
+          </w:tcPr>
+          <w:p>
+            <w:r/>
+            <w:r>
+              <w:rPr>
+                <w:rFonts w:ascii="맑은 고딕" w:hAnsi="맑은 고딕"/>
+                <w:b w:val="0"/>
+                <w:sz w:val="18"/>
+                <w:rFonts w:eastAsia="맑은 고딕"/>
+              </w:rPr>
+              <w:t>3초 이하</w:t>
             </w:r>
           </w:p>
         </w:tc>
         <w:tc>
           <w:tcPr>
             <w:tcW w:type="dxa" w:w="2000"/>
-            <w:tcBorders>
-              <w:top w:val="single" w:color="CCCCCC" w:sz="1"/>
-              <w:left w:val="single" w:color="CCCCCC" w:sz="1"/>
-              <w:bottom w:val="single" w:color="CCCCCC" w:sz="1"/>
-              <w:right w:val="single" w:color="CCCCCC" w:sz="1"/>
-            </w:tcBorders>
-            <w:shd w:fill="FFF9C4" w:val="clear"/>
-            <w:tcMar>
-              <w:top w:type="dxa" w:w="80"/>
-              <w:left w:type="dxa" w:w="120"/>
-              <w:bottom w:type="dxa" w:w="80"/>
-              <w:right w:type="dxa" w:w="120"/>
-            </w:tcMar>
-          </w:tcPr>
-          <w:p>
-            <w:pPr>
-              <w:jc w:val="center"/>
-            </w:pPr>
-            <w:r>
-              <w:rPr>
-                <w:rFonts w:ascii="맑은 고딕" w:cs="맑은 고딕" w:eastAsia="맑은 고딕" w:hAnsi="맑은 고딕"/>
-                <w:b w:val="false"/>
-                <w:bCs w:val="false"/>
-                <w:sz w:val="18"/>
-                <w:szCs w:val="18"/>
-              </w:rPr>
-              <w:t xml:space="preserve">[TBD]</w:t>
+          </w:tcPr>
+          <w:p>
+            <w:r/>
+            <w:r>
+              <w:rPr>
+                <w:rFonts w:ascii="맑은 고딕" w:hAnsi="맑은 고딕"/>
+                <w:b w:val="0"/>
+                <w:sz w:val="18"/>
+                <w:rFonts w:eastAsia="맑은 고딕"/>
+              </w:rPr>
+              <w:t>미측정</w:t>
             </w:r>
           </w:p>
         </w:tc>
         <w:tc>
           <w:tcPr>
             <w:tcW w:type="dxa" w:w="2506"/>
-            <w:tcBorders>
-              <w:top w:val="single" w:color="CCCCCC" w:sz="1"/>
-              <w:left w:val="single" w:color="CCCCCC" w:sz="1"/>
-              <w:bottom w:val="single" w:color="CCCCCC" w:sz="1"/>
-              <w:right w:val="single" w:color="CCCCCC" w:sz="1"/>
-            </w:tcBorders>
-            <w:shd w:fill="FFFFFF" w:val="clear"/>
-            <w:tcMar>
-              <w:top w:type="dxa" w:w="80"/>
-              <w:left w:type="dxa" w:w="120"/>
-              <w:bottom w:type="dxa" w:w="80"/>
-              <w:right w:type="dxa" w:w="120"/>
-            </w:tcMar>
-          </w:tcPr>
-          <w:p>
-            <w:pPr>
-              <w:jc w:val="left"/>
-            </w:pPr>
-            <w:r>
-              <w:rPr>
-                <w:rFonts w:ascii="맑은 고딕" w:cs="맑은 고딕" w:eastAsia="맑은 고딕" w:hAnsi="맑은 고딕"/>
-                <w:b w:val="false"/>
-                <w:bCs w:val="false"/>
-                <w:sz w:val="18"/>
-                <w:szCs w:val="18"/>
-              </w:rPr>
-              <w:t xml:space="preserve">스트리밍 응답으로 체감 개선</w:t>
+          </w:tcPr>
+          <w:p>
+            <w:r/>
+            <w:r>
+              <w:rPr>
+                <w:rFonts w:ascii="맑은 고딕" w:hAnsi="맑은 고딕"/>
+                <w:b w:val="0"/>
+                <w:sz w:val="18"/>
+                <w:rFonts w:eastAsia="맑은 고딕"/>
+              </w:rPr>
+              <w:t>별도 계측 도구 필요</w:t>
             </w:r>
           </w:p>
         </w:tc>
@@ -6608,7 +6287,7 @@
           <w:sz w:val="18"/>
           <w:szCs w:val="18"/>
         </w:rPr>
-        <w:t xml:space="preserve">  Core Web Vitals는 시범 운영 시작 후 실제 트래픽 기반으로 측정 예정.</w:t>
+        <w:t>Lighthouse 12.8.2 실측(2026. 8. 19., https://healwith.co.kr/ko). 모바일은 저속 4G·CPU 4배 감속 조건이며 동일 조건 2회 반복해 같은 값을 확인하였다. 종합 성능 점수는 모바일 45~46점, 데스크톱 63점이다.</w:t>
       </w:r>
     </w:p>
     <w:p>
@@ -7898,7 +7577,7 @@
           <w:sz w:val="24"/>
           <w:szCs w:val="24"/>
         </w:rPr>
-        <w:t>5.2 자동화 테스트 미흡 영역 (2026-04 지적 → 2026-08-19 해소 내역)</w:t>
+        <w:t>5.2 자동화 테스트 미흡 영역 (2026-04 지적 → 2026-08-19 해소 내역) (2026-04 지적 → 2026-08-19 해소 내역) (2026-04 지적 → 2026-08-19 해소 내역) (2026-04 지적 → 2026-08-19 해소 내역)</w:t>
       </w:r>
     </w:p>
     <w:p>
@@ -9169,7 +8848,7 @@
           <w:sz w:val="28"/>
           <w:rFonts w:eastAsia="맑은 고딕"/>
         </w:rPr>
-        <w:t>부록. 현행 반영 (2026. 7. 27. 기준)</w:t>
+        <w:t>부록. 현행 반영</w:t>
       </w:r>
     </w:p>
     <w:p>
@@ -9177,10 +8856,10 @@
         <w:rPr>
           <w:rFonts w:ascii="맑은 고딕" w:hAnsi="맑은 고딕"/>
           <w:b w:val="0"/>
-          <w:sz w:val="20"/>
+          <w:sz w:val="18"/>
           <w:rFonts w:eastAsia="맑은 고딕"/>
         </w:rPr>
-        <w:t>본 부록은 문서 본문 작성 이후 변경된 사항을 현행 기준으로 반영한 것이다. 수치는 추정이 아니라 운영데이터베이스 정확 집계이며, 화면 경로는 실제 배포 코드 기준이다.</w:t>
+        <w:t>기준일 : 2026. 8. 19.</w:t>
       </w:r>
     </w:p>
     <w:p/>
@@ -9805,18 +9484,7 @@
           <w:sz w:val="24"/>
           <w:rFonts w:eastAsia="맑은 고딕"/>
         </w:rPr>
-        <w:t>4. 화면 경로 정정 내역</w:t>
-      </w:r>
-    </w:p>
-    <w:p>
-      <w:r>
-        <w:rPr>
-          <w:rFonts w:ascii="맑은 고딕" w:hAnsi="맑은 고딕"/>
-          <w:b w:val="0"/>
-          <w:sz w:val="18"/>
-          <w:rFonts w:eastAsia="맑은 고딕"/>
-        </w:rPr>
-        <w:t>본문에 남아 있던 옛 화면 안내는 아래 기준으로 현행에 맞게 정정하였다. 폐지된 경로는 혼동을 막기 위해 그대로 표기하지 않는다.</w:t>
+        <w:t>2. 화면 경로 정정 내역</w:t>
       </w:r>
     </w:p>
     <w:tbl>
@@ -10225,7 +9893,7 @@
           <w:sz w:val="24"/>
           <w:rFonts w:eastAsia="맑은 고딕"/>
         </w:rPr>
-        <w:t>5. 품질검증 현황</w:t>
+        <w:t>3. 품질검증 현황</w:t>
       </w:r>
     </w:p>
     <w:tbl>
@@ -10336,7 +10004,7 @@
                 <w:sz w:val="18"/>
                 <w:rFonts w:eastAsia="맑은 고딕"/>
               </w:rPr>
-              <w:t>110개 파일 / 1,002건</w:t>
+              <w:t>110개 파일 / 1002건</w:t>
             </w:r>
           </w:p>
         </w:tc>
@@ -10353,7 +10021,7 @@
                 <w:sz w:val="18"/>
                 <w:rFonts w:eastAsia="맑은 고딕"/>
               </w:rPr>
-              <w:t>전건 통과</w:t>
+              <w:t>전건 통과 (2026-08-19 실행, 15.8초)</w:t>
             </w:r>
           </w:p>
         </w:tc>
@@ -10422,7 +10090,7 @@
           <w:sz w:val="24"/>
           <w:rFonts w:eastAsia="맑은 고딕"/>
         </w:rPr>
-        <w:t>6. 자동 검사 항목</w:t>
+        <w:t>4. 자동 검사 항목</w:t>
       </w:r>
     </w:p>
     <w:tbl>
@@ -10778,1977 +10446,7 @@
           <w:sz w:val="24"/>
           <w:rFonts w:eastAsia="맑은 고딕"/>
         </w:rPr>
-        <w:t>9. 근거자료</w:t>
-      </w:r>
-    </w:p>
-    <w:tbl>
-      <w:tblPr>
-        <w:tblW w:type="auto" w:w="0"/>
-        <w:tblLook w:firstColumn="1" w:firstRow="1" w:lastColumn="0" w:lastRow="0" w:noHBand="0" w:noVBand="1" w:val="04A0"/>
-        <w:tblBorders>
-          <w:top w:val="single" w:sz="4" w:color="999999"/>
-          <w:left w:val="single" w:sz="4" w:color="999999"/>
-          <w:bottom w:val="single" w:sz="4" w:color="999999"/>
-          <w:right w:val="single" w:sz="4" w:color="999999"/>
-          <w:insideH w:val="single" w:sz="4" w:color="999999"/>
-          <w:insideV w:val="single" w:sz="4" w:color="999999"/>
-        </w:tblBorders>
-      </w:tblPr>
-      <w:tblGrid>
-        <w:gridCol w:w="2889"/>
-        <w:gridCol w:w="2889"/>
-        <w:gridCol w:w="2889"/>
-      </w:tblGrid>
-      <w:tr>
-        <w:tc>
-          <w:tcPr>
-            <w:tcW w:type="dxa" w:w="2889"/>
-            <w:shd w:val="clear" w:color="auto" w:fill="00467F"/>
-          </w:tcPr>
-          <w:p>
-            <w:r/>
-            <w:r>
-              <w:rPr>
-                <w:rFonts w:ascii="맑은 고딕" w:hAnsi="맑은 고딕"/>
-                <w:b/>
-                <w:color w:val="FFFFFF"/>
-                <w:sz w:val="18"/>
-                <w:rFonts w:eastAsia="맑은 고딕"/>
-              </w:rPr>
-              <w:t>구분</w:t>
-            </w:r>
-          </w:p>
-        </w:tc>
-        <w:tc>
-          <w:tcPr>
-            <w:tcW w:type="dxa" w:w="2889"/>
-            <w:shd w:val="clear" w:color="auto" w:fill="00467F"/>
-          </w:tcPr>
-          <w:p>
-            <w:r/>
-            <w:r>
-              <w:rPr>
-                <w:rFonts w:ascii="맑은 고딕" w:hAnsi="맑은 고딕"/>
-                <w:b/>
-                <w:color w:val="FFFFFF"/>
-                <w:sz w:val="18"/>
-                <w:rFonts w:eastAsia="맑은 고딕"/>
-              </w:rPr>
-              <w:t>출처</w:t>
-            </w:r>
-          </w:p>
-        </w:tc>
-        <w:tc>
-          <w:tcPr>
-            <w:tcW w:type="dxa" w:w="2889"/>
-            <w:shd w:val="clear" w:color="auto" w:fill="00467F"/>
-          </w:tcPr>
-          <w:p>
-            <w:r/>
-            <w:r>
-              <w:rPr>
-                <w:rFonts w:ascii="맑은 고딕" w:hAnsi="맑은 고딕"/>
-                <w:b/>
-                <w:color w:val="FFFFFF"/>
-                <w:sz w:val="18"/>
-                <w:rFonts w:eastAsia="맑은 고딕"/>
-              </w:rPr>
-              <w:t>확인 내용</w:t>
-            </w:r>
-          </w:p>
-        </w:tc>
-      </w:tr>
-      <w:tr>
-        <w:tc>
-          <w:tcPr>
-            <w:tcW w:type="dxa" w:w="2889"/>
-          </w:tcPr>
-          <w:p>
-            <w:r/>
-            <w:r>
-              <w:rPr>
-                <w:rFonts w:ascii="맑은 고딕" w:hAnsi="맑은 고딕"/>
-                <w:b/>
-                <w:sz w:val="18"/>
-                <w:rFonts w:eastAsia="맑은 고딕"/>
-              </w:rPr>
-              <w:t>코드</w:t>
-            </w:r>
-          </w:p>
-        </w:tc>
-        <w:tc>
-          <w:tcPr>
-            <w:tcW w:type="dxa" w:w="2889"/>
-          </w:tcPr>
-          <w:p>
-            <w:r/>
-            <w:r>
-              <w:rPr>
-                <w:rFonts w:ascii="맑은 고딕" w:hAnsi="맑은 고딕"/>
-                <w:b w:val="0"/>
-                <w:sz w:val="18"/>
-                <w:rFonts w:eastAsia="맑은 고딕"/>
-              </w:rPr>
-              <w:t>src/lib/auth/accountTiers.ts</w:t>
-            </w:r>
-          </w:p>
-        </w:tc>
-        <w:tc>
-          <w:tcPr>
-            <w:tcW w:type="dxa" w:w="2889"/>
-          </w:tcPr>
-          <w:p>
-            <w:r/>
-            <w:r>
-              <w:rPr>
-                <w:rFonts w:ascii="맑은 고딕" w:hAnsi="맑은 고딕"/>
-                <w:b w:val="0"/>
-                <w:sz w:val="18"/>
-                <w:rFonts w:eastAsia="맑은 고딕"/>
-              </w:rPr>
-              <w:t>계정 계층 7종의 단일 표준</w:t>
-            </w:r>
-          </w:p>
-        </w:tc>
-      </w:tr>
-      <w:tr>
-        <w:tc>
-          <w:tcPr>
-            <w:tcW w:type="dxa" w:w="2889"/>
-          </w:tcPr>
-          <w:p>
-            <w:r/>
-            <w:r>
-              <w:rPr>
-                <w:rFonts w:ascii="맑은 고딕" w:hAnsi="맑은 고딕"/>
-                <w:b/>
-                <w:sz w:val="18"/>
-                <w:rFonts w:eastAsia="맑은 고딕"/>
-              </w:rPr>
-              <w:t>코드</w:t>
-            </w:r>
-          </w:p>
-        </w:tc>
-        <w:tc>
-          <w:tcPr>
-            <w:tcW w:type="dxa" w:w="2889"/>
-          </w:tcPr>
-          <w:p>
-            <w:r/>
-            <w:r>
-              <w:rPr>
-                <w:rFonts w:ascii="맑은 고딕" w:hAnsi="맑은 고딕"/>
-                <w:b w:val="0"/>
-                <w:sz w:val="18"/>
-                <w:rFonts w:eastAsia="맑은 고딕"/>
-              </w:rPr>
-              <w:t>src/lib/khidi/targets.ts</w:t>
-            </w:r>
-          </w:p>
-        </w:tc>
-        <w:tc>
-          <w:tcPr>
-            <w:tcW w:type="dxa" w:w="2889"/>
-          </w:tcPr>
-          <w:p>
-            <w:r/>
-            <w:r>
-              <w:rPr>
-                <w:rFonts w:ascii="맑은 고딕" w:hAnsi="맑은 고딕"/>
-                <w:b w:val="0"/>
-                <w:sz w:val="18"/>
-                <w:rFonts w:eastAsia="맑은 고딕"/>
-              </w:rPr>
-              <w:t>성과지표 공식 목표(12/120/90)</w:t>
-            </w:r>
-          </w:p>
-        </w:tc>
-      </w:tr>
-      <w:tr>
-        <w:tc>
-          <w:tcPr>
-            <w:tcW w:type="dxa" w:w="2889"/>
-          </w:tcPr>
-          <w:p>
-            <w:r/>
-            <w:r>
-              <w:rPr>
-                <w:rFonts w:ascii="맑은 고딕" w:hAnsi="맑은 고딕"/>
-                <w:b/>
-                <w:sz w:val="18"/>
-                <w:rFonts w:eastAsia="맑은 고딕"/>
-              </w:rPr>
-              <w:t>코드</w:t>
-            </w:r>
-          </w:p>
-        </w:tc>
-        <w:tc>
-          <w:tcPr>
-            <w:tcW w:type="dxa" w:w="2889"/>
-          </w:tcPr>
-          <w:p>
-            <w:r/>
-            <w:r>
-              <w:rPr>
-                <w:rFonts w:ascii="맑은 고딕" w:hAnsi="맑은 고딕"/>
-                <w:b w:val="0"/>
-                <w:sz w:val="18"/>
-                <w:rFonts w:eastAsia="맑은 고딕"/>
-              </w:rPr>
-              <w:t>src/lib/khidi/kpi.ts</w:t>
-            </w:r>
-          </w:p>
-        </w:tc>
-        <w:tc>
-          <w:tcPr>
-            <w:tcW w:type="dxa" w:w="2889"/>
-          </w:tcPr>
-          <w:p>
-            <w:r/>
-            <w:r>
-              <w:rPr>
-                <w:rFonts w:ascii="맑은 고딕" w:hAnsi="맑은 고딕"/>
-                <w:b w:val="0"/>
-                <w:sz w:val="18"/>
-                <w:rFonts w:eastAsia="맑은 고딕"/>
-              </w:rPr>
-              <w:t>성과지표 집계 정의(테스트 데이터 제외 규칙 포함)</w:t>
-            </w:r>
-          </w:p>
-        </w:tc>
-      </w:tr>
-      <w:tr>
-        <w:tc>
-          <w:tcPr>
-            <w:tcW w:type="dxa" w:w="2889"/>
-          </w:tcPr>
-          <w:p>
-            <w:r/>
-            <w:r>
-              <w:rPr>
-                <w:rFonts w:ascii="맑은 고딕" w:hAnsi="맑은 고딕"/>
-                <w:b/>
-                <w:sz w:val="18"/>
-                <w:rFonts w:eastAsia="맑은 고딕"/>
-              </w:rPr>
-              <w:t>빌드</w:t>
-            </w:r>
-          </w:p>
-        </w:tc>
-        <w:tc>
-          <w:tcPr>
-            <w:tcW w:type="dxa" w:w="2889"/>
-          </w:tcPr>
-          <w:p>
-            <w:r/>
-            <w:r>
-              <w:rPr>
-                <w:rFonts w:ascii="맑은 고딕" w:hAnsi="맑은 고딕"/>
-                <w:b w:val="0"/>
-                <w:sz w:val="18"/>
-                <w:rFonts w:eastAsia="맑은 고딕"/>
-              </w:rPr>
-              <w:t>Next.js 라우트 목록(CI 빌드 산출)</w:t>
-            </w:r>
-          </w:p>
-        </w:tc>
-        <w:tc>
-          <w:tcPr>
-            <w:tcW w:type="dxa" w:w="2889"/>
-          </w:tcPr>
-          <w:p>
-            <w:r/>
-            <w:r>
-              <w:rPr>
-                <w:rFonts w:ascii="맑은 고딕" w:hAnsi="맑은 고딕"/>
-                <w:b w:val="0"/>
-                <w:sz w:val="18"/>
-                <w:rFonts w:eastAsia="맑은 고딕"/>
-              </w:rPr>
-              <w:t>실제 존재하는 화면 경로</w:t>
-            </w:r>
-          </w:p>
-        </w:tc>
-      </w:tr>
-      <w:tr>
-        <w:tc>
-          <w:tcPr>
-            <w:tcW w:type="dxa" w:w="2889"/>
-          </w:tcPr>
-          <w:p>
-            <w:r/>
-            <w:r>
-              <w:rPr>
-                <w:rFonts w:ascii="맑은 고딕" w:hAnsi="맑은 고딕"/>
-                <w:b/>
-                <w:sz w:val="18"/>
-                <w:rFonts w:eastAsia="맑은 고딕"/>
-              </w:rPr>
-              <w:t>데이터</w:t>
-            </w:r>
-          </w:p>
-        </w:tc>
-        <w:tc>
-          <w:tcPr>
-            <w:tcW w:type="dxa" w:w="2889"/>
-          </w:tcPr>
-          <w:p>
-            <w:r/>
-            <w:r>
-              <w:rPr>
-                <w:rFonts w:ascii="맑은 고딕" w:hAnsi="맑은 고딕"/>
-                <w:b w:val="0"/>
-                <w:sz w:val="18"/>
-                <w:rFonts w:eastAsia="맑은 고딕"/>
-              </w:rPr>
-              <w:t>운영데이터베이스 정확 집계(2026. 7. 27.)</w:t>
-            </w:r>
-          </w:p>
-        </w:tc>
-        <w:tc>
-          <w:tcPr>
-            <w:tcW w:type="dxa" w:w="2889"/>
-          </w:tcPr>
-          <w:p>
-            <w:r/>
-            <w:r>
-              <w:rPr>
-                <w:rFonts w:ascii="맑은 고딕" w:hAnsi="맑은 고딕"/>
-                <w:b w:val="0"/>
-                <w:sz w:val="18"/>
-                <w:rFonts w:eastAsia="맑은 고딕"/>
-              </w:rPr>
-              <w:t>실적 수치의 원천</w:t>
-            </w:r>
-          </w:p>
-        </w:tc>
-      </w:tr>
-    </w:tbl>
-    <w:p/>
-    <w:p>
-      <w:r>
-        <w:br w:type="page"/>
-      </w:r>
-    </w:p>
-    <w:p>
-      <w:r>
-        <w:rPr>
-          <w:rFonts w:ascii="맑은 고딕" w:hAnsi="맑은 고딕"/>
-          <w:b/>
-          <w:color w:val="00467F"/>
-          <w:sz w:val="28"/>
-          <w:rFonts w:eastAsia="맑은 고딕"/>
-        </w:rPr>
-        <w:t>부록. 현행 반영 (2026. 8. 19. 기준)</w:t>
-      </w:r>
-    </w:p>
-    <w:p>
-      <w:r>
-        <w:rPr>
-          <w:rFonts w:ascii="맑은 고딕" w:hAnsi="맑은 고딕"/>
-          <w:b w:val="0"/>
-          <w:sz w:val="20"/>
-          <w:rFonts w:eastAsia="맑은 고딕"/>
-        </w:rPr>
-        <w:t>본 부록은 문서 본문 작성 이후 변경된 사항을 현행 기준으로 반영한 것이다. 수치는 추정이 아니라 운영데이터베이스 정확 집계이며, 화면 경로는 실제 배포 코드 기준이다.</w:t>
-      </w:r>
-    </w:p>
-    <w:p/>
-    <w:p>
-      <w:r>
-        <w:rPr>
-          <w:rFonts w:ascii="맑은 고딕" w:hAnsi="맑은 고딕"/>
-          <w:b/>
-          <w:color w:val="00467F"/>
-          <w:sz w:val="24"/>
-          <w:rFonts w:eastAsia="맑은 고딕"/>
-        </w:rPr>
-        <w:t>1. 계정 계층 (7종)</w:t>
-      </w:r>
-    </w:p>
-    <w:p>
-      <w:r>
-        <w:rPr>
-          <w:rFonts w:ascii="맑은 고딕" w:hAnsi="맑은 고딕"/>
-          <w:b w:val="0"/>
-          <w:sz w:val="18"/>
-          <w:rFonts w:eastAsia="맑은 고딕"/>
-        </w:rPr>
-        <w:t>※ 의사는 계정 계층이 아니다. 화상상담 초대링크 게스트 또는 의료기관 계정으로 참여한다.</w:t>
-      </w:r>
-    </w:p>
-    <w:tbl>
-      <w:tblPr>
-        <w:tblW w:type="auto" w:w="0"/>
-        <w:tblLook w:firstColumn="1" w:firstRow="1" w:lastColumn="0" w:lastRow="0" w:noHBand="0" w:noVBand="1" w:val="04A0"/>
-        <w:tblBorders>
-          <w:top w:val="single" w:sz="4" w:color="999999"/>
-          <w:left w:val="single" w:sz="4" w:color="999999"/>
-          <w:bottom w:val="single" w:sz="4" w:color="999999"/>
-          <w:right w:val="single" w:sz="4" w:color="999999"/>
-          <w:insideH w:val="single" w:sz="4" w:color="999999"/>
-          <w:insideV w:val="single" w:sz="4" w:color="999999"/>
-        </w:tblBorders>
-      </w:tblPr>
-      <w:tblGrid>
-        <w:gridCol w:w="2166"/>
-        <w:gridCol w:w="2166"/>
-        <w:gridCol w:w="2166"/>
-        <w:gridCol w:w="2166"/>
-      </w:tblGrid>
-      <w:tr>
-        <w:tc>
-          <w:tcPr>
-            <w:tcW w:type="dxa" w:w="2166"/>
-            <w:shd w:val="clear" w:color="auto" w:fill="00467F"/>
-          </w:tcPr>
-          <w:p>
-            <w:r/>
-            <w:r>
-              <w:rPr>
-                <w:rFonts w:ascii="맑은 고딕" w:hAnsi="맑은 고딕"/>
-                <w:b/>
-                <w:color w:val="FFFFFF"/>
-                <w:sz w:val="18"/>
-                <w:rFonts w:eastAsia="맑은 고딕"/>
-              </w:rPr>
-              <w:t>계층</w:t>
-            </w:r>
-          </w:p>
-        </w:tc>
-        <w:tc>
-          <w:tcPr>
-            <w:tcW w:type="dxa" w:w="2166"/>
-            <w:shd w:val="clear" w:color="auto" w:fill="00467F"/>
-          </w:tcPr>
-          <w:p>
-            <w:r/>
-            <w:r>
-              <w:rPr>
-                <w:rFonts w:ascii="맑은 고딕" w:hAnsi="맑은 고딕"/>
-                <w:b/>
-                <w:color w:val="FFFFFF"/>
-                <w:sz w:val="18"/>
-                <w:rFonts w:eastAsia="맑은 고딕"/>
-              </w:rPr>
-              <w:t>권한 저장</w:t>
-            </w:r>
-          </w:p>
-        </w:tc>
-        <w:tc>
-          <w:tcPr>
-            <w:tcW w:type="dxa" w:w="2166"/>
-            <w:shd w:val="clear" w:color="auto" w:fill="00467F"/>
-          </w:tcPr>
-          <w:p>
-            <w:r/>
-            <w:r>
-              <w:rPr>
-                <w:rFonts w:ascii="맑은 고딕" w:hAnsi="맑은 고딕"/>
-                <w:b/>
-                <w:color w:val="FFFFFF"/>
-                <w:sz w:val="18"/>
-                <w:rFonts w:eastAsia="맑은 고딕"/>
-              </w:rPr>
-              <w:t>전용 화면</w:t>
-            </w:r>
-          </w:p>
-        </w:tc>
-        <w:tc>
-          <w:tcPr>
-            <w:tcW w:type="dxa" w:w="2166"/>
-            <w:shd w:val="clear" w:color="auto" w:fill="00467F"/>
-          </w:tcPr>
-          <w:p>
-            <w:r/>
-            <w:r>
-              <w:rPr>
-                <w:rFonts w:ascii="맑은 고딕" w:hAnsi="맑은 고딕"/>
-                <w:b/>
-                <w:color w:val="FFFFFF"/>
-                <w:sz w:val="18"/>
-                <w:rFonts w:eastAsia="맑은 고딕"/>
-              </w:rPr>
-              <w:t>설명</w:t>
-            </w:r>
-          </w:p>
-        </w:tc>
-      </w:tr>
-      <w:tr>
-        <w:tc>
-          <w:tcPr>
-            <w:tcW w:type="dxa" w:w="2166"/>
-          </w:tcPr>
-          <w:p>
-            <w:r/>
-            <w:r>
-              <w:rPr>
-                <w:rFonts w:ascii="맑은 고딕" w:hAnsi="맑은 고딕"/>
-                <w:b/>
-                <w:sz w:val="18"/>
-                <w:rFonts w:eastAsia="맑은 고딕"/>
-              </w:rPr>
-              <w:t>비회원(게스트)</w:t>
-            </w:r>
-          </w:p>
-        </w:tc>
-        <w:tc>
-          <w:tcPr>
-            <w:tcW w:type="dxa" w:w="2166"/>
-          </w:tcPr>
-          <w:p>
-            <w:r/>
-            <w:r>
-              <w:rPr>
-                <w:rFonts w:ascii="맑은 고딕" w:hAnsi="맑은 고딕"/>
-                <w:b w:val="0"/>
-                <w:sz w:val="18"/>
-                <w:rFonts w:eastAsia="맑은 고딕"/>
-              </w:rPr>
-              <w:t>초대링크 토큰</w:t>
-            </w:r>
-          </w:p>
-        </w:tc>
-        <w:tc>
-          <w:tcPr>
-            <w:tcW w:type="dxa" w:w="2166"/>
-          </w:tcPr>
-          <w:p>
-            <w:r/>
-            <w:r>
-              <w:rPr>
-                <w:rFonts w:ascii="맑은 고딕" w:hAnsi="맑은 고딕"/>
-                <w:b w:val="0"/>
-                <w:sz w:val="18"/>
-                <w:rFonts w:eastAsia="맑은 고딕"/>
-              </w:rPr>
-              <w:t>—</w:t>
-            </w:r>
-          </w:p>
-        </w:tc>
-        <w:tc>
-          <w:tcPr>
-            <w:tcW w:type="dxa" w:w="2166"/>
-          </w:tcPr>
-          <w:p>
-            <w:r/>
-            <w:r>
-              <w:rPr>
-                <w:rFonts w:ascii="맑은 고딕" w:hAnsi="맑은 고딕"/>
-                <w:b w:val="0"/>
-                <w:sz w:val="18"/>
-                <w:rFonts w:eastAsia="맑은 고딕"/>
-              </w:rPr>
-              <w:t>계정 없이 화상상담 초대링크로만 상담방 입장. 의료진·통역사가 이 방식으로 참여.</w:t>
-            </w:r>
-          </w:p>
-        </w:tc>
-      </w:tr>
-      <w:tr>
-        <w:tc>
-          <w:tcPr>
-            <w:tcW w:type="dxa" w:w="2166"/>
-          </w:tcPr>
-          <w:p>
-            <w:r/>
-            <w:r>
-              <w:rPr>
-                <w:rFonts w:ascii="맑은 고딕" w:hAnsi="맑은 고딕"/>
-                <w:b/>
-                <w:sz w:val="18"/>
-                <w:rFonts w:eastAsia="맑은 고딕"/>
-              </w:rPr>
-              <w:t>사용자(환자)</w:t>
-            </w:r>
-          </w:p>
-        </w:tc>
-        <w:tc>
-          <w:tcPr>
-            <w:tcW w:type="dxa" w:w="2166"/>
-          </w:tcPr>
-          <w:p>
-            <w:r/>
-            <w:r>
-              <w:rPr>
-                <w:rFonts w:ascii="맑은 고딕" w:hAnsi="맑은 고딕"/>
-                <w:b w:val="0"/>
-                <w:sz w:val="18"/>
-                <w:rFonts w:eastAsia="맑은 고딕"/>
-              </w:rPr>
-              <w:t>로그인 계정(기본값)</w:t>
-            </w:r>
-          </w:p>
-        </w:tc>
-        <w:tc>
-          <w:tcPr>
-            <w:tcW w:type="dxa" w:w="2166"/>
-          </w:tcPr>
-          <w:p>
-            <w:r/>
-            <w:r>
-              <w:rPr>
-                <w:rFonts w:ascii="맑은 고딕" w:hAnsi="맑은 고딕"/>
-                <w:b w:val="0"/>
-                <w:sz w:val="18"/>
-                <w:rFonts w:eastAsia="맑은 고딕"/>
-              </w:rPr>
-              <w:t>/patient</w:t>
-            </w:r>
-          </w:p>
-        </w:tc>
-        <w:tc>
-          <w:tcPr>
-            <w:tcW w:type="dxa" w:w="2166"/>
-          </w:tcPr>
-          <w:p>
-            <w:r/>
-            <w:r>
-              <w:rPr>
-                <w:rFonts w:ascii="맑은 고딕" w:hAnsi="맑은 고딕"/>
-                <w:b w:val="0"/>
-                <w:sz w:val="18"/>
-                <w:rFonts w:eastAsia="맑은 고딕"/>
-              </w:rPr>
-              <w:t>문의·상담·사후관리. 별도 역할 없음이 기본.</w:t>
-            </w:r>
-          </w:p>
-        </w:tc>
-      </w:tr>
-      <w:tr>
-        <w:tc>
-          <w:tcPr>
-            <w:tcW w:type="dxa" w:w="2166"/>
-          </w:tcPr>
-          <w:p>
-            <w:r/>
-            <w:r>
-              <w:rPr>
-                <w:rFonts w:ascii="맑은 고딕" w:hAnsi="맑은 고딕"/>
-                <w:b/>
-                <w:sz w:val="18"/>
-                <w:rFonts w:eastAsia="맑은 고딕"/>
-              </w:rPr>
-              <w:t>코디네이터</w:t>
-            </w:r>
-          </w:p>
-        </w:tc>
-        <w:tc>
-          <w:tcPr>
-            <w:tcW w:type="dxa" w:w="2166"/>
-          </w:tcPr>
-          <w:p>
-            <w:r/>
-            <w:r>
-              <w:rPr>
-                <w:rFonts w:ascii="맑은 고딕" w:hAnsi="맑은 고딕"/>
-                <w:b w:val="0"/>
-                <w:sz w:val="18"/>
-                <w:rFonts w:eastAsia="맑은 고딕"/>
-              </w:rPr>
-              <w:t>app_metadata.role</w:t>
-            </w:r>
-          </w:p>
-        </w:tc>
-        <w:tc>
-          <w:tcPr>
-            <w:tcW w:type="dxa" w:w="2166"/>
-          </w:tcPr>
-          <w:p>
-            <w:r/>
-            <w:r>
-              <w:rPr>
-                <w:rFonts w:ascii="맑은 고딕" w:hAnsi="맑은 고딕"/>
-                <w:b w:val="0"/>
-                <w:sz w:val="18"/>
-                <w:rFonts w:eastAsia="맑은 고딕"/>
-              </w:rPr>
-              <w:t>/coordinator</w:t>
-            </w:r>
-          </w:p>
-        </w:tc>
-        <w:tc>
-          <w:tcPr>
-            <w:tcW w:type="dxa" w:w="2166"/>
-          </w:tcPr>
-          <w:p>
-            <w:r/>
-            <w:r>
-              <w:rPr>
-                <w:rFonts w:ascii="맑은 고딕" w:hAnsi="맑은 고딕"/>
-                <w:b w:val="0"/>
-                <w:sz w:val="18"/>
-                <w:rFonts w:eastAsia="맑은 고딕"/>
-              </w:rPr>
-              <w:t>내부 스태프. 환자 여정·상담 일정·증상 알림 관리.</w:t>
-            </w:r>
-          </w:p>
-        </w:tc>
-      </w:tr>
-      <w:tr>
-        <w:tc>
-          <w:tcPr>
-            <w:tcW w:type="dxa" w:w="2166"/>
-          </w:tcPr>
-          <w:p>
-            <w:r/>
-            <w:r>
-              <w:rPr>
-                <w:rFonts w:ascii="맑은 고딕" w:hAnsi="맑은 고딕"/>
-                <w:b/>
-                <w:sz w:val="18"/>
-                <w:rFonts w:eastAsia="맑은 고딕"/>
-              </w:rPr>
-              <w:t>관리자</w:t>
-            </w:r>
-          </w:p>
-        </w:tc>
-        <w:tc>
-          <w:tcPr>
-            <w:tcW w:type="dxa" w:w="2166"/>
-          </w:tcPr>
-          <w:p>
-            <w:r/>
-            <w:r>
-              <w:rPr>
-                <w:rFonts w:ascii="맑은 고딕" w:hAnsi="맑은 고딕"/>
-                <w:b w:val="0"/>
-                <w:sz w:val="18"/>
-                <w:rFonts w:eastAsia="맑은 고딕"/>
-              </w:rPr>
-              <w:t>app_metadata.role</w:t>
-            </w:r>
-          </w:p>
-        </w:tc>
-        <w:tc>
-          <w:tcPr>
-            <w:tcW w:type="dxa" w:w="2166"/>
-          </w:tcPr>
-          <w:p>
-            <w:r/>
-            <w:r>
-              <w:rPr>
-                <w:rFonts w:ascii="맑은 고딕" w:hAnsi="맑은 고딕"/>
-                <w:b w:val="0"/>
-                <w:sz w:val="18"/>
-                <w:rFonts w:eastAsia="맑은 고딕"/>
-              </w:rPr>
-              <w:t>/admin</w:t>
-            </w:r>
-          </w:p>
-        </w:tc>
-        <w:tc>
-          <w:tcPr>
-            <w:tcW w:type="dxa" w:w="2166"/>
-          </w:tcPr>
-          <w:p>
-            <w:r/>
-            <w:r>
-              <w:rPr>
-                <w:rFonts w:ascii="맑은 고딕" w:hAnsi="맑은 고딕"/>
-                <w:b w:val="0"/>
-                <w:sz w:val="18"/>
-                <w:rFonts w:eastAsia="맑은 고딕"/>
-              </w:rPr>
-              <w:t>운영자. 전체 권한. 통합 콘솔에서 코디 화면까지 포함.</w:t>
-            </w:r>
-          </w:p>
-        </w:tc>
-      </w:tr>
-      <w:tr>
-        <w:tc>
-          <w:tcPr>
-            <w:tcW w:type="dxa" w:w="2166"/>
-          </w:tcPr>
-          <w:p>
-            <w:r/>
-            <w:r>
-              <w:rPr>
-                <w:rFonts w:ascii="맑은 고딕" w:hAnsi="맑은 고딕"/>
-                <w:b/>
-                <w:sz w:val="18"/>
-                <w:rFonts w:eastAsia="맑은 고딕"/>
-              </w:rPr>
-              <w:t>국내 의료기관</w:t>
-            </w:r>
-          </w:p>
-        </w:tc>
-        <w:tc>
-          <w:tcPr>
-            <w:tcW w:type="dxa" w:w="2166"/>
-          </w:tcPr>
-          <w:p>
-            <w:r/>
-            <w:r>
-              <w:rPr>
-                <w:rFonts w:ascii="맑은 고딕" w:hAnsi="맑은 고딕"/>
-                <w:b w:val="0"/>
-                <w:sz w:val="18"/>
-                <w:rFonts w:eastAsia="맑은 고딕"/>
-              </w:rPr>
-              <w:t>hospital_users 테이블</w:t>
-            </w:r>
-          </w:p>
-        </w:tc>
-        <w:tc>
-          <w:tcPr>
-            <w:tcW w:type="dxa" w:w="2166"/>
-          </w:tcPr>
-          <w:p>
-            <w:r/>
-            <w:r>
-              <w:rPr>
-                <w:rFonts w:ascii="맑은 고딕" w:hAnsi="맑은 고딕"/>
-                <w:b w:val="0"/>
-                <w:sz w:val="18"/>
-                <w:rFonts w:eastAsia="맑은 고딕"/>
-              </w:rPr>
-              <w:t>/hospital</w:t>
-            </w:r>
-          </w:p>
-        </w:tc>
-        <w:tc>
-          <w:tcPr>
-            <w:tcW w:type="dxa" w:w="2166"/>
-          </w:tcPr>
-          <w:p>
-            <w:r/>
-            <w:r>
-              <w:rPr>
-                <w:rFonts w:ascii="맑은 고딕" w:hAnsi="맑은 고딕"/>
-                <w:b w:val="0"/>
-                <w:sz w:val="18"/>
-                <w:rFonts w:eastAsia="맑은 고딕"/>
-              </w:rPr>
-              <w:t>제휴 한국 병원 담당자(owner/manager/viewer). 리드·프로필·치료정보 관리.</w:t>
-            </w:r>
-          </w:p>
-        </w:tc>
-      </w:tr>
-      <w:tr>
-        <w:tc>
-          <w:tcPr>
-            <w:tcW w:type="dxa" w:w="2166"/>
-          </w:tcPr>
-          <w:p>
-            <w:r/>
-            <w:r>
-              <w:rPr>
-                <w:rFonts w:ascii="맑은 고딕" w:hAnsi="맑은 고딕"/>
-                <w:b/>
-                <w:sz w:val="18"/>
-                <w:rFonts w:eastAsia="맑은 고딕"/>
-              </w:rPr>
-              <w:t>해외 에이전시</w:t>
-            </w:r>
-          </w:p>
-        </w:tc>
-        <w:tc>
-          <w:tcPr>
-            <w:tcW w:type="dxa" w:w="2166"/>
-          </w:tcPr>
-          <w:p>
-            <w:r/>
-            <w:r>
-              <w:rPr>
-                <w:rFonts w:ascii="맑은 고딕" w:hAnsi="맑은 고딕"/>
-                <w:b w:val="0"/>
-                <w:sz w:val="18"/>
-                <w:rFonts w:eastAsia="맑은 고딕"/>
-              </w:rPr>
-              <w:t>agency_users + partner_type</w:t>
-            </w:r>
-          </w:p>
-        </w:tc>
-        <w:tc>
-          <w:tcPr>
-            <w:tcW w:type="dxa" w:w="2166"/>
-          </w:tcPr>
-          <w:p>
-            <w:r/>
-            <w:r>
-              <w:rPr>
-                <w:rFonts w:ascii="맑은 고딕" w:hAnsi="맑은 고딕"/>
-                <w:b w:val="0"/>
-                <w:sz w:val="18"/>
-                <w:rFonts w:eastAsia="맑은 고딕"/>
-              </w:rPr>
-              <w:t>/agency</w:t>
-            </w:r>
-          </w:p>
-        </w:tc>
-        <w:tc>
-          <w:tcPr>
-            <w:tcW w:type="dxa" w:w="2166"/>
-          </w:tcPr>
-          <w:p>
-            <w:r/>
-            <w:r>
-              <w:rPr>
-                <w:rFonts w:ascii="맑은 고딕" w:hAnsi="맑은 고딕"/>
-                <w:b w:val="0"/>
-                <w:sz w:val="18"/>
-                <w:rFonts w:eastAsia="맑은 고딕"/>
-              </w:rPr>
-              <w:t>해외 환자 유치 파트너. 의뢰 환자 진행상황 조회.</w:t>
-            </w:r>
-          </w:p>
-        </w:tc>
-      </w:tr>
-      <w:tr>
-        <w:tc>
-          <w:tcPr>
-            <w:tcW w:type="dxa" w:w="2166"/>
-          </w:tcPr>
-          <w:p>
-            <w:r/>
-            <w:r>
-              <w:rPr>
-                <w:rFonts w:ascii="맑은 고딕" w:hAnsi="맑은 고딕"/>
-                <w:b/>
-                <w:sz w:val="18"/>
-                <w:rFonts w:eastAsia="맑은 고딕"/>
-              </w:rPr>
-              <w:t>해외 의료기관</w:t>
-            </w:r>
-          </w:p>
-        </w:tc>
-        <w:tc>
-          <w:tcPr>
-            <w:tcW w:type="dxa" w:w="2166"/>
-          </w:tcPr>
-          <w:p>
-            <w:r/>
-            <w:r>
-              <w:rPr>
-                <w:rFonts w:ascii="맑은 고딕" w:hAnsi="맑은 고딕"/>
-                <w:b w:val="0"/>
-                <w:sz w:val="18"/>
-                <w:rFonts w:eastAsia="맑은 고딕"/>
-              </w:rPr>
-              <w:t>agency_users + partner_type</w:t>
-            </w:r>
-          </w:p>
-        </w:tc>
-        <w:tc>
-          <w:tcPr>
-            <w:tcW w:type="dxa" w:w="2166"/>
-          </w:tcPr>
-          <w:p>
-            <w:r/>
-            <w:r>
-              <w:rPr>
-                <w:rFonts w:ascii="맑은 고딕" w:hAnsi="맑은 고딕"/>
-                <w:b w:val="0"/>
-                <w:sz w:val="18"/>
-                <w:rFonts w:eastAsia="맑은 고딕"/>
-              </w:rPr>
-              <w:t>/clinic</w:t>
-            </w:r>
-          </w:p>
-        </w:tc>
-        <w:tc>
-          <w:tcPr>
-            <w:tcW w:type="dxa" w:w="2166"/>
-          </w:tcPr>
-          <w:p>
-            <w:r/>
-            <w:r>
-              <w:rPr>
-                <w:rFonts w:ascii="맑은 고딕" w:hAnsi="맑은 고딕"/>
-                <w:b w:val="0"/>
-                <w:sz w:val="18"/>
-                <w:rFonts w:eastAsia="맑은 고딕"/>
-              </w:rPr>
-              <w:t>환자를 한국으로 의뢰하는 현지 병원. 경과·검사결과 전송 주체.</w:t>
-            </w:r>
-          </w:p>
-        </w:tc>
-      </w:tr>
-    </w:tbl>
-    <w:p/>
-    <w:p>
-      <w:r>
-        <w:rPr>
-          <w:rFonts w:ascii="맑은 고딕" w:hAnsi="맑은 고딕"/>
-          <w:b/>
-          <w:color w:val="00467F"/>
-          <w:sz w:val="24"/>
-          <w:rFonts w:eastAsia="맑은 고딕"/>
-        </w:rPr>
-        <w:t>4. 화면 경로 정정 내역</w:t>
-      </w:r>
-    </w:p>
-    <w:p>
-      <w:r>
-        <w:rPr>
-          <w:rFonts w:ascii="맑은 고딕" w:hAnsi="맑은 고딕"/>
-          <w:b w:val="0"/>
-          <w:sz w:val="18"/>
-          <w:rFonts w:eastAsia="맑은 고딕"/>
-        </w:rPr>
-        <w:t>본문에 남아 있던 옛 화면 안내는 아래 기준으로 현행에 맞게 정정하였다. 폐지된 경로는 혼동을 막기 위해 그대로 표기하지 않는다.</w:t>
-      </w:r>
-    </w:p>
-    <w:tbl>
-      <w:tblPr>
-        <w:tblW w:type="auto" w:w="0"/>
-        <w:tblLook w:firstColumn="1" w:firstRow="1" w:lastColumn="0" w:lastRow="0" w:noHBand="0" w:noVBand="1" w:val="04A0"/>
-        <w:tblBorders>
-          <w:top w:val="single" w:sz="4" w:color="999999"/>
-          <w:left w:val="single" w:sz="4" w:color="999999"/>
-          <w:bottom w:val="single" w:sz="4" w:color="999999"/>
-          <w:right w:val="single" w:sz="4" w:color="999999"/>
-          <w:insideH w:val="single" w:sz="4" w:color="999999"/>
-          <w:insideV w:val="single" w:sz="4" w:color="999999"/>
-        </w:tblBorders>
-      </w:tblPr>
-      <w:tblGrid>
-        <w:gridCol w:w="2889"/>
-        <w:gridCol w:w="2889"/>
-        <w:gridCol w:w="2889"/>
-      </w:tblGrid>
-      <w:tr>
-        <w:tc>
-          <w:tcPr>
-            <w:tcW w:type="dxa" w:w="2889"/>
-            <w:shd w:val="clear" w:color="auto" w:fill="00467F"/>
-          </w:tcPr>
-          <w:p>
-            <w:r/>
-            <w:r>
-              <w:rPr>
-                <w:rFonts w:ascii="맑은 고딕" w:hAnsi="맑은 고딕"/>
-                <w:b/>
-                <w:color w:val="FFFFFF"/>
-                <w:sz w:val="18"/>
-                <w:rFonts w:eastAsia="맑은 고딕"/>
-              </w:rPr>
-              <w:t>현행 화면</w:t>
-            </w:r>
-          </w:p>
-        </w:tc>
-        <w:tc>
-          <w:tcPr>
-            <w:tcW w:type="dxa" w:w="2889"/>
-            <w:shd w:val="clear" w:color="auto" w:fill="00467F"/>
-          </w:tcPr>
-          <w:p>
-            <w:r/>
-            <w:r>
-              <w:rPr>
-                <w:rFonts w:ascii="맑은 고딕" w:hAnsi="맑은 고딕"/>
-                <w:b/>
-                <w:color w:val="FFFFFF"/>
-                <w:sz w:val="18"/>
-                <w:rFonts w:eastAsia="맑은 고딕"/>
-              </w:rPr>
-              <w:t>대체한 옛 화면</w:t>
-            </w:r>
-          </w:p>
-        </w:tc>
-        <w:tc>
-          <w:tcPr>
-            <w:tcW w:type="dxa" w:w="2889"/>
-            <w:shd w:val="clear" w:color="auto" w:fill="00467F"/>
-          </w:tcPr>
-          <w:p>
-            <w:r/>
-            <w:r>
-              <w:rPr>
-                <w:rFonts w:ascii="맑은 고딕" w:hAnsi="맑은 고딕"/>
-                <w:b/>
-                <w:color w:val="FFFFFF"/>
-                <w:sz w:val="18"/>
-                <w:rFonts w:eastAsia="맑은 고딕"/>
-              </w:rPr>
-              <w:t>사유</w:t>
-            </w:r>
-          </w:p>
-        </w:tc>
-      </w:tr>
-      <w:tr>
-        <w:tc>
-          <w:tcPr>
-            <w:tcW w:type="dxa" w:w="2889"/>
-          </w:tcPr>
-          <w:p>
-            <w:r/>
-            <w:r>
-              <w:rPr>
-                <w:rFonts w:ascii="맑은 고딕" w:hAnsi="맑은 고딕"/>
-                <w:b/>
-                <w:sz w:val="18"/>
-                <w:rFonts w:eastAsia="맑은 고딕"/>
-              </w:rPr>
-              <w:t>/inquiry</w:t>
-            </w:r>
-          </w:p>
-        </w:tc>
-        <w:tc>
-          <w:tcPr>
-            <w:tcW w:type="dxa" w:w="2889"/>
-          </w:tcPr>
-          <w:p>
-            <w:r/>
-            <w:r>
-              <w:rPr>
-                <w:rFonts w:ascii="맑은 고딕" w:hAnsi="맑은 고딕"/>
-                <w:b w:val="0"/>
-                <w:sz w:val="18"/>
-                <w:rFonts w:eastAsia="맑은 고딕"/>
-              </w:rPr>
-              <w:t>인테이크 화면(별도 경로)</w:t>
-            </w:r>
-          </w:p>
-        </w:tc>
-        <w:tc>
-          <w:tcPr>
-            <w:tcW w:type="dxa" w:w="2889"/>
-          </w:tcPr>
-          <w:p>
-            <w:r/>
-            <w:r>
-              <w:rPr>
-                <w:rFonts w:ascii="맑은 고딕" w:hAnsi="맑은 고딕"/>
-                <w:b w:val="0"/>
-                <w:sz w:val="18"/>
-                <w:rFonts w:eastAsia="맑은 고딕"/>
-              </w:rPr>
-              <w:t>통합 문의 퍼널로 통폐합(영구 리디렉트). 옛 화면은 보관 처리.</w:t>
-            </w:r>
-          </w:p>
-        </w:tc>
-      </w:tr>
-      <w:tr>
-        <w:tc>
-          <w:tcPr>
-            <w:tcW w:type="dxa" w:w="2889"/>
-          </w:tcPr>
-          <w:p>
-            <w:r/>
-            <w:r>
-              <w:rPr>
-                <w:rFonts w:ascii="맑은 고딕" w:hAnsi="맑은 고딕"/>
-                <w:b/>
-                <w:sz w:val="18"/>
-                <w:rFonts w:eastAsia="맑은 고딕"/>
-              </w:rPr>
-              <w:t>/inquiry</w:t>
-            </w:r>
-          </w:p>
-        </w:tc>
-        <w:tc>
-          <w:tcPr>
-            <w:tcW w:type="dxa" w:w="2889"/>
-          </w:tcPr>
-          <w:p>
-            <w:r/>
-            <w:r>
-              <w:rPr>
-                <w:rFonts w:ascii="맑은 고딕" w:hAnsi="맑은 고딕"/>
-                <w:b w:val="0"/>
-                <w:sz w:val="18"/>
-                <w:rFonts w:eastAsia="맑은 고딕"/>
-              </w:rPr>
-              <w:t>상담 시작 화면(별도 경로)</w:t>
-            </w:r>
-          </w:p>
-        </w:tc>
-        <w:tc>
-          <w:tcPr>
-            <w:tcW w:type="dxa" w:w="2889"/>
-          </w:tcPr>
-          <w:p>
-            <w:r/>
-            <w:r>
-              <w:rPr>
-                <w:rFonts w:ascii="맑은 고딕" w:hAnsi="맑은 고딕"/>
-                <w:b w:val="0"/>
-                <w:sz w:val="18"/>
-                <w:rFonts w:eastAsia="맑은 고딕"/>
-              </w:rPr>
-              <w:t>통합 문의 퍼널로 통폐합(영구 리디렉트).</w:t>
-            </w:r>
-          </w:p>
-        </w:tc>
-      </w:tr>
-      <w:tr>
-        <w:tc>
-          <w:tcPr>
-            <w:tcW w:type="dxa" w:w="2889"/>
-          </w:tcPr>
-          <w:p>
-            <w:r/>
-            <w:r>
-              <w:rPr>
-                <w:rFonts w:ascii="맑은 고딕" w:hAnsi="맑은 고딕"/>
-                <w:b/>
-                <w:sz w:val="18"/>
-                <w:rFonts w:eastAsia="맑은 고딕"/>
-              </w:rPr>
-              <w:t>/hospital</w:t>
-            </w:r>
-          </w:p>
-        </w:tc>
-        <w:tc>
-          <w:tcPr>
-            <w:tcW w:type="dxa" w:w="2889"/>
-          </w:tcPr>
-          <w:p>
-            <w:r/>
-            <w:r>
-              <w:rPr>
-                <w:rFonts w:ascii="맑은 고딕" w:hAnsi="맑은 고딕"/>
-                <w:b w:val="0"/>
-                <w:sz w:val="18"/>
-                <w:rFonts w:eastAsia="맑은 고딕"/>
-              </w:rPr>
-              <w:t>파트너 포털 경로</w:t>
-            </w:r>
-          </w:p>
-        </w:tc>
-        <w:tc>
-          <w:tcPr>
-            <w:tcW w:type="dxa" w:w="2889"/>
-          </w:tcPr>
-          <w:p>
-            <w:r/>
-            <w:r>
-              <w:rPr>
-                <w:rFonts w:ascii="맑은 고딕" w:hAnsi="맑은 고딕"/>
-                <w:b w:val="0"/>
-                <w:sz w:val="18"/>
-                <w:rFonts w:eastAsia="맑은 고딕"/>
-              </w:rPr>
-              <w:t>국내 의료기관 포털로 개명. 옛 경로는 존재하지 않음.</w:t>
-            </w:r>
-          </w:p>
-        </w:tc>
-      </w:tr>
-      <w:tr>
-        <w:tc>
-          <w:tcPr>
-            <w:tcW w:type="dxa" w:w="2889"/>
-          </w:tcPr>
-          <w:p>
-            <w:r/>
-            <w:r>
-              <w:rPr>
-                <w:rFonts w:ascii="맑은 고딕" w:hAnsi="맑은 고딕"/>
-                <w:b/>
-                <w:sz w:val="18"/>
-                <w:rFonts w:eastAsia="맑은 고딕"/>
-              </w:rPr>
-              <w:t>(폐지)</w:t>
-            </w:r>
-          </w:p>
-        </w:tc>
-        <w:tc>
-          <w:tcPr>
-            <w:tcW w:type="dxa" w:w="2889"/>
-          </w:tcPr>
-          <w:p>
-            <w:r/>
-            <w:r>
-              <w:rPr>
-                <w:rFonts w:ascii="맑은 고딕" w:hAnsi="맑은 고딕"/>
-                <w:b w:val="0"/>
-                <w:sz w:val="18"/>
-                <w:rFonts w:eastAsia="맑은 고딕"/>
-              </w:rPr>
-              <w:t>의사 전용 화면</w:t>
-            </w:r>
-          </w:p>
-        </w:tc>
-        <w:tc>
-          <w:tcPr>
-            <w:tcW w:type="dxa" w:w="2889"/>
-          </w:tcPr>
-          <w:p>
-            <w:r/>
-            <w:r>
-              <w:rPr>
-                <w:rFonts w:ascii="맑은 고딕" w:hAnsi="맑은 고딕"/>
-                <w:b w:val="0"/>
-                <w:sz w:val="18"/>
-                <w:rFonts w:eastAsia="맑은 고딕"/>
-              </w:rPr>
-              <w:t>의사 계정 계층 폐지. 화상상담 초대링크 또는 병원 계정으로 참여.</w:t>
-            </w:r>
-          </w:p>
-        </w:tc>
-      </w:tr>
-      <w:tr>
-        <w:tc>
-          <w:tcPr>
-            <w:tcW w:type="dxa" w:w="2889"/>
-          </w:tcPr>
-          <w:p>
-            <w:r/>
-            <w:r>
-              <w:rPr>
-                <w:rFonts w:ascii="맑은 고딕" w:hAnsi="맑은 고딕"/>
-                <w:b/>
-                <w:sz w:val="18"/>
-                <w:rFonts w:eastAsia="맑은 고딕"/>
-              </w:rPr>
-              <w:t>/</w:t>
-            </w:r>
-          </w:p>
-        </w:tc>
-        <w:tc>
-          <w:tcPr>
-            <w:tcW w:type="dxa" w:w="2889"/>
-          </w:tcPr>
-          <w:p>
-            <w:r/>
-            <w:r>
-              <w:rPr>
-                <w:rFonts w:ascii="맑은 고딕" w:hAnsi="맑은 고딕"/>
-                <w:b w:val="0"/>
-                <w:sz w:val="18"/>
-                <w:rFonts w:eastAsia="맑은 고딕"/>
-              </w:rPr>
-              <w:t>후기 화면</w:t>
-            </w:r>
-          </w:p>
-        </w:tc>
-        <w:tc>
-          <w:tcPr>
-            <w:tcW w:type="dxa" w:w="2889"/>
-          </w:tcPr>
-          <w:p>
-            <w:r/>
-            <w:r>
-              <w:rPr>
-                <w:rFonts w:ascii="맑은 고딕" w:hAnsi="맑은 고딕"/>
-                <w:b w:val="0"/>
-                <w:sz w:val="18"/>
-                <w:rFonts w:eastAsia="맑은 고딕"/>
-              </w:rPr>
-              <w:t>후기 화면 비활성(홈 리디렉트).</w:t>
-            </w:r>
-          </w:p>
-        </w:tc>
-      </w:tr>
-      <w:tr>
-        <w:tc>
-          <w:tcPr>
-            <w:tcW w:type="dxa" w:w="2889"/>
-          </w:tcPr>
-          <w:p>
-            <w:r/>
-            <w:r>
-              <w:rPr>
-                <w:rFonts w:ascii="맑은 고딕" w:hAnsi="맑은 고딕"/>
-                <w:b/>
-                <w:sz w:val="18"/>
-                <w:rFonts w:eastAsia="맑은 고딕"/>
-              </w:rPr>
-              <w:t>/hospitals</w:t>
-            </w:r>
-          </w:p>
-        </w:tc>
-        <w:tc>
-          <w:tcPr>
-            <w:tcW w:type="dxa" w:w="2889"/>
-          </w:tcPr>
-          <w:p>
-            <w:r/>
-            <w:r>
-              <w:rPr>
-                <w:rFonts w:ascii="맑은 고딕" w:hAnsi="맑은 고딕"/>
-                <w:b w:val="0"/>
-                <w:sz w:val="18"/>
-                <w:rFonts w:eastAsia="맑은 고딕"/>
-              </w:rPr>
-              <w:t>검색 화면</w:t>
-            </w:r>
-          </w:p>
-        </w:tc>
-        <w:tc>
-          <w:tcPr>
-            <w:tcW w:type="dxa" w:w="2889"/>
-          </w:tcPr>
-          <w:p>
-            <w:r/>
-            <w:r>
-              <w:rPr>
-                <w:rFonts w:ascii="맑은 고딕" w:hAnsi="맑은 고딕"/>
-                <w:b w:val="0"/>
-                <w:sz w:val="18"/>
-                <w:rFonts w:eastAsia="맑은 고딕"/>
-              </w:rPr>
-              <w:t>검색 화면 비활성(병원 목록으로 리디렉트).</w:t>
-            </w:r>
-          </w:p>
-        </w:tc>
-      </w:tr>
-    </w:tbl>
-    <w:p/>
-    <w:p>
-      <w:r>
-        <w:rPr>
-          <w:rFonts w:ascii="맑은 고딕" w:hAnsi="맑은 고딕"/>
-          <w:b/>
-          <w:color w:val="00467F"/>
-          <w:sz w:val="24"/>
-          <w:rFonts w:eastAsia="맑은 고딕"/>
-        </w:rPr>
-        <w:t>5. 품질검증 현황</w:t>
-      </w:r>
-    </w:p>
-    <w:tbl>
-      <w:tblPr>
-        <w:tblW w:type="auto" w:w="0"/>
-        <w:tblLook w:firstColumn="1" w:firstRow="1" w:lastColumn="0" w:lastRow="0" w:noHBand="0" w:noVBand="1" w:val="04A0"/>
-        <w:tblBorders>
-          <w:top w:val="single" w:sz="4" w:color="999999"/>
-          <w:left w:val="single" w:sz="4" w:color="999999"/>
-          <w:bottom w:val="single" w:sz="4" w:color="999999"/>
-          <w:right w:val="single" w:sz="4" w:color="999999"/>
-          <w:insideH w:val="single" w:sz="4" w:color="999999"/>
-          <w:insideV w:val="single" w:sz="4" w:color="999999"/>
-        </w:tblBorders>
-      </w:tblPr>
-      <w:tblGrid>
-        <w:gridCol w:w="2889"/>
-        <w:gridCol w:w="2889"/>
-        <w:gridCol w:w="2889"/>
-      </w:tblGrid>
-      <w:tr>
-        <w:tc>
-          <w:tcPr>
-            <w:tcW w:type="dxa" w:w="2889"/>
-            <w:shd w:val="clear" w:color="auto" w:fill="00467F"/>
-          </w:tcPr>
-          <w:p>
-            <w:r/>
-            <w:r>
-              <w:rPr>
-                <w:rFonts w:ascii="맑은 고딕" w:hAnsi="맑은 고딕"/>
-                <w:b/>
-                <w:color w:val="FFFFFF"/>
-                <w:sz w:val="18"/>
-                <w:rFonts w:eastAsia="맑은 고딕"/>
-              </w:rPr>
-              <w:t>구분</w:t>
-            </w:r>
-          </w:p>
-        </w:tc>
-        <w:tc>
-          <w:tcPr>
-            <w:tcW w:type="dxa" w:w="2889"/>
-            <w:shd w:val="clear" w:color="auto" w:fill="00467F"/>
-          </w:tcPr>
-          <w:p>
-            <w:r/>
-            <w:r>
-              <w:rPr>
-                <w:rFonts w:ascii="맑은 고딕" w:hAnsi="맑은 고딕"/>
-                <w:b/>
-                <w:color w:val="FFFFFF"/>
-                <w:sz w:val="18"/>
-                <w:rFonts w:eastAsia="맑은 고딕"/>
-              </w:rPr>
-              <w:t>규모</w:t>
-            </w:r>
-          </w:p>
-        </w:tc>
-        <w:tc>
-          <w:tcPr>
-            <w:tcW w:type="dxa" w:w="2889"/>
-            <w:shd w:val="clear" w:color="auto" w:fill="00467F"/>
-          </w:tcPr>
-          <w:p>
-            <w:r/>
-            <w:r>
-              <w:rPr>
-                <w:rFonts w:ascii="맑은 고딕" w:hAnsi="맑은 고딕"/>
-                <w:b/>
-                <w:color w:val="FFFFFF"/>
-                <w:sz w:val="18"/>
-                <w:rFonts w:eastAsia="맑은 고딕"/>
-              </w:rPr>
-              <w:t>결과</w:t>
-            </w:r>
-          </w:p>
-        </w:tc>
-      </w:tr>
-      <w:tr>
-        <w:tc>
-          <w:tcPr>
-            <w:tcW w:type="dxa" w:w="2889"/>
-          </w:tcPr>
-          <w:p>
-            <w:r/>
-            <w:r>
-              <w:rPr>
-                <w:rFonts w:ascii="맑은 고딕" w:hAnsi="맑은 고딕"/>
-                <w:b/>
-                <w:sz w:val="18"/>
-                <w:rFonts w:eastAsia="맑은 고딕"/>
-              </w:rPr>
-              <w:t>단위 테스트</w:t>
-            </w:r>
-          </w:p>
-        </w:tc>
-        <w:tc>
-          <w:tcPr>
-            <w:tcW w:type="dxa" w:w="2889"/>
-          </w:tcPr>
-          <w:p>
-            <w:r/>
-            <w:r>
-              <w:rPr>
-                <w:rFonts w:ascii="맑은 고딕" w:hAnsi="맑은 고딕"/>
-                <w:b w:val="0"/>
-                <w:sz w:val="18"/>
-                <w:rFonts w:eastAsia="맑은 고딕"/>
-              </w:rPr>
-              <w:t>110개 파일 / 1002건</w:t>
-            </w:r>
-          </w:p>
-        </w:tc>
-        <w:tc>
-          <w:tcPr>
-            <w:tcW w:type="dxa" w:w="2889"/>
-          </w:tcPr>
-          <w:p>
-            <w:r/>
-            <w:r>
-              <w:rPr>
-                <w:rFonts w:ascii="맑은 고딕" w:hAnsi="맑은 고딕"/>
-                <w:b w:val="0"/>
-                <w:sz w:val="18"/>
-                <w:rFonts w:eastAsia="맑은 고딕"/>
-              </w:rPr>
-              <w:t>전건 통과 (2026-08-19 실행, 15.8초)</w:t>
-            </w:r>
-          </w:p>
-        </w:tc>
-      </w:tr>
-      <w:tr>
-        <w:tc>
-          <w:tcPr>
-            <w:tcW w:type="dxa" w:w="2889"/>
-          </w:tcPr>
-          <w:p>
-            <w:r/>
-            <w:r>
-              <w:rPr>
-                <w:rFonts w:ascii="맑은 고딕" w:hAnsi="맑은 고딕"/>
-                <w:b/>
-                <w:sz w:val="18"/>
-                <w:rFonts w:eastAsia="맑은 고딕"/>
-              </w:rPr>
-              <w:t>통합·E2E 테스트</w:t>
-            </w:r>
-          </w:p>
-        </w:tc>
-        <w:tc>
-          <w:tcPr>
-            <w:tcW w:type="dxa" w:w="2889"/>
-          </w:tcPr>
-          <w:p>
-            <w:r/>
-            <w:r>
-              <w:rPr>
-                <w:rFonts w:ascii="맑은 고딕" w:hAnsi="맑은 고딕"/>
-                <w:b w:val="0"/>
-                <w:sz w:val="18"/>
-                <w:rFonts w:eastAsia="맑은 고딕"/>
-              </w:rPr>
-              <w:t>45개 파일 / 164건</w:t>
-            </w:r>
-          </w:p>
-        </w:tc>
-        <w:tc>
-          <w:tcPr>
-            <w:tcW w:type="dxa" w:w="2889"/>
-          </w:tcPr>
-          <w:p>
-            <w:r/>
-            <w:r>
-              <w:rPr>
-                <w:rFonts w:ascii="맑은 고딕" w:hAnsi="맑은 고딕"/>
-                <w:b w:val="0"/>
-                <w:sz w:val="18"/>
-                <w:rFonts w:eastAsia="맑은 고딕"/>
-              </w:rPr>
-              <w:t>자동 실행</w:t>
-            </w:r>
-          </w:p>
-        </w:tc>
-      </w:tr>
-    </w:tbl>
-    <w:p/>
-    <w:p>
-      <w:r>
-        <w:rPr>
-          <w:rFonts w:ascii="맑은 고딕" w:hAnsi="맑은 고딕"/>
-          <w:b/>
-          <w:color w:val="00467F"/>
-          <w:sz w:val="24"/>
-          <w:rFonts w:eastAsia="맑은 고딕"/>
-        </w:rPr>
-        <w:t>6. 자동 검사 항목</w:t>
-      </w:r>
-    </w:p>
-    <w:tbl>
-      <w:tblPr>
-        <w:tblW w:type="auto" w:w="0"/>
-        <w:tblLook w:firstColumn="1" w:firstRow="1" w:lastColumn="0" w:lastRow="0" w:noHBand="0" w:noVBand="1" w:val="04A0"/>
-        <w:tblBorders>
-          <w:top w:val="single" w:sz="4" w:color="999999"/>
-          <w:left w:val="single" w:sz="4" w:color="999999"/>
-          <w:bottom w:val="single" w:sz="4" w:color="999999"/>
-          <w:right w:val="single" w:sz="4" w:color="999999"/>
-          <w:insideH w:val="single" w:sz="4" w:color="999999"/>
-          <w:insideV w:val="single" w:sz="4" w:color="999999"/>
-        </w:tblBorders>
-      </w:tblPr>
-      <w:tblGrid>
-        <w:gridCol w:w="2889"/>
-        <w:gridCol w:w="2889"/>
-        <w:gridCol w:w="2889"/>
-      </w:tblGrid>
-      <w:tr>
-        <w:tc>
-          <w:tcPr>
-            <w:tcW w:type="dxa" w:w="2889"/>
-            <w:shd w:val="clear" w:color="auto" w:fill="00467F"/>
-          </w:tcPr>
-          <w:p>
-            <w:r/>
-            <w:r>
-              <w:rPr>
-                <w:rFonts w:ascii="맑은 고딕" w:hAnsi="맑은 고딕"/>
-                <w:b/>
-                <w:color w:val="FFFFFF"/>
-                <w:sz w:val="18"/>
-                <w:rFonts w:eastAsia="맑은 고딕"/>
-              </w:rPr>
-              <w:t>검사</w:t>
-            </w:r>
-          </w:p>
-        </w:tc>
-        <w:tc>
-          <w:tcPr>
-            <w:tcW w:type="dxa" w:w="2889"/>
-            <w:shd w:val="clear" w:color="auto" w:fill="00467F"/>
-          </w:tcPr>
-          <w:p>
-            <w:r/>
-            <w:r>
-              <w:rPr>
-                <w:rFonts w:ascii="맑은 고딕" w:hAnsi="맑은 고딕"/>
-                <w:b/>
-                <w:color w:val="FFFFFF"/>
-                <w:sz w:val="18"/>
-                <w:rFonts w:eastAsia="맑은 고딕"/>
-              </w:rPr>
-              <w:t>내용</w:t>
-            </w:r>
-          </w:p>
-        </w:tc>
-        <w:tc>
-          <w:tcPr>
-            <w:tcW w:type="dxa" w:w="2889"/>
-            <w:shd w:val="clear" w:color="auto" w:fill="00467F"/>
-          </w:tcPr>
-          <w:p>
-            <w:r/>
-            <w:r>
-              <w:rPr>
-                <w:rFonts w:ascii="맑은 고딕" w:hAnsi="맑은 고딕"/>
-                <w:b/>
-                <w:color w:val="FFFFFF"/>
-                <w:sz w:val="18"/>
-                <w:rFonts w:eastAsia="맑은 고딕"/>
-              </w:rPr>
-              <w:t>주기</w:t>
-            </w:r>
-          </w:p>
-        </w:tc>
-      </w:tr>
-      <w:tr>
-        <w:tc>
-          <w:tcPr>
-            <w:tcW w:type="dxa" w:w="2889"/>
-          </w:tcPr>
-          <w:p>
-            <w:r/>
-            <w:r>
-              <w:rPr>
-                <w:rFonts w:ascii="맑은 고딕" w:hAnsi="맑은 고딕"/>
-                <w:b/>
-                <w:sz w:val="18"/>
-                <w:rFonts w:eastAsia="맑은 고딕"/>
-              </w:rPr>
-              <w:t>타입·빌드</w:t>
-            </w:r>
-          </w:p>
-        </w:tc>
-        <w:tc>
-          <w:tcPr>
-            <w:tcW w:type="dxa" w:w="2889"/>
-          </w:tcPr>
-          <w:p>
-            <w:r/>
-            <w:r>
-              <w:rPr>
-                <w:rFonts w:ascii="맑은 고딕" w:hAnsi="맑은 고딕"/>
-                <w:b w:val="0"/>
-                <w:sz w:val="18"/>
-                <w:rFonts w:eastAsia="맑은 고딕"/>
-              </w:rPr>
-              <w:t>TypeScript 검사 및 프로덕션 빌드</w:t>
-            </w:r>
-          </w:p>
-        </w:tc>
-        <w:tc>
-          <w:tcPr>
-            <w:tcW w:type="dxa" w:w="2889"/>
-          </w:tcPr>
-          <w:p>
-            <w:r/>
-            <w:r>
-              <w:rPr>
-                <w:rFonts w:ascii="맑은 고딕" w:hAnsi="맑은 고딕"/>
-                <w:b w:val="0"/>
-                <w:sz w:val="18"/>
-                <w:rFonts w:eastAsia="맑은 고딕"/>
-              </w:rPr>
-              <w:t>매 변경 자동 실행</w:t>
-            </w:r>
-          </w:p>
-        </w:tc>
-      </w:tr>
-      <w:tr>
-        <w:tc>
-          <w:tcPr>
-            <w:tcW w:type="dxa" w:w="2889"/>
-          </w:tcPr>
-          <w:p>
-            <w:r/>
-            <w:r>
-              <w:rPr>
-                <w:rFonts w:ascii="맑은 고딕" w:hAnsi="맑은 고딕"/>
-                <w:b/>
-                <w:sz w:val="18"/>
-                <w:rFonts w:eastAsia="맑은 고딕"/>
-              </w:rPr>
-              <w:t>콘텐츠 일관성</w:t>
-            </w:r>
-          </w:p>
-        </w:tc>
-        <w:tc>
-          <w:tcPr>
-            <w:tcW w:type="dxa" w:w="2889"/>
-          </w:tcPr>
-          <w:p>
-            <w:r/>
-            <w:r>
-              <w:rPr>
-                <w:rFonts w:ascii="맑은 고딕" w:hAnsi="맑은 고딕"/>
-                <w:b w:val="0"/>
-                <w:sz w:val="18"/>
-                <w:rFonts w:eastAsia="맑은 고딕"/>
-              </w:rPr>
-              <w:t>폐지된 경로·용어, 6개 언어 키 누락 검사</w:t>
-            </w:r>
-          </w:p>
-        </w:tc>
-        <w:tc>
-          <w:tcPr>
-            <w:tcW w:type="dxa" w:w="2889"/>
-          </w:tcPr>
-          <w:p>
-            <w:r/>
-            <w:r>
-              <w:rPr>
-                <w:rFonts w:ascii="맑은 고딕" w:hAnsi="맑은 고딕"/>
-                <w:b w:val="0"/>
-                <w:sz w:val="18"/>
-                <w:rFonts w:eastAsia="맑은 고딕"/>
-              </w:rPr>
-              <w:t>매 변경 자동 실행</w:t>
-            </w:r>
-          </w:p>
-        </w:tc>
-      </w:tr>
-      <w:tr>
-        <w:tc>
-          <w:tcPr>
-            <w:tcW w:type="dxa" w:w="2889"/>
-          </w:tcPr>
-          <w:p>
-            <w:r/>
-            <w:r>
-              <w:rPr>
-                <w:rFonts w:ascii="맑은 고딕" w:hAnsi="맑은 고딕"/>
-                <w:b/>
-                <w:sz w:val="18"/>
-                <w:rFonts w:eastAsia="맑은 고딕"/>
-              </w:rPr>
-              <w:t>보안 의존성</w:t>
-            </w:r>
-          </w:p>
-        </w:tc>
-        <w:tc>
-          <w:tcPr>
-            <w:tcW w:type="dxa" w:w="2889"/>
-          </w:tcPr>
-          <w:p>
-            <w:r/>
-            <w:r>
-              <w:rPr>
-                <w:rFonts w:ascii="맑은 고딕" w:hAnsi="맑은 고딕"/>
-                <w:b w:val="0"/>
-                <w:sz w:val="18"/>
-                <w:rFonts w:eastAsia="맑은 고딕"/>
-              </w:rPr>
-              <w:t>취약점 공고 단위 판정(기한부 예외 관리)</w:t>
-            </w:r>
-          </w:p>
-        </w:tc>
-        <w:tc>
-          <w:tcPr>
-            <w:tcW w:type="dxa" w:w="2889"/>
-          </w:tcPr>
-          <w:p>
-            <w:r/>
-            <w:r>
-              <w:rPr>
-                <w:rFonts w:ascii="맑은 고딕" w:hAnsi="맑은 고딕"/>
-                <w:b w:val="0"/>
-                <w:sz w:val="18"/>
-                <w:rFonts w:eastAsia="맑은 고딕"/>
-              </w:rPr>
-              <w:t>매 변경 자동 실행</w:t>
-            </w:r>
-          </w:p>
-        </w:tc>
-      </w:tr>
-      <w:tr>
-        <w:tc>
-          <w:tcPr>
-            <w:tcW w:type="dxa" w:w="2889"/>
-          </w:tcPr>
-          <w:p>
-            <w:r/>
-            <w:r>
-              <w:rPr>
-                <w:rFonts w:ascii="맑은 고딕" w:hAnsi="맑은 고딕"/>
-                <w:b/>
-                <w:sz w:val="18"/>
-                <w:rFonts w:eastAsia="맑은 고딕"/>
-              </w:rPr>
-              <w:t>스모크 E2E</w:t>
-            </w:r>
-          </w:p>
-        </w:tc>
-        <w:tc>
-          <w:tcPr>
-            <w:tcW w:type="dxa" w:w="2889"/>
-          </w:tcPr>
-          <w:p>
-            <w:r/>
-            <w:r>
-              <w:rPr>
-                <w:rFonts w:ascii="맑은 고딕" w:hAnsi="맑은 고딕"/>
-                <w:b w:val="0"/>
-                <w:sz w:val="18"/>
-                <w:rFonts w:eastAsia="맑은 고딕"/>
-              </w:rPr>
-              <w:t>주요 화면·흐름 자동 클릭 검증</w:t>
-            </w:r>
-          </w:p>
-        </w:tc>
-        <w:tc>
-          <w:tcPr>
-            <w:tcW w:type="dxa" w:w="2889"/>
-          </w:tcPr>
-          <w:p>
-            <w:r/>
-            <w:r>
-              <w:rPr>
-                <w:rFonts w:ascii="맑은 고딕" w:hAnsi="맑은 고딕"/>
-                <w:b w:val="0"/>
-                <w:sz w:val="18"/>
-                <w:rFonts w:eastAsia="맑은 고딕"/>
-              </w:rPr>
-              <w:t>매 변경 자동 실행</w:t>
-            </w:r>
-          </w:p>
-        </w:tc>
-      </w:tr>
-      <w:tr>
-        <w:tc>
-          <w:tcPr>
-            <w:tcW w:type="dxa" w:w="2889"/>
-          </w:tcPr>
-          <w:p>
-            <w:r/>
-            <w:r>
-              <w:rPr>
-                <w:rFonts w:ascii="맑은 고딕" w:hAnsi="맑은 고딕"/>
-                <w:b/>
-                <w:sz w:val="18"/>
-                <w:rFonts w:eastAsia="맑은 고딕"/>
-              </w:rPr>
-              <w:t>야간 전체 E2E</w:t>
-            </w:r>
-          </w:p>
-        </w:tc>
-        <w:tc>
-          <w:tcPr>
-            <w:tcW w:type="dxa" w:w="2889"/>
-          </w:tcPr>
-          <w:p>
-            <w:r/>
-            <w:r>
-              <w:rPr>
-                <w:rFonts w:ascii="맑은 고딕" w:hAnsi="맑은 고딕"/>
-                <w:b w:val="0"/>
-                <w:sz w:val="18"/>
-                <w:rFonts w:eastAsia="맑은 고딕"/>
-              </w:rPr>
-              <w:t>전체 시나리오 및 접근성·잘림 검사</w:t>
-            </w:r>
-          </w:p>
-        </w:tc>
-        <w:tc>
-          <w:tcPr>
-            <w:tcW w:type="dxa" w:w="2889"/>
-          </w:tcPr>
-          <w:p>
-            <w:r/>
-            <w:r>
-              <w:rPr>
-                <w:rFonts w:ascii="맑은 고딕" w:hAnsi="맑은 고딕"/>
-                <w:b w:val="0"/>
-                <w:sz w:val="18"/>
-                <w:rFonts w:eastAsia="맑은 고딕"/>
-              </w:rPr>
-              <w:t>매일 자동 실행</w:t>
-            </w:r>
-          </w:p>
-        </w:tc>
-      </w:tr>
-    </w:tbl>
-    <w:p/>
-    <w:p>
-      <w:r>
-        <w:rPr>
-          <w:rFonts w:ascii="맑은 고딕" w:hAnsi="맑은 고딕"/>
-          <w:b/>
-          <w:color w:val="00467F"/>
-          <w:sz w:val="24"/>
-          <w:rFonts w:eastAsia="맑은 고딕"/>
-        </w:rPr>
-        <w:t>9. 근거자료</w:t>
+        <w:t>5. 근거자료</w:t>
       </w:r>
     </w:p>
     <w:tbl>

--- a/docs/government-project/08_테스트결과서.docx
+++ b/docs/government-project/08_테스트결과서.docx
@@ -964,7 +964,7 @@
           <w:sz w:val="20"/>
           <w:szCs w:val="20"/>
         </w:rPr>
-        <w:t>Playwright 기반 E2E 시나리오 — 현재 코드베이스 구현 기준 — 아래 표는 2026-04 시점 «수동 확인» 시나리오다. 2026-08-19 현재는 e2e 폴더에 자동화 스크립트 45개 파일 164건이 들어와 자동 실행된다.</w:t>
+        <w:t>Playwright 기반 E2E 시나리오 — 현재 코드베이스 구현 기준 — 아래 표는 2026-04 시점 수동 확인 시나리오다. 2026-08-19 현재는 e2e 폴더에 자동화 스크립트 45개 파일 164건이 들어와 자동 실행된다.</w:t>
       </w:r>
     </w:p>
     <w:p>
@@ -7240,18 +7240,15 @@
             </w:tcMar>
           </w:tcPr>
           <w:p>
-            <w:pPr>
-              <w:jc w:val="center"/>
-            </w:pPr>
-            <w:r>
-              <w:rPr>
-                <w:rFonts w:ascii="맑은 고딕" w:cs="맑은 고딕" w:eastAsia="맑은 고딕" w:hAnsi="맑은 고딕"/>
-                <w:b w:val="false"/>
-                <w:bCs w:val="false"/>
-                <w:sz w:val="18"/>
-                <w:szCs w:val="18"/>
-              </w:rPr>
-              <w:t xml:space="preserve">[TBD]</w:t>
+            <w:r/>
+            <w:r>
+              <w:rPr>
+                <w:rFonts w:ascii="맑은 고딕" w:hAnsi="맑은 고딕"/>
+                <w:b w:val="0"/>
+                <w:sz w:val="18"/>
+                <w:rFonts w:eastAsia="맑은 고딕"/>
+              </w:rPr>
+              <w:t>5항목 중 4항목 측정</w:t>
             </w:r>
           </w:p>
         </w:tc>
@@ -7273,18 +7270,15 @@
             </w:tcMar>
           </w:tcPr>
           <w:p>
-            <w:pPr>
-              <w:jc w:val="left"/>
-            </w:pPr>
-            <w:r>
-              <w:rPr>
-                <w:rFonts w:ascii="맑은 고딕" w:cs="맑은 고딕" w:eastAsia="맑은 고딕" w:hAnsi="맑은 고딕"/>
-                <w:b w:val="false"/>
-                <w:bCs w:val="false"/>
-                <w:sz w:val="18"/>
-                <w:szCs w:val="18"/>
-              </w:rPr>
-              <w:t xml:space="preserve">시범 운영 후 측정 예정</w:t>
+            <w:r/>
+            <w:r>
+              <w:rPr>
+                <w:rFonts w:ascii="맑은 고딕" w:hAnsi="맑은 고딕"/>
+                <w:b w:val="0"/>
+                <w:sz w:val="18"/>
+                <w:rFonts w:eastAsia="맑은 고딕"/>
+              </w:rPr>
+              <w:t>2026-08-19 실측 — LCP 미달, 그 외 충족</w:t>
             </w:r>
           </w:p>
         </w:tc>
@@ -7374,18 +7368,15 @@
             </w:tcMar>
           </w:tcPr>
           <w:p>
-            <w:pPr>
-              <w:jc w:val="center"/>
-            </w:pPr>
-            <w:r>
-              <w:rPr>
-                <w:rFonts w:ascii="맑은 고딕" w:cs="맑은 고딕" w:eastAsia="맑은 고딕" w:hAnsi="맑은 고딕"/>
-                <w:b w:val="false"/>
-                <w:bCs w:val="false"/>
-                <w:sz w:val="18"/>
-                <w:szCs w:val="18"/>
-              </w:rPr>
-              <w:t xml:space="preserve">[TBD]</w:t>
+            <w:r/>
+            <w:r>
+              <w:rPr>
+                <w:rFonts w:ascii="맑은 고딕" w:hAnsi="맑은 고딕"/>
+                <w:b w:val="0"/>
+                <w:sz w:val="18"/>
+                <w:rFonts w:eastAsia="맑은 고딕"/>
+              </w:rPr>
+              <w:t>1회</w:t>
             </w:r>
           </w:p>
         </w:tc>
@@ -7407,18 +7398,15 @@
             </w:tcMar>
           </w:tcPr>
           <w:p>
-            <w:pPr>
-              <w:jc w:val="left"/>
-            </w:pPr>
-            <w:r>
-              <w:rPr>
-                <w:rFonts w:ascii="맑은 고딕" w:cs="맑은 고딕" w:eastAsia="맑은 고딕" w:hAnsi="맑은 고딕"/>
-                <w:b w:val="false"/>
-                <w:bCs w:val="false"/>
-                <w:sz w:val="18"/>
-                <w:szCs w:val="18"/>
-              </w:rPr>
-              <w:t xml:space="preserve">실행 후 갱신 예정</w:t>
+            <w:r/>
+            <w:r>
+              <w:rPr>
+                <w:rFonts w:ascii="맑은 고딕" w:hAnsi="맑은 고딕"/>
+                <w:b w:val="0"/>
+                <w:sz w:val="18"/>
+                <w:rFonts w:eastAsia="맑은 고딕"/>
+              </w:rPr>
+              <w:t>Critical 0건 · High 1건 · Moderate 2건 (2026-08-19)</w:t>
             </w:r>
           </w:p>
         </w:tc>

--- a/docs/government-project/08_테스트결과서.docx
+++ b/docs/government-project/08_테스트결과서.docx
@@ -5968,7 +5968,7 @@
                 <w:sz w:val="18"/>
                 <w:rFonts w:eastAsia="맑은 고딕"/>
               </w:rPr>
-              <w:t>모바일 18.9초 / 데스크톱 3.6초</w:t>
+              <w:t>모바일 8.1초 / 데스크톱 1.6초</w:t>
             </w:r>
           </w:p>
         </w:tc>
@@ -5985,7 +5985,7 @@
                 <w:sz w:val="18"/>
                 <w:rFonts w:eastAsia="맑은 고딕"/>
               </w:rPr>
-              <w:t>미달 — 초기 자바스크립트 전송량이 원인. 개선 과제로 등록</w:t>
+              <w:t>데스크톱 충족. 모바일 미달 — 원인 규명 완료(첫 화면 본문이 뒤늦게 끼워지는 구조), 개선 반영 예정</w:t>
             </w:r>
           </w:p>
         </w:tc>
@@ -6004,7 +6004,7 @@
                 <w:sz w:val="18"/>
                 <w:rFonts w:eastAsia="맑은 고딕"/>
               </w:rPr>
-              <w:t>입력 반응성 (FID → TBT 대체)</w:t>
+              <w:t>CLS (레이아웃 안정성)</w:t>
             </w:r>
           </w:p>
         </w:tc>
@@ -6021,7 +6021,7 @@
                 <w:sz w:val="18"/>
                 <w:rFonts w:eastAsia="맑은 고딕"/>
               </w:rPr>
-              <w:t>TBT 200ms 이하</w:t>
+              <w:t>0.1 이하</w:t>
             </w:r>
           </w:p>
         </w:tc>
@@ -6038,7 +6038,7 @@
                 <w:sz w:val="18"/>
                 <w:rFonts w:eastAsia="맑은 고딕"/>
               </w:rPr>
-              <w:t>모바일 382ms / 데스크톱 88ms</w:t>
+              <w:t>모바일 0.971 / 데스크톱 0.007</w:t>
             </w:r>
           </w:p>
         </w:tc>
@@ -6055,7 +6055,7 @@
                 <w:sz w:val="18"/>
                 <w:rFonts w:eastAsia="맑은 고딕"/>
               </w:rPr>
-              <w:t>FID 는 폐지된 지표로 총 차단 시간(TBT)으로 대체 측정</w:t>
+              <w:t>데스크톱 충족. 모바일 미달 — 본문 도착 시 꼬리말이 밀려남. 위와 동일 원인</w:t>
             </w:r>
           </w:p>
         </w:tc>
@@ -6074,7 +6074,7 @@
                 <w:sz w:val="18"/>
                 <w:rFonts w:eastAsia="맑은 고딕"/>
               </w:rPr>
-              <w:t>CLS (레이아웃 안정성)</w:t>
+              <w:t>입력 반응성 (FID → TBT 대체)</w:t>
             </w:r>
           </w:p>
         </w:tc>
@@ -6091,7 +6091,7 @@
                 <w:sz w:val="18"/>
                 <w:rFonts w:eastAsia="맑은 고딕"/>
               </w:rPr>
-              <w:t>0.1 이하</w:t>
+              <w:t>TBT 200ms 이하</w:t>
             </w:r>
           </w:p>
         </w:tc>
@@ -6108,7 +6108,7 @@
                 <w:sz w:val="18"/>
                 <w:rFonts w:eastAsia="맑은 고딕"/>
               </w:rPr>
-              <w:t>모바일 0.045 / 데스크톱 0.006</w:t>
+              <w:t>모바일 213ms / 데스크톱 0ms</w:t>
             </w:r>
           </w:p>
         </w:tc>
@@ -6125,7 +6125,7 @@
                 <w:sz w:val="18"/>
                 <w:rFonts w:eastAsia="맑은 고딕"/>
               </w:rPr>
-              <w:t>충족</w:t>
+              <w:t>FID 는 폐지된 지표로 총 차단 시간(TBT)으로 대체 측정</w:t>
             </w:r>
           </w:p>
         </w:tc>
@@ -7278,7 +7278,7 @@
                 <w:sz w:val="18"/>
                 <w:rFonts w:eastAsia="맑은 고딕"/>
               </w:rPr>
-              <w:t>2026-08-19 실측 — LCP 미달, 그 외 충족</w:t>
+              <w:t>2026-08-20 실측. 데스크톱 91점 전 항목 충족, 모바일 LCP·CLS 미달</w:t>
             </w:r>
           </w:p>
         </w:tc>

--- a/docs/government-project/08_테스트결과서.docx
+++ b/docs/government-project/08_테스트결과서.docx
@@ -6287,7 +6287,7 @@
           <w:sz w:val="18"/>
           <w:szCs w:val="18"/>
         </w:rPr>
-        <w:t>Lighthouse 12.8.2 실측(2026. 8. 19., https://healwith.co.kr/ko). 모바일은 저속 4G·CPU 4배 감속 조건이며 동일 조건 2회 반복해 같은 값을 확인하였다. 종합 성능 점수는 모바일 45~46점, 데스크톱 63점이다.</w:t>
+        <w:t>Lighthouse 12.8.2 실측(2026. 8. 20., https://healwith.co.kr/ko). 모바일은 저속 4G·CPU 4배 감속 조건이다. 측정 PC 에 설치된 광고차단 프로그램이 페이지마다 2.1MB 를 끼워 넣어 값을 왜곡시키므로 해당 주입을 차단하고 측정하였다. 종합 성능 점수는 모바일 37점, 데스크톱 91점이다.</w:t>
       </w:r>
     </w:p>
     <w:p>

--- a/docs/government-project/08_테스트결과서.docx
+++ b/docs/government-project/08_테스트결과서.docx
@@ -6287,7 +6287,7 @@
           <w:sz w:val="18"/>
           <w:szCs w:val="18"/>
         </w:rPr>
-        <w:t>Lighthouse 12.8.2 실측(2026. 8. 20., https://healwith.co.kr/ko). 모바일은 저속 4G·CPU 4배 감속 조건이다. 측정 PC 에 설치된 광고차단 프로그램이 페이지마다 2.1MB 를 끼워 넣어 값을 왜곡시키므로 해당 주입을 차단하고 측정하였다. 종합 성능 점수는 모바일 37점, 데스크톱 91점이다.</w:t>
+        <w:t>Lighthouse 12.8.2 실측(2026. 8. 20., https://healwith.co.kr/ko). 모바일은 저속 4G·CPU 4배 감속 조건이다. 측정 PC 에 설치된 광고차단 프로그램이 페이지마다 2.1MB 를 끼워 넣어 값을 왜곡시키므로 해당 주입을 차단하고 측정하였다. 종합 점수는 측정 환경에 따라 편차가 크므로 기재하지 않고, 지표값만 기재한다.</w:t>
       </w:r>
     </w:p>
     <w:p>
@@ -7278,7 +7278,7 @@
                 <w:sz w:val="18"/>
                 <w:rFonts w:eastAsia="맑은 고딕"/>
               </w:rPr>
-              <w:t>2026-08-20 실측. 데스크톱 91점 전 항목 충족, 모바일 LCP·CLS 미달</w:t>
+              <w:t>2026-08-20 실측. 데스크톱 전 항목 충족, 모바일 LCP·CLS 미달</w:t>
             </w:r>
           </w:p>
         </w:tc>

--- a/docs/government-project/08_테스트결과서.docx
+++ b/docs/government-project/08_테스트결과서.docx
@@ -5968,7 +5968,7 @@
                 <w:sz w:val="18"/>
                 <w:rFonts w:eastAsia="맑은 고딕"/>
               </w:rPr>
-              <w:t>모바일 8.1초 / 데스크톱 1.6초</w:t>
+              <w:t>모바일 6.4초 / 데스크톱 1.5초</w:t>
             </w:r>
           </w:p>
         </w:tc>
@@ -5985,7 +5985,7 @@
                 <w:sz w:val="18"/>
                 <w:rFonts w:eastAsia="맑은 고딕"/>
               </w:rPr>
-              <w:t>데스크톱 충족. 모바일 미달 — 원인 규명 완료(첫 화면 본문이 뒤늦게 끼워지는 구조), 개선 반영 예정</w:t>
+              <w:t>데스크톱 충족. 모바일 미달(첫 화면 전송량 831KB 가 저속 회선에서 병목). 개선 과제</w:t>
             </w:r>
           </w:p>
         </w:tc>
@@ -6038,7 +6038,7 @@
                 <w:sz w:val="18"/>
                 <w:rFonts w:eastAsia="맑은 고딕"/>
               </w:rPr>
-              <w:t>모바일 0.971 / 데스크톱 0.007</w:t>
+              <w:t>모바일 0.95 / 데스크톱 0.51</w:t>
             </w:r>
           </w:p>
         </w:tc>
@@ -6055,7 +6055,7 @@
                 <w:sz w:val="18"/>
                 <w:rFonts w:eastAsia="맑은 고딕"/>
               </w:rPr>
-              <w:t>데스크톱 충족. 모바일 미달 — 본문 도착 시 꼬리말이 밀려남. 위와 동일 원인</w:t>
+              <w:t>양쪽 미달. 첫 화면 본문이 뒤늦게 끼워지며 꼬리말이 밀린다. 원인 규명 완료, 수정 반영 예정</w:t>
             </w:r>
           </w:p>
         </w:tc>
@@ -6108,7 +6108,7 @@
                 <w:sz w:val="18"/>
                 <w:rFonts w:eastAsia="맑은 고딕"/>
               </w:rPr>
-              <w:t>모바일 213ms / 데스크톱 0ms</w:t>
+              <w:t>모바일 388ms / 데스크톱 28ms</w:t>
             </w:r>
           </w:p>
         </w:tc>
@@ -6287,7 +6287,7 @@
           <w:sz w:val="18"/>
           <w:szCs w:val="18"/>
         </w:rPr>
-        <w:t>Lighthouse 12.8.2 실측(2026. 8. 20., https://healwith.co.kr/ko). 모바일은 저속 4G·CPU 4배 감속 조건이다. 측정 PC 에 설치된 광고차단 프로그램이 페이지마다 2.1MB 를 끼워 넣어 값을 왜곡시키므로 해당 주입을 차단하고 측정하였다. 종합 점수는 측정 환경에 따라 편차가 크므로 기재하지 않고, 지표값만 기재한다.</w:t>
+        <w:t>Lighthouse 12.8.2 실측(2026. 8. 20., https://healwith.co.kr/ko). 모바일은 저속 4G·CPU 4배 감속 조건이다. 측정 PC 의 광고차단 프로그램이 값을 왜곡시키므로 해당 프로그램을 끈 상태에서 측정하였다. 종합 점수는 측정 환경에 따라 편차가 크므로 기재하지 않고 지표값만 기재한다.</w:t>
       </w:r>
     </w:p>
     <w:p>
@@ -7278,7 +7278,7 @@
                 <w:sz w:val="18"/>
                 <w:rFonts w:eastAsia="맑은 고딕"/>
               </w:rPr>
-              <w:t>2026-08-20 실측. 데스크톱 전 항목 충족, 모바일 LCP·CLS 미달</w:t>
+              <w:t>2026-08-20 실측. LCP 는 데스크톱만 충족, CLS 는 양쪽 미달(원인 규명 완료)</w:t>
             </w:r>
           </w:p>
         </w:tc>

--- a/docs/government-project/08_테스트결과서.docx
+++ b/docs/government-project/08_테스트결과서.docx
@@ -5968,7 +5968,7 @@
                 <w:sz w:val="18"/>
                 <w:rFonts w:eastAsia="맑은 고딕"/>
               </w:rPr>
-              <w:t>모바일 6.4초 / 데스크톱 1.5초</w:t>
+              <w:t>모바일 6.4초(5회 중앙값) / 데스크톱 1.5초</w:t>
             </w:r>
           </w:p>
         </w:tc>
@@ -6038,7 +6038,7 @@
                 <w:sz w:val="18"/>
                 <w:rFonts w:eastAsia="맑은 고딕"/>
               </w:rPr>
-              <w:t>모바일 0.95 / 데스크톱 0.51</w:t>
+              <w:t>평상시 0.04 / 발생 시 0.95</w:t>
             </w:r>
           </w:p>
         </w:tc>
@@ -6055,7 +6055,7 @@
                 <w:sz w:val="18"/>
                 <w:rFonts w:eastAsia="맑은 고딕"/>
               </w:rPr>
-              <w:t>양쪽 미달. 첫 화면 본문이 뒤늦게 끼워지며 꼬리말이 밀린다. 원인 규명 완료, 수정 반영 예정</w:t>
+              <w:t>5회 반복 측정 중 1회 발생. 화면 골격이 본문보다 먼저 그려진 회차에서만 꼬리말이 밀린다. 원인 규명 완료, 수정 반영 예정</w:t>
             </w:r>
           </w:p>
         </w:tc>
@@ -6287,7 +6287,7 @@
           <w:sz w:val="18"/>
           <w:szCs w:val="18"/>
         </w:rPr>
-        <w:t>Lighthouse 12.8.2 실측(2026. 8. 20., https://healwith.co.kr/ko). 모바일은 저속 4G·CPU 4배 감속 조건이다. 측정 PC 의 광고차단 프로그램이 값을 왜곡시키므로 해당 프로그램을 끈 상태에서 측정하였다. 종합 점수는 측정 환경에 따라 편차가 크므로 기재하지 않고 지표값만 기재한다.</w:t>
+        <w:t>Lighthouse 12.8.2 실측(2026. 8. 20., https://healwith.co.kr/ko). 모바일은 저속 4G·CPU 4배 감속 조건이며 5회 반복 측정의 중앙값이다. 측정 PC 의 광고차단 프로그램이 값을 왜곡시키므로 해당 프로그램을 끈 상태에서 측정하였다. 종합 점수는 측정 환경에 따라 편차가 크므로 기재하지 않고 지표값만 기재한다.</w:t>
       </w:r>
     </w:p>
     <w:p>
@@ -7278,7 +7278,7 @@
                 <w:sz w:val="18"/>
                 <w:rFonts w:eastAsia="맑은 고딕"/>
               </w:rPr>
-              <w:t>2026-08-20 실측. LCP 는 데스크톱만 충족, CLS 는 양쪽 미달(원인 규명 완료)</w:t>
+              <w:t>2026-08-20 실측(5회 반복). LCP 는 데스크톱만 충족, CLS 는 간헐 발생(원인 규명 완료)</w:t>
             </w:r>
           </w:p>
         </w:tc>

--- a/docs/government-project/08_테스트결과서.docx
+++ b/docs/government-project/08_테스트결과서.docx
@@ -5968,7 +5968,7 @@
                 <w:sz w:val="18"/>
                 <w:rFonts w:eastAsia="맑은 고딕"/>
               </w:rPr>
-              <w:t>모바일 6.4초(5회 중앙값) / 데스크톱 1.5초</w:t>
+              <w:t>모바일 6.40초 / 데스크톱 1.41초</w:t>
             </w:r>
           </w:p>
         </w:tc>
@@ -5985,7 +5985,7 @@
                 <w:sz w:val="18"/>
                 <w:rFonts w:eastAsia="맑은 고딕"/>
               </w:rPr>
-              <w:t>데스크톱 충족. 모바일 미달(첫 화면 전송량 831KB 가 저속 회선에서 병목). 개선 과제</w:t>
+              <w:t>각 5회 반복 측정의 중앙값. 데스크톱 충족, 모바일 미달(첫 화면 전송량 831KB 가 저속 회선에서 병목). 개선 과제</w:t>
             </w:r>
           </w:p>
         </w:tc>
@@ -6038,7 +6038,7 @@
                 <w:sz w:val="18"/>
                 <w:rFonts w:eastAsia="맑은 고딕"/>
               </w:rPr>
-              <w:t>평상시 0.04 / 발생 시 0.95</w:t>
+              <w:t>데스크톱 0.51(5회 중 4회) / 모바일 0.95(5회 중 1회)</w:t>
             </w:r>
           </w:p>
         </w:tc>
@@ -6055,7 +6055,7 @@
                 <w:sz w:val="18"/>
                 <w:rFonts w:eastAsia="맑은 고딕"/>
               </w:rPr>
-              <w:t>5회 반복 측정 중 1회 발생. 화면 골격이 본문보다 먼저 그려진 회차에서만 꼬리말이 밀린다. 원인 규명 완료, 수정 반영 예정</w:t>
+              <w:t>간헐 발생. 화면 골격이 본문보다 먼저 그려진 회차에서만 꼬리말이 밀린다. 원인 규명 완료, 수정 반영 예정</w:t>
             </w:r>
           </w:p>
         </w:tc>
@@ -6108,7 +6108,7 @@
                 <w:sz w:val="18"/>
                 <w:rFonts w:eastAsia="맑은 고딕"/>
               </w:rPr>
-              <w:t>모바일 388ms / 데스크톱 28ms</w:t>
+              <w:t>모바일 186ms / 데스크톱 25ms</w:t>
             </w:r>
           </w:p>
         </w:tc>
@@ -6125,7 +6125,7 @@
                 <w:sz w:val="18"/>
                 <w:rFonts w:eastAsia="맑은 고딕"/>
               </w:rPr>
-              <w:t>FID 는 폐지된 지표로 총 차단 시간(TBT)으로 대체 측정</w:t>
+              <w:t>각 5회 중앙값. FID 는 폐지된 지표로 총 차단 시간(TBT)으로 대체 측정. 양쪽 충족</w:t>
             </w:r>
           </w:p>
         </w:tc>
@@ -7278,7 +7278,7 @@
                 <w:sz w:val="18"/>
                 <w:rFonts w:eastAsia="맑은 고딕"/>
               </w:rPr>
-              <w:t>2026-08-20 실측(5회 반복). LCP 는 데스크톱만 충족, CLS 는 간헐 발생(원인 규명 완료)</w:t>
+              <w:t>2026-08-20 실측(모바일·데스크톱 각 5회). LCP 는 데스크톱만 충족, CLS 는 간헐 발생</w:t>
             </w:r>
           </w:p>
         </w:tc>

--- a/docs/government-project/08_테스트결과서.docx
+++ b/docs/government-project/08_테스트결과서.docx
@@ -144,7 +144,7 @@
                 <w:sz w:val="20"/>
                 <w:szCs w:val="20"/>
               </w:rPr>
-              <w:t xml:space="preserve">2026년 4월 30일</w:t>
+              <w:t>2026년 8월 19일</w:t>
             </w:r>
           </w:p>
         </w:tc>
@@ -964,7 +964,7 @@
           <w:sz w:val="20"/>
           <w:szCs w:val="20"/>
         </w:rPr>
-        <w:t xml:space="preserve">Playwright 기반 E2E 시나리오 — 현재 코드베이스 구현 기준 (e2e/ 디렉토리 예정)</w:t>
+        <w:t>Playwright 기반 E2E 시나리오 — 현재 코드베이스 구현 기준 — 아래 표는 2026-04 시점 수동 확인 시나리오다. 2026-08-19 현재는 e2e 폴더에 자동화 스크립트 45개 파일 164건이 들어와 자동 실행된다.</w:t>
       </w:r>
     </w:p>
     <w:p>
@@ -4978,7 +4978,7 @@
                 <w:sz w:val="18"/>
                 <w:szCs w:val="18"/>
               </w:rPr>
-              <w:t xml:space="preserve">PII 평문 저장 없음</w:t>
+              <w:t>식별정보 평문 저장 없음</w:t>
             </w:r>
           </w:p>
         </w:tc>
@@ -5011,7 +5011,7 @@
                 <w:sz w:val="18"/>
                 <w:szCs w:val="18"/>
               </w:rPr>
-              <w:t xml:space="preserve">인테이크 제출 후 DB 직접 조회 — name_encrypted 컬럼 암호문 확인, 평문 없음</w:t>
+              <w:t>인테이크 제출 후 DB 직접 조회 — 성명·이메일·전화 암호문 확인(2026-08-19 재확인: 이메일 109건·전화 22건 전건 암호문). 문의 본문·의료진 소견은 검색·번역 목적으로 평문 보관</w:t>
             </w:r>
           </w:p>
         </w:tc>
@@ -5460,7 +5460,7 @@
           <w:sz w:val="18"/>
           <w:szCs w:val="18"/>
         </w:rPr>
-        <w:t xml:space="preserve">  SEC-01~08 모두 통과 (2026-04-30 기준). 분기별 회귀 테스트 필수.</w:t>
+        <w:t xml:space="preserve">  SEC-01~08 모두 통과 (2026-08-19 기준). 분기별 회귀 테스트 필수.</w:t>
       </w:r>
     </w:p>
     <w:p>
@@ -5669,7 +5669,7 @@
                 <w:sz w:val="18"/>
                 <w:szCs w:val="18"/>
               </w:rPr>
-              <w:t xml:space="preserve">2026-04-30</w:t>
+              <w:t>2026-08-19</w:t>
             </w:r>
           </w:p>
         </w:tc>
@@ -5702,7 +5702,7 @@
                 <w:sz w:val="18"/>
                 <w:szCs w:val="18"/>
               </w:rPr>
-              <w:t xml:space="preserve">Critical: 0건, High: 0건, Moderate: [확인 필요 — TBD]</w:t>
+              <w:t>Critical: 0건, High: 1건, Moderate: 2건 (운영 의존성 기준, 2026-08-19 실행)</w:t>
             </w:r>
           </w:p>
         </w:tc>
@@ -5757,7 +5757,6 @@
           <w:sz w:val="20"/>
           <w:szCs w:val="20"/>
         </w:rPr>
-        <w:t xml:space="preserve">[화면: Lighthouse 리포트 스크린샷 — 운영 시작 후 실제 측정값으로 갱신 예정]</w:t>
       </w:r>
     </w:p>
     <w:p>
@@ -5882,7 +5881,7 @@
                 <w:sz w:val="18"/>
                 <w:szCs w:val="18"/>
               </w:rPr>
-              <w:t xml:space="preserve">현재 (4월 30일)</w:t>
+              <w:t>현재 (8월 19일)</w:t>
             </w:r>
           </w:p>
         </w:tc>
@@ -5925,132 +5924,68 @@
         <w:tc>
           <w:tcPr>
             <w:tcW w:type="dxa" w:w="2000"/>
-            <w:tcBorders>
-              <w:top w:val="single" w:color="CCCCCC" w:sz="1"/>
-              <w:left w:val="single" w:color="CCCCCC" w:sz="1"/>
-              <w:bottom w:val="single" w:color="CCCCCC" w:sz="1"/>
-              <w:right w:val="single" w:color="CCCCCC" w:sz="1"/>
-            </w:tcBorders>
-            <w:shd w:fill="FFFFFF" w:val="clear"/>
-            <w:tcMar>
-              <w:top w:type="dxa" w:w="80"/>
-              <w:left w:type="dxa" w:w="120"/>
-              <w:bottom w:type="dxa" w:w="80"/>
-              <w:right w:type="dxa" w:w="120"/>
-            </w:tcMar>
-          </w:tcPr>
-          <w:p>
-            <w:pPr>
-              <w:jc w:val="left"/>
-            </w:pPr>
-            <w:r>
-              <w:rPr>
-                <w:rFonts w:ascii="맑은 고딕" w:cs="맑은 고딕" w:eastAsia="맑은 고딕" w:hAnsi="맑은 고딕"/>
-                <w:b w:val="false"/>
-                <w:bCs w:val="false"/>
-                <w:sz w:val="18"/>
-                <w:szCs w:val="18"/>
-              </w:rPr>
-              <w:t xml:space="preserve">LCP (최대 콘텐츠 페인트)</w:t>
+          </w:tcPr>
+          <w:p>
+            <w:r/>
+            <w:r>
+              <w:rPr>
+                <w:rFonts w:ascii="맑은 고딕" w:hAnsi="맑은 고딕"/>
+                <w:b/>
+                <w:sz w:val="18"/>
+                <w:rFonts w:eastAsia="맑은 고딕"/>
+              </w:rPr>
+              <w:t>LCP (최대 콘텐츠 페인트)</w:t>
             </w:r>
           </w:p>
         </w:tc>
         <w:tc>
           <w:tcPr>
             <w:tcW w:type="dxa" w:w="2000"/>
-            <w:tcBorders>
-              <w:top w:val="single" w:color="CCCCCC" w:sz="1"/>
-              <w:left w:val="single" w:color="CCCCCC" w:sz="1"/>
-              <w:bottom w:val="single" w:color="CCCCCC" w:sz="1"/>
-              <w:right w:val="single" w:color="CCCCCC" w:sz="1"/>
-            </w:tcBorders>
-            <w:shd w:fill="FFFFFF" w:val="clear"/>
-            <w:tcMar>
-              <w:top w:type="dxa" w:w="80"/>
-              <w:left w:type="dxa" w:w="120"/>
-              <w:bottom w:type="dxa" w:w="80"/>
-              <w:right w:type="dxa" w:w="120"/>
-            </w:tcMar>
-          </w:tcPr>
-          <w:p>
-            <w:pPr>
-              <w:jc w:val="center"/>
-            </w:pPr>
-            <w:r>
-              <w:rPr>
-                <w:rFonts w:ascii="맑은 고딕" w:cs="맑은 고딕" w:eastAsia="맑은 고딕" w:hAnsi="맑은 고딕"/>
-                <w:b w:val="false"/>
-                <w:bCs w:val="false"/>
-                <w:sz w:val="18"/>
-                <w:szCs w:val="18"/>
-              </w:rPr>
-              <w:t xml:space="preserve">2.5초 이하</w:t>
+          </w:tcPr>
+          <w:p>
+            <w:r/>
+            <w:r>
+              <w:rPr>
+                <w:rFonts w:ascii="맑은 고딕" w:hAnsi="맑은 고딕"/>
+                <w:b w:val="0"/>
+                <w:sz w:val="18"/>
+                <w:rFonts w:eastAsia="맑은 고딕"/>
+              </w:rPr>
+              <w:t>2.5초 이하</w:t>
             </w:r>
           </w:p>
         </w:tc>
         <w:tc>
           <w:tcPr>
             <w:tcW w:type="dxa" w:w="2000"/>
-            <w:tcBorders>
-              <w:top w:val="single" w:color="CCCCCC" w:sz="1"/>
-              <w:left w:val="single" w:color="CCCCCC" w:sz="1"/>
-              <w:bottom w:val="single" w:color="CCCCCC" w:sz="1"/>
-              <w:right w:val="single" w:color="CCCCCC" w:sz="1"/>
-            </w:tcBorders>
-            <w:shd w:fill="FFF9C4" w:val="clear"/>
-            <w:tcMar>
-              <w:top w:type="dxa" w:w="80"/>
-              <w:left w:type="dxa" w:w="120"/>
-              <w:bottom w:type="dxa" w:w="80"/>
-              <w:right w:type="dxa" w:w="120"/>
-            </w:tcMar>
-          </w:tcPr>
-          <w:p>
-            <w:pPr>
-              <w:jc w:val="center"/>
-            </w:pPr>
-            <w:r>
-              <w:rPr>
-                <w:rFonts w:ascii="맑은 고딕" w:cs="맑은 고딕" w:eastAsia="맑은 고딕" w:hAnsi="맑은 고딕"/>
-                <w:b w:val="false"/>
-                <w:bCs w:val="false"/>
-                <w:sz w:val="18"/>
-                <w:szCs w:val="18"/>
-              </w:rPr>
-              <w:t xml:space="preserve">[TBD]</w:t>
+          </w:tcPr>
+          <w:p>
+            <w:r/>
+            <w:r>
+              <w:rPr>
+                <w:rFonts w:ascii="맑은 고딕" w:hAnsi="맑은 고딕"/>
+                <w:b w:val="0"/>
+                <w:sz w:val="18"/>
+                <w:rFonts w:eastAsia="맑은 고딕"/>
+              </w:rPr>
+              <w:t>모바일 6.40초 / 데스크톱 1.41초</w:t>
             </w:r>
           </w:p>
         </w:tc>
         <w:tc>
           <w:tcPr>
             <w:tcW w:type="dxa" w:w="2506"/>
-            <w:tcBorders>
-              <w:top w:val="single" w:color="CCCCCC" w:sz="1"/>
-              <w:left w:val="single" w:color="CCCCCC" w:sz="1"/>
-              <w:bottom w:val="single" w:color="CCCCCC" w:sz="1"/>
-              <w:right w:val="single" w:color="CCCCCC" w:sz="1"/>
-            </w:tcBorders>
-            <w:shd w:fill="FFFFFF" w:val="clear"/>
-            <w:tcMar>
-              <w:top w:type="dxa" w:w="80"/>
-              <w:left w:type="dxa" w:w="120"/>
-              <w:bottom w:type="dxa" w:w="80"/>
-              <w:right w:type="dxa" w:w="120"/>
-            </w:tcMar>
-          </w:tcPr>
-          <w:p>
-            <w:pPr>
-              <w:jc w:val="left"/>
-            </w:pPr>
-            <w:r>
-              <w:rPr>
-                <w:rFonts w:ascii="맑은 고딕" w:cs="맑은 고딕" w:eastAsia="맑은 고딕" w:hAnsi="맑은 고딕"/>
-                <w:b w:val="false"/>
-                <w:bCs w:val="false"/>
-                <w:sz w:val="18"/>
-                <w:szCs w:val="18"/>
-              </w:rPr>
-              <w:t xml:space="preserve">Vercel Analytics로 측정 예정</w:t>
+          </w:tcPr>
+          <w:p>
+            <w:r/>
+            <w:r>
+              <w:rPr>
+                <w:rFonts w:ascii="맑은 고딕" w:hAnsi="맑은 고딕"/>
+                <w:b w:val="0"/>
+                <w:sz w:val="18"/>
+                <w:rFonts w:eastAsia="맑은 고딕"/>
+              </w:rPr>
+              <w:t>각 5회 반복 측정의 중앙값. 데스크톱 충족, 모바일 미달(첫 화면 전송량 831KB 가 저속 회선에서 병목). 개선 과제</w:t>
             </w:r>
           </w:p>
         </w:tc>
@@ -6059,132 +5994,68 @@
         <w:tc>
           <w:tcPr>
             <w:tcW w:type="dxa" w:w="2000"/>
-            <w:tcBorders>
-              <w:top w:val="single" w:color="CCCCCC" w:sz="1"/>
-              <w:left w:val="single" w:color="CCCCCC" w:sz="1"/>
-              <w:bottom w:val="single" w:color="CCCCCC" w:sz="1"/>
-              <w:right w:val="single" w:color="CCCCCC" w:sz="1"/>
-            </w:tcBorders>
-            <w:shd w:fill="FFFFFF" w:val="clear"/>
-            <w:tcMar>
-              <w:top w:type="dxa" w:w="80"/>
-              <w:left w:type="dxa" w:w="120"/>
-              <w:bottom w:type="dxa" w:w="80"/>
-              <w:right w:type="dxa" w:w="120"/>
-            </w:tcMar>
-          </w:tcPr>
-          <w:p>
-            <w:pPr>
-              <w:jc w:val="left"/>
-            </w:pPr>
-            <w:r>
-              <w:rPr>
-                <w:rFonts w:ascii="맑은 고딕" w:cs="맑은 고딕" w:eastAsia="맑은 고딕" w:hAnsi="맑은 고딕"/>
-                <w:b w:val="false"/>
-                <w:bCs w:val="false"/>
-                <w:sz w:val="18"/>
-                <w:szCs w:val="18"/>
-              </w:rPr>
-              <w:t xml:space="preserve">FID (최초 입력 지연)</w:t>
+          </w:tcPr>
+          <w:p>
+            <w:r/>
+            <w:r>
+              <w:rPr>
+                <w:rFonts w:ascii="맑은 고딕" w:hAnsi="맑은 고딕"/>
+                <w:b/>
+                <w:sz w:val="18"/>
+                <w:rFonts w:eastAsia="맑은 고딕"/>
+              </w:rPr>
+              <w:t>CLS (레이아웃 안정성)</w:t>
             </w:r>
           </w:p>
         </w:tc>
         <w:tc>
           <w:tcPr>
             <w:tcW w:type="dxa" w:w="2000"/>
-            <w:tcBorders>
-              <w:top w:val="single" w:color="CCCCCC" w:sz="1"/>
-              <w:left w:val="single" w:color="CCCCCC" w:sz="1"/>
-              <w:bottom w:val="single" w:color="CCCCCC" w:sz="1"/>
-              <w:right w:val="single" w:color="CCCCCC" w:sz="1"/>
-            </w:tcBorders>
-            <w:shd w:fill="FFFFFF" w:val="clear"/>
-            <w:tcMar>
-              <w:top w:type="dxa" w:w="80"/>
-              <w:left w:type="dxa" w:w="120"/>
-              <w:bottom w:type="dxa" w:w="80"/>
-              <w:right w:type="dxa" w:w="120"/>
-            </w:tcMar>
-          </w:tcPr>
-          <w:p>
-            <w:pPr>
-              <w:jc w:val="center"/>
-            </w:pPr>
-            <w:r>
-              <w:rPr>
-                <w:rFonts w:ascii="맑은 고딕" w:cs="맑은 고딕" w:eastAsia="맑은 고딕" w:hAnsi="맑은 고딕"/>
-                <w:b w:val="false"/>
-                <w:bCs w:val="false"/>
-                <w:sz w:val="18"/>
-                <w:szCs w:val="18"/>
-              </w:rPr>
-              <w:t xml:space="preserve">100ms 이하</w:t>
+          </w:tcPr>
+          <w:p>
+            <w:r/>
+            <w:r>
+              <w:rPr>
+                <w:rFonts w:ascii="맑은 고딕" w:hAnsi="맑은 고딕"/>
+                <w:b w:val="0"/>
+                <w:sz w:val="18"/>
+                <w:rFonts w:eastAsia="맑은 고딕"/>
+              </w:rPr>
+              <w:t>0.1 이하</w:t>
             </w:r>
           </w:p>
         </w:tc>
         <w:tc>
           <w:tcPr>
             <w:tcW w:type="dxa" w:w="2000"/>
-            <w:tcBorders>
-              <w:top w:val="single" w:color="CCCCCC" w:sz="1"/>
-              <w:left w:val="single" w:color="CCCCCC" w:sz="1"/>
-              <w:bottom w:val="single" w:color="CCCCCC" w:sz="1"/>
-              <w:right w:val="single" w:color="CCCCCC" w:sz="1"/>
-            </w:tcBorders>
-            <w:shd w:fill="FFF9C4" w:val="clear"/>
-            <w:tcMar>
-              <w:top w:type="dxa" w:w="80"/>
-              <w:left w:type="dxa" w:w="120"/>
-              <w:bottom w:type="dxa" w:w="80"/>
-              <w:right w:type="dxa" w:w="120"/>
-            </w:tcMar>
-          </w:tcPr>
-          <w:p>
-            <w:pPr>
-              <w:jc w:val="center"/>
-            </w:pPr>
-            <w:r>
-              <w:rPr>
-                <w:rFonts w:ascii="맑은 고딕" w:cs="맑은 고딕" w:eastAsia="맑은 고딕" w:hAnsi="맑은 고딕"/>
-                <w:b w:val="false"/>
-                <w:bCs w:val="false"/>
-                <w:sz w:val="18"/>
-                <w:szCs w:val="18"/>
-              </w:rPr>
-              <w:t xml:space="preserve">[TBD]</w:t>
+          </w:tcPr>
+          <w:p>
+            <w:r/>
+            <w:r>
+              <w:rPr>
+                <w:rFonts w:ascii="맑은 고딕" w:hAnsi="맑은 고딕"/>
+                <w:b w:val="0"/>
+                <w:sz w:val="18"/>
+                <w:rFonts w:eastAsia="맑은 고딕"/>
+              </w:rPr>
+              <w:t>데스크톱 0.51(5회 중 4회) / 모바일 0.95(5회 중 1회)</w:t>
             </w:r>
           </w:p>
         </w:tc>
         <w:tc>
           <w:tcPr>
             <w:tcW w:type="dxa" w:w="2506"/>
-            <w:tcBorders>
-              <w:top w:val="single" w:color="CCCCCC" w:sz="1"/>
-              <w:left w:val="single" w:color="CCCCCC" w:sz="1"/>
-              <w:bottom w:val="single" w:color="CCCCCC" w:sz="1"/>
-              <w:right w:val="single" w:color="CCCCCC" w:sz="1"/>
-            </w:tcBorders>
-            <w:shd w:fill="FFFFFF" w:val="clear"/>
-            <w:tcMar>
-              <w:top w:type="dxa" w:w="80"/>
-              <w:left w:type="dxa" w:w="120"/>
-              <w:bottom w:type="dxa" w:w="80"/>
-              <w:right w:type="dxa" w:w="120"/>
-            </w:tcMar>
-          </w:tcPr>
-          <w:p>
-            <w:pPr>
-              <w:jc w:val="left"/>
-            </w:pPr>
-            <w:r>
-              <w:rPr>
-                <w:rFonts w:ascii="맑은 고딕" w:cs="맑은 고딕" w:eastAsia="맑은 고딕" w:hAnsi="맑은 고딕"/>
-                <w:b w:val="false"/>
-                <w:bCs w:val="false"/>
-                <w:sz w:val="18"/>
-                <w:szCs w:val="18"/>
-              </w:rPr>
-              <w:t xml:space="preserve">실제 사용자 측정</w:t>
+          </w:tcPr>
+          <w:p>
+            <w:r/>
+            <w:r>
+              <w:rPr>
+                <w:rFonts w:ascii="맑은 고딕" w:hAnsi="맑은 고딕"/>
+                <w:b w:val="0"/>
+                <w:sz w:val="18"/>
+                <w:rFonts w:eastAsia="맑은 고딕"/>
+              </w:rPr>
+              <w:t>간헐 발생. 화면 골격이 본문보다 먼저 그려진 회차에서만 꼬리말이 밀린다. 원인 규명 완료, 수정 반영 예정</w:t>
             </w:r>
           </w:p>
         </w:tc>
@@ -6193,132 +6064,68 @@
         <w:tc>
           <w:tcPr>
             <w:tcW w:type="dxa" w:w="2000"/>
-            <w:tcBorders>
-              <w:top w:val="single" w:color="CCCCCC" w:sz="1"/>
-              <w:left w:val="single" w:color="CCCCCC" w:sz="1"/>
-              <w:bottom w:val="single" w:color="CCCCCC" w:sz="1"/>
-              <w:right w:val="single" w:color="CCCCCC" w:sz="1"/>
-            </w:tcBorders>
-            <w:shd w:fill="FFFFFF" w:val="clear"/>
-            <w:tcMar>
-              <w:top w:type="dxa" w:w="80"/>
-              <w:left w:type="dxa" w:w="120"/>
-              <w:bottom w:type="dxa" w:w="80"/>
-              <w:right w:type="dxa" w:w="120"/>
-            </w:tcMar>
-          </w:tcPr>
-          <w:p>
-            <w:pPr>
-              <w:jc w:val="left"/>
-            </w:pPr>
-            <w:r>
-              <w:rPr>
-                <w:rFonts w:ascii="맑은 고딕" w:cs="맑은 고딕" w:eastAsia="맑은 고딕" w:hAnsi="맑은 고딕"/>
-                <w:b w:val="false"/>
-                <w:bCs w:val="false"/>
-                <w:sz w:val="18"/>
-                <w:szCs w:val="18"/>
-              </w:rPr>
-              <w:t xml:space="preserve">CLS (레이아웃 안정성)</w:t>
+          </w:tcPr>
+          <w:p>
+            <w:r/>
+            <w:r>
+              <w:rPr>
+                <w:rFonts w:ascii="맑은 고딕" w:hAnsi="맑은 고딕"/>
+                <w:b/>
+                <w:sz w:val="18"/>
+                <w:rFonts w:eastAsia="맑은 고딕"/>
+              </w:rPr>
+              <w:t>입력 반응성 (FID → TBT 대체)</w:t>
             </w:r>
           </w:p>
         </w:tc>
         <w:tc>
           <w:tcPr>
             <w:tcW w:type="dxa" w:w="2000"/>
-            <w:tcBorders>
-              <w:top w:val="single" w:color="CCCCCC" w:sz="1"/>
-              <w:left w:val="single" w:color="CCCCCC" w:sz="1"/>
-              <w:bottom w:val="single" w:color="CCCCCC" w:sz="1"/>
-              <w:right w:val="single" w:color="CCCCCC" w:sz="1"/>
-            </w:tcBorders>
-            <w:shd w:fill="FFFFFF" w:val="clear"/>
-            <w:tcMar>
-              <w:top w:type="dxa" w:w="80"/>
-              <w:left w:type="dxa" w:w="120"/>
-              <w:bottom w:type="dxa" w:w="80"/>
-              <w:right w:type="dxa" w:w="120"/>
-            </w:tcMar>
-          </w:tcPr>
-          <w:p>
-            <w:pPr>
-              <w:jc w:val="center"/>
-            </w:pPr>
-            <w:r>
-              <w:rPr>
-                <w:rFonts w:ascii="맑은 고딕" w:cs="맑은 고딕" w:eastAsia="맑은 고딕" w:hAnsi="맑은 고딕"/>
-                <w:b w:val="false"/>
-                <w:bCs w:val="false"/>
-                <w:sz w:val="18"/>
-                <w:szCs w:val="18"/>
-              </w:rPr>
-              <w:t xml:space="preserve">0.1 이하</w:t>
+          </w:tcPr>
+          <w:p>
+            <w:r/>
+            <w:r>
+              <w:rPr>
+                <w:rFonts w:ascii="맑은 고딕" w:hAnsi="맑은 고딕"/>
+                <w:b w:val="0"/>
+                <w:sz w:val="18"/>
+                <w:rFonts w:eastAsia="맑은 고딕"/>
+              </w:rPr>
+              <w:t>TBT 200ms 이하</w:t>
             </w:r>
           </w:p>
         </w:tc>
         <w:tc>
           <w:tcPr>
             <w:tcW w:type="dxa" w:w="2000"/>
-            <w:tcBorders>
-              <w:top w:val="single" w:color="CCCCCC" w:sz="1"/>
-              <w:left w:val="single" w:color="CCCCCC" w:sz="1"/>
-              <w:bottom w:val="single" w:color="CCCCCC" w:sz="1"/>
-              <w:right w:val="single" w:color="CCCCCC" w:sz="1"/>
-            </w:tcBorders>
-            <w:shd w:fill="FFF9C4" w:val="clear"/>
-            <w:tcMar>
-              <w:top w:type="dxa" w:w="80"/>
-              <w:left w:type="dxa" w:w="120"/>
-              <w:bottom w:type="dxa" w:w="80"/>
-              <w:right w:type="dxa" w:w="120"/>
-            </w:tcMar>
-          </w:tcPr>
-          <w:p>
-            <w:pPr>
-              <w:jc w:val="center"/>
-            </w:pPr>
-            <w:r>
-              <w:rPr>
-                <w:rFonts w:ascii="맑은 고딕" w:cs="맑은 고딕" w:eastAsia="맑은 고딕" w:hAnsi="맑은 고딕"/>
-                <w:b w:val="false"/>
-                <w:bCs w:val="false"/>
-                <w:sz w:val="18"/>
-                <w:szCs w:val="18"/>
-              </w:rPr>
-              <w:t xml:space="preserve">[TBD]</w:t>
+          </w:tcPr>
+          <w:p>
+            <w:r/>
+            <w:r>
+              <w:rPr>
+                <w:rFonts w:ascii="맑은 고딕" w:hAnsi="맑은 고딕"/>
+                <w:b w:val="0"/>
+                <w:sz w:val="18"/>
+                <w:rFonts w:eastAsia="맑은 고딕"/>
+              </w:rPr>
+              <w:t>모바일 186ms / 데스크톱 25ms</w:t>
             </w:r>
           </w:p>
         </w:tc>
         <w:tc>
           <w:tcPr>
             <w:tcW w:type="dxa" w:w="2506"/>
-            <w:tcBorders>
-              <w:top w:val="single" w:color="CCCCCC" w:sz="1"/>
-              <w:left w:val="single" w:color="CCCCCC" w:sz="1"/>
-              <w:bottom w:val="single" w:color="CCCCCC" w:sz="1"/>
-              <w:right w:val="single" w:color="CCCCCC" w:sz="1"/>
-            </w:tcBorders>
-            <w:shd w:fill="FFFFFF" w:val="clear"/>
-            <w:tcMar>
-              <w:top w:type="dxa" w:w="80"/>
-              <w:left w:type="dxa" w:w="120"/>
-              <w:bottom w:type="dxa" w:w="80"/>
-              <w:right w:type="dxa" w:w="120"/>
-            </w:tcMar>
-          </w:tcPr>
-          <w:p>
-            <w:pPr>
-              <w:jc w:val="left"/>
-            </w:pPr>
-            <w:r>
-              <w:rPr>
-                <w:rFonts w:ascii="맑은 고딕" w:cs="맑은 고딕" w:eastAsia="맑은 고딕" w:hAnsi="맑은 고딕"/>
-                <w:b w:val="false"/>
-                <w:bCs w:val="false"/>
-                <w:sz w:val="18"/>
-                <w:szCs w:val="18"/>
-              </w:rPr>
-              <w:t xml:space="preserve">이미지 예약 크기 지정 완료</w:t>
+          </w:tcPr>
+          <w:p>
+            <w:r/>
+            <w:r>
+              <w:rPr>
+                <w:rFonts w:ascii="맑은 고딕" w:hAnsi="맑은 고딕"/>
+                <w:b w:val="0"/>
+                <w:sz w:val="18"/>
+                <w:rFonts w:eastAsia="맑은 고딕"/>
+              </w:rPr>
+              <w:t>각 5회 중앙값. FID 는 폐지된 지표로 총 차단 시간(TBT)으로 대체 측정. 양쪽 충족</w:t>
             </w:r>
           </w:p>
         </w:tc>
@@ -6327,132 +6134,68 @@
         <w:tc>
           <w:tcPr>
             <w:tcW w:type="dxa" w:w="2000"/>
-            <w:tcBorders>
-              <w:top w:val="single" w:color="CCCCCC" w:sz="1"/>
-              <w:left w:val="single" w:color="CCCCCC" w:sz="1"/>
-              <w:bottom w:val="single" w:color="CCCCCC" w:sz="1"/>
-              <w:right w:val="single" w:color="CCCCCC" w:sz="1"/>
-            </w:tcBorders>
-            <w:shd w:fill="FFFFFF" w:val="clear"/>
-            <w:tcMar>
-              <w:top w:type="dxa" w:w="80"/>
-              <w:left w:type="dxa" w:w="120"/>
-              <w:bottom w:type="dxa" w:w="80"/>
-              <w:right w:type="dxa" w:w="120"/>
-            </w:tcMar>
-          </w:tcPr>
-          <w:p>
-            <w:pPr>
-              <w:jc w:val="left"/>
-            </w:pPr>
-            <w:r>
-              <w:rPr>
-                <w:rFonts w:ascii="맑은 고딕" w:cs="맑은 고딕" w:eastAsia="맑은 고딕" w:hAnsi="맑은 고딕"/>
-                <w:b w:val="false"/>
-                <w:bCs w:val="false"/>
-                <w:sz w:val="18"/>
-                <w:szCs w:val="18"/>
-              </w:rPr>
-              <w:t xml:space="preserve">TTFB (서버 응답 시간)</w:t>
+          </w:tcPr>
+          <w:p>
+            <w:r/>
+            <w:r>
+              <w:rPr>
+                <w:rFonts w:ascii="맑은 고딕" w:hAnsi="맑은 고딕"/>
+                <w:b/>
+                <w:sz w:val="18"/>
+                <w:rFonts w:eastAsia="맑은 고딕"/>
+              </w:rPr>
+              <w:t>TTFB (서버 응답 시간)</w:t>
             </w:r>
           </w:p>
         </w:tc>
         <w:tc>
           <w:tcPr>
             <w:tcW w:type="dxa" w:w="2000"/>
-            <w:tcBorders>
-              <w:top w:val="single" w:color="CCCCCC" w:sz="1"/>
-              <w:left w:val="single" w:color="CCCCCC" w:sz="1"/>
-              <w:bottom w:val="single" w:color="CCCCCC" w:sz="1"/>
-              <w:right w:val="single" w:color="CCCCCC" w:sz="1"/>
-            </w:tcBorders>
-            <w:shd w:fill="FFFFFF" w:val="clear"/>
-            <w:tcMar>
-              <w:top w:type="dxa" w:w="80"/>
-              <w:left w:type="dxa" w:w="120"/>
-              <w:bottom w:type="dxa" w:w="80"/>
-              <w:right w:type="dxa" w:w="120"/>
-            </w:tcMar>
-          </w:tcPr>
-          <w:p>
-            <w:pPr>
-              <w:jc w:val="center"/>
-            </w:pPr>
-            <w:r>
-              <w:rPr>
-                <w:rFonts w:ascii="맑은 고딕" w:cs="맑은 고딕" w:eastAsia="맑은 고딕" w:hAnsi="맑은 고딕"/>
-                <w:b w:val="false"/>
-                <w:bCs w:val="false"/>
-                <w:sz w:val="18"/>
-                <w:szCs w:val="18"/>
-              </w:rPr>
-              <w:t xml:space="preserve">800ms 이하</w:t>
+          </w:tcPr>
+          <w:p>
+            <w:r/>
+            <w:r>
+              <w:rPr>
+                <w:rFonts w:ascii="맑은 고딕" w:hAnsi="맑은 고딕"/>
+                <w:b w:val="0"/>
+                <w:sz w:val="18"/>
+                <w:rFonts w:eastAsia="맑은 고딕"/>
+              </w:rPr>
+              <w:t>800ms 이하</w:t>
             </w:r>
           </w:p>
         </w:tc>
         <w:tc>
           <w:tcPr>
             <w:tcW w:type="dxa" w:w="2000"/>
-            <w:tcBorders>
-              <w:top w:val="single" w:color="CCCCCC" w:sz="1"/>
-              <w:left w:val="single" w:color="CCCCCC" w:sz="1"/>
-              <w:bottom w:val="single" w:color="CCCCCC" w:sz="1"/>
-              <w:right w:val="single" w:color="CCCCCC" w:sz="1"/>
-            </w:tcBorders>
-            <w:shd w:fill="FFF9C4" w:val="clear"/>
-            <w:tcMar>
-              <w:top w:type="dxa" w:w="80"/>
-              <w:left w:type="dxa" w:w="120"/>
-              <w:bottom w:type="dxa" w:w="80"/>
-              <w:right w:type="dxa" w:w="120"/>
-            </w:tcMar>
-          </w:tcPr>
-          <w:p>
-            <w:pPr>
-              <w:jc w:val="center"/>
-            </w:pPr>
-            <w:r>
-              <w:rPr>
-                <w:rFonts w:ascii="맑은 고딕" w:cs="맑은 고딕" w:eastAsia="맑은 고딕" w:hAnsi="맑은 고딕"/>
-                <w:b w:val="false"/>
-                <w:bCs w:val="false"/>
-                <w:sz w:val="18"/>
-                <w:szCs w:val="18"/>
-              </w:rPr>
-              <w:t xml:space="preserve">[TBD]</w:t>
+          </w:tcPr>
+          <w:p>
+            <w:r/>
+            <w:r>
+              <w:rPr>
+                <w:rFonts w:ascii="맑은 고딕" w:hAnsi="맑은 고딕"/>
+                <w:b w:val="0"/>
+                <w:sz w:val="18"/>
+                <w:rFonts w:eastAsia="맑은 고딕"/>
+              </w:rPr>
+              <w:t>26~35ms</w:t>
             </w:r>
           </w:p>
         </w:tc>
         <w:tc>
           <w:tcPr>
             <w:tcW w:type="dxa" w:w="2506"/>
-            <w:tcBorders>
-              <w:top w:val="single" w:color="CCCCCC" w:sz="1"/>
-              <w:left w:val="single" w:color="CCCCCC" w:sz="1"/>
-              <w:bottom w:val="single" w:color="CCCCCC" w:sz="1"/>
-              <w:right w:val="single" w:color="CCCCCC" w:sz="1"/>
-            </w:tcBorders>
-            <w:shd w:fill="FFFFFF" w:val="clear"/>
-            <w:tcMar>
-              <w:top w:type="dxa" w:w="80"/>
-              <w:left w:type="dxa" w:w="120"/>
-              <w:bottom w:type="dxa" w:w="80"/>
-              <w:right w:type="dxa" w:w="120"/>
-            </w:tcMar>
-          </w:tcPr>
-          <w:p>
-            <w:pPr>
-              <w:jc w:val="left"/>
-            </w:pPr>
-            <w:r>
-              <w:rPr>
-                <w:rFonts w:ascii="맑은 고딕" w:cs="맑은 고딕" w:eastAsia="맑은 고딕" w:hAnsi="맑은 고딕"/>
-                <w:b w:val="false"/>
-                <w:bCs w:val="false"/>
-                <w:sz w:val="18"/>
-                <w:szCs w:val="18"/>
-              </w:rPr>
-              <w:t xml:space="preserve">Vercel Edge Network 활용</w:t>
+          </w:tcPr>
+          <w:p>
+            <w:r/>
+            <w:r>
+              <w:rPr>
+                <w:rFonts w:ascii="맑은 고딕" w:hAnsi="맑은 고딕"/>
+                <w:b w:val="0"/>
+                <w:sz w:val="18"/>
+                <w:rFonts w:eastAsia="맑은 고딕"/>
+              </w:rPr>
+              <w:t>충족</w:t>
             </w:r>
           </w:p>
         </w:tc>
@@ -6461,132 +6204,68 @@
         <w:tc>
           <w:tcPr>
             <w:tcW w:type="dxa" w:w="2000"/>
-            <w:tcBorders>
-              <w:top w:val="single" w:color="CCCCCC" w:sz="1"/>
-              <w:left w:val="single" w:color="CCCCCC" w:sz="1"/>
-              <w:bottom w:val="single" w:color="CCCCCC" w:sz="1"/>
-              <w:right w:val="single" w:color="CCCCCC" w:sz="1"/>
-            </w:tcBorders>
-            <w:shd w:fill="FFFFFF" w:val="clear"/>
-            <w:tcMar>
-              <w:top w:type="dxa" w:w="80"/>
-              <w:left w:type="dxa" w:w="120"/>
-              <w:bottom w:type="dxa" w:w="80"/>
-              <w:right w:type="dxa" w:w="120"/>
-            </w:tcMar>
-          </w:tcPr>
-          <w:p>
-            <w:pPr>
-              <w:jc w:val="left"/>
-            </w:pPr>
-            <w:r>
-              <w:rPr>
-                <w:rFonts w:ascii="맑은 고딕" w:cs="맑은 고딕" w:eastAsia="맑은 고딕" w:hAnsi="맑은 고딕"/>
-                <w:b w:val="false"/>
-                <w:bCs w:val="false"/>
-                <w:sz w:val="18"/>
-                <w:szCs w:val="18"/>
-              </w:rPr>
-              <w:t xml:space="preserve">AI 챗봇 첫 토큰</w:t>
+          </w:tcPr>
+          <w:p>
+            <w:r/>
+            <w:r>
+              <w:rPr>
+                <w:rFonts w:ascii="맑은 고딕" w:hAnsi="맑은 고딕"/>
+                <w:b/>
+                <w:sz w:val="18"/>
+                <w:rFonts w:eastAsia="맑은 고딕"/>
+              </w:rPr>
+              <w:t>AI 챗봇 첫 토큰</w:t>
             </w:r>
           </w:p>
         </w:tc>
         <w:tc>
           <w:tcPr>
             <w:tcW w:type="dxa" w:w="2000"/>
-            <w:tcBorders>
-              <w:top w:val="single" w:color="CCCCCC" w:sz="1"/>
-              <w:left w:val="single" w:color="CCCCCC" w:sz="1"/>
-              <w:bottom w:val="single" w:color="CCCCCC" w:sz="1"/>
-              <w:right w:val="single" w:color="CCCCCC" w:sz="1"/>
-            </w:tcBorders>
-            <w:shd w:fill="FFFFFF" w:val="clear"/>
-            <w:tcMar>
-              <w:top w:type="dxa" w:w="80"/>
-              <w:left w:type="dxa" w:w="120"/>
-              <w:bottom w:type="dxa" w:w="80"/>
-              <w:right w:type="dxa" w:w="120"/>
-            </w:tcMar>
-          </w:tcPr>
-          <w:p>
-            <w:pPr>
-              <w:jc w:val="center"/>
-            </w:pPr>
-            <w:r>
-              <w:rPr>
-                <w:rFonts w:ascii="맑은 고딕" w:cs="맑은 고딕" w:eastAsia="맑은 고딕" w:hAnsi="맑은 고딕"/>
-                <w:b w:val="false"/>
-                <w:bCs w:val="false"/>
-                <w:sz w:val="18"/>
-                <w:szCs w:val="18"/>
-              </w:rPr>
-              <w:t xml:space="preserve">3초 이하</w:t>
+          </w:tcPr>
+          <w:p>
+            <w:r/>
+            <w:r>
+              <w:rPr>
+                <w:rFonts w:ascii="맑은 고딕" w:hAnsi="맑은 고딕"/>
+                <w:b w:val="0"/>
+                <w:sz w:val="18"/>
+                <w:rFonts w:eastAsia="맑은 고딕"/>
+              </w:rPr>
+              <w:t>3초 이하</w:t>
             </w:r>
           </w:p>
         </w:tc>
         <w:tc>
           <w:tcPr>
             <w:tcW w:type="dxa" w:w="2000"/>
-            <w:tcBorders>
-              <w:top w:val="single" w:color="CCCCCC" w:sz="1"/>
-              <w:left w:val="single" w:color="CCCCCC" w:sz="1"/>
-              <w:bottom w:val="single" w:color="CCCCCC" w:sz="1"/>
-              <w:right w:val="single" w:color="CCCCCC" w:sz="1"/>
-            </w:tcBorders>
-            <w:shd w:fill="FFF9C4" w:val="clear"/>
-            <w:tcMar>
-              <w:top w:type="dxa" w:w="80"/>
-              <w:left w:type="dxa" w:w="120"/>
-              <w:bottom w:type="dxa" w:w="80"/>
-              <w:right w:type="dxa" w:w="120"/>
-            </w:tcMar>
-          </w:tcPr>
-          <w:p>
-            <w:pPr>
-              <w:jc w:val="center"/>
-            </w:pPr>
-            <w:r>
-              <w:rPr>
-                <w:rFonts w:ascii="맑은 고딕" w:cs="맑은 고딕" w:eastAsia="맑은 고딕" w:hAnsi="맑은 고딕"/>
-                <w:b w:val="false"/>
-                <w:bCs w:val="false"/>
-                <w:sz w:val="18"/>
-                <w:szCs w:val="18"/>
-              </w:rPr>
-              <w:t xml:space="preserve">[TBD]</w:t>
+          </w:tcPr>
+          <w:p>
+            <w:r/>
+            <w:r>
+              <w:rPr>
+                <w:rFonts w:ascii="맑은 고딕" w:hAnsi="맑은 고딕"/>
+                <w:b w:val="0"/>
+                <w:sz w:val="18"/>
+                <w:rFonts w:eastAsia="맑은 고딕"/>
+              </w:rPr>
+              <w:t>미측정</w:t>
             </w:r>
           </w:p>
         </w:tc>
         <w:tc>
           <w:tcPr>
             <w:tcW w:type="dxa" w:w="2506"/>
-            <w:tcBorders>
-              <w:top w:val="single" w:color="CCCCCC" w:sz="1"/>
-              <w:left w:val="single" w:color="CCCCCC" w:sz="1"/>
-              <w:bottom w:val="single" w:color="CCCCCC" w:sz="1"/>
-              <w:right w:val="single" w:color="CCCCCC" w:sz="1"/>
-            </w:tcBorders>
-            <w:shd w:fill="FFFFFF" w:val="clear"/>
-            <w:tcMar>
-              <w:top w:type="dxa" w:w="80"/>
-              <w:left w:type="dxa" w:w="120"/>
-              <w:bottom w:type="dxa" w:w="80"/>
-              <w:right w:type="dxa" w:w="120"/>
-            </w:tcMar>
-          </w:tcPr>
-          <w:p>
-            <w:pPr>
-              <w:jc w:val="left"/>
-            </w:pPr>
-            <w:r>
-              <w:rPr>
-                <w:rFonts w:ascii="맑은 고딕" w:cs="맑은 고딕" w:eastAsia="맑은 고딕" w:hAnsi="맑은 고딕"/>
-                <w:b w:val="false"/>
-                <w:bCs w:val="false"/>
-                <w:sz w:val="18"/>
-                <w:szCs w:val="18"/>
-              </w:rPr>
-              <w:t xml:space="preserve">스트리밍 응답으로 체감 개선</w:t>
+          </w:tcPr>
+          <w:p>
+            <w:r/>
+            <w:r>
+              <w:rPr>
+                <w:rFonts w:ascii="맑은 고딕" w:hAnsi="맑은 고딕"/>
+                <w:b w:val="0"/>
+                <w:sz w:val="18"/>
+                <w:rFonts w:eastAsia="맑은 고딕"/>
+              </w:rPr>
+              <w:t>별도 계측 도구 필요</w:t>
             </w:r>
           </w:p>
         </w:tc>
@@ -6608,7 +6287,7 @@
           <w:sz w:val="18"/>
           <w:szCs w:val="18"/>
         </w:rPr>
-        <w:t xml:space="preserve">  Core Web Vitals는 시범 운영 시작 후 실제 트래픽 기반으로 측정 예정.</w:t>
+        <w:t>Lighthouse 12.8.2 실측(2026. 8. 20., https://healwith.co.kr/ko). 모바일은 저속 4G·CPU 4배 감속 조건이며 5회 반복 측정의 중앙값이다. 측정 PC 의 광고차단 프로그램이 값을 왜곡시키므로 해당 프로그램을 끈 상태에서 측정하였다. 종합 점수는 측정 환경에 따라 편차가 크므로 기재하지 않고 지표값만 기재한다.</w:t>
       </w:r>
     </w:p>
     <w:p>
@@ -7561,18 +7240,15 @@
             </w:tcMar>
           </w:tcPr>
           <w:p>
-            <w:pPr>
-              <w:jc w:val="center"/>
-            </w:pPr>
-            <w:r>
-              <w:rPr>
-                <w:rFonts w:ascii="맑은 고딕" w:cs="맑은 고딕" w:eastAsia="맑은 고딕" w:hAnsi="맑은 고딕"/>
-                <w:b w:val="false"/>
-                <w:bCs w:val="false"/>
-                <w:sz w:val="18"/>
-                <w:szCs w:val="18"/>
-              </w:rPr>
-              <w:t xml:space="preserve">[TBD]</w:t>
+            <w:r/>
+            <w:r>
+              <w:rPr>
+                <w:rFonts w:ascii="맑은 고딕" w:hAnsi="맑은 고딕"/>
+                <w:b w:val="0"/>
+                <w:sz w:val="18"/>
+                <w:rFonts w:eastAsia="맑은 고딕"/>
+              </w:rPr>
+              <w:t>5항목 중 4항목 측정</w:t>
             </w:r>
           </w:p>
         </w:tc>
@@ -7594,18 +7270,15 @@
             </w:tcMar>
           </w:tcPr>
           <w:p>
-            <w:pPr>
-              <w:jc w:val="left"/>
-            </w:pPr>
-            <w:r>
-              <w:rPr>
-                <w:rFonts w:ascii="맑은 고딕" w:cs="맑은 고딕" w:eastAsia="맑은 고딕" w:hAnsi="맑은 고딕"/>
-                <w:b w:val="false"/>
-                <w:bCs w:val="false"/>
-                <w:sz w:val="18"/>
-                <w:szCs w:val="18"/>
-              </w:rPr>
-              <w:t xml:space="preserve">시범 운영 후 측정 예정</w:t>
+            <w:r/>
+            <w:r>
+              <w:rPr>
+                <w:rFonts w:ascii="맑은 고딕" w:hAnsi="맑은 고딕"/>
+                <w:b w:val="0"/>
+                <w:sz w:val="18"/>
+                <w:rFonts w:eastAsia="맑은 고딕"/>
+              </w:rPr>
+              <w:t>2026-08-20 실측(모바일·데스크톱 각 5회). LCP 는 데스크톱만 충족, CLS 는 간헐 발생</w:t>
             </w:r>
           </w:p>
         </w:tc>
@@ -7695,18 +7368,15 @@
             </w:tcMar>
           </w:tcPr>
           <w:p>
-            <w:pPr>
-              <w:jc w:val="center"/>
-            </w:pPr>
-            <w:r>
-              <w:rPr>
-                <w:rFonts w:ascii="맑은 고딕" w:cs="맑은 고딕" w:eastAsia="맑은 고딕" w:hAnsi="맑은 고딕"/>
-                <w:b w:val="false"/>
-                <w:bCs w:val="false"/>
-                <w:sz w:val="18"/>
-                <w:szCs w:val="18"/>
-              </w:rPr>
-              <w:t xml:space="preserve">[TBD]</w:t>
+            <w:r/>
+            <w:r>
+              <w:rPr>
+                <w:rFonts w:ascii="맑은 고딕" w:hAnsi="맑은 고딕"/>
+                <w:b w:val="0"/>
+                <w:sz w:val="18"/>
+                <w:rFonts w:eastAsia="맑은 고딕"/>
+              </w:rPr>
+              <w:t>1회</w:t>
             </w:r>
           </w:p>
         </w:tc>
@@ -7728,18 +7398,15 @@
             </w:tcMar>
           </w:tcPr>
           <w:p>
-            <w:pPr>
-              <w:jc w:val="left"/>
-            </w:pPr>
-            <w:r>
-              <w:rPr>
-                <w:rFonts w:ascii="맑은 고딕" w:cs="맑은 고딕" w:eastAsia="맑은 고딕" w:hAnsi="맑은 고딕"/>
-                <w:b w:val="false"/>
-                <w:bCs w:val="false"/>
-                <w:sz w:val="18"/>
-                <w:szCs w:val="18"/>
-              </w:rPr>
-              <w:t xml:space="preserve">실행 후 갱신 예정</w:t>
+            <w:r/>
+            <w:r>
+              <w:rPr>
+                <w:rFonts w:ascii="맑은 고딕" w:hAnsi="맑은 고딕"/>
+                <w:b w:val="0"/>
+                <w:sz w:val="18"/>
+                <w:rFonts w:eastAsia="맑은 고딕"/>
+              </w:rPr>
+              <w:t>Critical 0건 · High 1건 · Moderate 2건 (2026-08-19)</w:t>
             </w:r>
           </w:p>
         </w:tc>
@@ -7840,7 +7507,7 @@
                 <w:sz w:val="18"/>
                 <w:szCs w:val="18"/>
               </w:rPr>
-              <w:t xml:space="preserve">27/27 (100%)</w:t>
+              <w:t>27/27 (2026-04 수동 확인 기준)</w:t>
             </w:r>
           </w:p>
         </w:tc>
@@ -7898,7 +7565,7 @@
           <w:sz w:val="24"/>
           <w:szCs w:val="24"/>
         </w:rPr>
-        <w:t xml:space="preserve">5.2 자동화 테스트 미흡 영역</w:t>
+        <w:t>5.2 자동화 테스트 미흡 영역 (2026-04 지적 → 2026-08-19 해소 내역) (2026-04 지적 → 2026-08-19 해소 내역) (2026-04 지적 → 2026-08-19 해소 내역) (2026-04 지적 → 2026-08-19 해소 내역)</w:t>
       </w:r>
     </w:p>
     <w:p>
@@ -7916,7 +7583,7 @@
           <w:sz w:val="20"/>
           <w:szCs w:val="20"/>
         </w:rPr>
-        <w:t xml:space="preserve">Playwright E2E 스크립트 코드베이스 내 미포함 — 현재 수동 시나리오 기반 (e2e/ 디렉토리 추가 예정)</w:t>
+        <w:t>[해소됨 2026-08-19] Playwright E2E 스크립트 도입 완료 — 45개 파일 164건. 매 변경 시 스모크, 매일 밤 전체 실행.</w:t>
       </w:r>
     </w:p>
     <w:p>
@@ -7934,7 +7601,7 @@
           <w:sz w:val="20"/>
           <w:szCs w:val="20"/>
         </w:rPr>
-        <w:t xml:space="preserve">단위 테스트(Jest) 케이스 부재 — requireAdminAuth.test.ts 등 추가 필요</w:t>
+        <w:t>[해소됨 2026-08-19] 단위 테스트 110개 파일 1,002건 도입 완료(전건 통과).</w:t>
       </w:r>
     </w:p>
     <w:p>
@@ -7974,7 +7641,7 @@
           <w:sz w:val="24"/>
           <w:szCs w:val="24"/>
         </w:rPr>
-        <w:t xml:space="preserve">5.3 향후 추가 예정 테스트</w:t>
+        <w:t>5.3 테스트 자동화 진행 상황 (2026-08-19 기준)</w:t>
       </w:r>
     </w:p>
     <w:tbl>
@@ -8128,7 +7795,7 @@
                 <w:sz w:val="18"/>
                 <w:szCs w:val="18"/>
               </w:rPr>
-              <w:t xml:space="preserve">2026년 5월</w:t>
+              <w:t>완료 (2026-06~)</w:t>
             </w:r>
           </w:p>
         </w:tc>
@@ -8161,7 +7828,7 @@
                 <w:sz w:val="18"/>
                 <w:szCs w:val="18"/>
               </w:rPr>
-              <w:t xml:space="preserve">화상 내 번역 자막 E2E 테스트</w:t>
+              <w:t>화상 내 번역 자막 — 실서비스 가동, 통번역 3,542건 축적</w:t>
             </w:r>
           </w:p>
         </w:tc>
@@ -8229,7 +7896,7 @@
                 <w:sz w:val="18"/>
                 <w:szCs w:val="18"/>
               </w:rPr>
-              <w:t xml:space="preserve">2026년 5월</w:t>
+              <w:t>완료 (2026-08)</w:t>
             </w:r>
           </w:p>
         </w:tc>
@@ -8262,7 +7929,7 @@
                 <w:sz w:val="18"/>
                 <w:szCs w:val="18"/>
               </w:rPr>
-              <w:t xml:space="preserve">requireAdminAuth 단위 테스트</w:t>
+              <w:t>requireAdminAuth 포함 단위 테스트 110개 파일 1,002건</w:t>
             </w:r>
           </w:p>
         </w:tc>
@@ -8330,7 +7997,7 @@
                 <w:sz w:val="18"/>
                 <w:szCs w:val="18"/>
               </w:rPr>
-              <w:t xml:space="preserve">2026년 6월</w:t>
+              <w:t>완료 (2026-07~)</w:t>
             </w:r>
           </w:p>
         </w:tc>
@@ -8363,7 +8030,7 @@
                 <w:sz w:val="18"/>
                 <w:szCs w:val="18"/>
               </w:rPr>
-              <w:t xml:space="preserve">Lighthouse CI 자동화</w:t>
+              <w:t>Lighthouse 야간 자동 감사 운영 중</w:t>
             </w:r>
           </w:p>
         </w:tc>
@@ -8431,7 +8098,7 @@
                 <w:sz w:val="18"/>
                 <w:szCs w:val="18"/>
               </w:rPr>
-              <w:t xml:space="preserve">2026년 6월</w:t>
+              <w:t>예정</w:t>
             </w:r>
           </w:p>
         </w:tc>
@@ -8464,7 +8131,7 @@
                 <w:sz w:val="18"/>
                 <w:szCs w:val="18"/>
               </w:rPr>
-              <w:t xml:space="preserve">부하 테스트 (100 동시 접속)</w:t>
+              <w:t>부하 테스트 (100 동시 접속) — 유치 확대 시점에 실시</w:t>
             </w:r>
           </w:p>
         </w:tc>
@@ -8532,7 +8199,7 @@
                 <w:sz w:val="18"/>
                 <w:szCs w:val="18"/>
               </w:rPr>
-              <w:t xml:space="preserve">2026년 7월</w:t>
+              <w:t>예정</w:t>
             </w:r>
           </w:p>
         </w:tc>
@@ -8565,7 +8232,7 @@
                 <w:sz w:val="18"/>
                 <w:szCs w:val="18"/>
               </w:rPr>
-              <w:t xml:space="preserve">외부 침투 테스트</w:t>
+              <w:t>외부 침투 테스트 — 외부 보안 전문가 의뢰</w:t>
             </w:r>
           </w:p>
         </w:tc>
@@ -9015,7 +8682,7 @@
                 <w:sz w:val="18"/>
                 <w:szCs w:val="18"/>
               </w:rPr>
-              <w:t xml:space="preserve">2026-04-30</w:t>
+              <w:t>2026-08-19</w:t>
             </w:r>
           </w:p>
         </w:tc>
@@ -9169,7 +8836,7 @@
           <w:sz w:val="28"/>
           <w:rFonts w:eastAsia="맑은 고딕"/>
         </w:rPr>
-        <w:t>부록. 현행 반영 (2026. 7. 27. 기준)</w:t>
+        <w:t>부록. 현행 반영</w:t>
       </w:r>
     </w:p>
     <w:p>
@@ -9177,10 +8844,10 @@
         <w:rPr>
           <w:rFonts w:ascii="맑은 고딕" w:hAnsi="맑은 고딕"/>
           <w:b w:val="0"/>
-          <w:sz w:val="20"/>
+          <w:sz w:val="18"/>
           <w:rFonts w:eastAsia="맑은 고딕"/>
         </w:rPr>
-        <w:t>본 부록은 문서 본문 작성 이후 변경된 사항을 현행 기준으로 반영한 것이다. 수치는 추정이 아니라 운영데이터베이스 정확 집계이며, 화면 경로는 실제 배포 코드 기준이다.</w:t>
+        <w:t>기준일 : 2026. 8. 19.</w:t>
       </w:r>
     </w:p>
     <w:p/>
@@ -9805,18 +9472,7 @@
           <w:sz w:val="24"/>
           <w:rFonts w:eastAsia="맑은 고딕"/>
         </w:rPr>
-        <w:t>4. 화면 경로 정정 내역</w:t>
-      </w:r>
-    </w:p>
-    <w:p>
-      <w:r>
-        <w:rPr>
-          <w:rFonts w:ascii="맑은 고딕" w:hAnsi="맑은 고딕"/>
-          <w:b w:val="0"/>
-          <w:sz w:val="18"/>
-          <w:rFonts w:eastAsia="맑은 고딕"/>
-        </w:rPr>
-        <w:t>본문에 남아 있던 옛 화면 안내는 아래 기준으로 현행에 맞게 정정하였다. 폐지된 경로는 혼동을 막기 위해 그대로 표기하지 않는다.</w:t>
+        <w:t>2. 화면 경로 정정 내역</w:t>
       </w:r>
     </w:p>
     <w:tbl>
@@ -10225,7 +9881,7 @@
           <w:sz w:val="24"/>
           <w:rFonts w:eastAsia="맑은 고딕"/>
         </w:rPr>
-        <w:t>5. 품질검증 현황</w:t>
+        <w:t>3. 품질검증 현황</w:t>
       </w:r>
     </w:p>
     <w:tbl>
@@ -10336,7 +9992,7 @@
                 <w:sz w:val="18"/>
                 <w:rFonts w:eastAsia="맑은 고딕"/>
               </w:rPr>
-              <w:t>82개 파일 / 748건</w:t>
+              <w:t>110개 파일 / 1002건</w:t>
             </w:r>
           </w:p>
         </w:tc>
@@ -10353,7 +10009,7 @@
                 <w:sz w:val="18"/>
                 <w:rFonts w:eastAsia="맑은 고딕"/>
               </w:rPr>
-              <w:t>전건 통과</w:t>
+              <w:t>전건 통과 (2026-08-19 실행, 15.8초)</w:t>
             </w:r>
           </w:p>
         </w:tc>
@@ -10389,7 +10045,7 @@
                 <w:sz w:val="18"/>
                 <w:rFonts w:eastAsia="맑은 고딕"/>
               </w:rPr>
-              <w:t>40개 파일 / 108건</w:t>
+              <w:t>45개 파일 / 164건</w:t>
             </w:r>
           </w:p>
         </w:tc>
@@ -10422,7 +10078,7 @@
           <w:sz w:val="24"/>
           <w:rFonts w:eastAsia="맑은 고딕"/>
         </w:rPr>
-        <w:t>6. 자동 검사 항목</w:t>
+        <w:t>4. 자동 검사 항목</w:t>
       </w:r>
     </w:p>
     <w:tbl>
@@ -10778,7 +10434,7 @@
           <w:sz w:val="24"/>
           <w:rFonts w:eastAsia="맑은 고딕"/>
         </w:rPr>
-        <w:t>9. 근거자료</w:t>
+        <w:t>5. 근거자료</w:t>
       </w:r>
     </w:p>
     <w:tbl>
@@ -11101,7 +10757,7 @@
                 <w:sz w:val="18"/>
                 <w:rFonts w:eastAsia="맑은 고딕"/>
               </w:rPr>
-              <w:t>운영데이터베이스 정확 집계(2026. 7. 27.)</w:t>
+              <w:t>운영데이터베이스 정확 집계(2026. 8. 19.)</w:t>
             </w:r>
           </w:p>
         </w:tc>

--- a/docs/government-project/08_테스트결과서.docx
+++ b/docs/government-project/08_테스트결과서.docx
@@ -7828,7 +7828,7 @@
                 <w:sz w:val="18"/>
                 <w:szCs w:val="18"/>
               </w:rPr>
-              <w:t>화상 내 번역 자막 — 실서비스 가동, 통번역 3,542건 축적</w:t>
+              <w:t>화상 내 번역 자막(실서비스 가동) 축적</w:t>
             </w:r>
           </w:p>
         </w:tc>

--- a/docs/government-project/08_테스트결과서.docx
+++ b/docs/government-project/08_테스트결과서.docx
@@ -144,7 +144,7 @@
                 <w:sz w:val="20"/>
                 <w:szCs w:val="20"/>
               </w:rPr>
-              <w:t xml:space="preserve">2026년 4월 30일</w:t>
+              <w:t>2026년 8월 19일</w:t>
             </w:r>
           </w:p>
         </w:tc>
@@ -964,7 +964,7 @@
           <w:sz w:val="20"/>
           <w:szCs w:val="20"/>
         </w:rPr>
-        <w:t xml:space="preserve">Playwright 기반 E2E 시나리오 — 현재 코드베이스 구현 기준 (e2e/ 디렉토리 예정)</w:t>
+        <w:t>Playwright 기반 E2E 시나리오 — 현재 코드베이스 구현 기준 — 아래 표는 2026-04 시점 수동 확인 시나리오다. 2026-08-19 현재는 e2e 폴더에 자동화 스크립트 45개 파일 164건이 들어와 자동 실행된다.</w:t>
       </w:r>
     </w:p>
     <w:p>
@@ -4978,7 +4978,7 @@
                 <w:sz w:val="18"/>
                 <w:szCs w:val="18"/>
               </w:rPr>
-              <w:t xml:space="preserve">PII 평문 저장 없음</w:t>
+              <w:t>식별정보 평문 저장 없음</w:t>
             </w:r>
           </w:p>
         </w:tc>
@@ -5011,7 +5011,7 @@
                 <w:sz w:val="18"/>
                 <w:szCs w:val="18"/>
               </w:rPr>
-              <w:t xml:space="preserve">인테이크 제출 후 DB 직접 조회 — name_encrypted 컬럼 암호문 확인, 평문 없음</w:t>
+              <w:t>인테이크 제출 후 DB 직접 조회 — 성명·이메일·전화 암호문 확인(2026-08-19 재확인: 이메일 109건·전화 22건 전건 암호문). 문의 본문·의료진 소견은 검색·번역 목적으로 평문 보관</w:t>
             </w:r>
           </w:p>
         </w:tc>
@@ -5460,7 +5460,7 @@
           <w:sz w:val="18"/>
           <w:szCs w:val="18"/>
         </w:rPr>
-        <w:t xml:space="preserve">  SEC-01~08 모두 통과 (2026-04-30 기준). 분기별 회귀 테스트 필수.</w:t>
+        <w:t xml:space="preserve">  SEC-01~08 모두 통과 (2026-08-19 기준). 분기별 회귀 테스트 필수.</w:t>
       </w:r>
     </w:p>
     <w:p>
@@ -5669,7 +5669,7 @@
                 <w:sz w:val="18"/>
                 <w:szCs w:val="18"/>
               </w:rPr>
-              <w:t xml:space="preserve">2026-04-30</w:t>
+              <w:t>2026-08-19</w:t>
             </w:r>
           </w:p>
         </w:tc>
@@ -5702,7 +5702,7 @@
                 <w:sz w:val="18"/>
                 <w:szCs w:val="18"/>
               </w:rPr>
-              <w:t xml:space="preserve">Critical: 0건, High: 0건, Moderate: [확인 필요 — TBD]</w:t>
+              <w:t>Critical: 0건, High: 1건, Moderate: 2건 (운영 의존성 기준, 2026-08-19 실행)</w:t>
             </w:r>
           </w:p>
         </w:tc>
@@ -5757,7 +5757,6 @@
           <w:sz w:val="20"/>
           <w:szCs w:val="20"/>
         </w:rPr>
-        <w:t xml:space="preserve">[화면: Lighthouse 리포트 스크린샷 — 운영 시작 후 실제 측정값으로 갱신 예정]</w:t>
       </w:r>
     </w:p>
     <w:p>
@@ -5882,7 +5881,7 @@
                 <w:sz w:val="18"/>
                 <w:szCs w:val="18"/>
               </w:rPr>
-              <w:t xml:space="preserve">현재 (4월 30일)</w:t>
+              <w:t>현재 (8월 19일)</w:t>
             </w:r>
           </w:p>
         </w:tc>
@@ -5925,132 +5924,68 @@
         <w:tc>
           <w:tcPr>
             <w:tcW w:type="dxa" w:w="2000"/>
-            <w:tcBorders>
-              <w:top w:val="single" w:color="CCCCCC" w:sz="1"/>
-              <w:left w:val="single" w:color="CCCCCC" w:sz="1"/>
-              <w:bottom w:val="single" w:color="CCCCCC" w:sz="1"/>
-              <w:right w:val="single" w:color="CCCCCC" w:sz="1"/>
-            </w:tcBorders>
-            <w:shd w:fill="FFFFFF" w:val="clear"/>
-            <w:tcMar>
-              <w:top w:type="dxa" w:w="80"/>
-              <w:left w:type="dxa" w:w="120"/>
-              <w:bottom w:type="dxa" w:w="80"/>
-              <w:right w:type="dxa" w:w="120"/>
-            </w:tcMar>
-          </w:tcPr>
-          <w:p>
-            <w:pPr>
-              <w:jc w:val="left"/>
-            </w:pPr>
-            <w:r>
-              <w:rPr>
-                <w:rFonts w:ascii="맑은 고딕" w:cs="맑은 고딕" w:eastAsia="맑은 고딕" w:hAnsi="맑은 고딕"/>
-                <w:b w:val="false"/>
-                <w:bCs w:val="false"/>
-                <w:sz w:val="18"/>
-                <w:szCs w:val="18"/>
-              </w:rPr>
-              <w:t xml:space="preserve">LCP (최대 콘텐츠 페인트)</w:t>
+          </w:tcPr>
+          <w:p>
+            <w:r/>
+            <w:r>
+              <w:rPr>
+                <w:rFonts w:ascii="맑은 고딕" w:hAnsi="맑은 고딕"/>
+                <w:b/>
+                <w:sz w:val="18"/>
+                <w:rFonts w:eastAsia="맑은 고딕"/>
+              </w:rPr>
+              <w:t>LCP (최대 콘텐츠 페인트)</w:t>
             </w:r>
           </w:p>
         </w:tc>
         <w:tc>
           <w:tcPr>
             <w:tcW w:type="dxa" w:w="2000"/>
-            <w:tcBorders>
-              <w:top w:val="single" w:color="CCCCCC" w:sz="1"/>
-              <w:left w:val="single" w:color="CCCCCC" w:sz="1"/>
-              <w:bottom w:val="single" w:color="CCCCCC" w:sz="1"/>
-              <w:right w:val="single" w:color="CCCCCC" w:sz="1"/>
-            </w:tcBorders>
-            <w:shd w:fill="FFFFFF" w:val="clear"/>
-            <w:tcMar>
-              <w:top w:type="dxa" w:w="80"/>
-              <w:left w:type="dxa" w:w="120"/>
-              <w:bottom w:type="dxa" w:w="80"/>
-              <w:right w:type="dxa" w:w="120"/>
-            </w:tcMar>
-          </w:tcPr>
-          <w:p>
-            <w:pPr>
-              <w:jc w:val="center"/>
-            </w:pPr>
-            <w:r>
-              <w:rPr>
-                <w:rFonts w:ascii="맑은 고딕" w:cs="맑은 고딕" w:eastAsia="맑은 고딕" w:hAnsi="맑은 고딕"/>
-                <w:b w:val="false"/>
-                <w:bCs w:val="false"/>
-                <w:sz w:val="18"/>
-                <w:szCs w:val="18"/>
-              </w:rPr>
-              <w:t xml:space="preserve">2.5초 이하</w:t>
+          </w:tcPr>
+          <w:p>
+            <w:r/>
+            <w:r>
+              <w:rPr>
+                <w:rFonts w:ascii="맑은 고딕" w:hAnsi="맑은 고딕"/>
+                <w:b w:val="0"/>
+                <w:sz w:val="18"/>
+                <w:rFonts w:eastAsia="맑은 고딕"/>
+              </w:rPr>
+              <w:t>2.5초 이하</w:t>
             </w:r>
           </w:p>
         </w:tc>
         <w:tc>
           <w:tcPr>
             <w:tcW w:type="dxa" w:w="2000"/>
-            <w:tcBorders>
-              <w:top w:val="single" w:color="CCCCCC" w:sz="1"/>
-              <w:left w:val="single" w:color="CCCCCC" w:sz="1"/>
-              <w:bottom w:val="single" w:color="CCCCCC" w:sz="1"/>
-              <w:right w:val="single" w:color="CCCCCC" w:sz="1"/>
-            </w:tcBorders>
-            <w:shd w:fill="FFF9C4" w:val="clear"/>
-            <w:tcMar>
-              <w:top w:type="dxa" w:w="80"/>
-              <w:left w:type="dxa" w:w="120"/>
-              <w:bottom w:type="dxa" w:w="80"/>
-              <w:right w:type="dxa" w:w="120"/>
-            </w:tcMar>
-          </w:tcPr>
-          <w:p>
-            <w:pPr>
-              <w:jc w:val="center"/>
-            </w:pPr>
-            <w:r>
-              <w:rPr>
-                <w:rFonts w:ascii="맑은 고딕" w:cs="맑은 고딕" w:eastAsia="맑은 고딕" w:hAnsi="맑은 고딕"/>
-                <w:b w:val="false"/>
-                <w:bCs w:val="false"/>
-                <w:sz w:val="18"/>
-                <w:szCs w:val="18"/>
-              </w:rPr>
-              <w:t xml:space="preserve">[TBD]</w:t>
+          </w:tcPr>
+          <w:p>
+            <w:r/>
+            <w:r>
+              <w:rPr>
+                <w:rFonts w:ascii="맑은 고딕" w:hAnsi="맑은 고딕"/>
+                <w:b w:val="0"/>
+                <w:sz w:val="18"/>
+                <w:rFonts w:eastAsia="맑은 고딕"/>
+              </w:rPr>
+              <w:t>모바일 6.40초 / 데스크톱 1.41초</w:t>
             </w:r>
           </w:p>
         </w:tc>
         <w:tc>
           <w:tcPr>
             <w:tcW w:type="dxa" w:w="2506"/>
-            <w:tcBorders>
-              <w:top w:val="single" w:color="CCCCCC" w:sz="1"/>
-              <w:left w:val="single" w:color="CCCCCC" w:sz="1"/>
-              <w:bottom w:val="single" w:color="CCCCCC" w:sz="1"/>
-              <w:right w:val="single" w:color="CCCCCC" w:sz="1"/>
-            </w:tcBorders>
-            <w:shd w:fill="FFFFFF" w:val="clear"/>
-            <w:tcMar>
-              <w:top w:type="dxa" w:w="80"/>
-              <w:left w:type="dxa" w:w="120"/>
-              <w:bottom w:type="dxa" w:w="80"/>
-              <w:right w:type="dxa" w:w="120"/>
-            </w:tcMar>
-          </w:tcPr>
-          <w:p>
-            <w:pPr>
-              <w:jc w:val="left"/>
-            </w:pPr>
-            <w:r>
-              <w:rPr>
-                <w:rFonts w:ascii="맑은 고딕" w:cs="맑은 고딕" w:eastAsia="맑은 고딕" w:hAnsi="맑은 고딕"/>
-                <w:b w:val="false"/>
-                <w:bCs w:val="false"/>
-                <w:sz w:val="18"/>
-                <w:szCs w:val="18"/>
-              </w:rPr>
-              <w:t xml:space="preserve">Vercel Analytics로 측정 예정</w:t>
+          </w:tcPr>
+          <w:p>
+            <w:r/>
+            <w:r>
+              <w:rPr>
+                <w:rFonts w:ascii="맑은 고딕" w:hAnsi="맑은 고딕"/>
+                <w:b w:val="0"/>
+                <w:sz w:val="18"/>
+                <w:rFonts w:eastAsia="맑은 고딕"/>
+              </w:rPr>
+              <w:t>각 5회 반복 측정의 중앙값. 데스크톱 충족, 모바일 미달(첫 화면 전송량 831KB 가 저속 회선에서 병목). 개선 과제</w:t>
             </w:r>
           </w:p>
         </w:tc>
@@ -6059,132 +5994,68 @@
         <w:tc>
           <w:tcPr>
             <w:tcW w:type="dxa" w:w="2000"/>
-            <w:tcBorders>
-              <w:top w:val="single" w:color="CCCCCC" w:sz="1"/>
-              <w:left w:val="single" w:color="CCCCCC" w:sz="1"/>
-              <w:bottom w:val="single" w:color="CCCCCC" w:sz="1"/>
-              <w:right w:val="single" w:color="CCCCCC" w:sz="1"/>
-            </w:tcBorders>
-            <w:shd w:fill="FFFFFF" w:val="clear"/>
-            <w:tcMar>
-              <w:top w:type="dxa" w:w="80"/>
-              <w:left w:type="dxa" w:w="120"/>
-              <w:bottom w:type="dxa" w:w="80"/>
-              <w:right w:type="dxa" w:w="120"/>
-            </w:tcMar>
-          </w:tcPr>
-          <w:p>
-            <w:pPr>
-              <w:jc w:val="left"/>
-            </w:pPr>
-            <w:r>
-              <w:rPr>
-                <w:rFonts w:ascii="맑은 고딕" w:cs="맑은 고딕" w:eastAsia="맑은 고딕" w:hAnsi="맑은 고딕"/>
-                <w:b w:val="false"/>
-                <w:bCs w:val="false"/>
-                <w:sz w:val="18"/>
-                <w:szCs w:val="18"/>
-              </w:rPr>
-              <w:t xml:space="preserve">FID (최초 입력 지연)</w:t>
+          </w:tcPr>
+          <w:p>
+            <w:r/>
+            <w:r>
+              <w:rPr>
+                <w:rFonts w:ascii="맑은 고딕" w:hAnsi="맑은 고딕"/>
+                <w:b/>
+                <w:sz w:val="18"/>
+                <w:rFonts w:eastAsia="맑은 고딕"/>
+              </w:rPr>
+              <w:t>CLS (레이아웃 안정성)</w:t>
             </w:r>
           </w:p>
         </w:tc>
         <w:tc>
           <w:tcPr>
             <w:tcW w:type="dxa" w:w="2000"/>
-            <w:tcBorders>
-              <w:top w:val="single" w:color="CCCCCC" w:sz="1"/>
-              <w:left w:val="single" w:color="CCCCCC" w:sz="1"/>
-              <w:bottom w:val="single" w:color="CCCCCC" w:sz="1"/>
-              <w:right w:val="single" w:color="CCCCCC" w:sz="1"/>
-            </w:tcBorders>
-            <w:shd w:fill="FFFFFF" w:val="clear"/>
-            <w:tcMar>
-              <w:top w:type="dxa" w:w="80"/>
-              <w:left w:type="dxa" w:w="120"/>
-              <w:bottom w:type="dxa" w:w="80"/>
-              <w:right w:type="dxa" w:w="120"/>
-            </w:tcMar>
-          </w:tcPr>
-          <w:p>
-            <w:pPr>
-              <w:jc w:val="center"/>
-            </w:pPr>
-            <w:r>
-              <w:rPr>
-                <w:rFonts w:ascii="맑은 고딕" w:cs="맑은 고딕" w:eastAsia="맑은 고딕" w:hAnsi="맑은 고딕"/>
-                <w:b w:val="false"/>
-                <w:bCs w:val="false"/>
-                <w:sz w:val="18"/>
-                <w:szCs w:val="18"/>
-              </w:rPr>
-              <w:t xml:space="preserve">100ms 이하</w:t>
+          </w:tcPr>
+          <w:p>
+            <w:r/>
+            <w:r>
+              <w:rPr>
+                <w:rFonts w:ascii="맑은 고딕" w:hAnsi="맑은 고딕"/>
+                <w:b w:val="0"/>
+                <w:sz w:val="18"/>
+                <w:rFonts w:eastAsia="맑은 고딕"/>
+              </w:rPr>
+              <w:t>0.1 이하</w:t>
             </w:r>
           </w:p>
         </w:tc>
         <w:tc>
           <w:tcPr>
             <w:tcW w:type="dxa" w:w="2000"/>
-            <w:tcBorders>
-              <w:top w:val="single" w:color="CCCCCC" w:sz="1"/>
-              <w:left w:val="single" w:color="CCCCCC" w:sz="1"/>
-              <w:bottom w:val="single" w:color="CCCCCC" w:sz="1"/>
-              <w:right w:val="single" w:color="CCCCCC" w:sz="1"/>
-            </w:tcBorders>
-            <w:shd w:fill="FFF9C4" w:val="clear"/>
-            <w:tcMar>
-              <w:top w:type="dxa" w:w="80"/>
-              <w:left w:type="dxa" w:w="120"/>
-              <w:bottom w:type="dxa" w:w="80"/>
-              <w:right w:type="dxa" w:w="120"/>
-            </w:tcMar>
-          </w:tcPr>
-          <w:p>
-            <w:pPr>
-              <w:jc w:val="center"/>
-            </w:pPr>
-            <w:r>
-              <w:rPr>
-                <w:rFonts w:ascii="맑은 고딕" w:cs="맑은 고딕" w:eastAsia="맑은 고딕" w:hAnsi="맑은 고딕"/>
-                <w:b w:val="false"/>
-                <w:bCs w:val="false"/>
-                <w:sz w:val="18"/>
-                <w:szCs w:val="18"/>
-              </w:rPr>
-              <w:t xml:space="preserve">[TBD]</w:t>
+          </w:tcPr>
+          <w:p>
+            <w:r/>
+            <w:r>
+              <w:rPr>
+                <w:rFonts w:ascii="맑은 고딕" w:hAnsi="맑은 고딕"/>
+                <w:b w:val="0"/>
+                <w:sz w:val="18"/>
+                <w:rFonts w:eastAsia="맑은 고딕"/>
+              </w:rPr>
+              <w:t>데스크톱 0.51(5회 중 4회) / 모바일 0.95(5회 중 1회)</w:t>
             </w:r>
           </w:p>
         </w:tc>
         <w:tc>
           <w:tcPr>
             <w:tcW w:type="dxa" w:w="2506"/>
-            <w:tcBorders>
-              <w:top w:val="single" w:color="CCCCCC" w:sz="1"/>
-              <w:left w:val="single" w:color="CCCCCC" w:sz="1"/>
-              <w:bottom w:val="single" w:color="CCCCCC" w:sz="1"/>
-              <w:right w:val="single" w:color="CCCCCC" w:sz="1"/>
-            </w:tcBorders>
-            <w:shd w:fill="FFFFFF" w:val="clear"/>
-            <w:tcMar>
-              <w:top w:type="dxa" w:w="80"/>
-              <w:left w:type="dxa" w:w="120"/>
-              <w:bottom w:type="dxa" w:w="80"/>
-              <w:right w:type="dxa" w:w="120"/>
-            </w:tcMar>
-          </w:tcPr>
-          <w:p>
-            <w:pPr>
-              <w:jc w:val="left"/>
-            </w:pPr>
-            <w:r>
-              <w:rPr>
-                <w:rFonts w:ascii="맑은 고딕" w:cs="맑은 고딕" w:eastAsia="맑은 고딕" w:hAnsi="맑은 고딕"/>
-                <w:b w:val="false"/>
-                <w:bCs w:val="false"/>
-                <w:sz w:val="18"/>
-                <w:szCs w:val="18"/>
-              </w:rPr>
-              <w:t xml:space="preserve">실제 사용자 측정</w:t>
+          </w:tcPr>
+          <w:p>
+            <w:r/>
+            <w:r>
+              <w:rPr>
+                <w:rFonts w:ascii="맑은 고딕" w:hAnsi="맑은 고딕"/>
+                <w:b w:val="0"/>
+                <w:sz w:val="18"/>
+                <w:rFonts w:eastAsia="맑은 고딕"/>
+              </w:rPr>
+              <w:t>간헐 발생. 화면 골격이 본문보다 먼저 그려진 회차에서만 꼬리말이 밀린다. 원인 규명 완료, 수정 반영 예정</w:t>
             </w:r>
           </w:p>
         </w:tc>
@@ -6193,132 +6064,68 @@
         <w:tc>
           <w:tcPr>
             <w:tcW w:type="dxa" w:w="2000"/>
-            <w:tcBorders>
-              <w:top w:val="single" w:color="CCCCCC" w:sz="1"/>
-              <w:left w:val="single" w:color="CCCCCC" w:sz="1"/>
-              <w:bottom w:val="single" w:color="CCCCCC" w:sz="1"/>
-              <w:right w:val="single" w:color="CCCCCC" w:sz="1"/>
-            </w:tcBorders>
-            <w:shd w:fill="FFFFFF" w:val="clear"/>
-            <w:tcMar>
-              <w:top w:type="dxa" w:w="80"/>
-              <w:left w:type="dxa" w:w="120"/>
-              <w:bottom w:type="dxa" w:w="80"/>
-              <w:right w:type="dxa" w:w="120"/>
-            </w:tcMar>
-          </w:tcPr>
-          <w:p>
-            <w:pPr>
-              <w:jc w:val="left"/>
-            </w:pPr>
-            <w:r>
-              <w:rPr>
-                <w:rFonts w:ascii="맑은 고딕" w:cs="맑은 고딕" w:eastAsia="맑은 고딕" w:hAnsi="맑은 고딕"/>
-                <w:b w:val="false"/>
-                <w:bCs w:val="false"/>
-                <w:sz w:val="18"/>
-                <w:szCs w:val="18"/>
-              </w:rPr>
-              <w:t xml:space="preserve">CLS (레이아웃 안정성)</w:t>
+          </w:tcPr>
+          <w:p>
+            <w:r/>
+            <w:r>
+              <w:rPr>
+                <w:rFonts w:ascii="맑은 고딕" w:hAnsi="맑은 고딕"/>
+                <w:b/>
+                <w:sz w:val="18"/>
+                <w:rFonts w:eastAsia="맑은 고딕"/>
+              </w:rPr>
+              <w:t>입력 반응성 (FID → TBT 대체)</w:t>
             </w:r>
           </w:p>
         </w:tc>
         <w:tc>
           <w:tcPr>
             <w:tcW w:type="dxa" w:w="2000"/>
-            <w:tcBorders>
-              <w:top w:val="single" w:color="CCCCCC" w:sz="1"/>
-              <w:left w:val="single" w:color="CCCCCC" w:sz="1"/>
-              <w:bottom w:val="single" w:color="CCCCCC" w:sz="1"/>
-              <w:right w:val="single" w:color="CCCCCC" w:sz="1"/>
-            </w:tcBorders>
-            <w:shd w:fill="FFFFFF" w:val="clear"/>
-            <w:tcMar>
-              <w:top w:type="dxa" w:w="80"/>
-              <w:left w:type="dxa" w:w="120"/>
-              <w:bottom w:type="dxa" w:w="80"/>
-              <w:right w:type="dxa" w:w="120"/>
-            </w:tcMar>
-          </w:tcPr>
-          <w:p>
-            <w:pPr>
-              <w:jc w:val="center"/>
-            </w:pPr>
-            <w:r>
-              <w:rPr>
-                <w:rFonts w:ascii="맑은 고딕" w:cs="맑은 고딕" w:eastAsia="맑은 고딕" w:hAnsi="맑은 고딕"/>
-                <w:b w:val="false"/>
-                <w:bCs w:val="false"/>
-                <w:sz w:val="18"/>
-                <w:szCs w:val="18"/>
-              </w:rPr>
-              <w:t xml:space="preserve">0.1 이하</w:t>
+          </w:tcPr>
+          <w:p>
+            <w:r/>
+            <w:r>
+              <w:rPr>
+                <w:rFonts w:ascii="맑은 고딕" w:hAnsi="맑은 고딕"/>
+                <w:b w:val="0"/>
+                <w:sz w:val="18"/>
+                <w:rFonts w:eastAsia="맑은 고딕"/>
+              </w:rPr>
+              <w:t>TBT 200ms 이하</w:t>
             </w:r>
           </w:p>
         </w:tc>
         <w:tc>
           <w:tcPr>
             <w:tcW w:type="dxa" w:w="2000"/>
-            <w:tcBorders>
-              <w:top w:val="single" w:color="CCCCCC" w:sz="1"/>
-              <w:left w:val="single" w:color="CCCCCC" w:sz="1"/>
-              <w:bottom w:val="single" w:color="CCCCCC" w:sz="1"/>
-              <w:right w:val="single" w:color="CCCCCC" w:sz="1"/>
-            </w:tcBorders>
-            <w:shd w:fill="FFF9C4" w:val="clear"/>
-            <w:tcMar>
-              <w:top w:type="dxa" w:w="80"/>
-              <w:left w:type="dxa" w:w="120"/>
-              <w:bottom w:type="dxa" w:w="80"/>
-              <w:right w:type="dxa" w:w="120"/>
-            </w:tcMar>
-          </w:tcPr>
-          <w:p>
-            <w:pPr>
-              <w:jc w:val="center"/>
-            </w:pPr>
-            <w:r>
-              <w:rPr>
-                <w:rFonts w:ascii="맑은 고딕" w:cs="맑은 고딕" w:eastAsia="맑은 고딕" w:hAnsi="맑은 고딕"/>
-                <w:b w:val="false"/>
-                <w:bCs w:val="false"/>
-                <w:sz w:val="18"/>
-                <w:szCs w:val="18"/>
-              </w:rPr>
-              <w:t xml:space="preserve">[TBD]</w:t>
+          </w:tcPr>
+          <w:p>
+            <w:r/>
+            <w:r>
+              <w:rPr>
+                <w:rFonts w:ascii="맑은 고딕" w:hAnsi="맑은 고딕"/>
+                <w:b w:val="0"/>
+                <w:sz w:val="18"/>
+                <w:rFonts w:eastAsia="맑은 고딕"/>
+              </w:rPr>
+              <w:t>모바일 186ms / 데스크톱 25ms</w:t>
             </w:r>
           </w:p>
         </w:tc>
         <w:tc>
           <w:tcPr>
             <w:tcW w:type="dxa" w:w="2506"/>
-            <w:tcBorders>
-              <w:top w:val="single" w:color="CCCCCC" w:sz="1"/>
-              <w:left w:val="single" w:color="CCCCCC" w:sz="1"/>
-              <w:bottom w:val="single" w:color="CCCCCC" w:sz="1"/>
-              <w:right w:val="single" w:color="CCCCCC" w:sz="1"/>
-            </w:tcBorders>
-            <w:shd w:fill="FFFFFF" w:val="clear"/>
-            <w:tcMar>
-              <w:top w:type="dxa" w:w="80"/>
-              <w:left w:type="dxa" w:w="120"/>
-              <w:bottom w:type="dxa" w:w="80"/>
-              <w:right w:type="dxa" w:w="120"/>
-            </w:tcMar>
-          </w:tcPr>
-          <w:p>
-            <w:pPr>
-              <w:jc w:val="left"/>
-            </w:pPr>
-            <w:r>
-              <w:rPr>
-                <w:rFonts w:ascii="맑은 고딕" w:cs="맑은 고딕" w:eastAsia="맑은 고딕" w:hAnsi="맑은 고딕"/>
-                <w:b w:val="false"/>
-                <w:bCs w:val="false"/>
-                <w:sz w:val="18"/>
-                <w:szCs w:val="18"/>
-              </w:rPr>
-              <w:t xml:space="preserve">이미지 예약 크기 지정 완료</w:t>
+          </w:tcPr>
+          <w:p>
+            <w:r/>
+            <w:r>
+              <w:rPr>
+                <w:rFonts w:ascii="맑은 고딕" w:hAnsi="맑은 고딕"/>
+                <w:b w:val="0"/>
+                <w:sz w:val="18"/>
+                <w:rFonts w:eastAsia="맑은 고딕"/>
+              </w:rPr>
+              <w:t>각 5회 중앙값. FID 는 폐지된 지표로 총 차단 시간(TBT)으로 대체 측정. 양쪽 충족</w:t>
             </w:r>
           </w:p>
         </w:tc>
@@ -6327,132 +6134,68 @@
         <w:tc>
           <w:tcPr>
             <w:tcW w:type="dxa" w:w="2000"/>
-            <w:tcBorders>
-              <w:top w:val="single" w:color="CCCCCC" w:sz="1"/>
-              <w:left w:val="single" w:color="CCCCCC" w:sz="1"/>
-              <w:bottom w:val="single" w:color="CCCCCC" w:sz="1"/>
-              <w:right w:val="single" w:color="CCCCCC" w:sz="1"/>
-            </w:tcBorders>
-            <w:shd w:fill="FFFFFF" w:val="clear"/>
-            <w:tcMar>
-              <w:top w:type="dxa" w:w="80"/>
-              <w:left w:type="dxa" w:w="120"/>
-              <w:bottom w:type="dxa" w:w="80"/>
-              <w:right w:type="dxa" w:w="120"/>
-            </w:tcMar>
-          </w:tcPr>
-          <w:p>
-            <w:pPr>
-              <w:jc w:val="left"/>
-            </w:pPr>
-            <w:r>
-              <w:rPr>
-                <w:rFonts w:ascii="맑은 고딕" w:cs="맑은 고딕" w:eastAsia="맑은 고딕" w:hAnsi="맑은 고딕"/>
-                <w:b w:val="false"/>
-                <w:bCs w:val="false"/>
-                <w:sz w:val="18"/>
-                <w:szCs w:val="18"/>
-              </w:rPr>
-              <w:t xml:space="preserve">TTFB (서버 응답 시간)</w:t>
+          </w:tcPr>
+          <w:p>
+            <w:r/>
+            <w:r>
+              <w:rPr>
+                <w:rFonts w:ascii="맑은 고딕" w:hAnsi="맑은 고딕"/>
+                <w:b/>
+                <w:sz w:val="18"/>
+                <w:rFonts w:eastAsia="맑은 고딕"/>
+              </w:rPr>
+              <w:t>TTFB (서버 응답 시간)</w:t>
             </w:r>
           </w:p>
         </w:tc>
         <w:tc>
           <w:tcPr>
             <w:tcW w:type="dxa" w:w="2000"/>
-            <w:tcBorders>
-              <w:top w:val="single" w:color="CCCCCC" w:sz="1"/>
-              <w:left w:val="single" w:color="CCCCCC" w:sz="1"/>
-              <w:bottom w:val="single" w:color="CCCCCC" w:sz="1"/>
-              <w:right w:val="single" w:color="CCCCCC" w:sz="1"/>
-            </w:tcBorders>
-            <w:shd w:fill="FFFFFF" w:val="clear"/>
-            <w:tcMar>
-              <w:top w:type="dxa" w:w="80"/>
-              <w:left w:type="dxa" w:w="120"/>
-              <w:bottom w:type="dxa" w:w="80"/>
-              <w:right w:type="dxa" w:w="120"/>
-            </w:tcMar>
-          </w:tcPr>
-          <w:p>
-            <w:pPr>
-              <w:jc w:val="center"/>
-            </w:pPr>
-            <w:r>
-              <w:rPr>
-                <w:rFonts w:ascii="맑은 고딕" w:cs="맑은 고딕" w:eastAsia="맑은 고딕" w:hAnsi="맑은 고딕"/>
-                <w:b w:val="false"/>
-                <w:bCs w:val="false"/>
-                <w:sz w:val="18"/>
-                <w:szCs w:val="18"/>
-              </w:rPr>
-              <w:t xml:space="preserve">800ms 이하</w:t>
+          </w:tcPr>
+          <w:p>
+            <w:r/>
+            <w:r>
+              <w:rPr>
+                <w:rFonts w:ascii="맑은 고딕" w:hAnsi="맑은 고딕"/>
+                <w:b w:val="0"/>
+                <w:sz w:val="18"/>
+                <w:rFonts w:eastAsia="맑은 고딕"/>
+              </w:rPr>
+              <w:t>800ms 이하</w:t>
             </w:r>
           </w:p>
         </w:tc>
         <w:tc>
           <w:tcPr>
             <w:tcW w:type="dxa" w:w="2000"/>
-            <w:tcBorders>
-              <w:top w:val="single" w:color="CCCCCC" w:sz="1"/>
-              <w:left w:val="single" w:color="CCCCCC" w:sz="1"/>
-              <w:bottom w:val="single" w:color="CCCCCC" w:sz="1"/>
-              <w:right w:val="single" w:color="CCCCCC" w:sz="1"/>
-            </w:tcBorders>
-            <w:shd w:fill="FFF9C4" w:val="clear"/>
-            <w:tcMar>
-              <w:top w:type="dxa" w:w="80"/>
-              <w:left w:type="dxa" w:w="120"/>
-              <w:bottom w:type="dxa" w:w="80"/>
-              <w:right w:type="dxa" w:w="120"/>
-            </w:tcMar>
-          </w:tcPr>
-          <w:p>
-            <w:pPr>
-              <w:jc w:val="center"/>
-            </w:pPr>
-            <w:r>
-              <w:rPr>
-                <w:rFonts w:ascii="맑은 고딕" w:cs="맑은 고딕" w:eastAsia="맑은 고딕" w:hAnsi="맑은 고딕"/>
-                <w:b w:val="false"/>
-                <w:bCs w:val="false"/>
-                <w:sz w:val="18"/>
-                <w:szCs w:val="18"/>
-              </w:rPr>
-              <w:t xml:space="preserve">[TBD]</w:t>
+          </w:tcPr>
+          <w:p>
+            <w:r/>
+            <w:r>
+              <w:rPr>
+                <w:rFonts w:ascii="맑은 고딕" w:hAnsi="맑은 고딕"/>
+                <w:b w:val="0"/>
+                <w:sz w:val="18"/>
+                <w:rFonts w:eastAsia="맑은 고딕"/>
+              </w:rPr>
+              <w:t>26~35ms</w:t>
             </w:r>
           </w:p>
         </w:tc>
         <w:tc>
           <w:tcPr>
             <w:tcW w:type="dxa" w:w="2506"/>
-            <w:tcBorders>
-              <w:top w:val="single" w:color="CCCCCC" w:sz="1"/>
-              <w:left w:val="single" w:color="CCCCCC" w:sz="1"/>
-              <w:bottom w:val="single" w:color="CCCCCC" w:sz="1"/>
-              <w:right w:val="single" w:color="CCCCCC" w:sz="1"/>
-            </w:tcBorders>
-            <w:shd w:fill="FFFFFF" w:val="clear"/>
-            <w:tcMar>
-              <w:top w:type="dxa" w:w="80"/>
-              <w:left w:type="dxa" w:w="120"/>
-              <w:bottom w:type="dxa" w:w="80"/>
-              <w:right w:type="dxa" w:w="120"/>
-            </w:tcMar>
-          </w:tcPr>
-          <w:p>
-            <w:pPr>
-              <w:jc w:val="left"/>
-            </w:pPr>
-            <w:r>
-              <w:rPr>
-                <w:rFonts w:ascii="맑은 고딕" w:cs="맑은 고딕" w:eastAsia="맑은 고딕" w:hAnsi="맑은 고딕"/>
-                <w:b w:val="false"/>
-                <w:bCs w:val="false"/>
-                <w:sz w:val="18"/>
-                <w:szCs w:val="18"/>
-              </w:rPr>
-              <w:t xml:space="preserve">Vercel Edge Network 활용</w:t>
+          </w:tcPr>
+          <w:p>
+            <w:r/>
+            <w:r>
+              <w:rPr>
+                <w:rFonts w:ascii="맑은 고딕" w:hAnsi="맑은 고딕"/>
+                <w:b w:val="0"/>
+                <w:sz w:val="18"/>
+                <w:rFonts w:eastAsia="맑은 고딕"/>
+              </w:rPr>
+              <w:t>충족</w:t>
             </w:r>
           </w:p>
         </w:tc>
@@ -6461,132 +6204,68 @@
         <w:tc>
           <w:tcPr>
             <w:tcW w:type="dxa" w:w="2000"/>
-            <w:tcBorders>
-              <w:top w:val="single" w:color="CCCCCC" w:sz="1"/>
-              <w:left w:val="single" w:color="CCCCCC" w:sz="1"/>
-              <w:bottom w:val="single" w:color="CCCCCC" w:sz="1"/>
-              <w:right w:val="single" w:color="CCCCCC" w:sz="1"/>
-            </w:tcBorders>
-            <w:shd w:fill="FFFFFF" w:val="clear"/>
-            <w:tcMar>
-              <w:top w:type="dxa" w:w="80"/>
-              <w:left w:type="dxa" w:w="120"/>
-              <w:bottom w:type="dxa" w:w="80"/>
-              <w:right w:type="dxa" w:w="120"/>
-            </w:tcMar>
-          </w:tcPr>
-          <w:p>
-            <w:pPr>
-              <w:jc w:val="left"/>
-            </w:pPr>
-            <w:r>
-              <w:rPr>
-                <w:rFonts w:ascii="맑은 고딕" w:cs="맑은 고딕" w:eastAsia="맑은 고딕" w:hAnsi="맑은 고딕"/>
-                <w:b w:val="false"/>
-                <w:bCs w:val="false"/>
-                <w:sz w:val="18"/>
-                <w:szCs w:val="18"/>
-              </w:rPr>
-              <w:t xml:space="preserve">AI 챗봇 첫 토큰</w:t>
+          </w:tcPr>
+          <w:p>
+            <w:r/>
+            <w:r>
+              <w:rPr>
+                <w:rFonts w:ascii="맑은 고딕" w:hAnsi="맑은 고딕"/>
+                <w:b/>
+                <w:sz w:val="18"/>
+                <w:rFonts w:eastAsia="맑은 고딕"/>
+              </w:rPr>
+              <w:t>AI 챗봇 첫 토큰</w:t>
             </w:r>
           </w:p>
         </w:tc>
         <w:tc>
           <w:tcPr>
             <w:tcW w:type="dxa" w:w="2000"/>
-            <w:tcBorders>
-              <w:top w:val="single" w:color="CCCCCC" w:sz="1"/>
-              <w:left w:val="single" w:color="CCCCCC" w:sz="1"/>
-              <w:bottom w:val="single" w:color="CCCCCC" w:sz="1"/>
-              <w:right w:val="single" w:color="CCCCCC" w:sz="1"/>
-            </w:tcBorders>
-            <w:shd w:fill="FFFFFF" w:val="clear"/>
-            <w:tcMar>
-              <w:top w:type="dxa" w:w="80"/>
-              <w:left w:type="dxa" w:w="120"/>
-              <w:bottom w:type="dxa" w:w="80"/>
-              <w:right w:type="dxa" w:w="120"/>
-            </w:tcMar>
-          </w:tcPr>
-          <w:p>
-            <w:pPr>
-              <w:jc w:val="center"/>
-            </w:pPr>
-            <w:r>
-              <w:rPr>
-                <w:rFonts w:ascii="맑은 고딕" w:cs="맑은 고딕" w:eastAsia="맑은 고딕" w:hAnsi="맑은 고딕"/>
-                <w:b w:val="false"/>
-                <w:bCs w:val="false"/>
-                <w:sz w:val="18"/>
-                <w:szCs w:val="18"/>
-              </w:rPr>
-              <w:t xml:space="preserve">3초 이하</w:t>
+          </w:tcPr>
+          <w:p>
+            <w:r/>
+            <w:r>
+              <w:rPr>
+                <w:rFonts w:ascii="맑은 고딕" w:hAnsi="맑은 고딕"/>
+                <w:b w:val="0"/>
+                <w:sz w:val="18"/>
+                <w:rFonts w:eastAsia="맑은 고딕"/>
+              </w:rPr>
+              <w:t>3초 이하</w:t>
             </w:r>
           </w:p>
         </w:tc>
         <w:tc>
           <w:tcPr>
             <w:tcW w:type="dxa" w:w="2000"/>
-            <w:tcBorders>
-              <w:top w:val="single" w:color="CCCCCC" w:sz="1"/>
-              <w:left w:val="single" w:color="CCCCCC" w:sz="1"/>
-              <w:bottom w:val="single" w:color="CCCCCC" w:sz="1"/>
-              <w:right w:val="single" w:color="CCCCCC" w:sz="1"/>
-            </w:tcBorders>
-            <w:shd w:fill="FFF9C4" w:val="clear"/>
-            <w:tcMar>
-              <w:top w:type="dxa" w:w="80"/>
-              <w:left w:type="dxa" w:w="120"/>
-              <w:bottom w:type="dxa" w:w="80"/>
-              <w:right w:type="dxa" w:w="120"/>
-            </w:tcMar>
-          </w:tcPr>
-          <w:p>
-            <w:pPr>
-              <w:jc w:val="center"/>
-            </w:pPr>
-            <w:r>
-              <w:rPr>
-                <w:rFonts w:ascii="맑은 고딕" w:cs="맑은 고딕" w:eastAsia="맑은 고딕" w:hAnsi="맑은 고딕"/>
-                <w:b w:val="false"/>
-                <w:bCs w:val="false"/>
-                <w:sz w:val="18"/>
-                <w:szCs w:val="18"/>
-              </w:rPr>
-              <w:t xml:space="preserve">[TBD]</w:t>
+          </w:tcPr>
+          <w:p>
+            <w:r/>
+            <w:r>
+              <w:rPr>
+                <w:rFonts w:ascii="맑은 고딕" w:hAnsi="맑은 고딕"/>
+                <w:b w:val="0"/>
+                <w:sz w:val="18"/>
+                <w:rFonts w:eastAsia="맑은 고딕"/>
+              </w:rPr>
+              <w:t>미측정</w:t>
             </w:r>
           </w:p>
         </w:tc>
         <w:tc>
           <w:tcPr>
             <w:tcW w:type="dxa" w:w="2506"/>
-            <w:tcBorders>
-              <w:top w:val="single" w:color="CCCCCC" w:sz="1"/>
-              <w:left w:val="single" w:color="CCCCCC" w:sz="1"/>
-              <w:bottom w:val="single" w:color="CCCCCC" w:sz="1"/>
-              <w:right w:val="single" w:color="CCCCCC" w:sz="1"/>
-            </w:tcBorders>
-            <w:shd w:fill="FFFFFF" w:val="clear"/>
-            <w:tcMar>
-              <w:top w:type="dxa" w:w="80"/>
-              <w:left w:type="dxa" w:w="120"/>
-              <w:bottom w:type="dxa" w:w="80"/>
-              <w:right w:type="dxa" w:w="120"/>
-            </w:tcMar>
-          </w:tcPr>
-          <w:p>
-            <w:pPr>
-              <w:jc w:val="left"/>
-            </w:pPr>
-            <w:r>
-              <w:rPr>
-                <w:rFonts w:ascii="맑은 고딕" w:cs="맑은 고딕" w:eastAsia="맑은 고딕" w:hAnsi="맑은 고딕"/>
-                <w:b w:val="false"/>
-                <w:bCs w:val="false"/>
-                <w:sz w:val="18"/>
-                <w:szCs w:val="18"/>
-              </w:rPr>
-              <w:t xml:space="preserve">스트리밍 응답으로 체감 개선</w:t>
+          </w:tcPr>
+          <w:p>
+            <w:r/>
+            <w:r>
+              <w:rPr>
+                <w:rFonts w:ascii="맑은 고딕" w:hAnsi="맑은 고딕"/>
+                <w:b w:val="0"/>
+                <w:sz w:val="18"/>
+                <w:rFonts w:eastAsia="맑은 고딕"/>
+              </w:rPr>
+              <w:t>별도 계측 도구 필요</w:t>
             </w:r>
           </w:p>
         </w:tc>
@@ -6608,7 +6287,7 @@
           <w:sz w:val="18"/>
           <w:szCs w:val="18"/>
         </w:rPr>
-        <w:t xml:space="preserve">  Core Web Vitals는 시범 운영 시작 후 실제 트래픽 기반으로 측정 예정.</w:t>
+        <w:t>Lighthouse 12.8.2 실측(2026. 8. 20., https://healwith.co.kr/ko). 모바일은 저속 4G·CPU 4배 감속 조건이며 5회 반복 측정의 중앙값이다. 측정 PC 의 광고차단 프로그램이 값을 왜곡시키므로 해당 프로그램을 끈 상태에서 측정하였다. 종합 점수는 측정 환경에 따라 편차가 크므로 기재하지 않고 지표값만 기재한다.</w:t>
       </w:r>
     </w:p>
     <w:p>
@@ -7561,18 +7240,15 @@
             </w:tcMar>
           </w:tcPr>
           <w:p>
-            <w:pPr>
-              <w:jc w:val="center"/>
-            </w:pPr>
-            <w:r>
-              <w:rPr>
-                <w:rFonts w:ascii="맑은 고딕" w:cs="맑은 고딕" w:eastAsia="맑은 고딕" w:hAnsi="맑은 고딕"/>
-                <w:b w:val="false"/>
-                <w:bCs w:val="false"/>
-                <w:sz w:val="18"/>
-                <w:szCs w:val="18"/>
-              </w:rPr>
-              <w:t xml:space="preserve">[TBD]</w:t>
+            <w:r/>
+            <w:r>
+              <w:rPr>
+                <w:rFonts w:ascii="맑은 고딕" w:hAnsi="맑은 고딕"/>
+                <w:b w:val="0"/>
+                <w:sz w:val="18"/>
+                <w:rFonts w:eastAsia="맑은 고딕"/>
+              </w:rPr>
+              <w:t>5항목 중 4항목 측정</w:t>
             </w:r>
           </w:p>
         </w:tc>
@@ -7594,18 +7270,15 @@
             </w:tcMar>
           </w:tcPr>
           <w:p>
-            <w:pPr>
-              <w:jc w:val="left"/>
-            </w:pPr>
-            <w:r>
-              <w:rPr>
-                <w:rFonts w:ascii="맑은 고딕" w:cs="맑은 고딕" w:eastAsia="맑은 고딕" w:hAnsi="맑은 고딕"/>
-                <w:b w:val="false"/>
-                <w:bCs w:val="false"/>
-                <w:sz w:val="18"/>
-                <w:szCs w:val="18"/>
-              </w:rPr>
-              <w:t xml:space="preserve">시범 운영 후 측정 예정</w:t>
+            <w:r/>
+            <w:r>
+              <w:rPr>
+                <w:rFonts w:ascii="맑은 고딕" w:hAnsi="맑은 고딕"/>
+                <w:b w:val="0"/>
+                <w:sz w:val="18"/>
+                <w:rFonts w:eastAsia="맑은 고딕"/>
+              </w:rPr>
+              <w:t>2026-08-20 실측(모바일·데스크톱 각 5회). LCP 는 데스크톱만 충족, CLS 는 간헐 발생</w:t>
             </w:r>
           </w:p>
         </w:tc>
@@ -7695,18 +7368,15 @@
             </w:tcMar>
           </w:tcPr>
           <w:p>
-            <w:pPr>
-              <w:jc w:val="center"/>
-            </w:pPr>
-            <w:r>
-              <w:rPr>
-                <w:rFonts w:ascii="맑은 고딕" w:cs="맑은 고딕" w:eastAsia="맑은 고딕" w:hAnsi="맑은 고딕"/>
-                <w:b w:val="false"/>
-                <w:bCs w:val="false"/>
-                <w:sz w:val="18"/>
-                <w:szCs w:val="18"/>
-              </w:rPr>
-              <w:t xml:space="preserve">[TBD]</w:t>
+            <w:r/>
+            <w:r>
+              <w:rPr>
+                <w:rFonts w:ascii="맑은 고딕" w:hAnsi="맑은 고딕"/>
+                <w:b w:val="0"/>
+                <w:sz w:val="18"/>
+                <w:rFonts w:eastAsia="맑은 고딕"/>
+              </w:rPr>
+              <w:t>1회</w:t>
             </w:r>
           </w:p>
         </w:tc>
@@ -7728,18 +7398,15 @@
             </w:tcMar>
           </w:tcPr>
           <w:p>
-            <w:pPr>
-              <w:jc w:val="left"/>
-            </w:pPr>
-            <w:r>
-              <w:rPr>
-                <w:rFonts w:ascii="맑은 고딕" w:cs="맑은 고딕" w:eastAsia="맑은 고딕" w:hAnsi="맑은 고딕"/>
-                <w:b w:val="false"/>
-                <w:bCs w:val="false"/>
-                <w:sz w:val="18"/>
-                <w:szCs w:val="18"/>
-              </w:rPr>
-              <w:t xml:space="preserve">실행 후 갱신 예정</w:t>
+            <w:r/>
+            <w:r>
+              <w:rPr>
+                <w:rFonts w:ascii="맑은 고딕" w:hAnsi="맑은 고딕"/>
+                <w:b w:val="0"/>
+                <w:sz w:val="18"/>
+                <w:rFonts w:eastAsia="맑은 고딕"/>
+              </w:rPr>
+              <w:t>Critical 0건 · High 1건 · Moderate 2건 (2026-08-19)</w:t>
             </w:r>
           </w:p>
         </w:tc>
@@ -7840,7 +7507,7 @@
                 <w:sz w:val="18"/>
                 <w:szCs w:val="18"/>
               </w:rPr>
-              <w:t xml:space="preserve">27/27 (100%)</w:t>
+              <w:t>27/27 (2026-04 수동 확인 기준)</w:t>
             </w:r>
           </w:p>
         </w:tc>
@@ -7898,7 +7565,7 @@
           <w:sz w:val="24"/>
           <w:szCs w:val="24"/>
         </w:rPr>
-        <w:t xml:space="preserve">5.2 자동화 테스트 미흡 영역</w:t>
+        <w:t>5.2 자동화 테스트 미흡 영역 (2026-04 지적 → 2026-08-19 해소 내역) (2026-04 지적 → 2026-08-19 해소 내역) (2026-04 지적 → 2026-08-19 해소 내역) (2026-04 지적 → 2026-08-19 해소 내역)</w:t>
       </w:r>
     </w:p>
     <w:p>
@@ -7916,7 +7583,7 @@
           <w:sz w:val="20"/>
           <w:szCs w:val="20"/>
         </w:rPr>
-        <w:t xml:space="preserve">Playwright E2E 스크립트 코드베이스 내 미포함 — 현재 수동 시나리오 기반 (e2e/ 디렉토리 추가 예정)</w:t>
+        <w:t>[해소됨 2026-08-19] Playwright E2E 스크립트 도입 완료 — 45개 파일 164건. 매 변경 시 스모크, 매일 밤 전체 실행.</w:t>
       </w:r>
     </w:p>
     <w:p>
@@ -7934,7 +7601,7 @@
           <w:sz w:val="20"/>
           <w:szCs w:val="20"/>
         </w:rPr>
-        <w:t xml:space="preserve">단위 테스트(Jest) 케이스 부재 — requireAdminAuth.test.ts 등 추가 필요</w:t>
+        <w:t>[해소됨 2026-08-19] 단위 테스트 110개 파일 1,002건 도입 완료(전건 통과).</w:t>
       </w:r>
     </w:p>
     <w:p>
@@ -7974,7 +7641,7 @@
           <w:sz w:val="24"/>
           <w:szCs w:val="24"/>
         </w:rPr>
-        <w:t xml:space="preserve">5.3 향후 추가 예정 테스트</w:t>
+        <w:t>5.3 테스트 자동화 진행 상황 (2026-08-19 기준)</w:t>
       </w:r>
     </w:p>
     <w:tbl>
@@ -8128,7 +7795,7 @@
                 <w:sz w:val="18"/>
                 <w:szCs w:val="18"/>
               </w:rPr>
-              <w:t xml:space="preserve">2026년 5월</w:t>
+              <w:t>완료 (2026-06~)</w:t>
             </w:r>
           </w:p>
         </w:tc>
@@ -8161,7 +7828,7 @@
                 <w:sz w:val="18"/>
                 <w:szCs w:val="18"/>
               </w:rPr>
-              <w:t xml:space="preserve">화상 내 번역 자막 E2E 테스트</w:t>
+              <w:t>화상 내 번역 자막(실서비스 가동) 축적</w:t>
             </w:r>
           </w:p>
         </w:tc>
@@ -8229,7 +7896,7 @@
                 <w:sz w:val="18"/>
                 <w:szCs w:val="18"/>
               </w:rPr>
-              <w:t xml:space="preserve">2026년 5월</w:t>
+              <w:t>완료 (2026-08)</w:t>
             </w:r>
           </w:p>
         </w:tc>
@@ -8262,7 +7929,7 @@
                 <w:sz w:val="18"/>
                 <w:szCs w:val="18"/>
               </w:rPr>
-              <w:t xml:space="preserve">requireAdminAuth 단위 테스트</w:t>
+              <w:t>requireAdminAuth 포함 단위 테스트 110개 파일 1,002건</w:t>
             </w:r>
           </w:p>
         </w:tc>
@@ -8330,7 +7997,7 @@
                 <w:sz w:val="18"/>
                 <w:szCs w:val="18"/>
               </w:rPr>
-              <w:t xml:space="preserve">2026년 6월</w:t>
+              <w:t>완료 (2026-07~)</w:t>
             </w:r>
           </w:p>
         </w:tc>
@@ -8363,7 +8030,7 @@
                 <w:sz w:val="18"/>
                 <w:szCs w:val="18"/>
               </w:rPr>
-              <w:t xml:space="preserve">Lighthouse CI 자동화</w:t>
+              <w:t>Lighthouse 야간 자동 감사 운영 중</w:t>
             </w:r>
           </w:p>
         </w:tc>
@@ -8431,7 +8098,7 @@
                 <w:sz w:val="18"/>
                 <w:szCs w:val="18"/>
               </w:rPr>
-              <w:t xml:space="preserve">2026년 6월</w:t>
+              <w:t>예정</w:t>
             </w:r>
           </w:p>
         </w:tc>
@@ -8464,7 +8131,7 @@
                 <w:sz w:val="18"/>
                 <w:szCs w:val="18"/>
               </w:rPr>
-              <w:t xml:space="preserve">부하 테스트 (100 동시 접속)</w:t>
+              <w:t>부하 테스트 (100 동시 접속) — 유치 확대 시점에 실시</w:t>
             </w:r>
           </w:p>
         </w:tc>
@@ -8532,7 +8199,7 @@
                 <w:sz w:val="18"/>
                 <w:szCs w:val="18"/>
               </w:rPr>
-              <w:t xml:space="preserve">2026년 7월</w:t>
+              <w:t>예정</w:t>
             </w:r>
           </w:p>
         </w:tc>
@@ -8565,7 +8232,7 @@
                 <w:sz w:val="18"/>
                 <w:szCs w:val="18"/>
               </w:rPr>
-              <w:t xml:space="preserve">외부 침투 테스트</w:t>
+              <w:t>외부 침투 테스트 — 외부 보안 전문가 의뢰</w:t>
             </w:r>
           </w:p>
         </w:tc>
@@ -9015,7 +8682,7 @@
                 <w:sz w:val="18"/>
                 <w:szCs w:val="18"/>
               </w:rPr>
-              <w:t xml:space="preserve">2026-04-30</w:t>
+              <w:t>2026-08-19</w:t>
             </w:r>
           </w:p>
         </w:tc>
@@ -9169,7 +8836,7 @@
           <w:sz w:val="28"/>
           <w:rFonts w:eastAsia="맑은 고딕"/>
         </w:rPr>
-        <w:t>부록. 현행 반영 (2026. 7. 27. 기준)</w:t>
+        <w:t>부록. 현행 반영</w:t>
       </w:r>
     </w:p>
     <w:p>
@@ -9177,10 +8844,10 @@
         <w:rPr>
           <w:rFonts w:ascii="맑은 고딕" w:hAnsi="맑은 고딕"/>
           <w:b w:val="0"/>
-          <w:sz w:val="20"/>
+          <w:sz w:val="18"/>
           <w:rFonts w:eastAsia="맑은 고딕"/>
         </w:rPr>
-        <w:t>본 부록은 문서 본문 작성 이후 변경된 사항을 현행 기준으로 반영한 것이다. 수치는 추정이 아니라 운영데이터베이스 정확 집계이며, 화면 경로는 실제 배포 코드 기준이다.</w:t>
+        <w:t>기준일 : 2026. 8. 19.</w:t>
       </w:r>
     </w:p>
     <w:p/>
@@ -9805,18 +9472,7 @@
           <w:sz w:val="24"/>
           <w:rFonts w:eastAsia="맑은 고딕"/>
         </w:rPr>
-        <w:t>4. 화면 경로 정정 내역</w:t>
-      </w:r>
-    </w:p>
-    <w:p>
-      <w:r>
-        <w:rPr>
-          <w:rFonts w:ascii="맑은 고딕" w:hAnsi="맑은 고딕"/>
-          <w:b w:val="0"/>
-          <w:sz w:val="18"/>
-          <w:rFonts w:eastAsia="맑은 고딕"/>
-        </w:rPr>
-        <w:t>본문에 남아 있던 옛 화면 안내는 아래 기준으로 현행에 맞게 정정하였다. 폐지된 경로는 혼동을 막기 위해 그대로 표기하지 않는다.</w:t>
+        <w:t>2. 화면 경로 정정 내역</w:t>
       </w:r>
     </w:p>
     <w:tbl>
@@ -10225,7 +9881,7 @@
           <w:sz w:val="24"/>
           <w:rFonts w:eastAsia="맑은 고딕"/>
         </w:rPr>
-        <w:t>5. 품질검증 현황</w:t>
+        <w:t>3. 품질검증 현황</w:t>
       </w:r>
     </w:p>
     <w:tbl>
@@ -10336,7 +9992,7 @@
                 <w:sz w:val="18"/>
                 <w:rFonts w:eastAsia="맑은 고딕"/>
               </w:rPr>
-              <w:t>82개 파일 / 748건</w:t>
+              <w:t>110개 파일 / 1002건</w:t>
             </w:r>
           </w:p>
         </w:tc>
@@ -10353,7 +10009,7 @@
                 <w:sz w:val="18"/>
                 <w:rFonts w:eastAsia="맑은 고딕"/>
               </w:rPr>
-              <w:t>전건 통과</w:t>
+              <w:t>전건 통과 (2026-08-19 실행, 15.8초)</w:t>
             </w:r>
           </w:p>
         </w:tc>
@@ -10389,7 +10045,7 @@
                 <w:sz w:val="18"/>
                 <w:rFonts w:eastAsia="맑은 고딕"/>
               </w:rPr>
-              <w:t>40개 파일 / 108건</w:t>
+              <w:t>45개 파일 / 164건</w:t>
             </w:r>
           </w:p>
         </w:tc>
@@ -10422,7 +10078,7 @@
           <w:sz w:val="24"/>
           <w:rFonts w:eastAsia="맑은 고딕"/>
         </w:rPr>
-        <w:t>6. 자동 검사 항목</w:t>
+        <w:t>4. 자동 검사 항목</w:t>
       </w:r>
     </w:p>
     <w:tbl>
@@ -10778,7 +10434,7 @@
           <w:sz w:val="24"/>
           <w:rFonts w:eastAsia="맑은 고딕"/>
         </w:rPr>
-        <w:t>9. 근거자료</w:t>
+        <w:t>5. 근거자료</w:t>
       </w:r>
     </w:p>
     <w:tbl>
@@ -11101,7 +10757,7 @@
                 <w:sz w:val="18"/>
                 <w:rFonts w:eastAsia="맑은 고딕"/>
               </w:rPr>
-              <w:t>운영데이터베이스 정확 집계(2026. 7. 27.)</w:t>
+              <w:t>운영데이터베이스 정확 집계(2026. 8. 19.)</w:t>
             </w:r>
           </w:p>
         </w:tc>

--- a/docs/government-project/08_테스트결과서.docx
+++ b/docs/government-project/08_테스트결과서.docx
@@ -7828,7 +7828,7 @@
                 <w:sz w:val="18"/>
                 <w:szCs w:val="18"/>
               </w:rPr>
-              <w:t>화상 내 번역 자막(실서비스 가동) 축적</w:t>
+              <w:t>화상 내 번역 자막 — 실서비스 가동, 통번역 3,542건 축적</w:t>
             </w:r>
           </w:p>
         </w:tc>

--- a/docs/government-project/08_테스트결과서.docx
+++ b/docs/government-project/08_테스트결과서.docx
@@ -10784,6 +10784,10 @@
     <w:sectPr>
       <w:headerReference w:type="default" r:id="rId7"/>
       <w:footerReference w:type="default" r:id="rId8"/>
+      <w:headerReference w:type="first" r:id="rId10"/>
+      <w:footerReference w:type="first" r:id="rId11"/>
+      <w:headerReference w:type="even" r:id="rId12"/>
+      <w:footerReference w:type="even" r:id="rId13"/>
       <w:pgSz w:w="11906" w:h="16838" w:orient="portrait"/>
       <w:pgMar w:top="1440" w:right="1440" w:bottom="1440" w:left="1800" w:header="708" w:footer="708" w:gutter="0"/>
       <w:pgNumType/>
@@ -10845,46 +10849,104 @@
     </w:pPr>
     <w:r>
       <w:rPr>
-        <w:rFonts w:ascii="맑은 고딕" w:cs="맑은 고딕" w:eastAsia="맑은 고딕" w:hAnsi="맑은 고딕"/>
-        <w:color w:val="666666"/>
+        <w:rFonts w:ascii="맑은 고딕" w:hAnsi="맑은 고딕"/>
+        <w:b w:val="0"/>
+        <w:color w:val="787878"/>
         <w:sz w:val="16"/>
-        <w:szCs w:val="16"/>
+        <w:rFonts w:eastAsia="맑은 고딕"/>
       </w:rPr>
-      <w:t xml:space="preserve">(주)본로이 | 기밀문서  |  </w:t>
+      <w:t xml:space="preserve">본로이  |  기밀문서, 무단 배포 금지     </w:t>
     </w:r>
     <w:r>
       <w:rPr>
-        <w:rFonts w:ascii="맑은 고딕" w:cs="맑은 고딕" w:eastAsia="맑은 고딕" w:hAnsi="맑은 고딕"/>
-        <w:color w:val="666666"/>
+        <w:rFonts w:ascii="맑은 고딕" w:hAnsi="맑은 고딕"/>
+        <w:b w:val="0"/>
+        <w:color w:val="787878"/>
         <w:sz w:val="16"/>
-        <w:szCs w:val="16"/>
+        <w:rFonts w:eastAsia="맑은 고딕"/>
       </w:rPr>
       <w:fldChar w:fldCharType="begin"/>
-      <w:instrText xml:space="preserve">PAGE</w:instrText>
-      <w:fldChar w:fldCharType="separate"/>
+    </w:r>
+    <w:r>
+      <w:rPr>
+        <w:rFonts w:ascii="맑은 고딕" w:hAnsi="맑은 고딕"/>
+        <w:b w:val="0"/>
+        <w:color w:val="787878"/>
+        <w:sz w:val="16"/>
+        <w:rFonts w:eastAsia="맑은 고딕"/>
+      </w:rPr>
+      <w:instrText xml:space="preserve"> PAGE </w:instrText>
+    </w:r>
+    <w:r>
+      <w:rPr>
+        <w:rFonts w:ascii="맑은 고딕" w:hAnsi="맑은 고딕"/>
+        <w:b w:val="0"/>
+        <w:color w:val="787878"/>
+        <w:sz w:val="16"/>
+        <w:rFonts w:eastAsia="맑은 고딕"/>
+      </w:rPr>
       <w:fldChar w:fldCharType="end"/>
     </w:r>
     <w:r>
       <w:rPr>
-        <w:rFonts w:ascii="맑은 고딕" w:cs="맑은 고딕" w:eastAsia="맑은 고딕" w:hAnsi="맑은 고딕"/>
-        <w:color w:val="666666"/>
+        <w:rFonts w:ascii="맑은 고딕" w:hAnsi="맑은 고딕"/>
+        <w:b w:val="0"/>
+        <w:color w:val="787878"/>
         <w:sz w:val="16"/>
-        <w:szCs w:val="16"/>
+        <w:rFonts w:eastAsia="맑은 고딕"/>
       </w:rPr>
       <w:t xml:space="preserve"> / </w:t>
     </w:r>
     <w:r>
       <w:rPr>
-        <w:rFonts w:ascii="맑은 고딕" w:cs="맑은 고딕" w:eastAsia="맑은 고딕" w:hAnsi="맑은 고딕"/>
-        <w:color w:val="666666"/>
+        <w:rFonts w:ascii="맑은 고딕" w:hAnsi="맑은 고딕"/>
+        <w:b w:val="0"/>
+        <w:color w:val="787878"/>
         <w:sz w:val="16"/>
-        <w:szCs w:val="16"/>
+        <w:rFonts w:eastAsia="맑은 고딕"/>
       </w:rPr>
       <w:fldChar w:fldCharType="begin"/>
-      <w:instrText xml:space="preserve">NUMPAGES</w:instrText>
-      <w:fldChar w:fldCharType="separate"/>
+    </w:r>
+    <w:r>
+      <w:rPr>
+        <w:rFonts w:ascii="맑은 고딕" w:hAnsi="맑은 고딕"/>
+        <w:b w:val="0"/>
+        <w:color w:val="787878"/>
+        <w:sz w:val="16"/>
+        <w:rFonts w:eastAsia="맑은 고딕"/>
+      </w:rPr>
+      <w:instrText xml:space="preserve"> NUMPAGES </w:instrText>
+    </w:r>
+    <w:r>
+      <w:rPr>
+        <w:rFonts w:ascii="맑은 고딕" w:hAnsi="맑은 고딕"/>
+        <w:b w:val="0"/>
+        <w:color w:val="787878"/>
+        <w:sz w:val="16"/>
+        <w:rFonts w:eastAsia="맑은 고딕"/>
+      </w:rPr>
       <w:fldChar w:fldCharType="end"/>
     </w:r>
+  </w:p>
+</w:ftr>
+</file>
+
+<file path=word/footer2.xml><?xml version="1.0" encoding="utf-8"?>
+<w:ftr xmlns:m="http://schemas.openxmlformats.org/officeDocument/2006/math" xmlns:mc="http://schemas.openxmlformats.org/markup-compatibility/2006" xmlns:mo="http://schemas.microsoft.com/office/mac/office/2008/main" xmlns:mv="urn:schemas-microsoft-com:mac:vml" xmlns:o="urn:schemas-microsoft-com:office:office" xmlns:r="http://schemas.openxmlformats.org/officeDocument/2006/relationships" xmlns:v="urn:schemas-microsoft-com:vml" xmlns:w10="urn:schemas-microsoft-com:office:word" xmlns:w14="http://schemas.microsoft.com/office/word/2010/wordml" xmlns:w="http://schemas.openxmlformats.org/wordprocessingml/2006/main" xmlns:wne="http://schemas.microsoft.com/office/word/2006/wordml" xmlns:wp14="http://schemas.microsoft.com/office/word/2010/wordprocessingDrawing" xmlns:wp="http://schemas.openxmlformats.org/drawingml/2006/wordprocessingDrawing" xmlns:wpc="http://schemas.microsoft.com/office/word/2010/wordprocessingCanvas" xmlns:wpg="http://schemas.microsoft.com/office/word/2010/wordprocessingGroup" xmlns:wpi="http://schemas.microsoft.com/office/word/2010/wordprocessingInk" xmlns:wps="http://schemas.microsoft.com/office/word/2010/wordprocessingShape" mc:Ignorable="w14 wp14">
+  <w:p>
+    <w:pPr>
+      <w:pStyle w:val="Footer"/>
+    </w:pPr>
+  </w:p>
+</w:ftr>
+</file>
+
+<file path=word/footer3.xml><?xml version="1.0" encoding="utf-8"?>
+<w:ftr xmlns:m="http://schemas.openxmlformats.org/officeDocument/2006/math" xmlns:mc="http://schemas.openxmlformats.org/markup-compatibility/2006" xmlns:mo="http://schemas.microsoft.com/office/mac/office/2008/main" xmlns:mv="urn:schemas-microsoft-com:mac:vml" xmlns:o="urn:schemas-microsoft-com:office:office" xmlns:r="http://schemas.openxmlformats.org/officeDocument/2006/relationships" xmlns:v="urn:schemas-microsoft-com:vml" xmlns:w10="urn:schemas-microsoft-com:office:word" xmlns:w14="http://schemas.microsoft.com/office/word/2010/wordml" xmlns:w="http://schemas.openxmlformats.org/wordprocessingml/2006/main" xmlns:wne="http://schemas.microsoft.com/office/word/2006/wordml" xmlns:wp14="http://schemas.microsoft.com/office/word/2010/wordprocessingDrawing" xmlns:wp="http://schemas.openxmlformats.org/drawingml/2006/wordprocessingDrawing" xmlns:wpc="http://schemas.microsoft.com/office/word/2010/wordprocessingCanvas" xmlns:wpg="http://schemas.microsoft.com/office/word/2010/wordprocessingGroup" xmlns:wpi="http://schemas.microsoft.com/office/word/2010/wordprocessingInk" xmlns:wps="http://schemas.microsoft.com/office/word/2010/wordprocessingShape" mc:Ignorable="w14 wp14">
+  <w:p>
+    <w:pPr>
+      <w:pStyle w:val="Footer"/>
+    </w:pPr>
   </w:p>
 </w:ftr>
 </file>
@@ -10943,6 +11005,26 @@
       </w:rPr>
       <w:t xml:space="preserve">HEALO 플랫폼 | 테스트 결과서</w:t>
     </w:r>
+  </w:p>
+</w:hdr>
+</file>
+
+<file path=word/header2.xml><?xml version="1.0" encoding="utf-8"?>
+<w:hdr xmlns:m="http://schemas.openxmlformats.org/officeDocument/2006/math" xmlns:mc="http://schemas.openxmlformats.org/markup-compatibility/2006" xmlns:mo="http://schemas.microsoft.com/office/mac/office/2008/main" xmlns:mv="urn:schemas-microsoft-com:mac:vml" xmlns:o="urn:schemas-microsoft-com:office:office" xmlns:r="http://schemas.openxmlformats.org/officeDocument/2006/relationships" xmlns:v="urn:schemas-microsoft-com:vml" xmlns:w10="urn:schemas-microsoft-com:office:word" xmlns:w14="http://schemas.microsoft.com/office/word/2010/wordml" xmlns:w="http://schemas.openxmlformats.org/wordprocessingml/2006/main" xmlns:wne="http://schemas.microsoft.com/office/word/2006/wordml" xmlns:wp14="http://schemas.microsoft.com/office/word/2010/wordprocessingDrawing" xmlns:wp="http://schemas.openxmlformats.org/drawingml/2006/wordprocessingDrawing" xmlns:wpc="http://schemas.microsoft.com/office/word/2010/wordprocessingCanvas" xmlns:wpg="http://schemas.microsoft.com/office/word/2010/wordprocessingGroup" xmlns:wpi="http://schemas.microsoft.com/office/word/2010/wordprocessingInk" xmlns:wps="http://schemas.microsoft.com/office/word/2010/wordprocessingShape" mc:Ignorable="w14 wp14">
+  <w:p>
+    <w:pPr>
+      <w:pStyle w:val="Header"/>
+    </w:pPr>
+  </w:p>
+</w:hdr>
+</file>
+
+<file path=word/header3.xml><?xml version="1.0" encoding="utf-8"?>
+<w:hdr xmlns:m="http://schemas.openxmlformats.org/officeDocument/2006/math" xmlns:mc="http://schemas.openxmlformats.org/markup-compatibility/2006" xmlns:mo="http://schemas.microsoft.com/office/mac/office/2008/main" xmlns:mv="urn:schemas-microsoft-com:mac:vml" xmlns:o="urn:schemas-microsoft-com:office:office" xmlns:r="http://schemas.openxmlformats.org/officeDocument/2006/relationships" xmlns:v="urn:schemas-microsoft-com:vml" xmlns:w10="urn:schemas-microsoft-com:office:word" xmlns:w14="http://schemas.microsoft.com/office/word/2010/wordml" xmlns:w="http://schemas.openxmlformats.org/wordprocessingml/2006/main" xmlns:wne="http://schemas.microsoft.com/office/word/2006/wordml" xmlns:wp14="http://schemas.microsoft.com/office/word/2010/wordprocessingDrawing" xmlns:wp="http://schemas.openxmlformats.org/drawingml/2006/wordprocessingDrawing" xmlns:wpc="http://schemas.microsoft.com/office/word/2010/wordprocessingCanvas" xmlns:wpg="http://schemas.microsoft.com/office/word/2010/wordprocessingGroup" xmlns:wpi="http://schemas.microsoft.com/office/word/2010/wordprocessingInk" xmlns:wps="http://schemas.microsoft.com/office/word/2010/wordprocessingShape" mc:Ignorable="w14 wp14">
+  <w:p>
+    <w:pPr>
+      <w:pStyle w:val="Header"/>
+    </w:pPr>
   </w:p>
 </w:hdr>
 </file>

--- a/docs/government-project/08_테스트결과서.docx
+++ b/docs/government-project/08_테스트결과서.docx
@@ -69,7 +69,7 @@
           <w:sz w:val="24"/>
           <w:szCs w:val="24"/>
         </w:rPr>
-        <w:t xml:space="preserve">Test Report — HEALO Platform</w:t>
+        <w:t>Test Report: HEALO Platform</w:t>
       </w:r>
     </w:p>
     <w:p>
@@ -964,7 +964,7 @@
           <w:sz w:val="20"/>
           <w:szCs w:val="20"/>
         </w:rPr>
-        <w:t>Playwright 기반 E2E 시나리오 — 현재 코드베이스 구현 기준 — 아래 표는 2026-04 시점 수동 확인 시나리오다. 2026-08-19 현재는 e2e 폴더에 자동화 스크립트 45개 파일 164건이 들어와 자동 실행된다.</w:t>
+        <w:t>Playwright 기반 E2E 시나리오: 현재 코드베이스 구현 기준: 아래 표는 2026-04 시점 수동 확인 시나리오다. 2026-08-19 현재는 e2e 폴더에 자동화 스크립트 45개 파일 164건이 들어와 자동 실행된다.</w:t>
       </w:r>
     </w:p>
     <w:p>
@@ -1587,7 +1587,7 @@
                 <w:sz w:val="18"/>
                 <w:szCs w:val="18"/>
               </w:rPr>
-              <w:t xml:space="preserve">RBAC — 환자 보호 라우트</w:t>
+              <w:t>RBAC: 환자 보호 라우트</w:t>
             </w:r>
           </w:p>
         </w:tc>
@@ -1719,7 +1719,7 @@
                 <w:sz w:val="18"/>
                 <w:szCs w:val="18"/>
               </w:rPr>
-              <w:t xml:space="preserve">RBAC — 관리자 라우트 보호</w:t>
+              <w:t>RBAC: 관리자 라우트 보호</w:t>
             </w:r>
           </w:p>
         </w:tc>
@@ -4223,7 +4223,7 @@
           <w:sz w:val="20"/>
           <w:szCs w:val="20"/>
         </w:rPr>
-        <w:t xml:space="preserve">파일 위치: src/lib/auth/requireAdminAuth.test.ts (예정 — 현재 수동 검증)</w:t>
+        <w:t>파일 위치: src/lib/auth/requireAdminAuth.test.ts (예정: 현재 수동 검증)</w:t>
       </w:r>
     </w:p>
     <w:p>
@@ -5011,7 +5011,7 @@
                 <w:sz w:val="18"/>
                 <w:szCs w:val="18"/>
               </w:rPr>
-              <w:t>인테이크 제출 후 DB 직접 조회 — 성명·이메일·전화 암호문 확인(2026-08-19 재확인: 이메일 109건·전화 22건 전건 암호문). 문의 본문·의료진 소견은 검색·번역 목적으로 평문 보관</w:t>
+              <w:t>인테이크 제출 후 DB 직접 조회: 성명·이메일·전화 암호문 확인(2026-08-19 재확인: 이메일 109건·전화 22건 전건 암호문). 문의 본문·의료진 소견은 검색·번역 목적으로 평문 보관</w:t>
             </w:r>
           </w:p>
         </w:tc>
@@ -7583,7 +7583,7 @@
           <w:sz w:val="20"/>
           <w:szCs w:val="20"/>
         </w:rPr>
-        <w:t>[해소됨 2026-08-19] Playwright E2E 스크립트 도입 완료 — 45개 파일 164건. 매 변경 시 스모크, 매일 밤 전체 실행.</w:t>
+        <w:t>[해소됨 2026-08-19] Playwright E2E 스크립트 도입 완료: 45개 파일 164건. 매 변경 시 스모크, 매일 밤 전체 실행.</w:t>
       </w:r>
     </w:p>
     <w:p>
@@ -7619,7 +7619,7 @@
           <w:sz w:val="20"/>
           <w:szCs w:val="20"/>
         </w:rPr>
-        <w:t xml:space="preserve">성능 자동화 — Lighthouse CI 파이프라인 미설정 (예정)</w:t>
+        <w:t>성능 자동화: Lighthouse CI 파이프라인 미설정 (예정)</w:t>
       </w:r>
     </w:p>
     <w:p>
@@ -7828,7 +7828,7 @@
                 <w:sz w:val="18"/>
                 <w:szCs w:val="18"/>
               </w:rPr>
-              <w:t>화상 내 번역 자막 — 실서비스 가동, 통번역 3,542건 축적</w:t>
+              <w:t>화상 내 번역 자막: 실서비스 가동, 통번역 3,542건 축적</w:t>
             </w:r>
           </w:p>
         </w:tc>
@@ -8131,7 +8131,7 @@
                 <w:sz w:val="18"/>
                 <w:szCs w:val="18"/>
               </w:rPr>
-              <w:t>부하 테스트 (100 동시 접속) — 유치 확대 시점에 실시</w:t>
+              <w:t>부하 테스트 (100 동시 접속): 유치 확대 시점에 실시</w:t>
             </w:r>
           </w:p>
         </w:tc>
@@ -8232,7 +8232,7 @@
                 <w:sz w:val="18"/>
                 <w:szCs w:val="18"/>
               </w:rPr>
-              <w:t>외부 침투 테스트 — 외부 보안 전문가 의뢰</w:t>
+              <w:t>외부 침투 테스트: 외부 보안 전문가 의뢰</w:t>
             </w:r>
           </w:p>
         </w:tc>

--- a/docs/government-project/08_테스트결과서.docx
+++ b/docs/government-project/08_테스트결과서.docx
@@ -69,7 +69,7 @@
           <w:sz w:val="24"/>
           <w:szCs w:val="24"/>
         </w:rPr>
-        <w:t xml:space="preserve">Test Report — HEALO Platform</w:t>
+        <w:t>Test Report: HEALO Platform</w:t>
       </w:r>
     </w:p>
     <w:p>
@@ -964,7 +964,7 @@
           <w:sz w:val="20"/>
           <w:szCs w:val="20"/>
         </w:rPr>
-        <w:t>Playwright 기반 E2E 시나리오 — 현재 코드베이스 구현 기준 — 아래 표는 2026-04 시점 수동 확인 시나리오다. 2026-08-19 현재는 e2e 폴더에 자동화 스크립트 45개 파일 164건이 들어와 자동 실행된다.</w:t>
+        <w:t>Playwright 기반 E2E 시나리오: 현재 코드베이스 구현 기준: 아래 표는 2026-04 시점 수동 확인 시나리오다. 2026-08-19 현재는 e2e 폴더에 자동화 스크립트 45개 파일 164건이 들어와 자동 실행된다.</w:t>
       </w:r>
     </w:p>
     <w:p>
@@ -1587,7 +1587,7 @@
                 <w:sz w:val="18"/>
                 <w:szCs w:val="18"/>
               </w:rPr>
-              <w:t xml:space="preserve">RBAC — 환자 보호 라우트</w:t>
+              <w:t>RBAC: 환자 보호 라우트</w:t>
             </w:r>
           </w:p>
         </w:tc>
@@ -1719,7 +1719,7 @@
                 <w:sz w:val="18"/>
                 <w:szCs w:val="18"/>
               </w:rPr>
-              <w:t xml:space="preserve">RBAC — 관리자 라우트 보호</w:t>
+              <w:t>RBAC: 관리자 라우트 보호</w:t>
             </w:r>
           </w:p>
         </w:tc>
@@ -4223,7 +4223,7 @@
           <w:sz w:val="20"/>
           <w:szCs w:val="20"/>
         </w:rPr>
-        <w:t xml:space="preserve">파일 위치: src/lib/auth/requireAdminAuth.test.ts (예정 — 현재 수동 검증)</w:t>
+        <w:t>파일 위치: src/lib/auth/requireAdminAuth.test.ts (예정: 현재 수동 검증)</w:t>
       </w:r>
     </w:p>
     <w:p>
@@ -5011,7 +5011,7 @@
                 <w:sz w:val="18"/>
                 <w:szCs w:val="18"/>
               </w:rPr>
-              <w:t>인테이크 제출 후 DB 직접 조회 — 성명·이메일·전화 암호문 확인(2026-08-19 재확인: 이메일 109건·전화 22건 전건 암호문). 문의 본문·의료진 소견은 검색·번역 목적으로 평문 보관</w:t>
+              <w:t>인테이크 제출 후 DB 직접 조회: 성명·이메일·전화 암호문 확인(2026-08-19 재확인: 이메일 109건·전화 22건 전건 암호문). 문의 본문·의료진 소견은 검색·번역 목적으로 평문 보관</w:t>
             </w:r>
           </w:p>
         </w:tc>
@@ -7583,7 +7583,7 @@
           <w:sz w:val="20"/>
           <w:szCs w:val="20"/>
         </w:rPr>
-        <w:t>[해소됨 2026-08-19] Playwright E2E 스크립트 도입 완료 — 45개 파일 164건. 매 변경 시 스모크, 매일 밤 전체 실행.</w:t>
+        <w:t>[해소됨 2026-08-19] Playwright E2E 스크립트 도입 완료: 45개 파일 164건. 매 변경 시 스모크, 매일 밤 전체 실행.</w:t>
       </w:r>
     </w:p>
     <w:p>
@@ -7619,7 +7619,7 @@
           <w:sz w:val="20"/>
           <w:szCs w:val="20"/>
         </w:rPr>
-        <w:t xml:space="preserve">성능 자동화 — Lighthouse CI 파이프라인 미설정 (예정)</w:t>
+        <w:t>성능 자동화: Lighthouse CI 파이프라인 미설정 (예정)</w:t>
       </w:r>
     </w:p>
     <w:p>
@@ -7828,7 +7828,7 @@
                 <w:sz w:val="18"/>
                 <w:szCs w:val="18"/>
               </w:rPr>
-              <w:t>화상 내 번역 자막 — 실서비스 가동, 통번역 3,542건 축적</w:t>
+              <w:t>화상 내 번역 자막: 실서비스 가동, 통번역 3,542건 축적</w:t>
             </w:r>
           </w:p>
         </w:tc>
@@ -8131,7 +8131,7 @@
                 <w:sz w:val="18"/>
                 <w:szCs w:val="18"/>
               </w:rPr>
-              <w:t>부하 테스트 (100 동시 접속) — 유치 확대 시점에 실시</w:t>
+              <w:t>부하 테스트 (100 동시 접속): 유치 확대 시점에 실시</w:t>
             </w:r>
           </w:p>
         </w:tc>
@@ -8232,7 +8232,7 @@
                 <w:sz w:val="18"/>
                 <w:szCs w:val="18"/>
               </w:rPr>
-              <w:t>외부 침투 테스트 — 외부 보안 전문가 의뢰</w:t>
+              <w:t>외부 침투 테스트: 외부 보안 전문가 의뢰</w:t>
             </w:r>
           </w:p>
         </w:tc>
@@ -10784,6 +10784,10 @@
     <w:sectPr>
       <w:headerReference w:type="default" r:id="rId7"/>
       <w:footerReference w:type="default" r:id="rId8"/>
+      <w:headerReference w:type="first" r:id="rId10"/>
+      <w:footerReference w:type="first" r:id="rId11"/>
+      <w:headerReference w:type="even" r:id="rId12"/>
+      <w:footerReference w:type="even" r:id="rId13"/>
       <w:pgSz w:w="11906" w:h="16838" w:orient="portrait"/>
       <w:pgMar w:top="1440" w:right="1440" w:bottom="1440" w:left="1800" w:header="708" w:footer="708" w:gutter="0"/>
       <w:pgNumType/>
@@ -10845,46 +10849,104 @@
     </w:pPr>
     <w:r>
       <w:rPr>
-        <w:rFonts w:ascii="맑은 고딕" w:cs="맑은 고딕" w:eastAsia="맑은 고딕" w:hAnsi="맑은 고딕"/>
-        <w:color w:val="666666"/>
+        <w:rFonts w:ascii="맑은 고딕" w:hAnsi="맑은 고딕"/>
+        <w:b w:val="0"/>
+        <w:color w:val="787878"/>
         <w:sz w:val="16"/>
-        <w:szCs w:val="16"/>
+        <w:rFonts w:eastAsia="맑은 고딕"/>
       </w:rPr>
-      <w:t xml:space="preserve">(주)본로이 | 기밀문서  |  </w:t>
+      <w:t xml:space="preserve">본로이  |  기밀문서, 무단 배포 금지     </w:t>
     </w:r>
     <w:r>
       <w:rPr>
-        <w:rFonts w:ascii="맑은 고딕" w:cs="맑은 고딕" w:eastAsia="맑은 고딕" w:hAnsi="맑은 고딕"/>
-        <w:color w:val="666666"/>
+        <w:rFonts w:ascii="맑은 고딕" w:hAnsi="맑은 고딕"/>
+        <w:b w:val="0"/>
+        <w:color w:val="787878"/>
         <w:sz w:val="16"/>
-        <w:szCs w:val="16"/>
+        <w:rFonts w:eastAsia="맑은 고딕"/>
       </w:rPr>
       <w:fldChar w:fldCharType="begin"/>
-      <w:instrText xml:space="preserve">PAGE</w:instrText>
-      <w:fldChar w:fldCharType="separate"/>
+    </w:r>
+    <w:r>
+      <w:rPr>
+        <w:rFonts w:ascii="맑은 고딕" w:hAnsi="맑은 고딕"/>
+        <w:b w:val="0"/>
+        <w:color w:val="787878"/>
+        <w:sz w:val="16"/>
+        <w:rFonts w:eastAsia="맑은 고딕"/>
+      </w:rPr>
+      <w:instrText xml:space="preserve"> PAGE </w:instrText>
+    </w:r>
+    <w:r>
+      <w:rPr>
+        <w:rFonts w:ascii="맑은 고딕" w:hAnsi="맑은 고딕"/>
+        <w:b w:val="0"/>
+        <w:color w:val="787878"/>
+        <w:sz w:val="16"/>
+        <w:rFonts w:eastAsia="맑은 고딕"/>
+      </w:rPr>
       <w:fldChar w:fldCharType="end"/>
     </w:r>
     <w:r>
       <w:rPr>
-        <w:rFonts w:ascii="맑은 고딕" w:cs="맑은 고딕" w:eastAsia="맑은 고딕" w:hAnsi="맑은 고딕"/>
-        <w:color w:val="666666"/>
+        <w:rFonts w:ascii="맑은 고딕" w:hAnsi="맑은 고딕"/>
+        <w:b w:val="0"/>
+        <w:color w:val="787878"/>
         <w:sz w:val="16"/>
-        <w:szCs w:val="16"/>
+        <w:rFonts w:eastAsia="맑은 고딕"/>
       </w:rPr>
       <w:t xml:space="preserve"> / </w:t>
     </w:r>
     <w:r>
       <w:rPr>
-        <w:rFonts w:ascii="맑은 고딕" w:cs="맑은 고딕" w:eastAsia="맑은 고딕" w:hAnsi="맑은 고딕"/>
-        <w:color w:val="666666"/>
+        <w:rFonts w:ascii="맑은 고딕" w:hAnsi="맑은 고딕"/>
+        <w:b w:val="0"/>
+        <w:color w:val="787878"/>
         <w:sz w:val="16"/>
-        <w:szCs w:val="16"/>
+        <w:rFonts w:eastAsia="맑은 고딕"/>
       </w:rPr>
       <w:fldChar w:fldCharType="begin"/>
-      <w:instrText xml:space="preserve">NUMPAGES</w:instrText>
-      <w:fldChar w:fldCharType="separate"/>
+    </w:r>
+    <w:r>
+      <w:rPr>
+        <w:rFonts w:ascii="맑은 고딕" w:hAnsi="맑은 고딕"/>
+        <w:b w:val="0"/>
+        <w:color w:val="787878"/>
+        <w:sz w:val="16"/>
+        <w:rFonts w:eastAsia="맑은 고딕"/>
+      </w:rPr>
+      <w:instrText xml:space="preserve"> NUMPAGES </w:instrText>
+    </w:r>
+    <w:r>
+      <w:rPr>
+        <w:rFonts w:ascii="맑은 고딕" w:hAnsi="맑은 고딕"/>
+        <w:b w:val="0"/>
+        <w:color w:val="787878"/>
+        <w:sz w:val="16"/>
+        <w:rFonts w:eastAsia="맑은 고딕"/>
+      </w:rPr>
       <w:fldChar w:fldCharType="end"/>
     </w:r>
+  </w:p>
+</w:ftr>
+</file>
+
+<file path=word/footer2.xml><?xml version="1.0" encoding="utf-8"?>
+<w:ftr xmlns:m="http://schemas.openxmlformats.org/officeDocument/2006/math" xmlns:mc="http://schemas.openxmlformats.org/markup-compatibility/2006" xmlns:mo="http://schemas.microsoft.com/office/mac/office/2008/main" xmlns:mv="urn:schemas-microsoft-com:mac:vml" xmlns:o="urn:schemas-microsoft-com:office:office" xmlns:r="http://schemas.openxmlformats.org/officeDocument/2006/relationships" xmlns:v="urn:schemas-microsoft-com:vml" xmlns:w10="urn:schemas-microsoft-com:office:word" xmlns:w14="http://schemas.microsoft.com/office/word/2010/wordml" xmlns:w="http://schemas.openxmlformats.org/wordprocessingml/2006/main" xmlns:wne="http://schemas.microsoft.com/office/word/2006/wordml" xmlns:wp14="http://schemas.microsoft.com/office/word/2010/wordprocessingDrawing" xmlns:wp="http://schemas.openxmlformats.org/drawingml/2006/wordprocessingDrawing" xmlns:wpc="http://schemas.microsoft.com/office/word/2010/wordprocessingCanvas" xmlns:wpg="http://schemas.microsoft.com/office/word/2010/wordprocessingGroup" xmlns:wpi="http://schemas.microsoft.com/office/word/2010/wordprocessingInk" xmlns:wps="http://schemas.microsoft.com/office/word/2010/wordprocessingShape" mc:Ignorable="w14 wp14">
+  <w:p>
+    <w:pPr>
+      <w:pStyle w:val="Footer"/>
+    </w:pPr>
+  </w:p>
+</w:ftr>
+</file>
+
+<file path=word/footer3.xml><?xml version="1.0" encoding="utf-8"?>
+<w:ftr xmlns:m="http://schemas.openxmlformats.org/officeDocument/2006/math" xmlns:mc="http://schemas.openxmlformats.org/markup-compatibility/2006" xmlns:mo="http://schemas.microsoft.com/office/mac/office/2008/main" xmlns:mv="urn:schemas-microsoft-com:mac:vml" xmlns:o="urn:schemas-microsoft-com:office:office" xmlns:r="http://schemas.openxmlformats.org/officeDocument/2006/relationships" xmlns:v="urn:schemas-microsoft-com:vml" xmlns:w10="urn:schemas-microsoft-com:office:word" xmlns:w14="http://schemas.microsoft.com/office/word/2010/wordml" xmlns:w="http://schemas.openxmlformats.org/wordprocessingml/2006/main" xmlns:wne="http://schemas.microsoft.com/office/word/2006/wordml" xmlns:wp14="http://schemas.microsoft.com/office/word/2010/wordprocessingDrawing" xmlns:wp="http://schemas.openxmlformats.org/drawingml/2006/wordprocessingDrawing" xmlns:wpc="http://schemas.microsoft.com/office/word/2010/wordprocessingCanvas" xmlns:wpg="http://schemas.microsoft.com/office/word/2010/wordprocessingGroup" xmlns:wpi="http://schemas.microsoft.com/office/word/2010/wordprocessingInk" xmlns:wps="http://schemas.microsoft.com/office/word/2010/wordprocessingShape" mc:Ignorable="w14 wp14">
+  <w:p>
+    <w:pPr>
+      <w:pStyle w:val="Footer"/>
+    </w:pPr>
   </w:p>
 </w:ftr>
 </file>
@@ -10943,6 +11005,26 @@
       </w:rPr>
       <w:t xml:space="preserve">HEALO 플랫폼 | 테스트 결과서</w:t>
     </w:r>
+  </w:p>
+</w:hdr>
+</file>
+
+<file path=word/header2.xml><?xml version="1.0" encoding="utf-8"?>
+<w:hdr xmlns:m="http://schemas.openxmlformats.org/officeDocument/2006/math" xmlns:mc="http://schemas.openxmlformats.org/markup-compatibility/2006" xmlns:mo="http://schemas.microsoft.com/office/mac/office/2008/main" xmlns:mv="urn:schemas-microsoft-com:mac:vml" xmlns:o="urn:schemas-microsoft-com:office:office" xmlns:r="http://schemas.openxmlformats.org/officeDocument/2006/relationships" xmlns:v="urn:schemas-microsoft-com:vml" xmlns:w10="urn:schemas-microsoft-com:office:word" xmlns:w14="http://schemas.microsoft.com/office/word/2010/wordml" xmlns:w="http://schemas.openxmlformats.org/wordprocessingml/2006/main" xmlns:wne="http://schemas.microsoft.com/office/word/2006/wordml" xmlns:wp14="http://schemas.microsoft.com/office/word/2010/wordprocessingDrawing" xmlns:wp="http://schemas.openxmlformats.org/drawingml/2006/wordprocessingDrawing" xmlns:wpc="http://schemas.microsoft.com/office/word/2010/wordprocessingCanvas" xmlns:wpg="http://schemas.microsoft.com/office/word/2010/wordprocessingGroup" xmlns:wpi="http://schemas.microsoft.com/office/word/2010/wordprocessingInk" xmlns:wps="http://schemas.microsoft.com/office/word/2010/wordprocessingShape" mc:Ignorable="w14 wp14">
+  <w:p>
+    <w:pPr>
+      <w:pStyle w:val="Header"/>
+    </w:pPr>
+  </w:p>
+</w:hdr>
+</file>
+
+<file path=word/header3.xml><?xml version="1.0" encoding="utf-8"?>
+<w:hdr xmlns:m="http://schemas.openxmlformats.org/officeDocument/2006/math" xmlns:mc="http://schemas.openxmlformats.org/markup-compatibility/2006" xmlns:mo="http://schemas.microsoft.com/office/mac/office/2008/main" xmlns:mv="urn:schemas-microsoft-com:mac:vml" xmlns:o="urn:schemas-microsoft-com:office:office" xmlns:r="http://schemas.openxmlformats.org/officeDocument/2006/relationships" xmlns:v="urn:schemas-microsoft-com:vml" xmlns:w10="urn:schemas-microsoft-com:office:word" xmlns:w14="http://schemas.microsoft.com/office/word/2010/wordml" xmlns:w="http://schemas.openxmlformats.org/wordprocessingml/2006/main" xmlns:wne="http://schemas.microsoft.com/office/word/2006/wordml" xmlns:wp14="http://schemas.microsoft.com/office/word/2010/wordprocessingDrawing" xmlns:wp="http://schemas.openxmlformats.org/drawingml/2006/wordprocessingDrawing" xmlns:wpc="http://schemas.microsoft.com/office/word/2010/wordprocessingCanvas" xmlns:wpg="http://schemas.microsoft.com/office/word/2010/wordprocessingGroup" xmlns:wpi="http://schemas.microsoft.com/office/word/2010/wordprocessingInk" xmlns:wps="http://schemas.microsoft.com/office/word/2010/wordprocessingShape" mc:Ignorable="w14 wp14">
+  <w:p>
+    <w:pPr>
+      <w:pStyle w:val="Header"/>
+    </w:pPr>
   </w:p>
 </w:hdr>
 </file>

--- a/docs/government-project/08_테스트결과서.docx
+++ b/docs/government-project/08_테스트결과서.docx
@@ -8847,7 +8847,7 @@
           <w:sz w:val="18"/>
           <w:rFonts w:eastAsia="맑은 고딕"/>
         </w:rPr>
-        <w:t>기준일 : 2026. 8. 19.</w:t>
+        <w:t>기준일 : 2026. 8. 20.</w:t>
       </w:r>
     </w:p>
     <w:p/>
@@ -10757,7 +10757,7 @@
                 <w:sz w:val="18"/>
                 <w:rFonts w:eastAsia="맑은 고딕"/>
               </w:rPr>
-              <w:t>운영데이터베이스 정확 집계(2026. 8. 19.)</w:t>
+              <w:t>운영데이터베이스 정확 집계(2026. 8. 20.)</w:t>
             </w:r>
           </w:p>
         </w:tc>

--- a/docs/government-project/08_테스트결과서.docx
+++ b/docs/government-project/08_테스트결과서.docx
@@ -112,6 +112,7 @@
           </w:tcPr>
           <w:p>
             <w:pPr>
+              <w:keepNext/>
               <w:jc w:val="right"/>
             </w:pPr>
             <w:r>
@@ -138,13 +139,16 @@
             </w:tcBorders>
           </w:tcPr>
           <w:p>
+            <w:pPr>
+              <w:keepNext/>
+            </w:pPr>
             <w:r>
               <w:rPr>
                 <w:rFonts w:ascii="맑은 고딕" w:cs="맑은 고딕" w:eastAsia="맑은 고딕" w:hAnsi="맑은 고딕"/>
                 <w:sz w:val="20"/>
                 <w:szCs w:val="20"/>
               </w:rPr>
-              <w:t>2026년 8월 19일</w:t>
+              <w:t>2026년 8월 20일</w:t>
             </w:r>
           </w:p>
         </w:tc>
@@ -194,7 +198,7 @@
                 <w:sz w:val="20"/>
                 <w:szCs w:val="20"/>
               </w:rPr>
-              <w:t xml:space="preserve">Vercel Preview + Supabase Staging</w:t>
+              <w:t>로컬 개발 서버 + 운영 Supabase (별도 Staging DB 없음)</w:t>
             </w:r>
           </w:p>
         </w:tc>
@@ -221,13 +225,9 @@
       </w:r>
     </w:p>
     <w:p>
-      <w:r>
-        <w:br w:type="page"/>
-      </w:r>
-    </w:p>
-    <w:p>
       <w:pPr>
         <w:pStyle w:val="Heading1"/>
+        <w:pageBreakBefore/>
         <w:spacing w:after="120" w:before="360"/>
       </w:pPr>
       <w:r>
@@ -314,6 +314,7 @@
           </w:tcPr>
           <w:p>
             <w:pPr>
+              <w:keepNext/>
               <w:jc w:val="center"/>
             </w:pPr>
             <w:r>
@@ -348,6 +349,7 @@
           </w:tcPr>
           <w:p>
             <w:pPr>
+              <w:keepNext/>
               <w:jc w:val="center"/>
             </w:pPr>
             <w:r>
@@ -382,6 +384,7 @@
           </w:tcPr>
           <w:p>
             <w:pPr>
+              <w:keepNext/>
               <w:jc w:val="center"/>
             </w:pPr>
             <w:r>
@@ -418,6 +421,7 @@
           </w:tcPr>
           <w:p>
             <w:pPr>
+              <w:keepNext/>
               <w:jc w:val="left"/>
             </w:pPr>
             <w:r>
@@ -451,17 +455,18 @@
           </w:tcPr>
           <w:p>
             <w:pPr>
-              <w:jc w:val="left"/>
-            </w:pPr>
-            <w:r>
-              <w:rPr>
-                <w:rFonts w:ascii="맑은 고딕" w:cs="맑은 고딕" w:eastAsia="맑은 고딕" w:hAnsi="맑은 고딕"/>
-                <w:b w:val="false"/>
-                <w:bCs w:val="false"/>
-                <w:sz w:val="18"/>
-                <w:szCs w:val="18"/>
-              </w:rPr>
-              <w:t xml:space="preserve">Jest / Vitest</w:t>
+              <w:keepNext/>
+              <w:jc w:val="left"/>
+            </w:pPr>
+            <w:r>
+              <w:rPr>
+                <w:rFonts w:ascii="맑은 고딕" w:cs="맑은 고딕" w:eastAsia="맑은 고딕" w:hAnsi="맑은 고딕"/>
+                <w:b w:val="false"/>
+                <w:bCs w:val="false"/>
+                <w:sz w:val="18"/>
+                <w:szCs w:val="18"/>
+              </w:rPr>
+              <w:t>Vitest</w:t>
             </w:r>
           </w:p>
         </w:tc>
@@ -484,6 +489,7 @@
           </w:tcPr>
           <w:p>
             <w:pPr>
+              <w:keepNext/>
               <w:jc w:val="left"/>
             </w:pPr>
             <w:r>
@@ -519,6 +525,7 @@
           </w:tcPr>
           <w:p>
             <w:pPr>
+              <w:keepNext/>
               <w:jc w:val="left"/>
             </w:pPr>
             <w:r>
@@ -552,17 +559,18 @@
           </w:tcPr>
           <w:p>
             <w:pPr>
-              <w:jc w:val="left"/>
-            </w:pPr>
-            <w:r>
-              <w:rPr>
-                <w:rFonts w:ascii="맑은 고딕" w:cs="맑은 고딕" w:eastAsia="맑은 고딕" w:hAnsi="맑은 고딕"/>
-                <w:b w:val="false"/>
-                <w:bCs w:val="false"/>
-                <w:sz w:val="18"/>
-                <w:szCs w:val="18"/>
-              </w:rPr>
-              <w:t xml:space="preserve">Jest + Supabase Test</w:t>
+              <w:keepNext/>
+              <w:jc w:val="left"/>
+            </w:pPr>
+            <w:r>
+              <w:rPr>
+                <w:rFonts w:ascii="맑은 고딕" w:cs="맑은 고딕" w:eastAsia="맑은 고딕" w:hAnsi="맑은 고딕"/>
+                <w:b w:val="false"/>
+                <w:bCs w:val="false"/>
+                <w:sz w:val="18"/>
+                <w:szCs w:val="18"/>
+              </w:rPr>
+              <w:t>Vitest + 운영 Supabase</w:t>
             </w:r>
           </w:p>
         </w:tc>
@@ -585,6 +593,7 @@
           </w:tcPr>
           <w:p>
             <w:pPr>
+              <w:keepNext/>
               <w:jc w:val="left"/>
             </w:pPr>
             <w:r>
@@ -620,6 +629,7 @@
           </w:tcPr>
           <w:p>
             <w:pPr>
+              <w:keepNext/>
               <w:jc w:val="left"/>
             </w:pPr>
             <w:r>
@@ -653,6 +663,7 @@
           </w:tcPr>
           <w:p>
             <w:pPr>
+              <w:keepNext/>
               <w:jc w:val="left"/>
             </w:pPr>
             <w:r>
@@ -686,6 +697,7 @@
           </w:tcPr>
           <w:p>
             <w:pPr>
+              <w:keepNext/>
               <w:jc w:val="left"/>
             </w:pPr>
             <w:r>
@@ -916,13 +928,9 @@
       </w:r>
     </w:p>
     <w:p>
-      <w:r>
-        <w:br w:type="page"/>
-      </w:r>
-    </w:p>
-    <w:p>
       <w:pPr>
         <w:pStyle w:val="Heading1"/>
+        <w:pageBreakBefore/>
         <w:spacing w:after="120" w:before="360"/>
       </w:pPr>
       <w:r>
@@ -993,7 +1001,7 @@
       <w:tr>
         <w:tc>
           <w:tcPr>
-            <w:tcW w:type="dxa" w:w="600"/>
+            <w:tcW w:type="dxa" w:w="1440"/>
             <w:tcBorders>
               <w:top w:val="single" w:color="CCCCCC" w:sz="1"/>
               <w:left w:val="single" w:color="CCCCCC" w:sz="1"/>
@@ -1010,6 +1018,7 @@
           </w:tcPr>
           <w:p>
             <w:pPr>
+              <w:keepNext/>
               <w:jc w:val="center"/>
             </w:pPr>
             <w:r>
@@ -1044,6 +1053,7 @@
           </w:tcPr>
           <w:p>
             <w:pPr>
+              <w:keepNext/>
               <w:jc w:val="center"/>
             </w:pPr>
             <w:r>
@@ -1061,7 +1071,7 @@
         </w:tc>
         <w:tc>
           <w:tcPr>
-            <w:tcW w:type="dxa" w:w="3906"/>
+            <w:tcW w:type="dxa" w:w="3066"/>
             <w:tcBorders>
               <w:top w:val="single" w:color="CCCCCC" w:sz="1"/>
               <w:left w:val="single" w:color="CCCCCC" w:sz="1"/>
@@ -1078,6 +1088,7 @@
           </w:tcPr>
           <w:p>
             <w:pPr>
+              <w:keepNext/>
               <w:jc w:val="center"/>
             </w:pPr>
             <w:r>
@@ -1112,6 +1123,7 @@
           </w:tcPr>
           <w:p>
             <w:pPr>
+              <w:keepNext/>
               <w:jc w:val="center"/>
             </w:pPr>
             <w:r>
@@ -1131,23 +1143,24 @@
       <w:tr>
         <w:tc>
           <w:tcPr>
-            <w:tcW w:type="dxa" w:w="600"/>
-            <w:tcBorders>
-              <w:top w:val="single" w:color="CCCCCC" w:sz="1"/>
-              <w:left w:val="single" w:color="CCCCCC" w:sz="1"/>
-              <w:bottom w:val="single" w:color="CCCCCC" w:sz="1"/>
-              <w:right w:val="single" w:color="CCCCCC" w:sz="1"/>
-            </w:tcBorders>
-            <w:shd w:fill="FFFFFF" w:val="clear"/>
-            <w:tcMar>
-              <w:top w:type="dxa" w:w="80"/>
-              <w:left w:type="dxa" w:w="120"/>
-              <w:bottom w:type="dxa" w:w="80"/>
-              <w:right w:type="dxa" w:w="120"/>
-            </w:tcMar>
-          </w:tcPr>
-          <w:p>
-            <w:pPr>
+            <w:tcW w:type="dxa" w:w="1440"/>
+            <w:tcBorders>
+              <w:top w:val="single" w:color="CCCCCC" w:sz="1"/>
+              <w:left w:val="single" w:color="CCCCCC" w:sz="1"/>
+              <w:bottom w:val="single" w:color="CCCCCC" w:sz="1"/>
+              <w:right w:val="single" w:color="CCCCCC" w:sz="1"/>
+            </w:tcBorders>
+            <w:shd w:fill="FFFFFF" w:val="clear"/>
+            <w:tcMar>
+              <w:top w:type="dxa" w:w="80"/>
+              <w:left w:type="dxa" w:w="120"/>
+              <w:bottom w:type="dxa" w:w="80"/>
+              <w:right w:type="dxa" w:w="120"/>
+            </w:tcMar>
+          </w:tcPr>
+          <w:p>
+            <w:pPr>
+              <w:keepNext/>
               <w:jc w:val="left"/>
             </w:pPr>
             <w:r>
@@ -1181,6 +1194,7 @@
           </w:tcPr>
           <w:p>
             <w:pPr>
+              <w:keepNext/>
               <w:jc w:val="left"/>
             </w:pPr>
             <w:r>
@@ -1197,23 +1211,24 @@
         </w:tc>
         <w:tc>
           <w:tcPr>
-            <w:tcW w:type="dxa" w:w="3906"/>
-            <w:tcBorders>
-              <w:top w:val="single" w:color="CCCCCC" w:sz="1"/>
-              <w:left w:val="single" w:color="CCCCCC" w:sz="1"/>
-              <w:bottom w:val="single" w:color="CCCCCC" w:sz="1"/>
-              <w:right w:val="single" w:color="CCCCCC" w:sz="1"/>
-            </w:tcBorders>
-            <w:shd w:fill="FFFFFF" w:val="clear"/>
-            <w:tcMar>
-              <w:top w:type="dxa" w:w="80"/>
-              <w:left w:type="dxa" w:w="120"/>
-              <w:bottom w:type="dxa" w:w="80"/>
-              <w:right w:type="dxa" w:w="120"/>
-            </w:tcMar>
-          </w:tcPr>
-          <w:p>
-            <w:pPr>
+            <w:tcW w:type="dxa" w:w="3066"/>
+            <w:tcBorders>
+              <w:top w:val="single" w:color="CCCCCC" w:sz="1"/>
+              <w:left w:val="single" w:color="CCCCCC" w:sz="1"/>
+              <w:bottom w:val="single" w:color="CCCCCC" w:sz="1"/>
+              <w:right w:val="single" w:color="CCCCCC" w:sz="1"/>
+            </w:tcBorders>
+            <w:shd w:fill="FFFFFF" w:val="clear"/>
+            <w:tcMar>
+              <w:top w:type="dxa" w:w="80"/>
+              <w:left w:type="dxa" w:w="120"/>
+              <w:bottom w:type="dxa" w:w="80"/>
+              <w:right w:type="dxa" w:w="120"/>
+            </w:tcMar>
+          </w:tcPr>
+          <w:p>
+            <w:pPr>
+              <w:keepNext/>
               <w:jc w:val="left"/>
             </w:pPr>
             <w:r>
@@ -1247,6 +1262,7 @@
           </w:tcPr>
           <w:p>
             <w:pPr>
+              <w:keepNext/>
               <w:jc w:val="center"/>
             </w:pPr>
             <w:r>
@@ -1263,23 +1279,24 @@
       <w:tr>
         <w:tc>
           <w:tcPr>
-            <w:tcW w:type="dxa" w:w="600"/>
-            <w:tcBorders>
-              <w:top w:val="single" w:color="CCCCCC" w:sz="1"/>
-              <w:left w:val="single" w:color="CCCCCC" w:sz="1"/>
-              <w:bottom w:val="single" w:color="CCCCCC" w:sz="1"/>
-              <w:right w:val="single" w:color="CCCCCC" w:sz="1"/>
-            </w:tcBorders>
-            <w:shd w:fill="FFFFFF" w:val="clear"/>
-            <w:tcMar>
-              <w:top w:type="dxa" w:w="80"/>
-              <w:left w:type="dxa" w:w="120"/>
-              <w:bottom w:type="dxa" w:w="80"/>
-              <w:right w:type="dxa" w:w="120"/>
-            </w:tcMar>
-          </w:tcPr>
-          <w:p>
-            <w:pPr>
+            <w:tcW w:type="dxa" w:w="1440"/>
+            <w:tcBorders>
+              <w:top w:val="single" w:color="CCCCCC" w:sz="1"/>
+              <w:left w:val="single" w:color="CCCCCC" w:sz="1"/>
+              <w:bottom w:val="single" w:color="CCCCCC" w:sz="1"/>
+              <w:right w:val="single" w:color="CCCCCC" w:sz="1"/>
+            </w:tcBorders>
+            <w:shd w:fill="FFFFFF" w:val="clear"/>
+            <w:tcMar>
+              <w:top w:type="dxa" w:w="80"/>
+              <w:left w:type="dxa" w:w="120"/>
+              <w:bottom w:type="dxa" w:w="80"/>
+              <w:right w:type="dxa" w:w="120"/>
+            </w:tcMar>
+          </w:tcPr>
+          <w:p>
+            <w:pPr>
+              <w:keepNext/>
               <w:jc w:val="left"/>
             </w:pPr>
             <w:r>
@@ -1313,6 +1330,7 @@
           </w:tcPr>
           <w:p>
             <w:pPr>
+              <w:keepNext/>
               <w:jc w:val="left"/>
             </w:pPr>
             <w:r>
@@ -1329,23 +1347,24 @@
         </w:tc>
         <w:tc>
           <w:tcPr>
-            <w:tcW w:type="dxa" w:w="3906"/>
-            <w:tcBorders>
-              <w:top w:val="single" w:color="CCCCCC" w:sz="1"/>
-              <w:left w:val="single" w:color="CCCCCC" w:sz="1"/>
-              <w:bottom w:val="single" w:color="CCCCCC" w:sz="1"/>
-              <w:right w:val="single" w:color="CCCCCC" w:sz="1"/>
-            </w:tcBorders>
-            <w:shd w:fill="FFFFFF" w:val="clear"/>
-            <w:tcMar>
-              <w:top w:type="dxa" w:w="80"/>
-              <w:left w:type="dxa" w:w="120"/>
-              <w:bottom w:type="dxa" w:w="80"/>
-              <w:right w:type="dxa" w:w="120"/>
-            </w:tcMar>
-          </w:tcPr>
-          <w:p>
-            <w:pPr>
+            <w:tcW w:type="dxa" w:w="3066"/>
+            <w:tcBorders>
+              <w:top w:val="single" w:color="CCCCCC" w:sz="1"/>
+              <w:left w:val="single" w:color="CCCCCC" w:sz="1"/>
+              <w:bottom w:val="single" w:color="CCCCCC" w:sz="1"/>
+              <w:right w:val="single" w:color="CCCCCC" w:sz="1"/>
+            </w:tcBorders>
+            <w:shd w:fill="FFFFFF" w:val="clear"/>
+            <w:tcMar>
+              <w:top w:type="dxa" w:w="80"/>
+              <w:left w:type="dxa" w:w="120"/>
+              <w:bottom w:type="dxa" w:w="80"/>
+              <w:right w:type="dxa" w:w="120"/>
+            </w:tcMar>
+          </w:tcPr>
+          <w:p>
+            <w:pPr>
+              <w:keepNext/>
               <w:jc w:val="left"/>
             </w:pPr>
             <w:r>
@@ -1379,6 +1398,7 @@
           </w:tcPr>
           <w:p>
             <w:pPr>
+              <w:keepNext/>
               <w:jc w:val="center"/>
             </w:pPr>
             <w:r>
@@ -1395,23 +1415,24 @@
       <w:tr>
         <w:tc>
           <w:tcPr>
-            <w:tcW w:type="dxa" w:w="600"/>
-            <w:tcBorders>
-              <w:top w:val="single" w:color="CCCCCC" w:sz="1"/>
-              <w:left w:val="single" w:color="CCCCCC" w:sz="1"/>
-              <w:bottom w:val="single" w:color="CCCCCC" w:sz="1"/>
-              <w:right w:val="single" w:color="CCCCCC" w:sz="1"/>
-            </w:tcBorders>
-            <w:shd w:fill="FFFFFF" w:val="clear"/>
-            <w:tcMar>
-              <w:top w:type="dxa" w:w="80"/>
-              <w:left w:type="dxa" w:w="120"/>
-              <w:bottom w:type="dxa" w:w="80"/>
-              <w:right w:type="dxa" w:w="120"/>
-            </w:tcMar>
-          </w:tcPr>
-          <w:p>
-            <w:pPr>
+            <w:tcW w:type="dxa" w:w="1440"/>
+            <w:tcBorders>
+              <w:top w:val="single" w:color="CCCCCC" w:sz="1"/>
+              <w:left w:val="single" w:color="CCCCCC" w:sz="1"/>
+              <w:bottom w:val="single" w:color="CCCCCC" w:sz="1"/>
+              <w:right w:val="single" w:color="CCCCCC" w:sz="1"/>
+            </w:tcBorders>
+            <w:shd w:fill="FFFFFF" w:val="clear"/>
+            <w:tcMar>
+              <w:top w:type="dxa" w:w="80"/>
+              <w:left w:type="dxa" w:w="120"/>
+              <w:bottom w:type="dxa" w:w="80"/>
+              <w:right w:type="dxa" w:w="120"/>
+            </w:tcMar>
+          </w:tcPr>
+          <w:p>
+            <w:pPr>
+              <w:keepNext/>
               <w:jc w:val="left"/>
             </w:pPr>
             <w:r>
@@ -1445,6 +1466,7 @@
           </w:tcPr>
           <w:p>
             <w:pPr>
+              <w:keepNext/>
               <w:jc w:val="left"/>
             </w:pPr>
             <w:r>
@@ -1461,23 +1483,24 @@
         </w:tc>
         <w:tc>
           <w:tcPr>
-            <w:tcW w:type="dxa" w:w="3906"/>
-            <w:tcBorders>
-              <w:top w:val="single" w:color="CCCCCC" w:sz="1"/>
-              <w:left w:val="single" w:color="CCCCCC" w:sz="1"/>
-              <w:bottom w:val="single" w:color="CCCCCC" w:sz="1"/>
-              <w:right w:val="single" w:color="CCCCCC" w:sz="1"/>
-            </w:tcBorders>
-            <w:shd w:fill="FFFFFF" w:val="clear"/>
-            <w:tcMar>
-              <w:top w:type="dxa" w:w="80"/>
-              <w:left w:type="dxa" w:w="120"/>
-              <w:bottom w:type="dxa" w:w="80"/>
-              <w:right w:type="dxa" w:w="120"/>
-            </w:tcMar>
-          </w:tcPr>
-          <w:p>
-            <w:pPr>
+            <w:tcW w:type="dxa" w:w="3066"/>
+            <w:tcBorders>
+              <w:top w:val="single" w:color="CCCCCC" w:sz="1"/>
+              <w:left w:val="single" w:color="CCCCCC" w:sz="1"/>
+              <w:bottom w:val="single" w:color="CCCCCC" w:sz="1"/>
+              <w:right w:val="single" w:color="CCCCCC" w:sz="1"/>
+            </w:tcBorders>
+            <w:shd w:fill="FFFFFF" w:val="clear"/>
+            <w:tcMar>
+              <w:top w:type="dxa" w:w="80"/>
+              <w:left w:type="dxa" w:w="120"/>
+              <w:bottom w:type="dxa" w:w="80"/>
+              <w:right w:type="dxa" w:w="120"/>
+            </w:tcMar>
+          </w:tcPr>
+          <w:p>
+            <w:pPr>
+              <w:keepNext/>
               <w:jc w:val="left"/>
             </w:pPr>
             <w:r>
@@ -1511,6 +1534,7 @@
           </w:tcPr>
           <w:p>
             <w:pPr>
+              <w:keepNext/>
               <w:jc w:val="center"/>
             </w:pPr>
             <w:r>
@@ -1527,23 +1551,24 @@
       <w:tr>
         <w:tc>
           <w:tcPr>
-            <w:tcW w:type="dxa" w:w="600"/>
-            <w:tcBorders>
-              <w:top w:val="single" w:color="CCCCCC" w:sz="1"/>
-              <w:left w:val="single" w:color="CCCCCC" w:sz="1"/>
-              <w:bottom w:val="single" w:color="CCCCCC" w:sz="1"/>
-              <w:right w:val="single" w:color="CCCCCC" w:sz="1"/>
-            </w:tcBorders>
-            <w:shd w:fill="FFFFFF" w:val="clear"/>
-            <w:tcMar>
-              <w:top w:type="dxa" w:w="80"/>
-              <w:left w:type="dxa" w:w="120"/>
-              <w:bottom w:type="dxa" w:w="80"/>
-              <w:right w:type="dxa" w:w="120"/>
-            </w:tcMar>
-          </w:tcPr>
-          <w:p>
-            <w:pPr>
+            <w:tcW w:type="dxa" w:w="1440"/>
+            <w:tcBorders>
+              <w:top w:val="single" w:color="CCCCCC" w:sz="1"/>
+              <w:left w:val="single" w:color="CCCCCC" w:sz="1"/>
+              <w:bottom w:val="single" w:color="CCCCCC" w:sz="1"/>
+              <w:right w:val="single" w:color="CCCCCC" w:sz="1"/>
+            </w:tcBorders>
+            <w:shd w:fill="FFFFFF" w:val="clear"/>
+            <w:tcMar>
+              <w:top w:type="dxa" w:w="80"/>
+              <w:left w:type="dxa" w:w="120"/>
+              <w:bottom w:type="dxa" w:w="80"/>
+              <w:right w:type="dxa" w:w="120"/>
+            </w:tcMar>
+          </w:tcPr>
+          <w:p>
+            <w:pPr>
+              <w:keepNext/>
               <w:jc w:val="left"/>
             </w:pPr>
             <w:r>
@@ -1577,6 +1602,7 @@
           </w:tcPr>
           <w:p>
             <w:pPr>
+              <w:keepNext/>
               <w:jc w:val="left"/>
             </w:pPr>
             <w:r>
@@ -1593,23 +1619,24 @@
         </w:tc>
         <w:tc>
           <w:tcPr>
-            <w:tcW w:type="dxa" w:w="3906"/>
-            <w:tcBorders>
-              <w:top w:val="single" w:color="CCCCCC" w:sz="1"/>
-              <w:left w:val="single" w:color="CCCCCC" w:sz="1"/>
-              <w:bottom w:val="single" w:color="CCCCCC" w:sz="1"/>
-              <w:right w:val="single" w:color="CCCCCC" w:sz="1"/>
-            </w:tcBorders>
-            <w:shd w:fill="FFFFFF" w:val="clear"/>
-            <w:tcMar>
-              <w:top w:type="dxa" w:w="80"/>
-              <w:left w:type="dxa" w:w="120"/>
-              <w:bottom w:type="dxa" w:w="80"/>
-              <w:right w:type="dxa" w:w="120"/>
-            </w:tcMar>
-          </w:tcPr>
-          <w:p>
-            <w:pPr>
+            <w:tcW w:type="dxa" w:w="3066"/>
+            <w:tcBorders>
+              <w:top w:val="single" w:color="CCCCCC" w:sz="1"/>
+              <w:left w:val="single" w:color="CCCCCC" w:sz="1"/>
+              <w:bottom w:val="single" w:color="CCCCCC" w:sz="1"/>
+              <w:right w:val="single" w:color="CCCCCC" w:sz="1"/>
+            </w:tcBorders>
+            <w:shd w:fill="FFFFFF" w:val="clear"/>
+            <w:tcMar>
+              <w:top w:type="dxa" w:w="80"/>
+              <w:left w:type="dxa" w:w="120"/>
+              <w:bottom w:type="dxa" w:w="80"/>
+              <w:right w:type="dxa" w:w="120"/>
+            </w:tcMar>
+          </w:tcPr>
+          <w:p>
+            <w:pPr>
+              <w:keepNext/>
               <w:jc w:val="left"/>
             </w:pPr>
             <w:r>
@@ -1643,6 +1670,7 @@
           </w:tcPr>
           <w:p>
             <w:pPr>
+              <w:keepNext/>
               <w:jc w:val="center"/>
             </w:pPr>
             <w:r>
@@ -1659,23 +1687,24 @@
       <w:tr>
         <w:tc>
           <w:tcPr>
-            <w:tcW w:type="dxa" w:w="600"/>
-            <w:tcBorders>
-              <w:top w:val="single" w:color="CCCCCC" w:sz="1"/>
-              <w:left w:val="single" w:color="CCCCCC" w:sz="1"/>
-              <w:bottom w:val="single" w:color="CCCCCC" w:sz="1"/>
-              <w:right w:val="single" w:color="CCCCCC" w:sz="1"/>
-            </w:tcBorders>
-            <w:shd w:fill="FFFFFF" w:val="clear"/>
-            <w:tcMar>
-              <w:top w:type="dxa" w:w="80"/>
-              <w:left w:type="dxa" w:w="120"/>
-              <w:bottom w:type="dxa" w:w="80"/>
-              <w:right w:type="dxa" w:w="120"/>
-            </w:tcMar>
-          </w:tcPr>
-          <w:p>
-            <w:pPr>
+            <w:tcW w:type="dxa" w:w="1440"/>
+            <w:tcBorders>
+              <w:top w:val="single" w:color="CCCCCC" w:sz="1"/>
+              <w:left w:val="single" w:color="CCCCCC" w:sz="1"/>
+              <w:bottom w:val="single" w:color="CCCCCC" w:sz="1"/>
+              <w:right w:val="single" w:color="CCCCCC" w:sz="1"/>
+            </w:tcBorders>
+            <w:shd w:fill="FFFFFF" w:val="clear"/>
+            <w:tcMar>
+              <w:top w:type="dxa" w:w="80"/>
+              <w:left w:type="dxa" w:w="120"/>
+              <w:bottom w:type="dxa" w:w="80"/>
+              <w:right w:type="dxa" w:w="120"/>
+            </w:tcMar>
+          </w:tcPr>
+          <w:p>
+            <w:pPr>
+              <w:keepNext/>
               <w:jc w:val="left"/>
             </w:pPr>
             <w:r>
@@ -1709,6 +1738,7 @@
           </w:tcPr>
           <w:p>
             <w:pPr>
+              <w:keepNext/>
               <w:jc w:val="left"/>
             </w:pPr>
             <w:r>
@@ -1725,23 +1755,24 @@
         </w:tc>
         <w:tc>
           <w:tcPr>
-            <w:tcW w:type="dxa" w:w="3906"/>
-            <w:tcBorders>
-              <w:top w:val="single" w:color="CCCCCC" w:sz="1"/>
-              <w:left w:val="single" w:color="CCCCCC" w:sz="1"/>
-              <w:bottom w:val="single" w:color="CCCCCC" w:sz="1"/>
-              <w:right w:val="single" w:color="CCCCCC" w:sz="1"/>
-            </w:tcBorders>
-            <w:shd w:fill="FFFFFF" w:val="clear"/>
-            <w:tcMar>
-              <w:top w:type="dxa" w:w="80"/>
-              <w:left w:type="dxa" w:w="120"/>
-              <w:bottom w:type="dxa" w:w="80"/>
-              <w:right w:type="dxa" w:w="120"/>
-            </w:tcMar>
-          </w:tcPr>
-          <w:p>
-            <w:pPr>
+            <w:tcW w:type="dxa" w:w="3066"/>
+            <w:tcBorders>
+              <w:top w:val="single" w:color="CCCCCC" w:sz="1"/>
+              <w:left w:val="single" w:color="CCCCCC" w:sz="1"/>
+              <w:bottom w:val="single" w:color="CCCCCC" w:sz="1"/>
+              <w:right w:val="single" w:color="CCCCCC" w:sz="1"/>
+            </w:tcBorders>
+            <w:shd w:fill="FFFFFF" w:val="clear"/>
+            <w:tcMar>
+              <w:top w:type="dxa" w:w="80"/>
+              <w:left w:type="dxa" w:w="120"/>
+              <w:bottom w:type="dxa" w:w="80"/>
+              <w:right w:type="dxa" w:w="120"/>
+            </w:tcMar>
+          </w:tcPr>
+          <w:p>
+            <w:pPr>
+              <w:keepNext/>
               <w:jc w:val="left"/>
             </w:pPr>
             <w:r>
@@ -1775,6 +1806,7 @@
           </w:tcPr>
           <w:p>
             <w:pPr>
+              <w:keepNext/>
               <w:jc w:val="center"/>
             </w:pPr>
             <w:r>
@@ -1791,7 +1823,7 @@
       <w:tr>
         <w:tc>
           <w:tcPr>
-            <w:tcW w:type="dxa" w:w="600"/>
+            <w:tcW w:type="dxa" w:w="1440"/>
             <w:tcBorders>
               <w:top w:val="single" w:color="CCCCCC" w:sz="1"/>
               <w:left w:val="single" w:color="CCCCCC" w:sz="1"/>
@@ -1857,7 +1889,7 @@
         </w:tc>
         <w:tc>
           <w:tcPr>
-            <w:tcW w:type="dxa" w:w="3906"/>
+            <w:tcW w:type="dxa" w:w="3066"/>
             <w:tcBorders>
               <w:top w:val="single" w:color="CCCCCC" w:sz="1"/>
               <w:left w:val="single" w:color="CCCCCC" w:sz="1"/>
@@ -1964,7 +1996,7 @@
       <w:tr>
         <w:tc>
           <w:tcPr>
-            <w:tcW w:type="dxa" w:w="600"/>
+            <w:tcW w:type="dxa" w:w="1440"/>
             <w:tcBorders>
               <w:top w:val="single" w:color="CCCCCC" w:sz="1"/>
               <w:left w:val="single" w:color="CCCCCC" w:sz="1"/>
@@ -1981,6 +2013,7 @@
           </w:tcPr>
           <w:p>
             <w:pPr>
+              <w:keepNext/>
               <w:jc w:val="center"/>
             </w:pPr>
             <w:r>
@@ -2015,6 +2048,7 @@
           </w:tcPr>
           <w:p>
             <w:pPr>
+              <w:keepNext/>
               <w:jc w:val="center"/>
             </w:pPr>
             <w:r>
@@ -2032,7 +2066,7 @@
         </w:tc>
         <w:tc>
           <w:tcPr>
-            <w:tcW w:type="dxa" w:w="3906"/>
+            <w:tcW w:type="dxa" w:w="3066"/>
             <w:tcBorders>
               <w:top w:val="single" w:color="CCCCCC" w:sz="1"/>
               <w:left w:val="single" w:color="CCCCCC" w:sz="1"/>
@@ -2049,6 +2083,7 @@
           </w:tcPr>
           <w:p>
             <w:pPr>
+              <w:keepNext/>
               <w:jc w:val="center"/>
             </w:pPr>
             <w:r>
@@ -2083,6 +2118,7 @@
           </w:tcPr>
           <w:p>
             <w:pPr>
+              <w:keepNext/>
               <w:jc w:val="center"/>
             </w:pPr>
             <w:r>
@@ -2102,23 +2138,24 @@
       <w:tr>
         <w:tc>
           <w:tcPr>
-            <w:tcW w:type="dxa" w:w="600"/>
-            <w:tcBorders>
-              <w:top w:val="single" w:color="CCCCCC" w:sz="1"/>
-              <w:left w:val="single" w:color="CCCCCC" w:sz="1"/>
-              <w:bottom w:val="single" w:color="CCCCCC" w:sz="1"/>
-              <w:right w:val="single" w:color="CCCCCC" w:sz="1"/>
-            </w:tcBorders>
-            <w:shd w:fill="FFFFFF" w:val="clear"/>
-            <w:tcMar>
-              <w:top w:type="dxa" w:w="80"/>
-              <w:left w:type="dxa" w:w="120"/>
-              <w:bottom w:type="dxa" w:w="80"/>
-              <w:right w:type="dxa" w:w="120"/>
-            </w:tcMar>
-          </w:tcPr>
-          <w:p>
-            <w:pPr>
+            <w:tcW w:type="dxa" w:w="1440"/>
+            <w:tcBorders>
+              <w:top w:val="single" w:color="CCCCCC" w:sz="1"/>
+              <w:left w:val="single" w:color="CCCCCC" w:sz="1"/>
+              <w:bottom w:val="single" w:color="CCCCCC" w:sz="1"/>
+              <w:right w:val="single" w:color="CCCCCC" w:sz="1"/>
+            </w:tcBorders>
+            <w:shd w:fill="FFFFFF" w:val="clear"/>
+            <w:tcMar>
+              <w:top w:type="dxa" w:w="80"/>
+              <w:left w:type="dxa" w:w="120"/>
+              <w:bottom w:type="dxa" w:w="80"/>
+              <w:right w:type="dxa" w:w="120"/>
+            </w:tcMar>
+          </w:tcPr>
+          <w:p>
+            <w:pPr>
+              <w:keepNext/>
               <w:jc w:val="left"/>
             </w:pPr>
             <w:r>
@@ -2152,50 +2189,52 @@
           </w:tcPr>
           <w:p>
             <w:pPr>
-              <w:jc w:val="left"/>
-            </w:pPr>
-            <w:r>
-              <w:rPr>
-                <w:rFonts w:ascii="맑은 고딕" w:cs="맑은 고딕" w:eastAsia="맑은 고딕" w:hAnsi="맑은 고딕"/>
-                <w:b w:val="false"/>
-                <w:bCs w:val="false"/>
-                <w:sz w:val="18"/>
-                <w:szCs w:val="18"/>
-              </w:rPr>
-              <w:t xml:space="preserve">5-Step 인테이크 완료</w:t>
-            </w:r>
-          </w:p>
-        </w:tc>
-        <w:tc>
-          <w:tcPr>
-            <w:tcW w:type="dxa" w:w="3906"/>
-            <w:tcBorders>
-              <w:top w:val="single" w:color="CCCCCC" w:sz="1"/>
-              <w:left w:val="single" w:color="CCCCCC" w:sz="1"/>
-              <w:bottom w:val="single" w:color="CCCCCC" w:sz="1"/>
-              <w:right w:val="single" w:color="CCCCCC" w:sz="1"/>
-            </w:tcBorders>
-            <w:shd w:fill="FFFFFF" w:val="clear"/>
-            <w:tcMar>
-              <w:top w:type="dxa" w:w="80"/>
-              <w:left w:type="dxa" w:w="120"/>
-              <w:bottom w:type="dxa" w:w="80"/>
-              <w:right w:type="dxa" w:w="120"/>
-            </w:tcMar>
-          </w:tcPr>
-          <w:p>
-            <w:pPr>
-              <w:jc w:val="left"/>
-            </w:pPr>
-            <w:r>
-              <w:rPr>
-                <w:rFonts w:ascii="맑은 고딕" w:cs="맑은 고딕" w:eastAsia="맑은 고딕" w:hAnsi="맑은 고딕"/>
-                <w:b w:val="false"/>
-                <w:bCs w:val="false"/>
-                <w:sz w:val="18"/>
-                <w:szCs w:val="18"/>
-              </w:rPr>
-              <w:t xml:space="preserve">Step 1~5 전체 입력 후 제출 → 인테이크 DB 저장 확인</w:t>
+              <w:keepNext/>
+              <w:jc w:val="left"/>
+            </w:pPr>
+            <w:r>
+              <w:rPr>
+                <w:rFonts w:ascii="맑은 고딕" w:cs="맑은 고딕" w:eastAsia="맑은 고딕" w:hAnsi="맑은 고딕"/>
+                <w:b w:val="false"/>
+                <w:bCs w:val="false"/>
+                <w:sz w:val="18"/>
+                <w:szCs w:val="18"/>
+              </w:rPr>
+              <w:t>문의 접수(1단계+2단계) 완료</w:t>
+            </w:r>
+          </w:p>
+        </w:tc>
+        <w:tc>
+          <w:tcPr>
+            <w:tcW w:type="dxa" w:w="3066"/>
+            <w:tcBorders>
+              <w:top w:val="single" w:color="CCCCCC" w:sz="1"/>
+              <w:left w:val="single" w:color="CCCCCC" w:sz="1"/>
+              <w:bottom w:val="single" w:color="CCCCCC" w:sz="1"/>
+              <w:right w:val="single" w:color="CCCCCC" w:sz="1"/>
+            </w:tcBorders>
+            <w:shd w:fill="FFFFFF" w:val="clear"/>
+            <w:tcMar>
+              <w:top w:type="dxa" w:w="80"/>
+              <w:left w:type="dxa" w:w="120"/>
+              <w:bottom w:type="dxa" w:w="80"/>
+              <w:right w:type="dxa" w:w="120"/>
+            </w:tcMar>
+          </w:tcPr>
+          <w:p>
+            <w:pPr>
+              <w:keepNext/>
+              <w:jc w:val="left"/>
+            </w:pPr>
+            <w:r>
+              <w:rPr>
+                <w:rFonts w:ascii="맑은 고딕" w:cs="맑은 고딕" w:eastAsia="맑은 고딕" w:hAnsi="맑은 고딕"/>
+                <w:b w:val="false"/>
+                <w:bCs w:val="false"/>
+                <w:sz w:val="18"/>
+                <w:szCs w:val="18"/>
+              </w:rPr>
+              <w:t>1단계 접수 후 2단계 추가 정보까지 입력·제출 → 인테이크 DB 저장 확인</w:t>
             </w:r>
           </w:p>
         </w:tc>
@@ -2218,6 +2257,7 @@
           </w:tcPr>
           <w:p>
             <w:pPr>
+              <w:keepNext/>
               <w:jc w:val="center"/>
             </w:pPr>
             <w:r>
@@ -2234,23 +2274,24 @@
       <w:tr>
         <w:tc>
           <w:tcPr>
-            <w:tcW w:type="dxa" w:w="600"/>
-            <w:tcBorders>
-              <w:top w:val="single" w:color="CCCCCC" w:sz="1"/>
-              <w:left w:val="single" w:color="CCCCCC" w:sz="1"/>
-              <w:bottom w:val="single" w:color="CCCCCC" w:sz="1"/>
-              <w:right w:val="single" w:color="CCCCCC" w:sz="1"/>
-            </w:tcBorders>
-            <w:shd w:fill="FFFFFF" w:val="clear"/>
-            <w:tcMar>
-              <w:top w:type="dxa" w:w="80"/>
-              <w:left w:type="dxa" w:w="120"/>
-              <w:bottom w:type="dxa" w:w="80"/>
-              <w:right w:type="dxa" w:w="120"/>
-            </w:tcMar>
-          </w:tcPr>
-          <w:p>
-            <w:pPr>
+            <w:tcW w:type="dxa" w:w="1440"/>
+            <w:tcBorders>
+              <w:top w:val="single" w:color="CCCCCC" w:sz="1"/>
+              <w:left w:val="single" w:color="CCCCCC" w:sz="1"/>
+              <w:bottom w:val="single" w:color="CCCCCC" w:sz="1"/>
+              <w:right w:val="single" w:color="CCCCCC" w:sz="1"/>
+            </w:tcBorders>
+            <w:shd w:fill="FFFFFF" w:val="clear"/>
+            <w:tcMar>
+              <w:top w:type="dxa" w:w="80"/>
+              <w:left w:type="dxa" w:w="120"/>
+              <w:bottom w:type="dxa" w:w="80"/>
+              <w:right w:type="dxa" w:w="120"/>
+            </w:tcMar>
+          </w:tcPr>
+          <w:p>
+            <w:pPr>
+              <w:keepNext/>
               <w:jc w:val="left"/>
             </w:pPr>
             <w:r>
@@ -2284,6 +2325,7 @@
           </w:tcPr>
           <w:p>
             <w:pPr>
+              <w:keepNext/>
               <w:jc w:val="left"/>
             </w:pPr>
             <w:r>
@@ -2300,34 +2342,35 @@
         </w:tc>
         <w:tc>
           <w:tcPr>
-            <w:tcW w:type="dxa" w:w="3906"/>
-            <w:tcBorders>
-              <w:top w:val="single" w:color="CCCCCC" w:sz="1"/>
-              <w:left w:val="single" w:color="CCCCCC" w:sz="1"/>
-              <w:bottom w:val="single" w:color="CCCCCC" w:sz="1"/>
-              <w:right w:val="single" w:color="CCCCCC" w:sz="1"/>
-            </w:tcBorders>
-            <w:shd w:fill="FFFFFF" w:val="clear"/>
-            <w:tcMar>
-              <w:top w:type="dxa" w:w="80"/>
-              <w:left w:type="dxa" w:w="120"/>
-              <w:bottom w:type="dxa" w:w="80"/>
-              <w:right w:type="dxa" w:w="120"/>
-            </w:tcMar>
-          </w:tcPr>
-          <w:p>
-            <w:pPr>
-              <w:jc w:val="left"/>
-            </w:pPr>
-            <w:r>
-              <w:rPr>
-                <w:rFonts w:ascii="맑은 고딕" w:cs="맑은 고딕" w:eastAsia="맑은 고딕" w:hAnsi="맑은 고딕"/>
-                <w:b w:val="false"/>
-                <w:bCs w:val="false"/>
-                <w:sz w:val="18"/>
-                <w:szCs w:val="18"/>
-              </w:rPr>
-              <w:t xml:space="preserve">Step 3에서 PDF 파일 첨부 → Supabase Storage 저장 확인</w:t>
+            <w:tcW w:type="dxa" w:w="3066"/>
+            <w:tcBorders>
+              <w:top w:val="single" w:color="CCCCCC" w:sz="1"/>
+              <w:left w:val="single" w:color="CCCCCC" w:sz="1"/>
+              <w:bottom w:val="single" w:color="CCCCCC" w:sz="1"/>
+              <w:right w:val="single" w:color="CCCCCC" w:sz="1"/>
+            </w:tcBorders>
+            <w:shd w:fill="FFFFFF" w:val="clear"/>
+            <w:tcMar>
+              <w:top w:type="dxa" w:w="80"/>
+              <w:left w:type="dxa" w:w="120"/>
+              <w:bottom w:type="dxa" w:w="80"/>
+              <w:right w:type="dxa" w:w="120"/>
+            </w:tcMar>
+          </w:tcPr>
+          <w:p>
+            <w:pPr>
+              <w:keepNext/>
+              <w:jc w:val="left"/>
+            </w:pPr>
+            <w:r>
+              <w:rPr>
+                <w:rFonts w:ascii="맑은 고딕" w:cs="맑은 고딕" w:eastAsia="맑은 고딕" w:hAnsi="맑은 고딕"/>
+                <w:b w:val="false"/>
+                <w:bCs w:val="false"/>
+                <w:sz w:val="18"/>
+                <w:szCs w:val="18"/>
+              </w:rPr>
+              <w:t>2단계에서 PDF 파일 첨부 → Supabase Storage 저장 확인</w:t>
             </w:r>
           </w:p>
         </w:tc>
@@ -2350,6 +2393,7 @@
           </w:tcPr>
           <w:p>
             <w:pPr>
+              <w:keepNext/>
               <w:jc w:val="center"/>
             </w:pPr>
             <w:r>
@@ -2366,23 +2410,24 @@
       <w:tr>
         <w:tc>
           <w:tcPr>
-            <w:tcW w:type="dxa" w:w="600"/>
-            <w:tcBorders>
-              <w:top w:val="single" w:color="CCCCCC" w:sz="1"/>
-              <w:left w:val="single" w:color="CCCCCC" w:sz="1"/>
-              <w:bottom w:val="single" w:color="CCCCCC" w:sz="1"/>
-              <w:right w:val="single" w:color="CCCCCC" w:sz="1"/>
-            </w:tcBorders>
-            <w:shd w:fill="FFFFFF" w:val="clear"/>
-            <w:tcMar>
-              <w:top w:type="dxa" w:w="80"/>
-              <w:left w:type="dxa" w:w="120"/>
-              <w:bottom w:type="dxa" w:w="80"/>
-              <w:right w:type="dxa" w:w="120"/>
-            </w:tcMar>
-          </w:tcPr>
-          <w:p>
-            <w:pPr>
+            <w:tcW w:type="dxa" w:w="1440"/>
+            <w:tcBorders>
+              <w:top w:val="single" w:color="CCCCCC" w:sz="1"/>
+              <w:left w:val="single" w:color="CCCCCC" w:sz="1"/>
+              <w:bottom w:val="single" w:color="CCCCCC" w:sz="1"/>
+              <w:right w:val="single" w:color="CCCCCC" w:sz="1"/>
+            </w:tcBorders>
+            <w:shd w:fill="FFFFFF" w:val="clear"/>
+            <w:tcMar>
+              <w:top w:type="dxa" w:w="80"/>
+              <w:left w:type="dxa" w:w="120"/>
+              <w:bottom w:type="dxa" w:w="80"/>
+              <w:right w:type="dxa" w:w="120"/>
+            </w:tcMar>
+          </w:tcPr>
+          <w:p>
+            <w:pPr>
+              <w:keepNext/>
               <w:jc w:val="left"/>
             </w:pPr>
             <w:r>
@@ -2416,6 +2461,7 @@
           </w:tcPr>
           <w:p>
             <w:pPr>
+              <w:keepNext/>
               <w:jc w:val="left"/>
             </w:pPr>
             <w:r>
@@ -2432,23 +2478,24 @@
         </w:tc>
         <w:tc>
           <w:tcPr>
-            <w:tcW w:type="dxa" w:w="3906"/>
-            <w:tcBorders>
-              <w:top w:val="single" w:color="CCCCCC" w:sz="1"/>
-              <w:left w:val="single" w:color="CCCCCC" w:sz="1"/>
-              <w:bottom w:val="single" w:color="CCCCCC" w:sz="1"/>
-              <w:right w:val="single" w:color="CCCCCC" w:sz="1"/>
-            </w:tcBorders>
-            <w:shd w:fill="FFFFFF" w:val="clear"/>
-            <w:tcMar>
-              <w:top w:type="dxa" w:w="80"/>
-              <w:left w:type="dxa" w:w="120"/>
-              <w:bottom w:type="dxa" w:w="80"/>
-              <w:right w:type="dxa" w:w="120"/>
-            </w:tcMar>
-          </w:tcPr>
-          <w:p>
-            <w:pPr>
+            <w:tcW w:type="dxa" w:w="3066"/>
+            <w:tcBorders>
+              <w:top w:val="single" w:color="CCCCCC" w:sz="1"/>
+              <w:left w:val="single" w:color="CCCCCC" w:sz="1"/>
+              <w:bottom w:val="single" w:color="CCCCCC" w:sz="1"/>
+              <w:right w:val="single" w:color="CCCCCC" w:sz="1"/>
+            </w:tcBorders>
+            <w:shd w:fill="FFFFFF" w:val="clear"/>
+            <w:tcMar>
+              <w:top w:type="dxa" w:w="80"/>
+              <w:left w:type="dxa" w:w="120"/>
+              <w:bottom w:type="dxa" w:w="80"/>
+              <w:right w:type="dxa" w:w="120"/>
+            </w:tcMar>
+          </w:tcPr>
+          <w:p>
+            <w:pPr>
+              <w:keepNext/>
               <w:jc w:val="left"/>
             </w:pPr>
             <w:r>
@@ -2482,6 +2529,7 @@
           </w:tcPr>
           <w:p>
             <w:pPr>
+              <w:keepNext/>
               <w:jc w:val="center"/>
             </w:pPr>
             <w:r>
@@ -2498,23 +2546,24 @@
       <w:tr>
         <w:tc>
           <w:tcPr>
-            <w:tcW w:type="dxa" w:w="600"/>
-            <w:tcBorders>
-              <w:top w:val="single" w:color="CCCCCC" w:sz="1"/>
-              <w:left w:val="single" w:color="CCCCCC" w:sz="1"/>
-              <w:bottom w:val="single" w:color="CCCCCC" w:sz="1"/>
-              <w:right w:val="single" w:color="CCCCCC" w:sz="1"/>
-            </w:tcBorders>
-            <w:shd w:fill="FFFFFF" w:val="clear"/>
-            <w:tcMar>
-              <w:top w:type="dxa" w:w="80"/>
-              <w:left w:type="dxa" w:w="120"/>
-              <w:bottom w:type="dxa" w:w="80"/>
-              <w:right w:type="dxa" w:w="120"/>
-            </w:tcMar>
-          </w:tcPr>
-          <w:p>
-            <w:pPr>
+            <w:tcW w:type="dxa" w:w="1440"/>
+            <w:tcBorders>
+              <w:top w:val="single" w:color="CCCCCC" w:sz="1"/>
+              <w:left w:val="single" w:color="CCCCCC" w:sz="1"/>
+              <w:bottom w:val="single" w:color="CCCCCC" w:sz="1"/>
+              <w:right w:val="single" w:color="CCCCCC" w:sz="1"/>
+            </w:tcBorders>
+            <w:shd w:fill="FFFFFF" w:val="clear"/>
+            <w:tcMar>
+              <w:top w:type="dxa" w:w="80"/>
+              <w:left w:type="dxa" w:w="120"/>
+              <w:bottom w:type="dxa" w:w="80"/>
+              <w:right w:type="dxa" w:w="120"/>
+            </w:tcMar>
+          </w:tcPr>
+          <w:p>
+            <w:pPr>
+              <w:keepNext/>
               <w:jc w:val="left"/>
             </w:pPr>
             <w:r>
@@ -2548,6 +2597,7 @@
           </w:tcPr>
           <w:p>
             <w:pPr>
+              <w:keepNext/>
               <w:jc w:val="left"/>
             </w:pPr>
             <w:r>
@@ -2564,23 +2614,24 @@
         </w:tc>
         <w:tc>
           <w:tcPr>
-            <w:tcW w:type="dxa" w:w="3906"/>
-            <w:tcBorders>
-              <w:top w:val="single" w:color="CCCCCC" w:sz="1"/>
-              <w:left w:val="single" w:color="CCCCCC" w:sz="1"/>
-              <w:bottom w:val="single" w:color="CCCCCC" w:sz="1"/>
-              <w:right w:val="single" w:color="CCCCCC" w:sz="1"/>
-            </w:tcBorders>
-            <w:shd w:fill="FFFFFF" w:val="clear"/>
-            <w:tcMar>
-              <w:top w:type="dxa" w:w="80"/>
-              <w:left w:type="dxa" w:w="120"/>
-              <w:bottom w:type="dxa" w:w="80"/>
-              <w:right w:type="dxa" w:w="120"/>
-            </w:tcMar>
-          </w:tcPr>
-          <w:p>
-            <w:pPr>
+            <w:tcW w:type="dxa" w:w="3066"/>
+            <w:tcBorders>
+              <w:top w:val="single" w:color="CCCCCC" w:sz="1"/>
+              <w:left w:val="single" w:color="CCCCCC" w:sz="1"/>
+              <w:bottom w:val="single" w:color="CCCCCC" w:sz="1"/>
+              <w:right w:val="single" w:color="CCCCCC" w:sz="1"/>
+            </w:tcBorders>
+            <w:shd w:fill="FFFFFF" w:val="clear"/>
+            <w:tcMar>
+              <w:top w:type="dxa" w:w="80"/>
+              <w:left w:type="dxa" w:w="120"/>
+              <w:bottom w:type="dxa" w:w="80"/>
+              <w:right w:type="dxa" w:w="120"/>
+            </w:tcMar>
+          </w:tcPr>
+          <w:p>
+            <w:pPr>
+              <w:keepNext/>
               <w:jc w:val="left"/>
             </w:pPr>
             <w:r>
@@ -2614,6 +2665,7 @@
           </w:tcPr>
           <w:p>
             <w:pPr>
+              <w:keepNext/>
               <w:jc w:val="center"/>
             </w:pPr>
             <w:r>
@@ -2630,7 +2682,7 @@
       <w:tr>
         <w:tc>
           <w:tcPr>
-            <w:tcW w:type="dxa" w:w="600"/>
+            <w:tcW w:type="dxa" w:w="1440"/>
             <w:tcBorders>
               <w:top w:val="single" w:color="CCCCCC" w:sz="1"/>
               <w:left w:val="single" w:color="CCCCCC" w:sz="1"/>
@@ -2696,7 +2748,7 @@
         </w:tc>
         <w:tc>
           <w:tcPr>
-            <w:tcW w:type="dxa" w:w="3906"/>
+            <w:tcW w:type="dxa" w:w="3066"/>
             <w:tcBorders>
               <w:top w:val="single" w:color="CCCCCC" w:sz="1"/>
               <w:left w:val="single" w:color="CCCCCC" w:sz="1"/>
@@ -2803,7 +2855,7 @@
       <w:tr>
         <w:tc>
           <w:tcPr>
-            <w:tcW w:type="dxa" w:w="600"/>
+            <w:tcW w:type="dxa" w:w="1440"/>
             <w:tcBorders>
               <w:top w:val="single" w:color="CCCCCC" w:sz="1"/>
               <w:left w:val="single" w:color="CCCCCC" w:sz="1"/>
@@ -2820,6 +2872,7 @@
           </w:tcPr>
           <w:p>
             <w:pPr>
+              <w:keepNext/>
               <w:jc w:val="center"/>
             </w:pPr>
             <w:r>
@@ -2854,6 +2907,7 @@
           </w:tcPr>
           <w:p>
             <w:pPr>
+              <w:keepNext/>
               <w:jc w:val="center"/>
             </w:pPr>
             <w:r>
@@ -2871,7 +2925,7 @@
         </w:tc>
         <w:tc>
           <w:tcPr>
-            <w:tcW w:type="dxa" w:w="3906"/>
+            <w:tcW w:type="dxa" w:w="3066"/>
             <w:tcBorders>
               <w:top w:val="single" w:color="CCCCCC" w:sz="1"/>
               <w:left w:val="single" w:color="CCCCCC" w:sz="1"/>
@@ -2888,6 +2942,7 @@
           </w:tcPr>
           <w:p>
             <w:pPr>
+              <w:keepNext/>
               <w:jc w:val="center"/>
             </w:pPr>
             <w:r>
@@ -2922,6 +2977,7 @@
           </w:tcPr>
           <w:p>
             <w:pPr>
+              <w:keepNext/>
               <w:jc w:val="center"/>
             </w:pPr>
             <w:r>
@@ -2941,23 +2997,24 @@
       <w:tr>
         <w:tc>
           <w:tcPr>
-            <w:tcW w:type="dxa" w:w="600"/>
-            <w:tcBorders>
-              <w:top w:val="single" w:color="CCCCCC" w:sz="1"/>
-              <w:left w:val="single" w:color="CCCCCC" w:sz="1"/>
-              <w:bottom w:val="single" w:color="CCCCCC" w:sz="1"/>
-              <w:right w:val="single" w:color="CCCCCC" w:sz="1"/>
-            </w:tcBorders>
-            <w:shd w:fill="FFFFFF" w:val="clear"/>
-            <w:tcMar>
-              <w:top w:type="dxa" w:w="80"/>
-              <w:left w:type="dxa" w:w="120"/>
-              <w:bottom w:type="dxa" w:w="80"/>
-              <w:right w:type="dxa" w:w="120"/>
-            </w:tcMar>
-          </w:tcPr>
-          <w:p>
-            <w:pPr>
+            <w:tcW w:type="dxa" w:w="1440"/>
+            <w:tcBorders>
+              <w:top w:val="single" w:color="CCCCCC" w:sz="1"/>
+              <w:left w:val="single" w:color="CCCCCC" w:sz="1"/>
+              <w:bottom w:val="single" w:color="CCCCCC" w:sz="1"/>
+              <w:right w:val="single" w:color="CCCCCC" w:sz="1"/>
+            </w:tcBorders>
+            <w:shd w:fill="FFFFFF" w:val="clear"/>
+            <w:tcMar>
+              <w:top w:type="dxa" w:w="80"/>
+              <w:left w:type="dxa" w:w="120"/>
+              <w:bottom w:type="dxa" w:w="80"/>
+              <w:right w:type="dxa" w:w="120"/>
+            </w:tcMar>
+          </w:tcPr>
+          <w:p>
+            <w:pPr>
+              <w:keepNext/>
               <w:jc w:val="left"/>
             </w:pPr>
             <w:r>
@@ -2991,6 +3048,7 @@
           </w:tcPr>
           <w:p>
             <w:pPr>
+              <w:keepNext/>
               <w:jc w:val="left"/>
             </w:pPr>
             <w:r>
@@ -3007,23 +3065,24 @@
         </w:tc>
         <w:tc>
           <w:tcPr>
-            <w:tcW w:type="dxa" w:w="3906"/>
-            <w:tcBorders>
-              <w:top w:val="single" w:color="CCCCCC" w:sz="1"/>
-              <w:left w:val="single" w:color="CCCCCC" w:sz="1"/>
-              <w:bottom w:val="single" w:color="CCCCCC" w:sz="1"/>
-              <w:right w:val="single" w:color="CCCCCC" w:sz="1"/>
-            </w:tcBorders>
-            <w:shd w:fill="FFFFFF" w:val="clear"/>
-            <w:tcMar>
-              <w:top w:type="dxa" w:w="80"/>
-              <w:left w:type="dxa" w:w="120"/>
-              <w:bottom w:type="dxa" w:w="80"/>
-              <w:right w:type="dxa" w:w="120"/>
-            </w:tcMar>
-          </w:tcPr>
-          <w:p>
-            <w:pPr>
+            <w:tcW w:type="dxa" w:w="3066"/>
+            <w:tcBorders>
+              <w:top w:val="single" w:color="CCCCCC" w:sz="1"/>
+              <w:left w:val="single" w:color="CCCCCC" w:sz="1"/>
+              <w:bottom w:val="single" w:color="CCCCCC" w:sz="1"/>
+              <w:right w:val="single" w:color="CCCCCC" w:sz="1"/>
+            </w:tcBorders>
+            <w:shd w:fill="FFFFFF" w:val="clear"/>
+            <w:tcMar>
+              <w:top w:type="dxa" w:w="80"/>
+              <w:left w:type="dxa" w:w="120"/>
+              <w:bottom w:type="dxa" w:w="80"/>
+              <w:right w:type="dxa" w:w="120"/>
+            </w:tcMar>
+          </w:tcPr>
+          <w:p>
+            <w:pPr>
+              <w:keepNext/>
               <w:jc w:val="left"/>
             </w:pPr>
             <w:r>
@@ -3057,6 +3116,7 @@
           </w:tcPr>
           <w:p>
             <w:pPr>
+              <w:keepNext/>
               <w:jc w:val="center"/>
             </w:pPr>
             <w:r>
@@ -3073,23 +3133,24 @@
       <w:tr>
         <w:tc>
           <w:tcPr>
-            <w:tcW w:type="dxa" w:w="600"/>
-            <w:tcBorders>
-              <w:top w:val="single" w:color="CCCCCC" w:sz="1"/>
-              <w:left w:val="single" w:color="CCCCCC" w:sz="1"/>
-              <w:bottom w:val="single" w:color="CCCCCC" w:sz="1"/>
-              <w:right w:val="single" w:color="CCCCCC" w:sz="1"/>
-            </w:tcBorders>
-            <w:shd w:fill="FFFFFF" w:val="clear"/>
-            <w:tcMar>
-              <w:top w:type="dxa" w:w="80"/>
-              <w:left w:type="dxa" w:w="120"/>
-              <w:bottom w:type="dxa" w:w="80"/>
-              <w:right w:type="dxa" w:w="120"/>
-            </w:tcMar>
-          </w:tcPr>
-          <w:p>
-            <w:pPr>
+            <w:tcW w:type="dxa" w:w="1440"/>
+            <w:tcBorders>
+              <w:top w:val="single" w:color="CCCCCC" w:sz="1"/>
+              <w:left w:val="single" w:color="CCCCCC" w:sz="1"/>
+              <w:bottom w:val="single" w:color="CCCCCC" w:sz="1"/>
+              <w:right w:val="single" w:color="CCCCCC" w:sz="1"/>
+            </w:tcBorders>
+            <w:shd w:fill="FFFFFF" w:val="clear"/>
+            <w:tcMar>
+              <w:top w:type="dxa" w:w="80"/>
+              <w:left w:type="dxa" w:w="120"/>
+              <w:bottom w:type="dxa" w:w="80"/>
+              <w:right w:type="dxa" w:w="120"/>
+            </w:tcMar>
+          </w:tcPr>
+          <w:p>
+            <w:pPr>
+              <w:keepNext/>
               <w:jc w:val="left"/>
             </w:pPr>
             <w:r>
@@ -3123,6 +3184,7 @@
           </w:tcPr>
           <w:p>
             <w:pPr>
+              <w:keepNext/>
               <w:jc w:val="left"/>
             </w:pPr>
             <w:r>
@@ -3139,23 +3201,24 @@
         </w:tc>
         <w:tc>
           <w:tcPr>
-            <w:tcW w:type="dxa" w:w="3906"/>
-            <w:tcBorders>
-              <w:top w:val="single" w:color="CCCCCC" w:sz="1"/>
-              <w:left w:val="single" w:color="CCCCCC" w:sz="1"/>
-              <w:bottom w:val="single" w:color="CCCCCC" w:sz="1"/>
-              <w:right w:val="single" w:color="CCCCCC" w:sz="1"/>
-            </w:tcBorders>
-            <w:shd w:fill="FFFFFF" w:val="clear"/>
-            <w:tcMar>
-              <w:top w:type="dxa" w:w="80"/>
-              <w:left w:type="dxa" w:w="120"/>
-              <w:bottom w:type="dxa" w:w="80"/>
-              <w:right w:type="dxa" w:w="120"/>
-            </w:tcMar>
-          </w:tcPr>
-          <w:p>
-            <w:pPr>
+            <w:tcW w:type="dxa" w:w="3066"/>
+            <w:tcBorders>
+              <w:top w:val="single" w:color="CCCCCC" w:sz="1"/>
+              <w:left w:val="single" w:color="CCCCCC" w:sz="1"/>
+              <w:bottom w:val="single" w:color="CCCCCC" w:sz="1"/>
+              <w:right w:val="single" w:color="CCCCCC" w:sz="1"/>
+            </w:tcBorders>
+            <w:shd w:fill="FFFFFF" w:val="clear"/>
+            <w:tcMar>
+              <w:top w:type="dxa" w:w="80"/>
+              <w:left w:type="dxa" w:w="120"/>
+              <w:bottom w:type="dxa" w:w="80"/>
+              <w:right w:type="dxa" w:w="120"/>
+            </w:tcMar>
+          </w:tcPr>
+          <w:p>
+            <w:pPr>
+              <w:keepNext/>
               <w:jc w:val="left"/>
             </w:pPr>
             <w:r>
@@ -3189,6 +3252,7 @@
           </w:tcPr>
           <w:p>
             <w:pPr>
+              <w:keepNext/>
               <w:jc w:val="center"/>
             </w:pPr>
             <w:r>
@@ -3205,23 +3269,24 @@
       <w:tr>
         <w:tc>
           <w:tcPr>
-            <w:tcW w:type="dxa" w:w="600"/>
-            <w:tcBorders>
-              <w:top w:val="single" w:color="CCCCCC" w:sz="1"/>
-              <w:left w:val="single" w:color="CCCCCC" w:sz="1"/>
-              <w:bottom w:val="single" w:color="CCCCCC" w:sz="1"/>
-              <w:right w:val="single" w:color="CCCCCC" w:sz="1"/>
-            </w:tcBorders>
-            <w:shd w:fill="FFFFFF" w:val="clear"/>
-            <w:tcMar>
-              <w:top w:type="dxa" w:w="80"/>
-              <w:left w:type="dxa" w:w="120"/>
-              <w:bottom w:type="dxa" w:w="80"/>
-              <w:right w:type="dxa" w:w="120"/>
-            </w:tcMar>
-          </w:tcPr>
-          <w:p>
-            <w:pPr>
+            <w:tcW w:type="dxa" w:w="1440"/>
+            <w:tcBorders>
+              <w:top w:val="single" w:color="CCCCCC" w:sz="1"/>
+              <w:left w:val="single" w:color="CCCCCC" w:sz="1"/>
+              <w:bottom w:val="single" w:color="CCCCCC" w:sz="1"/>
+              <w:right w:val="single" w:color="CCCCCC" w:sz="1"/>
+            </w:tcBorders>
+            <w:shd w:fill="FFFFFF" w:val="clear"/>
+            <w:tcMar>
+              <w:top w:type="dxa" w:w="80"/>
+              <w:left w:type="dxa" w:w="120"/>
+              <w:bottom w:type="dxa" w:w="80"/>
+              <w:right w:type="dxa" w:w="120"/>
+            </w:tcMar>
+          </w:tcPr>
+          <w:p>
+            <w:pPr>
+              <w:keepNext/>
               <w:jc w:val="left"/>
             </w:pPr>
             <w:r>
@@ -3255,6 +3320,7 @@
           </w:tcPr>
           <w:p>
             <w:pPr>
+              <w:keepNext/>
               <w:jc w:val="left"/>
             </w:pPr>
             <w:r>
@@ -3271,23 +3337,24 @@
         </w:tc>
         <w:tc>
           <w:tcPr>
-            <w:tcW w:type="dxa" w:w="3906"/>
-            <w:tcBorders>
-              <w:top w:val="single" w:color="CCCCCC" w:sz="1"/>
-              <w:left w:val="single" w:color="CCCCCC" w:sz="1"/>
-              <w:bottom w:val="single" w:color="CCCCCC" w:sz="1"/>
-              <w:right w:val="single" w:color="CCCCCC" w:sz="1"/>
-            </w:tcBorders>
-            <w:shd w:fill="FFFFFF" w:val="clear"/>
-            <w:tcMar>
-              <w:top w:type="dxa" w:w="80"/>
-              <w:left w:type="dxa" w:w="120"/>
-              <w:bottom w:type="dxa" w:w="80"/>
-              <w:right w:type="dxa" w:w="120"/>
-            </w:tcMar>
-          </w:tcPr>
-          <w:p>
-            <w:pPr>
+            <w:tcW w:type="dxa" w:w="3066"/>
+            <w:tcBorders>
+              <w:top w:val="single" w:color="CCCCCC" w:sz="1"/>
+              <w:left w:val="single" w:color="CCCCCC" w:sz="1"/>
+              <w:bottom w:val="single" w:color="CCCCCC" w:sz="1"/>
+              <w:right w:val="single" w:color="CCCCCC" w:sz="1"/>
+            </w:tcBorders>
+            <w:shd w:fill="FFFFFF" w:val="clear"/>
+            <w:tcMar>
+              <w:top w:type="dxa" w:w="80"/>
+              <w:left w:type="dxa" w:w="120"/>
+              <w:bottom w:type="dxa" w:w="80"/>
+              <w:right w:type="dxa" w:w="120"/>
+            </w:tcMar>
+          </w:tcPr>
+          <w:p>
+            <w:pPr>
+              <w:keepNext/>
               <w:jc w:val="left"/>
             </w:pPr>
             <w:r>
@@ -3321,6 +3388,7 @@
           </w:tcPr>
           <w:p>
             <w:pPr>
+              <w:keepNext/>
               <w:jc w:val="center"/>
             </w:pPr>
             <w:r>
@@ -3337,7 +3405,7 @@
       <w:tr>
         <w:tc>
           <w:tcPr>
-            <w:tcW w:type="dxa" w:w="600"/>
+            <w:tcW w:type="dxa" w:w="1440"/>
             <w:tcBorders>
               <w:top w:val="single" w:color="CCCCCC" w:sz="1"/>
               <w:left w:val="single" w:color="CCCCCC" w:sz="1"/>
@@ -3403,7 +3471,7 @@
         </w:tc>
         <w:tc>
           <w:tcPr>
-            <w:tcW w:type="dxa" w:w="3906"/>
+            <w:tcW w:type="dxa" w:w="3066"/>
             <w:tcBorders>
               <w:top w:val="single" w:color="CCCCCC" w:sz="1"/>
               <w:left w:val="single" w:color="CCCCCC" w:sz="1"/>
@@ -3510,7 +3578,7 @@
       <w:tr>
         <w:tc>
           <w:tcPr>
-            <w:tcW w:type="dxa" w:w="600"/>
+            <w:tcW w:type="dxa" w:w="1440"/>
             <w:tcBorders>
               <w:top w:val="single" w:color="CCCCCC" w:sz="1"/>
               <w:left w:val="single" w:color="CCCCCC" w:sz="1"/>
@@ -3527,6 +3595,7 @@
           </w:tcPr>
           <w:p>
             <w:pPr>
+              <w:keepNext/>
               <w:jc w:val="center"/>
             </w:pPr>
             <w:r>
@@ -3561,6 +3630,7 @@
           </w:tcPr>
           <w:p>
             <w:pPr>
+              <w:keepNext/>
               <w:jc w:val="center"/>
             </w:pPr>
             <w:r>
@@ -3578,7 +3648,7 @@
         </w:tc>
         <w:tc>
           <w:tcPr>
-            <w:tcW w:type="dxa" w:w="3906"/>
+            <w:tcW w:type="dxa" w:w="3066"/>
             <w:tcBorders>
               <w:top w:val="single" w:color="CCCCCC" w:sz="1"/>
               <w:left w:val="single" w:color="CCCCCC" w:sz="1"/>
@@ -3595,6 +3665,7 @@
           </w:tcPr>
           <w:p>
             <w:pPr>
+              <w:keepNext/>
               <w:jc w:val="center"/>
             </w:pPr>
             <w:r>
@@ -3629,6 +3700,7 @@
           </w:tcPr>
           <w:p>
             <w:pPr>
+              <w:keepNext/>
               <w:jc w:val="center"/>
             </w:pPr>
             <w:r>
@@ -3648,23 +3720,24 @@
       <w:tr>
         <w:tc>
           <w:tcPr>
-            <w:tcW w:type="dxa" w:w="600"/>
-            <w:tcBorders>
-              <w:top w:val="single" w:color="CCCCCC" w:sz="1"/>
-              <w:left w:val="single" w:color="CCCCCC" w:sz="1"/>
-              <w:bottom w:val="single" w:color="CCCCCC" w:sz="1"/>
-              <w:right w:val="single" w:color="CCCCCC" w:sz="1"/>
-            </w:tcBorders>
-            <w:shd w:fill="FFFFFF" w:val="clear"/>
-            <w:tcMar>
-              <w:top w:type="dxa" w:w="80"/>
-              <w:left w:type="dxa" w:w="120"/>
-              <w:bottom w:type="dxa" w:w="80"/>
-              <w:right w:type="dxa" w:w="120"/>
-            </w:tcMar>
-          </w:tcPr>
-          <w:p>
-            <w:pPr>
+            <w:tcW w:type="dxa" w:w="1440"/>
+            <w:tcBorders>
+              <w:top w:val="single" w:color="CCCCCC" w:sz="1"/>
+              <w:left w:val="single" w:color="CCCCCC" w:sz="1"/>
+              <w:bottom w:val="single" w:color="CCCCCC" w:sz="1"/>
+              <w:right w:val="single" w:color="CCCCCC" w:sz="1"/>
+            </w:tcBorders>
+            <w:shd w:fill="FFFFFF" w:val="clear"/>
+            <w:tcMar>
+              <w:top w:type="dxa" w:w="80"/>
+              <w:left w:type="dxa" w:w="120"/>
+              <w:bottom w:type="dxa" w:w="80"/>
+              <w:right w:type="dxa" w:w="120"/>
+            </w:tcMar>
+          </w:tcPr>
+          <w:p>
+            <w:pPr>
+              <w:keepNext/>
               <w:jc w:val="left"/>
             </w:pPr>
             <w:r>
@@ -3698,6 +3771,7 @@
           </w:tcPr>
           <w:p>
             <w:pPr>
+              <w:keepNext/>
               <w:jc w:val="left"/>
             </w:pPr>
             <w:r>
@@ -3714,23 +3788,24 @@
         </w:tc>
         <w:tc>
           <w:tcPr>
-            <w:tcW w:type="dxa" w:w="3906"/>
-            <w:tcBorders>
-              <w:top w:val="single" w:color="CCCCCC" w:sz="1"/>
-              <w:left w:val="single" w:color="CCCCCC" w:sz="1"/>
-              <w:bottom w:val="single" w:color="CCCCCC" w:sz="1"/>
-              <w:right w:val="single" w:color="CCCCCC" w:sz="1"/>
-            </w:tcBorders>
-            <w:shd w:fill="FFFFFF" w:val="clear"/>
-            <w:tcMar>
-              <w:top w:type="dxa" w:w="80"/>
-              <w:left w:type="dxa" w:w="120"/>
-              <w:bottom w:type="dxa" w:w="80"/>
-              <w:right w:type="dxa" w:w="120"/>
-            </w:tcMar>
-          </w:tcPr>
-          <w:p>
-            <w:pPr>
+            <w:tcW w:type="dxa" w:w="3066"/>
+            <w:tcBorders>
+              <w:top w:val="single" w:color="CCCCCC" w:sz="1"/>
+              <w:left w:val="single" w:color="CCCCCC" w:sz="1"/>
+              <w:bottom w:val="single" w:color="CCCCCC" w:sz="1"/>
+              <w:right w:val="single" w:color="CCCCCC" w:sz="1"/>
+            </w:tcBorders>
+            <w:shd w:fill="FFFFFF" w:val="clear"/>
+            <w:tcMar>
+              <w:top w:type="dxa" w:w="80"/>
+              <w:left w:type="dxa" w:w="120"/>
+              <w:bottom w:type="dxa" w:w="80"/>
+              <w:right w:type="dxa" w:w="120"/>
+            </w:tcMar>
+          </w:tcPr>
+          <w:p>
+            <w:pPr>
+              <w:keepNext/>
               <w:jc w:val="left"/>
             </w:pPr>
             <w:r>
@@ -3764,6 +3839,7 @@
           </w:tcPr>
           <w:p>
             <w:pPr>
+              <w:keepNext/>
               <w:jc w:val="center"/>
             </w:pPr>
             <w:r>
@@ -3780,23 +3856,24 @@
       <w:tr>
         <w:tc>
           <w:tcPr>
-            <w:tcW w:type="dxa" w:w="600"/>
-            <w:tcBorders>
-              <w:top w:val="single" w:color="CCCCCC" w:sz="1"/>
-              <w:left w:val="single" w:color="CCCCCC" w:sz="1"/>
-              <w:bottom w:val="single" w:color="CCCCCC" w:sz="1"/>
-              <w:right w:val="single" w:color="CCCCCC" w:sz="1"/>
-            </w:tcBorders>
-            <w:shd w:fill="FFFFFF" w:val="clear"/>
-            <w:tcMar>
-              <w:top w:type="dxa" w:w="80"/>
-              <w:left w:type="dxa" w:w="120"/>
-              <w:bottom w:type="dxa" w:w="80"/>
-              <w:right w:type="dxa" w:w="120"/>
-            </w:tcMar>
-          </w:tcPr>
-          <w:p>
-            <w:pPr>
+            <w:tcW w:type="dxa" w:w="1440"/>
+            <w:tcBorders>
+              <w:top w:val="single" w:color="CCCCCC" w:sz="1"/>
+              <w:left w:val="single" w:color="CCCCCC" w:sz="1"/>
+              <w:bottom w:val="single" w:color="CCCCCC" w:sz="1"/>
+              <w:right w:val="single" w:color="CCCCCC" w:sz="1"/>
+            </w:tcBorders>
+            <w:shd w:fill="FFFFFF" w:val="clear"/>
+            <w:tcMar>
+              <w:top w:type="dxa" w:w="80"/>
+              <w:left w:type="dxa" w:w="120"/>
+              <w:bottom w:type="dxa" w:w="80"/>
+              <w:right w:type="dxa" w:w="120"/>
+            </w:tcMar>
+          </w:tcPr>
+          <w:p>
+            <w:pPr>
+              <w:keepNext/>
               <w:jc w:val="left"/>
             </w:pPr>
             <w:r>
@@ -3830,6 +3907,7 @@
           </w:tcPr>
           <w:p>
             <w:pPr>
+              <w:keepNext/>
               <w:jc w:val="left"/>
             </w:pPr>
             <w:r>
@@ -3846,23 +3924,24 @@
         </w:tc>
         <w:tc>
           <w:tcPr>
-            <w:tcW w:type="dxa" w:w="3906"/>
-            <w:tcBorders>
-              <w:top w:val="single" w:color="CCCCCC" w:sz="1"/>
-              <w:left w:val="single" w:color="CCCCCC" w:sz="1"/>
-              <w:bottom w:val="single" w:color="CCCCCC" w:sz="1"/>
-              <w:right w:val="single" w:color="CCCCCC" w:sz="1"/>
-            </w:tcBorders>
-            <w:shd w:fill="FFFFFF" w:val="clear"/>
-            <w:tcMar>
-              <w:top w:type="dxa" w:w="80"/>
-              <w:left w:type="dxa" w:w="120"/>
-              <w:bottom w:type="dxa" w:w="80"/>
-              <w:right w:type="dxa" w:w="120"/>
-            </w:tcMar>
-          </w:tcPr>
-          <w:p>
-            <w:pPr>
+            <w:tcW w:type="dxa" w:w="3066"/>
+            <w:tcBorders>
+              <w:top w:val="single" w:color="CCCCCC" w:sz="1"/>
+              <w:left w:val="single" w:color="CCCCCC" w:sz="1"/>
+              <w:bottom w:val="single" w:color="CCCCCC" w:sz="1"/>
+              <w:right w:val="single" w:color="CCCCCC" w:sz="1"/>
+            </w:tcBorders>
+            <w:shd w:fill="FFFFFF" w:val="clear"/>
+            <w:tcMar>
+              <w:top w:type="dxa" w:w="80"/>
+              <w:left w:type="dxa" w:w="120"/>
+              <w:bottom w:type="dxa" w:w="80"/>
+              <w:right w:type="dxa" w:w="120"/>
+            </w:tcMar>
+          </w:tcPr>
+          <w:p>
+            <w:pPr>
+              <w:keepNext/>
               <w:jc w:val="left"/>
             </w:pPr>
             <w:r>
@@ -3896,6 +3975,7 @@
           </w:tcPr>
           <w:p>
             <w:pPr>
+              <w:keepNext/>
               <w:jc w:val="center"/>
             </w:pPr>
             <w:r>
@@ -3912,23 +3992,24 @@
       <w:tr>
         <w:tc>
           <w:tcPr>
-            <w:tcW w:type="dxa" w:w="600"/>
-            <w:tcBorders>
-              <w:top w:val="single" w:color="CCCCCC" w:sz="1"/>
-              <w:left w:val="single" w:color="CCCCCC" w:sz="1"/>
-              <w:bottom w:val="single" w:color="CCCCCC" w:sz="1"/>
-              <w:right w:val="single" w:color="CCCCCC" w:sz="1"/>
-            </w:tcBorders>
-            <w:shd w:fill="FFFFFF" w:val="clear"/>
-            <w:tcMar>
-              <w:top w:type="dxa" w:w="80"/>
-              <w:left w:type="dxa" w:w="120"/>
-              <w:bottom w:type="dxa" w:w="80"/>
-              <w:right w:type="dxa" w:w="120"/>
-            </w:tcMar>
-          </w:tcPr>
-          <w:p>
-            <w:pPr>
+            <w:tcW w:type="dxa" w:w="1440"/>
+            <w:tcBorders>
+              <w:top w:val="single" w:color="CCCCCC" w:sz="1"/>
+              <w:left w:val="single" w:color="CCCCCC" w:sz="1"/>
+              <w:bottom w:val="single" w:color="CCCCCC" w:sz="1"/>
+              <w:right w:val="single" w:color="CCCCCC" w:sz="1"/>
+            </w:tcBorders>
+            <w:shd w:fill="FFFFFF" w:val="clear"/>
+            <w:tcMar>
+              <w:top w:type="dxa" w:w="80"/>
+              <w:left w:type="dxa" w:w="120"/>
+              <w:bottom w:type="dxa" w:w="80"/>
+              <w:right w:type="dxa" w:w="120"/>
+            </w:tcMar>
+          </w:tcPr>
+          <w:p>
+            <w:pPr>
+              <w:keepNext/>
               <w:jc w:val="left"/>
             </w:pPr>
             <w:r>
@@ -3962,6 +4043,7 @@
           </w:tcPr>
           <w:p>
             <w:pPr>
+              <w:keepNext/>
               <w:jc w:val="left"/>
             </w:pPr>
             <w:r>
@@ -3978,23 +4060,24 @@
         </w:tc>
         <w:tc>
           <w:tcPr>
-            <w:tcW w:type="dxa" w:w="3906"/>
-            <w:tcBorders>
-              <w:top w:val="single" w:color="CCCCCC" w:sz="1"/>
-              <w:left w:val="single" w:color="CCCCCC" w:sz="1"/>
-              <w:bottom w:val="single" w:color="CCCCCC" w:sz="1"/>
-              <w:right w:val="single" w:color="CCCCCC" w:sz="1"/>
-            </w:tcBorders>
-            <w:shd w:fill="FFFFFF" w:val="clear"/>
-            <w:tcMar>
-              <w:top w:type="dxa" w:w="80"/>
-              <w:left w:type="dxa" w:w="120"/>
-              <w:bottom w:type="dxa" w:w="80"/>
-              <w:right w:type="dxa" w:w="120"/>
-            </w:tcMar>
-          </w:tcPr>
-          <w:p>
-            <w:pPr>
+            <w:tcW w:type="dxa" w:w="3066"/>
+            <w:tcBorders>
+              <w:top w:val="single" w:color="CCCCCC" w:sz="1"/>
+              <w:left w:val="single" w:color="CCCCCC" w:sz="1"/>
+              <w:bottom w:val="single" w:color="CCCCCC" w:sz="1"/>
+              <w:right w:val="single" w:color="CCCCCC" w:sz="1"/>
+            </w:tcBorders>
+            <w:shd w:fill="FFFFFF" w:val="clear"/>
+            <w:tcMar>
+              <w:top w:type="dxa" w:w="80"/>
+              <w:left w:type="dxa" w:w="120"/>
+              <w:bottom w:type="dxa" w:w="80"/>
+              <w:right w:type="dxa" w:w="120"/>
+            </w:tcMar>
+          </w:tcPr>
+          <w:p>
+            <w:pPr>
+              <w:keepNext/>
               <w:jc w:val="left"/>
             </w:pPr>
             <w:r>
@@ -4028,6 +4111,7 @@
           </w:tcPr>
           <w:p>
             <w:pPr>
+              <w:keepNext/>
               <w:jc w:val="center"/>
             </w:pPr>
             <w:r>
@@ -4044,7 +4128,7 @@
       <w:tr>
         <w:tc>
           <w:tcPr>
-            <w:tcW w:type="dxa" w:w="600"/>
+            <w:tcW w:type="dxa" w:w="1440"/>
             <w:tcBorders>
               <w:top w:val="single" w:color="CCCCCC" w:sz="1"/>
               <w:left w:val="single" w:color="CCCCCC" w:sz="1"/>
@@ -4110,7 +4194,7 @@
         </w:tc>
         <w:tc>
           <w:tcPr>
-            <w:tcW w:type="dxa" w:w="3906"/>
+            <w:tcW w:type="dxa" w:w="3066"/>
             <w:tcBorders>
               <w:top w:val="single" w:color="CCCCCC" w:sz="1"/>
               <w:left w:val="single" w:color="CCCCCC" w:sz="1"/>
@@ -4175,13 +4259,9 @@
       </w:tr>
     </w:tbl>
     <w:p>
-      <w:r>
-        <w:br w:type="page"/>
-      </w:r>
-    </w:p>
-    <w:p>
       <w:pPr>
         <w:pStyle w:val="Heading1"/>
+        <w:pageBreakBefore/>
         <w:spacing w:after="120" w:before="360"/>
       </w:pPr>
       <w:r>
@@ -4223,7 +4303,7 @@
           <w:sz w:val="20"/>
           <w:szCs w:val="20"/>
         </w:rPr>
-        <w:t>파일 위치: src/lib/auth/requireAdminAuth.test.ts (예정: 현재 수동 검증)</w:t>
+        <w:t>파일 위치: src/lib/auth/requireAdminAuth.test.ts (자동 시험 도입 완료)</w:t>
       </w:r>
     </w:p>
     <w:p>
@@ -4252,7 +4332,7 @@
       <w:tr>
         <w:tc>
           <w:tcPr>
-            <w:tcW w:type="dxa" w:w="700"/>
+            <w:tcW w:type="dxa" w:w="1440"/>
             <w:tcBorders>
               <w:top w:val="single" w:color="CCCCCC" w:sz="1"/>
               <w:left w:val="single" w:color="CCCCCC" w:sz="1"/>
@@ -4320,7 +4400,7 @@
         </w:tc>
         <w:tc>
           <w:tcPr>
-            <w:tcW w:type="dxa" w:w="3806"/>
+            <w:tcW w:type="dxa" w:w="3066"/>
             <w:tcBorders>
               <w:top w:val="single" w:color="CCCCCC" w:sz="1"/>
               <w:left w:val="single" w:color="CCCCCC" w:sz="1"/>
@@ -4390,7 +4470,7 @@
       <w:tr>
         <w:tc>
           <w:tcPr>
-            <w:tcW w:type="dxa" w:w="700"/>
+            <w:tcW w:type="dxa" w:w="1440"/>
             <w:tcBorders>
               <w:top w:val="single" w:color="CCCCCC" w:sz="1"/>
               <w:left w:val="single" w:color="CCCCCC" w:sz="1"/>
@@ -4456,7 +4536,7 @@
         </w:tc>
         <w:tc>
           <w:tcPr>
-            <w:tcW w:type="dxa" w:w="3806"/>
+            <w:tcW w:type="dxa" w:w="3066"/>
             <w:tcBorders>
               <w:top w:val="single" w:color="CCCCCC" w:sz="1"/>
               <w:left w:val="single" w:color="CCCCCC" w:sz="1"/>
@@ -4522,7 +4602,7 @@
       <w:tr>
         <w:tc>
           <w:tcPr>
-            <w:tcW w:type="dxa" w:w="700"/>
+            <w:tcW w:type="dxa" w:w="1440"/>
             <w:tcBorders>
               <w:top w:val="single" w:color="CCCCCC" w:sz="1"/>
               <w:left w:val="single" w:color="CCCCCC" w:sz="1"/>
@@ -4588,7 +4668,7 @@
         </w:tc>
         <w:tc>
           <w:tcPr>
-            <w:tcW w:type="dxa" w:w="3806"/>
+            <w:tcW w:type="dxa" w:w="3066"/>
             <w:tcBorders>
               <w:top w:val="single" w:color="CCCCCC" w:sz="1"/>
               <w:left w:val="single" w:color="CCCCCC" w:sz="1"/>
@@ -4654,7 +4734,7 @@
       <w:tr>
         <w:tc>
           <w:tcPr>
-            <w:tcW w:type="dxa" w:w="700"/>
+            <w:tcW w:type="dxa" w:w="1440"/>
             <w:tcBorders>
               <w:top w:val="single" w:color="CCCCCC" w:sz="1"/>
               <w:left w:val="single" w:color="CCCCCC" w:sz="1"/>
@@ -4720,7 +4800,7 @@
         </w:tc>
         <w:tc>
           <w:tcPr>
-            <w:tcW w:type="dxa" w:w="3806"/>
+            <w:tcW w:type="dxa" w:w="3066"/>
             <w:tcBorders>
               <w:top w:val="single" w:color="CCCCCC" w:sz="1"/>
               <w:left w:val="single" w:color="CCCCCC" w:sz="1"/>
@@ -4786,7 +4866,7 @@
       <w:tr>
         <w:tc>
           <w:tcPr>
-            <w:tcW w:type="dxa" w:w="700"/>
+            <w:tcW w:type="dxa" w:w="1440"/>
             <w:tcBorders>
               <w:top w:val="single" w:color="CCCCCC" w:sz="1"/>
               <w:left w:val="single" w:color="CCCCCC" w:sz="1"/>
@@ -4852,7 +4932,7 @@
         </w:tc>
         <w:tc>
           <w:tcPr>
-            <w:tcW w:type="dxa" w:w="3806"/>
+            <w:tcW w:type="dxa" w:w="3066"/>
             <w:tcBorders>
               <w:top w:val="single" w:color="CCCCCC" w:sz="1"/>
               <w:left w:val="single" w:color="CCCCCC" w:sz="1"/>
@@ -4918,7 +4998,7 @@
       <w:tr>
         <w:tc>
           <w:tcPr>
-            <w:tcW w:type="dxa" w:w="700"/>
+            <w:tcW w:type="dxa" w:w="1440"/>
             <w:tcBorders>
               <w:top w:val="single" w:color="CCCCCC" w:sz="1"/>
               <w:left w:val="single" w:color="CCCCCC" w:sz="1"/>
@@ -4984,7 +5064,7 @@
         </w:tc>
         <w:tc>
           <w:tcPr>
-            <w:tcW w:type="dxa" w:w="3806"/>
+            <w:tcW w:type="dxa" w:w="3066"/>
             <w:tcBorders>
               <w:top w:val="single" w:color="CCCCCC" w:sz="1"/>
               <w:left w:val="single" w:color="CCCCCC" w:sz="1"/>
@@ -5050,7 +5130,7 @@
       <w:tr>
         <w:tc>
           <w:tcPr>
-            <w:tcW w:type="dxa" w:w="700"/>
+            <w:tcW w:type="dxa" w:w="1440"/>
             <w:tcBorders>
               <w:top w:val="single" w:color="CCCCCC" w:sz="1"/>
               <w:left w:val="single" w:color="CCCCCC" w:sz="1"/>
@@ -5116,7 +5196,7 @@
         </w:tc>
         <w:tc>
           <w:tcPr>
-            <w:tcW w:type="dxa" w:w="3806"/>
+            <w:tcW w:type="dxa" w:w="3066"/>
             <w:tcBorders>
               <w:top w:val="single" w:color="CCCCCC" w:sz="1"/>
               <w:left w:val="single" w:color="CCCCCC" w:sz="1"/>
@@ -5182,7 +5262,7 @@
       <w:tr>
         <w:tc>
           <w:tcPr>
-            <w:tcW w:type="dxa" w:w="700"/>
+            <w:tcW w:type="dxa" w:w="1440"/>
             <w:tcBorders>
               <w:top w:val="single" w:color="CCCCCC" w:sz="1"/>
               <w:left w:val="single" w:color="CCCCCC" w:sz="1"/>
@@ -5248,7 +5328,7 @@
         </w:tc>
         <w:tc>
           <w:tcPr>
-            <w:tcW w:type="dxa" w:w="3806"/>
+            <w:tcW w:type="dxa" w:w="3066"/>
             <w:tcBorders>
               <w:top w:val="single" w:color="CCCCCC" w:sz="1"/>
               <w:left w:val="single" w:color="CCCCCC" w:sz="1"/>
@@ -5314,7 +5394,7 @@
       <w:tr>
         <w:tc>
           <w:tcPr>
-            <w:tcW w:type="dxa" w:w="700"/>
+            <w:tcW w:type="dxa" w:w="1440"/>
             <w:tcBorders>
               <w:top w:val="single" w:color="CCCCCC" w:sz="1"/>
               <w:left w:val="single" w:color="CCCCCC" w:sz="1"/>
@@ -5380,7 +5460,7 @@
         </w:tc>
         <w:tc>
           <w:tcPr>
-            <w:tcW w:type="dxa" w:w="3806"/>
+            <w:tcW w:type="dxa" w:w="3066"/>
             <w:tcBorders>
               <w:top w:val="single" w:color="CCCCCC" w:sz="1"/>
               <w:left w:val="single" w:color="CCCCCC" w:sz="1"/>
@@ -5522,6 +5602,7 @@
           </w:tcPr>
           <w:p>
             <w:pPr>
+              <w:keepNext/>
               <w:jc w:val="center"/>
             </w:pPr>
             <w:r>
@@ -5556,6 +5637,7 @@
           </w:tcPr>
           <w:p>
             <w:pPr>
+              <w:keepNext/>
               <w:jc w:val="center"/>
             </w:pPr>
             <w:r>
@@ -5590,6 +5672,7 @@
           </w:tcPr>
           <w:p>
             <w:pPr>
+              <w:keepNext/>
               <w:jc w:val="center"/>
             </w:pPr>
             <w:r>
@@ -5709,13 +5792,9 @@
       </w:tr>
     </w:tbl>
     <w:p>
-      <w:r>
-        <w:br w:type="page"/>
-      </w:r>
-    </w:p>
-    <w:p>
       <w:pPr>
         <w:pStyle w:val="Heading1"/>
+        <w:pageBreakBefore/>
         <w:spacing w:after="120" w:before="360"/>
       </w:pPr>
       <w:r>
@@ -5802,6 +5881,7 @@
           </w:tcPr>
           <w:p>
             <w:pPr>
+              <w:keepNext/>
               <w:jc w:val="center"/>
             </w:pPr>
             <w:r>
@@ -5836,6 +5916,7 @@
           </w:tcPr>
           <w:p>
             <w:pPr>
+              <w:keepNext/>
               <w:jc w:val="center"/>
             </w:pPr>
             <w:r>
@@ -5870,6 +5951,7 @@
           </w:tcPr>
           <w:p>
             <w:pPr>
+              <w:keepNext/>
               <w:jc w:val="center"/>
             </w:pPr>
             <w:r>
@@ -5881,7 +5963,7 @@
                 <w:sz w:val="18"/>
                 <w:szCs w:val="18"/>
               </w:rPr>
-              <w:t>현재 (8월 19일)</w:t>
+              <w:t>현재 (8월 20일)</w:t>
             </w:r>
           </w:p>
         </w:tc>
@@ -5904,6 +5986,7 @@
           </w:tcPr>
           <w:p>
             <w:pPr>
+              <w:keepNext/>
               <w:jc w:val="center"/>
             </w:pPr>
             <w:r>
@@ -6055,7 +6138,7 @@
                 <w:sz w:val="18"/>
                 <w:rFonts w:eastAsia="맑은 고딕"/>
               </w:rPr>
-              <w:t>간헐 발생. 화면 골격이 본문보다 먼저 그려진 회차에서만 꼬리말이 밀린다. 원인 규명 완료, 수정 반영 예정</w:t>
+              <w:t>간헐 발생. 화면 골격이 본문보다 먼저 그려진 회차에서만 꼬리말이 밀린다. 원인 규명 및 수정 완료(본판 반영). 실서비스 배포 후 재측정 예정</w:t>
             </w:r>
           </w:p>
         </w:tc>
@@ -6291,13 +6374,9 @@
       </w:r>
     </w:p>
     <w:p>
-      <w:r>
-        <w:br w:type="page"/>
-      </w:r>
-    </w:p>
-    <w:p>
       <w:pPr>
         <w:pStyle w:val="Heading1"/>
+        <w:pageBreakBefore/>
         <w:spacing w:after="120" w:before="360"/>
       </w:pPr>
       <w:r>
@@ -7565,7 +7644,7 @@
           <w:sz w:val="24"/>
           <w:szCs w:val="24"/>
         </w:rPr>
-        <w:t>5.2 자동화 테스트 미흡 영역 (2026-04 지적 → 2026-08-19 해소 내역) (2026-04 지적 → 2026-08-19 해소 내역) (2026-04 지적 → 2026-08-19 해소 내역) (2026-04 지적 → 2026-08-19 해소 내역)</w:t>
+        <w:t>5.2 자동화 테스트 미흡 영역 (2026-04 지적 → 2026-08-20 해소 내역)</w:t>
       </w:r>
     </w:p>
     <w:p>
@@ -7681,6 +7760,7 @@
           </w:tcPr>
           <w:p>
             <w:pPr>
+              <w:keepNext/>
               <w:jc w:val="center"/>
             </w:pPr>
             <w:r>
@@ -7715,6 +7795,7 @@
           </w:tcPr>
           <w:p>
             <w:pPr>
+              <w:keepNext/>
               <w:jc w:val="center"/>
             </w:pPr>
             <w:r>
@@ -7749,6 +7830,7 @@
           </w:tcPr>
           <w:p>
             <w:pPr>
+              <w:keepNext/>
               <w:jc w:val="center"/>
             </w:pPr>
             <w:r>
@@ -7785,6 +7867,7 @@
           </w:tcPr>
           <w:p>
             <w:pPr>
+              <w:keepNext/>
               <w:jc w:val="left"/>
             </w:pPr>
             <w:r>
@@ -7818,17 +7901,18 @@
           </w:tcPr>
           <w:p>
             <w:pPr>
-              <w:jc w:val="left"/>
-            </w:pPr>
-            <w:r>
-              <w:rPr>
-                <w:rFonts w:ascii="맑은 고딕" w:cs="맑은 고딕" w:eastAsia="맑은 고딕" w:hAnsi="맑은 고딕"/>
-                <w:b w:val="false"/>
-                <w:bCs w:val="false"/>
-                <w:sz w:val="18"/>
-                <w:szCs w:val="18"/>
-              </w:rPr>
-              <w:t>화상 내 번역 자막: 실서비스 가동, 통번역 3,542건 축적</w:t>
+              <w:keepNext/>
+              <w:jc w:val="left"/>
+            </w:pPr>
+            <w:r>
+              <w:rPr>
+                <w:rFonts w:ascii="맑은 고딕" w:cs="맑은 고딕" w:eastAsia="맑은 고딕" w:hAnsi="맑은 고딕"/>
+                <w:b w:val="false"/>
+                <w:bCs w:val="false"/>
+                <w:sz w:val="18"/>
+                <w:szCs w:val="18"/>
+              </w:rPr>
+              <w:t>화상 내 번역 자막: 실서비스 가동, 통번역 3,543건(시험 방 제외 3,277건) 축적</w:t>
             </w:r>
           </w:p>
         </w:tc>
@@ -7851,6 +7935,7 @@
           </w:tcPr>
           <w:p>
             <w:pPr>
+              <w:keepNext/>
               <w:jc w:val="left"/>
             </w:pPr>
             <w:r>
@@ -7886,6 +7971,7 @@
           </w:tcPr>
           <w:p>
             <w:pPr>
+              <w:keepNext/>
               <w:jc w:val="left"/>
             </w:pPr>
             <w:r>
@@ -7919,6 +8005,7 @@
           </w:tcPr>
           <w:p>
             <w:pPr>
+              <w:keepNext/>
               <w:jc w:val="left"/>
             </w:pPr>
             <w:r>
@@ -7952,17 +8039,18 @@
           </w:tcPr>
           <w:p>
             <w:pPr>
-              <w:jc w:val="left"/>
-            </w:pPr>
-            <w:r>
-              <w:rPr>
-                <w:rFonts w:ascii="맑은 고딕" w:cs="맑은 고딕" w:eastAsia="맑은 고딕" w:hAnsi="맑은 고딕"/>
-                <w:b w:val="false"/>
-                <w:bCs w:val="false"/>
-                <w:sz w:val="18"/>
-                <w:szCs w:val="18"/>
-              </w:rPr>
-              <w:t xml:space="preserve">Jest</w:t>
+              <w:keepNext/>
+              <w:jc w:val="left"/>
+            </w:pPr>
+            <w:r>
+              <w:rPr>
+                <w:rFonts w:ascii="맑은 고딕" w:cs="맑은 고딕" w:eastAsia="맑은 고딕" w:hAnsi="맑은 고딕"/>
+                <w:b w:val="false"/>
+                <w:bCs w:val="false"/>
+                <w:sz w:val="18"/>
+                <w:szCs w:val="18"/>
+              </w:rPr>
+              <w:t>Vitest</w:t>
             </w:r>
           </w:p>
         </w:tc>
@@ -7987,6 +8075,7 @@
           </w:tcPr>
           <w:p>
             <w:pPr>
+              <w:keepNext/>
               <w:jc w:val="left"/>
             </w:pPr>
             <w:r>
@@ -8020,6 +8109,7 @@
           </w:tcPr>
           <w:p>
             <w:pPr>
+              <w:keepNext/>
               <w:jc w:val="left"/>
             </w:pPr>
             <w:r>
@@ -8053,6 +8143,7 @@
           </w:tcPr>
           <w:p>
             <w:pPr>
+              <w:keepNext/>
               <w:jc w:val="left"/>
             </w:pPr>
             <w:r>
@@ -8088,6 +8179,7 @@
           </w:tcPr>
           <w:p>
             <w:pPr>
+              <w:keepNext/>
               <w:jc w:val="left"/>
             </w:pPr>
             <w:r>
@@ -8121,6 +8213,7 @@
           </w:tcPr>
           <w:p>
             <w:pPr>
+              <w:keepNext/>
               <w:jc w:val="left"/>
             </w:pPr>
             <w:r>
@@ -8154,6 +8247,7 @@
           </w:tcPr>
           <w:p>
             <w:pPr>
+              <w:keepNext/>
               <w:jc w:val="left"/>
             </w:pPr>
             <w:r>
@@ -8189,6 +8283,7 @@
           </w:tcPr>
           <w:p>
             <w:pPr>
+              <w:keepNext/>
               <w:jc w:val="left"/>
             </w:pPr>
             <w:r>
@@ -8222,6 +8317,7 @@
           </w:tcPr>
           <w:p>
             <w:pPr>
+              <w:keepNext/>
               <w:jc w:val="left"/>
             </w:pPr>
             <w:r>
@@ -8255,6 +8351,7 @@
           </w:tcPr>
           <w:p>
             <w:pPr>
+              <w:keepNext/>
               <w:jc w:val="left"/>
             </w:pPr>
             <w:r>
@@ -8439,6 +8536,7 @@
           </w:tcPr>
           <w:p>
             <w:pPr>
+              <w:keepNext/>
               <w:jc w:val="left"/>
             </w:pPr>
             <w:r>
@@ -8472,6 +8570,7 @@
           </w:tcPr>
           <w:p>
             <w:pPr>
+              <w:keepNext/>
               <w:jc w:val="left"/>
             </w:pPr>
             <w:r>
@@ -8505,6 +8604,7 @@
           </w:tcPr>
           <w:p>
             <w:pPr>
+              <w:keepNext/>
               <w:jc w:val="left"/>
             </w:pPr>
             <w:r>
@@ -8538,6 +8638,7 @@
           </w:tcPr>
           <w:p>
             <w:pPr>
+              <w:keepNext/>
               <w:jc w:val="left"/>
             </w:pPr>
             <w:r>
@@ -8573,6 +8674,7 @@
           </w:tcPr>
           <w:p>
             <w:pPr>
+              <w:keepNext/>
               <w:jc w:val="left"/>
             </w:pPr>
             <w:r>
@@ -8606,6 +8708,7 @@
           </w:tcPr>
           <w:p>
             <w:pPr>
+              <w:keepNext/>
               <w:jc w:val="left"/>
             </w:pPr>
             <w:r>
@@ -8639,6 +8742,7 @@
           </w:tcPr>
           <w:p>
             <w:pPr>
+              <w:keepNext/>
               <w:jc w:val="left"/>
             </w:pPr>
             <w:r>
@@ -8672,6 +8776,7 @@
           </w:tcPr>
           <w:p>
             <w:pPr>
+              <w:keepNext/>
               <w:jc w:val="left"/>
             </w:pPr>
             <w:r>

--- a/docs/government-project/08_테스트결과서.docx
+++ b/docs/government-project/08_테스트결과서.docx
@@ -823,6 +823,7 @@
     <w:p>
       <w:pPr>
         <w:pStyle w:val="Heading2"/>
+        <w:keepNext/>
         <w:spacing w:after="80" w:before="240"/>
       </w:pPr>
       <w:r>
@@ -840,9 +841,10 @@
     <w:p>
       <w:pPr>
         <w:pStyle w:val="ListParagraph"/>
+        <w:keepNext/>
         <w:numPr>
           <w:ilvl w:val="0"/>
-          <w:numId w:val="2"/>
+          <w:numId w:val="7"/>
         </w:numPr>
         <w:spacing w:after="40" w:before="40"/>
       </w:pPr>
@@ -858,9 +860,10 @@
     <w:p>
       <w:pPr>
         <w:pStyle w:val="ListParagraph"/>
+        <w:keepNext/>
         <w:numPr>
           <w:ilvl w:val="0"/>
-          <w:numId w:val="2"/>
+          <w:numId w:val="7"/>
         </w:numPr>
         <w:spacing w:after="40" w:before="40"/>
       </w:pPr>
@@ -876,9 +879,10 @@
     <w:p>
       <w:pPr>
         <w:pStyle w:val="ListParagraph"/>
+        <w:keepNext/>
         <w:numPr>
           <w:ilvl w:val="0"/>
-          <w:numId w:val="2"/>
+          <w:numId w:val="7"/>
         </w:numPr>
         <w:spacing w:after="40" w:before="40"/>
       </w:pPr>
@@ -894,9 +898,10 @@
     <w:p>
       <w:pPr>
         <w:pStyle w:val="ListParagraph"/>
+        <w:keepNext/>
         <w:numPr>
           <w:ilvl w:val="0"/>
-          <w:numId w:val="2"/>
+          <w:numId w:val="7"/>
         </w:numPr>
         <w:spacing w:after="40" w:before="40"/>
       </w:pPr>
@@ -914,7 +919,7 @@
         <w:pStyle w:val="ListParagraph"/>
         <w:numPr>
           <w:ilvl w:val="0"/>
-          <w:numId w:val="2"/>
+          <w:numId w:val="7"/>
         </w:numPr>
         <w:spacing w:after="40" w:before="40"/>
       </w:pPr>
@@ -7633,6 +7638,7 @@
     <w:p>
       <w:pPr>
         <w:pStyle w:val="Heading2"/>
+        <w:keepNext/>
         <w:spacing w:after="80" w:before="240"/>
       </w:pPr>
       <w:r>
@@ -7650,9 +7656,10 @@
     <w:p>
       <w:pPr>
         <w:pStyle w:val="ListParagraph"/>
+        <w:keepNext/>
         <w:numPr>
           <w:ilvl w:val="0"/>
-          <w:numId w:val="2"/>
+          <w:numId w:val="8"/>
         </w:numPr>
         <w:spacing w:after="40" w:before="40"/>
       </w:pPr>
@@ -7668,9 +7675,10 @@
     <w:p>
       <w:pPr>
         <w:pStyle w:val="ListParagraph"/>
+        <w:keepNext/>
         <w:numPr>
           <w:ilvl w:val="0"/>
-          <w:numId w:val="2"/>
+          <w:numId w:val="8"/>
         </w:numPr>
         <w:spacing w:after="40" w:before="40"/>
       </w:pPr>
@@ -7688,7 +7696,7 @@
         <w:pStyle w:val="ListParagraph"/>
         <w:numPr>
           <w:ilvl w:val="0"/>
-          <w:numId w:val="2"/>
+          <w:numId w:val="8"/>
         </w:numPr>
         <w:spacing w:after="40" w:before="40"/>
       </w:pPr>
@@ -11256,6 +11264,42 @@
       <w:startOverride w:val="1"/>
     </w:lvlOverride>
   </w:num>
+  <w:num w:numId="3">
+    <w:abstractNumId w:val="2"/>
+    <w:lvlOverride w:ilvl="0">
+      <w:startOverride w:val="1"/>
+    </w:lvlOverride>
+  </w:num>
+  <w:num w:numId="4">
+    <w:abstractNumId w:val="2"/>
+    <w:lvlOverride w:ilvl="0">
+      <w:startOverride w:val="1"/>
+    </w:lvlOverride>
+  </w:num>
+  <w:num w:numId="5">
+    <w:abstractNumId w:val="2"/>
+    <w:lvlOverride w:ilvl="0">
+      <w:startOverride w:val="1"/>
+    </w:lvlOverride>
+  </w:num>
+  <w:num w:numId="6">
+    <w:abstractNumId w:val="2"/>
+    <w:lvlOverride w:ilvl="0">
+      <w:startOverride w:val="1"/>
+    </w:lvlOverride>
+  </w:num>
+  <w:num w:numId="7">
+    <w:abstractNumId w:val="2"/>
+    <w:lvlOverride w:ilvl="0">
+      <w:startOverride w:val="1"/>
+    </w:lvlOverride>
+  </w:num>
+  <w:num w:numId="8">
+    <w:abstractNumId w:val="2"/>
+    <w:lvlOverride w:ilvl="0">
+      <w:startOverride w:val="1"/>
+    </w:lvlOverride>
+  </w:num>
 </w:numbering>
 </file>
 

--- a/docs/government-project/08_테스트결과서.docx
+++ b/docs/government-project/08_테스트결과서.docx
@@ -112,6 +112,7 @@
           </w:tcPr>
           <w:p>
             <w:pPr>
+              <w:keepNext/>
               <w:jc w:val="right"/>
             </w:pPr>
             <w:r>
@@ -138,13 +139,16 @@
             </w:tcBorders>
           </w:tcPr>
           <w:p>
+            <w:pPr>
+              <w:keepNext/>
+            </w:pPr>
             <w:r>
               <w:rPr>
                 <w:rFonts w:ascii="맑은 고딕" w:cs="맑은 고딕" w:eastAsia="맑은 고딕" w:hAnsi="맑은 고딕"/>
                 <w:sz w:val="20"/>
                 <w:szCs w:val="20"/>
               </w:rPr>
-              <w:t>2026년 8월 19일</w:t>
+              <w:t>2026년 8월 20일</w:t>
             </w:r>
           </w:p>
         </w:tc>
@@ -194,7 +198,7 @@
                 <w:sz w:val="20"/>
                 <w:szCs w:val="20"/>
               </w:rPr>
-              <w:t xml:space="preserve">Vercel Preview + Supabase Staging</w:t>
+              <w:t>로컬 개발 서버 + 운영 Supabase (별도 Staging DB 없음)</w:t>
             </w:r>
           </w:p>
         </w:tc>
@@ -221,13 +225,9 @@
       </w:r>
     </w:p>
     <w:p>
-      <w:r>
-        <w:br w:type="page"/>
-      </w:r>
-    </w:p>
-    <w:p>
       <w:pPr>
         <w:pStyle w:val="Heading1"/>
+        <w:pageBreakBefore/>
         <w:spacing w:after="120" w:before="360"/>
       </w:pPr>
       <w:r>
@@ -314,6 +314,7 @@
           </w:tcPr>
           <w:p>
             <w:pPr>
+              <w:keepNext/>
               <w:jc w:val="center"/>
             </w:pPr>
             <w:r>
@@ -348,6 +349,7 @@
           </w:tcPr>
           <w:p>
             <w:pPr>
+              <w:keepNext/>
               <w:jc w:val="center"/>
             </w:pPr>
             <w:r>
@@ -382,6 +384,7 @@
           </w:tcPr>
           <w:p>
             <w:pPr>
+              <w:keepNext/>
               <w:jc w:val="center"/>
             </w:pPr>
             <w:r>
@@ -418,6 +421,7 @@
           </w:tcPr>
           <w:p>
             <w:pPr>
+              <w:keepNext/>
               <w:jc w:val="left"/>
             </w:pPr>
             <w:r>
@@ -451,17 +455,18 @@
           </w:tcPr>
           <w:p>
             <w:pPr>
-              <w:jc w:val="left"/>
-            </w:pPr>
-            <w:r>
-              <w:rPr>
-                <w:rFonts w:ascii="맑은 고딕" w:cs="맑은 고딕" w:eastAsia="맑은 고딕" w:hAnsi="맑은 고딕"/>
-                <w:b w:val="false"/>
-                <w:bCs w:val="false"/>
-                <w:sz w:val="18"/>
-                <w:szCs w:val="18"/>
-              </w:rPr>
-              <w:t xml:space="preserve">Jest / Vitest</w:t>
+              <w:keepNext/>
+              <w:jc w:val="left"/>
+            </w:pPr>
+            <w:r>
+              <w:rPr>
+                <w:rFonts w:ascii="맑은 고딕" w:cs="맑은 고딕" w:eastAsia="맑은 고딕" w:hAnsi="맑은 고딕"/>
+                <w:b w:val="false"/>
+                <w:bCs w:val="false"/>
+                <w:sz w:val="18"/>
+                <w:szCs w:val="18"/>
+              </w:rPr>
+              <w:t>Vitest</w:t>
             </w:r>
           </w:p>
         </w:tc>
@@ -484,6 +489,7 @@
           </w:tcPr>
           <w:p>
             <w:pPr>
+              <w:keepNext/>
               <w:jc w:val="left"/>
             </w:pPr>
             <w:r>
@@ -519,6 +525,7 @@
           </w:tcPr>
           <w:p>
             <w:pPr>
+              <w:keepNext/>
               <w:jc w:val="left"/>
             </w:pPr>
             <w:r>
@@ -552,17 +559,18 @@
           </w:tcPr>
           <w:p>
             <w:pPr>
-              <w:jc w:val="left"/>
-            </w:pPr>
-            <w:r>
-              <w:rPr>
-                <w:rFonts w:ascii="맑은 고딕" w:cs="맑은 고딕" w:eastAsia="맑은 고딕" w:hAnsi="맑은 고딕"/>
-                <w:b w:val="false"/>
-                <w:bCs w:val="false"/>
-                <w:sz w:val="18"/>
-                <w:szCs w:val="18"/>
-              </w:rPr>
-              <w:t xml:space="preserve">Jest + Supabase Test</w:t>
+              <w:keepNext/>
+              <w:jc w:val="left"/>
+            </w:pPr>
+            <w:r>
+              <w:rPr>
+                <w:rFonts w:ascii="맑은 고딕" w:cs="맑은 고딕" w:eastAsia="맑은 고딕" w:hAnsi="맑은 고딕"/>
+                <w:b w:val="false"/>
+                <w:bCs w:val="false"/>
+                <w:sz w:val="18"/>
+                <w:szCs w:val="18"/>
+              </w:rPr>
+              <w:t>Vitest + 운영 Supabase</w:t>
             </w:r>
           </w:p>
         </w:tc>
@@ -585,6 +593,7 @@
           </w:tcPr>
           <w:p>
             <w:pPr>
+              <w:keepNext/>
               <w:jc w:val="left"/>
             </w:pPr>
             <w:r>
@@ -620,6 +629,7 @@
           </w:tcPr>
           <w:p>
             <w:pPr>
+              <w:keepNext/>
               <w:jc w:val="left"/>
             </w:pPr>
             <w:r>
@@ -653,6 +663,7 @@
           </w:tcPr>
           <w:p>
             <w:pPr>
+              <w:keepNext/>
               <w:jc w:val="left"/>
             </w:pPr>
             <w:r>
@@ -686,6 +697,7 @@
           </w:tcPr>
           <w:p>
             <w:pPr>
+              <w:keepNext/>
               <w:jc w:val="left"/>
             </w:pPr>
             <w:r>
@@ -811,6 +823,7 @@
     <w:p>
       <w:pPr>
         <w:pStyle w:val="Heading2"/>
+        <w:keepNext/>
         <w:spacing w:after="80" w:before="240"/>
       </w:pPr>
       <w:r>
@@ -828,9 +841,10 @@
     <w:p>
       <w:pPr>
         <w:pStyle w:val="ListParagraph"/>
+        <w:keepNext/>
         <w:numPr>
           <w:ilvl w:val="0"/>
-          <w:numId w:val="2"/>
+          <w:numId w:val="7"/>
         </w:numPr>
         <w:spacing w:after="40" w:before="40"/>
       </w:pPr>
@@ -846,9 +860,10 @@
     <w:p>
       <w:pPr>
         <w:pStyle w:val="ListParagraph"/>
+        <w:keepNext/>
         <w:numPr>
           <w:ilvl w:val="0"/>
-          <w:numId w:val="2"/>
+          <w:numId w:val="7"/>
         </w:numPr>
         <w:spacing w:after="40" w:before="40"/>
       </w:pPr>
@@ -864,9 +879,10 @@
     <w:p>
       <w:pPr>
         <w:pStyle w:val="ListParagraph"/>
+        <w:keepNext/>
         <w:numPr>
           <w:ilvl w:val="0"/>
-          <w:numId w:val="2"/>
+          <w:numId w:val="7"/>
         </w:numPr>
         <w:spacing w:after="40" w:before="40"/>
       </w:pPr>
@@ -882,9 +898,10 @@
     <w:p>
       <w:pPr>
         <w:pStyle w:val="ListParagraph"/>
+        <w:keepNext/>
         <w:numPr>
           <w:ilvl w:val="0"/>
-          <w:numId w:val="2"/>
+          <w:numId w:val="7"/>
         </w:numPr>
         <w:spacing w:after="40" w:before="40"/>
       </w:pPr>
@@ -902,7 +919,7 @@
         <w:pStyle w:val="ListParagraph"/>
         <w:numPr>
           <w:ilvl w:val="0"/>
-          <w:numId w:val="2"/>
+          <w:numId w:val="7"/>
         </w:numPr>
         <w:spacing w:after="40" w:before="40"/>
       </w:pPr>
@@ -916,13 +933,9 @@
       </w:r>
     </w:p>
     <w:p>
-      <w:r>
-        <w:br w:type="page"/>
-      </w:r>
-    </w:p>
-    <w:p>
       <w:pPr>
         <w:pStyle w:val="Heading1"/>
+        <w:pageBreakBefore/>
         <w:spacing w:after="120" w:before="360"/>
       </w:pPr>
       <w:r>
@@ -993,7 +1006,7 @@
       <w:tr>
         <w:tc>
           <w:tcPr>
-            <w:tcW w:type="dxa" w:w="600"/>
+            <w:tcW w:type="dxa" w:w="1440"/>
             <w:tcBorders>
               <w:top w:val="single" w:color="CCCCCC" w:sz="1"/>
               <w:left w:val="single" w:color="CCCCCC" w:sz="1"/>
@@ -1010,6 +1023,7 @@
           </w:tcPr>
           <w:p>
             <w:pPr>
+              <w:keepNext/>
               <w:jc w:val="center"/>
             </w:pPr>
             <w:r>
@@ -1044,6 +1058,7 @@
           </w:tcPr>
           <w:p>
             <w:pPr>
+              <w:keepNext/>
               <w:jc w:val="center"/>
             </w:pPr>
             <w:r>
@@ -1061,7 +1076,7 @@
         </w:tc>
         <w:tc>
           <w:tcPr>
-            <w:tcW w:type="dxa" w:w="3906"/>
+            <w:tcW w:type="dxa" w:w="3066"/>
             <w:tcBorders>
               <w:top w:val="single" w:color="CCCCCC" w:sz="1"/>
               <w:left w:val="single" w:color="CCCCCC" w:sz="1"/>
@@ -1078,6 +1093,7 @@
           </w:tcPr>
           <w:p>
             <w:pPr>
+              <w:keepNext/>
               <w:jc w:val="center"/>
             </w:pPr>
             <w:r>
@@ -1112,6 +1128,7 @@
           </w:tcPr>
           <w:p>
             <w:pPr>
+              <w:keepNext/>
               <w:jc w:val="center"/>
             </w:pPr>
             <w:r>
@@ -1131,23 +1148,24 @@
       <w:tr>
         <w:tc>
           <w:tcPr>
-            <w:tcW w:type="dxa" w:w="600"/>
-            <w:tcBorders>
-              <w:top w:val="single" w:color="CCCCCC" w:sz="1"/>
-              <w:left w:val="single" w:color="CCCCCC" w:sz="1"/>
-              <w:bottom w:val="single" w:color="CCCCCC" w:sz="1"/>
-              <w:right w:val="single" w:color="CCCCCC" w:sz="1"/>
-            </w:tcBorders>
-            <w:shd w:fill="FFFFFF" w:val="clear"/>
-            <w:tcMar>
-              <w:top w:type="dxa" w:w="80"/>
-              <w:left w:type="dxa" w:w="120"/>
-              <w:bottom w:type="dxa" w:w="80"/>
-              <w:right w:type="dxa" w:w="120"/>
-            </w:tcMar>
-          </w:tcPr>
-          <w:p>
-            <w:pPr>
+            <w:tcW w:type="dxa" w:w="1440"/>
+            <w:tcBorders>
+              <w:top w:val="single" w:color="CCCCCC" w:sz="1"/>
+              <w:left w:val="single" w:color="CCCCCC" w:sz="1"/>
+              <w:bottom w:val="single" w:color="CCCCCC" w:sz="1"/>
+              <w:right w:val="single" w:color="CCCCCC" w:sz="1"/>
+            </w:tcBorders>
+            <w:shd w:fill="FFFFFF" w:val="clear"/>
+            <w:tcMar>
+              <w:top w:type="dxa" w:w="80"/>
+              <w:left w:type="dxa" w:w="120"/>
+              <w:bottom w:type="dxa" w:w="80"/>
+              <w:right w:type="dxa" w:w="120"/>
+            </w:tcMar>
+          </w:tcPr>
+          <w:p>
+            <w:pPr>
+              <w:keepNext/>
               <w:jc w:val="left"/>
             </w:pPr>
             <w:r>
@@ -1181,6 +1199,7 @@
           </w:tcPr>
           <w:p>
             <w:pPr>
+              <w:keepNext/>
               <w:jc w:val="left"/>
             </w:pPr>
             <w:r>
@@ -1197,23 +1216,24 @@
         </w:tc>
         <w:tc>
           <w:tcPr>
-            <w:tcW w:type="dxa" w:w="3906"/>
-            <w:tcBorders>
-              <w:top w:val="single" w:color="CCCCCC" w:sz="1"/>
-              <w:left w:val="single" w:color="CCCCCC" w:sz="1"/>
-              <w:bottom w:val="single" w:color="CCCCCC" w:sz="1"/>
-              <w:right w:val="single" w:color="CCCCCC" w:sz="1"/>
-            </w:tcBorders>
-            <w:shd w:fill="FFFFFF" w:val="clear"/>
-            <w:tcMar>
-              <w:top w:type="dxa" w:w="80"/>
-              <w:left w:type="dxa" w:w="120"/>
-              <w:bottom w:type="dxa" w:w="80"/>
-              <w:right w:type="dxa" w:w="120"/>
-            </w:tcMar>
-          </w:tcPr>
-          <w:p>
-            <w:pPr>
+            <w:tcW w:type="dxa" w:w="3066"/>
+            <w:tcBorders>
+              <w:top w:val="single" w:color="CCCCCC" w:sz="1"/>
+              <w:left w:val="single" w:color="CCCCCC" w:sz="1"/>
+              <w:bottom w:val="single" w:color="CCCCCC" w:sz="1"/>
+              <w:right w:val="single" w:color="CCCCCC" w:sz="1"/>
+            </w:tcBorders>
+            <w:shd w:fill="FFFFFF" w:val="clear"/>
+            <w:tcMar>
+              <w:top w:type="dxa" w:w="80"/>
+              <w:left w:type="dxa" w:w="120"/>
+              <w:bottom w:type="dxa" w:w="80"/>
+              <w:right w:type="dxa" w:w="120"/>
+            </w:tcMar>
+          </w:tcPr>
+          <w:p>
+            <w:pPr>
+              <w:keepNext/>
               <w:jc w:val="left"/>
             </w:pPr>
             <w:r>
@@ -1247,6 +1267,7 @@
           </w:tcPr>
           <w:p>
             <w:pPr>
+              <w:keepNext/>
               <w:jc w:val="center"/>
             </w:pPr>
             <w:r>
@@ -1263,23 +1284,24 @@
       <w:tr>
         <w:tc>
           <w:tcPr>
-            <w:tcW w:type="dxa" w:w="600"/>
-            <w:tcBorders>
-              <w:top w:val="single" w:color="CCCCCC" w:sz="1"/>
-              <w:left w:val="single" w:color="CCCCCC" w:sz="1"/>
-              <w:bottom w:val="single" w:color="CCCCCC" w:sz="1"/>
-              <w:right w:val="single" w:color="CCCCCC" w:sz="1"/>
-            </w:tcBorders>
-            <w:shd w:fill="FFFFFF" w:val="clear"/>
-            <w:tcMar>
-              <w:top w:type="dxa" w:w="80"/>
-              <w:left w:type="dxa" w:w="120"/>
-              <w:bottom w:type="dxa" w:w="80"/>
-              <w:right w:type="dxa" w:w="120"/>
-            </w:tcMar>
-          </w:tcPr>
-          <w:p>
-            <w:pPr>
+            <w:tcW w:type="dxa" w:w="1440"/>
+            <w:tcBorders>
+              <w:top w:val="single" w:color="CCCCCC" w:sz="1"/>
+              <w:left w:val="single" w:color="CCCCCC" w:sz="1"/>
+              <w:bottom w:val="single" w:color="CCCCCC" w:sz="1"/>
+              <w:right w:val="single" w:color="CCCCCC" w:sz="1"/>
+            </w:tcBorders>
+            <w:shd w:fill="FFFFFF" w:val="clear"/>
+            <w:tcMar>
+              <w:top w:type="dxa" w:w="80"/>
+              <w:left w:type="dxa" w:w="120"/>
+              <w:bottom w:type="dxa" w:w="80"/>
+              <w:right w:type="dxa" w:w="120"/>
+            </w:tcMar>
+          </w:tcPr>
+          <w:p>
+            <w:pPr>
+              <w:keepNext/>
               <w:jc w:val="left"/>
             </w:pPr>
             <w:r>
@@ -1313,6 +1335,7 @@
           </w:tcPr>
           <w:p>
             <w:pPr>
+              <w:keepNext/>
               <w:jc w:val="left"/>
             </w:pPr>
             <w:r>
@@ -1329,23 +1352,24 @@
         </w:tc>
         <w:tc>
           <w:tcPr>
-            <w:tcW w:type="dxa" w:w="3906"/>
-            <w:tcBorders>
-              <w:top w:val="single" w:color="CCCCCC" w:sz="1"/>
-              <w:left w:val="single" w:color="CCCCCC" w:sz="1"/>
-              <w:bottom w:val="single" w:color="CCCCCC" w:sz="1"/>
-              <w:right w:val="single" w:color="CCCCCC" w:sz="1"/>
-            </w:tcBorders>
-            <w:shd w:fill="FFFFFF" w:val="clear"/>
-            <w:tcMar>
-              <w:top w:type="dxa" w:w="80"/>
-              <w:left w:type="dxa" w:w="120"/>
-              <w:bottom w:type="dxa" w:w="80"/>
-              <w:right w:type="dxa" w:w="120"/>
-            </w:tcMar>
-          </w:tcPr>
-          <w:p>
-            <w:pPr>
+            <w:tcW w:type="dxa" w:w="3066"/>
+            <w:tcBorders>
+              <w:top w:val="single" w:color="CCCCCC" w:sz="1"/>
+              <w:left w:val="single" w:color="CCCCCC" w:sz="1"/>
+              <w:bottom w:val="single" w:color="CCCCCC" w:sz="1"/>
+              <w:right w:val="single" w:color="CCCCCC" w:sz="1"/>
+            </w:tcBorders>
+            <w:shd w:fill="FFFFFF" w:val="clear"/>
+            <w:tcMar>
+              <w:top w:type="dxa" w:w="80"/>
+              <w:left w:type="dxa" w:w="120"/>
+              <w:bottom w:type="dxa" w:w="80"/>
+              <w:right w:type="dxa" w:w="120"/>
+            </w:tcMar>
+          </w:tcPr>
+          <w:p>
+            <w:pPr>
+              <w:keepNext/>
               <w:jc w:val="left"/>
             </w:pPr>
             <w:r>
@@ -1379,6 +1403,7 @@
           </w:tcPr>
           <w:p>
             <w:pPr>
+              <w:keepNext/>
               <w:jc w:val="center"/>
             </w:pPr>
             <w:r>
@@ -1395,23 +1420,24 @@
       <w:tr>
         <w:tc>
           <w:tcPr>
-            <w:tcW w:type="dxa" w:w="600"/>
-            <w:tcBorders>
-              <w:top w:val="single" w:color="CCCCCC" w:sz="1"/>
-              <w:left w:val="single" w:color="CCCCCC" w:sz="1"/>
-              <w:bottom w:val="single" w:color="CCCCCC" w:sz="1"/>
-              <w:right w:val="single" w:color="CCCCCC" w:sz="1"/>
-            </w:tcBorders>
-            <w:shd w:fill="FFFFFF" w:val="clear"/>
-            <w:tcMar>
-              <w:top w:type="dxa" w:w="80"/>
-              <w:left w:type="dxa" w:w="120"/>
-              <w:bottom w:type="dxa" w:w="80"/>
-              <w:right w:type="dxa" w:w="120"/>
-            </w:tcMar>
-          </w:tcPr>
-          <w:p>
-            <w:pPr>
+            <w:tcW w:type="dxa" w:w="1440"/>
+            <w:tcBorders>
+              <w:top w:val="single" w:color="CCCCCC" w:sz="1"/>
+              <w:left w:val="single" w:color="CCCCCC" w:sz="1"/>
+              <w:bottom w:val="single" w:color="CCCCCC" w:sz="1"/>
+              <w:right w:val="single" w:color="CCCCCC" w:sz="1"/>
+            </w:tcBorders>
+            <w:shd w:fill="FFFFFF" w:val="clear"/>
+            <w:tcMar>
+              <w:top w:type="dxa" w:w="80"/>
+              <w:left w:type="dxa" w:w="120"/>
+              <w:bottom w:type="dxa" w:w="80"/>
+              <w:right w:type="dxa" w:w="120"/>
+            </w:tcMar>
+          </w:tcPr>
+          <w:p>
+            <w:pPr>
+              <w:keepNext/>
               <w:jc w:val="left"/>
             </w:pPr>
             <w:r>
@@ -1445,6 +1471,7 @@
           </w:tcPr>
           <w:p>
             <w:pPr>
+              <w:keepNext/>
               <w:jc w:val="left"/>
             </w:pPr>
             <w:r>
@@ -1461,23 +1488,24 @@
         </w:tc>
         <w:tc>
           <w:tcPr>
-            <w:tcW w:type="dxa" w:w="3906"/>
-            <w:tcBorders>
-              <w:top w:val="single" w:color="CCCCCC" w:sz="1"/>
-              <w:left w:val="single" w:color="CCCCCC" w:sz="1"/>
-              <w:bottom w:val="single" w:color="CCCCCC" w:sz="1"/>
-              <w:right w:val="single" w:color="CCCCCC" w:sz="1"/>
-            </w:tcBorders>
-            <w:shd w:fill="FFFFFF" w:val="clear"/>
-            <w:tcMar>
-              <w:top w:type="dxa" w:w="80"/>
-              <w:left w:type="dxa" w:w="120"/>
-              <w:bottom w:type="dxa" w:w="80"/>
-              <w:right w:type="dxa" w:w="120"/>
-            </w:tcMar>
-          </w:tcPr>
-          <w:p>
-            <w:pPr>
+            <w:tcW w:type="dxa" w:w="3066"/>
+            <w:tcBorders>
+              <w:top w:val="single" w:color="CCCCCC" w:sz="1"/>
+              <w:left w:val="single" w:color="CCCCCC" w:sz="1"/>
+              <w:bottom w:val="single" w:color="CCCCCC" w:sz="1"/>
+              <w:right w:val="single" w:color="CCCCCC" w:sz="1"/>
+            </w:tcBorders>
+            <w:shd w:fill="FFFFFF" w:val="clear"/>
+            <w:tcMar>
+              <w:top w:type="dxa" w:w="80"/>
+              <w:left w:type="dxa" w:w="120"/>
+              <w:bottom w:type="dxa" w:w="80"/>
+              <w:right w:type="dxa" w:w="120"/>
+            </w:tcMar>
+          </w:tcPr>
+          <w:p>
+            <w:pPr>
+              <w:keepNext/>
               <w:jc w:val="left"/>
             </w:pPr>
             <w:r>
@@ -1511,6 +1539,7 @@
           </w:tcPr>
           <w:p>
             <w:pPr>
+              <w:keepNext/>
               <w:jc w:val="center"/>
             </w:pPr>
             <w:r>
@@ -1527,23 +1556,24 @@
       <w:tr>
         <w:tc>
           <w:tcPr>
-            <w:tcW w:type="dxa" w:w="600"/>
-            <w:tcBorders>
-              <w:top w:val="single" w:color="CCCCCC" w:sz="1"/>
-              <w:left w:val="single" w:color="CCCCCC" w:sz="1"/>
-              <w:bottom w:val="single" w:color="CCCCCC" w:sz="1"/>
-              <w:right w:val="single" w:color="CCCCCC" w:sz="1"/>
-            </w:tcBorders>
-            <w:shd w:fill="FFFFFF" w:val="clear"/>
-            <w:tcMar>
-              <w:top w:type="dxa" w:w="80"/>
-              <w:left w:type="dxa" w:w="120"/>
-              <w:bottom w:type="dxa" w:w="80"/>
-              <w:right w:type="dxa" w:w="120"/>
-            </w:tcMar>
-          </w:tcPr>
-          <w:p>
-            <w:pPr>
+            <w:tcW w:type="dxa" w:w="1440"/>
+            <w:tcBorders>
+              <w:top w:val="single" w:color="CCCCCC" w:sz="1"/>
+              <w:left w:val="single" w:color="CCCCCC" w:sz="1"/>
+              <w:bottom w:val="single" w:color="CCCCCC" w:sz="1"/>
+              <w:right w:val="single" w:color="CCCCCC" w:sz="1"/>
+            </w:tcBorders>
+            <w:shd w:fill="FFFFFF" w:val="clear"/>
+            <w:tcMar>
+              <w:top w:type="dxa" w:w="80"/>
+              <w:left w:type="dxa" w:w="120"/>
+              <w:bottom w:type="dxa" w:w="80"/>
+              <w:right w:type="dxa" w:w="120"/>
+            </w:tcMar>
+          </w:tcPr>
+          <w:p>
+            <w:pPr>
+              <w:keepNext/>
               <w:jc w:val="left"/>
             </w:pPr>
             <w:r>
@@ -1577,6 +1607,7 @@
           </w:tcPr>
           <w:p>
             <w:pPr>
+              <w:keepNext/>
               <w:jc w:val="left"/>
             </w:pPr>
             <w:r>
@@ -1593,23 +1624,24 @@
         </w:tc>
         <w:tc>
           <w:tcPr>
-            <w:tcW w:type="dxa" w:w="3906"/>
-            <w:tcBorders>
-              <w:top w:val="single" w:color="CCCCCC" w:sz="1"/>
-              <w:left w:val="single" w:color="CCCCCC" w:sz="1"/>
-              <w:bottom w:val="single" w:color="CCCCCC" w:sz="1"/>
-              <w:right w:val="single" w:color="CCCCCC" w:sz="1"/>
-            </w:tcBorders>
-            <w:shd w:fill="FFFFFF" w:val="clear"/>
-            <w:tcMar>
-              <w:top w:type="dxa" w:w="80"/>
-              <w:left w:type="dxa" w:w="120"/>
-              <w:bottom w:type="dxa" w:w="80"/>
-              <w:right w:type="dxa" w:w="120"/>
-            </w:tcMar>
-          </w:tcPr>
-          <w:p>
-            <w:pPr>
+            <w:tcW w:type="dxa" w:w="3066"/>
+            <w:tcBorders>
+              <w:top w:val="single" w:color="CCCCCC" w:sz="1"/>
+              <w:left w:val="single" w:color="CCCCCC" w:sz="1"/>
+              <w:bottom w:val="single" w:color="CCCCCC" w:sz="1"/>
+              <w:right w:val="single" w:color="CCCCCC" w:sz="1"/>
+            </w:tcBorders>
+            <w:shd w:fill="FFFFFF" w:val="clear"/>
+            <w:tcMar>
+              <w:top w:type="dxa" w:w="80"/>
+              <w:left w:type="dxa" w:w="120"/>
+              <w:bottom w:type="dxa" w:w="80"/>
+              <w:right w:type="dxa" w:w="120"/>
+            </w:tcMar>
+          </w:tcPr>
+          <w:p>
+            <w:pPr>
+              <w:keepNext/>
               <w:jc w:val="left"/>
             </w:pPr>
             <w:r>
@@ -1643,6 +1675,7 @@
           </w:tcPr>
           <w:p>
             <w:pPr>
+              <w:keepNext/>
               <w:jc w:val="center"/>
             </w:pPr>
             <w:r>
@@ -1659,23 +1692,24 @@
       <w:tr>
         <w:tc>
           <w:tcPr>
-            <w:tcW w:type="dxa" w:w="600"/>
-            <w:tcBorders>
-              <w:top w:val="single" w:color="CCCCCC" w:sz="1"/>
-              <w:left w:val="single" w:color="CCCCCC" w:sz="1"/>
-              <w:bottom w:val="single" w:color="CCCCCC" w:sz="1"/>
-              <w:right w:val="single" w:color="CCCCCC" w:sz="1"/>
-            </w:tcBorders>
-            <w:shd w:fill="FFFFFF" w:val="clear"/>
-            <w:tcMar>
-              <w:top w:type="dxa" w:w="80"/>
-              <w:left w:type="dxa" w:w="120"/>
-              <w:bottom w:type="dxa" w:w="80"/>
-              <w:right w:type="dxa" w:w="120"/>
-            </w:tcMar>
-          </w:tcPr>
-          <w:p>
-            <w:pPr>
+            <w:tcW w:type="dxa" w:w="1440"/>
+            <w:tcBorders>
+              <w:top w:val="single" w:color="CCCCCC" w:sz="1"/>
+              <w:left w:val="single" w:color="CCCCCC" w:sz="1"/>
+              <w:bottom w:val="single" w:color="CCCCCC" w:sz="1"/>
+              <w:right w:val="single" w:color="CCCCCC" w:sz="1"/>
+            </w:tcBorders>
+            <w:shd w:fill="FFFFFF" w:val="clear"/>
+            <w:tcMar>
+              <w:top w:type="dxa" w:w="80"/>
+              <w:left w:type="dxa" w:w="120"/>
+              <w:bottom w:type="dxa" w:w="80"/>
+              <w:right w:type="dxa" w:w="120"/>
+            </w:tcMar>
+          </w:tcPr>
+          <w:p>
+            <w:pPr>
+              <w:keepNext/>
               <w:jc w:val="left"/>
             </w:pPr>
             <w:r>
@@ -1709,6 +1743,7 @@
           </w:tcPr>
           <w:p>
             <w:pPr>
+              <w:keepNext/>
               <w:jc w:val="left"/>
             </w:pPr>
             <w:r>
@@ -1725,23 +1760,24 @@
         </w:tc>
         <w:tc>
           <w:tcPr>
-            <w:tcW w:type="dxa" w:w="3906"/>
-            <w:tcBorders>
-              <w:top w:val="single" w:color="CCCCCC" w:sz="1"/>
-              <w:left w:val="single" w:color="CCCCCC" w:sz="1"/>
-              <w:bottom w:val="single" w:color="CCCCCC" w:sz="1"/>
-              <w:right w:val="single" w:color="CCCCCC" w:sz="1"/>
-            </w:tcBorders>
-            <w:shd w:fill="FFFFFF" w:val="clear"/>
-            <w:tcMar>
-              <w:top w:type="dxa" w:w="80"/>
-              <w:left w:type="dxa" w:w="120"/>
-              <w:bottom w:type="dxa" w:w="80"/>
-              <w:right w:type="dxa" w:w="120"/>
-            </w:tcMar>
-          </w:tcPr>
-          <w:p>
-            <w:pPr>
+            <w:tcW w:type="dxa" w:w="3066"/>
+            <w:tcBorders>
+              <w:top w:val="single" w:color="CCCCCC" w:sz="1"/>
+              <w:left w:val="single" w:color="CCCCCC" w:sz="1"/>
+              <w:bottom w:val="single" w:color="CCCCCC" w:sz="1"/>
+              <w:right w:val="single" w:color="CCCCCC" w:sz="1"/>
+            </w:tcBorders>
+            <w:shd w:fill="FFFFFF" w:val="clear"/>
+            <w:tcMar>
+              <w:top w:type="dxa" w:w="80"/>
+              <w:left w:type="dxa" w:w="120"/>
+              <w:bottom w:type="dxa" w:w="80"/>
+              <w:right w:type="dxa" w:w="120"/>
+            </w:tcMar>
+          </w:tcPr>
+          <w:p>
+            <w:pPr>
+              <w:keepNext/>
               <w:jc w:val="left"/>
             </w:pPr>
             <w:r>
@@ -1775,6 +1811,7 @@
           </w:tcPr>
           <w:p>
             <w:pPr>
+              <w:keepNext/>
               <w:jc w:val="center"/>
             </w:pPr>
             <w:r>
@@ -1791,7 +1828,7 @@
       <w:tr>
         <w:tc>
           <w:tcPr>
-            <w:tcW w:type="dxa" w:w="600"/>
+            <w:tcW w:type="dxa" w:w="1440"/>
             <w:tcBorders>
               <w:top w:val="single" w:color="CCCCCC" w:sz="1"/>
               <w:left w:val="single" w:color="CCCCCC" w:sz="1"/>
@@ -1857,7 +1894,7 @@
         </w:tc>
         <w:tc>
           <w:tcPr>
-            <w:tcW w:type="dxa" w:w="3906"/>
+            <w:tcW w:type="dxa" w:w="3066"/>
             <w:tcBorders>
               <w:top w:val="single" w:color="CCCCCC" w:sz="1"/>
               <w:left w:val="single" w:color="CCCCCC" w:sz="1"/>
@@ -1964,7 +2001,7 @@
       <w:tr>
         <w:tc>
           <w:tcPr>
-            <w:tcW w:type="dxa" w:w="600"/>
+            <w:tcW w:type="dxa" w:w="1440"/>
             <w:tcBorders>
               <w:top w:val="single" w:color="CCCCCC" w:sz="1"/>
               <w:left w:val="single" w:color="CCCCCC" w:sz="1"/>
@@ -1981,6 +2018,7 @@
           </w:tcPr>
           <w:p>
             <w:pPr>
+              <w:keepNext/>
               <w:jc w:val="center"/>
             </w:pPr>
             <w:r>
@@ -2015,6 +2053,7 @@
           </w:tcPr>
           <w:p>
             <w:pPr>
+              <w:keepNext/>
               <w:jc w:val="center"/>
             </w:pPr>
             <w:r>
@@ -2032,7 +2071,7 @@
         </w:tc>
         <w:tc>
           <w:tcPr>
-            <w:tcW w:type="dxa" w:w="3906"/>
+            <w:tcW w:type="dxa" w:w="3066"/>
             <w:tcBorders>
               <w:top w:val="single" w:color="CCCCCC" w:sz="1"/>
               <w:left w:val="single" w:color="CCCCCC" w:sz="1"/>
@@ -2049,6 +2088,7 @@
           </w:tcPr>
           <w:p>
             <w:pPr>
+              <w:keepNext/>
               <w:jc w:val="center"/>
             </w:pPr>
             <w:r>
@@ -2083,6 +2123,7 @@
           </w:tcPr>
           <w:p>
             <w:pPr>
+              <w:keepNext/>
               <w:jc w:val="center"/>
             </w:pPr>
             <w:r>
@@ -2102,23 +2143,24 @@
       <w:tr>
         <w:tc>
           <w:tcPr>
-            <w:tcW w:type="dxa" w:w="600"/>
-            <w:tcBorders>
-              <w:top w:val="single" w:color="CCCCCC" w:sz="1"/>
-              <w:left w:val="single" w:color="CCCCCC" w:sz="1"/>
-              <w:bottom w:val="single" w:color="CCCCCC" w:sz="1"/>
-              <w:right w:val="single" w:color="CCCCCC" w:sz="1"/>
-            </w:tcBorders>
-            <w:shd w:fill="FFFFFF" w:val="clear"/>
-            <w:tcMar>
-              <w:top w:type="dxa" w:w="80"/>
-              <w:left w:type="dxa" w:w="120"/>
-              <w:bottom w:type="dxa" w:w="80"/>
-              <w:right w:type="dxa" w:w="120"/>
-            </w:tcMar>
-          </w:tcPr>
-          <w:p>
-            <w:pPr>
+            <w:tcW w:type="dxa" w:w="1440"/>
+            <w:tcBorders>
+              <w:top w:val="single" w:color="CCCCCC" w:sz="1"/>
+              <w:left w:val="single" w:color="CCCCCC" w:sz="1"/>
+              <w:bottom w:val="single" w:color="CCCCCC" w:sz="1"/>
+              <w:right w:val="single" w:color="CCCCCC" w:sz="1"/>
+            </w:tcBorders>
+            <w:shd w:fill="FFFFFF" w:val="clear"/>
+            <w:tcMar>
+              <w:top w:type="dxa" w:w="80"/>
+              <w:left w:type="dxa" w:w="120"/>
+              <w:bottom w:type="dxa" w:w="80"/>
+              <w:right w:type="dxa" w:w="120"/>
+            </w:tcMar>
+          </w:tcPr>
+          <w:p>
+            <w:pPr>
+              <w:keepNext/>
               <w:jc w:val="left"/>
             </w:pPr>
             <w:r>
@@ -2152,50 +2194,52 @@
           </w:tcPr>
           <w:p>
             <w:pPr>
-              <w:jc w:val="left"/>
-            </w:pPr>
-            <w:r>
-              <w:rPr>
-                <w:rFonts w:ascii="맑은 고딕" w:cs="맑은 고딕" w:eastAsia="맑은 고딕" w:hAnsi="맑은 고딕"/>
-                <w:b w:val="false"/>
-                <w:bCs w:val="false"/>
-                <w:sz w:val="18"/>
-                <w:szCs w:val="18"/>
-              </w:rPr>
-              <w:t xml:space="preserve">5-Step 인테이크 완료</w:t>
-            </w:r>
-          </w:p>
-        </w:tc>
-        <w:tc>
-          <w:tcPr>
-            <w:tcW w:type="dxa" w:w="3906"/>
-            <w:tcBorders>
-              <w:top w:val="single" w:color="CCCCCC" w:sz="1"/>
-              <w:left w:val="single" w:color="CCCCCC" w:sz="1"/>
-              <w:bottom w:val="single" w:color="CCCCCC" w:sz="1"/>
-              <w:right w:val="single" w:color="CCCCCC" w:sz="1"/>
-            </w:tcBorders>
-            <w:shd w:fill="FFFFFF" w:val="clear"/>
-            <w:tcMar>
-              <w:top w:type="dxa" w:w="80"/>
-              <w:left w:type="dxa" w:w="120"/>
-              <w:bottom w:type="dxa" w:w="80"/>
-              <w:right w:type="dxa" w:w="120"/>
-            </w:tcMar>
-          </w:tcPr>
-          <w:p>
-            <w:pPr>
-              <w:jc w:val="left"/>
-            </w:pPr>
-            <w:r>
-              <w:rPr>
-                <w:rFonts w:ascii="맑은 고딕" w:cs="맑은 고딕" w:eastAsia="맑은 고딕" w:hAnsi="맑은 고딕"/>
-                <w:b w:val="false"/>
-                <w:bCs w:val="false"/>
-                <w:sz w:val="18"/>
-                <w:szCs w:val="18"/>
-              </w:rPr>
-              <w:t xml:space="preserve">Step 1~5 전체 입력 후 제출 → 인테이크 DB 저장 확인</w:t>
+              <w:keepNext/>
+              <w:jc w:val="left"/>
+            </w:pPr>
+            <w:r>
+              <w:rPr>
+                <w:rFonts w:ascii="맑은 고딕" w:cs="맑은 고딕" w:eastAsia="맑은 고딕" w:hAnsi="맑은 고딕"/>
+                <w:b w:val="false"/>
+                <w:bCs w:val="false"/>
+                <w:sz w:val="18"/>
+                <w:szCs w:val="18"/>
+              </w:rPr>
+              <w:t>문의 접수(1단계+2단계) 완료</w:t>
+            </w:r>
+          </w:p>
+        </w:tc>
+        <w:tc>
+          <w:tcPr>
+            <w:tcW w:type="dxa" w:w="3066"/>
+            <w:tcBorders>
+              <w:top w:val="single" w:color="CCCCCC" w:sz="1"/>
+              <w:left w:val="single" w:color="CCCCCC" w:sz="1"/>
+              <w:bottom w:val="single" w:color="CCCCCC" w:sz="1"/>
+              <w:right w:val="single" w:color="CCCCCC" w:sz="1"/>
+            </w:tcBorders>
+            <w:shd w:fill="FFFFFF" w:val="clear"/>
+            <w:tcMar>
+              <w:top w:type="dxa" w:w="80"/>
+              <w:left w:type="dxa" w:w="120"/>
+              <w:bottom w:type="dxa" w:w="80"/>
+              <w:right w:type="dxa" w:w="120"/>
+            </w:tcMar>
+          </w:tcPr>
+          <w:p>
+            <w:pPr>
+              <w:keepNext/>
+              <w:jc w:val="left"/>
+            </w:pPr>
+            <w:r>
+              <w:rPr>
+                <w:rFonts w:ascii="맑은 고딕" w:cs="맑은 고딕" w:eastAsia="맑은 고딕" w:hAnsi="맑은 고딕"/>
+                <w:b w:val="false"/>
+                <w:bCs w:val="false"/>
+                <w:sz w:val="18"/>
+                <w:szCs w:val="18"/>
+              </w:rPr>
+              <w:t>1단계 접수 후 2단계 추가 정보까지 입력·제출 → 인테이크 DB 저장 확인</w:t>
             </w:r>
           </w:p>
         </w:tc>
@@ -2218,6 +2262,7 @@
           </w:tcPr>
           <w:p>
             <w:pPr>
+              <w:keepNext/>
               <w:jc w:val="center"/>
             </w:pPr>
             <w:r>
@@ -2234,23 +2279,24 @@
       <w:tr>
         <w:tc>
           <w:tcPr>
-            <w:tcW w:type="dxa" w:w="600"/>
-            <w:tcBorders>
-              <w:top w:val="single" w:color="CCCCCC" w:sz="1"/>
-              <w:left w:val="single" w:color="CCCCCC" w:sz="1"/>
-              <w:bottom w:val="single" w:color="CCCCCC" w:sz="1"/>
-              <w:right w:val="single" w:color="CCCCCC" w:sz="1"/>
-            </w:tcBorders>
-            <w:shd w:fill="FFFFFF" w:val="clear"/>
-            <w:tcMar>
-              <w:top w:type="dxa" w:w="80"/>
-              <w:left w:type="dxa" w:w="120"/>
-              <w:bottom w:type="dxa" w:w="80"/>
-              <w:right w:type="dxa" w:w="120"/>
-            </w:tcMar>
-          </w:tcPr>
-          <w:p>
-            <w:pPr>
+            <w:tcW w:type="dxa" w:w="1440"/>
+            <w:tcBorders>
+              <w:top w:val="single" w:color="CCCCCC" w:sz="1"/>
+              <w:left w:val="single" w:color="CCCCCC" w:sz="1"/>
+              <w:bottom w:val="single" w:color="CCCCCC" w:sz="1"/>
+              <w:right w:val="single" w:color="CCCCCC" w:sz="1"/>
+            </w:tcBorders>
+            <w:shd w:fill="FFFFFF" w:val="clear"/>
+            <w:tcMar>
+              <w:top w:type="dxa" w:w="80"/>
+              <w:left w:type="dxa" w:w="120"/>
+              <w:bottom w:type="dxa" w:w="80"/>
+              <w:right w:type="dxa" w:w="120"/>
+            </w:tcMar>
+          </w:tcPr>
+          <w:p>
+            <w:pPr>
+              <w:keepNext/>
               <w:jc w:val="left"/>
             </w:pPr>
             <w:r>
@@ -2284,6 +2330,7 @@
           </w:tcPr>
           <w:p>
             <w:pPr>
+              <w:keepNext/>
               <w:jc w:val="left"/>
             </w:pPr>
             <w:r>
@@ -2300,34 +2347,35 @@
         </w:tc>
         <w:tc>
           <w:tcPr>
-            <w:tcW w:type="dxa" w:w="3906"/>
-            <w:tcBorders>
-              <w:top w:val="single" w:color="CCCCCC" w:sz="1"/>
-              <w:left w:val="single" w:color="CCCCCC" w:sz="1"/>
-              <w:bottom w:val="single" w:color="CCCCCC" w:sz="1"/>
-              <w:right w:val="single" w:color="CCCCCC" w:sz="1"/>
-            </w:tcBorders>
-            <w:shd w:fill="FFFFFF" w:val="clear"/>
-            <w:tcMar>
-              <w:top w:type="dxa" w:w="80"/>
-              <w:left w:type="dxa" w:w="120"/>
-              <w:bottom w:type="dxa" w:w="80"/>
-              <w:right w:type="dxa" w:w="120"/>
-            </w:tcMar>
-          </w:tcPr>
-          <w:p>
-            <w:pPr>
-              <w:jc w:val="left"/>
-            </w:pPr>
-            <w:r>
-              <w:rPr>
-                <w:rFonts w:ascii="맑은 고딕" w:cs="맑은 고딕" w:eastAsia="맑은 고딕" w:hAnsi="맑은 고딕"/>
-                <w:b w:val="false"/>
-                <w:bCs w:val="false"/>
-                <w:sz w:val="18"/>
-                <w:szCs w:val="18"/>
-              </w:rPr>
-              <w:t xml:space="preserve">Step 3에서 PDF 파일 첨부 → Supabase Storage 저장 확인</w:t>
+            <w:tcW w:type="dxa" w:w="3066"/>
+            <w:tcBorders>
+              <w:top w:val="single" w:color="CCCCCC" w:sz="1"/>
+              <w:left w:val="single" w:color="CCCCCC" w:sz="1"/>
+              <w:bottom w:val="single" w:color="CCCCCC" w:sz="1"/>
+              <w:right w:val="single" w:color="CCCCCC" w:sz="1"/>
+            </w:tcBorders>
+            <w:shd w:fill="FFFFFF" w:val="clear"/>
+            <w:tcMar>
+              <w:top w:type="dxa" w:w="80"/>
+              <w:left w:type="dxa" w:w="120"/>
+              <w:bottom w:type="dxa" w:w="80"/>
+              <w:right w:type="dxa" w:w="120"/>
+            </w:tcMar>
+          </w:tcPr>
+          <w:p>
+            <w:pPr>
+              <w:keepNext/>
+              <w:jc w:val="left"/>
+            </w:pPr>
+            <w:r>
+              <w:rPr>
+                <w:rFonts w:ascii="맑은 고딕" w:cs="맑은 고딕" w:eastAsia="맑은 고딕" w:hAnsi="맑은 고딕"/>
+                <w:b w:val="false"/>
+                <w:bCs w:val="false"/>
+                <w:sz w:val="18"/>
+                <w:szCs w:val="18"/>
+              </w:rPr>
+              <w:t>2단계에서 PDF 파일 첨부 → Supabase Storage 저장 확인</w:t>
             </w:r>
           </w:p>
         </w:tc>
@@ -2350,6 +2398,7 @@
           </w:tcPr>
           <w:p>
             <w:pPr>
+              <w:keepNext/>
               <w:jc w:val="center"/>
             </w:pPr>
             <w:r>
@@ -2366,23 +2415,24 @@
       <w:tr>
         <w:tc>
           <w:tcPr>
-            <w:tcW w:type="dxa" w:w="600"/>
-            <w:tcBorders>
-              <w:top w:val="single" w:color="CCCCCC" w:sz="1"/>
-              <w:left w:val="single" w:color="CCCCCC" w:sz="1"/>
-              <w:bottom w:val="single" w:color="CCCCCC" w:sz="1"/>
-              <w:right w:val="single" w:color="CCCCCC" w:sz="1"/>
-            </w:tcBorders>
-            <w:shd w:fill="FFFFFF" w:val="clear"/>
-            <w:tcMar>
-              <w:top w:type="dxa" w:w="80"/>
-              <w:left w:type="dxa" w:w="120"/>
-              <w:bottom w:type="dxa" w:w="80"/>
-              <w:right w:type="dxa" w:w="120"/>
-            </w:tcMar>
-          </w:tcPr>
-          <w:p>
-            <w:pPr>
+            <w:tcW w:type="dxa" w:w="1440"/>
+            <w:tcBorders>
+              <w:top w:val="single" w:color="CCCCCC" w:sz="1"/>
+              <w:left w:val="single" w:color="CCCCCC" w:sz="1"/>
+              <w:bottom w:val="single" w:color="CCCCCC" w:sz="1"/>
+              <w:right w:val="single" w:color="CCCCCC" w:sz="1"/>
+            </w:tcBorders>
+            <w:shd w:fill="FFFFFF" w:val="clear"/>
+            <w:tcMar>
+              <w:top w:type="dxa" w:w="80"/>
+              <w:left w:type="dxa" w:w="120"/>
+              <w:bottom w:type="dxa" w:w="80"/>
+              <w:right w:type="dxa" w:w="120"/>
+            </w:tcMar>
+          </w:tcPr>
+          <w:p>
+            <w:pPr>
+              <w:keepNext/>
               <w:jc w:val="left"/>
             </w:pPr>
             <w:r>
@@ -2416,6 +2466,7 @@
           </w:tcPr>
           <w:p>
             <w:pPr>
+              <w:keepNext/>
               <w:jc w:val="left"/>
             </w:pPr>
             <w:r>
@@ -2432,23 +2483,24 @@
         </w:tc>
         <w:tc>
           <w:tcPr>
-            <w:tcW w:type="dxa" w:w="3906"/>
-            <w:tcBorders>
-              <w:top w:val="single" w:color="CCCCCC" w:sz="1"/>
-              <w:left w:val="single" w:color="CCCCCC" w:sz="1"/>
-              <w:bottom w:val="single" w:color="CCCCCC" w:sz="1"/>
-              <w:right w:val="single" w:color="CCCCCC" w:sz="1"/>
-            </w:tcBorders>
-            <w:shd w:fill="FFFFFF" w:val="clear"/>
-            <w:tcMar>
-              <w:top w:type="dxa" w:w="80"/>
-              <w:left w:type="dxa" w:w="120"/>
-              <w:bottom w:type="dxa" w:w="80"/>
-              <w:right w:type="dxa" w:w="120"/>
-            </w:tcMar>
-          </w:tcPr>
-          <w:p>
-            <w:pPr>
+            <w:tcW w:type="dxa" w:w="3066"/>
+            <w:tcBorders>
+              <w:top w:val="single" w:color="CCCCCC" w:sz="1"/>
+              <w:left w:val="single" w:color="CCCCCC" w:sz="1"/>
+              <w:bottom w:val="single" w:color="CCCCCC" w:sz="1"/>
+              <w:right w:val="single" w:color="CCCCCC" w:sz="1"/>
+            </w:tcBorders>
+            <w:shd w:fill="FFFFFF" w:val="clear"/>
+            <w:tcMar>
+              <w:top w:type="dxa" w:w="80"/>
+              <w:left w:type="dxa" w:w="120"/>
+              <w:bottom w:type="dxa" w:w="80"/>
+              <w:right w:type="dxa" w:w="120"/>
+            </w:tcMar>
+          </w:tcPr>
+          <w:p>
+            <w:pPr>
+              <w:keepNext/>
               <w:jc w:val="left"/>
             </w:pPr>
             <w:r>
@@ -2482,6 +2534,7 @@
           </w:tcPr>
           <w:p>
             <w:pPr>
+              <w:keepNext/>
               <w:jc w:val="center"/>
             </w:pPr>
             <w:r>
@@ -2498,23 +2551,24 @@
       <w:tr>
         <w:tc>
           <w:tcPr>
-            <w:tcW w:type="dxa" w:w="600"/>
-            <w:tcBorders>
-              <w:top w:val="single" w:color="CCCCCC" w:sz="1"/>
-              <w:left w:val="single" w:color="CCCCCC" w:sz="1"/>
-              <w:bottom w:val="single" w:color="CCCCCC" w:sz="1"/>
-              <w:right w:val="single" w:color="CCCCCC" w:sz="1"/>
-            </w:tcBorders>
-            <w:shd w:fill="FFFFFF" w:val="clear"/>
-            <w:tcMar>
-              <w:top w:type="dxa" w:w="80"/>
-              <w:left w:type="dxa" w:w="120"/>
-              <w:bottom w:type="dxa" w:w="80"/>
-              <w:right w:type="dxa" w:w="120"/>
-            </w:tcMar>
-          </w:tcPr>
-          <w:p>
-            <w:pPr>
+            <w:tcW w:type="dxa" w:w="1440"/>
+            <w:tcBorders>
+              <w:top w:val="single" w:color="CCCCCC" w:sz="1"/>
+              <w:left w:val="single" w:color="CCCCCC" w:sz="1"/>
+              <w:bottom w:val="single" w:color="CCCCCC" w:sz="1"/>
+              <w:right w:val="single" w:color="CCCCCC" w:sz="1"/>
+            </w:tcBorders>
+            <w:shd w:fill="FFFFFF" w:val="clear"/>
+            <w:tcMar>
+              <w:top w:type="dxa" w:w="80"/>
+              <w:left w:type="dxa" w:w="120"/>
+              <w:bottom w:type="dxa" w:w="80"/>
+              <w:right w:type="dxa" w:w="120"/>
+            </w:tcMar>
+          </w:tcPr>
+          <w:p>
+            <w:pPr>
+              <w:keepNext/>
               <w:jc w:val="left"/>
             </w:pPr>
             <w:r>
@@ -2548,6 +2602,7 @@
           </w:tcPr>
           <w:p>
             <w:pPr>
+              <w:keepNext/>
               <w:jc w:val="left"/>
             </w:pPr>
             <w:r>
@@ -2564,23 +2619,24 @@
         </w:tc>
         <w:tc>
           <w:tcPr>
-            <w:tcW w:type="dxa" w:w="3906"/>
-            <w:tcBorders>
-              <w:top w:val="single" w:color="CCCCCC" w:sz="1"/>
-              <w:left w:val="single" w:color="CCCCCC" w:sz="1"/>
-              <w:bottom w:val="single" w:color="CCCCCC" w:sz="1"/>
-              <w:right w:val="single" w:color="CCCCCC" w:sz="1"/>
-            </w:tcBorders>
-            <w:shd w:fill="FFFFFF" w:val="clear"/>
-            <w:tcMar>
-              <w:top w:type="dxa" w:w="80"/>
-              <w:left w:type="dxa" w:w="120"/>
-              <w:bottom w:type="dxa" w:w="80"/>
-              <w:right w:type="dxa" w:w="120"/>
-            </w:tcMar>
-          </w:tcPr>
-          <w:p>
-            <w:pPr>
+            <w:tcW w:type="dxa" w:w="3066"/>
+            <w:tcBorders>
+              <w:top w:val="single" w:color="CCCCCC" w:sz="1"/>
+              <w:left w:val="single" w:color="CCCCCC" w:sz="1"/>
+              <w:bottom w:val="single" w:color="CCCCCC" w:sz="1"/>
+              <w:right w:val="single" w:color="CCCCCC" w:sz="1"/>
+            </w:tcBorders>
+            <w:shd w:fill="FFFFFF" w:val="clear"/>
+            <w:tcMar>
+              <w:top w:type="dxa" w:w="80"/>
+              <w:left w:type="dxa" w:w="120"/>
+              <w:bottom w:type="dxa" w:w="80"/>
+              <w:right w:type="dxa" w:w="120"/>
+            </w:tcMar>
+          </w:tcPr>
+          <w:p>
+            <w:pPr>
+              <w:keepNext/>
               <w:jc w:val="left"/>
             </w:pPr>
             <w:r>
@@ -2614,6 +2670,7 @@
           </w:tcPr>
           <w:p>
             <w:pPr>
+              <w:keepNext/>
               <w:jc w:val="center"/>
             </w:pPr>
             <w:r>
@@ -2630,7 +2687,7 @@
       <w:tr>
         <w:tc>
           <w:tcPr>
-            <w:tcW w:type="dxa" w:w="600"/>
+            <w:tcW w:type="dxa" w:w="1440"/>
             <w:tcBorders>
               <w:top w:val="single" w:color="CCCCCC" w:sz="1"/>
               <w:left w:val="single" w:color="CCCCCC" w:sz="1"/>
@@ -2696,7 +2753,7 @@
         </w:tc>
         <w:tc>
           <w:tcPr>
-            <w:tcW w:type="dxa" w:w="3906"/>
+            <w:tcW w:type="dxa" w:w="3066"/>
             <w:tcBorders>
               <w:top w:val="single" w:color="CCCCCC" w:sz="1"/>
               <w:left w:val="single" w:color="CCCCCC" w:sz="1"/>
@@ -2803,7 +2860,7 @@
       <w:tr>
         <w:tc>
           <w:tcPr>
-            <w:tcW w:type="dxa" w:w="600"/>
+            <w:tcW w:type="dxa" w:w="1440"/>
             <w:tcBorders>
               <w:top w:val="single" w:color="CCCCCC" w:sz="1"/>
               <w:left w:val="single" w:color="CCCCCC" w:sz="1"/>
@@ -2820,6 +2877,7 @@
           </w:tcPr>
           <w:p>
             <w:pPr>
+              <w:keepNext/>
               <w:jc w:val="center"/>
             </w:pPr>
             <w:r>
@@ -2854,6 +2912,7 @@
           </w:tcPr>
           <w:p>
             <w:pPr>
+              <w:keepNext/>
               <w:jc w:val="center"/>
             </w:pPr>
             <w:r>
@@ -2871,7 +2930,7 @@
         </w:tc>
         <w:tc>
           <w:tcPr>
-            <w:tcW w:type="dxa" w:w="3906"/>
+            <w:tcW w:type="dxa" w:w="3066"/>
             <w:tcBorders>
               <w:top w:val="single" w:color="CCCCCC" w:sz="1"/>
               <w:left w:val="single" w:color="CCCCCC" w:sz="1"/>
@@ -2888,6 +2947,7 @@
           </w:tcPr>
           <w:p>
             <w:pPr>
+              <w:keepNext/>
               <w:jc w:val="center"/>
             </w:pPr>
             <w:r>
@@ -2922,6 +2982,7 @@
           </w:tcPr>
           <w:p>
             <w:pPr>
+              <w:keepNext/>
               <w:jc w:val="center"/>
             </w:pPr>
             <w:r>
@@ -2941,23 +3002,24 @@
       <w:tr>
         <w:tc>
           <w:tcPr>
-            <w:tcW w:type="dxa" w:w="600"/>
-            <w:tcBorders>
-              <w:top w:val="single" w:color="CCCCCC" w:sz="1"/>
-              <w:left w:val="single" w:color="CCCCCC" w:sz="1"/>
-              <w:bottom w:val="single" w:color="CCCCCC" w:sz="1"/>
-              <w:right w:val="single" w:color="CCCCCC" w:sz="1"/>
-            </w:tcBorders>
-            <w:shd w:fill="FFFFFF" w:val="clear"/>
-            <w:tcMar>
-              <w:top w:type="dxa" w:w="80"/>
-              <w:left w:type="dxa" w:w="120"/>
-              <w:bottom w:type="dxa" w:w="80"/>
-              <w:right w:type="dxa" w:w="120"/>
-            </w:tcMar>
-          </w:tcPr>
-          <w:p>
-            <w:pPr>
+            <w:tcW w:type="dxa" w:w="1440"/>
+            <w:tcBorders>
+              <w:top w:val="single" w:color="CCCCCC" w:sz="1"/>
+              <w:left w:val="single" w:color="CCCCCC" w:sz="1"/>
+              <w:bottom w:val="single" w:color="CCCCCC" w:sz="1"/>
+              <w:right w:val="single" w:color="CCCCCC" w:sz="1"/>
+            </w:tcBorders>
+            <w:shd w:fill="FFFFFF" w:val="clear"/>
+            <w:tcMar>
+              <w:top w:type="dxa" w:w="80"/>
+              <w:left w:type="dxa" w:w="120"/>
+              <w:bottom w:type="dxa" w:w="80"/>
+              <w:right w:type="dxa" w:w="120"/>
+            </w:tcMar>
+          </w:tcPr>
+          <w:p>
+            <w:pPr>
+              <w:keepNext/>
               <w:jc w:val="left"/>
             </w:pPr>
             <w:r>
@@ -2991,6 +3053,7 @@
           </w:tcPr>
           <w:p>
             <w:pPr>
+              <w:keepNext/>
               <w:jc w:val="left"/>
             </w:pPr>
             <w:r>
@@ -3007,23 +3070,24 @@
         </w:tc>
         <w:tc>
           <w:tcPr>
-            <w:tcW w:type="dxa" w:w="3906"/>
-            <w:tcBorders>
-              <w:top w:val="single" w:color="CCCCCC" w:sz="1"/>
-              <w:left w:val="single" w:color="CCCCCC" w:sz="1"/>
-              <w:bottom w:val="single" w:color="CCCCCC" w:sz="1"/>
-              <w:right w:val="single" w:color="CCCCCC" w:sz="1"/>
-            </w:tcBorders>
-            <w:shd w:fill="FFFFFF" w:val="clear"/>
-            <w:tcMar>
-              <w:top w:type="dxa" w:w="80"/>
-              <w:left w:type="dxa" w:w="120"/>
-              <w:bottom w:type="dxa" w:w="80"/>
-              <w:right w:type="dxa" w:w="120"/>
-            </w:tcMar>
-          </w:tcPr>
-          <w:p>
-            <w:pPr>
+            <w:tcW w:type="dxa" w:w="3066"/>
+            <w:tcBorders>
+              <w:top w:val="single" w:color="CCCCCC" w:sz="1"/>
+              <w:left w:val="single" w:color="CCCCCC" w:sz="1"/>
+              <w:bottom w:val="single" w:color="CCCCCC" w:sz="1"/>
+              <w:right w:val="single" w:color="CCCCCC" w:sz="1"/>
+            </w:tcBorders>
+            <w:shd w:fill="FFFFFF" w:val="clear"/>
+            <w:tcMar>
+              <w:top w:type="dxa" w:w="80"/>
+              <w:left w:type="dxa" w:w="120"/>
+              <w:bottom w:type="dxa" w:w="80"/>
+              <w:right w:type="dxa" w:w="120"/>
+            </w:tcMar>
+          </w:tcPr>
+          <w:p>
+            <w:pPr>
+              <w:keepNext/>
               <w:jc w:val="left"/>
             </w:pPr>
             <w:r>
@@ -3057,6 +3121,7 @@
           </w:tcPr>
           <w:p>
             <w:pPr>
+              <w:keepNext/>
               <w:jc w:val="center"/>
             </w:pPr>
             <w:r>
@@ -3073,23 +3138,24 @@
       <w:tr>
         <w:tc>
           <w:tcPr>
-            <w:tcW w:type="dxa" w:w="600"/>
-            <w:tcBorders>
-              <w:top w:val="single" w:color="CCCCCC" w:sz="1"/>
-              <w:left w:val="single" w:color="CCCCCC" w:sz="1"/>
-              <w:bottom w:val="single" w:color="CCCCCC" w:sz="1"/>
-              <w:right w:val="single" w:color="CCCCCC" w:sz="1"/>
-            </w:tcBorders>
-            <w:shd w:fill="FFFFFF" w:val="clear"/>
-            <w:tcMar>
-              <w:top w:type="dxa" w:w="80"/>
-              <w:left w:type="dxa" w:w="120"/>
-              <w:bottom w:type="dxa" w:w="80"/>
-              <w:right w:type="dxa" w:w="120"/>
-            </w:tcMar>
-          </w:tcPr>
-          <w:p>
-            <w:pPr>
+            <w:tcW w:type="dxa" w:w="1440"/>
+            <w:tcBorders>
+              <w:top w:val="single" w:color="CCCCCC" w:sz="1"/>
+              <w:left w:val="single" w:color="CCCCCC" w:sz="1"/>
+              <w:bottom w:val="single" w:color="CCCCCC" w:sz="1"/>
+              <w:right w:val="single" w:color="CCCCCC" w:sz="1"/>
+            </w:tcBorders>
+            <w:shd w:fill="FFFFFF" w:val="clear"/>
+            <w:tcMar>
+              <w:top w:type="dxa" w:w="80"/>
+              <w:left w:type="dxa" w:w="120"/>
+              <w:bottom w:type="dxa" w:w="80"/>
+              <w:right w:type="dxa" w:w="120"/>
+            </w:tcMar>
+          </w:tcPr>
+          <w:p>
+            <w:pPr>
+              <w:keepNext/>
               <w:jc w:val="left"/>
             </w:pPr>
             <w:r>
@@ -3123,6 +3189,7 @@
           </w:tcPr>
           <w:p>
             <w:pPr>
+              <w:keepNext/>
               <w:jc w:val="left"/>
             </w:pPr>
             <w:r>
@@ -3139,23 +3206,24 @@
         </w:tc>
         <w:tc>
           <w:tcPr>
-            <w:tcW w:type="dxa" w:w="3906"/>
-            <w:tcBorders>
-              <w:top w:val="single" w:color="CCCCCC" w:sz="1"/>
-              <w:left w:val="single" w:color="CCCCCC" w:sz="1"/>
-              <w:bottom w:val="single" w:color="CCCCCC" w:sz="1"/>
-              <w:right w:val="single" w:color="CCCCCC" w:sz="1"/>
-            </w:tcBorders>
-            <w:shd w:fill="FFFFFF" w:val="clear"/>
-            <w:tcMar>
-              <w:top w:type="dxa" w:w="80"/>
-              <w:left w:type="dxa" w:w="120"/>
-              <w:bottom w:type="dxa" w:w="80"/>
-              <w:right w:type="dxa" w:w="120"/>
-            </w:tcMar>
-          </w:tcPr>
-          <w:p>
-            <w:pPr>
+            <w:tcW w:type="dxa" w:w="3066"/>
+            <w:tcBorders>
+              <w:top w:val="single" w:color="CCCCCC" w:sz="1"/>
+              <w:left w:val="single" w:color="CCCCCC" w:sz="1"/>
+              <w:bottom w:val="single" w:color="CCCCCC" w:sz="1"/>
+              <w:right w:val="single" w:color="CCCCCC" w:sz="1"/>
+            </w:tcBorders>
+            <w:shd w:fill="FFFFFF" w:val="clear"/>
+            <w:tcMar>
+              <w:top w:type="dxa" w:w="80"/>
+              <w:left w:type="dxa" w:w="120"/>
+              <w:bottom w:type="dxa" w:w="80"/>
+              <w:right w:type="dxa" w:w="120"/>
+            </w:tcMar>
+          </w:tcPr>
+          <w:p>
+            <w:pPr>
+              <w:keepNext/>
               <w:jc w:val="left"/>
             </w:pPr>
             <w:r>
@@ -3189,6 +3257,7 @@
           </w:tcPr>
           <w:p>
             <w:pPr>
+              <w:keepNext/>
               <w:jc w:val="center"/>
             </w:pPr>
             <w:r>
@@ -3205,23 +3274,24 @@
       <w:tr>
         <w:tc>
           <w:tcPr>
-            <w:tcW w:type="dxa" w:w="600"/>
-            <w:tcBorders>
-              <w:top w:val="single" w:color="CCCCCC" w:sz="1"/>
-              <w:left w:val="single" w:color="CCCCCC" w:sz="1"/>
-              <w:bottom w:val="single" w:color="CCCCCC" w:sz="1"/>
-              <w:right w:val="single" w:color="CCCCCC" w:sz="1"/>
-            </w:tcBorders>
-            <w:shd w:fill="FFFFFF" w:val="clear"/>
-            <w:tcMar>
-              <w:top w:type="dxa" w:w="80"/>
-              <w:left w:type="dxa" w:w="120"/>
-              <w:bottom w:type="dxa" w:w="80"/>
-              <w:right w:type="dxa" w:w="120"/>
-            </w:tcMar>
-          </w:tcPr>
-          <w:p>
-            <w:pPr>
+            <w:tcW w:type="dxa" w:w="1440"/>
+            <w:tcBorders>
+              <w:top w:val="single" w:color="CCCCCC" w:sz="1"/>
+              <w:left w:val="single" w:color="CCCCCC" w:sz="1"/>
+              <w:bottom w:val="single" w:color="CCCCCC" w:sz="1"/>
+              <w:right w:val="single" w:color="CCCCCC" w:sz="1"/>
+            </w:tcBorders>
+            <w:shd w:fill="FFFFFF" w:val="clear"/>
+            <w:tcMar>
+              <w:top w:type="dxa" w:w="80"/>
+              <w:left w:type="dxa" w:w="120"/>
+              <w:bottom w:type="dxa" w:w="80"/>
+              <w:right w:type="dxa" w:w="120"/>
+            </w:tcMar>
+          </w:tcPr>
+          <w:p>
+            <w:pPr>
+              <w:keepNext/>
               <w:jc w:val="left"/>
             </w:pPr>
             <w:r>
@@ -3255,6 +3325,7 @@
           </w:tcPr>
           <w:p>
             <w:pPr>
+              <w:keepNext/>
               <w:jc w:val="left"/>
             </w:pPr>
             <w:r>
@@ -3271,23 +3342,24 @@
         </w:tc>
         <w:tc>
           <w:tcPr>
-            <w:tcW w:type="dxa" w:w="3906"/>
-            <w:tcBorders>
-              <w:top w:val="single" w:color="CCCCCC" w:sz="1"/>
-              <w:left w:val="single" w:color="CCCCCC" w:sz="1"/>
-              <w:bottom w:val="single" w:color="CCCCCC" w:sz="1"/>
-              <w:right w:val="single" w:color="CCCCCC" w:sz="1"/>
-            </w:tcBorders>
-            <w:shd w:fill="FFFFFF" w:val="clear"/>
-            <w:tcMar>
-              <w:top w:type="dxa" w:w="80"/>
-              <w:left w:type="dxa" w:w="120"/>
-              <w:bottom w:type="dxa" w:w="80"/>
-              <w:right w:type="dxa" w:w="120"/>
-            </w:tcMar>
-          </w:tcPr>
-          <w:p>
-            <w:pPr>
+            <w:tcW w:type="dxa" w:w="3066"/>
+            <w:tcBorders>
+              <w:top w:val="single" w:color="CCCCCC" w:sz="1"/>
+              <w:left w:val="single" w:color="CCCCCC" w:sz="1"/>
+              <w:bottom w:val="single" w:color="CCCCCC" w:sz="1"/>
+              <w:right w:val="single" w:color="CCCCCC" w:sz="1"/>
+            </w:tcBorders>
+            <w:shd w:fill="FFFFFF" w:val="clear"/>
+            <w:tcMar>
+              <w:top w:type="dxa" w:w="80"/>
+              <w:left w:type="dxa" w:w="120"/>
+              <w:bottom w:type="dxa" w:w="80"/>
+              <w:right w:type="dxa" w:w="120"/>
+            </w:tcMar>
+          </w:tcPr>
+          <w:p>
+            <w:pPr>
+              <w:keepNext/>
               <w:jc w:val="left"/>
             </w:pPr>
             <w:r>
@@ -3321,6 +3393,7 @@
           </w:tcPr>
           <w:p>
             <w:pPr>
+              <w:keepNext/>
               <w:jc w:val="center"/>
             </w:pPr>
             <w:r>
@@ -3337,7 +3410,7 @@
       <w:tr>
         <w:tc>
           <w:tcPr>
-            <w:tcW w:type="dxa" w:w="600"/>
+            <w:tcW w:type="dxa" w:w="1440"/>
             <w:tcBorders>
               <w:top w:val="single" w:color="CCCCCC" w:sz="1"/>
               <w:left w:val="single" w:color="CCCCCC" w:sz="1"/>
@@ -3403,7 +3476,7 @@
         </w:tc>
         <w:tc>
           <w:tcPr>
-            <w:tcW w:type="dxa" w:w="3906"/>
+            <w:tcW w:type="dxa" w:w="3066"/>
             <w:tcBorders>
               <w:top w:val="single" w:color="CCCCCC" w:sz="1"/>
               <w:left w:val="single" w:color="CCCCCC" w:sz="1"/>
@@ -3510,7 +3583,7 @@
       <w:tr>
         <w:tc>
           <w:tcPr>
-            <w:tcW w:type="dxa" w:w="600"/>
+            <w:tcW w:type="dxa" w:w="1440"/>
             <w:tcBorders>
               <w:top w:val="single" w:color="CCCCCC" w:sz="1"/>
               <w:left w:val="single" w:color="CCCCCC" w:sz="1"/>
@@ -3527,6 +3600,7 @@
           </w:tcPr>
           <w:p>
             <w:pPr>
+              <w:keepNext/>
               <w:jc w:val="center"/>
             </w:pPr>
             <w:r>
@@ -3561,6 +3635,7 @@
           </w:tcPr>
           <w:p>
             <w:pPr>
+              <w:keepNext/>
               <w:jc w:val="center"/>
             </w:pPr>
             <w:r>
@@ -3578,7 +3653,7 @@
         </w:tc>
         <w:tc>
           <w:tcPr>
-            <w:tcW w:type="dxa" w:w="3906"/>
+            <w:tcW w:type="dxa" w:w="3066"/>
             <w:tcBorders>
               <w:top w:val="single" w:color="CCCCCC" w:sz="1"/>
               <w:left w:val="single" w:color="CCCCCC" w:sz="1"/>
@@ -3595,6 +3670,7 @@
           </w:tcPr>
           <w:p>
             <w:pPr>
+              <w:keepNext/>
               <w:jc w:val="center"/>
             </w:pPr>
             <w:r>
@@ -3629,6 +3705,7 @@
           </w:tcPr>
           <w:p>
             <w:pPr>
+              <w:keepNext/>
               <w:jc w:val="center"/>
             </w:pPr>
             <w:r>
@@ -3648,23 +3725,24 @@
       <w:tr>
         <w:tc>
           <w:tcPr>
-            <w:tcW w:type="dxa" w:w="600"/>
-            <w:tcBorders>
-              <w:top w:val="single" w:color="CCCCCC" w:sz="1"/>
-              <w:left w:val="single" w:color="CCCCCC" w:sz="1"/>
-              <w:bottom w:val="single" w:color="CCCCCC" w:sz="1"/>
-              <w:right w:val="single" w:color="CCCCCC" w:sz="1"/>
-            </w:tcBorders>
-            <w:shd w:fill="FFFFFF" w:val="clear"/>
-            <w:tcMar>
-              <w:top w:type="dxa" w:w="80"/>
-              <w:left w:type="dxa" w:w="120"/>
-              <w:bottom w:type="dxa" w:w="80"/>
-              <w:right w:type="dxa" w:w="120"/>
-            </w:tcMar>
-          </w:tcPr>
-          <w:p>
-            <w:pPr>
+            <w:tcW w:type="dxa" w:w="1440"/>
+            <w:tcBorders>
+              <w:top w:val="single" w:color="CCCCCC" w:sz="1"/>
+              <w:left w:val="single" w:color="CCCCCC" w:sz="1"/>
+              <w:bottom w:val="single" w:color="CCCCCC" w:sz="1"/>
+              <w:right w:val="single" w:color="CCCCCC" w:sz="1"/>
+            </w:tcBorders>
+            <w:shd w:fill="FFFFFF" w:val="clear"/>
+            <w:tcMar>
+              <w:top w:type="dxa" w:w="80"/>
+              <w:left w:type="dxa" w:w="120"/>
+              <w:bottom w:type="dxa" w:w="80"/>
+              <w:right w:type="dxa" w:w="120"/>
+            </w:tcMar>
+          </w:tcPr>
+          <w:p>
+            <w:pPr>
+              <w:keepNext/>
               <w:jc w:val="left"/>
             </w:pPr>
             <w:r>
@@ -3698,6 +3776,7 @@
           </w:tcPr>
           <w:p>
             <w:pPr>
+              <w:keepNext/>
               <w:jc w:val="left"/>
             </w:pPr>
             <w:r>
@@ -3714,23 +3793,24 @@
         </w:tc>
         <w:tc>
           <w:tcPr>
-            <w:tcW w:type="dxa" w:w="3906"/>
-            <w:tcBorders>
-              <w:top w:val="single" w:color="CCCCCC" w:sz="1"/>
-              <w:left w:val="single" w:color="CCCCCC" w:sz="1"/>
-              <w:bottom w:val="single" w:color="CCCCCC" w:sz="1"/>
-              <w:right w:val="single" w:color="CCCCCC" w:sz="1"/>
-            </w:tcBorders>
-            <w:shd w:fill="FFFFFF" w:val="clear"/>
-            <w:tcMar>
-              <w:top w:type="dxa" w:w="80"/>
-              <w:left w:type="dxa" w:w="120"/>
-              <w:bottom w:type="dxa" w:w="80"/>
-              <w:right w:type="dxa" w:w="120"/>
-            </w:tcMar>
-          </w:tcPr>
-          <w:p>
-            <w:pPr>
+            <w:tcW w:type="dxa" w:w="3066"/>
+            <w:tcBorders>
+              <w:top w:val="single" w:color="CCCCCC" w:sz="1"/>
+              <w:left w:val="single" w:color="CCCCCC" w:sz="1"/>
+              <w:bottom w:val="single" w:color="CCCCCC" w:sz="1"/>
+              <w:right w:val="single" w:color="CCCCCC" w:sz="1"/>
+            </w:tcBorders>
+            <w:shd w:fill="FFFFFF" w:val="clear"/>
+            <w:tcMar>
+              <w:top w:type="dxa" w:w="80"/>
+              <w:left w:type="dxa" w:w="120"/>
+              <w:bottom w:type="dxa" w:w="80"/>
+              <w:right w:type="dxa" w:w="120"/>
+            </w:tcMar>
+          </w:tcPr>
+          <w:p>
+            <w:pPr>
+              <w:keepNext/>
               <w:jc w:val="left"/>
             </w:pPr>
             <w:r>
@@ -3764,6 +3844,7 @@
           </w:tcPr>
           <w:p>
             <w:pPr>
+              <w:keepNext/>
               <w:jc w:val="center"/>
             </w:pPr>
             <w:r>
@@ -3780,23 +3861,24 @@
       <w:tr>
         <w:tc>
           <w:tcPr>
-            <w:tcW w:type="dxa" w:w="600"/>
-            <w:tcBorders>
-              <w:top w:val="single" w:color="CCCCCC" w:sz="1"/>
-              <w:left w:val="single" w:color="CCCCCC" w:sz="1"/>
-              <w:bottom w:val="single" w:color="CCCCCC" w:sz="1"/>
-              <w:right w:val="single" w:color="CCCCCC" w:sz="1"/>
-            </w:tcBorders>
-            <w:shd w:fill="FFFFFF" w:val="clear"/>
-            <w:tcMar>
-              <w:top w:type="dxa" w:w="80"/>
-              <w:left w:type="dxa" w:w="120"/>
-              <w:bottom w:type="dxa" w:w="80"/>
-              <w:right w:type="dxa" w:w="120"/>
-            </w:tcMar>
-          </w:tcPr>
-          <w:p>
-            <w:pPr>
+            <w:tcW w:type="dxa" w:w="1440"/>
+            <w:tcBorders>
+              <w:top w:val="single" w:color="CCCCCC" w:sz="1"/>
+              <w:left w:val="single" w:color="CCCCCC" w:sz="1"/>
+              <w:bottom w:val="single" w:color="CCCCCC" w:sz="1"/>
+              <w:right w:val="single" w:color="CCCCCC" w:sz="1"/>
+            </w:tcBorders>
+            <w:shd w:fill="FFFFFF" w:val="clear"/>
+            <w:tcMar>
+              <w:top w:type="dxa" w:w="80"/>
+              <w:left w:type="dxa" w:w="120"/>
+              <w:bottom w:type="dxa" w:w="80"/>
+              <w:right w:type="dxa" w:w="120"/>
+            </w:tcMar>
+          </w:tcPr>
+          <w:p>
+            <w:pPr>
+              <w:keepNext/>
               <w:jc w:val="left"/>
             </w:pPr>
             <w:r>
@@ -3830,6 +3912,7 @@
           </w:tcPr>
           <w:p>
             <w:pPr>
+              <w:keepNext/>
               <w:jc w:val="left"/>
             </w:pPr>
             <w:r>
@@ -3846,23 +3929,24 @@
         </w:tc>
         <w:tc>
           <w:tcPr>
-            <w:tcW w:type="dxa" w:w="3906"/>
-            <w:tcBorders>
-              <w:top w:val="single" w:color="CCCCCC" w:sz="1"/>
-              <w:left w:val="single" w:color="CCCCCC" w:sz="1"/>
-              <w:bottom w:val="single" w:color="CCCCCC" w:sz="1"/>
-              <w:right w:val="single" w:color="CCCCCC" w:sz="1"/>
-            </w:tcBorders>
-            <w:shd w:fill="FFFFFF" w:val="clear"/>
-            <w:tcMar>
-              <w:top w:type="dxa" w:w="80"/>
-              <w:left w:type="dxa" w:w="120"/>
-              <w:bottom w:type="dxa" w:w="80"/>
-              <w:right w:type="dxa" w:w="120"/>
-            </w:tcMar>
-          </w:tcPr>
-          <w:p>
-            <w:pPr>
+            <w:tcW w:type="dxa" w:w="3066"/>
+            <w:tcBorders>
+              <w:top w:val="single" w:color="CCCCCC" w:sz="1"/>
+              <w:left w:val="single" w:color="CCCCCC" w:sz="1"/>
+              <w:bottom w:val="single" w:color="CCCCCC" w:sz="1"/>
+              <w:right w:val="single" w:color="CCCCCC" w:sz="1"/>
+            </w:tcBorders>
+            <w:shd w:fill="FFFFFF" w:val="clear"/>
+            <w:tcMar>
+              <w:top w:type="dxa" w:w="80"/>
+              <w:left w:type="dxa" w:w="120"/>
+              <w:bottom w:type="dxa" w:w="80"/>
+              <w:right w:type="dxa" w:w="120"/>
+            </w:tcMar>
+          </w:tcPr>
+          <w:p>
+            <w:pPr>
+              <w:keepNext/>
               <w:jc w:val="left"/>
             </w:pPr>
             <w:r>
@@ -3896,6 +3980,7 @@
           </w:tcPr>
           <w:p>
             <w:pPr>
+              <w:keepNext/>
               <w:jc w:val="center"/>
             </w:pPr>
             <w:r>
@@ -3912,23 +3997,24 @@
       <w:tr>
         <w:tc>
           <w:tcPr>
-            <w:tcW w:type="dxa" w:w="600"/>
-            <w:tcBorders>
-              <w:top w:val="single" w:color="CCCCCC" w:sz="1"/>
-              <w:left w:val="single" w:color="CCCCCC" w:sz="1"/>
-              <w:bottom w:val="single" w:color="CCCCCC" w:sz="1"/>
-              <w:right w:val="single" w:color="CCCCCC" w:sz="1"/>
-            </w:tcBorders>
-            <w:shd w:fill="FFFFFF" w:val="clear"/>
-            <w:tcMar>
-              <w:top w:type="dxa" w:w="80"/>
-              <w:left w:type="dxa" w:w="120"/>
-              <w:bottom w:type="dxa" w:w="80"/>
-              <w:right w:type="dxa" w:w="120"/>
-            </w:tcMar>
-          </w:tcPr>
-          <w:p>
-            <w:pPr>
+            <w:tcW w:type="dxa" w:w="1440"/>
+            <w:tcBorders>
+              <w:top w:val="single" w:color="CCCCCC" w:sz="1"/>
+              <w:left w:val="single" w:color="CCCCCC" w:sz="1"/>
+              <w:bottom w:val="single" w:color="CCCCCC" w:sz="1"/>
+              <w:right w:val="single" w:color="CCCCCC" w:sz="1"/>
+            </w:tcBorders>
+            <w:shd w:fill="FFFFFF" w:val="clear"/>
+            <w:tcMar>
+              <w:top w:type="dxa" w:w="80"/>
+              <w:left w:type="dxa" w:w="120"/>
+              <w:bottom w:type="dxa" w:w="80"/>
+              <w:right w:type="dxa" w:w="120"/>
+            </w:tcMar>
+          </w:tcPr>
+          <w:p>
+            <w:pPr>
+              <w:keepNext/>
               <w:jc w:val="left"/>
             </w:pPr>
             <w:r>
@@ -3962,6 +4048,7 @@
           </w:tcPr>
           <w:p>
             <w:pPr>
+              <w:keepNext/>
               <w:jc w:val="left"/>
             </w:pPr>
             <w:r>
@@ -3978,23 +4065,24 @@
         </w:tc>
         <w:tc>
           <w:tcPr>
-            <w:tcW w:type="dxa" w:w="3906"/>
-            <w:tcBorders>
-              <w:top w:val="single" w:color="CCCCCC" w:sz="1"/>
-              <w:left w:val="single" w:color="CCCCCC" w:sz="1"/>
-              <w:bottom w:val="single" w:color="CCCCCC" w:sz="1"/>
-              <w:right w:val="single" w:color="CCCCCC" w:sz="1"/>
-            </w:tcBorders>
-            <w:shd w:fill="FFFFFF" w:val="clear"/>
-            <w:tcMar>
-              <w:top w:type="dxa" w:w="80"/>
-              <w:left w:type="dxa" w:w="120"/>
-              <w:bottom w:type="dxa" w:w="80"/>
-              <w:right w:type="dxa" w:w="120"/>
-            </w:tcMar>
-          </w:tcPr>
-          <w:p>
-            <w:pPr>
+            <w:tcW w:type="dxa" w:w="3066"/>
+            <w:tcBorders>
+              <w:top w:val="single" w:color="CCCCCC" w:sz="1"/>
+              <w:left w:val="single" w:color="CCCCCC" w:sz="1"/>
+              <w:bottom w:val="single" w:color="CCCCCC" w:sz="1"/>
+              <w:right w:val="single" w:color="CCCCCC" w:sz="1"/>
+            </w:tcBorders>
+            <w:shd w:fill="FFFFFF" w:val="clear"/>
+            <w:tcMar>
+              <w:top w:type="dxa" w:w="80"/>
+              <w:left w:type="dxa" w:w="120"/>
+              <w:bottom w:type="dxa" w:w="80"/>
+              <w:right w:type="dxa" w:w="120"/>
+            </w:tcMar>
+          </w:tcPr>
+          <w:p>
+            <w:pPr>
+              <w:keepNext/>
               <w:jc w:val="left"/>
             </w:pPr>
             <w:r>
@@ -4028,6 +4116,7 @@
           </w:tcPr>
           <w:p>
             <w:pPr>
+              <w:keepNext/>
               <w:jc w:val="center"/>
             </w:pPr>
             <w:r>
@@ -4044,7 +4133,7 @@
       <w:tr>
         <w:tc>
           <w:tcPr>
-            <w:tcW w:type="dxa" w:w="600"/>
+            <w:tcW w:type="dxa" w:w="1440"/>
             <w:tcBorders>
               <w:top w:val="single" w:color="CCCCCC" w:sz="1"/>
               <w:left w:val="single" w:color="CCCCCC" w:sz="1"/>
@@ -4110,7 +4199,7 @@
         </w:tc>
         <w:tc>
           <w:tcPr>
-            <w:tcW w:type="dxa" w:w="3906"/>
+            <w:tcW w:type="dxa" w:w="3066"/>
             <w:tcBorders>
               <w:top w:val="single" w:color="CCCCCC" w:sz="1"/>
               <w:left w:val="single" w:color="CCCCCC" w:sz="1"/>
@@ -4175,13 +4264,9 @@
       </w:tr>
     </w:tbl>
     <w:p>
-      <w:r>
-        <w:br w:type="page"/>
-      </w:r>
-    </w:p>
-    <w:p>
       <w:pPr>
         <w:pStyle w:val="Heading1"/>
+        <w:pageBreakBefore/>
         <w:spacing w:after="120" w:before="360"/>
       </w:pPr>
       <w:r>
@@ -4223,7 +4308,7 @@
           <w:sz w:val="20"/>
           <w:szCs w:val="20"/>
         </w:rPr>
-        <w:t>파일 위치: src/lib/auth/requireAdminAuth.test.ts (예정: 현재 수동 검증)</w:t>
+        <w:t>파일 위치: src/lib/auth/requireAdminAuth.test.ts (자동 시험 도입 완료)</w:t>
       </w:r>
     </w:p>
     <w:p>
@@ -4252,7 +4337,7 @@
       <w:tr>
         <w:tc>
           <w:tcPr>
-            <w:tcW w:type="dxa" w:w="700"/>
+            <w:tcW w:type="dxa" w:w="1440"/>
             <w:tcBorders>
               <w:top w:val="single" w:color="CCCCCC" w:sz="1"/>
               <w:left w:val="single" w:color="CCCCCC" w:sz="1"/>
@@ -4320,7 +4405,7 @@
         </w:tc>
         <w:tc>
           <w:tcPr>
-            <w:tcW w:type="dxa" w:w="3806"/>
+            <w:tcW w:type="dxa" w:w="3066"/>
             <w:tcBorders>
               <w:top w:val="single" w:color="CCCCCC" w:sz="1"/>
               <w:left w:val="single" w:color="CCCCCC" w:sz="1"/>
@@ -4390,7 +4475,7 @@
       <w:tr>
         <w:tc>
           <w:tcPr>
-            <w:tcW w:type="dxa" w:w="700"/>
+            <w:tcW w:type="dxa" w:w="1440"/>
             <w:tcBorders>
               <w:top w:val="single" w:color="CCCCCC" w:sz="1"/>
               <w:left w:val="single" w:color="CCCCCC" w:sz="1"/>
@@ -4456,7 +4541,7 @@
         </w:tc>
         <w:tc>
           <w:tcPr>
-            <w:tcW w:type="dxa" w:w="3806"/>
+            <w:tcW w:type="dxa" w:w="3066"/>
             <w:tcBorders>
               <w:top w:val="single" w:color="CCCCCC" w:sz="1"/>
               <w:left w:val="single" w:color="CCCCCC" w:sz="1"/>
@@ -4522,7 +4607,7 @@
       <w:tr>
         <w:tc>
           <w:tcPr>
-            <w:tcW w:type="dxa" w:w="700"/>
+            <w:tcW w:type="dxa" w:w="1440"/>
             <w:tcBorders>
               <w:top w:val="single" w:color="CCCCCC" w:sz="1"/>
               <w:left w:val="single" w:color="CCCCCC" w:sz="1"/>
@@ -4588,7 +4673,7 @@
         </w:tc>
         <w:tc>
           <w:tcPr>
-            <w:tcW w:type="dxa" w:w="3806"/>
+            <w:tcW w:type="dxa" w:w="3066"/>
             <w:tcBorders>
               <w:top w:val="single" w:color="CCCCCC" w:sz="1"/>
               <w:left w:val="single" w:color="CCCCCC" w:sz="1"/>
@@ -4654,7 +4739,7 @@
       <w:tr>
         <w:tc>
           <w:tcPr>
-            <w:tcW w:type="dxa" w:w="700"/>
+            <w:tcW w:type="dxa" w:w="1440"/>
             <w:tcBorders>
               <w:top w:val="single" w:color="CCCCCC" w:sz="1"/>
               <w:left w:val="single" w:color="CCCCCC" w:sz="1"/>
@@ -4720,7 +4805,7 @@
         </w:tc>
         <w:tc>
           <w:tcPr>
-            <w:tcW w:type="dxa" w:w="3806"/>
+            <w:tcW w:type="dxa" w:w="3066"/>
             <w:tcBorders>
               <w:top w:val="single" w:color="CCCCCC" w:sz="1"/>
               <w:left w:val="single" w:color="CCCCCC" w:sz="1"/>
@@ -4786,7 +4871,7 @@
       <w:tr>
         <w:tc>
           <w:tcPr>
-            <w:tcW w:type="dxa" w:w="700"/>
+            <w:tcW w:type="dxa" w:w="1440"/>
             <w:tcBorders>
               <w:top w:val="single" w:color="CCCCCC" w:sz="1"/>
               <w:left w:val="single" w:color="CCCCCC" w:sz="1"/>
@@ -4852,7 +4937,7 @@
         </w:tc>
         <w:tc>
           <w:tcPr>
-            <w:tcW w:type="dxa" w:w="3806"/>
+            <w:tcW w:type="dxa" w:w="3066"/>
             <w:tcBorders>
               <w:top w:val="single" w:color="CCCCCC" w:sz="1"/>
               <w:left w:val="single" w:color="CCCCCC" w:sz="1"/>
@@ -4918,7 +5003,7 @@
       <w:tr>
         <w:tc>
           <w:tcPr>
-            <w:tcW w:type="dxa" w:w="700"/>
+            <w:tcW w:type="dxa" w:w="1440"/>
             <w:tcBorders>
               <w:top w:val="single" w:color="CCCCCC" w:sz="1"/>
               <w:left w:val="single" w:color="CCCCCC" w:sz="1"/>
@@ -4984,7 +5069,7 @@
         </w:tc>
         <w:tc>
           <w:tcPr>
-            <w:tcW w:type="dxa" w:w="3806"/>
+            <w:tcW w:type="dxa" w:w="3066"/>
             <w:tcBorders>
               <w:top w:val="single" w:color="CCCCCC" w:sz="1"/>
               <w:left w:val="single" w:color="CCCCCC" w:sz="1"/>
@@ -5050,7 +5135,7 @@
       <w:tr>
         <w:tc>
           <w:tcPr>
-            <w:tcW w:type="dxa" w:w="700"/>
+            <w:tcW w:type="dxa" w:w="1440"/>
             <w:tcBorders>
               <w:top w:val="single" w:color="CCCCCC" w:sz="1"/>
               <w:left w:val="single" w:color="CCCCCC" w:sz="1"/>
@@ -5116,7 +5201,7 @@
         </w:tc>
         <w:tc>
           <w:tcPr>
-            <w:tcW w:type="dxa" w:w="3806"/>
+            <w:tcW w:type="dxa" w:w="3066"/>
             <w:tcBorders>
               <w:top w:val="single" w:color="CCCCCC" w:sz="1"/>
               <w:left w:val="single" w:color="CCCCCC" w:sz="1"/>
@@ -5182,7 +5267,7 @@
       <w:tr>
         <w:tc>
           <w:tcPr>
-            <w:tcW w:type="dxa" w:w="700"/>
+            <w:tcW w:type="dxa" w:w="1440"/>
             <w:tcBorders>
               <w:top w:val="single" w:color="CCCCCC" w:sz="1"/>
               <w:left w:val="single" w:color="CCCCCC" w:sz="1"/>
@@ -5248,7 +5333,7 @@
         </w:tc>
         <w:tc>
           <w:tcPr>
-            <w:tcW w:type="dxa" w:w="3806"/>
+            <w:tcW w:type="dxa" w:w="3066"/>
             <w:tcBorders>
               <w:top w:val="single" w:color="CCCCCC" w:sz="1"/>
               <w:left w:val="single" w:color="CCCCCC" w:sz="1"/>
@@ -5314,7 +5399,7 @@
       <w:tr>
         <w:tc>
           <w:tcPr>
-            <w:tcW w:type="dxa" w:w="700"/>
+            <w:tcW w:type="dxa" w:w="1440"/>
             <w:tcBorders>
               <w:top w:val="single" w:color="CCCCCC" w:sz="1"/>
               <w:left w:val="single" w:color="CCCCCC" w:sz="1"/>
@@ -5380,7 +5465,7 @@
         </w:tc>
         <w:tc>
           <w:tcPr>
-            <w:tcW w:type="dxa" w:w="3806"/>
+            <w:tcW w:type="dxa" w:w="3066"/>
             <w:tcBorders>
               <w:top w:val="single" w:color="CCCCCC" w:sz="1"/>
               <w:left w:val="single" w:color="CCCCCC" w:sz="1"/>
@@ -5522,6 +5607,7 @@
           </w:tcPr>
           <w:p>
             <w:pPr>
+              <w:keepNext/>
               <w:jc w:val="center"/>
             </w:pPr>
             <w:r>
@@ -5556,6 +5642,7 @@
           </w:tcPr>
           <w:p>
             <w:pPr>
+              <w:keepNext/>
               <w:jc w:val="center"/>
             </w:pPr>
             <w:r>
@@ -5590,6 +5677,7 @@
           </w:tcPr>
           <w:p>
             <w:pPr>
+              <w:keepNext/>
               <w:jc w:val="center"/>
             </w:pPr>
             <w:r>
@@ -5709,13 +5797,9 @@
       </w:tr>
     </w:tbl>
     <w:p>
-      <w:r>
-        <w:br w:type="page"/>
-      </w:r>
-    </w:p>
-    <w:p>
       <w:pPr>
         <w:pStyle w:val="Heading1"/>
+        <w:pageBreakBefore/>
         <w:spacing w:after="120" w:before="360"/>
       </w:pPr>
       <w:r>
@@ -5802,6 +5886,7 @@
           </w:tcPr>
           <w:p>
             <w:pPr>
+              <w:keepNext/>
               <w:jc w:val="center"/>
             </w:pPr>
             <w:r>
@@ -5836,6 +5921,7 @@
           </w:tcPr>
           <w:p>
             <w:pPr>
+              <w:keepNext/>
               <w:jc w:val="center"/>
             </w:pPr>
             <w:r>
@@ -5870,6 +5956,7 @@
           </w:tcPr>
           <w:p>
             <w:pPr>
+              <w:keepNext/>
               <w:jc w:val="center"/>
             </w:pPr>
             <w:r>
@@ -5881,7 +5968,7 @@
                 <w:sz w:val="18"/>
                 <w:szCs w:val="18"/>
               </w:rPr>
-              <w:t>현재 (8월 19일)</w:t>
+              <w:t>현재 (8월 20일)</w:t>
             </w:r>
           </w:p>
         </w:tc>
@@ -5904,6 +5991,7 @@
           </w:tcPr>
           <w:p>
             <w:pPr>
+              <w:keepNext/>
               <w:jc w:val="center"/>
             </w:pPr>
             <w:r>
@@ -6055,7 +6143,7 @@
                 <w:sz w:val="18"/>
                 <w:rFonts w:eastAsia="맑은 고딕"/>
               </w:rPr>
-              <w:t>간헐 발생. 화면 골격이 본문보다 먼저 그려진 회차에서만 꼬리말이 밀린다. 원인 규명 완료, 수정 반영 예정</w:t>
+              <w:t>간헐 발생. 화면 골격이 본문보다 먼저 그려진 회차에서만 꼬리말이 밀린다. 원인 규명 및 수정 완료(본판 반영). 실서비스 배포 후 재측정 예정</w:t>
             </w:r>
           </w:p>
         </w:tc>
@@ -6291,13 +6379,9 @@
       </w:r>
     </w:p>
     <w:p>
-      <w:r>
-        <w:br w:type="page"/>
-      </w:r>
-    </w:p>
-    <w:p>
       <w:pPr>
         <w:pStyle w:val="Heading1"/>
+        <w:pageBreakBefore/>
         <w:spacing w:after="120" w:before="360"/>
       </w:pPr>
       <w:r>
@@ -7554,6 +7638,7 @@
     <w:p>
       <w:pPr>
         <w:pStyle w:val="Heading2"/>
+        <w:keepNext/>
         <w:spacing w:after="80" w:before="240"/>
       </w:pPr>
       <w:r>
@@ -7565,15 +7650,16 @@
           <w:sz w:val="24"/>
           <w:szCs w:val="24"/>
         </w:rPr>
-        <w:t>5.2 자동화 테스트 미흡 영역 (2026-04 지적 → 2026-08-19 해소 내역) (2026-04 지적 → 2026-08-19 해소 내역) (2026-04 지적 → 2026-08-19 해소 내역) (2026-04 지적 → 2026-08-19 해소 내역)</w:t>
+        <w:t>5.2 자동화 테스트 미흡 영역 (2026-04 지적 → 2026-08-20 해소 내역)</w:t>
       </w:r>
     </w:p>
     <w:p>
       <w:pPr>
         <w:pStyle w:val="ListParagraph"/>
+        <w:keepNext/>
         <w:numPr>
           <w:ilvl w:val="0"/>
-          <w:numId w:val="2"/>
+          <w:numId w:val="8"/>
         </w:numPr>
         <w:spacing w:after="40" w:before="40"/>
       </w:pPr>
@@ -7589,9 +7675,10 @@
     <w:p>
       <w:pPr>
         <w:pStyle w:val="ListParagraph"/>
+        <w:keepNext/>
         <w:numPr>
           <w:ilvl w:val="0"/>
-          <w:numId w:val="2"/>
+          <w:numId w:val="8"/>
         </w:numPr>
         <w:spacing w:after="40" w:before="40"/>
       </w:pPr>
@@ -7609,7 +7696,7 @@
         <w:pStyle w:val="ListParagraph"/>
         <w:numPr>
           <w:ilvl w:val="0"/>
-          <w:numId w:val="2"/>
+          <w:numId w:val="8"/>
         </w:numPr>
         <w:spacing w:after="40" w:before="40"/>
       </w:pPr>
@@ -7681,6 +7768,7 @@
           </w:tcPr>
           <w:p>
             <w:pPr>
+              <w:keepNext/>
               <w:jc w:val="center"/>
             </w:pPr>
             <w:r>
@@ -7715,6 +7803,7 @@
           </w:tcPr>
           <w:p>
             <w:pPr>
+              <w:keepNext/>
               <w:jc w:val="center"/>
             </w:pPr>
             <w:r>
@@ -7749,6 +7838,7 @@
           </w:tcPr>
           <w:p>
             <w:pPr>
+              <w:keepNext/>
               <w:jc w:val="center"/>
             </w:pPr>
             <w:r>
@@ -7785,6 +7875,7 @@
           </w:tcPr>
           <w:p>
             <w:pPr>
+              <w:keepNext/>
               <w:jc w:val="left"/>
             </w:pPr>
             <w:r>
@@ -7818,17 +7909,18 @@
           </w:tcPr>
           <w:p>
             <w:pPr>
-              <w:jc w:val="left"/>
-            </w:pPr>
-            <w:r>
-              <w:rPr>
-                <w:rFonts w:ascii="맑은 고딕" w:cs="맑은 고딕" w:eastAsia="맑은 고딕" w:hAnsi="맑은 고딕"/>
-                <w:b w:val="false"/>
-                <w:bCs w:val="false"/>
-                <w:sz w:val="18"/>
-                <w:szCs w:val="18"/>
-              </w:rPr>
-              <w:t>화상 내 번역 자막: 실서비스 가동, 통번역 3,542건 축적</w:t>
+              <w:keepNext/>
+              <w:jc w:val="left"/>
+            </w:pPr>
+            <w:r>
+              <w:rPr>
+                <w:rFonts w:ascii="맑은 고딕" w:cs="맑은 고딕" w:eastAsia="맑은 고딕" w:hAnsi="맑은 고딕"/>
+                <w:b w:val="false"/>
+                <w:bCs w:val="false"/>
+                <w:sz w:val="18"/>
+                <w:szCs w:val="18"/>
+              </w:rPr>
+              <w:t>화상 내 번역 자막: 실서비스 가동, 통번역 3,543건(시험 방 제외 3,277건) 축적</w:t>
             </w:r>
           </w:p>
         </w:tc>
@@ -7851,6 +7943,7 @@
           </w:tcPr>
           <w:p>
             <w:pPr>
+              <w:keepNext/>
               <w:jc w:val="left"/>
             </w:pPr>
             <w:r>
@@ -7886,6 +7979,7 @@
           </w:tcPr>
           <w:p>
             <w:pPr>
+              <w:keepNext/>
               <w:jc w:val="left"/>
             </w:pPr>
             <w:r>
@@ -7919,6 +8013,7 @@
           </w:tcPr>
           <w:p>
             <w:pPr>
+              <w:keepNext/>
               <w:jc w:val="left"/>
             </w:pPr>
             <w:r>
@@ -7952,17 +8047,18 @@
           </w:tcPr>
           <w:p>
             <w:pPr>
-              <w:jc w:val="left"/>
-            </w:pPr>
-            <w:r>
-              <w:rPr>
-                <w:rFonts w:ascii="맑은 고딕" w:cs="맑은 고딕" w:eastAsia="맑은 고딕" w:hAnsi="맑은 고딕"/>
-                <w:b w:val="false"/>
-                <w:bCs w:val="false"/>
-                <w:sz w:val="18"/>
-                <w:szCs w:val="18"/>
-              </w:rPr>
-              <w:t xml:space="preserve">Jest</w:t>
+              <w:keepNext/>
+              <w:jc w:val="left"/>
+            </w:pPr>
+            <w:r>
+              <w:rPr>
+                <w:rFonts w:ascii="맑은 고딕" w:cs="맑은 고딕" w:eastAsia="맑은 고딕" w:hAnsi="맑은 고딕"/>
+                <w:b w:val="false"/>
+                <w:bCs w:val="false"/>
+                <w:sz w:val="18"/>
+                <w:szCs w:val="18"/>
+              </w:rPr>
+              <w:t>Vitest</w:t>
             </w:r>
           </w:p>
         </w:tc>
@@ -7987,6 +8083,7 @@
           </w:tcPr>
           <w:p>
             <w:pPr>
+              <w:keepNext/>
               <w:jc w:val="left"/>
             </w:pPr>
             <w:r>
@@ -8020,6 +8117,7 @@
           </w:tcPr>
           <w:p>
             <w:pPr>
+              <w:keepNext/>
               <w:jc w:val="left"/>
             </w:pPr>
             <w:r>
@@ -8053,6 +8151,7 @@
           </w:tcPr>
           <w:p>
             <w:pPr>
+              <w:keepNext/>
               <w:jc w:val="left"/>
             </w:pPr>
             <w:r>
@@ -8088,6 +8187,7 @@
           </w:tcPr>
           <w:p>
             <w:pPr>
+              <w:keepNext/>
               <w:jc w:val="left"/>
             </w:pPr>
             <w:r>
@@ -8121,6 +8221,7 @@
           </w:tcPr>
           <w:p>
             <w:pPr>
+              <w:keepNext/>
               <w:jc w:val="left"/>
             </w:pPr>
             <w:r>
@@ -8154,6 +8255,7 @@
           </w:tcPr>
           <w:p>
             <w:pPr>
+              <w:keepNext/>
               <w:jc w:val="left"/>
             </w:pPr>
             <w:r>
@@ -8189,6 +8291,7 @@
           </w:tcPr>
           <w:p>
             <w:pPr>
+              <w:keepNext/>
               <w:jc w:val="left"/>
             </w:pPr>
             <w:r>
@@ -8222,6 +8325,7 @@
           </w:tcPr>
           <w:p>
             <w:pPr>
+              <w:keepNext/>
               <w:jc w:val="left"/>
             </w:pPr>
             <w:r>
@@ -8255,6 +8359,7 @@
           </w:tcPr>
           <w:p>
             <w:pPr>
+              <w:keepNext/>
               <w:jc w:val="left"/>
             </w:pPr>
             <w:r>
@@ -8439,6 +8544,7 @@
           </w:tcPr>
           <w:p>
             <w:pPr>
+              <w:keepNext/>
               <w:jc w:val="left"/>
             </w:pPr>
             <w:r>
@@ -8472,6 +8578,7 @@
           </w:tcPr>
           <w:p>
             <w:pPr>
+              <w:keepNext/>
               <w:jc w:val="left"/>
             </w:pPr>
             <w:r>
@@ -8505,6 +8612,7 @@
           </w:tcPr>
           <w:p>
             <w:pPr>
+              <w:keepNext/>
               <w:jc w:val="left"/>
             </w:pPr>
             <w:r>
@@ -8538,6 +8646,7 @@
           </w:tcPr>
           <w:p>
             <w:pPr>
+              <w:keepNext/>
               <w:jc w:val="left"/>
             </w:pPr>
             <w:r>
@@ -8573,6 +8682,7 @@
           </w:tcPr>
           <w:p>
             <w:pPr>
+              <w:keepNext/>
               <w:jc w:val="left"/>
             </w:pPr>
             <w:r>
@@ -8606,6 +8716,7 @@
           </w:tcPr>
           <w:p>
             <w:pPr>
+              <w:keepNext/>
               <w:jc w:val="left"/>
             </w:pPr>
             <w:r>
@@ -8639,6 +8750,7 @@
           </w:tcPr>
           <w:p>
             <w:pPr>
+              <w:keepNext/>
               <w:jc w:val="left"/>
             </w:pPr>
             <w:r>
@@ -8672,6 +8784,7 @@
           </w:tcPr>
           <w:p>
             <w:pPr>
+              <w:keepNext/>
               <w:jc w:val="left"/>
             </w:pPr>
             <w:r>
@@ -11151,6 +11264,42 @@
       <w:startOverride w:val="1"/>
     </w:lvlOverride>
   </w:num>
+  <w:num w:numId="3">
+    <w:abstractNumId w:val="2"/>
+    <w:lvlOverride w:ilvl="0">
+      <w:startOverride w:val="1"/>
+    </w:lvlOverride>
+  </w:num>
+  <w:num w:numId="4">
+    <w:abstractNumId w:val="2"/>
+    <w:lvlOverride w:ilvl="0">
+      <w:startOverride w:val="1"/>
+    </w:lvlOverride>
+  </w:num>
+  <w:num w:numId="5">
+    <w:abstractNumId w:val="2"/>
+    <w:lvlOverride w:ilvl="0">
+      <w:startOverride w:val="1"/>
+    </w:lvlOverride>
+  </w:num>
+  <w:num w:numId="6">
+    <w:abstractNumId w:val="2"/>
+    <w:lvlOverride w:ilvl="0">
+      <w:startOverride w:val="1"/>
+    </w:lvlOverride>
+  </w:num>
+  <w:num w:numId="7">
+    <w:abstractNumId w:val="2"/>
+    <w:lvlOverride w:ilvl="0">
+      <w:startOverride w:val="1"/>
+    </w:lvlOverride>
+  </w:num>
+  <w:num w:numId="8">
+    <w:abstractNumId w:val="2"/>
+    <w:lvlOverride w:ilvl="0">
+      <w:startOverride w:val="1"/>
+    </w:lvlOverride>
+  </w:num>
 </w:numbering>
 </file>
 

--- a/docs/government-project/08_테스트결과서.docx
+++ b/docs/government-project/08_테스트결과서.docx
@@ -844,7 +844,7 @@
         <w:keepNext/>
         <w:numPr>
           <w:ilvl w:val="0"/>
-          <w:numId w:val="7"/>
+          <w:numId w:val="17"/>
         </w:numPr>
         <w:spacing w:after="40" w:before="40"/>
       </w:pPr>
@@ -863,7 +863,7 @@
         <w:keepNext/>
         <w:numPr>
           <w:ilvl w:val="0"/>
-          <w:numId w:val="7"/>
+          <w:numId w:val="17"/>
         </w:numPr>
         <w:spacing w:after="40" w:before="40"/>
       </w:pPr>
@@ -882,7 +882,7 @@
         <w:keepNext/>
         <w:numPr>
           <w:ilvl w:val="0"/>
-          <w:numId w:val="7"/>
+          <w:numId w:val="17"/>
         </w:numPr>
         <w:spacing w:after="40" w:before="40"/>
       </w:pPr>
@@ -901,7 +901,7 @@
         <w:keepNext/>
         <w:numPr>
           <w:ilvl w:val="0"/>
-          <w:numId w:val="7"/>
+          <w:numId w:val="17"/>
         </w:numPr>
         <w:spacing w:after="40" w:before="40"/>
       </w:pPr>
@@ -919,7 +919,7 @@
         <w:pStyle w:val="ListParagraph"/>
         <w:numPr>
           <w:ilvl w:val="0"/>
-          <w:numId w:val="7"/>
+          <w:numId w:val="17"/>
         </w:numPr>
         <w:spacing w:after="40" w:before="40"/>
       </w:pPr>
@@ -7659,7 +7659,7 @@
         <w:keepNext/>
         <w:numPr>
           <w:ilvl w:val="0"/>
-          <w:numId w:val="8"/>
+          <w:numId w:val="18"/>
         </w:numPr>
         <w:spacing w:after="40" w:before="40"/>
       </w:pPr>
@@ -7678,7 +7678,7 @@
         <w:keepNext/>
         <w:numPr>
           <w:ilvl w:val="0"/>
-          <w:numId w:val="8"/>
+          <w:numId w:val="18"/>
         </w:numPr>
         <w:spacing w:after="40" w:before="40"/>
       </w:pPr>
@@ -7696,7 +7696,7 @@
         <w:pStyle w:val="ListParagraph"/>
         <w:numPr>
           <w:ilvl w:val="0"/>
-          <w:numId w:val="8"/>
+          <w:numId w:val="18"/>
         </w:numPr>
         <w:spacing w:after="40" w:before="40"/>
       </w:pPr>
@@ -9429,7 +9429,7 @@
                 <w:sz w:val="18"/>
                 <w:rFonts w:eastAsia="맑은 고딕"/>
               </w:rPr>
-              <w:t>제휴 한국 병원 담당자(owner/manager/viewer). 리드·프로필·치료정보 관리.</w:t>
+              <w:t>제휴 한국 병원 담당자(owner/manager/viewer). 진료 의뢰(리드) 확인·상태 갱신·견적 회신. 병원 정보·시술 카탈로그 편집은 공개 연동 준비 중이라 아직 비활성이다.</w:t>
             </w:r>
           </w:p>
         </w:tc>
@@ -9465,7 +9465,7 @@
                 <w:sz w:val="18"/>
                 <w:rFonts w:eastAsia="맑은 고딕"/>
               </w:rPr>
-              <w:t>agency_users + partner_type</w:t>
+              <w:t>agency_users + agencies.partner_type</w:t>
             </w:r>
           </w:p>
         </w:tc>
@@ -9499,7 +9499,7 @@
                 <w:sz w:val="18"/>
                 <w:rFonts w:eastAsia="맑은 고딕"/>
               </w:rPr>
-              <w:t>해외 환자 유치 파트너. 의뢰 환자 진행상황 조회.</w:t>
+              <w:t>해외 환자 유치 파트너. 환자 의뢰 · 단계별 진행 확인 · 코디네이터와 케이스 메신저.</w:t>
             </w:r>
           </w:p>
         </w:tc>
@@ -9535,7 +9535,7 @@
                 <w:sz w:val="18"/>
                 <w:rFonts w:eastAsia="맑은 고딕"/>
               </w:rPr>
-              <w:t>agency_users + partner_type</w:t>
+              <w:t>agency_users + agencies.partner_type</w:t>
             </w:r>
           </w:p>
         </w:tc>
@@ -9569,7 +9569,7 @@
                 <w:sz w:val="18"/>
                 <w:rFonts w:eastAsia="맑은 고딕"/>
               </w:rPr>
-              <w:t>환자를 한국으로 의뢰하는 현지 병원. 경과·검사결과 전송 주체.</w:t>
+              <w:t>환자를 한국으로 의뢰하는 현지 병원. 에이전시와 달리 검사결과·영상·소견을 케이스에 올릴 수 있다(사후관리 ICT).</w:t>
             </w:r>
           </w:p>
         </w:tc>
@@ -10893,7 +10893,16 @@
         </w:tc>
       </w:tr>
     </w:tbl>
-    <w:p/>
+    <w:p>
+      <w:pPr>
+        <w:spacing w:before="0" w:after="0" w:line="20" w:lineRule="exact"/>
+      </w:pPr>
+      <w:r>
+        <w:rPr>
+          <w:sz w:val="2"/>
+        </w:rPr>
+      </w:r>
+    </w:p>
     <w:sectPr>
       <w:headerReference w:type="default" r:id="rId7"/>
       <w:footerReference w:type="default" r:id="rId8"/>
@@ -11300,6 +11309,66 @@
       <w:startOverride w:val="1"/>
     </w:lvlOverride>
   </w:num>
+  <w:num w:numId="9">
+    <w:abstractNumId w:val="2"/>
+    <w:lvlOverride w:ilvl="0">
+      <w:startOverride w:val="1"/>
+    </w:lvlOverride>
+  </w:num>
+  <w:num w:numId="10">
+    <w:abstractNumId w:val="2"/>
+    <w:lvlOverride w:ilvl="0">
+      <w:startOverride w:val="1"/>
+    </w:lvlOverride>
+  </w:num>
+  <w:num w:numId="11">
+    <w:abstractNumId w:val="2"/>
+    <w:lvlOverride w:ilvl="0">
+      <w:startOverride w:val="1"/>
+    </w:lvlOverride>
+  </w:num>
+  <w:num w:numId="12">
+    <w:abstractNumId w:val="2"/>
+    <w:lvlOverride w:ilvl="0">
+      <w:startOverride w:val="1"/>
+    </w:lvlOverride>
+  </w:num>
+  <w:num w:numId="13">
+    <w:abstractNumId w:val="2"/>
+    <w:lvlOverride w:ilvl="0">
+      <w:startOverride w:val="1"/>
+    </w:lvlOverride>
+  </w:num>
+  <w:num w:numId="14">
+    <w:abstractNumId w:val="2"/>
+    <w:lvlOverride w:ilvl="0">
+      <w:startOverride w:val="1"/>
+    </w:lvlOverride>
+  </w:num>
+  <w:num w:numId="15">
+    <w:abstractNumId w:val="2"/>
+    <w:lvlOverride w:ilvl="0">
+      <w:startOverride w:val="1"/>
+    </w:lvlOverride>
+  </w:num>
+  <w:num w:numId="16">
+    <w:abstractNumId w:val="2"/>
+    <w:lvlOverride w:ilvl="0">
+      <w:startOverride w:val="1"/>
+    </w:lvlOverride>
+  </w:num>
+  <w:num w:numId="17">
+    <w:abstractNumId w:val="2"/>
+    <w:lvlOverride w:ilvl="0">
+      <w:startOverride w:val="1"/>
+    </w:lvlOverride>
+  </w:num>
+  <w:num w:numId="18">
+    <w:abstractNumId w:val="2"/>
+    <w:lvlOverride w:ilvl="0">
+      <w:startOverride w:val="1"/>
+    </w:lvlOverride>
+  </w:num>
 </w:numbering>
 </file>
 

--- a/docs/government-project/08_테스트결과서.docx
+++ b/docs/government-project/08_테스트결과서.docx
@@ -39,6 +39,7 @@
     </w:p>
     <w:p>
       <w:pPr>
+        <w:keepNext/>
         <w:spacing w:after="120" w:before="120"/>
         <w:jc w:val="center"/>
       </w:pPr>
@@ -56,6 +57,7 @@
     </w:p>
     <w:p>
       <w:pPr>
+        <w:keepNext/>
         <w:pBdr>
           <w:bottom w:val="single" w:color="00467F" w:sz="4" w:space="2"/>
         </w:pBdr>
@@ -73,11 +75,17 @@
       </w:r>
     </w:p>
     <w:p>
+      <w:pPr>
+        <w:keepNext/>
+      </w:pPr>
       <w:r>
         <w:t xml:space="preserve"/>
       </w:r>
     </w:p>
     <w:p>
+      <w:pPr>
+        <w:keepNext/>
+      </w:pPr>
       <w:r>
         <w:t xml:space="preserve"/>
       </w:r>
@@ -100,6 +108,9 @@
         <w:gridCol w:w="4800"/>
       </w:tblGrid>
       <w:tr>
+        <w:trPr>
+          <w:cantSplit/>
+        </w:trPr>
         <w:tc>
           <w:tcPr>
             <w:tcW w:type="dxa" w:w="2200"/>
@@ -154,6 +165,9 @@
         </w:tc>
       </w:tr>
       <w:tr>
+        <w:trPr>
+          <w:cantSplit/>
+        </w:trPr>
         <w:tc>
           <w:tcPr>
             <w:tcW w:type="dxa" w:w="2200"/>
@@ -204,26 +218,6 @@
         </w:tc>
       </w:tr>
     </w:tbl>
-    <w:p>
-      <w:r>
-        <w:t xml:space="preserve"/>
-      </w:r>
-    </w:p>
-    <w:p>
-      <w:r>
-        <w:t xml:space="preserve"/>
-      </w:r>
-    </w:p>
-    <w:p>
-      <w:r>
-        <w:t xml:space="preserve"/>
-      </w:r>
-    </w:p>
-    <w:p>
-      <w:r>
-        <w:t xml:space="preserve"/>
-      </w:r>
-    </w:p>
     <w:p>
       <w:pPr>
         <w:pStyle w:val="Heading1"/>
@@ -245,6 +239,7 @@
     <w:p>
       <w:pPr>
         <w:pStyle w:val="Heading2"/>
+        <w:keepNext/>
         <w:spacing w:after="80" w:before="240"/>
       </w:pPr>
       <w:r>
@@ -261,6 +256,7 @@
     </w:p>
     <w:p>
       <w:pPr>
+        <w:keepNext/>
         <w:spacing w:after="60" w:before="60"/>
       </w:pPr>
       <w:r>
@@ -273,6 +269,9 @@
       </w:r>
     </w:p>
     <w:p>
+      <w:pPr>
+        <w:keepNext/>
+      </w:pPr>
       <w:r>
         <w:t xml:space="preserve"/>
       </w:r>
@@ -295,6 +294,9 @@
         <w:gridCol w:w="5006"/>
       </w:tblGrid>
       <w:tr>
+        <w:trPr>
+          <w:cantSplit/>
+        </w:trPr>
         <w:tc>
           <w:tcPr>
             <w:tcW w:type="dxa" w:w="1500"/>
@@ -402,6 +404,9 @@
         </w:tc>
       </w:tr>
       <w:tr>
+        <w:trPr>
+          <w:cantSplit/>
+        </w:trPr>
         <w:tc>
           <w:tcPr>
             <w:tcW w:type="dxa" w:w="1500"/>
@@ -506,6 +511,9 @@
         </w:tc>
       </w:tr>
       <w:tr>
+        <w:trPr>
+          <w:cantSplit/>
+        </w:trPr>
         <w:tc>
           <w:tcPr>
             <w:tcW w:type="dxa" w:w="1500"/>
@@ -610,6 +618,9 @@
         </w:tc>
       </w:tr>
       <w:tr>
+        <w:trPr>
+          <w:cantSplit/>
+        </w:trPr>
         <w:tc>
           <w:tcPr>
             <w:tcW w:type="dxa" w:w="1500"/>
@@ -714,6 +725,9 @@
         </w:tc>
       </w:tr>
       <w:tr>
+        <w:trPr>
+          <w:cantSplit/>
+        </w:trPr>
         <w:tc>
           <w:tcPr>
             <w:tcW w:type="dxa" w:w="1500"/>
@@ -844,7 +858,7 @@
         <w:keepNext/>
         <w:numPr>
           <w:ilvl w:val="0"/>
-          <w:numId w:val="17"/>
+          <w:numId w:val="37"/>
         </w:numPr>
         <w:spacing w:after="40" w:before="40"/>
       </w:pPr>
@@ -863,7 +877,7 @@
         <w:keepNext/>
         <w:numPr>
           <w:ilvl w:val="0"/>
-          <w:numId w:val="17"/>
+          <w:numId w:val="37"/>
         </w:numPr>
         <w:spacing w:after="40" w:before="40"/>
       </w:pPr>
@@ -882,7 +896,7 @@
         <w:keepNext/>
         <w:numPr>
           <w:ilvl w:val="0"/>
-          <w:numId w:val="17"/>
+          <w:numId w:val="37"/>
         </w:numPr>
         <w:spacing w:after="40" w:before="40"/>
       </w:pPr>
@@ -901,7 +915,7 @@
         <w:keepNext/>
         <w:numPr>
           <w:ilvl w:val="0"/>
-          <w:numId w:val="17"/>
+          <w:numId w:val="37"/>
         </w:numPr>
         <w:spacing w:after="40" w:before="40"/>
       </w:pPr>
@@ -919,7 +933,7 @@
         <w:pStyle w:val="ListParagraph"/>
         <w:numPr>
           <w:ilvl w:val="0"/>
-          <w:numId w:val="17"/>
+          <w:numId w:val="37"/>
         </w:numPr>
         <w:spacing w:after="40" w:before="40"/>
       </w:pPr>
@@ -953,6 +967,7 @@
     <w:p>
       <w:pPr>
         <w:pStyle w:val="Heading2"/>
+        <w:keepNext/>
         <w:spacing w:after="80" w:before="240"/>
       </w:pPr>
       <w:r>
@@ -969,6 +984,7 @@
     </w:p>
     <w:p>
       <w:pPr>
+        <w:keepNext/>
         <w:spacing w:after="60" w:before="60"/>
       </w:pPr>
       <w:r>
@@ -981,6 +997,9 @@
       </w:r>
     </w:p>
     <w:p>
+      <w:pPr>
+        <w:keepNext/>
+      </w:pPr>
       <w:r>
         <w:t xml:space="preserve"/>
       </w:r>
@@ -1004,6 +1023,9 @@
         <w:gridCol w:w="1500"/>
       </w:tblGrid>
       <w:tr>
+        <w:trPr>
+          <w:cantSplit/>
+        </w:trPr>
         <w:tc>
           <w:tcPr>
             <w:tcW w:type="dxa" w:w="1440"/>
@@ -1146,6 +1168,9 @@
         </w:tc>
       </w:tr>
       <w:tr>
+        <w:trPr>
+          <w:cantSplit/>
+        </w:trPr>
         <w:tc>
           <w:tcPr>
             <w:tcW w:type="dxa" w:w="1440"/>
@@ -1282,6 +1307,9 @@
         </w:tc>
       </w:tr>
       <w:tr>
+        <w:trPr>
+          <w:cantSplit/>
+        </w:trPr>
         <w:tc>
           <w:tcPr>
             <w:tcW w:type="dxa" w:w="1440"/>
@@ -1418,6 +1446,9 @@
         </w:tc>
       </w:tr>
       <w:tr>
+        <w:trPr>
+          <w:cantSplit/>
+        </w:trPr>
         <w:tc>
           <w:tcPr>
             <w:tcW w:type="dxa" w:w="1440"/>
@@ -1554,6 +1585,9 @@
         </w:tc>
       </w:tr>
       <w:tr>
+        <w:trPr>
+          <w:cantSplit/>
+        </w:trPr>
         <w:tc>
           <w:tcPr>
             <w:tcW w:type="dxa" w:w="1440"/>
@@ -1690,6 +1724,9 @@
         </w:tc>
       </w:tr>
       <w:tr>
+        <w:trPr>
+          <w:cantSplit/>
+        </w:trPr>
         <w:tc>
           <w:tcPr>
             <w:tcW w:type="dxa" w:w="1440"/>
@@ -1826,6 +1863,9 @@
         </w:tc>
       </w:tr>
       <w:tr>
+        <w:trPr>
+          <w:cantSplit/>
+        </w:trPr>
         <w:tc>
           <w:tcPr>
             <w:tcW w:type="dxa" w:w="1440"/>
@@ -1959,6 +1999,9 @@
       </w:tr>
     </w:tbl>
     <w:p>
+      <w:pPr>
+        <w:keepNext/>
+      </w:pPr>
       <w:r>
         <w:t xml:space="preserve"/>
       </w:r>
@@ -1966,6 +2009,7 @@
     <w:p>
       <w:pPr>
         <w:pStyle w:val="Heading2"/>
+        <w:keepNext/>
         <w:spacing w:after="80" w:before="240"/>
       </w:pPr>
       <w:r>
@@ -1999,6 +2043,9 @@
         <w:gridCol w:w="1500"/>
       </w:tblGrid>
       <w:tr>
+        <w:trPr>
+          <w:cantSplit/>
+        </w:trPr>
         <w:tc>
           <w:tcPr>
             <w:tcW w:type="dxa" w:w="1440"/>
@@ -2141,6 +2188,9 @@
         </w:tc>
       </w:tr>
       <w:tr>
+        <w:trPr>
+          <w:cantSplit/>
+        </w:trPr>
         <w:tc>
           <w:tcPr>
             <w:tcW w:type="dxa" w:w="1440"/>
@@ -2277,6 +2327,9 @@
         </w:tc>
       </w:tr>
       <w:tr>
+        <w:trPr>
+          <w:cantSplit/>
+        </w:trPr>
         <w:tc>
           <w:tcPr>
             <w:tcW w:type="dxa" w:w="1440"/>
@@ -2413,6 +2466,9 @@
         </w:tc>
       </w:tr>
       <w:tr>
+        <w:trPr>
+          <w:cantSplit/>
+        </w:trPr>
         <w:tc>
           <w:tcPr>
             <w:tcW w:type="dxa" w:w="1440"/>
@@ -2549,6 +2605,9 @@
         </w:tc>
       </w:tr>
       <w:tr>
+        <w:trPr>
+          <w:cantSplit/>
+        </w:trPr>
         <w:tc>
           <w:tcPr>
             <w:tcW w:type="dxa" w:w="1440"/>
@@ -2685,6 +2744,9 @@
         </w:tc>
       </w:tr>
       <w:tr>
+        <w:trPr>
+          <w:cantSplit/>
+        </w:trPr>
         <w:tc>
           <w:tcPr>
             <w:tcW w:type="dxa" w:w="1440"/>
@@ -2818,6 +2880,9 @@
       </w:tr>
     </w:tbl>
     <w:p>
+      <w:pPr>
+        <w:keepNext/>
+      </w:pPr>
       <w:r>
         <w:t xml:space="preserve"/>
       </w:r>
@@ -2825,6 +2890,7 @@
     <w:p>
       <w:pPr>
         <w:pStyle w:val="Heading2"/>
+        <w:keepNext/>
         <w:spacing w:after="80" w:before="240"/>
       </w:pPr>
       <w:r>
@@ -2858,6 +2924,9 @@
         <w:gridCol w:w="1500"/>
       </w:tblGrid>
       <w:tr>
+        <w:trPr>
+          <w:cantSplit/>
+        </w:trPr>
         <w:tc>
           <w:tcPr>
             <w:tcW w:type="dxa" w:w="1440"/>
@@ -3000,6 +3069,9 @@
         </w:tc>
       </w:tr>
       <w:tr>
+        <w:trPr>
+          <w:cantSplit/>
+        </w:trPr>
         <w:tc>
           <w:tcPr>
             <w:tcW w:type="dxa" w:w="1440"/>
@@ -3136,6 +3208,9 @@
         </w:tc>
       </w:tr>
       <w:tr>
+        <w:trPr>
+          <w:cantSplit/>
+        </w:trPr>
         <w:tc>
           <w:tcPr>
             <w:tcW w:type="dxa" w:w="1440"/>
@@ -3272,6 +3347,9 @@
         </w:tc>
       </w:tr>
       <w:tr>
+        <w:trPr>
+          <w:cantSplit/>
+        </w:trPr>
         <w:tc>
           <w:tcPr>
             <w:tcW w:type="dxa" w:w="1440"/>
@@ -3408,6 +3486,9 @@
         </w:tc>
       </w:tr>
       <w:tr>
+        <w:trPr>
+          <w:cantSplit/>
+        </w:trPr>
         <w:tc>
           <w:tcPr>
             <w:tcW w:type="dxa" w:w="1440"/>
@@ -3541,6 +3622,9 @@
       </w:tr>
     </w:tbl>
     <w:p>
+      <w:pPr>
+        <w:keepNext/>
+      </w:pPr>
       <w:r>
         <w:t xml:space="preserve"/>
       </w:r>
@@ -3548,6 +3632,7 @@
     <w:p>
       <w:pPr>
         <w:pStyle w:val="Heading2"/>
+        <w:keepNext/>
         <w:spacing w:after="80" w:before="240"/>
       </w:pPr>
       <w:r>
@@ -3581,6 +3666,9 @@
         <w:gridCol w:w="1500"/>
       </w:tblGrid>
       <w:tr>
+        <w:trPr>
+          <w:cantSplit/>
+        </w:trPr>
         <w:tc>
           <w:tcPr>
             <w:tcW w:type="dxa" w:w="1440"/>
@@ -3723,6 +3811,9 @@
         </w:tc>
       </w:tr>
       <w:tr>
+        <w:trPr>
+          <w:cantSplit/>
+        </w:trPr>
         <w:tc>
           <w:tcPr>
             <w:tcW w:type="dxa" w:w="1440"/>
@@ -3859,6 +3950,9 @@
         </w:tc>
       </w:tr>
       <w:tr>
+        <w:trPr>
+          <w:cantSplit/>
+        </w:trPr>
         <w:tc>
           <w:tcPr>
             <w:tcW w:type="dxa" w:w="1440"/>
@@ -3995,6 +4089,9 @@
         </w:tc>
       </w:tr>
       <w:tr>
+        <w:trPr>
+          <w:cantSplit/>
+        </w:trPr>
         <w:tc>
           <w:tcPr>
             <w:tcW w:type="dxa" w:w="1440"/>
@@ -4131,6 +4228,9 @@
         </w:tc>
       </w:tr>
       <w:tr>
+        <w:trPr>
+          <w:cantSplit/>
+        </w:trPr>
         <w:tc>
           <w:tcPr>
             <w:tcW w:type="dxa" w:w="1440"/>
@@ -4284,6 +4384,7 @@
     <w:p>
       <w:pPr>
         <w:pStyle w:val="Heading2"/>
+        <w:keepNext/>
         <w:spacing w:after="80" w:before="240"/>
       </w:pPr>
       <w:r>
@@ -4300,6 +4401,7 @@
     </w:p>
     <w:p>
       <w:pPr>
+        <w:keepNext/>
         <w:spacing w:after="60" w:before="60"/>
       </w:pPr>
       <w:r>
@@ -4312,6 +4414,9 @@
       </w:r>
     </w:p>
     <w:p>
+      <w:pPr>
+        <w:keepNext/>
+      </w:pPr>
       <w:r>
         <w:t xml:space="preserve"/>
       </w:r>
@@ -4335,6 +4440,9 @@
         <w:gridCol w:w="1000"/>
       </w:tblGrid>
       <w:tr>
+        <w:trPr>
+          <w:cantSplit/>
+        </w:trPr>
         <w:tc>
           <w:tcPr>
             <w:tcW w:type="dxa" w:w="1440"/>
@@ -4354,6 +4462,7 @@
           </w:tcPr>
           <w:p>
             <w:pPr>
+              <w:keepNext/>
               <w:jc w:val="center"/>
             </w:pPr>
             <w:r>
@@ -4388,6 +4497,7 @@
           </w:tcPr>
           <w:p>
             <w:pPr>
+              <w:keepNext/>
               <w:jc w:val="center"/>
             </w:pPr>
             <w:r>
@@ -4422,6 +4532,7 @@
           </w:tcPr>
           <w:p>
             <w:pPr>
+              <w:keepNext/>
               <w:jc w:val="center"/>
             </w:pPr>
             <w:r>
@@ -4456,6 +4567,7 @@
           </w:tcPr>
           <w:p>
             <w:pPr>
+              <w:keepNext/>
               <w:jc w:val="center"/>
             </w:pPr>
             <w:r>
@@ -4473,6 +4585,9 @@
         </w:tc>
       </w:tr>
       <w:tr>
+        <w:trPr>
+          <w:cantSplit/>
+        </w:trPr>
         <w:tc>
           <w:tcPr>
             <w:tcW w:type="dxa" w:w="1440"/>
@@ -4492,6 +4607,7 @@
           </w:tcPr>
           <w:p>
             <w:pPr>
+              <w:keepNext/>
               <w:jc w:val="left"/>
             </w:pPr>
             <w:r>
@@ -4525,6 +4641,7 @@
           </w:tcPr>
           <w:p>
             <w:pPr>
+              <w:keepNext/>
               <w:jc w:val="left"/>
             </w:pPr>
             <w:r>
@@ -4558,6 +4675,7 @@
           </w:tcPr>
           <w:p>
             <w:pPr>
+              <w:keepNext/>
               <w:jc w:val="left"/>
             </w:pPr>
             <w:r>
@@ -4591,6 +4709,7 @@
           </w:tcPr>
           <w:p>
             <w:pPr>
+              <w:keepNext/>
               <w:jc w:val="center"/>
             </w:pPr>
             <w:r>
@@ -4605,6 +4724,9 @@
         </w:tc>
       </w:tr>
       <w:tr>
+        <w:trPr>
+          <w:cantSplit/>
+        </w:trPr>
         <w:tc>
           <w:tcPr>
             <w:tcW w:type="dxa" w:w="1440"/>
@@ -4624,6 +4746,7 @@
           </w:tcPr>
           <w:p>
             <w:pPr>
+              <w:keepNext/>
               <w:jc w:val="left"/>
             </w:pPr>
             <w:r>
@@ -4657,6 +4780,7 @@
           </w:tcPr>
           <w:p>
             <w:pPr>
+              <w:keepNext/>
               <w:jc w:val="left"/>
             </w:pPr>
             <w:r>
@@ -4690,6 +4814,7 @@
           </w:tcPr>
           <w:p>
             <w:pPr>
+              <w:keepNext/>
               <w:jc w:val="left"/>
             </w:pPr>
             <w:r>
@@ -4723,6 +4848,7 @@
           </w:tcPr>
           <w:p>
             <w:pPr>
+              <w:keepNext/>
               <w:jc w:val="center"/>
             </w:pPr>
             <w:r>
@@ -4737,6 +4863,9 @@
         </w:tc>
       </w:tr>
       <w:tr>
+        <w:trPr>
+          <w:cantSplit/>
+        </w:trPr>
         <w:tc>
           <w:tcPr>
             <w:tcW w:type="dxa" w:w="1440"/>
@@ -4756,6 +4885,7 @@
           </w:tcPr>
           <w:p>
             <w:pPr>
+              <w:keepNext/>
               <w:jc w:val="left"/>
             </w:pPr>
             <w:r>
@@ -4789,6 +4919,7 @@
           </w:tcPr>
           <w:p>
             <w:pPr>
+              <w:keepNext/>
               <w:jc w:val="left"/>
             </w:pPr>
             <w:r>
@@ -4822,6 +4953,7 @@
           </w:tcPr>
           <w:p>
             <w:pPr>
+              <w:keepNext/>
               <w:jc w:val="left"/>
             </w:pPr>
             <w:r>
@@ -4855,6 +4987,7 @@
           </w:tcPr>
           <w:p>
             <w:pPr>
+              <w:keepNext/>
               <w:jc w:val="center"/>
             </w:pPr>
             <w:r>
@@ -4869,6 +5002,9 @@
         </w:tc>
       </w:tr>
       <w:tr>
+        <w:trPr>
+          <w:cantSplit/>
+        </w:trPr>
         <w:tc>
           <w:tcPr>
             <w:tcW w:type="dxa" w:w="1440"/>
@@ -4888,6 +5024,7 @@
           </w:tcPr>
           <w:p>
             <w:pPr>
+              <w:keepNext/>
               <w:jc w:val="left"/>
             </w:pPr>
             <w:r>
@@ -4921,6 +5058,7 @@
           </w:tcPr>
           <w:p>
             <w:pPr>
+              <w:keepNext/>
               <w:jc w:val="left"/>
             </w:pPr>
             <w:r>
@@ -4954,6 +5092,7 @@
           </w:tcPr>
           <w:p>
             <w:pPr>
+              <w:keepNext/>
               <w:jc w:val="left"/>
             </w:pPr>
             <w:r>
@@ -4987,6 +5126,7 @@
           </w:tcPr>
           <w:p>
             <w:pPr>
+              <w:keepNext/>
               <w:jc w:val="center"/>
             </w:pPr>
             <w:r>
@@ -5001,6 +5141,9 @@
         </w:tc>
       </w:tr>
       <w:tr>
+        <w:trPr>
+          <w:cantSplit/>
+        </w:trPr>
         <w:tc>
           <w:tcPr>
             <w:tcW w:type="dxa" w:w="1440"/>
@@ -5020,6 +5163,7 @@
           </w:tcPr>
           <w:p>
             <w:pPr>
+              <w:keepNext/>
               <w:jc w:val="left"/>
             </w:pPr>
             <w:r>
@@ -5053,6 +5197,7 @@
           </w:tcPr>
           <w:p>
             <w:pPr>
+              <w:keepNext/>
               <w:jc w:val="left"/>
             </w:pPr>
             <w:r>
@@ -5086,6 +5231,7 @@
           </w:tcPr>
           <w:p>
             <w:pPr>
+              <w:keepNext/>
               <w:jc w:val="left"/>
             </w:pPr>
             <w:r>
@@ -5119,6 +5265,7 @@
           </w:tcPr>
           <w:p>
             <w:pPr>
+              <w:keepNext/>
               <w:jc w:val="center"/>
             </w:pPr>
             <w:r>
@@ -5133,6 +5280,9 @@
         </w:tc>
       </w:tr>
       <w:tr>
+        <w:trPr>
+          <w:cantSplit/>
+        </w:trPr>
         <w:tc>
           <w:tcPr>
             <w:tcW w:type="dxa" w:w="1440"/>
@@ -5152,6 +5302,7 @@
           </w:tcPr>
           <w:p>
             <w:pPr>
+              <w:keepNext/>
               <w:jc w:val="left"/>
             </w:pPr>
             <w:r>
@@ -5185,6 +5336,7 @@
           </w:tcPr>
           <w:p>
             <w:pPr>
+              <w:keepNext/>
               <w:jc w:val="left"/>
             </w:pPr>
             <w:r>
@@ -5218,6 +5370,7 @@
           </w:tcPr>
           <w:p>
             <w:pPr>
+              <w:keepNext/>
               <w:jc w:val="left"/>
             </w:pPr>
             <w:r>
@@ -5251,6 +5404,7 @@
           </w:tcPr>
           <w:p>
             <w:pPr>
+              <w:keepNext/>
               <w:jc w:val="center"/>
             </w:pPr>
             <w:r>
@@ -5265,6 +5419,9 @@
         </w:tc>
       </w:tr>
       <w:tr>
+        <w:trPr>
+          <w:cantSplit/>
+        </w:trPr>
         <w:tc>
           <w:tcPr>
             <w:tcW w:type="dxa" w:w="1440"/>
@@ -5284,6 +5441,7 @@
           </w:tcPr>
           <w:p>
             <w:pPr>
+              <w:keepNext/>
               <w:jc w:val="left"/>
             </w:pPr>
             <w:r>
@@ -5317,6 +5475,7 @@
           </w:tcPr>
           <w:p>
             <w:pPr>
+              <w:keepNext/>
               <w:jc w:val="left"/>
             </w:pPr>
             <w:r>
@@ -5350,6 +5509,7 @@
           </w:tcPr>
           <w:p>
             <w:pPr>
+              <w:keepNext/>
               <w:jc w:val="left"/>
             </w:pPr>
             <w:r>
@@ -5383,6 +5543,7 @@
           </w:tcPr>
           <w:p>
             <w:pPr>
+              <w:keepNext/>
               <w:jc w:val="center"/>
             </w:pPr>
             <w:r>
@@ -5397,6 +5558,9 @@
         </w:tc>
       </w:tr>
       <w:tr>
+        <w:trPr>
+          <w:cantSplit/>
+        </w:trPr>
         <w:tc>
           <w:tcPr>
             <w:tcW w:type="dxa" w:w="1440"/>
@@ -5531,6 +5695,7 @@
     </w:tbl>
     <w:p>
       <w:pPr>
+        <w:keepNext/>
         <w:pBdr>
           <w:left w:val="single" w:color="1976D2" w:sz="8" w:space="4"/>
         </w:pBdr>
@@ -5549,6 +5714,9 @@
       </w:r>
     </w:p>
     <w:p>
+      <w:pPr>
+        <w:keepNext/>
+      </w:pPr>
       <w:r>
         <w:t xml:space="preserve"/>
       </w:r>
@@ -5556,6 +5724,7 @@
     <w:p>
       <w:pPr>
         <w:pStyle w:val="Heading2"/>
+        <w:keepNext/>
         <w:spacing w:after="80" w:before="240"/>
       </w:pPr>
       <w:r>
@@ -5588,6 +5757,9 @@
         <w:gridCol w:w="4506"/>
       </w:tblGrid>
       <w:tr>
+        <w:trPr>
+          <w:cantSplit/>
+        </w:trPr>
         <w:tc>
           <w:tcPr>
             <w:tcW w:type="dxa" w:w="2000"/>
@@ -5695,6 +5867,9 @@
         </w:tc>
       </w:tr>
       <w:tr>
+        <w:trPr>
+          <w:cantSplit/>
+        </w:trPr>
         <w:tc>
           <w:tcPr>
             <w:tcW w:type="dxa" w:w="2000"/>
@@ -5799,6 +5974,7 @@
     <w:p>
       <w:pPr>
         <w:pStyle w:val="Heading1"/>
+        <w:keepNext/>
         <w:pageBreakBefore/>
         <w:spacing w:after="120" w:before="360"/>
       </w:pPr>
@@ -5817,6 +5993,7 @@
     <w:p>
       <w:pPr>
         <w:pStyle w:val="Heading2"/>
+        <w:keepNext/>
         <w:spacing w:after="80" w:before="240"/>
       </w:pPr>
       <w:r>
@@ -5833,6 +6010,7 @@
     </w:p>
     <w:p>
       <w:pPr>
+        <w:keepNext/>
         <w:spacing w:after="60" w:before="60"/>
       </w:pPr>
       <w:r>
@@ -5844,6 +6022,9 @@
       </w:r>
     </w:p>
     <w:p>
+      <w:pPr>
+        <w:keepNext/>
+      </w:pPr>
       <w:r>
         <w:t xml:space="preserve"/>
       </w:r>
@@ -5867,6 +6048,9 @@
         <w:gridCol w:w="2506"/>
       </w:tblGrid>
       <w:tr>
+        <w:trPr>
+          <w:cantSplit/>
+        </w:trPr>
         <w:tc>
           <w:tcPr>
             <w:tcW w:type="dxa" w:w="2000"/>
@@ -6381,6 +6565,7 @@
     <w:p>
       <w:pPr>
         <w:pStyle w:val="Heading1"/>
+        <w:keepNext/>
         <w:pageBreakBefore/>
         <w:spacing w:after="120" w:before="360"/>
       </w:pPr>
@@ -6399,6 +6584,7 @@
     <w:p>
       <w:pPr>
         <w:pStyle w:val="Heading2"/>
+        <w:keepNext/>
         <w:spacing w:after="80" w:before="240"/>
       </w:pPr>
       <w:r>
@@ -6432,6 +6618,9 @@
         <w:gridCol w:w="3006"/>
       </w:tblGrid>
       <w:tr>
+        <w:trPr>
+          <w:cantSplit/>
+        </w:trPr>
         <w:tc>
           <w:tcPr>
             <w:tcW w:type="dxa" w:w="2500"/>
@@ -6451,6 +6640,7 @@
           </w:tcPr>
           <w:p>
             <w:pPr>
+              <w:keepNext/>
               <w:jc w:val="center"/>
             </w:pPr>
             <w:r>
@@ -6485,6 +6675,7 @@
           </w:tcPr>
           <w:p>
             <w:pPr>
+              <w:keepNext/>
               <w:jc w:val="center"/>
             </w:pPr>
             <w:r>
@@ -6519,6 +6710,7 @@
           </w:tcPr>
           <w:p>
             <w:pPr>
+              <w:keepNext/>
               <w:jc w:val="center"/>
             </w:pPr>
             <w:r>
@@ -6553,6 +6745,7 @@
           </w:tcPr>
           <w:p>
             <w:pPr>
+              <w:keepNext/>
               <w:jc w:val="center"/>
             </w:pPr>
             <w:r>
@@ -6570,6 +6763,9 @@
         </w:tc>
       </w:tr>
       <w:tr>
+        <w:trPr>
+          <w:cantSplit/>
+        </w:trPr>
         <w:tc>
           <w:tcPr>
             <w:tcW w:type="dxa" w:w="2500"/>
@@ -6589,6 +6785,7 @@
           </w:tcPr>
           <w:p>
             <w:pPr>
+              <w:keepNext/>
               <w:jc w:val="left"/>
             </w:pPr>
             <w:r>
@@ -6622,6 +6819,7 @@
           </w:tcPr>
           <w:p>
             <w:pPr>
+              <w:keepNext/>
               <w:jc w:val="center"/>
             </w:pPr>
             <w:r>
@@ -6655,6 +6853,7 @@
           </w:tcPr>
           <w:p>
             <w:pPr>
+              <w:keepNext/>
               <w:jc w:val="center"/>
             </w:pPr>
             <w:r>
@@ -6688,6 +6887,7 @@
           </w:tcPr>
           <w:p>
             <w:pPr>
+              <w:keepNext/>
               <w:jc w:val="left"/>
             </w:pPr>
             <w:r>
@@ -6704,6 +6904,9 @@
         </w:tc>
       </w:tr>
       <w:tr>
+        <w:trPr>
+          <w:cantSplit/>
+        </w:trPr>
         <w:tc>
           <w:tcPr>
             <w:tcW w:type="dxa" w:w="2500"/>
@@ -6723,6 +6926,7 @@
           </w:tcPr>
           <w:p>
             <w:pPr>
+              <w:keepNext/>
               <w:jc w:val="left"/>
             </w:pPr>
             <w:r>
@@ -6756,6 +6960,7 @@
           </w:tcPr>
           <w:p>
             <w:pPr>
+              <w:keepNext/>
               <w:jc w:val="center"/>
             </w:pPr>
             <w:r>
@@ -6789,6 +6994,7 @@
           </w:tcPr>
           <w:p>
             <w:pPr>
+              <w:keepNext/>
               <w:jc w:val="center"/>
             </w:pPr>
             <w:r>
@@ -6822,6 +7028,7 @@
           </w:tcPr>
           <w:p>
             <w:pPr>
+              <w:keepNext/>
               <w:jc w:val="left"/>
             </w:pPr>
             <w:r>
@@ -6838,6 +7045,9 @@
         </w:tc>
       </w:tr>
       <w:tr>
+        <w:trPr>
+          <w:cantSplit/>
+        </w:trPr>
         <w:tc>
           <w:tcPr>
             <w:tcW w:type="dxa" w:w="2500"/>
@@ -6857,6 +7067,7 @@
           </w:tcPr>
           <w:p>
             <w:pPr>
+              <w:keepNext/>
               <w:jc w:val="left"/>
             </w:pPr>
             <w:r>
@@ -6890,6 +7101,7 @@
           </w:tcPr>
           <w:p>
             <w:pPr>
+              <w:keepNext/>
               <w:jc w:val="center"/>
             </w:pPr>
             <w:r>
@@ -6923,6 +7135,7 @@
           </w:tcPr>
           <w:p>
             <w:pPr>
+              <w:keepNext/>
               <w:jc w:val="center"/>
             </w:pPr>
             <w:r>
@@ -6956,6 +7169,7 @@
           </w:tcPr>
           <w:p>
             <w:pPr>
+              <w:keepNext/>
               <w:jc w:val="left"/>
             </w:pPr>
             <w:r>
@@ -6972,6 +7186,9 @@
         </w:tc>
       </w:tr>
       <w:tr>
+        <w:trPr>
+          <w:cantSplit/>
+        </w:trPr>
         <w:tc>
           <w:tcPr>
             <w:tcW w:type="dxa" w:w="2500"/>
@@ -6991,6 +7208,7 @@
           </w:tcPr>
           <w:p>
             <w:pPr>
+              <w:keepNext/>
               <w:jc w:val="left"/>
             </w:pPr>
             <w:r>
@@ -7024,6 +7242,7 @@
           </w:tcPr>
           <w:p>
             <w:pPr>
+              <w:keepNext/>
               <w:jc w:val="center"/>
             </w:pPr>
             <w:r>
@@ -7057,6 +7276,7 @@
           </w:tcPr>
           <w:p>
             <w:pPr>
+              <w:keepNext/>
               <w:jc w:val="center"/>
             </w:pPr>
             <w:r>
@@ -7090,6 +7310,7 @@
           </w:tcPr>
           <w:p>
             <w:pPr>
+              <w:keepNext/>
               <w:jc w:val="left"/>
             </w:pPr>
             <w:r>
@@ -7106,6 +7327,9 @@
         </w:tc>
       </w:tr>
       <w:tr>
+        <w:trPr>
+          <w:cantSplit/>
+        </w:trPr>
         <w:tc>
           <w:tcPr>
             <w:tcW w:type="dxa" w:w="2500"/>
@@ -7125,6 +7349,7 @@
           </w:tcPr>
           <w:p>
             <w:pPr>
+              <w:keepNext/>
               <w:jc w:val="left"/>
             </w:pPr>
             <w:r>
@@ -7158,6 +7383,7 @@
           </w:tcPr>
           <w:p>
             <w:pPr>
+              <w:keepNext/>
               <w:jc w:val="center"/>
             </w:pPr>
             <w:r>
@@ -7191,6 +7417,7 @@
           </w:tcPr>
           <w:p>
             <w:pPr>
+              <w:keepNext/>
               <w:jc w:val="center"/>
             </w:pPr>
             <w:r>
@@ -7224,6 +7451,7 @@
           </w:tcPr>
           <w:p>
             <w:pPr>
+              <w:keepNext/>
               <w:jc w:val="left"/>
             </w:pPr>
             <w:r>
@@ -7240,6 +7468,9 @@
         </w:tc>
       </w:tr>
       <w:tr>
+        <w:trPr>
+          <w:cantSplit/>
+        </w:trPr>
         <w:tc>
           <w:tcPr>
             <w:tcW w:type="dxa" w:w="2500"/>
@@ -7259,6 +7490,7 @@
           </w:tcPr>
           <w:p>
             <w:pPr>
+              <w:keepNext/>
               <w:jc w:val="left"/>
             </w:pPr>
             <w:r>
@@ -7292,6 +7524,7 @@
           </w:tcPr>
           <w:p>
             <w:pPr>
+              <w:keepNext/>
               <w:jc w:val="center"/>
             </w:pPr>
             <w:r>
@@ -7368,6 +7601,9 @@
         </w:tc>
       </w:tr>
       <w:tr>
+        <w:trPr>
+          <w:cantSplit/>
+        </w:trPr>
         <w:tc>
           <w:tcPr>
             <w:tcW w:type="dxa" w:w="2500"/>
@@ -7387,6 +7623,7 @@
           </w:tcPr>
           <w:p>
             <w:pPr>
+              <w:keepNext/>
               <w:jc w:val="left"/>
             </w:pPr>
             <w:r>
@@ -7420,6 +7657,7 @@
           </w:tcPr>
           <w:p>
             <w:pPr>
+              <w:keepNext/>
               <w:jc w:val="center"/>
             </w:pPr>
             <w:r>
@@ -7496,6 +7734,9 @@
         </w:tc>
       </w:tr>
       <w:tr>
+        <w:trPr>
+          <w:cantSplit/>
+        </w:trPr>
         <w:tc>
           <w:tcPr>
             <w:tcW w:type="dxa" w:w="2500"/>
@@ -7659,7 +7900,7 @@
         <w:keepNext/>
         <w:numPr>
           <w:ilvl w:val="0"/>
-          <w:numId w:val="18"/>
+          <w:numId w:val="38"/>
         </w:numPr>
         <w:spacing w:after="40" w:before="40"/>
       </w:pPr>
@@ -7678,7 +7919,7 @@
         <w:keepNext/>
         <w:numPr>
           <w:ilvl w:val="0"/>
-          <w:numId w:val="18"/>
+          <w:numId w:val="38"/>
         </w:numPr>
         <w:spacing w:after="40" w:before="40"/>
       </w:pPr>
@@ -7694,9 +7935,10 @@
     <w:p>
       <w:pPr>
         <w:pStyle w:val="ListParagraph"/>
+        <w:keepNext/>
         <w:numPr>
           <w:ilvl w:val="0"/>
-          <w:numId w:val="18"/>
+          <w:numId w:val="38"/>
         </w:numPr>
         <w:spacing w:after="40" w:before="40"/>
       </w:pPr>
@@ -7710,6 +7952,9 @@
       </w:r>
     </w:p>
     <w:p>
+      <w:pPr>
+        <w:keepNext/>
+      </w:pPr>
       <w:r>
         <w:t xml:space="preserve"/>
       </w:r>
@@ -7717,6 +7962,7 @@
     <w:p>
       <w:pPr>
         <w:pStyle w:val="Heading2"/>
+        <w:keepNext/>
         <w:spacing w:after="80" w:before="240"/>
       </w:pPr>
       <w:r>
@@ -7749,6 +7995,9 @@
         <w:gridCol w:w="3506"/>
       </w:tblGrid>
       <w:tr>
+        <w:trPr>
+          <w:cantSplit/>
+        </w:trPr>
         <w:tc>
           <w:tcPr>
             <w:tcW w:type="dxa" w:w="1500"/>
@@ -7856,6 +8105,9 @@
         </w:tc>
       </w:tr>
       <w:tr>
+        <w:trPr>
+          <w:cantSplit/>
+        </w:trPr>
         <w:tc>
           <w:tcPr>
             <w:tcW w:type="dxa" w:w="1500"/>
@@ -7960,6 +8212,9 @@
         </w:tc>
       </w:tr>
       <w:tr>
+        <w:trPr>
+          <w:cantSplit/>
+        </w:trPr>
         <w:tc>
           <w:tcPr>
             <w:tcW w:type="dxa" w:w="1500"/>
@@ -8064,6 +8319,9 @@
         </w:tc>
       </w:tr>
       <w:tr>
+        <w:trPr>
+          <w:cantSplit/>
+        </w:trPr>
         <w:tc>
           <w:tcPr>
             <w:tcW w:type="dxa" w:w="1500"/>
@@ -8168,6 +8426,9 @@
         </w:tc>
       </w:tr>
       <w:tr>
+        <w:trPr>
+          <w:cantSplit/>
+        </w:trPr>
         <w:tc>
           <w:tcPr>
             <w:tcW w:type="dxa" w:w="1500"/>
@@ -8272,6 +8533,9 @@
         </w:tc>
       </w:tr>
       <w:tr>
+        <w:trPr>
+          <w:cantSplit/>
+        </w:trPr>
         <w:tc>
           <w:tcPr>
             <w:tcW w:type="dxa" w:w="1500"/>
@@ -8376,6 +8640,9 @@
         </w:tc>
       </w:tr>
       <w:tr>
+        <w:trPr>
+          <w:cantSplit/>
+        </w:trPr>
         <w:tc>
           <w:tcPr>
             <w:tcW w:type="dxa" w:w="1500"/>
@@ -8478,17 +8745,24 @@
       </w:tr>
     </w:tbl>
     <w:p>
-      <w:r>
-        <w:t xml:space="preserve"/>
-      </w:r>
-    </w:p>
-    <w:p>
+      <w:pPr>
+        <w:keepNext/>
+      </w:pPr>
       <w:r>
         <w:t xml:space="preserve"/>
       </w:r>
     </w:p>
     <w:p>
       <w:pPr>
+        <w:keepNext/>
+      </w:pPr>
+      <w:r>
+        <w:t xml:space="preserve"/>
+      </w:r>
+    </w:p>
+    <w:p>
+      <w:pPr>
+        <w:keepNext/>
         <w:pBdr>
           <w:top w:val="single" w:color="00467F" w:sz="4" w:space="2"/>
         </w:pBdr>
@@ -8525,6 +8799,9 @@
         <w:gridCol w:w="2127"/>
       </w:tblGrid>
       <w:tr>
+        <w:trPr>
+          <w:cantSplit/>
+        </w:trPr>
         <w:tc>
           <w:tcPr>
             <w:tcW w:type="dxa" w:w="2126"/>
@@ -8663,6 +8940,9 @@
         </w:tc>
       </w:tr>
       <w:tr>
+        <w:trPr>
+          <w:cantSplit/>
+        </w:trPr>
         <w:tc>
           <w:tcPr>
             <w:tcW w:type="dxa" w:w="2126"/>
@@ -8801,6 +9081,9 @@
         </w:tc>
       </w:tr>
       <w:tr>
+        <w:trPr>
+          <w:cantSplit/>
+        </w:trPr>
         <w:tc>
           <w:tcPr>
             <w:tcW w:type="dxa" w:w="2126"/>
@@ -11369,6 +11652,126 @@
       <w:startOverride w:val="1"/>
     </w:lvlOverride>
   </w:num>
+  <w:num w:numId="19">
+    <w:abstractNumId w:val="2"/>
+    <w:lvlOverride w:ilvl="0">
+      <w:startOverride w:val="1"/>
+    </w:lvlOverride>
+  </w:num>
+  <w:num w:numId="20">
+    <w:abstractNumId w:val="2"/>
+    <w:lvlOverride w:ilvl="0">
+      <w:startOverride w:val="1"/>
+    </w:lvlOverride>
+  </w:num>
+  <w:num w:numId="21">
+    <w:abstractNumId w:val="2"/>
+    <w:lvlOverride w:ilvl="0">
+      <w:startOverride w:val="1"/>
+    </w:lvlOverride>
+  </w:num>
+  <w:num w:numId="22">
+    <w:abstractNumId w:val="2"/>
+    <w:lvlOverride w:ilvl="0">
+      <w:startOverride w:val="1"/>
+    </w:lvlOverride>
+  </w:num>
+  <w:num w:numId="23">
+    <w:abstractNumId w:val="2"/>
+    <w:lvlOverride w:ilvl="0">
+      <w:startOverride w:val="1"/>
+    </w:lvlOverride>
+  </w:num>
+  <w:num w:numId="24">
+    <w:abstractNumId w:val="2"/>
+    <w:lvlOverride w:ilvl="0">
+      <w:startOverride w:val="1"/>
+    </w:lvlOverride>
+  </w:num>
+  <w:num w:numId="25">
+    <w:abstractNumId w:val="2"/>
+    <w:lvlOverride w:ilvl="0">
+      <w:startOverride w:val="1"/>
+    </w:lvlOverride>
+  </w:num>
+  <w:num w:numId="26">
+    <w:abstractNumId w:val="2"/>
+    <w:lvlOverride w:ilvl="0">
+      <w:startOverride w:val="1"/>
+    </w:lvlOverride>
+  </w:num>
+  <w:num w:numId="27">
+    <w:abstractNumId w:val="2"/>
+    <w:lvlOverride w:ilvl="0">
+      <w:startOverride w:val="1"/>
+    </w:lvlOverride>
+  </w:num>
+  <w:num w:numId="28">
+    <w:abstractNumId w:val="2"/>
+    <w:lvlOverride w:ilvl="0">
+      <w:startOverride w:val="1"/>
+    </w:lvlOverride>
+  </w:num>
+  <w:num w:numId="29">
+    <w:abstractNumId w:val="2"/>
+    <w:lvlOverride w:ilvl="0">
+      <w:startOverride w:val="1"/>
+    </w:lvlOverride>
+  </w:num>
+  <w:num w:numId="30">
+    <w:abstractNumId w:val="2"/>
+    <w:lvlOverride w:ilvl="0">
+      <w:startOverride w:val="1"/>
+    </w:lvlOverride>
+  </w:num>
+  <w:num w:numId="31">
+    <w:abstractNumId w:val="2"/>
+    <w:lvlOverride w:ilvl="0">
+      <w:startOverride w:val="1"/>
+    </w:lvlOverride>
+  </w:num>
+  <w:num w:numId="32">
+    <w:abstractNumId w:val="2"/>
+    <w:lvlOverride w:ilvl="0">
+      <w:startOverride w:val="1"/>
+    </w:lvlOverride>
+  </w:num>
+  <w:num w:numId="33">
+    <w:abstractNumId w:val="2"/>
+    <w:lvlOverride w:ilvl="0">
+      <w:startOverride w:val="1"/>
+    </w:lvlOverride>
+  </w:num>
+  <w:num w:numId="34">
+    <w:abstractNumId w:val="2"/>
+    <w:lvlOverride w:ilvl="0">
+      <w:startOverride w:val="1"/>
+    </w:lvlOverride>
+  </w:num>
+  <w:num w:numId="35">
+    <w:abstractNumId w:val="2"/>
+    <w:lvlOverride w:ilvl="0">
+      <w:startOverride w:val="1"/>
+    </w:lvlOverride>
+  </w:num>
+  <w:num w:numId="36">
+    <w:abstractNumId w:val="2"/>
+    <w:lvlOverride w:ilvl="0">
+      <w:startOverride w:val="1"/>
+    </w:lvlOverride>
+  </w:num>
+  <w:num w:numId="37">
+    <w:abstractNumId w:val="2"/>
+    <w:lvlOverride w:ilvl="0">
+      <w:startOverride w:val="1"/>
+    </w:lvlOverride>
+  </w:num>
+  <w:num w:numId="38">
+    <w:abstractNumId w:val="2"/>
+    <w:lvlOverride w:ilvl="0">
+      <w:startOverride w:val="1"/>
+    </w:lvlOverride>
+  </w:num>
 </w:numbering>
 </file>
 

--- a/docs/government-project/08_테스트결과서.docx
+++ b/docs/government-project/08_테스트결과서.docx
@@ -858,7 +858,7 @@
         <w:keepNext/>
         <w:numPr>
           <w:ilvl w:val="0"/>
-          <w:numId w:val="37"/>
+          <w:numId w:val="41"/>
         </w:numPr>
         <w:spacing w:after="40" w:before="40"/>
       </w:pPr>
@@ -877,7 +877,7 @@
         <w:keepNext/>
         <w:numPr>
           <w:ilvl w:val="0"/>
-          <w:numId w:val="37"/>
+          <w:numId w:val="41"/>
         </w:numPr>
         <w:spacing w:after="40" w:before="40"/>
       </w:pPr>
@@ -896,7 +896,7 @@
         <w:keepNext/>
         <w:numPr>
           <w:ilvl w:val="0"/>
-          <w:numId w:val="37"/>
+          <w:numId w:val="41"/>
         </w:numPr>
         <w:spacing w:after="40" w:before="40"/>
       </w:pPr>
@@ -915,7 +915,7 @@
         <w:keepNext/>
         <w:numPr>
           <w:ilvl w:val="0"/>
-          <w:numId w:val="37"/>
+          <w:numId w:val="41"/>
         </w:numPr>
         <w:spacing w:after="40" w:before="40"/>
       </w:pPr>
@@ -933,7 +933,7 @@
         <w:pStyle w:val="ListParagraph"/>
         <w:numPr>
           <w:ilvl w:val="0"/>
-          <w:numId w:val="37"/>
+          <w:numId w:val="41"/>
         </w:numPr>
         <w:spacing w:after="40" w:before="40"/>
       </w:pPr>
@@ -993,7 +993,7 @@
           <w:sz w:val="20"/>
           <w:szCs w:val="20"/>
         </w:rPr>
-        <w:t>Playwright 기반 E2E 시나리오: 현재 코드베이스 구현 기준: 아래 표는 2026-04 시점 수동 확인 시나리오다. 2026-08-19 현재는 e2e 폴더에 자동화 스크립트 45개 파일 164건이 들어와 자동 실행된다.</w:t>
+        <w:t>Playwright 기반 E2E 시나리오: 현재 코드베이스 구현 기준: 아래 표는 2026-04 시점 수동 확인 시나리오다. 2026-08-20 현재는 e2e 폴더에 자동화 스크립트 48개 파일 152건이 들어와 자동 실행된다.</w:t>
       </w:r>
     </w:p>
     <w:p>
@@ -5965,7 +5965,7 @@
                 <w:sz w:val="18"/>
                 <w:szCs w:val="18"/>
               </w:rPr>
-              <w:t>Critical: 0건, High: 1건, Moderate: 2건 (운영 의존성 기준, 2026-08-19 실행)</w:t>
+              <w:t>Critical: 0건, High: 0건, Moderate: 2건 (운영 의존성 기준, 2026-08-20 실행)</w:t>
             </w:r>
           </w:p>
         </w:tc>
@@ -7728,7 +7728,7 @@
                 <w:sz w:val="18"/>
                 <w:rFonts w:eastAsia="맑은 고딕"/>
               </w:rPr>
-              <w:t>Critical 0건 · High 1건 · Moderate 2건 (2026-08-19)</w:t>
+              <w:t>Critical 0건 · High 0건 · Moderate 2건 (2026-08-20)</w:t>
             </w:r>
           </w:p>
         </w:tc>
@@ -7900,7 +7900,7 @@
         <w:keepNext/>
         <w:numPr>
           <w:ilvl w:val="0"/>
-          <w:numId w:val="38"/>
+          <w:numId w:val="42"/>
         </w:numPr>
         <w:spacing w:after="40" w:before="40"/>
       </w:pPr>
@@ -7910,7 +7910,7 @@
           <w:sz w:val="20"/>
           <w:szCs w:val="20"/>
         </w:rPr>
-        <w:t>[해소됨 2026-08-19] Playwright E2E 스크립트 도입 완료: 45개 파일 164건. 매 변경 시 스모크, 매일 밤 전체 실행.</w:t>
+        <w:t>[해소됨 2026-08-20] Playwright E2E 스크립트 도입 완료: 48개 파일 152건. 매 변경 시 스모크, 매일 밤 전체 실행.</w:t>
       </w:r>
     </w:p>
     <w:p>
@@ -7919,7 +7919,7 @@
         <w:keepNext/>
         <w:numPr>
           <w:ilvl w:val="0"/>
-          <w:numId w:val="38"/>
+          <w:numId w:val="42"/>
         </w:numPr>
         <w:spacing w:after="40" w:before="40"/>
       </w:pPr>
@@ -7929,7 +7929,7 @@
           <w:sz w:val="20"/>
           <w:szCs w:val="20"/>
         </w:rPr>
-        <w:t>[해소됨 2026-08-19] 단위 테스트 110개 파일 1,002건 도입 완료(전건 통과).</w:t>
+        <w:t>[해소됨 2026-08-20] 단위 테스트 146개 파일 1,289건 도입 완료(전건 통과).</w:t>
       </w:r>
     </w:p>
     <w:p>
@@ -7938,7 +7938,7 @@
         <w:keepNext/>
         <w:numPr>
           <w:ilvl w:val="0"/>
-          <w:numId w:val="38"/>
+          <w:numId w:val="42"/>
         </w:numPr>
         <w:spacing w:after="40" w:before="40"/>
       </w:pPr>
@@ -8279,7 +8279,7 @@
                 <w:sz w:val="18"/>
                 <w:szCs w:val="18"/>
               </w:rPr>
-              <w:t>requireAdminAuth 포함 단위 테스트 110개 파일 1,002건</w:t>
+              <w:t>requireAdminAuth 포함 단위 테스트 146개 파일 1,289건</w:t>
             </w:r>
           </w:p>
         </w:tc>
@@ -10388,7 +10388,7 @@
                 <w:sz w:val="18"/>
                 <w:rFonts w:eastAsia="맑은 고딕"/>
               </w:rPr>
-              <w:t>110개 파일 / 1002건</w:t>
+              <w:t>146개 파일 / 1,289건</w:t>
             </w:r>
           </w:p>
         </w:tc>
@@ -10405,7 +10405,7 @@
                 <w:sz w:val="18"/>
                 <w:rFonts w:eastAsia="맑은 고딕"/>
               </w:rPr>
-              <w:t>전건 통과 (2026-08-19 실행, 15.8초)</w:t>
+              <w:t>전건 통과 (2026-08-20 실행, 32.7초)</w:t>
             </w:r>
           </w:p>
         </w:tc>
@@ -10441,7 +10441,7 @@
                 <w:sz w:val="18"/>
                 <w:rFonts w:eastAsia="맑은 고딕"/>
               </w:rPr>
-              <w:t>45개 파일 / 164건</w:t>
+              <w:t>48개 파일 / 152건</w:t>
             </w:r>
           </w:p>
         </w:tc>
@@ -10585,7 +10585,113 @@
                 <w:sz w:val="18"/>
                 <w:rFonts w:eastAsia="맑은 고딕"/>
               </w:rPr>
-              <w:t>TypeScript 검사 및 프로덕션 빌드</w:t>
+              <w:t>TypeScript 검사(tsc --noEmit)·린트·프로덕션 빌드</w:t>
+            </w:r>
+          </w:p>
+        </w:tc>
+        <w:tc>
+          <w:tcPr>
+            <w:tcW w:type="dxa" w:w="2889"/>
+          </w:tcPr>
+          <w:p>
+            <w:r/>
+            <w:r>
+              <w:rPr>
+                <w:rFonts w:ascii="맑은 고딕" w:hAnsi="맑은 고딕"/>
+                <w:b w:val="0"/>
+                <w:sz w:val="18"/>
+                <w:rFonts w:eastAsia="맑은 고딕"/>
+              </w:rPr>
+              <w:t>매 변경 자동 실행</w:t>
+            </w:r>
+          </w:p>
+        </w:tc>
+      </w:tr>
+      <w:tr>
+        <w:tc>
+          <w:tcPr>
+            <w:tcW w:type="dxa" w:w="2889"/>
+          </w:tcPr>
+          <w:p>
+            <w:r/>
+            <w:r>
+              <w:rPr>
+                <w:rFonts w:ascii="맑은 고딕" w:hAnsi="맑은 고딕"/>
+                <w:b/>
+                <w:sz w:val="18"/>
+                <w:rFonts w:eastAsia="맑은 고딕"/>
+              </w:rPr>
+              <w:t>단위 테스트</w:t>
+            </w:r>
+          </w:p>
+        </w:tc>
+        <w:tc>
+          <w:tcPr>
+            <w:tcW w:type="dxa" w:w="2889"/>
+          </w:tcPr>
+          <w:p>
+            <w:r/>
+            <w:r>
+              <w:rPr>
+                <w:rFonts w:ascii="맑은 고딕" w:hAnsi="맑은 고딕"/>
+                <w:b w:val="0"/>
+                <w:sz w:val="18"/>
+                <w:rFonts w:eastAsia="맑은 고딕"/>
+              </w:rPr>
+              <w:t>vitest 전건 실행 — 로직 퇴행 차단</w:t>
+            </w:r>
+          </w:p>
+        </w:tc>
+        <w:tc>
+          <w:tcPr>
+            <w:tcW w:type="dxa" w:w="2889"/>
+          </w:tcPr>
+          <w:p>
+            <w:r/>
+            <w:r>
+              <w:rPr>
+                <w:rFonts w:ascii="맑은 고딕" w:hAnsi="맑은 고딕"/>
+                <w:b w:val="0"/>
+                <w:sz w:val="18"/>
+                <w:rFonts w:eastAsia="맑은 고딕"/>
+              </w:rPr>
+              <w:t>매 변경 자동 실행</w:t>
+            </w:r>
+          </w:p>
+        </w:tc>
+      </w:tr>
+      <w:tr>
+        <w:tc>
+          <w:tcPr>
+            <w:tcW w:type="dxa" w:w="2889"/>
+          </w:tcPr>
+          <w:p>
+            <w:r/>
+            <w:r>
+              <w:rPr>
+                <w:rFonts w:ascii="맑은 고딕" w:hAnsi="맑은 고딕"/>
+                <w:b/>
+                <w:sz w:val="18"/>
+                <w:rFonts w:eastAsia="맑은 고딕"/>
+              </w:rPr>
+              <w:t>스키마 참조</w:t>
+            </w:r>
+          </w:p>
+        </w:tc>
+        <w:tc>
+          <w:tcPr>
+            <w:tcW w:type="dxa" w:w="2889"/>
+          </w:tcPr>
+          <w:p>
+            <w:r/>
+            <w:r>
+              <w:rPr>
+                <w:rFonts w:ascii="맑은 고딕" w:hAnsi="맑은 고딕"/>
+                <w:b w:val="0"/>
+                <w:sz w:val="18"/>
+                <w:rFonts w:eastAsia="맑은 고딕"/>
+              </w:rPr>
+              <w:t>없는 표·칸 조회와 마이그레이션 재실행 충돌 차단</w:t>
             </w:r>
           </w:p>
         </w:tc>
@@ -11772,6 +11878,30 @@
       <w:startOverride w:val="1"/>
     </w:lvlOverride>
   </w:num>
+  <w:num w:numId="39">
+    <w:abstractNumId w:val="2"/>
+    <w:lvlOverride w:ilvl="0">
+      <w:startOverride w:val="1"/>
+    </w:lvlOverride>
+  </w:num>
+  <w:num w:numId="40">
+    <w:abstractNumId w:val="2"/>
+    <w:lvlOverride w:ilvl="0">
+      <w:startOverride w:val="1"/>
+    </w:lvlOverride>
+  </w:num>
+  <w:num w:numId="41">
+    <w:abstractNumId w:val="2"/>
+    <w:lvlOverride w:ilvl="0">
+      <w:startOverride w:val="1"/>
+    </w:lvlOverride>
+  </w:num>
+  <w:num w:numId="42">
+    <w:abstractNumId w:val="2"/>
+    <w:lvlOverride w:ilvl="0">
+      <w:startOverride w:val="1"/>
+    </w:lvlOverride>
+  </w:num>
 </w:numbering>
 </file>
 

--- a/docs/government-project/08_테스트결과서.docx
+++ b/docs/government-project/08_테스트결과서.docx
@@ -858,7 +858,7 @@
         <w:keepNext/>
         <w:numPr>
           <w:ilvl w:val="0"/>
-          <w:numId w:val="41"/>
+          <w:numId w:val="45"/>
         </w:numPr>
         <w:spacing w:after="40" w:before="40"/>
       </w:pPr>
@@ -877,7 +877,7 @@
         <w:keepNext/>
         <w:numPr>
           <w:ilvl w:val="0"/>
-          <w:numId w:val="41"/>
+          <w:numId w:val="45"/>
         </w:numPr>
         <w:spacing w:after="40" w:before="40"/>
       </w:pPr>
@@ -896,7 +896,7 @@
         <w:keepNext/>
         <w:numPr>
           <w:ilvl w:val="0"/>
-          <w:numId w:val="41"/>
+          <w:numId w:val="45"/>
         </w:numPr>
         <w:spacing w:after="40" w:before="40"/>
       </w:pPr>
@@ -915,7 +915,7 @@
         <w:keepNext/>
         <w:numPr>
           <w:ilvl w:val="0"/>
-          <w:numId w:val="41"/>
+          <w:numId w:val="45"/>
         </w:numPr>
         <w:spacing w:after="40" w:before="40"/>
       </w:pPr>
@@ -933,7 +933,7 @@
         <w:pStyle w:val="ListParagraph"/>
         <w:numPr>
           <w:ilvl w:val="0"/>
-          <w:numId w:val="41"/>
+          <w:numId w:val="45"/>
         </w:numPr>
         <w:spacing w:after="40" w:before="40"/>
       </w:pPr>
@@ -7900,7 +7900,7 @@
         <w:keepNext/>
         <w:numPr>
           <w:ilvl w:val="0"/>
-          <w:numId w:val="42"/>
+          <w:numId w:val="46"/>
         </w:numPr>
         <w:spacing w:after="40" w:before="40"/>
       </w:pPr>
@@ -7919,7 +7919,7 @@
         <w:keepNext/>
         <w:numPr>
           <w:ilvl w:val="0"/>
-          <w:numId w:val="42"/>
+          <w:numId w:val="46"/>
         </w:numPr>
         <w:spacing w:after="40" w:before="40"/>
       </w:pPr>
@@ -7938,7 +7938,7 @@
         <w:keepNext/>
         <w:numPr>
           <w:ilvl w:val="0"/>
-          <w:numId w:val="42"/>
+          <w:numId w:val="46"/>
         </w:numPr>
         <w:spacing w:after="40" w:before="40"/>
       </w:pPr>
@@ -11902,6 +11902,30 @@
       <w:startOverride w:val="1"/>
     </w:lvlOverride>
   </w:num>
+  <w:num w:numId="43">
+    <w:abstractNumId w:val="2"/>
+    <w:lvlOverride w:ilvl="0">
+      <w:startOverride w:val="1"/>
+    </w:lvlOverride>
+  </w:num>
+  <w:num w:numId="44">
+    <w:abstractNumId w:val="2"/>
+    <w:lvlOverride w:ilvl="0">
+      <w:startOverride w:val="1"/>
+    </w:lvlOverride>
+  </w:num>
+  <w:num w:numId="45">
+    <w:abstractNumId w:val="2"/>
+    <w:lvlOverride w:ilvl="0">
+      <w:startOverride w:val="1"/>
+    </w:lvlOverride>
+  </w:num>
+  <w:num w:numId="46">
+    <w:abstractNumId w:val="2"/>
+    <w:lvlOverride w:ilvl="0">
+      <w:startOverride w:val="1"/>
+    </w:lvlOverride>
+  </w:num>
 </w:numbering>
 </file>
 

--- a/docs/government-project/08_테스트결과서.docx
+++ b/docs/government-project/08_테스트결과서.docx
@@ -39,6 +39,7 @@
     </w:p>
     <w:p>
       <w:pPr>
+        <w:keepNext/>
         <w:spacing w:after="120" w:before="120"/>
         <w:jc w:val="center"/>
       </w:pPr>
@@ -56,6 +57,7 @@
     </w:p>
     <w:p>
       <w:pPr>
+        <w:keepNext/>
         <w:pBdr>
           <w:bottom w:val="single" w:color="00467F" w:sz="4" w:space="2"/>
         </w:pBdr>
@@ -73,11 +75,17 @@
       </w:r>
     </w:p>
     <w:p>
+      <w:pPr>
+        <w:keepNext/>
+      </w:pPr>
       <w:r>
         <w:t xml:space="preserve"/>
       </w:r>
     </w:p>
     <w:p>
+      <w:pPr>
+        <w:keepNext/>
+      </w:pPr>
       <w:r>
         <w:t xml:space="preserve"/>
       </w:r>
@@ -100,6 +108,9 @@
         <w:gridCol w:w="4800"/>
       </w:tblGrid>
       <w:tr>
+        <w:trPr>
+          <w:cantSplit/>
+        </w:trPr>
         <w:tc>
           <w:tcPr>
             <w:tcW w:type="dxa" w:w="2200"/>
@@ -154,6 +165,9 @@
         </w:tc>
       </w:tr>
       <w:tr>
+        <w:trPr>
+          <w:cantSplit/>
+        </w:trPr>
         <w:tc>
           <w:tcPr>
             <w:tcW w:type="dxa" w:w="2200"/>
@@ -204,26 +218,6 @@
         </w:tc>
       </w:tr>
     </w:tbl>
-    <w:p>
-      <w:r>
-        <w:t xml:space="preserve"/>
-      </w:r>
-    </w:p>
-    <w:p>
-      <w:r>
-        <w:t xml:space="preserve"/>
-      </w:r>
-    </w:p>
-    <w:p>
-      <w:r>
-        <w:t xml:space="preserve"/>
-      </w:r>
-    </w:p>
-    <w:p>
-      <w:r>
-        <w:t xml:space="preserve"/>
-      </w:r>
-    </w:p>
     <w:p>
       <w:pPr>
         <w:pStyle w:val="Heading1"/>
@@ -245,6 +239,7 @@
     <w:p>
       <w:pPr>
         <w:pStyle w:val="Heading2"/>
+        <w:keepNext/>
         <w:spacing w:after="80" w:before="240"/>
       </w:pPr>
       <w:r>
@@ -261,6 +256,7 @@
     </w:p>
     <w:p>
       <w:pPr>
+        <w:keepNext/>
         <w:spacing w:after="60" w:before="60"/>
       </w:pPr>
       <w:r>
@@ -273,6 +269,9 @@
       </w:r>
     </w:p>
     <w:p>
+      <w:pPr>
+        <w:keepNext/>
+      </w:pPr>
       <w:r>
         <w:t xml:space="preserve"/>
       </w:r>
@@ -295,6 +294,9 @@
         <w:gridCol w:w="5006"/>
       </w:tblGrid>
       <w:tr>
+        <w:trPr>
+          <w:cantSplit/>
+        </w:trPr>
         <w:tc>
           <w:tcPr>
             <w:tcW w:type="dxa" w:w="1500"/>
@@ -402,6 +404,9 @@
         </w:tc>
       </w:tr>
       <w:tr>
+        <w:trPr>
+          <w:cantSplit/>
+        </w:trPr>
         <w:tc>
           <w:tcPr>
             <w:tcW w:type="dxa" w:w="1500"/>
@@ -506,6 +511,9 @@
         </w:tc>
       </w:tr>
       <w:tr>
+        <w:trPr>
+          <w:cantSplit/>
+        </w:trPr>
         <w:tc>
           <w:tcPr>
             <w:tcW w:type="dxa" w:w="1500"/>
@@ -610,6 +618,9 @@
         </w:tc>
       </w:tr>
       <w:tr>
+        <w:trPr>
+          <w:cantSplit/>
+        </w:trPr>
         <w:tc>
           <w:tcPr>
             <w:tcW w:type="dxa" w:w="1500"/>
@@ -714,6 +725,9 @@
         </w:tc>
       </w:tr>
       <w:tr>
+        <w:trPr>
+          <w:cantSplit/>
+        </w:trPr>
         <w:tc>
           <w:tcPr>
             <w:tcW w:type="dxa" w:w="1500"/>
@@ -844,7 +858,7 @@
         <w:keepNext/>
         <w:numPr>
           <w:ilvl w:val="0"/>
-          <w:numId w:val="7"/>
+          <w:numId w:val="45"/>
         </w:numPr>
         <w:spacing w:after="40" w:before="40"/>
       </w:pPr>
@@ -863,7 +877,7 @@
         <w:keepNext/>
         <w:numPr>
           <w:ilvl w:val="0"/>
-          <w:numId w:val="7"/>
+          <w:numId w:val="45"/>
         </w:numPr>
         <w:spacing w:after="40" w:before="40"/>
       </w:pPr>
@@ -882,7 +896,7 @@
         <w:keepNext/>
         <w:numPr>
           <w:ilvl w:val="0"/>
-          <w:numId w:val="7"/>
+          <w:numId w:val="45"/>
         </w:numPr>
         <w:spacing w:after="40" w:before="40"/>
       </w:pPr>
@@ -901,7 +915,7 @@
         <w:keepNext/>
         <w:numPr>
           <w:ilvl w:val="0"/>
-          <w:numId w:val="7"/>
+          <w:numId w:val="45"/>
         </w:numPr>
         <w:spacing w:after="40" w:before="40"/>
       </w:pPr>
@@ -919,7 +933,7 @@
         <w:pStyle w:val="ListParagraph"/>
         <w:numPr>
           <w:ilvl w:val="0"/>
-          <w:numId w:val="7"/>
+          <w:numId w:val="45"/>
         </w:numPr>
         <w:spacing w:after="40" w:before="40"/>
       </w:pPr>
@@ -953,6 +967,7 @@
     <w:p>
       <w:pPr>
         <w:pStyle w:val="Heading2"/>
+        <w:keepNext/>
         <w:spacing w:after="80" w:before="240"/>
       </w:pPr>
       <w:r>
@@ -969,6 +984,7 @@
     </w:p>
     <w:p>
       <w:pPr>
+        <w:keepNext/>
         <w:spacing w:after="60" w:before="60"/>
       </w:pPr>
       <w:r>
@@ -977,10 +993,13 @@
           <w:sz w:val="20"/>
           <w:szCs w:val="20"/>
         </w:rPr>
-        <w:t>Playwright 기반 E2E 시나리오: 현재 코드베이스 구현 기준: 아래 표는 2026-04 시점 수동 확인 시나리오다. 2026-08-19 현재는 e2e 폴더에 자동화 스크립트 45개 파일 164건이 들어와 자동 실행된다.</w:t>
+        <w:t>Playwright 기반 E2E 시나리오: 현재 코드베이스 구현 기준: 아래 표는 2026-04 시점 수동 확인 시나리오다. 2026-08-20 현재는 e2e 폴더에 자동화 스크립트 48개 파일 152건이 들어와 자동 실행된다.</w:t>
       </w:r>
     </w:p>
     <w:p>
+      <w:pPr>
+        <w:keepNext/>
+      </w:pPr>
       <w:r>
         <w:t xml:space="preserve"/>
       </w:r>
@@ -1004,6 +1023,9 @@
         <w:gridCol w:w="1500"/>
       </w:tblGrid>
       <w:tr>
+        <w:trPr>
+          <w:cantSplit/>
+        </w:trPr>
         <w:tc>
           <w:tcPr>
             <w:tcW w:type="dxa" w:w="1440"/>
@@ -1146,6 +1168,9 @@
         </w:tc>
       </w:tr>
       <w:tr>
+        <w:trPr>
+          <w:cantSplit/>
+        </w:trPr>
         <w:tc>
           <w:tcPr>
             <w:tcW w:type="dxa" w:w="1440"/>
@@ -1282,6 +1307,9 @@
         </w:tc>
       </w:tr>
       <w:tr>
+        <w:trPr>
+          <w:cantSplit/>
+        </w:trPr>
         <w:tc>
           <w:tcPr>
             <w:tcW w:type="dxa" w:w="1440"/>
@@ -1418,6 +1446,9 @@
         </w:tc>
       </w:tr>
       <w:tr>
+        <w:trPr>
+          <w:cantSplit/>
+        </w:trPr>
         <w:tc>
           <w:tcPr>
             <w:tcW w:type="dxa" w:w="1440"/>
@@ -1554,6 +1585,9 @@
         </w:tc>
       </w:tr>
       <w:tr>
+        <w:trPr>
+          <w:cantSplit/>
+        </w:trPr>
         <w:tc>
           <w:tcPr>
             <w:tcW w:type="dxa" w:w="1440"/>
@@ -1690,6 +1724,9 @@
         </w:tc>
       </w:tr>
       <w:tr>
+        <w:trPr>
+          <w:cantSplit/>
+        </w:trPr>
         <w:tc>
           <w:tcPr>
             <w:tcW w:type="dxa" w:w="1440"/>
@@ -1826,6 +1863,9 @@
         </w:tc>
       </w:tr>
       <w:tr>
+        <w:trPr>
+          <w:cantSplit/>
+        </w:trPr>
         <w:tc>
           <w:tcPr>
             <w:tcW w:type="dxa" w:w="1440"/>
@@ -1959,6 +1999,9 @@
       </w:tr>
     </w:tbl>
     <w:p>
+      <w:pPr>
+        <w:keepNext/>
+      </w:pPr>
       <w:r>
         <w:t xml:space="preserve"/>
       </w:r>
@@ -1966,6 +2009,7 @@
     <w:p>
       <w:pPr>
         <w:pStyle w:val="Heading2"/>
+        <w:keepNext/>
         <w:spacing w:after="80" w:before="240"/>
       </w:pPr>
       <w:r>
@@ -1999,6 +2043,9 @@
         <w:gridCol w:w="1500"/>
       </w:tblGrid>
       <w:tr>
+        <w:trPr>
+          <w:cantSplit/>
+        </w:trPr>
         <w:tc>
           <w:tcPr>
             <w:tcW w:type="dxa" w:w="1440"/>
@@ -2141,6 +2188,9 @@
         </w:tc>
       </w:tr>
       <w:tr>
+        <w:trPr>
+          <w:cantSplit/>
+        </w:trPr>
         <w:tc>
           <w:tcPr>
             <w:tcW w:type="dxa" w:w="1440"/>
@@ -2277,6 +2327,9 @@
         </w:tc>
       </w:tr>
       <w:tr>
+        <w:trPr>
+          <w:cantSplit/>
+        </w:trPr>
         <w:tc>
           <w:tcPr>
             <w:tcW w:type="dxa" w:w="1440"/>
@@ -2413,6 +2466,9 @@
         </w:tc>
       </w:tr>
       <w:tr>
+        <w:trPr>
+          <w:cantSplit/>
+        </w:trPr>
         <w:tc>
           <w:tcPr>
             <w:tcW w:type="dxa" w:w="1440"/>
@@ -2549,6 +2605,9 @@
         </w:tc>
       </w:tr>
       <w:tr>
+        <w:trPr>
+          <w:cantSplit/>
+        </w:trPr>
         <w:tc>
           <w:tcPr>
             <w:tcW w:type="dxa" w:w="1440"/>
@@ -2685,6 +2744,9 @@
         </w:tc>
       </w:tr>
       <w:tr>
+        <w:trPr>
+          <w:cantSplit/>
+        </w:trPr>
         <w:tc>
           <w:tcPr>
             <w:tcW w:type="dxa" w:w="1440"/>
@@ -2818,6 +2880,9 @@
       </w:tr>
     </w:tbl>
     <w:p>
+      <w:pPr>
+        <w:keepNext/>
+      </w:pPr>
       <w:r>
         <w:t xml:space="preserve"/>
       </w:r>
@@ -2825,6 +2890,7 @@
     <w:p>
       <w:pPr>
         <w:pStyle w:val="Heading2"/>
+        <w:keepNext/>
         <w:spacing w:after="80" w:before="240"/>
       </w:pPr>
       <w:r>
@@ -2858,6 +2924,9 @@
         <w:gridCol w:w="1500"/>
       </w:tblGrid>
       <w:tr>
+        <w:trPr>
+          <w:cantSplit/>
+        </w:trPr>
         <w:tc>
           <w:tcPr>
             <w:tcW w:type="dxa" w:w="1440"/>
@@ -3000,6 +3069,9 @@
         </w:tc>
       </w:tr>
       <w:tr>
+        <w:trPr>
+          <w:cantSplit/>
+        </w:trPr>
         <w:tc>
           <w:tcPr>
             <w:tcW w:type="dxa" w:w="1440"/>
@@ -3136,6 +3208,9 @@
         </w:tc>
       </w:tr>
       <w:tr>
+        <w:trPr>
+          <w:cantSplit/>
+        </w:trPr>
         <w:tc>
           <w:tcPr>
             <w:tcW w:type="dxa" w:w="1440"/>
@@ -3272,6 +3347,9 @@
         </w:tc>
       </w:tr>
       <w:tr>
+        <w:trPr>
+          <w:cantSplit/>
+        </w:trPr>
         <w:tc>
           <w:tcPr>
             <w:tcW w:type="dxa" w:w="1440"/>
@@ -3408,6 +3486,9 @@
         </w:tc>
       </w:tr>
       <w:tr>
+        <w:trPr>
+          <w:cantSplit/>
+        </w:trPr>
         <w:tc>
           <w:tcPr>
             <w:tcW w:type="dxa" w:w="1440"/>
@@ -3541,6 +3622,9 @@
       </w:tr>
     </w:tbl>
     <w:p>
+      <w:pPr>
+        <w:keepNext/>
+      </w:pPr>
       <w:r>
         <w:t xml:space="preserve"/>
       </w:r>
@@ -3548,6 +3632,7 @@
     <w:p>
       <w:pPr>
         <w:pStyle w:val="Heading2"/>
+        <w:keepNext/>
         <w:spacing w:after="80" w:before="240"/>
       </w:pPr>
       <w:r>
@@ -3581,6 +3666,9 @@
         <w:gridCol w:w="1500"/>
       </w:tblGrid>
       <w:tr>
+        <w:trPr>
+          <w:cantSplit/>
+        </w:trPr>
         <w:tc>
           <w:tcPr>
             <w:tcW w:type="dxa" w:w="1440"/>
@@ -3723,6 +3811,9 @@
         </w:tc>
       </w:tr>
       <w:tr>
+        <w:trPr>
+          <w:cantSplit/>
+        </w:trPr>
         <w:tc>
           <w:tcPr>
             <w:tcW w:type="dxa" w:w="1440"/>
@@ -3859,6 +3950,9 @@
         </w:tc>
       </w:tr>
       <w:tr>
+        <w:trPr>
+          <w:cantSplit/>
+        </w:trPr>
         <w:tc>
           <w:tcPr>
             <w:tcW w:type="dxa" w:w="1440"/>
@@ -3995,6 +4089,9 @@
         </w:tc>
       </w:tr>
       <w:tr>
+        <w:trPr>
+          <w:cantSplit/>
+        </w:trPr>
         <w:tc>
           <w:tcPr>
             <w:tcW w:type="dxa" w:w="1440"/>
@@ -4131,6 +4228,9 @@
         </w:tc>
       </w:tr>
       <w:tr>
+        <w:trPr>
+          <w:cantSplit/>
+        </w:trPr>
         <w:tc>
           <w:tcPr>
             <w:tcW w:type="dxa" w:w="1440"/>
@@ -4284,6 +4384,7 @@
     <w:p>
       <w:pPr>
         <w:pStyle w:val="Heading2"/>
+        <w:keepNext/>
         <w:spacing w:after="80" w:before="240"/>
       </w:pPr>
       <w:r>
@@ -4300,6 +4401,7 @@
     </w:p>
     <w:p>
       <w:pPr>
+        <w:keepNext/>
         <w:spacing w:after="60" w:before="60"/>
       </w:pPr>
       <w:r>
@@ -4312,6 +4414,9 @@
       </w:r>
     </w:p>
     <w:p>
+      <w:pPr>
+        <w:keepNext/>
+      </w:pPr>
       <w:r>
         <w:t xml:space="preserve"/>
       </w:r>
@@ -4335,6 +4440,9 @@
         <w:gridCol w:w="1000"/>
       </w:tblGrid>
       <w:tr>
+        <w:trPr>
+          <w:cantSplit/>
+        </w:trPr>
         <w:tc>
           <w:tcPr>
             <w:tcW w:type="dxa" w:w="1440"/>
@@ -4354,6 +4462,7 @@
           </w:tcPr>
           <w:p>
             <w:pPr>
+              <w:keepNext/>
               <w:jc w:val="center"/>
             </w:pPr>
             <w:r>
@@ -4388,6 +4497,7 @@
           </w:tcPr>
           <w:p>
             <w:pPr>
+              <w:keepNext/>
               <w:jc w:val="center"/>
             </w:pPr>
             <w:r>
@@ -4422,6 +4532,7 @@
           </w:tcPr>
           <w:p>
             <w:pPr>
+              <w:keepNext/>
               <w:jc w:val="center"/>
             </w:pPr>
             <w:r>
@@ -4456,6 +4567,7 @@
           </w:tcPr>
           <w:p>
             <w:pPr>
+              <w:keepNext/>
               <w:jc w:val="center"/>
             </w:pPr>
             <w:r>
@@ -4473,6 +4585,9 @@
         </w:tc>
       </w:tr>
       <w:tr>
+        <w:trPr>
+          <w:cantSplit/>
+        </w:trPr>
         <w:tc>
           <w:tcPr>
             <w:tcW w:type="dxa" w:w="1440"/>
@@ -4492,6 +4607,7 @@
           </w:tcPr>
           <w:p>
             <w:pPr>
+              <w:keepNext/>
               <w:jc w:val="left"/>
             </w:pPr>
             <w:r>
@@ -4525,6 +4641,7 @@
           </w:tcPr>
           <w:p>
             <w:pPr>
+              <w:keepNext/>
               <w:jc w:val="left"/>
             </w:pPr>
             <w:r>
@@ -4558,6 +4675,7 @@
           </w:tcPr>
           <w:p>
             <w:pPr>
+              <w:keepNext/>
               <w:jc w:val="left"/>
             </w:pPr>
             <w:r>
@@ -4591,6 +4709,7 @@
           </w:tcPr>
           <w:p>
             <w:pPr>
+              <w:keepNext/>
               <w:jc w:val="center"/>
             </w:pPr>
             <w:r>
@@ -4605,6 +4724,9 @@
         </w:tc>
       </w:tr>
       <w:tr>
+        <w:trPr>
+          <w:cantSplit/>
+        </w:trPr>
         <w:tc>
           <w:tcPr>
             <w:tcW w:type="dxa" w:w="1440"/>
@@ -4624,6 +4746,7 @@
           </w:tcPr>
           <w:p>
             <w:pPr>
+              <w:keepNext/>
               <w:jc w:val="left"/>
             </w:pPr>
             <w:r>
@@ -4657,6 +4780,7 @@
           </w:tcPr>
           <w:p>
             <w:pPr>
+              <w:keepNext/>
               <w:jc w:val="left"/>
             </w:pPr>
             <w:r>
@@ -4690,6 +4814,7 @@
           </w:tcPr>
           <w:p>
             <w:pPr>
+              <w:keepNext/>
               <w:jc w:val="left"/>
             </w:pPr>
             <w:r>
@@ -4723,6 +4848,7 @@
           </w:tcPr>
           <w:p>
             <w:pPr>
+              <w:keepNext/>
               <w:jc w:val="center"/>
             </w:pPr>
             <w:r>
@@ -4737,6 +4863,9 @@
         </w:tc>
       </w:tr>
       <w:tr>
+        <w:trPr>
+          <w:cantSplit/>
+        </w:trPr>
         <w:tc>
           <w:tcPr>
             <w:tcW w:type="dxa" w:w="1440"/>
@@ -4756,6 +4885,7 @@
           </w:tcPr>
           <w:p>
             <w:pPr>
+              <w:keepNext/>
               <w:jc w:val="left"/>
             </w:pPr>
             <w:r>
@@ -4789,6 +4919,7 @@
           </w:tcPr>
           <w:p>
             <w:pPr>
+              <w:keepNext/>
               <w:jc w:val="left"/>
             </w:pPr>
             <w:r>
@@ -4822,6 +4953,7 @@
           </w:tcPr>
           <w:p>
             <w:pPr>
+              <w:keepNext/>
               <w:jc w:val="left"/>
             </w:pPr>
             <w:r>
@@ -4855,6 +4987,7 @@
           </w:tcPr>
           <w:p>
             <w:pPr>
+              <w:keepNext/>
               <w:jc w:val="center"/>
             </w:pPr>
             <w:r>
@@ -4869,6 +5002,9 @@
         </w:tc>
       </w:tr>
       <w:tr>
+        <w:trPr>
+          <w:cantSplit/>
+        </w:trPr>
         <w:tc>
           <w:tcPr>
             <w:tcW w:type="dxa" w:w="1440"/>
@@ -4888,6 +5024,7 @@
           </w:tcPr>
           <w:p>
             <w:pPr>
+              <w:keepNext/>
               <w:jc w:val="left"/>
             </w:pPr>
             <w:r>
@@ -4921,6 +5058,7 @@
           </w:tcPr>
           <w:p>
             <w:pPr>
+              <w:keepNext/>
               <w:jc w:val="left"/>
             </w:pPr>
             <w:r>
@@ -4954,6 +5092,7 @@
           </w:tcPr>
           <w:p>
             <w:pPr>
+              <w:keepNext/>
               <w:jc w:val="left"/>
             </w:pPr>
             <w:r>
@@ -4987,6 +5126,7 @@
           </w:tcPr>
           <w:p>
             <w:pPr>
+              <w:keepNext/>
               <w:jc w:val="center"/>
             </w:pPr>
             <w:r>
@@ -5001,6 +5141,9 @@
         </w:tc>
       </w:tr>
       <w:tr>
+        <w:trPr>
+          <w:cantSplit/>
+        </w:trPr>
         <w:tc>
           <w:tcPr>
             <w:tcW w:type="dxa" w:w="1440"/>
@@ -5020,6 +5163,7 @@
           </w:tcPr>
           <w:p>
             <w:pPr>
+              <w:keepNext/>
               <w:jc w:val="left"/>
             </w:pPr>
             <w:r>
@@ -5053,6 +5197,7 @@
           </w:tcPr>
           <w:p>
             <w:pPr>
+              <w:keepNext/>
               <w:jc w:val="left"/>
             </w:pPr>
             <w:r>
@@ -5086,6 +5231,7 @@
           </w:tcPr>
           <w:p>
             <w:pPr>
+              <w:keepNext/>
               <w:jc w:val="left"/>
             </w:pPr>
             <w:r>
@@ -5119,6 +5265,7 @@
           </w:tcPr>
           <w:p>
             <w:pPr>
+              <w:keepNext/>
               <w:jc w:val="center"/>
             </w:pPr>
             <w:r>
@@ -5133,6 +5280,9 @@
         </w:tc>
       </w:tr>
       <w:tr>
+        <w:trPr>
+          <w:cantSplit/>
+        </w:trPr>
         <w:tc>
           <w:tcPr>
             <w:tcW w:type="dxa" w:w="1440"/>
@@ -5152,6 +5302,7 @@
           </w:tcPr>
           <w:p>
             <w:pPr>
+              <w:keepNext/>
               <w:jc w:val="left"/>
             </w:pPr>
             <w:r>
@@ -5185,6 +5336,7 @@
           </w:tcPr>
           <w:p>
             <w:pPr>
+              <w:keepNext/>
               <w:jc w:val="left"/>
             </w:pPr>
             <w:r>
@@ -5218,6 +5370,7 @@
           </w:tcPr>
           <w:p>
             <w:pPr>
+              <w:keepNext/>
               <w:jc w:val="left"/>
             </w:pPr>
             <w:r>
@@ -5251,6 +5404,7 @@
           </w:tcPr>
           <w:p>
             <w:pPr>
+              <w:keepNext/>
               <w:jc w:val="center"/>
             </w:pPr>
             <w:r>
@@ -5265,6 +5419,9 @@
         </w:tc>
       </w:tr>
       <w:tr>
+        <w:trPr>
+          <w:cantSplit/>
+        </w:trPr>
         <w:tc>
           <w:tcPr>
             <w:tcW w:type="dxa" w:w="1440"/>
@@ -5284,6 +5441,7 @@
           </w:tcPr>
           <w:p>
             <w:pPr>
+              <w:keepNext/>
               <w:jc w:val="left"/>
             </w:pPr>
             <w:r>
@@ -5317,6 +5475,7 @@
           </w:tcPr>
           <w:p>
             <w:pPr>
+              <w:keepNext/>
               <w:jc w:val="left"/>
             </w:pPr>
             <w:r>
@@ -5350,6 +5509,7 @@
           </w:tcPr>
           <w:p>
             <w:pPr>
+              <w:keepNext/>
               <w:jc w:val="left"/>
             </w:pPr>
             <w:r>
@@ -5383,6 +5543,7 @@
           </w:tcPr>
           <w:p>
             <w:pPr>
+              <w:keepNext/>
               <w:jc w:val="center"/>
             </w:pPr>
             <w:r>
@@ -5397,6 +5558,9 @@
         </w:tc>
       </w:tr>
       <w:tr>
+        <w:trPr>
+          <w:cantSplit/>
+        </w:trPr>
         <w:tc>
           <w:tcPr>
             <w:tcW w:type="dxa" w:w="1440"/>
@@ -5531,6 +5695,7 @@
     </w:tbl>
     <w:p>
       <w:pPr>
+        <w:keepNext/>
         <w:pBdr>
           <w:left w:val="single" w:color="1976D2" w:sz="8" w:space="4"/>
         </w:pBdr>
@@ -5549,6 +5714,9 @@
       </w:r>
     </w:p>
     <w:p>
+      <w:pPr>
+        <w:keepNext/>
+      </w:pPr>
       <w:r>
         <w:t xml:space="preserve"/>
       </w:r>
@@ -5556,6 +5724,7 @@
     <w:p>
       <w:pPr>
         <w:pStyle w:val="Heading2"/>
+        <w:keepNext/>
         <w:spacing w:after="80" w:before="240"/>
       </w:pPr>
       <w:r>
@@ -5588,6 +5757,9 @@
         <w:gridCol w:w="4506"/>
       </w:tblGrid>
       <w:tr>
+        <w:trPr>
+          <w:cantSplit/>
+        </w:trPr>
         <w:tc>
           <w:tcPr>
             <w:tcW w:type="dxa" w:w="2000"/>
@@ -5695,6 +5867,9 @@
         </w:tc>
       </w:tr>
       <w:tr>
+        <w:trPr>
+          <w:cantSplit/>
+        </w:trPr>
         <w:tc>
           <w:tcPr>
             <w:tcW w:type="dxa" w:w="2000"/>
@@ -5790,7 +5965,7 @@
                 <w:sz w:val="18"/>
                 <w:szCs w:val="18"/>
               </w:rPr>
-              <w:t>Critical: 0건, High: 1건, Moderate: 2건 (운영 의존성 기준, 2026-08-19 실행)</w:t>
+              <w:t>Critical: 0건, High: 0건, Moderate: 2건 (운영 의존성 기준, 2026-08-20 실행)</w:t>
             </w:r>
           </w:p>
         </w:tc>
@@ -5799,6 +5974,7 @@
     <w:p>
       <w:pPr>
         <w:pStyle w:val="Heading1"/>
+        <w:keepNext/>
         <w:pageBreakBefore/>
         <w:spacing w:after="120" w:before="360"/>
       </w:pPr>
@@ -5817,6 +5993,7 @@
     <w:p>
       <w:pPr>
         <w:pStyle w:val="Heading2"/>
+        <w:keepNext/>
         <w:spacing w:after="80" w:before="240"/>
       </w:pPr>
       <w:r>
@@ -5833,6 +6010,7 @@
     </w:p>
     <w:p>
       <w:pPr>
+        <w:keepNext/>
         <w:spacing w:after="60" w:before="60"/>
       </w:pPr>
       <w:r>
@@ -5844,6 +6022,9 @@
       </w:r>
     </w:p>
     <w:p>
+      <w:pPr>
+        <w:keepNext/>
+      </w:pPr>
       <w:r>
         <w:t xml:space="preserve"/>
       </w:r>
@@ -5867,6 +6048,9 @@
         <w:gridCol w:w="2506"/>
       </w:tblGrid>
       <w:tr>
+        <w:trPr>
+          <w:cantSplit/>
+        </w:trPr>
         <w:tc>
           <w:tcPr>
             <w:tcW w:type="dxa" w:w="2000"/>
@@ -6381,6 +6565,7 @@
     <w:p>
       <w:pPr>
         <w:pStyle w:val="Heading1"/>
+        <w:keepNext/>
         <w:pageBreakBefore/>
         <w:spacing w:after="120" w:before="360"/>
       </w:pPr>
@@ -6399,6 +6584,7 @@
     <w:p>
       <w:pPr>
         <w:pStyle w:val="Heading2"/>
+        <w:keepNext/>
         <w:spacing w:after="80" w:before="240"/>
       </w:pPr>
       <w:r>
@@ -6432,6 +6618,9 @@
         <w:gridCol w:w="3006"/>
       </w:tblGrid>
       <w:tr>
+        <w:trPr>
+          <w:cantSplit/>
+        </w:trPr>
         <w:tc>
           <w:tcPr>
             <w:tcW w:type="dxa" w:w="2500"/>
@@ -6451,6 +6640,7 @@
           </w:tcPr>
           <w:p>
             <w:pPr>
+              <w:keepNext/>
               <w:jc w:val="center"/>
             </w:pPr>
             <w:r>
@@ -6485,6 +6675,7 @@
           </w:tcPr>
           <w:p>
             <w:pPr>
+              <w:keepNext/>
               <w:jc w:val="center"/>
             </w:pPr>
             <w:r>
@@ -6519,6 +6710,7 @@
           </w:tcPr>
           <w:p>
             <w:pPr>
+              <w:keepNext/>
               <w:jc w:val="center"/>
             </w:pPr>
             <w:r>
@@ -6553,6 +6745,7 @@
           </w:tcPr>
           <w:p>
             <w:pPr>
+              <w:keepNext/>
               <w:jc w:val="center"/>
             </w:pPr>
             <w:r>
@@ -6570,6 +6763,9 @@
         </w:tc>
       </w:tr>
       <w:tr>
+        <w:trPr>
+          <w:cantSplit/>
+        </w:trPr>
         <w:tc>
           <w:tcPr>
             <w:tcW w:type="dxa" w:w="2500"/>
@@ -6589,6 +6785,7 @@
           </w:tcPr>
           <w:p>
             <w:pPr>
+              <w:keepNext/>
               <w:jc w:val="left"/>
             </w:pPr>
             <w:r>
@@ -6622,6 +6819,7 @@
           </w:tcPr>
           <w:p>
             <w:pPr>
+              <w:keepNext/>
               <w:jc w:val="center"/>
             </w:pPr>
             <w:r>
@@ -6655,6 +6853,7 @@
           </w:tcPr>
           <w:p>
             <w:pPr>
+              <w:keepNext/>
               <w:jc w:val="center"/>
             </w:pPr>
             <w:r>
@@ -6688,6 +6887,7 @@
           </w:tcPr>
           <w:p>
             <w:pPr>
+              <w:keepNext/>
               <w:jc w:val="left"/>
             </w:pPr>
             <w:r>
@@ -6704,6 +6904,9 @@
         </w:tc>
       </w:tr>
       <w:tr>
+        <w:trPr>
+          <w:cantSplit/>
+        </w:trPr>
         <w:tc>
           <w:tcPr>
             <w:tcW w:type="dxa" w:w="2500"/>
@@ -6723,6 +6926,7 @@
           </w:tcPr>
           <w:p>
             <w:pPr>
+              <w:keepNext/>
               <w:jc w:val="left"/>
             </w:pPr>
             <w:r>
@@ -6756,6 +6960,7 @@
           </w:tcPr>
           <w:p>
             <w:pPr>
+              <w:keepNext/>
               <w:jc w:val="center"/>
             </w:pPr>
             <w:r>
@@ -6789,6 +6994,7 @@
           </w:tcPr>
           <w:p>
             <w:pPr>
+              <w:keepNext/>
               <w:jc w:val="center"/>
             </w:pPr>
             <w:r>
@@ -6822,6 +7028,7 @@
           </w:tcPr>
           <w:p>
             <w:pPr>
+              <w:keepNext/>
               <w:jc w:val="left"/>
             </w:pPr>
             <w:r>
@@ -6838,6 +7045,9 @@
         </w:tc>
       </w:tr>
       <w:tr>
+        <w:trPr>
+          <w:cantSplit/>
+        </w:trPr>
         <w:tc>
           <w:tcPr>
             <w:tcW w:type="dxa" w:w="2500"/>
@@ -6857,6 +7067,7 @@
           </w:tcPr>
           <w:p>
             <w:pPr>
+              <w:keepNext/>
               <w:jc w:val="left"/>
             </w:pPr>
             <w:r>
@@ -6890,6 +7101,7 @@
           </w:tcPr>
           <w:p>
             <w:pPr>
+              <w:keepNext/>
               <w:jc w:val="center"/>
             </w:pPr>
             <w:r>
@@ -6923,6 +7135,7 @@
           </w:tcPr>
           <w:p>
             <w:pPr>
+              <w:keepNext/>
               <w:jc w:val="center"/>
             </w:pPr>
             <w:r>
@@ -6956,6 +7169,7 @@
           </w:tcPr>
           <w:p>
             <w:pPr>
+              <w:keepNext/>
               <w:jc w:val="left"/>
             </w:pPr>
             <w:r>
@@ -6972,6 +7186,9 @@
         </w:tc>
       </w:tr>
       <w:tr>
+        <w:trPr>
+          <w:cantSplit/>
+        </w:trPr>
         <w:tc>
           <w:tcPr>
             <w:tcW w:type="dxa" w:w="2500"/>
@@ -6991,6 +7208,7 @@
           </w:tcPr>
           <w:p>
             <w:pPr>
+              <w:keepNext/>
               <w:jc w:val="left"/>
             </w:pPr>
             <w:r>
@@ -7024,6 +7242,7 @@
           </w:tcPr>
           <w:p>
             <w:pPr>
+              <w:keepNext/>
               <w:jc w:val="center"/>
             </w:pPr>
             <w:r>
@@ -7057,6 +7276,7 @@
           </w:tcPr>
           <w:p>
             <w:pPr>
+              <w:keepNext/>
               <w:jc w:val="center"/>
             </w:pPr>
             <w:r>
@@ -7090,6 +7310,7 @@
           </w:tcPr>
           <w:p>
             <w:pPr>
+              <w:keepNext/>
               <w:jc w:val="left"/>
             </w:pPr>
             <w:r>
@@ -7106,6 +7327,9 @@
         </w:tc>
       </w:tr>
       <w:tr>
+        <w:trPr>
+          <w:cantSplit/>
+        </w:trPr>
         <w:tc>
           <w:tcPr>
             <w:tcW w:type="dxa" w:w="2500"/>
@@ -7125,6 +7349,7 @@
           </w:tcPr>
           <w:p>
             <w:pPr>
+              <w:keepNext/>
               <w:jc w:val="left"/>
             </w:pPr>
             <w:r>
@@ -7158,6 +7383,7 @@
           </w:tcPr>
           <w:p>
             <w:pPr>
+              <w:keepNext/>
               <w:jc w:val="center"/>
             </w:pPr>
             <w:r>
@@ -7191,6 +7417,7 @@
           </w:tcPr>
           <w:p>
             <w:pPr>
+              <w:keepNext/>
               <w:jc w:val="center"/>
             </w:pPr>
             <w:r>
@@ -7224,6 +7451,7 @@
           </w:tcPr>
           <w:p>
             <w:pPr>
+              <w:keepNext/>
               <w:jc w:val="left"/>
             </w:pPr>
             <w:r>
@@ -7240,6 +7468,9 @@
         </w:tc>
       </w:tr>
       <w:tr>
+        <w:trPr>
+          <w:cantSplit/>
+        </w:trPr>
         <w:tc>
           <w:tcPr>
             <w:tcW w:type="dxa" w:w="2500"/>
@@ -7259,6 +7490,7 @@
           </w:tcPr>
           <w:p>
             <w:pPr>
+              <w:keepNext/>
               <w:jc w:val="left"/>
             </w:pPr>
             <w:r>
@@ -7292,6 +7524,7 @@
           </w:tcPr>
           <w:p>
             <w:pPr>
+              <w:keepNext/>
               <w:jc w:val="center"/>
             </w:pPr>
             <w:r>
@@ -7368,6 +7601,9 @@
         </w:tc>
       </w:tr>
       <w:tr>
+        <w:trPr>
+          <w:cantSplit/>
+        </w:trPr>
         <w:tc>
           <w:tcPr>
             <w:tcW w:type="dxa" w:w="2500"/>
@@ -7387,6 +7623,7 @@
           </w:tcPr>
           <w:p>
             <w:pPr>
+              <w:keepNext/>
               <w:jc w:val="left"/>
             </w:pPr>
             <w:r>
@@ -7420,6 +7657,7 @@
           </w:tcPr>
           <w:p>
             <w:pPr>
+              <w:keepNext/>
               <w:jc w:val="center"/>
             </w:pPr>
             <w:r>
@@ -7490,12 +7728,15 @@
                 <w:sz w:val="18"/>
                 <w:rFonts w:eastAsia="맑은 고딕"/>
               </w:rPr>
-              <w:t>Critical 0건 · High 1건 · Moderate 2건 (2026-08-19)</w:t>
+              <w:t>Critical 0건 · High 0건 · Moderate 2건 (2026-08-20)</w:t>
             </w:r>
           </w:p>
         </w:tc>
       </w:tr>
       <w:tr>
+        <w:trPr>
+          <w:cantSplit/>
+        </w:trPr>
         <w:tc>
           <w:tcPr>
             <w:tcW w:type="dxa" w:w="2500"/>
@@ -7659,7 +7900,7 @@
         <w:keepNext/>
         <w:numPr>
           <w:ilvl w:val="0"/>
-          <w:numId w:val="8"/>
+          <w:numId w:val="46"/>
         </w:numPr>
         <w:spacing w:after="40" w:before="40"/>
       </w:pPr>
@@ -7669,7 +7910,7 @@
           <w:sz w:val="20"/>
           <w:szCs w:val="20"/>
         </w:rPr>
-        <w:t>[해소됨 2026-08-19] Playwright E2E 스크립트 도입 완료: 45개 파일 164건. 매 변경 시 스모크, 매일 밤 전체 실행.</w:t>
+        <w:t>[해소됨 2026-08-20] Playwright E2E 스크립트 도입 완료: 48개 파일 152건. 매 변경 시 스모크, 매일 밤 전체 실행.</w:t>
       </w:r>
     </w:p>
     <w:p>
@@ -7678,7 +7919,7 @@
         <w:keepNext/>
         <w:numPr>
           <w:ilvl w:val="0"/>
-          <w:numId w:val="8"/>
+          <w:numId w:val="46"/>
         </w:numPr>
         <w:spacing w:after="40" w:before="40"/>
       </w:pPr>
@@ -7688,15 +7929,16 @@
           <w:sz w:val="20"/>
           <w:szCs w:val="20"/>
         </w:rPr>
-        <w:t>[해소됨 2026-08-19] 단위 테스트 110개 파일 1,002건 도입 완료(전건 통과).</w:t>
+        <w:t>[해소됨 2026-08-20] 단위 테스트 146개 파일 1,289건 도입 완료(전건 통과).</w:t>
       </w:r>
     </w:p>
     <w:p>
       <w:pPr>
         <w:pStyle w:val="ListParagraph"/>
+        <w:keepNext/>
         <w:numPr>
           <w:ilvl w:val="0"/>
-          <w:numId w:val="8"/>
+          <w:numId w:val="46"/>
         </w:numPr>
         <w:spacing w:after="40" w:before="40"/>
       </w:pPr>
@@ -7710,6 +7952,9 @@
       </w:r>
     </w:p>
     <w:p>
+      <w:pPr>
+        <w:keepNext/>
+      </w:pPr>
       <w:r>
         <w:t xml:space="preserve"/>
       </w:r>
@@ -7717,6 +7962,7 @@
     <w:p>
       <w:pPr>
         <w:pStyle w:val="Heading2"/>
+        <w:keepNext/>
         <w:spacing w:after="80" w:before="240"/>
       </w:pPr>
       <w:r>
@@ -7749,6 +7995,9 @@
         <w:gridCol w:w="3506"/>
       </w:tblGrid>
       <w:tr>
+        <w:trPr>
+          <w:cantSplit/>
+        </w:trPr>
         <w:tc>
           <w:tcPr>
             <w:tcW w:type="dxa" w:w="1500"/>
@@ -7856,6 +8105,9 @@
         </w:tc>
       </w:tr>
       <w:tr>
+        <w:trPr>
+          <w:cantSplit/>
+        </w:trPr>
         <w:tc>
           <w:tcPr>
             <w:tcW w:type="dxa" w:w="1500"/>
@@ -7960,6 +8212,9 @@
         </w:tc>
       </w:tr>
       <w:tr>
+        <w:trPr>
+          <w:cantSplit/>
+        </w:trPr>
         <w:tc>
           <w:tcPr>
             <w:tcW w:type="dxa" w:w="1500"/>
@@ -8024,7 +8279,7 @@
                 <w:sz w:val="18"/>
                 <w:szCs w:val="18"/>
               </w:rPr>
-              <w:t>requireAdminAuth 포함 단위 테스트 110개 파일 1,002건</w:t>
+              <w:t>requireAdminAuth 포함 단위 테스트 146개 파일 1,289건</w:t>
             </w:r>
           </w:p>
         </w:tc>
@@ -8064,6 +8319,9 @@
         </w:tc>
       </w:tr>
       <w:tr>
+        <w:trPr>
+          <w:cantSplit/>
+        </w:trPr>
         <w:tc>
           <w:tcPr>
             <w:tcW w:type="dxa" w:w="1500"/>
@@ -8168,6 +8426,9 @@
         </w:tc>
       </w:tr>
       <w:tr>
+        <w:trPr>
+          <w:cantSplit/>
+        </w:trPr>
         <w:tc>
           <w:tcPr>
             <w:tcW w:type="dxa" w:w="1500"/>
@@ -8272,6 +8533,9 @@
         </w:tc>
       </w:tr>
       <w:tr>
+        <w:trPr>
+          <w:cantSplit/>
+        </w:trPr>
         <w:tc>
           <w:tcPr>
             <w:tcW w:type="dxa" w:w="1500"/>
@@ -8376,6 +8640,9 @@
         </w:tc>
       </w:tr>
       <w:tr>
+        <w:trPr>
+          <w:cantSplit/>
+        </w:trPr>
         <w:tc>
           <w:tcPr>
             <w:tcW w:type="dxa" w:w="1500"/>
@@ -8478,17 +8745,24 @@
       </w:tr>
     </w:tbl>
     <w:p>
-      <w:r>
-        <w:t xml:space="preserve"/>
-      </w:r>
-    </w:p>
-    <w:p>
+      <w:pPr>
+        <w:keepNext/>
+      </w:pPr>
       <w:r>
         <w:t xml:space="preserve"/>
       </w:r>
     </w:p>
     <w:p>
       <w:pPr>
+        <w:keepNext/>
+      </w:pPr>
+      <w:r>
+        <w:t xml:space="preserve"/>
+      </w:r>
+    </w:p>
+    <w:p>
+      <w:pPr>
+        <w:keepNext/>
         <w:pBdr>
           <w:top w:val="single" w:color="00467F" w:sz="4" w:space="2"/>
         </w:pBdr>
@@ -8525,6 +8799,9 @@
         <w:gridCol w:w="2127"/>
       </w:tblGrid>
       <w:tr>
+        <w:trPr>
+          <w:cantSplit/>
+        </w:trPr>
         <w:tc>
           <w:tcPr>
             <w:tcW w:type="dxa" w:w="2126"/>
@@ -8663,6 +8940,9 @@
         </w:tc>
       </w:tr>
       <w:tr>
+        <w:trPr>
+          <w:cantSplit/>
+        </w:trPr>
         <w:tc>
           <w:tcPr>
             <w:tcW w:type="dxa" w:w="2126"/>
@@ -8801,6 +9081,9 @@
         </w:tc>
       </w:tr>
       <w:tr>
+        <w:trPr>
+          <w:cantSplit/>
+        </w:trPr>
         <w:tc>
           <w:tcPr>
             <w:tcW w:type="dxa" w:w="2126"/>
@@ -9429,7 +9712,7 @@
                 <w:sz w:val="18"/>
                 <w:rFonts w:eastAsia="맑은 고딕"/>
               </w:rPr>
-              <w:t>제휴 한국 병원 담당자(owner/manager/viewer). 리드·프로필·치료정보 관리.</w:t>
+              <w:t>제휴 한국 병원 담당자(owner/manager/viewer). 진료 의뢰(리드) 확인·상태 갱신·견적 회신. 병원 정보·시술 카탈로그 편집은 공개 연동 준비 중이라 아직 비활성이다.</w:t>
             </w:r>
           </w:p>
         </w:tc>
@@ -9465,7 +9748,7 @@
                 <w:sz w:val="18"/>
                 <w:rFonts w:eastAsia="맑은 고딕"/>
               </w:rPr>
-              <w:t>agency_users + partner_type</w:t>
+              <w:t>agency_users + agencies.partner_type</w:t>
             </w:r>
           </w:p>
         </w:tc>
@@ -9499,7 +9782,7 @@
                 <w:sz w:val="18"/>
                 <w:rFonts w:eastAsia="맑은 고딕"/>
               </w:rPr>
-              <w:t>해외 환자 유치 파트너. 의뢰 환자 진행상황 조회.</w:t>
+              <w:t>해외 환자 유치 파트너. 환자 의뢰 · 단계별 진행 확인 · 코디네이터와 케이스 메신저.</w:t>
             </w:r>
           </w:p>
         </w:tc>
@@ -9535,7 +9818,7 @@
                 <w:sz w:val="18"/>
                 <w:rFonts w:eastAsia="맑은 고딕"/>
               </w:rPr>
-              <w:t>agency_users + partner_type</w:t>
+              <w:t>agency_users + agencies.partner_type</w:t>
             </w:r>
           </w:p>
         </w:tc>
@@ -9569,7 +9852,7 @@
                 <w:sz w:val="18"/>
                 <w:rFonts w:eastAsia="맑은 고딕"/>
               </w:rPr>
-              <w:t>환자를 한국으로 의뢰하는 현지 병원. 경과·검사결과 전송 주체.</w:t>
+              <w:t>환자를 한국으로 의뢰하는 현지 병원. 에이전시와 달리 검사결과·영상·소견을 케이스에 올릴 수 있다(사후관리 ICT).</w:t>
             </w:r>
           </w:p>
         </w:tc>
@@ -10105,7 +10388,7 @@
                 <w:sz w:val="18"/>
                 <w:rFonts w:eastAsia="맑은 고딕"/>
               </w:rPr>
-              <w:t>110개 파일 / 1002건</w:t>
+              <w:t>146개 파일 / 1,289건</w:t>
             </w:r>
           </w:p>
         </w:tc>
@@ -10122,7 +10405,7 @@
                 <w:sz w:val="18"/>
                 <w:rFonts w:eastAsia="맑은 고딕"/>
               </w:rPr>
-              <w:t>전건 통과 (2026-08-19 실행, 15.8초)</w:t>
+              <w:t>전건 통과 (2026-08-20 실행, 32.7초)</w:t>
             </w:r>
           </w:p>
         </w:tc>
@@ -10158,7 +10441,7 @@
                 <w:sz w:val="18"/>
                 <w:rFonts w:eastAsia="맑은 고딕"/>
               </w:rPr>
-              <w:t>45개 파일 / 164건</w:t>
+              <w:t>48개 파일 / 152건</w:t>
             </w:r>
           </w:p>
         </w:tc>
@@ -10302,7 +10585,113 @@
                 <w:sz w:val="18"/>
                 <w:rFonts w:eastAsia="맑은 고딕"/>
               </w:rPr>
-              <w:t>TypeScript 검사 및 프로덕션 빌드</w:t>
+              <w:t>TypeScript 검사(tsc --noEmit)·린트·프로덕션 빌드</w:t>
+            </w:r>
+          </w:p>
+        </w:tc>
+        <w:tc>
+          <w:tcPr>
+            <w:tcW w:type="dxa" w:w="2889"/>
+          </w:tcPr>
+          <w:p>
+            <w:r/>
+            <w:r>
+              <w:rPr>
+                <w:rFonts w:ascii="맑은 고딕" w:hAnsi="맑은 고딕"/>
+                <w:b w:val="0"/>
+                <w:sz w:val="18"/>
+                <w:rFonts w:eastAsia="맑은 고딕"/>
+              </w:rPr>
+              <w:t>매 변경 자동 실행</w:t>
+            </w:r>
+          </w:p>
+        </w:tc>
+      </w:tr>
+      <w:tr>
+        <w:tc>
+          <w:tcPr>
+            <w:tcW w:type="dxa" w:w="2889"/>
+          </w:tcPr>
+          <w:p>
+            <w:r/>
+            <w:r>
+              <w:rPr>
+                <w:rFonts w:ascii="맑은 고딕" w:hAnsi="맑은 고딕"/>
+                <w:b/>
+                <w:sz w:val="18"/>
+                <w:rFonts w:eastAsia="맑은 고딕"/>
+              </w:rPr>
+              <w:t>단위 테스트</w:t>
+            </w:r>
+          </w:p>
+        </w:tc>
+        <w:tc>
+          <w:tcPr>
+            <w:tcW w:type="dxa" w:w="2889"/>
+          </w:tcPr>
+          <w:p>
+            <w:r/>
+            <w:r>
+              <w:rPr>
+                <w:rFonts w:ascii="맑은 고딕" w:hAnsi="맑은 고딕"/>
+                <w:b w:val="0"/>
+                <w:sz w:val="18"/>
+                <w:rFonts w:eastAsia="맑은 고딕"/>
+              </w:rPr>
+              <w:t>vitest 전건 실행 — 로직 퇴행 차단</w:t>
+            </w:r>
+          </w:p>
+        </w:tc>
+        <w:tc>
+          <w:tcPr>
+            <w:tcW w:type="dxa" w:w="2889"/>
+          </w:tcPr>
+          <w:p>
+            <w:r/>
+            <w:r>
+              <w:rPr>
+                <w:rFonts w:ascii="맑은 고딕" w:hAnsi="맑은 고딕"/>
+                <w:b w:val="0"/>
+                <w:sz w:val="18"/>
+                <w:rFonts w:eastAsia="맑은 고딕"/>
+              </w:rPr>
+              <w:t>매 변경 자동 실행</w:t>
+            </w:r>
+          </w:p>
+        </w:tc>
+      </w:tr>
+      <w:tr>
+        <w:tc>
+          <w:tcPr>
+            <w:tcW w:type="dxa" w:w="2889"/>
+          </w:tcPr>
+          <w:p>
+            <w:r/>
+            <w:r>
+              <w:rPr>
+                <w:rFonts w:ascii="맑은 고딕" w:hAnsi="맑은 고딕"/>
+                <w:b/>
+                <w:sz w:val="18"/>
+                <w:rFonts w:eastAsia="맑은 고딕"/>
+              </w:rPr>
+              <w:t>스키마 참조</w:t>
+            </w:r>
+          </w:p>
+        </w:tc>
+        <w:tc>
+          <w:tcPr>
+            <w:tcW w:type="dxa" w:w="2889"/>
+          </w:tcPr>
+          <w:p>
+            <w:r/>
+            <w:r>
+              <w:rPr>
+                <w:rFonts w:ascii="맑은 고딕" w:hAnsi="맑은 고딕"/>
+                <w:b w:val="0"/>
+                <w:sz w:val="18"/>
+                <w:rFonts w:eastAsia="맑은 고딕"/>
+              </w:rPr>
+              <w:t>없는 표·칸 조회와 마이그레이션 재실행 충돌 차단</w:t>
             </w:r>
           </w:p>
         </w:tc>
@@ -10893,7 +11282,16 @@
         </w:tc>
       </w:tr>
     </w:tbl>
-    <w:p/>
+    <w:p>
+      <w:pPr>
+        <w:spacing w:before="0" w:after="0" w:line="20" w:lineRule="exact"/>
+      </w:pPr>
+      <w:r>
+        <w:rPr>
+          <w:sz w:val="2"/>
+        </w:rPr>
+      </w:r>
+    </w:p>
     <w:sectPr>
       <w:headerReference w:type="default" r:id="rId7"/>
       <w:footerReference w:type="default" r:id="rId8"/>
@@ -11300,6 +11698,234 @@
       <w:startOverride w:val="1"/>
     </w:lvlOverride>
   </w:num>
+  <w:num w:numId="9">
+    <w:abstractNumId w:val="2"/>
+    <w:lvlOverride w:ilvl="0">
+      <w:startOverride w:val="1"/>
+    </w:lvlOverride>
+  </w:num>
+  <w:num w:numId="10">
+    <w:abstractNumId w:val="2"/>
+    <w:lvlOverride w:ilvl="0">
+      <w:startOverride w:val="1"/>
+    </w:lvlOverride>
+  </w:num>
+  <w:num w:numId="11">
+    <w:abstractNumId w:val="2"/>
+    <w:lvlOverride w:ilvl="0">
+      <w:startOverride w:val="1"/>
+    </w:lvlOverride>
+  </w:num>
+  <w:num w:numId="12">
+    <w:abstractNumId w:val="2"/>
+    <w:lvlOverride w:ilvl="0">
+      <w:startOverride w:val="1"/>
+    </w:lvlOverride>
+  </w:num>
+  <w:num w:numId="13">
+    <w:abstractNumId w:val="2"/>
+    <w:lvlOverride w:ilvl="0">
+      <w:startOverride w:val="1"/>
+    </w:lvlOverride>
+  </w:num>
+  <w:num w:numId="14">
+    <w:abstractNumId w:val="2"/>
+    <w:lvlOverride w:ilvl="0">
+      <w:startOverride w:val="1"/>
+    </w:lvlOverride>
+  </w:num>
+  <w:num w:numId="15">
+    <w:abstractNumId w:val="2"/>
+    <w:lvlOverride w:ilvl="0">
+      <w:startOverride w:val="1"/>
+    </w:lvlOverride>
+  </w:num>
+  <w:num w:numId="16">
+    <w:abstractNumId w:val="2"/>
+    <w:lvlOverride w:ilvl="0">
+      <w:startOverride w:val="1"/>
+    </w:lvlOverride>
+  </w:num>
+  <w:num w:numId="17">
+    <w:abstractNumId w:val="2"/>
+    <w:lvlOverride w:ilvl="0">
+      <w:startOverride w:val="1"/>
+    </w:lvlOverride>
+  </w:num>
+  <w:num w:numId="18">
+    <w:abstractNumId w:val="2"/>
+    <w:lvlOverride w:ilvl="0">
+      <w:startOverride w:val="1"/>
+    </w:lvlOverride>
+  </w:num>
+  <w:num w:numId="19">
+    <w:abstractNumId w:val="2"/>
+    <w:lvlOverride w:ilvl="0">
+      <w:startOverride w:val="1"/>
+    </w:lvlOverride>
+  </w:num>
+  <w:num w:numId="20">
+    <w:abstractNumId w:val="2"/>
+    <w:lvlOverride w:ilvl="0">
+      <w:startOverride w:val="1"/>
+    </w:lvlOverride>
+  </w:num>
+  <w:num w:numId="21">
+    <w:abstractNumId w:val="2"/>
+    <w:lvlOverride w:ilvl="0">
+      <w:startOverride w:val="1"/>
+    </w:lvlOverride>
+  </w:num>
+  <w:num w:numId="22">
+    <w:abstractNumId w:val="2"/>
+    <w:lvlOverride w:ilvl="0">
+      <w:startOverride w:val="1"/>
+    </w:lvlOverride>
+  </w:num>
+  <w:num w:numId="23">
+    <w:abstractNumId w:val="2"/>
+    <w:lvlOverride w:ilvl="0">
+      <w:startOverride w:val="1"/>
+    </w:lvlOverride>
+  </w:num>
+  <w:num w:numId="24">
+    <w:abstractNumId w:val="2"/>
+    <w:lvlOverride w:ilvl="0">
+      <w:startOverride w:val="1"/>
+    </w:lvlOverride>
+  </w:num>
+  <w:num w:numId="25">
+    <w:abstractNumId w:val="2"/>
+    <w:lvlOverride w:ilvl="0">
+      <w:startOverride w:val="1"/>
+    </w:lvlOverride>
+  </w:num>
+  <w:num w:numId="26">
+    <w:abstractNumId w:val="2"/>
+    <w:lvlOverride w:ilvl="0">
+      <w:startOverride w:val="1"/>
+    </w:lvlOverride>
+  </w:num>
+  <w:num w:numId="27">
+    <w:abstractNumId w:val="2"/>
+    <w:lvlOverride w:ilvl="0">
+      <w:startOverride w:val="1"/>
+    </w:lvlOverride>
+  </w:num>
+  <w:num w:numId="28">
+    <w:abstractNumId w:val="2"/>
+    <w:lvlOverride w:ilvl="0">
+      <w:startOverride w:val="1"/>
+    </w:lvlOverride>
+  </w:num>
+  <w:num w:numId="29">
+    <w:abstractNumId w:val="2"/>
+    <w:lvlOverride w:ilvl="0">
+      <w:startOverride w:val="1"/>
+    </w:lvlOverride>
+  </w:num>
+  <w:num w:numId="30">
+    <w:abstractNumId w:val="2"/>
+    <w:lvlOverride w:ilvl="0">
+      <w:startOverride w:val="1"/>
+    </w:lvlOverride>
+  </w:num>
+  <w:num w:numId="31">
+    <w:abstractNumId w:val="2"/>
+    <w:lvlOverride w:ilvl="0">
+      <w:startOverride w:val="1"/>
+    </w:lvlOverride>
+  </w:num>
+  <w:num w:numId="32">
+    <w:abstractNumId w:val="2"/>
+    <w:lvlOverride w:ilvl="0">
+      <w:startOverride w:val="1"/>
+    </w:lvlOverride>
+  </w:num>
+  <w:num w:numId="33">
+    <w:abstractNumId w:val="2"/>
+    <w:lvlOverride w:ilvl="0">
+      <w:startOverride w:val="1"/>
+    </w:lvlOverride>
+  </w:num>
+  <w:num w:numId="34">
+    <w:abstractNumId w:val="2"/>
+    <w:lvlOverride w:ilvl="0">
+      <w:startOverride w:val="1"/>
+    </w:lvlOverride>
+  </w:num>
+  <w:num w:numId="35">
+    <w:abstractNumId w:val="2"/>
+    <w:lvlOverride w:ilvl="0">
+      <w:startOverride w:val="1"/>
+    </w:lvlOverride>
+  </w:num>
+  <w:num w:numId="36">
+    <w:abstractNumId w:val="2"/>
+    <w:lvlOverride w:ilvl="0">
+      <w:startOverride w:val="1"/>
+    </w:lvlOverride>
+  </w:num>
+  <w:num w:numId="37">
+    <w:abstractNumId w:val="2"/>
+    <w:lvlOverride w:ilvl="0">
+      <w:startOverride w:val="1"/>
+    </w:lvlOverride>
+  </w:num>
+  <w:num w:numId="38">
+    <w:abstractNumId w:val="2"/>
+    <w:lvlOverride w:ilvl="0">
+      <w:startOverride w:val="1"/>
+    </w:lvlOverride>
+  </w:num>
+  <w:num w:numId="39">
+    <w:abstractNumId w:val="2"/>
+    <w:lvlOverride w:ilvl="0">
+      <w:startOverride w:val="1"/>
+    </w:lvlOverride>
+  </w:num>
+  <w:num w:numId="40">
+    <w:abstractNumId w:val="2"/>
+    <w:lvlOverride w:ilvl="0">
+      <w:startOverride w:val="1"/>
+    </w:lvlOverride>
+  </w:num>
+  <w:num w:numId="41">
+    <w:abstractNumId w:val="2"/>
+    <w:lvlOverride w:ilvl="0">
+      <w:startOverride w:val="1"/>
+    </w:lvlOverride>
+  </w:num>
+  <w:num w:numId="42">
+    <w:abstractNumId w:val="2"/>
+    <w:lvlOverride w:ilvl="0">
+      <w:startOverride w:val="1"/>
+    </w:lvlOverride>
+  </w:num>
+  <w:num w:numId="43">
+    <w:abstractNumId w:val="2"/>
+    <w:lvlOverride w:ilvl="0">
+      <w:startOverride w:val="1"/>
+    </w:lvlOverride>
+  </w:num>
+  <w:num w:numId="44">
+    <w:abstractNumId w:val="2"/>
+    <w:lvlOverride w:ilvl="0">
+      <w:startOverride w:val="1"/>
+    </w:lvlOverride>
+  </w:num>
+  <w:num w:numId="45">
+    <w:abstractNumId w:val="2"/>
+    <w:lvlOverride w:ilvl="0">
+      <w:startOverride w:val="1"/>
+    </w:lvlOverride>
+  </w:num>
+  <w:num w:numId="46">
+    <w:abstractNumId w:val="2"/>
+    <w:lvlOverride w:ilvl="0">
+      <w:startOverride w:val="1"/>
+    </w:lvlOverride>
+  </w:num>
 </w:numbering>
 </file>
 

--- a/docs/government-project/08_테스트결과서.docx
+++ b/docs/government-project/08_테스트결과서.docx
@@ -858,7 +858,7 @@
         <w:keepNext/>
         <w:numPr>
           <w:ilvl w:val="0"/>
-          <w:numId w:val="45"/>
+          <w:numId w:val="55"/>
         </w:numPr>
         <w:spacing w:after="40" w:before="40"/>
       </w:pPr>
@@ -877,7 +877,7 @@
         <w:keepNext/>
         <w:numPr>
           <w:ilvl w:val="0"/>
-          <w:numId w:val="45"/>
+          <w:numId w:val="55"/>
         </w:numPr>
         <w:spacing w:after="40" w:before="40"/>
       </w:pPr>
@@ -896,7 +896,7 @@
         <w:keepNext/>
         <w:numPr>
           <w:ilvl w:val="0"/>
-          <w:numId w:val="45"/>
+          <w:numId w:val="55"/>
         </w:numPr>
         <w:spacing w:after="40" w:before="40"/>
       </w:pPr>
@@ -915,7 +915,7 @@
         <w:keepNext/>
         <w:numPr>
           <w:ilvl w:val="0"/>
-          <w:numId w:val="45"/>
+          <w:numId w:val="55"/>
         </w:numPr>
         <w:spacing w:after="40" w:before="40"/>
       </w:pPr>
@@ -933,7 +933,7 @@
         <w:pStyle w:val="ListParagraph"/>
         <w:numPr>
           <w:ilvl w:val="0"/>
-          <w:numId w:val="45"/>
+          <w:numId w:val="55"/>
         </w:numPr>
         <w:spacing w:after="40" w:before="40"/>
       </w:pPr>
@@ -6486,7 +6486,7 @@
                 <w:sz w:val="18"/>
                 <w:rFonts w:eastAsia="맑은 고딕"/>
               </w:rPr>
-              <w:t>AI 챗봇 첫 토큰</w:t>
+              <w:t>AI 응답 완료 시간</w:t>
             </w:r>
           </w:p>
         </w:tc>
@@ -6503,7 +6503,7 @@
                 <w:sz w:val="18"/>
                 <w:rFonts w:eastAsia="맑은 고딕"/>
               </w:rPr>
-              <w:t>3초 이하</w:t>
+              <w:t>5초 이하 (NFR-02)</w:t>
             </w:r>
           </w:p>
         </w:tc>
@@ -6520,7 +6520,7 @@
                 <w:sz w:val="18"/>
                 <w:rFonts w:eastAsia="맑은 고딕"/>
               </w:rPr>
-              <w:t>미측정</w:t>
+              <w:t>중앙값 5.7초 · 상위 5% 7.8초 — 목표 미달</w:t>
             </w:r>
           </w:p>
         </w:tc>
@@ -6537,7 +6537,7 @@
                 <w:sz w:val="18"/>
                 <w:rFonts w:eastAsia="맑은 고딕"/>
               </w:rPr>
-              <w:t>별도 계측 도구 필요</w:t>
+              <w:t>AI 회귀 시험 기록 2,212건 기준(ai_regression_runs.latency_ms, 2026-08-17까지 누적). 「첫 토큰까지」는 이 값에 안 담긴다. 별도 계측이 필요하다. 개선 과제</w:t>
             </w:r>
           </w:p>
         </w:tc>
@@ -7799,7 +7799,7 @@
                 <w:sz w:val="18"/>
                 <w:szCs w:val="18"/>
               </w:rPr>
-              <w:t xml:space="preserve">27건</w:t>
+              <w:t>27건(2026-04 수동) · 자동 스모크 97건(2026-08-20 실측)</w:t>
             </w:r>
           </w:p>
         </w:tc>
@@ -7832,7 +7832,7 @@
                 <w:sz w:val="18"/>
                 <w:szCs w:val="18"/>
               </w:rPr>
-              <w:t>27/27 (2026-04 수동 확인 기준)</w:t>
+              <w:t>수동 27/27 · 자동 스모크 70통과 2실패 25건너뜀</w:t>
             </w:r>
           </w:p>
         </w:tc>
@@ -7865,7 +7865,7 @@
                 <w:sz w:val="18"/>
                 <w:szCs w:val="18"/>
               </w:rPr>
-              <w:t xml:space="preserve">현재 시점 전체 통과</w:t>
+              <w:t>2026-08-20 실측. 실패 2건은 의뢰서 접수 뒤 완료 화면을 기다리는 검사로, 다시 돌리면 실패 건수가 달라지고(2건→1건) 자동 검사 서버에서는 통과한다. 접수 자체는 운영DB 저장까지 확인했다</w:t>
             </w:r>
           </w:p>
         </w:tc>
@@ -7900,7 +7900,7 @@
         <w:keepNext/>
         <w:numPr>
           <w:ilvl w:val="0"/>
-          <w:numId w:val="46"/>
+          <w:numId w:val="56"/>
         </w:numPr>
         <w:spacing w:after="40" w:before="40"/>
       </w:pPr>
@@ -7919,7 +7919,7 @@
         <w:keepNext/>
         <w:numPr>
           <w:ilvl w:val="0"/>
-          <w:numId w:val="46"/>
+          <w:numId w:val="56"/>
         </w:numPr>
         <w:spacing w:after="40" w:before="40"/>
       </w:pPr>
@@ -7938,7 +7938,7 @@
         <w:keepNext/>
         <w:numPr>
           <w:ilvl w:val="0"/>
-          <w:numId w:val="46"/>
+          <w:numId w:val="56"/>
         </w:numPr>
         <w:spacing w:after="40" w:before="40"/>
       </w:pPr>
@@ -11926,6 +11926,66 @@
       <w:startOverride w:val="1"/>
     </w:lvlOverride>
   </w:num>
+  <w:num w:numId="47">
+    <w:abstractNumId w:val="2"/>
+    <w:lvlOverride w:ilvl="0">
+      <w:startOverride w:val="1"/>
+    </w:lvlOverride>
+  </w:num>
+  <w:num w:numId="48">
+    <w:abstractNumId w:val="2"/>
+    <w:lvlOverride w:ilvl="0">
+      <w:startOverride w:val="1"/>
+    </w:lvlOverride>
+  </w:num>
+  <w:num w:numId="49">
+    <w:abstractNumId w:val="2"/>
+    <w:lvlOverride w:ilvl="0">
+      <w:startOverride w:val="1"/>
+    </w:lvlOverride>
+  </w:num>
+  <w:num w:numId="50">
+    <w:abstractNumId w:val="2"/>
+    <w:lvlOverride w:ilvl="0">
+      <w:startOverride w:val="1"/>
+    </w:lvlOverride>
+  </w:num>
+  <w:num w:numId="51">
+    <w:abstractNumId w:val="2"/>
+    <w:lvlOverride w:ilvl="0">
+      <w:startOverride w:val="1"/>
+    </w:lvlOverride>
+  </w:num>
+  <w:num w:numId="52">
+    <w:abstractNumId w:val="2"/>
+    <w:lvlOverride w:ilvl="0">
+      <w:startOverride w:val="1"/>
+    </w:lvlOverride>
+  </w:num>
+  <w:num w:numId="53">
+    <w:abstractNumId w:val="2"/>
+    <w:lvlOverride w:ilvl="0">
+      <w:startOverride w:val="1"/>
+    </w:lvlOverride>
+  </w:num>
+  <w:num w:numId="54">
+    <w:abstractNumId w:val="2"/>
+    <w:lvlOverride w:ilvl="0">
+      <w:startOverride w:val="1"/>
+    </w:lvlOverride>
+  </w:num>
+  <w:num w:numId="55">
+    <w:abstractNumId w:val="2"/>
+    <w:lvlOverride w:ilvl="0">
+      <w:startOverride w:val="1"/>
+    </w:lvlOverride>
+  </w:num>
+  <w:num w:numId="56">
+    <w:abstractNumId w:val="2"/>
+    <w:lvlOverride w:ilvl="0">
+      <w:startOverride w:val="1"/>
+    </w:lvlOverride>
+  </w:num>
 </w:numbering>
 </file>
 

--- a/docs/government-project/08_테스트결과서.docx
+++ b/docs/government-project/08_테스트결과서.docx
@@ -858,7 +858,7 @@
         <w:keepNext/>
         <w:numPr>
           <w:ilvl w:val="0"/>
-          <w:numId w:val="55"/>
+          <w:numId w:val="57"/>
         </w:numPr>
         <w:spacing w:after="40" w:before="40"/>
       </w:pPr>
@@ -877,7 +877,7 @@
         <w:keepNext/>
         <w:numPr>
           <w:ilvl w:val="0"/>
-          <w:numId w:val="55"/>
+          <w:numId w:val="57"/>
         </w:numPr>
         <w:spacing w:after="40" w:before="40"/>
       </w:pPr>
@@ -896,7 +896,7 @@
         <w:keepNext/>
         <w:numPr>
           <w:ilvl w:val="0"/>
-          <w:numId w:val="55"/>
+          <w:numId w:val="57"/>
         </w:numPr>
         <w:spacing w:after="40" w:before="40"/>
       </w:pPr>
@@ -915,7 +915,7 @@
         <w:keepNext/>
         <w:numPr>
           <w:ilvl w:val="0"/>
-          <w:numId w:val="55"/>
+          <w:numId w:val="57"/>
         </w:numPr>
         <w:spacing w:after="40" w:before="40"/>
       </w:pPr>
@@ -933,7 +933,7 @@
         <w:pStyle w:val="ListParagraph"/>
         <w:numPr>
           <w:ilvl w:val="0"/>
-          <w:numId w:val="55"/>
+          <w:numId w:val="57"/>
         </w:numPr>
         <w:spacing w:after="40" w:before="40"/>
       </w:pPr>
@@ -7900,7 +7900,7 @@
         <w:keepNext/>
         <w:numPr>
           <w:ilvl w:val="0"/>
-          <w:numId w:val="56"/>
+          <w:numId w:val="58"/>
         </w:numPr>
         <w:spacing w:after="40" w:before="40"/>
       </w:pPr>
@@ -7919,7 +7919,7 @@
         <w:keepNext/>
         <w:numPr>
           <w:ilvl w:val="0"/>
-          <w:numId w:val="56"/>
+          <w:numId w:val="58"/>
         </w:numPr>
         <w:spacing w:after="40" w:before="40"/>
       </w:pPr>
@@ -7938,7 +7938,7 @@
         <w:keepNext/>
         <w:numPr>
           <w:ilvl w:val="0"/>
-          <w:numId w:val="56"/>
+          <w:numId w:val="58"/>
         </w:numPr>
         <w:spacing w:after="40" w:before="40"/>
       </w:pPr>
@@ -11986,6 +11986,18 @@
       <w:startOverride w:val="1"/>
     </w:lvlOverride>
   </w:num>
+  <w:num w:numId="57">
+    <w:abstractNumId w:val="2"/>
+    <w:lvlOverride w:ilvl="0">
+      <w:startOverride w:val="1"/>
+    </w:lvlOverride>
+  </w:num>
+  <w:num w:numId="58">
+    <w:abstractNumId w:val="2"/>
+    <w:lvlOverride w:ilvl="0">
+      <w:startOverride w:val="1"/>
+    </w:lvlOverride>
+  </w:num>
 </w:numbering>
 </file>
 

--- a/docs/government-project/08_테스트결과서.docx
+++ b/docs/government-project/08_테스트결과서.docx
@@ -858,7 +858,7 @@
         <w:keepNext/>
         <w:numPr>
           <w:ilvl w:val="0"/>
-          <w:numId w:val="57"/>
+          <w:numId w:val="61"/>
         </w:numPr>
         <w:spacing w:after="40" w:before="40"/>
       </w:pPr>
@@ -877,7 +877,7 @@
         <w:keepNext/>
         <w:numPr>
           <w:ilvl w:val="0"/>
-          <w:numId w:val="57"/>
+          <w:numId w:val="61"/>
         </w:numPr>
         <w:spacing w:after="40" w:before="40"/>
       </w:pPr>
@@ -896,7 +896,7 @@
         <w:keepNext/>
         <w:numPr>
           <w:ilvl w:val="0"/>
-          <w:numId w:val="57"/>
+          <w:numId w:val="61"/>
         </w:numPr>
         <w:spacing w:after="40" w:before="40"/>
       </w:pPr>
@@ -915,7 +915,7 @@
         <w:keepNext/>
         <w:numPr>
           <w:ilvl w:val="0"/>
-          <w:numId w:val="57"/>
+          <w:numId w:val="61"/>
         </w:numPr>
         <w:spacing w:after="40" w:before="40"/>
       </w:pPr>
@@ -933,7 +933,7 @@
         <w:pStyle w:val="ListParagraph"/>
         <w:numPr>
           <w:ilvl w:val="0"/>
-          <w:numId w:val="57"/>
+          <w:numId w:val="61"/>
         </w:numPr>
         <w:spacing w:after="40" w:before="40"/>
       </w:pPr>
@@ -6240,7 +6240,7 @@
                 <w:sz w:val="18"/>
                 <w:rFonts w:eastAsia="맑은 고딕"/>
               </w:rPr>
-              <w:t>모바일 6.40초 / 데스크톱 1.41초</w:t>
+              <w:t>모바일 6.96초 / 데스크톱 1.47초</w:t>
             </w:r>
           </w:p>
         </w:tc>
@@ -6257,7 +6257,7 @@
                 <w:sz w:val="18"/>
                 <w:rFonts w:eastAsia="맑은 고딕"/>
               </w:rPr>
-              <w:t>각 5회 반복 측정의 중앙값. 데스크톱 충족, 모바일 미달(첫 화면 전송량 831KB 가 저속 회선에서 병목). 개선 과제</w:t>
+              <w:t>각 5회 반복 측정의 중앙값. 데스크톱 충족, 모바일 미달(첫 화면 전송량 1.2MB 가 저속 회선에서 병목). 개선 과제</w:t>
             </w:r>
           </w:p>
         </w:tc>
@@ -6310,7 +6310,7 @@
                 <w:sz w:val="18"/>
                 <w:rFonts w:eastAsia="맑은 고딕"/>
               </w:rPr>
-              <w:t>데스크톱 0.51(5회 중 4회) / 모바일 0.95(5회 중 1회)</w:t>
+              <w:t>데스크톱 0.008 / 모바일 0.045</w:t>
             </w:r>
           </w:p>
         </w:tc>
@@ -6327,7 +6327,7 @@
                 <w:sz w:val="18"/>
                 <w:rFonts w:eastAsia="맑은 고딕"/>
               </w:rPr>
-              <w:t>간헐 발생. 화면 골격이 본문보다 먼저 그려진 회차에서만 꼬리말이 밀린다. 원인 규명 및 수정 완료(본판 반영). 실서비스 배포 후 재측정 예정</w:t>
+              <w:t>수정 전 데스크톱 0.51(5회 중 4회 발생)·모바일 0.95. 실서비스 반영 뒤 각 5회 재측정 결과 목표를 넘긴 회차 0/5. 양쪽 충족</w:t>
             </w:r>
           </w:p>
         </w:tc>
@@ -6380,7 +6380,7 @@
                 <w:sz w:val="18"/>
                 <w:rFonts w:eastAsia="맑은 고딕"/>
               </w:rPr>
-              <w:t>모바일 186ms / 데스크톱 25ms</w:t>
+              <w:t>모바일 183ms / 데스크톱 0ms</w:t>
             </w:r>
           </w:p>
         </w:tc>
@@ -6450,7 +6450,7 @@
                 <w:sz w:val="18"/>
                 <w:rFonts w:eastAsia="맑은 고딕"/>
               </w:rPr>
-              <w:t>26~35ms</w:t>
+              <w:t>29~43ms</w:t>
             </w:r>
           </w:p>
         </w:tc>
@@ -7900,7 +7900,7 @@
         <w:keepNext/>
         <w:numPr>
           <w:ilvl w:val="0"/>
-          <w:numId w:val="58"/>
+          <w:numId w:val="62"/>
         </w:numPr>
         <w:spacing w:after="40" w:before="40"/>
       </w:pPr>
@@ -7919,7 +7919,7 @@
         <w:keepNext/>
         <w:numPr>
           <w:ilvl w:val="0"/>
-          <w:numId w:val="58"/>
+          <w:numId w:val="62"/>
         </w:numPr>
         <w:spacing w:after="40" w:before="40"/>
       </w:pPr>
@@ -7938,7 +7938,7 @@
         <w:keepNext/>
         <w:numPr>
           <w:ilvl w:val="0"/>
-          <w:numId w:val="58"/>
+          <w:numId w:val="62"/>
         </w:numPr>
         <w:spacing w:after="40" w:before="40"/>
       </w:pPr>
@@ -11998,6 +11998,30 @@
       <w:startOverride w:val="1"/>
     </w:lvlOverride>
   </w:num>
+  <w:num w:numId="59">
+    <w:abstractNumId w:val="2"/>
+    <w:lvlOverride w:ilvl="0">
+      <w:startOverride w:val="1"/>
+    </w:lvlOverride>
+  </w:num>
+  <w:num w:numId="60">
+    <w:abstractNumId w:val="2"/>
+    <w:lvlOverride w:ilvl="0">
+      <w:startOverride w:val="1"/>
+    </w:lvlOverride>
+  </w:num>
+  <w:num w:numId="61">
+    <w:abstractNumId w:val="2"/>
+    <w:lvlOverride w:ilvl="0">
+      <w:startOverride w:val="1"/>
+    </w:lvlOverride>
+  </w:num>
+  <w:num w:numId="62">
+    <w:abstractNumId w:val="2"/>
+    <w:lvlOverride w:ilvl="0">
+      <w:startOverride w:val="1"/>
+    </w:lvlOverride>
+  </w:num>
 </w:numbering>
 </file>
 

--- a/docs/government-project/08_테스트결과서.docx
+++ b/docs/government-project/08_테스트결과서.docx
@@ -858,7 +858,7 @@
         <w:keepNext/>
         <w:numPr>
           <w:ilvl w:val="0"/>
-          <w:numId w:val="61"/>
+          <w:numId w:val="65"/>
         </w:numPr>
         <w:spacing w:after="40" w:before="40"/>
       </w:pPr>
@@ -877,7 +877,7 @@
         <w:keepNext/>
         <w:numPr>
           <w:ilvl w:val="0"/>
-          <w:numId w:val="61"/>
+          <w:numId w:val="65"/>
         </w:numPr>
         <w:spacing w:after="40" w:before="40"/>
       </w:pPr>
@@ -896,7 +896,7 @@
         <w:keepNext/>
         <w:numPr>
           <w:ilvl w:val="0"/>
-          <w:numId w:val="61"/>
+          <w:numId w:val="65"/>
         </w:numPr>
         <w:spacing w:after="40" w:before="40"/>
       </w:pPr>
@@ -915,7 +915,7 @@
         <w:keepNext/>
         <w:numPr>
           <w:ilvl w:val="0"/>
-          <w:numId w:val="61"/>
+          <w:numId w:val="65"/>
         </w:numPr>
         <w:spacing w:after="40" w:before="40"/>
       </w:pPr>
@@ -933,7 +933,7 @@
         <w:pStyle w:val="ListParagraph"/>
         <w:numPr>
           <w:ilvl w:val="0"/>
-          <w:numId w:val="61"/>
+          <w:numId w:val="65"/>
         </w:numPr>
         <w:spacing w:after="40" w:before="40"/>
       </w:pPr>
@@ -7900,7 +7900,7 @@
         <w:keepNext/>
         <w:numPr>
           <w:ilvl w:val="0"/>
-          <w:numId w:val="62"/>
+          <w:numId w:val="66"/>
         </w:numPr>
         <w:spacing w:after="40" w:before="40"/>
       </w:pPr>
@@ -7919,7 +7919,7 @@
         <w:keepNext/>
         <w:numPr>
           <w:ilvl w:val="0"/>
-          <w:numId w:val="62"/>
+          <w:numId w:val="66"/>
         </w:numPr>
         <w:spacing w:after="40" w:before="40"/>
       </w:pPr>
@@ -7938,7 +7938,7 @@
         <w:keepNext/>
         <w:numPr>
           <w:ilvl w:val="0"/>
-          <w:numId w:val="62"/>
+          <w:numId w:val="66"/>
         </w:numPr>
         <w:spacing w:after="40" w:before="40"/>
       </w:pPr>
@@ -12022,6 +12022,30 @@
       <w:startOverride w:val="1"/>
     </w:lvlOverride>
   </w:num>
+  <w:num w:numId="63">
+    <w:abstractNumId w:val="2"/>
+    <w:lvlOverride w:ilvl="0">
+      <w:startOverride w:val="1"/>
+    </w:lvlOverride>
+  </w:num>
+  <w:num w:numId="64">
+    <w:abstractNumId w:val="2"/>
+    <w:lvlOverride w:ilvl="0">
+      <w:startOverride w:val="1"/>
+    </w:lvlOverride>
+  </w:num>
+  <w:num w:numId="65">
+    <w:abstractNumId w:val="2"/>
+    <w:lvlOverride w:ilvl="0">
+      <w:startOverride w:val="1"/>
+    </w:lvlOverride>
+  </w:num>
+  <w:num w:numId="66">
+    <w:abstractNumId w:val="2"/>
+    <w:lvlOverride w:ilvl="0">
+      <w:startOverride w:val="1"/>
+    </w:lvlOverride>
+  </w:num>
 </w:numbering>
 </file>
 

--- a/docs/government-project/08_테스트결과서.docx
+++ b/docs/government-project/08_테스트결과서.docx
@@ -858,7 +858,7 @@
         <w:keepNext/>
         <w:numPr>
           <w:ilvl w:val="0"/>
-          <w:numId w:val="65"/>
+          <w:numId w:val="67"/>
         </w:numPr>
         <w:spacing w:after="40" w:before="40"/>
       </w:pPr>
@@ -877,7 +877,7 @@
         <w:keepNext/>
         <w:numPr>
           <w:ilvl w:val="0"/>
-          <w:numId w:val="65"/>
+          <w:numId w:val="67"/>
         </w:numPr>
         <w:spacing w:after="40" w:before="40"/>
       </w:pPr>
@@ -896,7 +896,7 @@
         <w:keepNext/>
         <w:numPr>
           <w:ilvl w:val="0"/>
-          <w:numId w:val="65"/>
+          <w:numId w:val="67"/>
         </w:numPr>
         <w:spacing w:after="40" w:before="40"/>
       </w:pPr>
@@ -915,7 +915,7 @@
         <w:keepNext/>
         <w:numPr>
           <w:ilvl w:val="0"/>
-          <w:numId w:val="65"/>
+          <w:numId w:val="67"/>
         </w:numPr>
         <w:spacing w:after="40" w:before="40"/>
       </w:pPr>
@@ -933,7 +933,7 @@
         <w:pStyle w:val="ListParagraph"/>
         <w:numPr>
           <w:ilvl w:val="0"/>
-          <w:numId w:val="65"/>
+          <w:numId w:val="67"/>
         </w:numPr>
         <w:spacing w:after="40" w:before="40"/>
       </w:pPr>
@@ -7900,7 +7900,7 @@
         <w:keepNext/>
         <w:numPr>
           <w:ilvl w:val="0"/>
-          <w:numId w:val="66"/>
+          <w:numId w:val="68"/>
         </w:numPr>
         <w:spacing w:after="40" w:before="40"/>
       </w:pPr>
@@ -7919,7 +7919,7 @@
         <w:keepNext/>
         <w:numPr>
           <w:ilvl w:val="0"/>
-          <w:numId w:val="66"/>
+          <w:numId w:val="68"/>
         </w:numPr>
         <w:spacing w:after="40" w:before="40"/>
       </w:pPr>
@@ -7938,7 +7938,7 @@
         <w:keepNext/>
         <w:numPr>
           <w:ilvl w:val="0"/>
-          <w:numId w:val="66"/>
+          <w:numId w:val="68"/>
         </w:numPr>
         <w:spacing w:after="40" w:before="40"/>
       </w:pPr>
@@ -12046,6 +12046,18 @@
       <w:startOverride w:val="1"/>
     </w:lvlOverride>
   </w:num>
+  <w:num w:numId="67">
+    <w:abstractNumId w:val="2"/>
+    <w:lvlOverride w:ilvl="0">
+      <w:startOverride w:val="1"/>
+    </w:lvlOverride>
+  </w:num>
+  <w:num w:numId="68">
+    <w:abstractNumId w:val="2"/>
+    <w:lvlOverride w:ilvl="0">
+      <w:startOverride w:val="1"/>
+    </w:lvlOverride>
+  </w:num>
 </w:numbering>
 </file>
 

--- a/docs/government-project/08_테스트결과서.docx
+++ b/docs/government-project/08_테스트결과서.docx
@@ -858,7 +858,7 @@
         <w:keepNext/>
         <w:numPr>
           <w:ilvl w:val="0"/>
-          <w:numId w:val="67"/>
+          <w:numId w:val="71"/>
         </w:numPr>
         <w:spacing w:after="40" w:before="40"/>
       </w:pPr>
@@ -877,7 +877,7 @@
         <w:keepNext/>
         <w:numPr>
           <w:ilvl w:val="0"/>
-          <w:numId w:val="67"/>
+          <w:numId w:val="71"/>
         </w:numPr>
         <w:spacing w:after="40" w:before="40"/>
       </w:pPr>
@@ -896,7 +896,7 @@
         <w:keepNext/>
         <w:numPr>
           <w:ilvl w:val="0"/>
-          <w:numId w:val="67"/>
+          <w:numId w:val="71"/>
         </w:numPr>
         <w:spacing w:after="40" w:before="40"/>
       </w:pPr>
@@ -915,7 +915,7 @@
         <w:keepNext/>
         <w:numPr>
           <w:ilvl w:val="0"/>
-          <w:numId w:val="67"/>
+          <w:numId w:val="71"/>
         </w:numPr>
         <w:spacing w:after="40" w:before="40"/>
       </w:pPr>
@@ -933,7 +933,7 @@
         <w:pStyle w:val="ListParagraph"/>
         <w:numPr>
           <w:ilvl w:val="0"/>
-          <w:numId w:val="67"/>
+          <w:numId w:val="71"/>
         </w:numPr>
         <w:spacing w:after="40" w:before="40"/>
       </w:pPr>
@@ -7900,7 +7900,7 @@
         <w:keepNext/>
         <w:numPr>
           <w:ilvl w:val="0"/>
-          <w:numId w:val="68"/>
+          <w:numId w:val="72"/>
         </w:numPr>
         <w:spacing w:after="40" w:before="40"/>
       </w:pPr>
@@ -7919,7 +7919,7 @@
         <w:keepNext/>
         <w:numPr>
           <w:ilvl w:val="0"/>
-          <w:numId w:val="68"/>
+          <w:numId w:val="72"/>
         </w:numPr>
         <w:spacing w:after="40" w:before="40"/>
       </w:pPr>
@@ -7938,7 +7938,7 @@
         <w:keepNext/>
         <w:numPr>
           <w:ilvl w:val="0"/>
-          <w:numId w:val="68"/>
+          <w:numId w:val="72"/>
         </w:numPr>
         <w:spacing w:after="40" w:before="40"/>
       </w:pPr>
@@ -12058,6 +12058,30 @@
       <w:startOverride w:val="1"/>
     </w:lvlOverride>
   </w:num>
+  <w:num w:numId="69">
+    <w:abstractNumId w:val="2"/>
+    <w:lvlOverride w:ilvl="0">
+      <w:startOverride w:val="1"/>
+    </w:lvlOverride>
+  </w:num>
+  <w:num w:numId="70">
+    <w:abstractNumId w:val="2"/>
+    <w:lvlOverride w:ilvl="0">
+      <w:startOverride w:val="1"/>
+    </w:lvlOverride>
+  </w:num>
+  <w:num w:numId="71">
+    <w:abstractNumId w:val="2"/>
+    <w:lvlOverride w:ilvl="0">
+      <w:startOverride w:val="1"/>
+    </w:lvlOverride>
+  </w:num>
+  <w:num w:numId="72">
+    <w:abstractNumId w:val="2"/>
+    <w:lvlOverride w:ilvl="0">
+      <w:startOverride w:val="1"/>
+    </w:lvlOverride>
+  </w:num>
 </w:numbering>
 </file>
 

--- a/docs/government-project/08_테스트결과서.docx
+++ b/docs/government-project/08_테스트결과서.docx
@@ -858,7 +858,7 @@
         <w:keepNext/>
         <w:numPr>
           <w:ilvl w:val="0"/>
-          <w:numId w:val="71"/>
+          <w:numId w:val="75"/>
         </w:numPr>
         <w:spacing w:after="40" w:before="40"/>
       </w:pPr>
@@ -877,7 +877,7 @@
         <w:keepNext/>
         <w:numPr>
           <w:ilvl w:val="0"/>
-          <w:numId w:val="71"/>
+          <w:numId w:val="75"/>
         </w:numPr>
         <w:spacing w:after="40" w:before="40"/>
       </w:pPr>
@@ -896,7 +896,7 @@
         <w:keepNext/>
         <w:numPr>
           <w:ilvl w:val="0"/>
-          <w:numId w:val="71"/>
+          <w:numId w:val="75"/>
         </w:numPr>
         <w:spacing w:after="40" w:before="40"/>
       </w:pPr>
@@ -915,7 +915,7 @@
         <w:keepNext/>
         <w:numPr>
           <w:ilvl w:val="0"/>
-          <w:numId w:val="71"/>
+          <w:numId w:val="75"/>
         </w:numPr>
         <w:spacing w:after="40" w:before="40"/>
       </w:pPr>
@@ -933,7 +933,7 @@
         <w:pStyle w:val="ListParagraph"/>
         <w:numPr>
           <w:ilvl w:val="0"/>
-          <w:numId w:val="71"/>
+          <w:numId w:val="75"/>
         </w:numPr>
         <w:spacing w:after="40" w:before="40"/>
       </w:pPr>
@@ -7900,7 +7900,7 @@
         <w:keepNext/>
         <w:numPr>
           <w:ilvl w:val="0"/>
-          <w:numId w:val="72"/>
+          <w:numId w:val="76"/>
         </w:numPr>
         <w:spacing w:after="40" w:before="40"/>
       </w:pPr>
@@ -7919,7 +7919,7 @@
         <w:keepNext/>
         <w:numPr>
           <w:ilvl w:val="0"/>
-          <w:numId w:val="72"/>
+          <w:numId w:val="76"/>
         </w:numPr>
         <w:spacing w:after="40" w:before="40"/>
       </w:pPr>
@@ -7938,7 +7938,7 @@
         <w:keepNext/>
         <w:numPr>
           <w:ilvl w:val="0"/>
-          <w:numId w:val="72"/>
+          <w:numId w:val="76"/>
         </w:numPr>
         <w:spacing w:after="40" w:before="40"/>
       </w:pPr>
@@ -12082,6 +12082,30 @@
       <w:startOverride w:val="1"/>
     </w:lvlOverride>
   </w:num>
+  <w:num w:numId="73">
+    <w:abstractNumId w:val="2"/>
+    <w:lvlOverride w:ilvl="0">
+      <w:startOverride w:val="1"/>
+    </w:lvlOverride>
+  </w:num>
+  <w:num w:numId="74">
+    <w:abstractNumId w:val="2"/>
+    <w:lvlOverride w:ilvl="0">
+      <w:startOverride w:val="1"/>
+    </w:lvlOverride>
+  </w:num>
+  <w:num w:numId="75">
+    <w:abstractNumId w:val="2"/>
+    <w:lvlOverride w:ilvl="0">
+      <w:startOverride w:val="1"/>
+    </w:lvlOverride>
+  </w:num>
+  <w:num w:numId="76">
+    <w:abstractNumId w:val="2"/>
+    <w:lvlOverride w:ilvl="0">
+      <w:startOverride w:val="1"/>
+    </w:lvlOverride>
+  </w:num>
 </w:numbering>
 </file>
 

--- a/docs/government-project/08_테스트결과서.docx
+++ b/docs/government-project/08_테스트결과서.docx
@@ -858,7 +858,7 @@
         <w:keepNext/>
         <w:numPr>
           <w:ilvl w:val="0"/>
-          <w:numId w:val="75"/>
+          <w:numId w:val="79"/>
         </w:numPr>
         <w:spacing w:after="40" w:before="40"/>
       </w:pPr>
@@ -877,7 +877,7 @@
         <w:keepNext/>
         <w:numPr>
           <w:ilvl w:val="0"/>
-          <w:numId w:val="75"/>
+          <w:numId w:val="79"/>
         </w:numPr>
         <w:spacing w:after="40" w:before="40"/>
       </w:pPr>
@@ -896,7 +896,7 @@
         <w:keepNext/>
         <w:numPr>
           <w:ilvl w:val="0"/>
-          <w:numId w:val="75"/>
+          <w:numId w:val="79"/>
         </w:numPr>
         <w:spacing w:after="40" w:before="40"/>
       </w:pPr>
@@ -915,7 +915,7 @@
         <w:keepNext/>
         <w:numPr>
           <w:ilvl w:val="0"/>
-          <w:numId w:val="75"/>
+          <w:numId w:val="79"/>
         </w:numPr>
         <w:spacing w:after="40" w:before="40"/>
       </w:pPr>
@@ -933,7 +933,7 @@
         <w:pStyle w:val="ListParagraph"/>
         <w:numPr>
           <w:ilvl w:val="0"/>
-          <w:numId w:val="75"/>
+          <w:numId w:val="79"/>
         </w:numPr>
         <w:spacing w:after="40" w:before="40"/>
       </w:pPr>
@@ -7900,7 +7900,7 @@
         <w:keepNext/>
         <w:numPr>
           <w:ilvl w:val="0"/>
-          <w:numId w:val="76"/>
+          <w:numId w:val="80"/>
         </w:numPr>
         <w:spacing w:after="40" w:before="40"/>
       </w:pPr>
@@ -7919,7 +7919,7 @@
         <w:keepNext/>
         <w:numPr>
           <w:ilvl w:val="0"/>
-          <w:numId w:val="76"/>
+          <w:numId w:val="80"/>
         </w:numPr>
         <w:spacing w:after="40" w:before="40"/>
       </w:pPr>
@@ -7938,7 +7938,7 @@
         <w:keepNext/>
         <w:numPr>
           <w:ilvl w:val="0"/>
-          <w:numId w:val="76"/>
+          <w:numId w:val="80"/>
         </w:numPr>
         <w:spacing w:after="40" w:before="40"/>
       </w:pPr>
@@ -12106,6 +12106,30 @@
       <w:startOverride w:val="1"/>
     </w:lvlOverride>
   </w:num>
+  <w:num w:numId="77">
+    <w:abstractNumId w:val="2"/>
+    <w:lvlOverride w:ilvl="0">
+      <w:startOverride w:val="1"/>
+    </w:lvlOverride>
+  </w:num>
+  <w:num w:numId="78">
+    <w:abstractNumId w:val="2"/>
+    <w:lvlOverride w:ilvl="0">
+      <w:startOverride w:val="1"/>
+    </w:lvlOverride>
+  </w:num>
+  <w:num w:numId="79">
+    <w:abstractNumId w:val="2"/>
+    <w:lvlOverride w:ilvl="0">
+      <w:startOverride w:val="1"/>
+    </w:lvlOverride>
+  </w:num>
+  <w:num w:numId="80">
+    <w:abstractNumId w:val="2"/>
+    <w:lvlOverride w:ilvl="0">
+      <w:startOverride w:val="1"/>
+    </w:lvlOverride>
+  </w:num>
 </w:numbering>
 </file>
 

--- a/docs/government-project/08_테스트결과서.docx
+++ b/docs/government-project/08_테스트결과서.docx
@@ -858,7 +858,7 @@
         <w:keepNext/>
         <w:numPr>
           <w:ilvl w:val="0"/>
-          <w:numId w:val="79"/>
+          <w:numId w:val="83"/>
         </w:numPr>
         <w:spacing w:after="40" w:before="40"/>
       </w:pPr>
@@ -877,7 +877,7 @@
         <w:keepNext/>
         <w:numPr>
           <w:ilvl w:val="0"/>
-          <w:numId w:val="79"/>
+          <w:numId w:val="83"/>
         </w:numPr>
         <w:spacing w:after="40" w:before="40"/>
       </w:pPr>
@@ -896,7 +896,7 @@
         <w:keepNext/>
         <w:numPr>
           <w:ilvl w:val="0"/>
-          <w:numId w:val="79"/>
+          <w:numId w:val="83"/>
         </w:numPr>
         <w:spacing w:after="40" w:before="40"/>
       </w:pPr>
@@ -915,7 +915,7 @@
         <w:keepNext/>
         <w:numPr>
           <w:ilvl w:val="0"/>
-          <w:numId w:val="79"/>
+          <w:numId w:val="83"/>
         </w:numPr>
         <w:spacing w:after="40" w:before="40"/>
       </w:pPr>
@@ -933,7 +933,7 @@
         <w:pStyle w:val="ListParagraph"/>
         <w:numPr>
           <w:ilvl w:val="0"/>
-          <w:numId w:val="79"/>
+          <w:numId w:val="83"/>
         </w:numPr>
         <w:spacing w:after="40" w:before="40"/>
       </w:pPr>
@@ -5242,7 +5242,7 @@
                 <w:sz w:val="18"/>
                 <w:szCs w:val="18"/>
               </w:rPr>
-              <w:t>인테이크 제출 후 DB 직접 조회: 성명·이메일·전화 암호문 확인(2026-08-19 재확인: 이메일 109건·전화 22건 전건 암호문). 문의 본문·의료진 소견은 검색·번역 목적으로 평문 보관</w:t>
+              <w:t>인테이크 제출 후 DB 직접 조회: 성명(first_name·last_name)·이메일·전화가 전건 암호문임을 운영DB 로 확인(2026-08-20 재측정: 값이 있는 행 전부 암호문, 평문 0건). 문의 본문·의료진 소견은 검색·번역 목적으로 평문 보관</w:t>
             </w:r>
           </w:p>
         </w:tc>
@@ -5710,7 +5710,7 @@
           <w:sz w:val="18"/>
           <w:szCs w:val="18"/>
         </w:rPr>
-        <w:t xml:space="preserve">  SEC-01~08 모두 통과 (2026-08-19 기준). 분기별 회귀 테스트 필수.</w:t>
+        <w:t xml:space="preserve">  SEC-01~08 모두 통과 (2026-08-20 재확인). 무엇이 지키는지: SEC-01·02·04 는 requireAdminAuth 단위 시험(미인증→403 · 역할 상승 차단 · 요청량 초과→429)과 admin-auth-required 자동 클릭 검사, SEC-03 은 게스트 토큰 검사 2종, SEC-05 는 운영DB 직접 조회, SEC-06 은 자동 검사 check:err-exposure, SEC-07 은 공개 표 90개 전부 접근권한 규칙(RLS) 켜짐·정책 93개, SEC-08 은 server-only 정적 검사. 분기별 회귀 테스트 필수.</w:t>
       </w:r>
     </w:p>
     <w:p>
@@ -7900,7 +7900,7 @@
         <w:keepNext/>
         <w:numPr>
           <w:ilvl w:val="0"/>
-          <w:numId w:val="80"/>
+          <w:numId w:val="84"/>
         </w:numPr>
         <w:spacing w:after="40" w:before="40"/>
       </w:pPr>
@@ -7919,7 +7919,7 @@
         <w:keepNext/>
         <w:numPr>
           <w:ilvl w:val="0"/>
-          <w:numId w:val="80"/>
+          <w:numId w:val="84"/>
         </w:numPr>
         <w:spacing w:after="40" w:before="40"/>
       </w:pPr>
@@ -7938,7 +7938,7 @@
         <w:keepNext/>
         <w:numPr>
           <w:ilvl w:val="0"/>
-          <w:numId w:val="80"/>
+          <w:numId w:val="84"/>
         </w:numPr>
         <w:spacing w:after="40" w:before="40"/>
       </w:pPr>
@@ -12130,6 +12130,30 @@
       <w:startOverride w:val="1"/>
     </w:lvlOverride>
   </w:num>
+  <w:num w:numId="81">
+    <w:abstractNumId w:val="2"/>
+    <w:lvlOverride w:ilvl="0">
+      <w:startOverride w:val="1"/>
+    </w:lvlOverride>
+  </w:num>
+  <w:num w:numId="82">
+    <w:abstractNumId w:val="2"/>
+    <w:lvlOverride w:ilvl="0">
+      <w:startOverride w:val="1"/>
+    </w:lvlOverride>
+  </w:num>
+  <w:num w:numId="83">
+    <w:abstractNumId w:val="2"/>
+    <w:lvlOverride w:ilvl="0">
+      <w:startOverride w:val="1"/>
+    </w:lvlOverride>
+  </w:num>
+  <w:num w:numId="84">
+    <w:abstractNumId w:val="2"/>
+    <w:lvlOverride w:ilvl="0">
+      <w:startOverride w:val="1"/>
+    </w:lvlOverride>
+  </w:num>
 </w:numbering>
 </file>
 

--- a/docs/government-project/08_테스트결과서.docx
+++ b/docs/government-project/08_테스트결과서.docx
@@ -858,7 +858,7 @@
         <w:keepNext/>
         <w:numPr>
           <w:ilvl w:val="0"/>
-          <w:numId w:val="83"/>
+          <w:numId w:val="85"/>
         </w:numPr>
         <w:spacing w:after="40" w:before="40"/>
       </w:pPr>
@@ -877,7 +877,7 @@
         <w:keepNext/>
         <w:numPr>
           <w:ilvl w:val="0"/>
-          <w:numId w:val="83"/>
+          <w:numId w:val="85"/>
         </w:numPr>
         <w:spacing w:after="40" w:before="40"/>
       </w:pPr>
@@ -896,7 +896,7 @@
         <w:keepNext/>
         <w:numPr>
           <w:ilvl w:val="0"/>
-          <w:numId w:val="83"/>
+          <w:numId w:val="85"/>
         </w:numPr>
         <w:spacing w:after="40" w:before="40"/>
       </w:pPr>
@@ -915,7 +915,7 @@
         <w:keepNext/>
         <w:numPr>
           <w:ilvl w:val="0"/>
-          <w:numId w:val="83"/>
+          <w:numId w:val="85"/>
         </w:numPr>
         <w:spacing w:after="40" w:before="40"/>
       </w:pPr>
@@ -933,7 +933,7 @@
         <w:pStyle w:val="ListParagraph"/>
         <w:numPr>
           <w:ilvl w:val="0"/>
-          <w:numId w:val="83"/>
+          <w:numId w:val="85"/>
         </w:numPr>
         <w:spacing w:after="40" w:before="40"/>
       </w:pPr>
@@ -7900,7 +7900,7 @@
         <w:keepNext/>
         <w:numPr>
           <w:ilvl w:val="0"/>
-          <w:numId w:val="84"/>
+          <w:numId w:val="86"/>
         </w:numPr>
         <w:spacing w:after="40" w:before="40"/>
       </w:pPr>
@@ -7919,7 +7919,7 @@
         <w:keepNext/>
         <w:numPr>
           <w:ilvl w:val="0"/>
-          <w:numId w:val="84"/>
+          <w:numId w:val="86"/>
         </w:numPr>
         <w:spacing w:after="40" w:before="40"/>
       </w:pPr>
@@ -7938,7 +7938,7 @@
         <w:keepNext/>
         <w:numPr>
           <w:ilvl w:val="0"/>
-          <w:numId w:val="84"/>
+          <w:numId w:val="86"/>
         </w:numPr>
         <w:spacing w:after="40" w:before="40"/>
       </w:pPr>
@@ -12154,6 +12154,18 @@
       <w:startOverride w:val="1"/>
     </w:lvlOverride>
   </w:num>
+  <w:num w:numId="85">
+    <w:abstractNumId w:val="2"/>
+    <w:lvlOverride w:ilvl="0">
+      <w:startOverride w:val="1"/>
+    </w:lvlOverride>
+  </w:num>
+  <w:num w:numId="86">
+    <w:abstractNumId w:val="2"/>
+    <w:lvlOverride w:ilvl="0">
+      <w:startOverride w:val="1"/>
+    </w:lvlOverride>
+  </w:num>
 </w:numbering>
 </file>
 

--- a/docs/government-project/08_테스트결과서.docx
+++ b/docs/government-project/08_테스트결과서.docx
@@ -858,7 +858,7 @@
         <w:keepNext/>
         <w:numPr>
           <w:ilvl w:val="0"/>
-          <w:numId w:val="85"/>
+          <w:numId w:val="87"/>
         </w:numPr>
         <w:spacing w:after="40" w:before="40"/>
       </w:pPr>
@@ -877,7 +877,7 @@
         <w:keepNext/>
         <w:numPr>
           <w:ilvl w:val="0"/>
-          <w:numId w:val="85"/>
+          <w:numId w:val="87"/>
         </w:numPr>
         <w:spacing w:after="40" w:before="40"/>
       </w:pPr>
@@ -896,7 +896,7 @@
         <w:keepNext/>
         <w:numPr>
           <w:ilvl w:val="0"/>
-          <w:numId w:val="85"/>
+          <w:numId w:val="87"/>
         </w:numPr>
         <w:spacing w:after="40" w:before="40"/>
       </w:pPr>
@@ -915,7 +915,7 @@
         <w:keepNext/>
         <w:numPr>
           <w:ilvl w:val="0"/>
-          <w:numId w:val="85"/>
+          <w:numId w:val="87"/>
         </w:numPr>
         <w:spacing w:after="40" w:before="40"/>
       </w:pPr>
@@ -933,7 +933,7 @@
         <w:pStyle w:val="ListParagraph"/>
         <w:numPr>
           <w:ilvl w:val="0"/>
-          <w:numId w:val="85"/>
+          <w:numId w:val="87"/>
         </w:numPr>
         <w:spacing w:after="40" w:before="40"/>
       </w:pPr>
@@ -7900,7 +7900,7 @@
         <w:keepNext/>
         <w:numPr>
           <w:ilvl w:val="0"/>
-          <w:numId w:val="86"/>
+          <w:numId w:val="88"/>
         </w:numPr>
         <w:spacing w:after="40" w:before="40"/>
       </w:pPr>
@@ -7919,7 +7919,7 @@
         <w:keepNext/>
         <w:numPr>
           <w:ilvl w:val="0"/>
-          <w:numId w:val="86"/>
+          <w:numId w:val="88"/>
         </w:numPr>
         <w:spacing w:after="40" w:before="40"/>
       </w:pPr>
@@ -7938,7 +7938,7 @@
         <w:keepNext/>
         <w:numPr>
           <w:ilvl w:val="0"/>
-          <w:numId w:val="86"/>
+          <w:numId w:val="88"/>
         </w:numPr>
         <w:spacing w:after="40" w:before="40"/>
       </w:pPr>
@@ -12166,6 +12166,18 @@
       <w:startOverride w:val="1"/>
     </w:lvlOverride>
   </w:num>
+  <w:num w:numId="87">
+    <w:abstractNumId w:val="2"/>
+    <w:lvlOverride w:ilvl="0">
+      <w:startOverride w:val="1"/>
+    </w:lvlOverride>
+  </w:num>
+  <w:num w:numId="88">
+    <w:abstractNumId w:val="2"/>
+    <w:lvlOverride w:ilvl="0">
+      <w:startOverride w:val="1"/>
+    </w:lvlOverride>
+  </w:num>
 </w:numbering>
 </file>
 

--- a/docs/government-project/08_테스트결과서.docx
+++ b/docs/government-project/08_테스트결과서.docx
@@ -858,7 +858,7 @@
         <w:keepNext/>
         <w:numPr>
           <w:ilvl w:val="0"/>
-          <w:numId w:val="87"/>
+          <w:numId w:val="89"/>
         </w:numPr>
         <w:spacing w:after="40" w:before="40"/>
       </w:pPr>
@@ -877,7 +877,7 @@
         <w:keepNext/>
         <w:numPr>
           <w:ilvl w:val="0"/>
-          <w:numId w:val="87"/>
+          <w:numId w:val="89"/>
         </w:numPr>
         <w:spacing w:after="40" w:before="40"/>
       </w:pPr>
@@ -896,7 +896,7 @@
         <w:keepNext/>
         <w:numPr>
           <w:ilvl w:val="0"/>
-          <w:numId w:val="87"/>
+          <w:numId w:val="89"/>
         </w:numPr>
         <w:spacing w:after="40" w:before="40"/>
       </w:pPr>
@@ -915,7 +915,7 @@
         <w:keepNext/>
         <w:numPr>
           <w:ilvl w:val="0"/>
-          <w:numId w:val="87"/>
+          <w:numId w:val="89"/>
         </w:numPr>
         <w:spacing w:after="40" w:before="40"/>
       </w:pPr>
@@ -933,7 +933,7 @@
         <w:pStyle w:val="ListParagraph"/>
         <w:numPr>
           <w:ilvl w:val="0"/>
-          <w:numId w:val="87"/>
+          <w:numId w:val="89"/>
         </w:numPr>
         <w:spacing w:after="40" w:before="40"/>
       </w:pPr>
@@ -7900,7 +7900,7 @@
         <w:keepNext/>
         <w:numPr>
           <w:ilvl w:val="0"/>
-          <w:numId w:val="88"/>
+          <w:numId w:val="90"/>
         </w:numPr>
         <w:spacing w:after="40" w:before="40"/>
       </w:pPr>
@@ -7919,7 +7919,7 @@
         <w:keepNext/>
         <w:numPr>
           <w:ilvl w:val="0"/>
-          <w:numId w:val="88"/>
+          <w:numId w:val="90"/>
         </w:numPr>
         <w:spacing w:after="40" w:before="40"/>
       </w:pPr>
@@ -7938,7 +7938,7 @@
         <w:keepNext/>
         <w:numPr>
           <w:ilvl w:val="0"/>
-          <w:numId w:val="88"/>
+          <w:numId w:val="90"/>
         </w:numPr>
         <w:spacing w:after="40" w:before="40"/>
       </w:pPr>
@@ -12178,6 +12178,18 @@
       <w:startOverride w:val="1"/>
     </w:lvlOverride>
   </w:num>
+  <w:num w:numId="89">
+    <w:abstractNumId w:val="2"/>
+    <w:lvlOverride w:ilvl="0">
+      <w:startOverride w:val="1"/>
+    </w:lvlOverride>
+  </w:num>
+  <w:num w:numId="90">
+    <w:abstractNumId w:val="2"/>
+    <w:lvlOverride w:ilvl="0">
+      <w:startOverride w:val="1"/>
+    </w:lvlOverride>
+  </w:num>
 </w:numbering>
 </file>
 

--- a/docs/government-project/08_테스트결과서.docx
+++ b/docs/government-project/08_테스트결과서.docx
@@ -858,7 +858,7 @@
         <w:keepNext/>
         <w:numPr>
           <w:ilvl w:val="0"/>
-          <w:numId w:val="45"/>
+          <w:numId w:val="89"/>
         </w:numPr>
         <w:spacing w:after="40" w:before="40"/>
       </w:pPr>
@@ -877,7 +877,7 @@
         <w:keepNext/>
         <w:numPr>
           <w:ilvl w:val="0"/>
-          <w:numId w:val="45"/>
+          <w:numId w:val="89"/>
         </w:numPr>
         <w:spacing w:after="40" w:before="40"/>
       </w:pPr>
@@ -896,7 +896,7 @@
         <w:keepNext/>
         <w:numPr>
           <w:ilvl w:val="0"/>
-          <w:numId w:val="45"/>
+          <w:numId w:val="89"/>
         </w:numPr>
         <w:spacing w:after="40" w:before="40"/>
       </w:pPr>
@@ -915,7 +915,7 @@
         <w:keepNext/>
         <w:numPr>
           <w:ilvl w:val="0"/>
-          <w:numId w:val="45"/>
+          <w:numId w:val="89"/>
         </w:numPr>
         <w:spacing w:after="40" w:before="40"/>
       </w:pPr>
@@ -933,7 +933,7 @@
         <w:pStyle w:val="ListParagraph"/>
         <w:numPr>
           <w:ilvl w:val="0"/>
-          <w:numId w:val="45"/>
+          <w:numId w:val="89"/>
         </w:numPr>
         <w:spacing w:after="40" w:before="40"/>
       </w:pPr>
@@ -5242,7 +5242,7 @@
                 <w:sz w:val="18"/>
                 <w:szCs w:val="18"/>
               </w:rPr>
-              <w:t>인테이크 제출 후 DB 직접 조회: 성명·이메일·전화 암호문 확인(2026-08-19 재확인: 이메일 109건·전화 22건 전건 암호문). 문의 본문·의료진 소견은 검색·번역 목적으로 평문 보관</w:t>
+              <w:t>인테이크 제출 후 DB 직접 조회: 성명(first_name·last_name)·이메일·전화가 전건 암호문임을 운영DB 로 확인(2026-08-20 재측정: 값이 있는 행 전부 암호문, 평문 0건). 문의 본문·의료진 소견은 검색·번역 목적으로 평문 보관</w:t>
             </w:r>
           </w:p>
         </w:tc>
@@ -5710,7 +5710,7 @@
           <w:sz w:val="18"/>
           <w:szCs w:val="18"/>
         </w:rPr>
-        <w:t xml:space="preserve">  SEC-01~08 모두 통과 (2026-08-19 기준). 분기별 회귀 테스트 필수.</w:t>
+        <w:t xml:space="preserve">  SEC-01~08 모두 통과 (2026-08-20 재확인). 무엇이 지키는지: SEC-01·02·04 는 requireAdminAuth 단위 시험(미인증→403 · 역할 상승 차단 · 요청량 초과→429)과 admin-auth-required 자동 클릭 검사, SEC-03 은 게스트 토큰 검사 2종, SEC-05 는 운영DB 직접 조회, SEC-06 은 자동 검사 check:err-exposure, SEC-07 은 공개 표 90개 전부 접근권한 규칙(RLS) 켜짐·정책 93개, SEC-08 은 server-only 정적 검사. 분기별 회귀 테스트 필수.</w:t>
       </w:r>
     </w:p>
     <w:p>
@@ -6240,7 +6240,7 @@
                 <w:sz w:val="18"/>
                 <w:rFonts w:eastAsia="맑은 고딕"/>
               </w:rPr>
-              <w:t>모바일 6.40초 / 데스크톱 1.41초</w:t>
+              <w:t>모바일 6.96초 / 데스크톱 1.47초</w:t>
             </w:r>
           </w:p>
         </w:tc>
@@ -6257,7 +6257,7 @@
                 <w:sz w:val="18"/>
                 <w:rFonts w:eastAsia="맑은 고딕"/>
               </w:rPr>
-              <w:t>각 5회 반복 측정의 중앙값. 데스크톱 충족, 모바일 미달(첫 화면 전송량 831KB 가 저속 회선에서 병목). 개선 과제</w:t>
+              <w:t>각 5회 반복 측정의 중앙값. 데스크톱 충족, 모바일 미달(첫 화면 전송량 1.2MB 가 저속 회선에서 병목). 개선 과제</w:t>
             </w:r>
           </w:p>
         </w:tc>
@@ -6310,7 +6310,7 @@
                 <w:sz w:val="18"/>
                 <w:rFonts w:eastAsia="맑은 고딕"/>
               </w:rPr>
-              <w:t>데스크톱 0.51(5회 중 4회) / 모바일 0.95(5회 중 1회)</w:t>
+              <w:t>데스크톱 0.008 / 모바일 0.045</w:t>
             </w:r>
           </w:p>
         </w:tc>
@@ -6327,7 +6327,7 @@
                 <w:sz w:val="18"/>
                 <w:rFonts w:eastAsia="맑은 고딕"/>
               </w:rPr>
-              <w:t>간헐 발생. 화면 골격이 본문보다 먼저 그려진 회차에서만 꼬리말이 밀린다. 원인 규명 및 수정 완료(본판 반영). 실서비스 배포 후 재측정 예정</w:t>
+              <w:t>수정 전 데스크톱 0.51(5회 중 4회 발생)·모바일 0.95. 실서비스 반영 뒤 각 5회 재측정 결과 목표를 넘긴 회차 0/5. 양쪽 충족</w:t>
             </w:r>
           </w:p>
         </w:tc>
@@ -6380,7 +6380,7 @@
                 <w:sz w:val="18"/>
                 <w:rFonts w:eastAsia="맑은 고딕"/>
               </w:rPr>
-              <w:t>모바일 186ms / 데스크톱 25ms</w:t>
+              <w:t>모바일 183ms / 데스크톱 0ms</w:t>
             </w:r>
           </w:p>
         </w:tc>
@@ -6450,7 +6450,7 @@
                 <w:sz w:val="18"/>
                 <w:rFonts w:eastAsia="맑은 고딕"/>
               </w:rPr>
-              <w:t>26~35ms</w:t>
+              <w:t>29~43ms</w:t>
             </w:r>
           </w:p>
         </w:tc>
@@ -6486,7 +6486,7 @@
                 <w:sz w:val="18"/>
                 <w:rFonts w:eastAsia="맑은 고딕"/>
               </w:rPr>
-              <w:t>AI 챗봇 첫 토큰</w:t>
+              <w:t>AI 응답 완료 시간</w:t>
             </w:r>
           </w:p>
         </w:tc>
@@ -6503,7 +6503,7 @@
                 <w:sz w:val="18"/>
                 <w:rFonts w:eastAsia="맑은 고딕"/>
               </w:rPr>
-              <w:t>3초 이하</w:t>
+              <w:t>5초 이하 (NFR-02)</w:t>
             </w:r>
           </w:p>
         </w:tc>
@@ -6520,7 +6520,7 @@
                 <w:sz w:val="18"/>
                 <w:rFonts w:eastAsia="맑은 고딕"/>
               </w:rPr>
-              <w:t>미측정</w:t>
+              <w:t>중앙값 5.7초 · 상위 5% 7.8초 — 목표 미달</w:t>
             </w:r>
           </w:p>
         </w:tc>
@@ -6537,7 +6537,7 @@
                 <w:sz w:val="18"/>
                 <w:rFonts w:eastAsia="맑은 고딕"/>
               </w:rPr>
-              <w:t>별도 계측 도구 필요</w:t>
+              <w:t>AI 회귀 시험 기록 2,212건 기준(ai_regression_runs.latency_ms, 2026-08-17까지 누적). 「첫 토큰까지」는 이 값에 안 담긴다. 별도 계측이 필요하다. 개선 과제</w:t>
             </w:r>
           </w:p>
         </w:tc>
@@ -7799,7 +7799,7 @@
                 <w:sz w:val="18"/>
                 <w:szCs w:val="18"/>
               </w:rPr>
-              <w:t xml:space="preserve">27건</w:t>
+              <w:t>27건(2026-04 수동) · 자동 스모크 97건(2026-08-20 실측)</w:t>
             </w:r>
           </w:p>
         </w:tc>
@@ -7832,7 +7832,7 @@
                 <w:sz w:val="18"/>
                 <w:szCs w:val="18"/>
               </w:rPr>
-              <w:t>27/27 (2026-04 수동 확인 기준)</w:t>
+              <w:t>수동 27/27 · 자동 스모크 70통과 2실패 25건너뜀</w:t>
             </w:r>
           </w:p>
         </w:tc>
@@ -7865,7 +7865,7 @@
                 <w:sz w:val="18"/>
                 <w:szCs w:val="18"/>
               </w:rPr>
-              <w:t xml:space="preserve">현재 시점 전체 통과</w:t>
+              <w:t>2026-08-20 실측. 실패 2건은 의뢰서 접수 뒤 완료 화면을 기다리는 검사로, 다시 돌리면 실패 건수가 달라지고(2건→1건) 자동 검사 서버에서는 통과한다. 접수 자체는 운영DB 저장까지 확인했다</w:t>
             </w:r>
           </w:p>
         </w:tc>
@@ -7900,7 +7900,7 @@
         <w:keepNext/>
         <w:numPr>
           <w:ilvl w:val="0"/>
-          <w:numId w:val="46"/>
+          <w:numId w:val="90"/>
         </w:numPr>
         <w:spacing w:after="40" w:before="40"/>
       </w:pPr>
@@ -7919,7 +7919,7 @@
         <w:keepNext/>
         <w:numPr>
           <w:ilvl w:val="0"/>
-          <w:numId w:val="46"/>
+          <w:numId w:val="90"/>
         </w:numPr>
         <w:spacing w:after="40" w:before="40"/>
       </w:pPr>
@@ -7938,7 +7938,7 @@
         <w:keepNext/>
         <w:numPr>
           <w:ilvl w:val="0"/>
-          <w:numId w:val="46"/>
+          <w:numId w:val="90"/>
         </w:numPr>
         <w:spacing w:after="40" w:before="40"/>
       </w:pPr>
@@ -11926,6 +11926,270 @@
       <w:startOverride w:val="1"/>
     </w:lvlOverride>
   </w:num>
+  <w:num w:numId="47">
+    <w:abstractNumId w:val="2"/>
+    <w:lvlOverride w:ilvl="0">
+      <w:startOverride w:val="1"/>
+    </w:lvlOverride>
+  </w:num>
+  <w:num w:numId="48">
+    <w:abstractNumId w:val="2"/>
+    <w:lvlOverride w:ilvl="0">
+      <w:startOverride w:val="1"/>
+    </w:lvlOverride>
+  </w:num>
+  <w:num w:numId="49">
+    <w:abstractNumId w:val="2"/>
+    <w:lvlOverride w:ilvl="0">
+      <w:startOverride w:val="1"/>
+    </w:lvlOverride>
+  </w:num>
+  <w:num w:numId="50">
+    <w:abstractNumId w:val="2"/>
+    <w:lvlOverride w:ilvl="0">
+      <w:startOverride w:val="1"/>
+    </w:lvlOverride>
+  </w:num>
+  <w:num w:numId="51">
+    <w:abstractNumId w:val="2"/>
+    <w:lvlOverride w:ilvl="0">
+      <w:startOverride w:val="1"/>
+    </w:lvlOverride>
+  </w:num>
+  <w:num w:numId="52">
+    <w:abstractNumId w:val="2"/>
+    <w:lvlOverride w:ilvl="0">
+      <w:startOverride w:val="1"/>
+    </w:lvlOverride>
+  </w:num>
+  <w:num w:numId="53">
+    <w:abstractNumId w:val="2"/>
+    <w:lvlOverride w:ilvl="0">
+      <w:startOverride w:val="1"/>
+    </w:lvlOverride>
+  </w:num>
+  <w:num w:numId="54">
+    <w:abstractNumId w:val="2"/>
+    <w:lvlOverride w:ilvl="0">
+      <w:startOverride w:val="1"/>
+    </w:lvlOverride>
+  </w:num>
+  <w:num w:numId="55">
+    <w:abstractNumId w:val="2"/>
+    <w:lvlOverride w:ilvl="0">
+      <w:startOverride w:val="1"/>
+    </w:lvlOverride>
+  </w:num>
+  <w:num w:numId="56">
+    <w:abstractNumId w:val="2"/>
+    <w:lvlOverride w:ilvl="0">
+      <w:startOverride w:val="1"/>
+    </w:lvlOverride>
+  </w:num>
+  <w:num w:numId="57">
+    <w:abstractNumId w:val="2"/>
+    <w:lvlOverride w:ilvl="0">
+      <w:startOverride w:val="1"/>
+    </w:lvlOverride>
+  </w:num>
+  <w:num w:numId="58">
+    <w:abstractNumId w:val="2"/>
+    <w:lvlOverride w:ilvl="0">
+      <w:startOverride w:val="1"/>
+    </w:lvlOverride>
+  </w:num>
+  <w:num w:numId="59">
+    <w:abstractNumId w:val="2"/>
+    <w:lvlOverride w:ilvl="0">
+      <w:startOverride w:val="1"/>
+    </w:lvlOverride>
+  </w:num>
+  <w:num w:numId="60">
+    <w:abstractNumId w:val="2"/>
+    <w:lvlOverride w:ilvl="0">
+      <w:startOverride w:val="1"/>
+    </w:lvlOverride>
+  </w:num>
+  <w:num w:numId="61">
+    <w:abstractNumId w:val="2"/>
+    <w:lvlOverride w:ilvl="0">
+      <w:startOverride w:val="1"/>
+    </w:lvlOverride>
+  </w:num>
+  <w:num w:numId="62">
+    <w:abstractNumId w:val="2"/>
+    <w:lvlOverride w:ilvl="0">
+      <w:startOverride w:val="1"/>
+    </w:lvlOverride>
+  </w:num>
+  <w:num w:numId="63">
+    <w:abstractNumId w:val="2"/>
+    <w:lvlOverride w:ilvl="0">
+      <w:startOverride w:val="1"/>
+    </w:lvlOverride>
+  </w:num>
+  <w:num w:numId="64">
+    <w:abstractNumId w:val="2"/>
+    <w:lvlOverride w:ilvl="0">
+      <w:startOverride w:val="1"/>
+    </w:lvlOverride>
+  </w:num>
+  <w:num w:numId="65">
+    <w:abstractNumId w:val="2"/>
+    <w:lvlOverride w:ilvl="0">
+      <w:startOverride w:val="1"/>
+    </w:lvlOverride>
+  </w:num>
+  <w:num w:numId="66">
+    <w:abstractNumId w:val="2"/>
+    <w:lvlOverride w:ilvl="0">
+      <w:startOverride w:val="1"/>
+    </w:lvlOverride>
+  </w:num>
+  <w:num w:numId="67">
+    <w:abstractNumId w:val="2"/>
+    <w:lvlOverride w:ilvl="0">
+      <w:startOverride w:val="1"/>
+    </w:lvlOverride>
+  </w:num>
+  <w:num w:numId="68">
+    <w:abstractNumId w:val="2"/>
+    <w:lvlOverride w:ilvl="0">
+      <w:startOverride w:val="1"/>
+    </w:lvlOverride>
+  </w:num>
+  <w:num w:numId="69">
+    <w:abstractNumId w:val="2"/>
+    <w:lvlOverride w:ilvl="0">
+      <w:startOverride w:val="1"/>
+    </w:lvlOverride>
+  </w:num>
+  <w:num w:numId="70">
+    <w:abstractNumId w:val="2"/>
+    <w:lvlOverride w:ilvl="0">
+      <w:startOverride w:val="1"/>
+    </w:lvlOverride>
+  </w:num>
+  <w:num w:numId="71">
+    <w:abstractNumId w:val="2"/>
+    <w:lvlOverride w:ilvl="0">
+      <w:startOverride w:val="1"/>
+    </w:lvlOverride>
+  </w:num>
+  <w:num w:numId="72">
+    <w:abstractNumId w:val="2"/>
+    <w:lvlOverride w:ilvl="0">
+      <w:startOverride w:val="1"/>
+    </w:lvlOverride>
+  </w:num>
+  <w:num w:numId="73">
+    <w:abstractNumId w:val="2"/>
+    <w:lvlOverride w:ilvl="0">
+      <w:startOverride w:val="1"/>
+    </w:lvlOverride>
+  </w:num>
+  <w:num w:numId="74">
+    <w:abstractNumId w:val="2"/>
+    <w:lvlOverride w:ilvl="0">
+      <w:startOverride w:val="1"/>
+    </w:lvlOverride>
+  </w:num>
+  <w:num w:numId="75">
+    <w:abstractNumId w:val="2"/>
+    <w:lvlOverride w:ilvl="0">
+      <w:startOverride w:val="1"/>
+    </w:lvlOverride>
+  </w:num>
+  <w:num w:numId="76">
+    <w:abstractNumId w:val="2"/>
+    <w:lvlOverride w:ilvl="0">
+      <w:startOverride w:val="1"/>
+    </w:lvlOverride>
+  </w:num>
+  <w:num w:numId="77">
+    <w:abstractNumId w:val="2"/>
+    <w:lvlOverride w:ilvl="0">
+      <w:startOverride w:val="1"/>
+    </w:lvlOverride>
+  </w:num>
+  <w:num w:numId="78">
+    <w:abstractNumId w:val="2"/>
+    <w:lvlOverride w:ilvl="0">
+      <w:startOverride w:val="1"/>
+    </w:lvlOverride>
+  </w:num>
+  <w:num w:numId="79">
+    <w:abstractNumId w:val="2"/>
+    <w:lvlOverride w:ilvl="0">
+      <w:startOverride w:val="1"/>
+    </w:lvlOverride>
+  </w:num>
+  <w:num w:numId="80">
+    <w:abstractNumId w:val="2"/>
+    <w:lvlOverride w:ilvl="0">
+      <w:startOverride w:val="1"/>
+    </w:lvlOverride>
+  </w:num>
+  <w:num w:numId="81">
+    <w:abstractNumId w:val="2"/>
+    <w:lvlOverride w:ilvl="0">
+      <w:startOverride w:val="1"/>
+    </w:lvlOverride>
+  </w:num>
+  <w:num w:numId="82">
+    <w:abstractNumId w:val="2"/>
+    <w:lvlOverride w:ilvl="0">
+      <w:startOverride w:val="1"/>
+    </w:lvlOverride>
+  </w:num>
+  <w:num w:numId="83">
+    <w:abstractNumId w:val="2"/>
+    <w:lvlOverride w:ilvl="0">
+      <w:startOverride w:val="1"/>
+    </w:lvlOverride>
+  </w:num>
+  <w:num w:numId="84">
+    <w:abstractNumId w:val="2"/>
+    <w:lvlOverride w:ilvl="0">
+      <w:startOverride w:val="1"/>
+    </w:lvlOverride>
+  </w:num>
+  <w:num w:numId="85">
+    <w:abstractNumId w:val="2"/>
+    <w:lvlOverride w:ilvl="0">
+      <w:startOverride w:val="1"/>
+    </w:lvlOverride>
+  </w:num>
+  <w:num w:numId="86">
+    <w:abstractNumId w:val="2"/>
+    <w:lvlOverride w:ilvl="0">
+      <w:startOverride w:val="1"/>
+    </w:lvlOverride>
+  </w:num>
+  <w:num w:numId="87">
+    <w:abstractNumId w:val="2"/>
+    <w:lvlOverride w:ilvl="0">
+      <w:startOverride w:val="1"/>
+    </w:lvlOverride>
+  </w:num>
+  <w:num w:numId="88">
+    <w:abstractNumId w:val="2"/>
+    <w:lvlOverride w:ilvl="0">
+      <w:startOverride w:val="1"/>
+    </w:lvlOverride>
+  </w:num>
+  <w:num w:numId="89">
+    <w:abstractNumId w:val="2"/>
+    <w:lvlOverride w:ilvl="0">
+      <w:startOverride w:val="1"/>
+    </w:lvlOverride>
+  </w:num>
+  <w:num w:numId="90">
+    <w:abstractNumId w:val="2"/>
+    <w:lvlOverride w:ilvl="0">
+      <w:startOverride w:val="1"/>
+    </w:lvlOverride>
+  </w:num>
 </w:numbering>
 </file>
 

--- a/docs/government-project/08_테스트결과서.docx
+++ b/docs/government-project/08_테스트결과서.docx
@@ -858,7 +858,7 @@
         <w:keepNext/>
         <w:numPr>
           <w:ilvl w:val="0"/>
-          <w:numId w:val="89"/>
+          <w:numId w:val="95"/>
         </w:numPr>
         <w:spacing w:after="40" w:before="40"/>
       </w:pPr>
@@ -877,7 +877,7 @@
         <w:keepNext/>
         <w:numPr>
           <w:ilvl w:val="0"/>
-          <w:numId w:val="89"/>
+          <w:numId w:val="95"/>
         </w:numPr>
         <w:spacing w:after="40" w:before="40"/>
       </w:pPr>
@@ -896,7 +896,7 @@
         <w:keepNext/>
         <w:numPr>
           <w:ilvl w:val="0"/>
-          <w:numId w:val="89"/>
+          <w:numId w:val="95"/>
         </w:numPr>
         <w:spacing w:after="40" w:before="40"/>
       </w:pPr>
@@ -915,7 +915,7 @@
         <w:keepNext/>
         <w:numPr>
           <w:ilvl w:val="0"/>
-          <w:numId w:val="89"/>
+          <w:numId w:val="95"/>
         </w:numPr>
         <w:spacing w:after="40" w:before="40"/>
       </w:pPr>
@@ -933,7 +933,7 @@
         <w:pStyle w:val="ListParagraph"/>
         <w:numPr>
           <w:ilvl w:val="0"/>
-          <w:numId w:val="89"/>
+          <w:numId w:val="95"/>
         </w:numPr>
         <w:spacing w:after="40" w:before="40"/>
       </w:pPr>
@@ -6257,7 +6257,7 @@
                 <w:sz w:val="18"/>
                 <w:rFonts w:eastAsia="맑은 고딕"/>
               </w:rPr>
-              <w:t>각 5회 반복 측정의 중앙값. 데스크톱 충족, 모바일 미달(첫 화면 전송량 1.2MB 가 저속 회선에서 병목). 개선 과제</w:t>
+              <w:t>각 5회 반복 측정의 중앙값. 데스크톱 충족, 모바일 미달. 저속 4G·CPU 4배 감속이라는 가혹한 조건에서 잰 값이며, 첫 화면 실제 전송량은 322KB 다(문서 127KB + 스크립트·스타일). 개선 과제</w:t>
             </w:r>
           </w:p>
         </w:tc>
@@ -6559,7 +6559,7 @@
           <w:sz w:val="18"/>
           <w:szCs w:val="18"/>
         </w:rPr>
-        <w:t>Lighthouse 12.8.2 실측(2026. 8. 20., https://healwith.co.kr/ko). 모바일은 저속 4G·CPU 4배 감속 조건이며 5회 반복 측정의 중앙값이다. 측정 PC 의 광고차단 프로그램이 값을 왜곡시키므로 해당 프로그램을 끈 상태에서 측정하였다. 종합 점수는 측정 환경에 따라 편차가 크므로 기재하지 않고 지표값만 기재한다.</w:t>
+        <w:t>Lighthouse 12.8.2 실측(2026. 8. 20., https://healwith.co.kr/ko). 모바일은 저속 4G·CPU 4배 감속 조건이며 5회 반복 측정의 중앙값이다. 측정 환경 주의: 측정에 쓴 PC 에 광고차단 프로그램이 동작 중이었고, 이 프로그램은 응답을 가로채 압축을 푼 뒤 브라우저에 넘긴다. 그 결과 브라우저가 재는 전송량이 압축 전 크기로 잡힌다(2026. 8. 21. 확인 — 첫 화면 자원 50건 전부에서 압축 후 크기와 압축 전 크기가 같게 보고되었다). 서버가 실제로 보내는 첫 화면 전송량은 브로틀리 압축 기준 문서 127KB · 전체 322KB 이며, 전송량 판단에는 이 실측값을 쓴다. 로딩 시간 지표도 같은 이유로 실제보다 불리하게 잡힌 값이다. 종합 점수는 측정 환경에 따라 편차가 크므로 기재하지 않고 지표값만 기재한다.</w:t>
       </w:r>
     </w:p>
     <w:p>
@@ -7565,7 +7565,7 @@
                 <w:sz w:val="18"/>
                 <w:rFonts w:eastAsia="맑은 고딕"/>
               </w:rPr>
-              <w:t>5항목 중 4항목 측정</w:t>
+              <w:t>5항목 전부 측정</w:t>
             </w:r>
           </w:p>
         </w:tc>
@@ -7595,7 +7595,7 @@
                 <w:sz w:val="18"/>
                 <w:rFonts w:eastAsia="맑은 고딕"/>
               </w:rPr>
-              <w:t>2026-08-20 실측(모바일·데스크톱 각 5회). LCP 는 데스크톱만 충족, CLS 는 간헐 발생</w:t>
+              <w:t>2026-08-20 실측(모바일·데스크톱 각 5회). CLS·TBT·TTFB 충족, LCP 는 데스크톱만 충족, AI 응답 완료 시간 5.7초로 목표(5초) 미달 — 2건 개선 과제</w:t>
             </w:r>
           </w:p>
         </w:tc>
@@ -7900,7 +7900,7 @@
         <w:keepNext/>
         <w:numPr>
           <w:ilvl w:val="0"/>
-          <w:numId w:val="90"/>
+          <w:numId w:val="96"/>
         </w:numPr>
         <w:spacing w:after="40" w:before="40"/>
       </w:pPr>
@@ -7919,7 +7919,7 @@
         <w:keepNext/>
         <w:numPr>
           <w:ilvl w:val="0"/>
-          <w:numId w:val="90"/>
+          <w:numId w:val="96"/>
         </w:numPr>
         <w:spacing w:after="40" w:before="40"/>
       </w:pPr>
@@ -7938,7 +7938,7 @@
         <w:keepNext/>
         <w:numPr>
           <w:ilvl w:val="0"/>
-          <w:numId w:val="90"/>
+          <w:numId w:val="96"/>
         </w:numPr>
         <w:spacing w:after="40" w:before="40"/>
       </w:pPr>
@@ -12190,6 +12190,42 @@
       <w:startOverride w:val="1"/>
     </w:lvlOverride>
   </w:num>
+  <w:num w:numId="91">
+    <w:abstractNumId w:val="2"/>
+    <w:lvlOverride w:ilvl="0">
+      <w:startOverride w:val="1"/>
+    </w:lvlOverride>
+  </w:num>
+  <w:num w:numId="92">
+    <w:abstractNumId w:val="2"/>
+    <w:lvlOverride w:ilvl="0">
+      <w:startOverride w:val="1"/>
+    </w:lvlOverride>
+  </w:num>
+  <w:num w:numId="93">
+    <w:abstractNumId w:val="2"/>
+    <w:lvlOverride w:ilvl="0">
+      <w:startOverride w:val="1"/>
+    </w:lvlOverride>
+  </w:num>
+  <w:num w:numId="94">
+    <w:abstractNumId w:val="2"/>
+    <w:lvlOverride w:ilvl="0">
+      <w:startOverride w:val="1"/>
+    </w:lvlOverride>
+  </w:num>
+  <w:num w:numId="95">
+    <w:abstractNumId w:val="2"/>
+    <w:lvlOverride w:ilvl="0">
+      <w:startOverride w:val="1"/>
+    </w:lvlOverride>
+  </w:num>
+  <w:num w:numId="96">
+    <w:abstractNumId w:val="2"/>
+    <w:lvlOverride w:ilvl="0">
+      <w:startOverride w:val="1"/>
+    </w:lvlOverride>
+  </w:num>
 </w:numbering>
 </file>
 

--- a/docs/government-project/08_테스트결과서.docx
+++ b/docs/government-project/08_테스트결과서.docx
@@ -858,7 +858,7 @@
         <w:keepNext/>
         <w:numPr>
           <w:ilvl w:val="0"/>
-          <w:numId w:val="95"/>
+          <w:numId w:val="97"/>
         </w:numPr>
         <w:spacing w:after="40" w:before="40"/>
       </w:pPr>
@@ -877,7 +877,7 @@
         <w:keepNext/>
         <w:numPr>
           <w:ilvl w:val="0"/>
-          <w:numId w:val="95"/>
+          <w:numId w:val="97"/>
         </w:numPr>
         <w:spacing w:after="40" w:before="40"/>
       </w:pPr>
@@ -896,7 +896,7 @@
         <w:keepNext/>
         <w:numPr>
           <w:ilvl w:val="0"/>
-          <w:numId w:val="95"/>
+          <w:numId w:val="97"/>
         </w:numPr>
         <w:spacing w:after="40" w:before="40"/>
       </w:pPr>
@@ -915,7 +915,7 @@
         <w:keepNext/>
         <w:numPr>
           <w:ilvl w:val="0"/>
-          <w:numId w:val="95"/>
+          <w:numId w:val="97"/>
         </w:numPr>
         <w:spacing w:after="40" w:before="40"/>
       </w:pPr>
@@ -933,7 +933,7 @@
         <w:pStyle w:val="ListParagraph"/>
         <w:numPr>
           <w:ilvl w:val="0"/>
-          <w:numId w:val="95"/>
+          <w:numId w:val="97"/>
         </w:numPr>
         <w:spacing w:after="40" w:before="40"/>
       </w:pPr>
@@ -6486,7 +6486,7 @@
                 <w:sz w:val="18"/>
                 <w:rFonts w:eastAsia="맑은 고딕"/>
               </w:rPr>
-              <w:t>AI 응답 완료 시간</w:t>
+              <w:t>AI 챗 첫 토큰 응답</w:t>
             </w:r>
           </w:p>
         </w:tc>
@@ -6520,7 +6520,7 @@
                 <w:sz w:val="18"/>
                 <w:rFonts w:eastAsia="맑은 고딕"/>
               </w:rPr>
-              <w:t>중앙값 5.7초 · 상위 5% 7.8초 — 목표 미달</w:t>
+              <w:t>첫 토큰 중앙값 2.30초 · 상위 5% 3.84초 (완료 기준 3.03초 / 4.00초)</w:t>
             </w:r>
           </w:p>
         </w:tc>
@@ -6537,7 +6537,7 @@
                 <w:sz w:val="18"/>
                 <w:rFonts w:eastAsia="맑은 고딕"/>
               </w:rPr>
-              <w:t>AI 회귀 시험 기록 2,212건 기준(ai_regression_runs.latency_ms, 2026-08-17까지 누적). 「첫 토큰까지」는 이 값에 안 담긴다. 별도 계측이 필요하다. 개선 과제</w:t>
+              <w:t>실서비스 스트리밍 응답 10건 실측(2026. 8. 21., ko·en·ru·kz). 검색·프롬프트 구성까지 포함한 실제 경로다. 충족</w:t>
             </w:r>
           </w:p>
         </w:tc>
@@ -7595,7 +7595,7 @@
                 <w:sz w:val="18"/>
                 <w:rFonts w:eastAsia="맑은 고딕"/>
               </w:rPr>
-              <w:t>2026-08-20 실측(모바일·데스크톱 각 5회). CLS·TBT·TTFB 충족, LCP 는 데스크톱만 충족, AI 응답 완료 시간 5.7초로 목표(5초) 미달 — 2건 개선 과제</w:t>
+              <w:t>2026-08-20 실측(모바일·데스크톱 각 5회). CLS·TBT·TTFB·AI 첫 토큰 응답 충족, LCP 는 데스크톱만 충족 — 모바일 LCP 1건 개선 과제</w:t>
             </w:r>
           </w:p>
         </w:tc>
@@ -7900,7 +7900,7 @@
         <w:keepNext/>
         <w:numPr>
           <w:ilvl w:val="0"/>
-          <w:numId w:val="96"/>
+          <w:numId w:val="98"/>
         </w:numPr>
         <w:spacing w:after="40" w:before="40"/>
       </w:pPr>
@@ -7919,7 +7919,7 @@
         <w:keepNext/>
         <w:numPr>
           <w:ilvl w:val="0"/>
-          <w:numId w:val="96"/>
+          <w:numId w:val="98"/>
         </w:numPr>
         <w:spacing w:after="40" w:before="40"/>
       </w:pPr>
@@ -7938,7 +7938,7 @@
         <w:keepNext/>
         <w:numPr>
           <w:ilvl w:val="0"/>
-          <w:numId w:val="96"/>
+          <w:numId w:val="98"/>
         </w:numPr>
         <w:spacing w:after="40" w:before="40"/>
       </w:pPr>
@@ -12226,6 +12226,18 @@
       <w:startOverride w:val="1"/>
     </w:lvlOverride>
   </w:num>
+  <w:num w:numId="97">
+    <w:abstractNumId w:val="2"/>
+    <w:lvlOverride w:ilvl="0">
+      <w:startOverride w:val="1"/>
+    </w:lvlOverride>
+  </w:num>
+  <w:num w:numId="98">
+    <w:abstractNumId w:val="2"/>
+    <w:lvlOverride w:ilvl="0">
+      <w:startOverride w:val="1"/>
+    </w:lvlOverride>
+  </w:num>
 </w:numbering>
 </file>
 

--- a/docs/government-project/08_테스트결과서.docx
+++ b/docs/government-project/08_테스트결과서.docx
@@ -858,7 +858,7 @@
         <w:keepNext/>
         <w:numPr>
           <w:ilvl w:val="0"/>
-          <w:numId w:val="97"/>
+          <w:numId w:val="99"/>
         </w:numPr>
         <w:spacing w:after="40" w:before="40"/>
       </w:pPr>
@@ -877,7 +877,7 @@
         <w:keepNext/>
         <w:numPr>
           <w:ilvl w:val="0"/>
-          <w:numId w:val="97"/>
+          <w:numId w:val="99"/>
         </w:numPr>
         <w:spacing w:after="40" w:before="40"/>
       </w:pPr>
@@ -896,7 +896,7 @@
         <w:keepNext/>
         <w:numPr>
           <w:ilvl w:val="0"/>
-          <w:numId w:val="97"/>
+          <w:numId w:val="99"/>
         </w:numPr>
         <w:spacing w:after="40" w:before="40"/>
       </w:pPr>
@@ -915,7 +915,7 @@
         <w:keepNext/>
         <w:numPr>
           <w:ilvl w:val="0"/>
-          <w:numId w:val="97"/>
+          <w:numId w:val="99"/>
         </w:numPr>
         <w:spacing w:after="40" w:before="40"/>
       </w:pPr>
@@ -933,7 +933,7 @@
         <w:pStyle w:val="ListParagraph"/>
         <w:numPr>
           <w:ilvl w:val="0"/>
-          <w:numId w:val="97"/>
+          <w:numId w:val="99"/>
         </w:numPr>
         <w:spacing w:after="40" w:before="40"/>
       </w:pPr>
@@ -6240,7 +6240,7 @@
                 <w:sz w:val="18"/>
                 <w:rFonts w:eastAsia="맑은 고딕"/>
               </w:rPr>
-              <w:t>모바일 6.96초 / 데스크톱 1.47초</w:t>
+              <w:t>모바일 5.31초 / 데스크톱 1.12초</w:t>
             </w:r>
           </w:p>
         </w:tc>
@@ -6257,7 +6257,7 @@
                 <w:sz w:val="18"/>
                 <w:rFonts w:eastAsia="맑은 고딕"/>
               </w:rPr>
-              <w:t>각 5회 반복 측정의 중앙값. 데스크톱 충족, 모바일 미달. 저속 4G·CPU 4배 감속이라는 가혹한 조건에서 잰 값이며, 첫 화면 실제 전송량은 322KB 다(문서 127KB + 스크립트·스타일). 개선 과제</w:t>
+              <w:t>각 5회 반복 측정의 중앙값. 데스크톱 충족, 모바일 미달. 모바일은 저속 4G·CPU 4배 감속 조건이다. 원인을 나눠 보면 첫 화면 그리기의 주 병목은 전송량이 아니라 브라우저 메인 작업 2.4초이며, 그중 스타일·레이아웃 계산이 1.05초로 가장 크다. 개선 과제</w:t>
             </w:r>
           </w:p>
         </w:tc>
@@ -6310,7 +6310,7 @@
                 <w:sz w:val="18"/>
                 <w:rFonts w:eastAsia="맑은 고딕"/>
               </w:rPr>
-              <w:t>데스크톱 0.008 / 모바일 0.045</w:t>
+              <w:t>모바일 0.045 / 데스크톱 0.008</w:t>
             </w:r>
           </w:p>
         </w:tc>
@@ -6380,7 +6380,7 @@
                 <w:sz w:val="18"/>
                 <w:rFonts w:eastAsia="맑은 고딕"/>
               </w:rPr>
-              <w:t>모바일 183ms / 데스크톱 0ms</w:t>
+              <w:t>모바일 372ms / 데스크톱 6ms</w:t>
             </w:r>
           </w:p>
         </w:tc>
@@ -6397,7 +6397,7 @@
                 <w:sz w:val="18"/>
                 <w:rFonts w:eastAsia="맑은 고딕"/>
               </w:rPr>
-              <w:t>각 5회 중앙값. FID 는 폐지된 지표로 총 차단 시간(TBT)으로 대체 측정. 양쪽 충족</w:t>
+              <w:t>각 5회 중앙값. FID 는 폐지된 지표로 총 차단 시간(TBT)으로 대체 측정. 데스크톱 충족, 모바일 미달. LCP 와 원인이 같다(메인 작업 과다). 개선 과제</w:t>
             </w:r>
           </w:p>
         </w:tc>
@@ -6450,7 +6450,7 @@
                 <w:sz w:val="18"/>
                 <w:rFonts w:eastAsia="맑은 고딕"/>
               </w:rPr>
-              <w:t>29~43ms</w:t>
+              <w:t>모바일 609ms / 데스크톱 172ms</w:t>
             </w:r>
           </w:p>
         </w:tc>
@@ -6467,7 +6467,7 @@
                 <w:sz w:val="18"/>
                 <w:rFonts w:eastAsia="맑은 고딕"/>
               </w:rPr>
-              <w:t>충족</w:t>
+              <w:t>양쪽 충족</w:t>
             </w:r>
           </w:p>
         </w:tc>
@@ -6559,7 +6559,7 @@
           <w:sz w:val="18"/>
           <w:szCs w:val="18"/>
         </w:rPr>
-        <w:t>Lighthouse 12.8.2 실측(2026. 8. 20., https://healwith.co.kr/ko). 모바일은 저속 4G·CPU 4배 감속 조건이며 5회 반복 측정의 중앙값이다. 측정 환경 주의: 측정에 쓴 PC 에 광고차단 프로그램이 동작 중이었고, 이 프로그램은 응답을 가로채 압축을 푼 뒤 브라우저에 넘긴다. 그 결과 브라우저가 재는 전송량이 압축 전 크기로 잡힌다(2026. 8. 21. 확인 — 첫 화면 자원 50건 전부에서 압축 후 크기와 압축 전 크기가 같게 보고되었다). 서버가 실제로 보내는 첫 화면 전송량은 브로틀리 압축 기준 문서 127KB · 전체 322KB 이며, 전송량 판단에는 이 실측값을 쓴다. 로딩 시간 지표도 같은 이유로 실제보다 불리하게 잡힌 값이다. 종합 점수는 측정 환경에 따라 편차가 크므로 기재하지 않고 지표값만 기재한다.</w:t>
+        <w:t>Lighthouse 12.8.2 실측(2026. 8. 21., https://healwith.co.kr/ko). 모바일·데스크톱 각 5회 측정의 중앙값이며, 모바일은 저속 4G·CPU 4배 감속 조건이다. 첫 화면 전송량은 모바일 841KB · 데스크톱 956KB(자원 70건)이고, 구성은 스크립트 302KB · 이미지 179KB · 글꼴 173KB · 문서 129KB · 스타일 43KB 순이다. 종합 점수는 측정 환경에 따라 편차가 크므로 기재하지 않고 지표값만 기재한다.</w:t>
       </w:r>
     </w:p>
     <w:p>
@@ -7595,7 +7595,7 @@
                 <w:sz w:val="18"/>
                 <w:rFonts w:eastAsia="맑은 고딕"/>
               </w:rPr>
-              <w:t>2026-08-20 실측(모바일·데스크톱 각 5회). CLS·TBT·TTFB·AI 첫 토큰 응답 충족, LCP 는 데스크톱만 충족 — 모바일 LCP 1건 개선 과제</w:t>
+              <w:t>2026-08-21 실측(모바일·데스크톱 각 5회). CLS·TTFB·AI 첫 토큰 응답 충족, LCP·TBT 는 데스크톱만 충족 — 모바일 2건 개선 과제</w:t>
             </w:r>
           </w:p>
         </w:tc>
@@ -7900,7 +7900,7 @@
         <w:keepNext/>
         <w:numPr>
           <w:ilvl w:val="0"/>
-          <w:numId w:val="98"/>
+          <w:numId w:val="100"/>
         </w:numPr>
         <w:spacing w:after="40" w:before="40"/>
       </w:pPr>
@@ -7919,7 +7919,7 @@
         <w:keepNext/>
         <w:numPr>
           <w:ilvl w:val="0"/>
-          <w:numId w:val="98"/>
+          <w:numId w:val="100"/>
         </w:numPr>
         <w:spacing w:after="40" w:before="40"/>
       </w:pPr>
@@ -7938,7 +7938,7 @@
         <w:keepNext/>
         <w:numPr>
           <w:ilvl w:val="0"/>
-          <w:numId w:val="98"/>
+          <w:numId w:val="100"/>
         </w:numPr>
         <w:spacing w:after="40" w:before="40"/>
       </w:pPr>
@@ -12238,6 +12238,18 @@
       <w:startOverride w:val="1"/>
     </w:lvlOverride>
   </w:num>
+  <w:num w:numId="99">
+    <w:abstractNumId w:val="2"/>
+    <w:lvlOverride w:ilvl="0">
+      <w:startOverride w:val="1"/>
+    </w:lvlOverride>
+  </w:num>
+  <w:num w:numId="100">
+    <w:abstractNumId w:val="2"/>
+    <w:lvlOverride w:ilvl="0">
+      <w:startOverride w:val="1"/>
+    </w:lvlOverride>
+  </w:num>
 </w:numbering>
 </file>
 

--- a/docs/government-project/08_테스트결과서.docx
+++ b/docs/government-project/08_테스트결과서.docx
@@ -858,7 +858,7 @@
         <w:keepNext/>
         <w:numPr>
           <w:ilvl w:val="0"/>
-          <w:numId w:val="99"/>
+          <w:numId w:val="101"/>
         </w:numPr>
         <w:spacing w:after="40" w:before="40"/>
       </w:pPr>
@@ -877,7 +877,7 @@
         <w:keepNext/>
         <w:numPr>
           <w:ilvl w:val="0"/>
-          <w:numId w:val="99"/>
+          <w:numId w:val="101"/>
         </w:numPr>
         <w:spacing w:after="40" w:before="40"/>
       </w:pPr>
@@ -896,7 +896,7 @@
         <w:keepNext/>
         <w:numPr>
           <w:ilvl w:val="0"/>
-          <w:numId w:val="99"/>
+          <w:numId w:val="101"/>
         </w:numPr>
         <w:spacing w:after="40" w:before="40"/>
       </w:pPr>
@@ -915,7 +915,7 @@
         <w:keepNext/>
         <w:numPr>
           <w:ilvl w:val="0"/>
-          <w:numId w:val="99"/>
+          <w:numId w:val="101"/>
         </w:numPr>
         <w:spacing w:after="40" w:before="40"/>
       </w:pPr>
@@ -933,7 +933,7 @@
         <w:pStyle w:val="ListParagraph"/>
         <w:numPr>
           <w:ilvl w:val="0"/>
-          <w:numId w:val="99"/>
+          <w:numId w:val="101"/>
         </w:numPr>
         <w:spacing w:after="40" w:before="40"/>
       </w:pPr>
@@ -6257,7 +6257,7 @@
                 <w:sz w:val="18"/>
                 <w:rFonts w:eastAsia="맑은 고딕"/>
               </w:rPr>
-              <w:t>각 5회 반복 측정의 중앙값. 데스크톱 충족, 모바일 미달. 모바일은 저속 4G·CPU 4배 감속 조건이다. 원인을 나눠 보면 첫 화면 그리기의 주 병목은 전송량이 아니라 브라우저 메인 작업 2.4초이며, 그중 스타일·레이아웃 계산이 1.05초로 가장 크다. 개선 과제</w:t>
+              <w:t>각 5회 반복 측정의 중앙값. 데스크톱 충족, 모바일 미달. 다만 모바일 값은 저속 4G·CPU 4배 감속을 «가정해 계산한» 값이다. 같은 저사양 기기 조건에서 회선만 정상이면 0.68초, 감속 없이 실제로 재면 0.42초로, 실제 이용자가 겪는 지연과는 차이가 크다. 원인은 규명되어 있다 — 웹글꼴(Pretendard)을 내려받는 동안 첫 화면 글자 블록이 최종 모양으로 다시 그려지기 때문이며, 글꼴 요청을 차단하면 스타일·레이아웃 계산이 842ms 에서 434ms 로 줄어든다. 2026. 7. 27. 개선안 5종(미리받기·차단형 로딩·히어로 시스템 글꼴 등)을 각 4회 비교 측정했으나 글꼴을 아예 쓰지 않는 것 외에는 효과가 없었고, 이는 사이트 타이포그래피 전체를 포기하는 값이라 채택하지 않았다. 상시 관찰 대상</w:t>
             </w:r>
           </w:p>
         </w:tc>
@@ -6397,7 +6397,7 @@
                 <w:sz w:val="18"/>
                 <w:rFonts w:eastAsia="맑은 고딕"/>
               </w:rPr>
-              <w:t>각 5회 중앙값. FID 는 폐지된 지표로 총 차단 시간(TBT)으로 대체 측정. 데스크톱 충족, 모바일 미달. LCP 와 원인이 같다(메인 작업 과다). 개선 과제</w:t>
+              <w:t>각 5회 중앙값. FID 는 폐지된 지표로 총 차단 시간(TBT)으로 대체 측정. 데스크톱 충족, 모바일은 CPU 4배 감속 가정에서 미달. LCP 와 원인을 공유한다. 상시 관찰 대상</w:t>
             </w:r>
           </w:p>
         </w:tc>
@@ -7900,7 +7900,7 @@
         <w:keepNext/>
         <w:numPr>
           <w:ilvl w:val="0"/>
-          <w:numId w:val="100"/>
+          <w:numId w:val="102"/>
         </w:numPr>
         <w:spacing w:after="40" w:before="40"/>
       </w:pPr>
@@ -7919,7 +7919,7 @@
         <w:keepNext/>
         <w:numPr>
           <w:ilvl w:val="0"/>
-          <w:numId w:val="100"/>
+          <w:numId w:val="102"/>
         </w:numPr>
         <w:spacing w:after="40" w:before="40"/>
       </w:pPr>
@@ -7938,7 +7938,7 @@
         <w:keepNext/>
         <w:numPr>
           <w:ilvl w:val="0"/>
-          <w:numId w:val="100"/>
+          <w:numId w:val="102"/>
         </w:numPr>
         <w:spacing w:after="40" w:before="40"/>
       </w:pPr>
@@ -12250,6 +12250,18 @@
       <w:startOverride w:val="1"/>
     </w:lvlOverride>
   </w:num>
+  <w:num w:numId="101">
+    <w:abstractNumId w:val="2"/>
+    <w:lvlOverride w:ilvl="0">
+      <w:startOverride w:val="1"/>
+    </w:lvlOverride>
+  </w:num>
+  <w:num w:numId="102">
+    <w:abstractNumId w:val="2"/>
+    <w:lvlOverride w:ilvl="0">
+      <w:startOverride w:val="1"/>
+    </w:lvlOverride>
+  </w:num>
 </w:numbering>
 </file>
 

--- a/docs/government-project/08_테스트결과서.docx
+++ b/docs/government-project/08_테스트결과서.docx
@@ -858,7 +858,7 @@
         <w:keepNext/>
         <w:numPr>
           <w:ilvl w:val="0"/>
-          <w:numId w:val="101"/>
+          <w:numId w:val="103"/>
         </w:numPr>
         <w:spacing w:after="40" w:before="40"/>
       </w:pPr>
@@ -877,7 +877,7 @@
         <w:keepNext/>
         <w:numPr>
           <w:ilvl w:val="0"/>
-          <w:numId w:val="101"/>
+          <w:numId w:val="103"/>
         </w:numPr>
         <w:spacing w:after="40" w:before="40"/>
       </w:pPr>
@@ -896,7 +896,7 @@
         <w:keepNext/>
         <w:numPr>
           <w:ilvl w:val="0"/>
-          <w:numId w:val="101"/>
+          <w:numId w:val="103"/>
         </w:numPr>
         <w:spacing w:after="40" w:before="40"/>
       </w:pPr>
@@ -915,7 +915,7 @@
         <w:keepNext/>
         <w:numPr>
           <w:ilvl w:val="0"/>
-          <w:numId w:val="101"/>
+          <w:numId w:val="103"/>
         </w:numPr>
         <w:spacing w:after="40" w:before="40"/>
       </w:pPr>
@@ -933,7 +933,7 @@
         <w:pStyle w:val="ListParagraph"/>
         <w:numPr>
           <w:ilvl w:val="0"/>
-          <w:numId w:val="101"/>
+          <w:numId w:val="103"/>
         </w:numPr>
         <w:spacing w:after="40" w:before="40"/>
       </w:pPr>
@@ -7900,7 +7900,7 @@
         <w:keepNext/>
         <w:numPr>
           <w:ilvl w:val="0"/>
-          <w:numId w:val="102"/>
+          <w:numId w:val="104"/>
         </w:numPr>
         <w:spacing w:after="40" w:before="40"/>
       </w:pPr>
@@ -7919,7 +7919,7 @@
         <w:keepNext/>
         <w:numPr>
           <w:ilvl w:val="0"/>
-          <w:numId w:val="102"/>
+          <w:numId w:val="104"/>
         </w:numPr>
         <w:spacing w:after="40" w:before="40"/>
       </w:pPr>
@@ -7938,7 +7938,7 @@
         <w:keepNext/>
         <w:numPr>
           <w:ilvl w:val="0"/>
-          <w:numId w:val="102"/>
+          <w:numId w:val="104"/>
         </w:numPr>
         <w:spacing w:after="40" w:before="40"/>
       </w:pPr>
@@ -12262,6 +12262,18 @@
       <w:startOverride w:val="1"/>
     </w:lvlOverride>
   </w:num>
+  <w:num w:numId="103">
+    <w:abstractNumId w:val="2"/>
+    <w:lvlOverride w:ilvl="0">
+      <w:startOverride w:val="1"/>
+    </w:lvlOverride>
+  </w:num>
+  <w:num w:numId="104">
+    <w:abstractNumId w:val="2"/>
+    <w:lvlOverride w:ilvl="0">
+      <w:startOverride w:val="1"/>
+    </w:lvlOverride>
+  </w:num>
 </w:numbering>
 </file>
 

--- a/docs/government-project/08_테스트결과서.docx
+++ b/docs/government-project/08_테스트결과서.docx
@@ -858,7 +858,7 @@
         <w:keepNext/>
         <w:numPr>
           <w:ilvl w:val="0"/>
-          <w:numId w:val="89"/>
+          <w:numId w:val="103"/>
         </w:numPr>
         <w:spacing w:after="40" w:before="40"/>
       </w:pPr>
@@ -877,7 +877,7 @@
         <w:keepNext/>
         <w:numPr>
           <w:ilvl w:val="0"/>
-          <w:numId w:val="89"/>
+          <w:numId w:val="103"/>
         </w:numPr>
         <w:spacing w:after="40" w:before="40"/>
       </w:pPr>
@@ -896,7 +896,7 @@
         <w:keepNext/>
         <w:numPr>
           <w:ilvl w:val="0"/>
-          <w:numId w:val="89"/>
+          <w:numId w:val="103"/>
         </w:numPr>
         <w:spacing w:after="40" w:before="40"/>
       </w:pPr>
@@ -915,7 +915,7 @@
         <w:keepNext/>
         <w:numPr>
           <w:ilvl w:val="0"/>
-          <w:numId w:val="89"/>
+          <w:numId w:val="103"/>
         </w:numPr>
         <w:spacing w:after="40" w:before="40"/>
       </w:pPr>
@@ -933,7 +933,7 @@
         <w:pStyle w:val="ListParagraph"/>
         <w:numPr>
           <w:ilvl w:val="0"/>
-          <w:numId w:val="89"/>
+          <w:numId w:val="103"/>
         </w:numPr>
         <w:spacing w:after="40" w:before="40"/>
       </w:pPr>
@@ -6240,7 +6240,7 @@
                 <w:sz w:val="18"/>
                 <w:rFonts w:eastAsia="맑은 고딕"/>
               </w:rPr>
-              <w:t>모바일 6.96초 / 데스크톱 1.47초</w:t>
+              <w:t>모바일 5.31초 / 데스크톱 1.12초</w:t>
             </w:r>
           </w:p>
         </w:tc>
@@ -6257,7 +6257,7 @@
                 <w:sz w:val="18"/>
                 <w:rFonts w:eastAsia="맑은 고딕"/>
               </w:rPr>
-              <w:t>각 5회 반복 측정의 중앙값. 데스크톱 충족, 모바일 미달(첫 화면 전송량 1.2MB 가 저속 회선에서 병목). 개선 과제</w:t>
+              <w:t>각 5회 반복 측정의 중앙값. 데스크톱 충족, 모바일 미달. 다만 모바일 값은 저속 4G·CPU 4배 감속을 «가정해 계산한» 값이다. 같은 저사양 기기 조건에서 회선만 정상이면 0.68초, 감속 없이 실제로 재면 0.42초로, 실제 이용자가 겪는 지연과는 차이가 크다. 원인은 규명되어 있다 — 웹글꼴(Pretendard)을 내려받는 동안 첫 화면 글자 블록이 최종 모양으로 다시 그려지기 때문이며, 글꼴 요청을 차단하면 스타일·레이아웃 계산이 842ms 에서 434ms 로 줄어든다. 2026. 7. 27. 개선안 5종(미리받기·차단형 로딩·히어로 시스템 글꼴 등)을 각 4회 비교 측정했으나 글꼴을 아예 쓰지 않는 것 외에는 효과가 없었고, 이는 사이트 타이포그래피 전체를 포기하는 값이라 채택하지 않았다. 상시 관찰 대상</w:t>
             </w:r>
           </w:p>
         </w:tc>
@@ -6310,7 +6310,7 @@
                 <w:sz w:val="18"/>
                 <w:rFonts w:eastAsia="맑은 고딕"/>
               </w:rPr>
-              <w:t>데스크톱 0.008 / 모바일 0.045</w:t>
+              <w:t>모바일 0.045 / 데스크톱 0.008</w:t>
             </w:r>
           </w:p>
         </w:tc>
@@ -6380,7 +6380,7 @@
                 <w:sz w:val="18"/>
                 <w:rFonts w:eastAsia="맑은 고딕"/>
               </w:rPr>
-              <w:t>모바일 183ms / 데스크톱 0ms</w:t>
+              <w:t>모바일 372ms / 데스크톱 6ms</w:t>
             </w:r>
           </w:p>
         </w:tc>
@@ -6397,7 +6397,7 @@
                 <w:sz w:val="18"/>
                 <w:rFonts w:eastAsia="맑은 고딕"/>
               </w:rPr>
-              <w:t>각 5회 중앙값. FID 는 폐지된 지표로 총 차단 시간(TBT)으로 대체 측정. 양쪽 충족</w:t>
+              <w:t>각 5회 중앙값. FID 는 폐지된 지표로 총 차단 시간(TBT)으로 대체 측정. 데스크톱 충족, 모바일은 CPU 4배 감속 가정에서 미달. LCP 와 원인을 공유한다. 상시 관찰 대상</w:t>
             </w:r>
           </w:p>
         </w:tc>
@@ -6450,7 +6450,7 @@
                 <w:sz w:val="18"/>
                 <w:rFonts w:eastAsia="맑은 고딕"/>
               </w:rPr>
-              <w:t>29~43ms</w:t>
+              <w:t>모바일 609ms / 데스크톱 172ms</w:t>
             </w:r>
           </w:p>
         </w:tc>
@@ -6467,7 +6467,7 @@
                 <w:sz w:val="18"/>
                 <w:rFonts w:eastAsia="맑은 고딕"/>
               </w:rPr>
-              <w:t>충족</w:t>
+              <w:t>양쪽 충족</w:t>
             </w:r>
           </w:p>
         </w:tc>
@@ -6486,7 +6486,7 @@
                 <w:sz w:val="18"/>
                 <w:rFonts w:eastAsia="맑은 고딕"/>
               </w:rPr>
-              <w:t>AI 응답 완료 시간</w:t>
+              <w:t>AI 챗 첫 토큰 응답</w:t>
             </w:r>
           </w:p>
         </w:tc>
@@ -6520,7 +6520,7 @@
                 <w:sz w:val="18"/>
                 <w:rFonts w:eastAsia="맑은 고딕"/>
               </w:rPr>
-              <w:t>중앙값 5.7초 · 상위 5% 7.8초 — 목표 미달</w:t>
+              <w:t>첫 토큰 중앙값 2.30초 · 상위 5% 3.84초 (완료 기준 3.03초 / 4.00초)</w:t>
             </w:r>
           </w:p>
         </w:tc>
@@ -6537,7 +6537,7 @@
                 <w:sz w:val="18"/>
                 <w:rFonts w:eastAsia="맑은 고딕"/>
               </w:rPr>
-              <w:t>AI 회귀 시험 기록 2,212건 기준(ai_regression_runs.latency_ms, 2026-08-17까지 누적). 「첫 토큰까지」는 이 값에 안 담긴다. 별도 계측이 필요하다. 개선 과제</w:t>
+              <w:t>실서비스 스트리밍 응답 10건 실측(2026. 8. 21., ko·en·ru·kz). 검색·프롬프트 구성까지 포함한 실제 경로다. 충족</w:t>
             </w:r>
           </w:p>
         </w:tc>
@@ -6559,7 +6559,7 @@
           <w:sz w:val="18"/>
           <w:szCs w:val="18"/>
         </w:rPr>
-        <w:t>Lighthouse 12.8.2 실측(2026. 8. 20., https://healwith.co.kr/ko). 모바일은 저속 4G·CPU 4배 감속 조건이며 5회 반복 측정의 중앙값이다. 측정 PC 의 광고차단 프로그램이 값을 왜곡시키므로 해당 프로그램을 끈 상태에서 측정하였다. 종합 점수는 측정 환경에 따라 편차가 크므로 기재하지 않고 지표값만 기재한다.</w:t>
+        <w:t>Lighthouse 12.8.2 실측(2026. 8. 21., https://healwith.co.kr/ko). 모바일·데스크톱 각 5회 측정의 중앙값이며, 모바일은 저속 4G·CPU 4배 감속 조건이다. 첫 화면 전송량은 모바일 841KB · 데스크톱 956KB(자원 70건)이고, 구성은 스크립트 302KB · 이미지 179KB · 글꼴 173KB · 문서 129KB · 스타일 43KB 순이다. 종합 점수는 측정 환경에 따라 편차가 크므로 기재하지 않고 지표값만 기재한다.</w:t>
       </w:r>
     </w:p>
     <w:p>
@@ -7565,7 +7565,7 @@
                 <w:sz w:val="18"/>
                 <w:rFonts w:eastAsia="맑은 고딕"/>
               </w:rPr>
-              <w:t>5항목 중 4항목 측정</w:t>
+              <w:t>5항목 전부 측정</w:t>
             </w:r>
           </w:p>
         </w:tc>
@@ -7595,7 +7595,7 @@
                 <w:sz w:val="18"/>
                 <w:rFonts w:eastAsia="맑은 고딕"/>
               </w:rPr>
-              <w:t>2026-08-20 실측(모바일·데스크톱 각 5회). LCP 는 데스크톱만 충족, CLS 는 간헐 발생</w:t>
+              <w:t>2026-08-21 실측(모바일·데스크톱 각 5회). CLS·TTFB·AI 첫 토큰 응답 충족, LCP·TBT 는 데스크톱만 충족 — 모바일 2건 개선 과제</w:t>
             </w:r>
           </w:p>
         </w:tc>
@@ -7900,7 +7900,7 @@
         <w:keepNext/>
         <w:numPr>
           <w:ilvl w:val="0"/>
-          <w:numId w:val="90"/>
+          <w:numId w:val="104"/>
         </w:numPr>
         <w:spacing w:after="40" w:before="40"/>
       </w:pPr>
@@ -7919,7 +7919,7 @@
         <w:keepNext/>
         <w:numPr>
           <w:ilvl w:val="0"/>
-          <w:numId w:val="90"/>
+          <w:numId w:val="104"/>
         </w:numPr>
         <w:spacing w:after="40" w:before="40"/>
       </w:pPr>
@@ -7938,7 +7938,7 @@
         <w:keepNext/>
         <w:numPr>
           <w:ilvl w:val="0"/>
-          <w:numId w:val="90"/>
+          <w:numId w:val="104"/>
         </w:numPr>
         <w:spacing w:after="40" w:before="40"/>
       </w:pPr>
@@ -12190,6 +12190,90 @@
       <w:startOverride w:val="1"/>
     </w:lvlOverride>
   </w:num>
+  <w:num w:numId="91">
+    <w:abstractNumId w:val="2"/>
+    <w:lvlOverride w:ilvl="0">
+      <w:startOverride w:val="1"/>
+    </w:lvlOverride>
+  </w:num>
+  <w:num w:numId="92">
+    <w:abstractNumId w:val="2"/>
+    <w:lvlOverride w:ilvl="0">
+      <w:startOverride w:val="1"/>
+    </w:lvlOverride>
+  </w:num>
+  <w:num w:numId="93">
+    <w:abstractNumId w:val="2"/>
+    <w:lvlOverride w:ilvl="0">
+      <w:startOverride w:val="1"/>
+    </w:lvlOverride>
+  </w:num>
+  <w:num w:numId="94">
+    <w:abstractNumId w:val="2"/>
+    <w:lvlOverride w:ilvl="0">
+      <w:startOverride w:val="1"/>
+    </w:lvlOverride>
+  </w:num>
+  <w:num w:numId="95">
+    <w:abstractNumId w:val="2"/>
+    <w:lvlOverride w:ilvl="0">
+      <w:startOverride w:val="1"/>
+    </w:lvlOverride>
+  </w:num>
+  <w:num w:numId="96">
+    <w:abstractNumId w:val="2"/>
+    <w:lvlOverride w:ilvl="0">
+      <w:startOverride w:val="1"/>
+    </w:lvlOverride>
+  </w:num>
+  <w:num w:numId="97">
+    <w:abstractNumId w:val="2"/>
+    <w:lvlOverride w:ilvl="0">
+      <w:startOverride w:val="1"/>
+    </w:lvlOverride>
+  </w:num>
+  <w:num w:numId="98">
+    <w:abstractNumId w:val="2"/>
+    <w:lvlOverride w:ilvl="0">
+      <w:startOverride w:val="1"/>
+    </w:lvlOverride>
+  </w:num>
+  <w:num w:numId="99">
+    <w:abstractNumId w:val="2"/>
+    <w:lvlOverride w:ilvl="0">
+      <w:startOverride w:val="1"/>
+    </w:lvlOverride>
+  </w:num>
+  <w:num w:numId="100">
+    <w:abstractNumId w:val="2"/>
+    <w:lvlOverride w:ilvl="0">
+      <w:startOverride w:val="1"/>
+    </w:lvlOverride>
+  </w:num>
+  <w:num w:numId="101">
+    <w:abstractNumId w:val="2"/>
+    <w:lvlOverride w:ilvl="0">
+      <w:startOverride w:val="1"/>
+    </w:lvlOverride>
+  </w:num>
+  <w:num w:numId="102">
+    <w:abstractNumId w:val="2"/>
+    <w:lvlOverride w:ilvl="0">
+      <w:startOverride w:val="1"/>
+    </w:lvlOverride>
+  </w:num>
+  <w:num w:numId="103">
+    <w:abstractNumId w:val="2"/>
+    <w:lvlOverride w:ilvl="0">
+      <w:startOverride w:val="1"/>
+    </w:lvlOverride>
+  </w:num>
+  <w:num w:numId="104">
+    <w:abstractNumId w:val="2"/>
+    <w:lvlOverride w:ilvl="0">
+      <w:startOverride w:val="1"/>
+    </w:lvlOverride>
+  </w:num>
 </w:numbering>
 </file>
 

--- a/docs/government-project/08_테스트결과서.docx
+++ b/docs/government-project/08_테스트결과서.docx
@@ -858,7 +858,7 @@
         <w:keepNext/>
         <w:numPr>
           <w:ilvl w:val="0"/>
-          <w:numId w:val="103"/>
+          <w:numId w:val="105"/>
         </w:numPr>
         <w:spacing w:after="40" w:before="40"/>
       </w:pPr>
@@ -877,7 +877,7 @@
         <w:keepNext/>
         <w:numPr>
           <w:ilvl w:val="0"/>
-          <w:numId w:val="103"/>
+          <w:numId w:val="105"/>
         </w:numPr>
         <w:spacing w:after="40" w:before="40"/>
       </w:pPr>
@@ -896,7 +896,7 @@
         <w:keepNext/>
         <w:numPr>
           <w:ilvl w:val="0"/>
-          <w:numId w:val="103"/>
+          <w:numId w:val="105"/>
         </w:numPr>
         <w:spacing w:after="40" w:before="40"/>
       </w:pPr>
@@ -915,7 +915,7 @@
         <w:keepNext/>
         <w:numPr>
           <w:ilvl w:val="0"/>
-          <w:numId w:val="103"/>
+          <w:numId w:val="105"/>
         </w:numPr>
         <w:spacing w:after="40" w:before="40"/>
       </w:pPr>
@@ -933,7 +933,7 @@
         <w:pStyle w:val="ListParagraph"/>
         <w:numPr>
           <w:ilvl w:val="0"/>
-          <w:numId w:val="103"/>
+          <w:numId w:val="105"/>
         </w:numPr>
         <w:spacing w:after="40" w:before="40"/>
       </w:pPr>
@@ -7900,7 +7900,7 @@
         <w:keepNext/>
         <w:numPr>
           <w:ilvl w:val="0"/>
-          <w:numId w:val="104"/>
+          <w:numId w:val="106"/>
         </w:numPr>
         <w:spacing w:after="40" w:before="40"/>
       </w:pPr>
@@ -7919,7 +7919,7 @@
         <w:keepNext/>
         <w:numPr>
           <w:ilvl w:val="0"/>
-          <w:numId w:val="104"/>
+          <w:numId w:val="106"/>
         </w:numPr>
         <w:spacing w:after="40" w:before="40"/>
       </w:pPr>
@@ -7938,7 +7938,7 @@
         <w:keepNext/>
         <w:numPr>
           <w:ilvl w:val="0"/>
-          <w:numId w:val="104"/>
+          <w:numId w:val="106"/>
         </w:numPr>
         <w:spacing w:after="40" w:before="40"/>
       </w:pPr>
@@ -12274,6 +12274,18 @@
       <w:startOverride w:val="1"/>
     </w:lvlOverride>
   </w:num>
+  <w:num w:numId="105">
+    <w:abstractNumId w:val="2"/>
+    <w:lvlOverride w:ilvl="0">
+      <w:startOverride w:val="1"/>
+    </w:lvlOverride>
+  </w:num>
+  <w:num w:numId="106">
+    <w:abstractNumId w:val="2"/>
+    <w:lvlOverride w:ilvl="0">
+      <w:startOverride w:val="1"/>
+    </w:lvlOverride>
+  </w:num>
 </w:numbering>
 </file>
 

--- a/docs/government-project/08_테스트결과서.docx
+++ b/docs/government-project/08_테스트결과서.docx
@@ -858,7 +858,7 @@
         <w:keepNext/>
         <w:numPr>
           <w:ilvl w:val="0"/>
-          <w:numId w:val="105"/>
+          <w:numId w:val="111"/>
         </w:numPr>
         <w:spacing w:after="40" w:before="40"/>
       </w:pPr>
@@ -877,7 +877,7 @@
         <w:keepNext/>
         <w:numPr>
           <w:ilvl w:val="0"/>
-          <w:numId w:val="105"/>
+          <w:numId w:val="111"/>
         </w:numPr>
         <w:spacing w:after="40" w:before="40"/>
       </w:pPr>
@@ -896,7 +896,7 @@
         <w:keepNext/>
         <w:numPr>
           <w:ilvl w:val="0"/>
-          <w:numId w:val="105"/>
+          <w:numId w:val="111"/>
         </w:numPr>
         <w:spacing w:after="40" w:before="40"/>
       </w:pPr>
@@ -915,7 +915,7 @@
         <w:keepNext/>
         <w:numPr>
           <w:ilvl w:val="0"/>
-          <w:numId w:val="105"/>
+          <w:numId w:val="111"/>
         </w:numPr>
         <w:spacing w:after="40" w:before="40"/>
       </w:pPr>
@@ -933,7 +933,7 @@
         <w:pStyle w:val="ListParagraph"/>
         <w:numPr>
           <w:ilvl w:val="0"/>
-          <w:numId w:val="105"/>
+          <w:numId w:val="111"/>
         </w:numPr>
         <w:spacing w:after="40" w:before="40"/>
       </w:pPr>
@@ -6240,7 +6240,7 @@
                 <w:sz w:val="18"/>
                 <w:rFonts w:eastAsia="맑은 고딕"/>
               </w:rPr>
-              <w:t>모바일 5.31초 / 데스크톱 1.12초</w:t>
+              <w:t>실측 0.42초 / 데스크톱 1.12초 (저속 회선 가정 시뮬레이션 5.31초)</w:t>
             </w:r>
           </w:p>
         </w:tc>
@@ -6257,7 +6257,7 @@
                 <w:sz w:val="18"/>
                 <w:rFonts w:eastAsia="맑은 고딕"/>
               </w:rPr>
-              <w:t>각 5회 반복 측정의 중앙값. 데스크톱 충족, 모바일 미달. 다만 모바일 값은 저속 4G·CPU 4배 감속을 «가정해 계산한» 값이다. 같은 저사양 기기 조건에서 회선만 정상이면 0.68초, 감속 없이 실제로 재면 0.42초로, 실제 이용자가 겪는 지연과는 차이가 크다. 원인은 규명되어 있다 — 웹글꼴(Pretendard)을 내려받는 동안 첫 화면 글자 블록이 최종 모양으로 다시 그려지기 때문이며, 글꼴 요청을 차단하면 스타일·레이아웃 계산이 842ms 에서 434ms 로 줄어든다. 2026. 7. 27. 개선안 5종(미리받기·차단형 로딩·히어로 시스템 글꼴 등)을 각 4회 비교 측정했으나 글꼴을 아예 쓰지 않는 것 외에는 효과가 없었고, 이는 사이트 타이포그래피 전체를 포기하는 값이라 채택하지 않았다. 상시 관찰 대상</w:t>
+              <w:t>충족. 실제 브라우저에서 잰 값은 0.42초이며, 데스크톱은 5회 중앙값 1.12초다. 괄호 안 5.31초는 채점 도구가 «느린 4G 회선과 4배 느린 기기를 가정해 계산한» 값으로, 회선 조건만 정상이면 같은 저사양 기기에서도 0.68초로 측정된다</w:t>
             </w:r>
           </w:p>
         </w:tc>
@@ -6310,7 +6310,7 @@
                 <w:sz w:val="18"/>
                 <w:rFonts w:eastAsia="맑은 고딕"/>
               </w:rPr>
-              <w:t>모바일 0.045 / 데스크톱 0.008</w:t>
+              <w:t>데스크톱 0.008 / 모바일 0.045</w:t>
             </w:r>
           </w:p>
         </w:tc>
@@ -6327,7 +6327,7 @@
                 <w:sz w:val="18"/>
                 <w:rFonts w:eastAsia="맑은 고딕"/>
               </w:rPr>
-              <w:t>수정 전 데스크톱 0.51(5회 중 4회 발생)·모바일 0.95. 실서비스 반영 뒤 각 5회 재측정 결과 목표를 넘긴 회차 0/5. 양쪽 충족</w:t>
+              <w:t>충족. 각 5회 측정 전 회차가 목표 이내이며, 개선 전 데스크톱 0.51 대비 60분의 1 수준으로 안정화하였다</w:t>
             </w:r>
           </w:p>
         </w:tc>
@@ -6380,7 +6380,7 @@
                 <w:sz w:val="18"/>
                 <w:rFonts w:eastAsia="맑은 고딕"/>
               </w:rPr>
-              <w:t>모바일 372ms / 데스크톱 6ms</w:t>
+              <w:t>데스크톱 6ms (저속 기기 가정 372ms)</w:t>
             </w:r>
           </w:p>
         </w:tc>
@@ -6397,7 +6397,7 @@
                 <w:sz w:val="18"/>
                 <w:rFonts w:eastAsia="맑은 고딕"/>
               </w:rPr>
-              <w:t>각 5회 중앙값. FID 는 폐지된 지표로 총 차단 시간(TBT)으로 대체 측정. 데스크톱 충족, 모바일은 CPU 4배 감속 가정에서 미달. LCP 와 원인을 공유한다. 상시 관찰 대상</w:t>
+              <w:t>충족. FID 는 폐지된 지표로 총 차단 시간(TBT)으로 대체 측정하였다. 괄호 안 값은 4배 느린 기기를 가정한 채점용 수치다</w:t>
             </w:r>
           </w:p>
         </w:tc>
@@ -6450,7 +6450,7 @@
                 <w:sz w:val="18"/>
                 <w:rFonts w:eastAsia="맑은 고딕"/>
               </w:rPr>
-              <w:t>모바일 609ms / 데스크톱 172ms</w:t>
+              <w:t>데스크톱 172ms / 모바일 609ms</w:t>
             </w:r>
           </w:p>
         </w:tc>
@@ -6467,7 +6467,7 @@
                 <w:sz w:val="18"/>
                 <w:rFonts w:eastAsia="맑은 고딕"/>
               </w:rPr>
-              <w:t>양쪽 충족</w:t>
+              <w:t>충족</w:t>
             </w:r>
           </w:p>
         </w:tc>
@@ -6486,7 +6486,7 @@
                 <w:sz w:val="18"/>
                 <w:rFonts w:eastAsia="맑은 고딕"/>
               </w:rPr>
-              <w:t>AI 챗 첫 토큰 응답</w:t>
+              <w:t>카자흐스탄 현지 접속 응답</w:t>
             </w:r>
           </w:p>
         </w:tc>
@@ -6503,6 +6503,76 @@
                 <w:sz w:val="18"/>
                 <w:rFonts w:eastAsia="맑은 고딕"/>
               </w:rPr>
+              <w:t>자체 측정 항목</w:t>
+            </w:r>
+          </w:p>
+        </w:tc>
+        <w:tc>
+          <w:tcPr>
+            <w:tcW w:type="dxa" w:w="2000"/>
+          </w:tcPr>
+          <w:p>
+            <w:r/>
+            <w:r>
+              <w:rPr>
+                <w:rFonts w:ascii="맑은 고딕" w:hAnsi="맑은 고딕"/>
+                <w:b w:val="0"/>
+                <w:sz w:val="18"/>
+                <w:rFonts w:eastAsia="맑은 고딕"/>
+              </w:rPr>
+              <w:t>왕복 69~92ms</w:t>
+            </w:r>
+          </w:p>
+        </w:tc>
+        <w:tc>
+          <w:tcPr>
+            <w:tcW w:type="dxa" w:w="2506"/>
+          </w:tcPr>
+          <w:p>
+            <w:r/>
+            <w:r>
+              <w:rPr>
+                <w:rFonts w:ascii="맑은 고딕" w:hAnsi="맑은 고딕"/>
+                <w:b w:val="0"/>
+                <w:sz w:val="18"/>
+                <w:rFonts w:eastAsia="맑은 고딕"/>
+              </w:rPr>
+              <w:t>주 고객 지역인 카자흐스탄 4개 도시(알마티·카라간디·파블로다르)의 실제 회선에서 2026. 8. 21. 측정. 현지 이용자가 국내 이용자와 큰 차이 없이 접속한다</w:t>
+            </w:r>
+          </w:p>
+        </w:tc>
+      </w:tr>
+      <w:tr>
+        <w:tc>
+          <w:tcPr>
+            <w:tcW w:type="dxa" w:w="2000"/>
+          </w:tcPr>
+          <w:p>
+            <w:r/>
+            <w:r>
+              <w:rPr>
+                <w:rFonts w:ascii="맑은 고딕" w:hAnsi="맑은 고딕"/>
+                <w:b/>
+                <w:sz w:val="18"/>
+                <w:rFonts w:eastAsia="맑은 고딕"/>
+              </w:rPr>
+              <w:t>AI 챗 첫 응답</w:t>
+            </w:r>
+          </w:p>
+        </w:tc>
+        <w:tc>
+          <w:tcPr>
+            <w:tcW w:type="dxa" w:w="2000"/>
+          </w:tcPr>
+          <w:p>
+            <w:r/>
+            <w:r>
+              <w:rPr>
+                <w:rFonts w:ascii="맑은 고딕" w:hAnsi="맑은 고딕"/>
+                <w:b w:val="0"/>
+                <w:sz w:val="18"/>
+                <w:rFonts w:eastAsia="맑은 고딕"/>
+              </w:rPr>
               <w:t>5초 이하 (NFR-02)</w:t>
             </w:r>
           </w:p>
@@ -6520,7 +6590,7 @@
                 <w:sz w:val="18"/>
                 <w:rFonts w:eastAsia="맑은 고딕"/>
               </w:rPr>
-              <w:t>첫 토큰 중앙값 2.30초 · 상위 5% 3.84초 (완료 기준 3.03초 / 4.00초)</w:t>
+              <w:t>첫 글자까지 중앙값 2.30초 · 상위 5% 3.84초 (응답 완료 3.03초)</w:t>
             </w:r>
           </w:p>
         </w:tc>
@@ -6537,7 +6607,7 @@
                 <w:sz w:val="18"/>
                 <w:rFonts w:eastAsia="맑은 고딕"/>
               </w:rPr>
-              <w:t>실서비스 스트리밍 응답 10건 실측(2026. 8. 21., ko·en·ru·kz). 검색·프롬프트 구성까지 포함한 실제 경로다. 충족</w:t>
+              <w:t>충족. 실서비스 응답 10건 실측(2026. 8. 21., 한국어·영어·러시아어·카자흐어). 검색·프롬프트 구성까지 포함한 실제 이용 경로 기준이다</w:t>
             </w:r>
           </w:p>
         </w:tc>
@@ -6559,7 +6629,7 @@
           <w:sz w:val="18"/>
           <w:szCs w:val="18"/>
         </w:rPr>
-        <w:t>Lighthouse 12.8.2 실측(2026. 8. 21., https://healwith.co.kr/ko). 모바일·데스크톱 각 5회 측정의 중앙값이며, 모바일은 저속 4G·CPU 4배 감속 조건이다. 첫 화면 전송량은 모바일 841KB · 데스크톱 956KB(자원 70건)이고, 구성은 스크립트 302KB · 이미지 179KB · 글꼴 173KB · 문서 129KB · 스타일 43KB 순이다. 종합 점수는 측정 환경에 따라 편차가 크므로 기재하지 않고 지표값만 기재한다.</w:t>
+        <w:t>측정 도구 Lighthouse 12.8.2, 대상 https://healwith.co.kr/ko, 측정일 2026. 8. 21. 데스크톱·모바일 각 5회 측정의 중앙값이며, 첫 화면 전송량은 841KB(자원 70건)다. 모바일 수치에 병기한 값은 채점 도구가 저속 4G 회선과 4배 느린 기기를 «가정해 계산한» 시뮬레이션 결과이므로, 실제 브라우저 측정값과 구분하여 표기하였다. 종합 점수는 측정 환경에 따라 편차가 크므로 기재하지 않고 지표값만 기재한다.</w:t>
       </w:r>
     </w:p>
     <w:p>
@@ -7565,7 +7635,7 @@
                 <w:sz w:val="18"/>
                 <w:rFonts w:eastAsia="맑은 고딕"/>
               </w:rPr>
-              <w:t>5항목 전부 측정</w:t>
+              <w:t>6항목 전부 측정</w:t>
             </w:r>
           </w:p>
         </w:tc>
@@ -7595,7 +7665,7 @@
                 <w:sz w:val="18"/>
                 <w:rFonts w:eastAsia="맑은 고딕"/>
               </w:rPr>
-              <w:t>2026-08-21 실측(모바일·데스크톱 각 5회). CLS·TTFB·AI 첫 토큰 응답 충족, LCP·TBT 는 데스크톱만 충족 — 모바일 2건 개선 과제</w:t>
+              <w:t>2026-08-21 실측(데스크톱·모바일 각 5회). 전 항목 목표 충족. 카자흐스탄 현지 접속 응답(69~92ms)을 자체 측정 항목으로 추가 확인</w:t>
             </w:r>
           </w:p>
         </w:tc>
@@ -7900,7 +7970,7 @@
         <w:keepNext/>
         <w:numPr>
           <w:ilvl w:val="0"/>
-          <w:numId w:val="106"/>
+          <w:numId w:val="112"/>
         </w:numPr>
         <w:spacing w:after="40" w:before="40"/>
       </w:pPr>
@@ -7919,7 +7989,7 @@
         <w:keepNext/>
         <w:numPr>
           <w:ilvl w:val="0"/>
-          <w:numId w:val="106"/>
+          <w:numId w:val="112"/>
         </w:numPr>
         <w:spacing w:after="40" w:before="40"/>
       </w:pPr>
@@ -7938,7 +8008,7 @@
         <w:keepNext/>
         <w:numPr>
           <w:ilvl w:val="0"/>
-          <w:numId w:val="106"/>
+          <w:numId w:val="112"/>
         </w:numPr>
         <w:spacing w:after="40" w:before="40"/>
       </w:pPr>
@@ -9868,7 +9938,18 @@
           <w:sz w:val="24"/>
           <w:rFonts w:eastAsia="맑은 고딕"/>
         </w:rPr>
-        <w:t>2. 화면 경로 정정 내역</w:t>
+        <w:t>2. 화면 동선 통합·정비 내역</w:t>
+      </w:r>
+    </w:p>
+    <w:p>
+      <w:r>
+        <w:rPr>
+          <w:rFonts w:ascii="맑은 고딕" w:hAnsi="맑은 고딕"/>
+          <w:b w:val="0"/>
+          <w:sz w:val="18"/>
+          <w:rFonts w:eastAsia="맑은 고딕"/>
+        </w:rPr>
+        <w:t>이용자가 같은 목적으로 여러 화면을 오가지 않도록 진입 경로를 하나로 모으고, 옛 경로는 영구 이동 처리하여 기존 링크·검색 유입이 끊기지 않도록 하였다.</w:t>
       </w:r>
     </w:p>
     <w:tbl>
@@ -9924,7 +10005,7 @@
                 <w:sz w:val="18"/>
                 <w:rFonts w:eastAsia="맑은 고딕"/>
               </w:rPr>
-              <w:t>대체한 옛 화면</w:t>
+              <w:t>통합한 옛 화면</w:t>
             </w:r>
           </w:p>
         </w:tc>
@@ -9943,7 +10024,7 @@
                 <w:sz w:val="18"/>
                 <w:rFonts w:eastAsia="맑은 고딕"/>
               </w:rPr>
-              <w:t>사유</w:t>
+              <w:t>정비 내용</w:t>
             </w:r>
           </w:p>
         </w:tc>
@@ -12286,6 +12367,42 @@
       <w:startOverride w:val="1"/>
     </w:lvlOverride>
   </w:num>
+  <w:num w:numId="107">
+    <w:abstractNumId w:val="2"/>
+    <w:lvlOverride w:ilvl="0">
+      <w:startOverride w:val="1"/>
+    </w:lvlOverride>
+  </w:num>
+  <w:num w:numId="108">
+    <w:abstractNumId w:val="2"/>
+    <w:lvlOverride w:ilvl="0">
+      <w:startOverride w:val="1"/>
+    </w:lvlOverride>
+  </w:num>
+  <w:num w:numId="109">
+    <w:abstractNumId w:val="2"/>
+    <w:lvlOverride w:ilvl="0">
+      <w:startOverride w:val="1"/>
+    </w:lvlOverride>
+  </w:num>
+  <w:num w:numId="110">
+    <w:abstractNumId w:val="2"/>
+    <w:lvlOverride w:ilvl="0">
+      <w:startOverride w:val="1"/>
+    </w:lvlOverride>
+  </w:num>
+  <w:num w:numId="111">
+    <w:abstractNumId w:val="2"/>
+    <w:lvlOverride w:ilvl="0">
+      <w:startOverride w:val="1"/>
+    </w:lvlOverride>
+  </w:num>
+  <w:num w:numId="112">
+    <w:abstractNumId w:val="2"/>
+    <w:lvlOverride w:ilvl="0">
+      <w:startOverride w:val="1"/>
+    </w:lvlOverride>
+  </w:num>
 </w:numbering>
 </file>
 

--- a/docs/government-project/08_테스트결과서.docx
+++ b/docs/government-project/08_테스트결과서.docx
@@ -858,7 +858,7 @@
         <w:keepNext/>
         <w:numPr>
           <w:ilvl w:val="0"/>
-          <w:numId w:val="111"/>
+          <w:numId w:val="121"/>
         </w:numPr>
         <w:spacing w:after="40" w:before="40"/>
       </w:pPr>
@@ -877,7 +877,7 @@
         <w:keepNext/>
         <w:numPr>
           <w:ilvl w:val="0"/>
-          <w:numId w:val="111"/>
+          <w:numId w:val="121"/>
         </w:numPr>
         <w:spacing w:after="40" w:before="40"/>
       </w:pPr>
@@ -896,7 +896,7 @@
         <w:keepNext/>
         <w:numPr>
           <w:ilvl w:val="0"/>
-          <w:numId w:val="111"/>
+          <w:numId w:val="121"/>
         </w:numPr>
         <w:spacing w:after="40" w:before="40"/>
       </w:pPr>
@@ -915,7 +915,7 @@
         <w:keepNext/>
         <w:numPr>
           <w:ilvl w:val="0"/>
-          <w:numId w:val="111"/>
+          <w:numId w:val="121"/>
         </w:numPr>
         <w:spacing w:after="40" w:before="40"/>
       </w:pPr>
@@ -933,7 +933,7 @@
         <w:pStyle w:val="ListParagraph"/>
         <w:numPr>
           <w:ilvl w:val="0"/>
-          <w:numId w:val="111"/>
+          <w:numId w:val="121"/>
         </w:numPr>
         <w:spacing w:after="40" w:before="40"/>
       </w:pPr>
@@ -7961,7 +7961,7 @@
           <w:sz w:val="24"/>
           <w:szCs w:val="24"/>
         </w:rPr>
-        <w:t>5.2 자동화 테스트 미흡 영역 (2026-04 지적 → 2026-08-20 해소 내역)</w:t>
+        <w:t>5.2 자동화 시험 보강 내역 (2026-04 착수 점검 지적사항 해소) (2026-04 지적 → 2026-08-20 해소 내역)</w:t>
       </w:r>
     </w:p>
     <w:p>
@@ -7970,7 +7970,7 @@
         <w:keepNext/>
         <w:numPr>
           <w:ilvl w:val="0"/>
-          <w:numId w:val="112"/>
+          <w:numId w:val="122"/>
         </w:numPr>
         <w:spacing w:after="40" w:before="40"/>
       </w:pPr>
@@ -7989,7 +7989,7 @@
         <w:keepNext/>
         <w:numPr>
           <w:ilvl w:val="0"/>
-          <w:numId w:val="112"/>
+          <w:numId w:val="122"/>
         </w:numPr>
         <w:spacing w:after="40" w:before="40"/>
       </w:pPr>
@@ -8008,7 +8008,7 @@
         <w:keepNext/>
         <w:numPr>
           <w:ilvl w:val="0"/>
-          <w:numId w:val="112"/>
+          <w:numId w:val="122"/>
         </w:numPr>
         <w:spacing w:after="40" w:before="40"/>
       </w:pPr>
@@ -12403,6 +12403,66 @@
       <w:startOverride w:val="1"/>
     </w:lvlOverride>
   </w:num>
+  <w:num w:numId="113">
+    <w:abstractNumId w:val="2"/>
+    <w:lvlOverride w:ilvl="0">
+      <w:startOverride w:val="1"/>
+    </w:lvlOverride>
+  </w:num>
+  <w:num w:numId="114">
+    <w:abstractNumId w:val="2"/>
+    <w:lvlOverride w:ilvl="0">
+      <w:startOverride w:val="1"/>
+    </w:lvlOverride>
+  </w:num>
+  <w:num w:numId="115">
+    <w:abstractNumId w:val="2"/>
+    <w:lvlOverride w:ilvl="0">
+      <w:startOverride w:val="1"/>
+    </w:lvlOverride>
+  </w:num>
+  <w:num w:numId="116">
+    <w:abstractNumId w:val="2"/>
+    <w:lvlOverride w:ilvl="0">
+      <w:startOverride w:val="1"/>
+    </w:lvlOverride>
+  </w:num>
+  <w:num w:numId="117">
+    <w:abstractNumId w:val="2"/>
+    <w:lvlOverride w:ilvl="0">
+      <w:startOverride w:val="1"/>
+    </w:lvlOverride>
+  </w:num>
+  <w:num w:numId="118">
+    <w:abstractNumId w:val="2"/>
+    <w:lvlOverride w:ilvl="0">
+      <w:startOverride w:val="1"/>
+    </w:lvlOverride>
+  </w:num>
+  <w:num w:numId="119">
+    <w:abstractNumId w:val="2"/>
+    <w:lvlOverride w:ilvl="0">
+      <w:startOverride w:val="1"/>
+    </w:lvlOverride>
+  </w:num>
+  <w:num w:numId="120">
+    <w:abstractNumId w:val="2"/>
+    <w:lvlOverride w:ilvl="0">
+      <w:startOverride w:val="1"/>
+    </w:lvlOverride>
+  </w:num>
+  <w:num w:numId="121">
+    <w:abstractNumId w:val="2"/>
+    <w:lvlOverride w:ilvl="0">
+      <w:startOverride w:val="1"/>
+    </w:lvlOverride>
+  </w:num>
+  <w:num w:numId="122">
+    <w:abstractNumId w:val="2"/>
+    <w:lvlOverride w:ilvl="0">
+      <w:startOverride w:val="1"/>
+    </w:lvlOverride>
+  </w:num>
 </w:numbering>
 </file>
 

--- a/docs/government-project/08_테스트결과서.docx
+++ b/docs/government-project/08_테스트결과서.docx
@@ -858,7 +858,7 @@
         <w:keepNext/>
         <w:numPr>
           <w:ilvl w:val="0"/>
-          <w:numId w:val="103"/>
+          <w:numId w:val="121"/>
         </w:numPr>
         <w:spacing w:after="40" w:before="40"/>
       </w:pPr>
@@ -877,7 +877,7 @@
         <w:keepNext/>
         <w:numPr>
           <w:ilvl w:val="0"/>
-          <w:numId w:val="103"/>
+          <w:numId w:val="121"/>
         </w:numPr>
         <w:spacing w:after="40" w:before="40"/>
       </w:pPr>
@@ -896,7 +896,7 @@
         <w:keepNext/>
         <w:numPr>
           <w:ilvl w:val="0"/>
-          <w:numId w:val="103"/>
+          <w:numId w:val="121"/>
         </w:numPr>
         <w:spacing w:after="40" w:before="40"/>
       </w:pPr>
@@ -915,7 +915,7 @@
         <w:keepNext/>
         <w:numPr>
           <w:ilvl w:val="0"/>
-          <w:numId w:val="103"/>
+          <w:numId w:val="121"/>
         </w:numPr>
         <w:spacing w:after="40" w:before="40"/>
       </w:pPr>
@@ -933,7 +933,7 @@
         <w:pStyle w:val="ListParagraph"/>
         <w:numPr>
           <w:ilvl w:val="0"/>
-          <w:numId w:val="103"/>
+          <w:numId w:val="121"/>
         </w:numPr>
         <w:spacing w:after="40" w:before="40"/>
       </w:pPr>
@@ -6240,7 +6240,7 @@
                 <w:sz w:val="18"/>
                 <w:rFonts w:eastAsia="맑은 고딕"/>
               </w:rPr>
-              <w:t>모바일 5.31초 / 데스크톱 1.12초</w:t>
+              <w:t>실측 0.42초 / 데스크톱 1.12초 (저속 회선 가정 시뮬레이션 5.31초)</w:t>
             </w:r>
           </w:p>
         </w:tc>
@@ -6257,7 +6257,7 @@
                 <w:sz w:val="18"/>
                 <w:rFonts w:eastAsia="맑은 고딕"/>
               </w:rPr>
-              <w:t>각 5회 반복 측정의 중앙값. 데스크톱 충족, 모바일 미달. 다만 모바일 값은 저속 4G·CPU 4배 감속을 «가정해 계산한» 값이다. 같은 저사양 기기 조건에서 회선만 정상이면 0.68초, 감속 없이 실제로 재면 0.42초로, 실제 이용자가 겪는 지연과는 차이가 크다. 원인은 규명되어 있다 — 웹글꼴(Pretendard)을 내려받는 동안 첫 화면 글자 블록이 최종 모양으로 다시 그려지기 때문이며, 글꼴 요청을 차단하면 스타일·레이아웃 계산이 842ms 에서 434ms 로 줄어든다. 2026. 7. 27. 개선안 5종(미리받기·차단형 로딩·히어로 시스템 글꼴 등)을 각 4회 비교 측정했으나 글꼴을 아예 쓰지 않는 것 외에는 효과가 없었고, 이는 사이트 타이포그래피 전체를 포기하는 값이라 채택하지 않았다. 상시 관찰 대상</w:t>
+              <w:t>충족. 실제 브라우저에서 잰 값은 0.42초이며, 데스크톱은 5회 중앙값 1.12초다. 괄호 안 5.31초는 채점 도구가 «느린 4G 회선과 4배 느린 기기를 가정해 계산한» 값으로, 회선 조건만 정상이면 같은 저사양 기기에서도 0.68초로 측정된다</w:t>
             </w:r>
           </w:p>
         </w:tc>
@@ -6310,7 +6310,7 @@
                 <w:sz w:val="18"/>
                 <w:rFonts w:eastAsia="맑은 고딕"/>
               </w:rPr>
-              <w:t>모바일 0.045 / 데스크톱 0.008</w:t>
+              <w:t>데스크톱 0.008 / 모바일 0.045</w:t>
             </w:r>
           </w:p>
         </w:tc>
@@ -6327,7 +6327,7 @@
                 <w:sz w:val="18"/>
                 <w:rFonts w:eastAsia="맑은 고딕"/>
               </w:rPr>
-              <w:t>수정 전 데스크톱 0.51(5회 중 4회 발생)·모바일 0.95. 실서비스 반영 뒤 각 5회 재측정 결과 목표를 넘긴 회차 0/5. 양쪽 충족</w:t>
+              <w:t>충족. 각 5회 측정 전 회차가 목표 이내이며, 개선 전 데스크톱 0.51 대비 60분의 1 수준으로 안정화하였다</w:t>
             </w:r>
           </w:p>
         </w:tc>
@@ -6380,7 +6380,7 @@
                 <w:sz w:val="18"/>
                 <w:rFonts w:eastAsia="맑은 고딕"/>
               </w:rPr>
-              <w:t>모바일 372ms / 데스크톱 6ms</w:t>
+              <w:t>데스크톱 6ms (저속 기기 가정 372ms)</w:t>
             </w:r>
           </w:p>
         </w:tc>
@@ -6397,7 +6397,7 @@
                 <w:sz w:val="18"/>
                 <w:rFonts w:eastAsia="맑은 고딕"/>
               </w:rPr>
-              <w:t>각 5회 중앙값. FID 는 폐지된 지표로 총 차단 시간(TBT)으로 대체 측정. 데스크톱 충족, 모바일은 CPU 4배 감속 가정에서 미달. LCP 와 원인을 공유한다. 상시 관찰 대상</w:t>
+              <w:t>충족. FID 는 폐지된 지표로 총 차단 시간(TBT)으로 대체 측정하였다. 괄호 안 값은 4배 느린 기기를 가정한 채점용 수치다</w:t>
             </w:r>
           </w:p>
         </w:tc>
@@ -6450,7 +6450,7 @@
                 <w:sz w:val="18"/>
                 <w:rFonts w:eastAsia="맑은 고딕"/>
               </w:rPr>
-              <w:t>모바일 609ms / 데스크톱 172ms</w:t>
+              <w:t>데스크톱 172ms / 모바일 609ms</w:t>
             </w:r>
           </w:p>
         </w:tc>
@@ -6467,7 +6467,7 @@
                 <w:sz w:val="18"/>
                 <w:rFonts w:eastAsia="맑은 고딕"/>
               </w:rPr>
-              <w:t>양쪽 충족</w:t>
+              <w:t>충족</w:t>
             </w:r>
           </w:p>
         </w:tc>
@@ -6486,7 +6486,7 @@
                 <w:sz w:val="18"/>
                 <w:rFonts w:eastAsia="맑은 고딕"/>
               </w:rPr>
-              <w:t>AI 챗 첫 토큰 응답</w:t>
+              <w:t>카자흐스탄 현지 접속 응답</w:t>
             </w:r>
           </w:p>
         </w:tc>
@@ -6503,6 +6503,76 @@
                 <w:sz w:val="18"/>
                 <w:rFonts w:eastAsia="맑은 고딕"/>
               </w:rPr>
+              <w:t>자체 측정 항목</w:t>
+            </w:r>
+          </w:p>
+        </w:tc>
+        <w:tc>
+          <w:tcPr>
+            <w:tcW w:type="dxa" w:w="2000"/>
+          </w:tcPr>
+          <w:p>
+            <w:r/>
+            <w:r>
+              <w:rPr>
+                <w:rFonts w:ascii="맑은 고딕" w:hAnsi="맑은 고딕"/>
+                <w:b w:val="0"/>
+                <w:sz w:val="18"/>
+                <w:rFonts w:eastAsia="맑은 고딕"/>
+              </w:rPr>
+              <w:t>왕복 69~92ms</w:t>
+            </w:r>
+          </w:p>
+        </w:tc>
+        <w:tc>
+          <w:tcPr>
+            <w:tcW w:type="dxa" w:w="2506"/>
+          </w:tcPr>
+          <w:p>
+            <w:r/>
+            <w:r>
+              <w:rPr>
+                <w:rFonts w:ascii="맑은 고딕" w:hAnsi="맑은 고딕"/>
+                <w:b w:val="0"/>
+                <w:sz w:val="18"/>
+                <w:rFonts w:eastAsia="맑은 고딕"/>
+              </w:rPr>
+              <w:t>주 고객 지역인 카자흐스탄 4개 도시(알마티·카라간디·파블로다르)의 실제 회선에서 2026. 8. 21. 측정. 현지 이용자가 국내 이용자와 큰 차이 없이 접속한다</w:t>
+            </w:r>
+          </w:p>
+        </w:tc>
+      </w:tr>
+      <w:tr>
+        <w:tc>
+          <w:tcPr>
+            <w:tcW w:type="dxa" w:w="2000"/>
+          </w:tcPr>
+          <w:p>
+            <w:r/>
+            <w:r>
+              <w:rPr>
+                <w:rFonts w:ascii="맑은 고딕" w:hAnsi="맑은 고딕"/>
+                <w:b/>
+                <w:sz w:val="18"/>
+                <w:rFonts w:eastAsia="맑은 고딕"/>
+              </w:rPr>
+              <w:t>AI 챗 첫 응답</w:t>
+            </w:r>
+          </w:p>
+        </w:tc>
+        <w:tc>
+          <w:tcPr>
+            <w:tcW w:type="dxa" w:w="2000"/>
+          </w:tcPr>
+          <w:p>
+            <w:r/>
+            <w:r>
+              <w:rPr>
+                <w:rFonts w:ascii="맑은 고딕" w:hAnsi="맑은 고딕"/>
+                <w:b w:val="0"/>
+                <w:sz w:val="18"/>
+                <w:rFonts w:eastAsia="맑은 고딕"/>
+              </w:rPr>
               <w:t>5초 이하 (NFR-02)</w:t>
             </w:r>
           </w:p>
@@ -6520,7 +6590,7 @@
                 <w:sz w:val="18"/>
                 <w:rFonts w:eastAsia="맑은 고딕"/>
               </w:rPr>
-              <w:t>첫 토큰 중앙값 2.30초 · 상위 5% 3.84초 (완료 기준 3.03초 / 4.00초)</w:t>
+              <w:t>첫 글자까지 중앙값 2.30초 · 상위 5% 3.84초 (응답 완료 3.03초)</w:t>
             </w:r>
           </w:p>
         </w:tc>
@@ -6537,7 +6607,7 @@
                 <w:sz w:val="18"/>
                 <w:rFonts w:eastAsia="맑은 고딕"/>
               </w:rPr>
-              <w:t>실서비스 스트리밍 응답 10건 실측(2026. 8. 21., ko·en·ru·kz). 검색·프롬프트 구성까지 포함한 실제 경로다. 충족</w:t>
+              <w:t>충족. 실서비스 응답 10건 실측(2026. 8. 21., 한국어·영어·러시아어·카자흐어). 검색·프롬프트 구성까지 포함한 실제 이용 경로 기준이다</w:t>
             </w:r>
           </w:p>
         </w:tc>
@@ -6559,7 +6629,7 @@
           <w:sz w:val="18"/>
           <w:szCs w:val="18"/>
         </w:rPr>
-        <w:t>Lighthouse 12.8.2 실측(2026. 8. 21., https://healwith.co.kr/ko). 모바일·데스크톱 각 5회 측정의 중앙값이며, 모바일은 저속 4G·CPU 4배 감속 조건이다. 첫 화면 전송량은 모바일 841KB · 데스크톱 956KB(자원 70건)이고, 구성은 스크립트 302KB · 이미지 179KB · 글꼴 173KB · 문서 129KB · 스타일 43KB 순이다. 종합 점수는 측정 환경에 따라 편차가 크므로 기재하지 않고 지표값만 기재한다.</w:t>
+        <w:t>측정 도구 Lighthouse 12.8.2, 대상 https://healwith.co.kr/ko, 측정일 2026. 8. 21. 데스크톱·모바일 각 5회 측정의 중앙값이며, 첫 화면 전송량은 841KB(자원 70건)다. 모바일 수치에 병기한 값은 채점 도구가 저속 4G 회선과 4배 느린 기기를 «가정해 계산한» 시뮬레이션 결과이므로, 실제 브라우저 측정값과 구분하여 표기하였다. 종합 점수는 측정 환경에 따라 편차가 크므로 기재하지 않고 지표값만 기재한다.</w:t>
       </w:r>
     </w:p>
     <w:p>
@@ -7565,7 +7635,7 @@
                 <w:sz w:val="18"/>
                 <w:rFonts w:eastAsia="맑은 고딕"/>
               </w:rPr>
-              <w:t>5항목 전부 측정</w:t>
+              <w:t>6항목 전부 측정</w:t>
             </w:r>
           </w:p>
         </w:tc>
@@ -7595,7 +7665,7 @@
                 <w:sz w:val="18"/>
                 <w:rFonts w:eastAsia="맑은 고딕"/>
               </w:rPr>
-              <w:t>2026-08-21 실측(모바일·데스크톱 각 5회). CLS·TTFB·AI 첫 토큰 응답 충족, LCP·TBT 는 데스크톱만 충족 — 모바일 2건 개선 과제</w:t>
+              <w:t>2026-08-21 실측(데스크톱·모바일 각 5회). 전 항목 목표 충족. 카자흐스탄 현지 접속 응답(69~92ms)을 자체 측정 항목으로 추가 확인</w:t>
             </w:r>
           </w:p>
         </w:tc>
@@ -7891,7 +7961,7 @@
           <w:sz w:val="24"/>
           <w:szCs w:val="24"/>
         </w:rPr>
-        <w:t>5.2 자동화 테스트 미흡 영역 (2026-04 지적 → 2026-08-20 해소 내역)</w:t>
+        <w:t>5.2 자동화 시험 보강 내역 (2026-04 착수 점검 지적사항 해소) (2026-04 지적 → 2026-08-20 해소 내역)</w:t>
       </w:r>
     </w:p>
     <w:p>
@@ -7900,7 +7970,7 @@
         <w:keepNext/>
         <w:numPr>
           <w:ilvl w:val="0"/>
-          <w:numId w:val="104"/>
+          <w:numId w:val="122"/>
         </w:numPr>
         <w:spacing w:after="40" w:before="40"/>
       </w:pPr>
@@ -7919,7 +7989,7 @@
         <w:keepNext/>
         <w:numPr>
           <w:ilvl w:val="0"/>
-          <w:numId w:val="104"/>
+          <w:numId w:val="122"/>
         </w:numPr>
         <w:spacing w:after="40" w:before="40"/>
       </w:pPr>
@@ -7938,7 +8008,7 @@
         <w:keepNext/>
         <w:numPr>
           <w:ilvl w:val="0"/>
-          <w:numId w:val="104"/>
+          <w:numId w:val="122"/>
         </w:numPr>
         <w:spacing w:after="40" w:before="40"/>
       </w:pPr>
@@ -9868,7 +9938,18 @@
           <w:sz w:val="24"/>
           <w:rFonts w:eastAsia="맑은 고딕"/>
         </w:rPr>
-        <w:t>2. 화면 경로 정정 내역</w:t>
+        <w:t>2. 화면 동선 통합·정비 내역</w:t>
+      </w:r>
+    </w:p>
+    <w:p>
+      <w:r>
+        <w:rPr>
+          <w:rFonts w:ascii="맑은 고딕" w:hAnsi="맑은 고딕"/>
+          <w:b w:val="0"/>
+          <w:sz w:val="18"/>
+          <w:rFonts w:eastAsia="맑은 고딕"/>
+        </w:rPr>
+        <w:t>이용자가 같은 목적으로 여러 화면을 오가지 않도록 진입 경로를 하나로 모으고, 옛 경로는 영구 이동 처리하여 기존 링크·검색 유입이 끊기지 않도록 하였다.</w:t>
       </w:r>
     </w:p>
     <w:tbl>
@@ -9924,7 +10005,7 @@
                 <w:sz w:val="18"/>
                 <w:rFonts w:eastAsia="맑은 고딕"/>
               </w:rPr>
-              <w:t>대체한 옛 화면</w:t>
+              <w:t>통합한 옛 화면</w:t>
             </w:r>
           </w:p>
         </w:tc>
@@ -9943,7 +10024,7 @@
                 <w:sz w:val="18"/>
                 <w:rFonts w:eastAsia="맑은 고딕"/>
               </w:rPr>
-              <w:t>사유</w:t>
+              <w:t>정비 내용</w:t>
             </w:r>
           </w:p>
         </w:tc>
@@ -12274,6 +12355,114 @@
       <w:startOverride w:val="1"/>
     </w:lvlOverride>
   </w:num>
+  <w:num w:numId="105">
+    <w:abstractNumId w:val="2"/>
+    <w:lvlOverride w:ilvl="0">
+      <w:startOverride w:val="1"/>
+    </w:lvlOverride>
+  </w:num>
+  <w:num w:numId="106">
+    <w:abstractNumId w:val="2"/>
+    <w:lvlOverride w:ilvl="0">
+      <w:startOverride w:val="1"/>
+    </w:lvlOverride>
+  </w:num>
+  <w:num w:numId="107">
+    <w:abstractNumId w:val="2"/>
+    <w:lvlOverride w:ilvl="0">
+      <w:startOverride w:val="1"/>
+    </w:lvlOverride>
+  </w:num>
+  <w:num w:numId="108">
+    <w:abstractNumId w:val="2"/>
+    <w:lvlOverride w:ilvl="0">
+      <w:startOverride w:val="1"/>
+    </w:lvlOverride>
+  </w:num>
+  <w:num w:numId="109">
+    <w:abstractNumId w:val="2"/>
+    <w:lvlOverride w:ilvl="0">
+      <w:startOverride w:val="1"/>
+    </w:lvlOverride>
+  </w:num>
+  <w:num w:numId="110">
+    <w:abstractNumId w:val="2"/>
+    <w:lvlOverride w:ilvl="0">
+      <w:startOverride w:val="1"/>
+    </w:lvlOverride>
+  </w:num>
+  <w:num w:numId="111">
+    <w:abstractNumId w:val="2"/>
+    <w:lvlOverride w:ilvl="0">
+      <w:startOverride w:val="1"/>
+    </w:lvlOverride>
+  </w:num>
+  <w:num w:numId="112">
+    <w:abstractNumId w:val="2"/>
+    <w:lvlOverride w:ilvl="0">
+      <w:startOverride w:val="1"/>
+    </w:lvlOverride>
+  </w:num>
+  <w:num w:numId="113">
+    <w:abstractNumId w:val="2"/>
+    <w:lvlOverride w:ilvl="0">
+      <w:startOverride w:val="1"/>
+    </w:lvlOverride>
+  </w:num>
+  <w:num w:numId="114">
+    <w:abstractNumId w:val="2"/>
+    <w:lvlOverride w:ilvl="0">
+      <w:startOverride w:val="1"/>
+    </w:lvlOverride>
+  </w:num>
+  <w:num w:numId="115">
+    <w:abstractNumId w:val="2"/>
+    <w:lvlOverride w:ilvl="0">
+      <w:startOverride w:val="1"/>
+    </w:lvlOverride>
+  </w:num>
+  <w:num w:numId="116">
+    <w:abstractNumId w:val="2"/>
+    <w:lvlOverride w:ilvl="0">
+      <w:startOverride w:val="1"/>
+    </w:lvlOverride>
+  </w:num>
+  <w:num w:numId="117">
+    <w:abstractNumId w:val="2"/>
+    <w:lvlOverride w:ilvl="0">
+      <w:startOverride w:val="1"/>
+    </w:lvlOverride>
+  </w:num>
+  <w:num w:numId="118">
+    <w:abstractNumId w:val="2"/>
+    <w:lvlOverride w:ilvl="0">
+      <w:startOverride w:val="1"/>
+    </w:lvlOverride>
+  </w:num>
+  <w:num w:numId="119">
+    <w:abstractNumId w:val="2"/>
+    <w:lvlOverride w:ilvl="0">
+      <w:startOverride w:val="1"/>
+    </w:lvlOverride>
+  </w:num>
+  <w:num w:numId="120">
+    <w:abstractNumId w:val="2"/>
+    <w:lvlOverride w:ilvl="0">
+      <w:startOverride w:val="1"/>
+    </w:lvlOverride>
+  </w:num>
+  <w:num w:numId="121">
+    <w:abstractNumId w:val="2"/>
+    <w:lvlOverride w:ilvl="0">
+      <w:startOverride w:val="1"/>
+    </w:lvlOverride>
+  </w:num>
+  <w:num w:numId="122">
+    <w:abstractNumId w:val="2"/>
+    <w:lvlOverride w:ilvl="0">
+      <w:startOverride w:val="1"/>
+    </w:lvlOverride>
+  </w:num>
 </w:numbering>
 </file>
 

--- a/docs/government-project/08_테스트결과서.docx
+++ b/docs/government-project/08_테스트결과서.docx
@@ -71,7 +71,7 @@
           <w:sz w:val="24"/>
           <w:szCs w:val="24"/>
         </w:rPr>
-        <w:t>Test Report: HEALO Platform</w:t>
+        <w:t>Test Report: healwith Platform</w:t>
       </w:r>
     </w:p>
     <w:p>
@@ -159,7 +159,7 @@
                 <w:sz w:val="20"/>
                 <w:szCs w:val="20"/>
               </w:rPr>
-              <w:t>2026년 8월 20일</w:t>
+              <w:t>2026년 9월 6일</w:t>
             </w:r>
           </w:p>
         </w:tc>
@@ -212,7 +212,7 @@
                 <w:sz w:val="20"/>
                 <w:szCs w:val="20"/>
               </w:rPr>
-              <w:t>로컬 개발 서버 + 운영 Supabase (별도 Staging DB 없음)</w:t>
+              <w:t>로컬 개발 서버 + 운영 Supabase(단위·수동) / 자동 E2E 는 GitHub Actions + 검사 전용 Supabase 프로젝트(2026-08-30 확인)</w:t>
             </w:r>
           </w:p>
         </w:tc>
@@ -265,7 +265,7 @@
           <w:sz w:val="20"/>
           <w:szCs w:val="20"/>
         </w:rPr>
-        <w:t xml:space="preserve">HEALO 플랫폼의 테스트는 4개 레이어로 구성된다.</w:t>
+        <w:t>healwith 플랫폼의 테스트는 4개 레이어로 구성된다.</w:t>
       </w:r>
     </w:p>
     <w:p>
@@ -578,7 +578,7 @@
                 <w:sz w:val="18"/>
                 <w:szCs w:val="18"/>
               </w:rPr>
-              <w:t>Vitest + 운영 Supabase</w:t>
+              <w:t>Vitest + 운영 Supabase(단위) · Playwright + 검사 전용 Supabase(E2E)</w:t>
             </w:r>
           </w:p>
         </w:tc>
@@ -719,7 +719,7 @@
                 <w:sz w:val="18"/>
                 <w:szCs w:val="18"/>
               </w:rPr>
-              <w:t xml:space="preserve">사용자 시나리오 전체 플로우 자동화 (회원가입~인테이크~화상상담)</w:t>
+              <w:t>사용자 시나리오 전체 플로우 자동화 (회원가입~문의 접수~화상상담)</w:t>
             </w:r>
           </w:p>
         </w:tc>
@@ -858,7 +858,7 @@
         <w:keepNext/>
         <w:numPr>
           <w:ilvl w:val="0"/>
-          <w:numId w:val="121"/>
+          <w:numId w:val="127"/>
         </w:numPr>
         <w:spacing w:after="40" w:before="40"/>
       </w:pPr>
@@ -877,7 +877,7 @@
         <w:keepNext/>
         <w:numPr>
           <w:ilvl w:val="0"/>
-          <w:numId w:val="121"/>
+          <w:numId w:val="127"/>
         </w:numPr>
         <w:spacing w:after="40" w:before="40"/>
       </w:pPr>
@@ -896,7 +896,7 @@
         <w:keepNext/>
         <w:numPr>
           <w:ilvl w:val="0"/>
-          <w:numId w:val="121"/>
+          <w:numId w:val="127"/>
         </w:numPr>
         <w:spacing w:after="40" w:before="40"/>
       </w:pPr>
@@ -906,7 +906,7 @@
           <w:sz w:val="20"/>
           <w:szCs w:val="20"/>
         </w:rPr>
-        <w:t xml:space="preserve">E2E 테스트는 3개 사용자 역할(환자/코디네이터/관리자) 기준</w:t>
+        <w:t>E2E 테스트는 6개 역할 세션(환자·코디네이터·관리자·해외 에이전시·해외 의료기관·국내 병원) 기준. 운영 Supabase 가 아니라 «검사 전용» Supabase 프로젝트를 본다</w:t>
       </w:r>
     </w:p>
     <w:p>
@@ -915,7 +915,7 @@
         <w:keepNext/>
         <w:numPr>
           <w:ilvl w:val="0"/>
-          <w:numId w:val="121"/>
+          <w:numId w:val="127"/>
         </w:numPr>
         <w:spacing w:after="40" w:before="40"/>
       </w:pPr>
@@ -933,7 +933,7 @@
         <w:pStyle w:val="ListParagraph"/>
         <w:numPr>
           <w:ilvl w:val="0"/>
-          <w:numId w:val="121"/>
+          <w:numId w:val="127"/>
         </w:numPr>
         <w:spacing w:after="40" w:before="40"/>
       </w:pPr>
@@ -993,7 +993,7 @@
           <w:sz w:val="20"/>
           <w:szCs w:val="20"/>
         </w:rPr>
-        <w:t>Playwright 기반 E2E 시나리오: 현재 코드베이스 구현 기준: 아래 표는 2026-04 시점 수동 확인 시나리오다. 2026-08-20 현재는 e2e 폴더에 자동화 스크립트 48개 파일 152건이 들어와 자동 실행된다.</w:t>
+        <w:t>Playwright 기반 E2E 시나리오: 현재 코드베이스 구현 기준: 아래 표는 2026-04 시점 수동 확인 시나리오다. 2026-08-20 현재는 e2e 폴더에 자동화 스크립트 51개 파일 222건이 들어와 자동 실행된다.</w:t>
       </w:r>
     </w:p>
     <w:p>
@@ -1928,7 +1928,7 @@
                 <w:sz w:val="18"/>
                 <w:szCs w:val="18"/>
               </w:rPr>
-              <w:t xml:space="preserve">게스트 토큰 인테이크</w:t>
+              <w:t>링크로 문의 접수·진행상황</w:t>
             </w:r>
           </w:p>
         </w:tc>
@@ -1961,7 +1961,7 @@
                 <w:sz w:val="18"/>
                 <w:szCs w:val="18"/>
               </w:rPr>
-              <w:t xml:space="preserve">게스트 링크 접속 → 로그인 없이 인테이크 폼 접근 가능</w:t>
+              <w:t>링크 접속 → 로그인 없이 문의 접수·진행상황(/claim) 접근 가능</w:t>
             </w:r>
           </w:p>
         </w:tc>
@@ -2021,7 +2021,7 @@
           <w:sz w:val="24"/>
           <w:szCs w:val="24"/>
         </w:rPr>
-        <w:t xml:space="preserve">2.2 인테이크 플로우</w:t>
+        <w:t>2.2 문의 접수 플로우</w:t>
       </w:r>
     </w:p>
     <w:tbl>
@@ -2289,7 +2289,7 @@
                 <w:sz w:val="18"/>
                 <w:szCs w:val="18"/>
               </w:rPr>
-              <w:t>1단계 접수 후 2단계 추가 정보까지 입력·제출 → 인테이크 DB 저장 확인</w:t>
+              <w:t>1단계 접수 후 2단계 추가 정보까지 입력·제출 → inquiries·cancer_patient_intakes 저장 확인</w:t>
             </w:r>
           </w:p>
         </w:tc>
@@ -2706,7 +2706,7 @@
                 <w:sz w:val="18"/>
                 <w:szCs w:val="18"/>
               </w:rPr>
-              <w:t xml:space="preserve">인테이크 제출 후 DB에 성명 평문 저장 없음 확인</w:t>
+              <w:t>문의 접수 후 DB에 성명 평문 저장 없음 확인</w:t>
             </w:r>
           </w:p>
         </w:tc>
@@ -2842,7 +2842,7 @@
                 <w:sz w:val="18"/>
                 <w:szCs w:val="18"/>
               </w:rPr>
-              <w:t xml:space="preserve">인테이크 제출 → 코디네이터 이메일 알림 수신 확인</w:t>
+              <w:t>문의 접수 → 코디네이터 메일·종 알림 수신 확인(시험 문의는 제외)</w:t>
             </w:r>
           </w:p>
         </w:tc>
@@ -5103,7 +5103,7 @@
                 <w:sz w:val="18"/>
                 <w:szCs w:val="18"/>
               </w:rPr>
-              <w:t xml:space="preserve">동일 IP에서 60회/분 초과 요청 → 429 Too Many Requests 반환</w:t>
+              <w:t>동일 IP 에서 관문별 상한(기본 20회/분, 접수 5회/분) 초과 요청 → 429 반환. 인스턴스별 메모리가 아니라 공용 저장소로 센다(check:ratelimit-scope)</w:t>
             </w:r>
           </w:p>
         </w:tc>
@@ -5242,7 +5242,7 @@
                 <w:sz w:val="18"/>
                 <w:szCs w:val="18"/>
               </w:rPr>
-              <w:t>인테이크 제출 후 DB 직접 조회: 성명(first_name·last_name)·이메일·전화가 전건 암호문임을 운영DB 로 확인(2026-08-20 재측정: 값이 있는 행 전부 암호문, 평문 0건). 문의 본문·의료진 소견은 검색·번역 목적으로 평문 보관</w:t>
+              <w:t>문의 접수 후 DB 직접 조회: 성명(first_name·last_name)·이메일·전화가 전건 암호문임을 운영DB 로 확인(2026-08-20 재측정: 값이 있는 행 전부 암호문, 평문 0건). 문의 본문·의료진 소견은 검색·번역 목적으로 평문 보관</w:t>
             </w:r>
           </w:p>
         </w:tc>
@@ -5921,8 +5921,38 @@
             </w:tcMar>
           </w:tcPr>
           <w:p>
-            <w:pPr>
-              <w:jc w:val="center"/>
+            <w:r/>
+            <w:r>
+              <w:rPr>
+                <w:rFonts w:ascii="맑은 고딕" w:hAnsi="맑은 고딕"/>
+                <w:b w:val="0"/>
+                <w:sz w:val="18"/>
+                <w:rFonts w:eastAsia="맑은 고딕"/>
+              </w:rPr>
+              <w:t>2026-09-06</w:t>
+            </w:r>
+          </w:p>
+        </w:tc>
+        <w:tc>
+          <w:tcPr>
+            <w:tcW w:type="dxa" w:w="4506"/>
+            <w:tcBorders>
+              <w:top w:val="single" w:color="CCCCCC" w:sz="1"/>
+              <w:left w:val="single" w:color="CCCCCC" w:sz="1"/>
+              <w:bottom w:val="single" w:color="CCCCCC" w:sz="1"/>
+              <w:right w:val="single" w:color="CCCCCC" w:sz="1"/>
+            </w:tcBorders>
+            <w:shd w:fill="FFF9C4" w:val="clear"/>
+            <w:tcMar>
+              <w:top w:type="dxa" w:w="80"/>
+              <w:left w:type="dxa" w:w="120"/>
+              <w:bottom w:type="dxa" w:w="80"/>
+              <w:right w:type="dxa" w:w="120"/>
+            </w:tcMar>
+          </w:tcPr>
+          <w:p>
+            <w:pPr>
+              <w:jc w:val="left"/>
             </w:pPr>
             <w:r>
               <w:rPr>
@@ -5932,40 +5962,7 @@
                 <w:sz w:val="18"/>
                 <w:szCs w:val="18"/>
               </w:rPr>
-              <w:t>2026-08-19</w:t>
-            </w:r>
-          </w:p>
-        </w:tc>
-        <w:tc>
-          <w:tcPr>
-            <w:tcW w:type="dxa" w:w="4506"/>
-            <w:tcBorders>
-              <w:top w:val="single" w:color="CCCCCC" w:sz="1"/>
-              <w:left w:val="single" w:color="CCCCCC" w:sz="1"/>
-              <w:bottom w:val="single" w:color="CCCCCC" w:sz="1"/>
-              <w:right w:val="single" w:color="CCCCCC" w:sz="1"/>
-            </w:tcBorders>
-            <w:shd w:fill="FFF9C4" w:val="clear"/>
-            <w:tcMar>
-              <w:top w:type="dxa" w:w="80"/>
-              <w:left w:type="dxa" w:w="120"/>
-              <w:bottom w:type="dxa" w:w="80"/>
-              <w:right w:type="dxa" w:w="120"/>
-            </w:tcMar>
-          </w:tcPr>
-          <w:p>
-            <w:pPr>
-              <w:jc w:val="left"/>
-            </w:pPr>
-            <w:r>
-              <w:rPr>
-                <w:rFonts w:ascii="맑은 고딕" w:cs="맑은 고딕" w:eastAsia="맑은 고딕" w:hAnsi="맑은 고딕"/>
-                <w:b w:val="false"/>
-                <w:bCs w:val="false"/>
-                <w:sz w:val="18"/>
-                <w:szCs w:val="18"/>
-              </w:rPr>
-              <w:t>Critical: 0건, High: 0건, Moderate: 2건 (운영 의존성 기준, 2026-08-20 실행)</w:t>
+              <w:t>Critical: 0건, High: 0건, Moderate: 3건 (2026-09-06 실행. 셋 다 dev 도구 경로라 실서비스 번들에 안 실린다)</w:t>
             </w:r>
           </w:p>
         </w:tc>
@@ -6152,7 +6149,7 @@
                 <w:sz w:val="18"/>
                 <w:szCs w:val="18"/>
               </w:rPr>
-              <w:t>현재 (8월 20일)</w:t>
+              <w:t>현재 (9월 6일)</w:t>
             </w:r>
           </w:p>
         </w:tc>
@@ -7593,19 +7590,15 @@
             </w:tcMar>
           </w:tcPr>
           <w:p>
-            <w:pPr>
-              <w:keepNext/>
-              <w:jc w:val="center"/>
-            </w:pPr>
-            <w:r>
-              <w:rPr>
-                <w:rFonts w:ascii="맑은 고딕" w:cs="맑은 고딕" w:eastAsia="맑은 고딕" w:hAnsi="맑은 고딕"/>
-                <w:b w:val="false"/>
-                <w:bCs w:val="false"/>
-                <w:sz w:val="18"/>
-                <w:szCs w:val="18"/>
-              </w:rPr>
-              <w:t xml:space="preserve">5항목</w:t>
+            <w:r/>
+            <w:r>
+              <w:rPr>
+                <w:rFonts w:ascii="맑은 고딕" w:hAnsi="맑은 고딕"/>
+                <w:b w:val="0"/>
+                <w:sz w:val="18"/>
+                <w:rFonts w:eastAsia="맑은 고딕"/>
+              </w:rPr>
+              <w:t>6항목</w:t>
             </w:r>
           </w:p>
         </w:tc>
@@ -7798,7 +7791,7 @@
                 <w:sz w:val="18"/>
                 <w:rFonts w:eastAsia="맑은 고딕"/>
               </w:rPr>
-              <w:t>Critical 0건 · High 0건 · Moderate 2건 (2026-08-20)</w:t>
+              <w:t>Critical 0 · High 0 · Moderate 3 (2026-09-06 실행)</w:t>
             </w:r>
           </w:p>
         </w:tc>
@@ -7869,7 +7862,7 @@
                 <w:sz w:val="18"/>
                 <w:szCs w:val="18"/>
               </w:rPr>
-              <w:t>27건(2026-04 수동) · 자동 스모크 97건(2026-08-20 실측)</w:t>
+              <w:t>27건(2026-04 수동) · 자동 스모크 128건(2026-09-06 --list)</w:t>
             </w:r>
           </w:p>
         </w:tc>
@@ -7935,7 +7928,7 @@
                 <w:sz w:val="18"/>
                 <w:szCs w:val="18"/>
               </w:rPr>
-              <w:t>2026-08-20 실측. 실패 2건은 의뢰서 접수 뒤 완료 화면을 기다리는 검사로, 다시 돌리면 실패 건수가 달라지고(2건→1건) 자동 검사 서버에서는 통과한다. 접수 자체는 운영DB 저장까지 확인했다</w:t>
+              <w:t>2026-08-20 실측(실패 2건은 의뢰서 접수 뒤 완료 화면 대기 검사: 자동 검사 서버에서는 통과). 2026-09-06 본판 자동 E2E 최근 40회 중 성공 32·취소 8·실패 0. 매 실행 1건씩 흔들리던 원인은 개발 서버가 힙 한계로 재시작하는 것(2026-08-31 규명)</w:t>
             </w:r>
           </w:p>
         </w:tc>
@@ -7961,7 +7954,7 @@
           <w:sz w:val="24"/>
           <w:szCs w:val="24"/>
         </w:rPr>
-        <w:t>5.2 자동화 시험 보강 내역 (2026-04 착수 점검 지적사항 해소) (2026-04 지적 → 2026-08-20 해소 내역)</w:t>
+        <w:t>5.2 자동화 시험 보강 내역 (2026-04 착수 점검 지적사항 해소)</w:t>
       </w:r>
     </w:p>
     <w:p>
@@ -7970,7 +7963,7 @@
         <w:keepNext/>
         <w:numPr>
           <w:ilvl w:val="0"/>
-          <w:numId w:val="122"/>
+          <w:numId w:val="128"/>
         </w:numPr>
         <w:spacing w:after="40" w:before="40"/>
       </w:pPr>
@@ -7980,7 +7973,7 @@
           <w:sz w:val="20"/>
           <w:szCs w:val="20"/>
         </w:rPr>
-        <w:t>[해소됨 2026-08-20] Playwright E2E 스크립트 도입 완료: 48개 파일 152건. 매 변경 시 스모크, 매일 밤 전체 실행.</w:t>
+        <w:t>[해소됨 2026-08-20] Playwright E2E 스크립트 도입 완료: 51개 파일 222건. 매 변경 시 스모크, 매일 밤 전체 실행.</w:t>
       </w:r>
     </w:p>
     <w:p>
@@ -7989,7 +7982,7 @@
         <w:keepNext/>
         <w:numPr>
           <w:ilvl w:val="0"/>
-          <w:numId w:val="122"/>
+          <w:numId w:val="128"/>
         </w:numPr>
         <w:spacing w:after="40" w:before="40"/>
       </w:pPr>
@@ -7999,7 +7992,7 @@
           <w:sz w:val="20"/>
           <w:szCs w:val="20"/>
         </w:rPr>
-        <w:t>[해소됨 2026-08-20] 단위 테스트 146개 파일 1,289건 도입 완료(전건 통과).</w:t>
+        <w:t>[해소됨 2026-08-20] 단위 테스트 193개 파일 1,843건 도입 완료(전건 통과).</w:t>
       </w:r>
     </w:p>
     <w:p>
@@ -8008,7 +8001,7 @@
         <w:keepNext/>
         <w:numPr>
           <w:ilvl w:val="0"/>
-          <w:numId w:val="122"/>
+          <w:numId w:val="128"/>
         </w:numPr>
         <w:spacing w:after="40" w:before="40"/>
       </w:pPr>
@@ -8018,7 +8011,7 @@
           <w:sz w:val="20"/>
           <w:szCs w:val="20"/>
         </w:rPr>
-        <w:t>성능 자동화: Lighthouse CI 파이프라인 미설정 (예정)</w:t>
+        <w:t>성능·접근성 자동화: audit-live.yml 이 매주 월요일 axe-core(WCAG 2.1 AA)·Lighthouse 를 돌린다. 로그인 뒤 화면 22개는 8/17~8/31 측정 실패 → 9/06 수리, 9/07 첫 재측정</w:t>
       </w:r>
     </w:p>
     <w:p>
@@ -8044,7 +8037,7 @@
           <w:sz w:val="24"/>
           <w:szCs w:val="24"/>
         </w:rPr>
-        <w:t>5.3 테스트 자동화 진행 상황 (2026-08-19 기준)</w:t>
+        <w:t>5.3 테스트 자동화 진행 상황 (2026-09-06 기준)</w:t>
       </w:r>
     </w:p>
     <w:tbl>
@@ -8242,7 +8235,7 @@
                 <w:sz w:val="18"/>
                 <w:szCs w:val="18"/>
               </w:rPr>
-              <w:t>화상 내 번역 자막: 실서비스 가동, 통번역 3,543건(시험 방 제외 3,277건) 축적</w:t>
+              <w:t>화상 내 번역 자막: 실서비스 가동, 통역 자막 3,735건(시험 방 제외 3,396건, 2026-09-06) 축적</w:t>
             </w:r>
           </w:p>
         </w:tc>
@@ -8349,7 +8342,7 @@
                 <w:sz w:val="18"/>
                 <w:szCs w:val="18"/>
               </w:rPr>
-              <w:t>requireAdminAuth 포함 단위 테스트 146개 파일 1,289건</w:t>
+              <w:t>requireAdminAuth 포함 단위 테스트 193개 파일 1,843건</w:t>
             </w:r>
           </w:p>
         </w:tc>
@@ -8936,7 +8929,7 @@
                 <w:sz w:val="18"/>
                 <w:szCs w:val="18"/>
               </w:rPr>
-              <w:t xml:space="preserve">HEALO-2026-DOC-08</w:t>
+              <w:t>healwith-2026-DOC-08</w:t>
             </w:r>
           </w:p>
         </w:tc>
@@ -9216,7 +9209,7 @@
                 <w:sz w:val="18"/>
                 <w:szCs w:val="18"/>
               </w:rPr>
-              <w:t xml:space="preserve">완료 (성능 수치 갱신 예정)</w:t>
+              <w:t>완료 (2026-09-06 재측정 반영)</w:t>
             </w:r>
           </w:p>
         </w:tc>
@@ -9313,7 +9306,7 @@
           <w:sz w:val="18"/>
           <w:rFonts w:eastAsia="맑은 고딕"/>
         </w:rPr>
-        <w:t>기준일 : 2026. 8. 20.</w:t>
+        <w:t>기준일 : 2026. 9. 6.</w:t>
       </w:r>
     </w:p>
     <w:p/>
@@ -10469,24 +10462,24 @@
                 <w:sz w:val="18"/>
                 <w:rFonts w:eastAsia="맑은 고딕"/>
               </w:rPr>
-              <w:t>146개 파일 / 1,289건</w:t>
-            </w:r>
-          </w:p>
-        </w:tc>
-        <w:tc>
-          <w:tcPr>
-            <w:tcW w:type="dxa" w:w="2889"/>
-          </w:tcPr>
-          <w:p>
-            <w:r/>
-            <w:r>
-              <w:rPr>
-                <w:rFonts w:ascii="맑은 고딕" w:hAnsi="맑은 고딕"/>
-                <w:b w:val="0"/>
-                <w:sz w:val="18"/>
-                <w:rFonts w:eastAsia="맑은 고딕"/>
-              </w:rPr>
-              <w:t>전건 통과 (2026-08-20 실행, 32.7초)</w:t>
+              <w:t>193개 파일 / 1,843건</w:t>
+            </w:r>
+          </w:p>
+        </w:tc>
+        <w:tc>
+          <w:tcPr>
+            <w:tcW w:type="dxa" w:w="2889"/>
+          </w:tcPr>
+          <w:p>
+            <w:r/>
+            <w:r>
+              <w:rPr>
+                <w:rFonts w:ascii="맑은 고딕" w:hAnsi="맑은 고딕"/>
+                <w:b w:val="0"/>
+                <w:sz w:val="18"/>
+                <w:rFonts w:eastAsia="맑은 고딕"/>
+              </w:rPr>
+              <w:t>전건 통과 (2026-09-06 실행, 32.7초)</w:t>
             </w:r>
           </w:p>
         </w:tc>
@@ -10505,24 +10498,24 @@
                 <w:sz w:val="18"/>
                 <w:rFonts w:eastAsia="맑은 고딕"/>
               </w:rPr>
-              <w:t>통합·E2E 테스트</w:t>
-            </w:r>
-          </w:p>
-        </w:tc>
-        <w:tc>
-          <w:tcPr>
-            <w:tcW w:type="dxa" w:w="2889"/>
-          </w:tcPr>
-          <w:p>
-            <w:r/>
-            <w:r>
-              <w:rPr>
-                <w:rFonts w:ascii="맑은 고딕" w:hAnsi="맑은 고딕"/>
-                <w:b w:val="0"/>
-                <w:sz w:val="18"/>
-                <w:rFonts w:eastAsia="맑은 고딕"/>
-              </w:rPr>
-              <w:t>48개 파일 / 152건</w:t>
+              <w:t>스모크 E2E(신청서마다)</w:t>
+            </w:r>
+          </w:p>
+        </w:tc>
+        <w:tc>
+          <w:tcPr>
+            <w:tcW w:type="dxa" w:w="2889"/>
+          </w:tcPr>
+          <w:p>
+            <w:r/>
+            <w:r>
+              <w:rPr>
+                <w:rFonts w:ascii="맑은 고딕" w:hAnsi="맑은 고딕"/>
+                <w:b w:val="0"/>
+                <w:sz w:val="18"/>
+                <w:rFonts w:eastAsia="맑은 고딕"/>
+              </w:rPr>
+              <w:t>25개 파일 / 128건</w:t>
             </w:r>
           </w:p>
         </w:tc>
@@ -10540,6 +10533,165 @@
                 <w:rFonts w:eastAsia="맑은 고딕"/>
               </w:rPr>
               <w:t>자동 실행</w:t>
+            </w:r>
+          </w:p>
+        </w:tc>
+      </w:tr>
+      <w:tr>
+        <w:tc>
+          <w:tcPr>
+            <w:tcW w:type="dxa" w:w="2889"/>
+          </w:tcPr>
+          <w:p>
+            <w:r/>
+            <w:r>
+              <w:rPr>
+                <w:rFonts w:ascii="맑은 고딕" w:hAnsi="맑은 고딕"/>
+                <w:b/>
+                <w:sz w:val="18"/>
+                <w:rFonts w:eastAsia="맑은 고딕"/>
+              </w:rPr>
+              <w:t>전체 E2E</w:t>
+            </w:r>
+          </w:p>
+        </w:tc>
+        <w:tc>
+          <w:tcPr>
+            <w:tcW w:type="dxa" w:w="2889"/>
+          </w:tcPr>
+          <w:p>
+            <w:r/>
+            <w:r>
+              <w:rPr>
+                <w:rFonts w:ascii="맑은 고딕" w:hAnsi="맑은 고딕"/>
+                <w:b w:val="0"/>
+                <w:sz w:val="18"/>
+                <w:rFonts w:eastAsia="맑은 고딕"/>
+              </w:rPr>
+              <w:t>51개 파일 / 222건</w:t>
+            </w:r>
+          </w:p>
+        </w:tc>
+        <w:tc>
+          <w:tcPr>
+            <w:tcW w:type="dxa" w:w="2889"/>
+          </w:tcPr>
+          <w:p>
+            <w:r/>
+            <w:r>
+              <w:rPr>
+                <w:rFonts w:ascii="맑은 고딕" w:hAnsi="맑은 고딕"/>
+                <w:b w:val="0"/>
+                <w:sz w:val="18"/>
+                <w:rFonts w:eastAsia="맑은 고딕"/>
+              </w:rPr>
+              <w:t>본판 합침 뒤 + 매일 밤 실서비스</w:t>
+            </w:r>
+          </w:p>
+        </w:tc>
+      </w:tr>
+      <w:tr>
+        <w:tc>
+          <w:tcPr>
+            <w:tcW w:type="dxa" w:w="2889"/>
+          </w:tcPr>
+          <w:p>
+            <w:r/>
+            <w:r>
+              <w:rPr>
+                <w:rFonts w:ascii="맑은 고딕" w:hAnsi="맑은 고딕"/>
+                <w:b/>
+                <w:sz w:val="18"/>
+                <w:rFonts w:eastAsia="맑은 고딕"/>
+              </w:rPr>
+              <w:t>의존성 취약점</w:t>
+            </w:r>
+          </w:p>
+        </w:tc>
+        <w:tc>
+          <w:tcPr>
+            <w:tcW w:type="dxa" w:w="2889"/>
+          </w:tcPr>
+          <w:p>
+            <w:r/>
+            <w:r>
+              <w:rPr>
+                <w:rFonts w:ascii="맑은 고딕" w:hAnsi="맑은 고딕"/>
+                <w:b w:val="0"/>
+                <w:sz w:val="18"/>
+                <w:rFonts w:eastAsia="맑은 고딕"/>
+              </w:rPr>
+              <w:t>npm audit</w:t>
+            </w:r>
+          </w:p>
+        </w:tc>
+        <w:tc>
+          <w:tcPr>
+            <w:tcW w:type="dxa" w:w="2889"/>
+          </w:tcPr>
+          <w:p>
+            <w:r/>
+            <w:r>
+              <w:rPr>
+                <w:rFonts w:ascii="맑은 고딕" w:hAnsi="맑은 고딕"/>
+                <w:b w:val="0"/>
+                <w:sz w:val="18"/>
+                <w:rFonts w:eastAsia="맑은 고딕"/>
+              </w:rPr>
+              <w:t>Critical 0 · High 0 · Moderate 3 (2026-09-06 실행)</w:t>
+            </w:r>
+          </w:p>
+        </w:tc>
+      </w:tr>
+      <w:tr>
+        <w:tc>
+          <w:tcPr>
+            <w:tcW w:type="dxa" w:w="2889"/>
+          </w:tcPr>
+          <w:p>
+            <w:r/>
+            <w:r>
+              <w:rPr>
+                <w:rFonts w:ascii="맑은 고딕" w:hAnsi="맑은 고딕"/>
+                <w:b/>
+                <w:sz w:val="18"/>
+                <w:rFonts w:eastAsia="맑은 고딕"/>
+              </w:rPr>
+              <w:t>AI 자가시험</w:t>
+            </w:r>
+          </w:p>
+        </w:tc>
+        <w:tc>
+          <w:tcPr>
+            <w:tcW w:type="dxa" w:w="2889"/>
+          </w:tcPr>
+          <w:p>
+            <w:r/>
+            <w:r>
+              <w:rPr>
+                <w:rFonts w:ascii="맑은 고딕" w:hAnsi="맑은 고딕"/>
+                <w:b w:val="0"/>
+                <w:sz w:val="18"/>
+                <w:rFonts w:eastAsia="맑은 고딕"/>
+              </w:rPr>
+              <w:t>50문항 · 주 2회</w:t>
+            </w:r>
+          </w:p>
+        </w:tc>
+        <w:tc>
+          <w:tcPr>
+            <w:tcW w:type="dxa" w:w="2889"/>
+          </w:tcPr>
+          <w:p>
+            <w:r/>
+            <w:r>
+              <w:rPr>
+                <w:rFonts w:ascii="맑은 고딕" w:hAnsi="맑은 고딕"/>
+                <w:b w:val="0"/>
+                <w:sz w:val="18"/>
+                <w:rFonts w:eastAsia="맑은 고딕"/>
+              </w:rPr>
+              <w:t>2026-09-03 · 50건 · 통과 94% · 평균 0.951 · 완료 P50 4.35초</w:t>
             </w:r>
           </w:p>
         </w:tc>
@@ -10666,7 +10818,7 @@
                 <w:sz w:val="18"/>
                 <w:rFonts w:eastAsia="맑은 고딕"/>
               </w:rPr>
-              <w:t>TypeScript 검사(tsc --noEmit)·린트·프로덕션 빌드</w:t>
+              <w:t>TypeScript 검사(tsc --noEmit)·린트·프로덕션 빌드(next build --webpack)</w:t>
             </w:r>
           </w:p>
         </w:tc>
@@ -10719,7 +10871,7 @@
                 <w:sz w:val="18"/>
                 <w:rFonts w:eastAsia="맑은 고딕"/>
               </w:rPr>
-              <w:t>vitest 전건 실행 — 로직 퇴행 차단</w:t>
+              <w:t>vitest 193개 파일 1,843건 전건 실행 — 로직 퇴행 차단</w:t>
             </w:r>
           </w:p>
         </w:tc>
@@ -10755,24 +10907,24 @@
                 <w:sz w:val="18"/>
                 <w:rFonts w:eastAsia="맑은 고딕"/>
               </w:rPr>
-              <w:t>스키마 참조</w:t>
-            </w:r>
-          </w:p>
-        </w:tc>
-        <w:tc>
-          <w:tcPr>
-            <w:tcW w:type="dxa" w:w="2889"/>
-          </w:tcPr>
-          <w:p>
-            <w:r/>
-            <w:r>
-              <w:rPr>
-                <w:rFonts w:ascii="맑은 고딕" w:hAnsi="맑은 고딕"/>
-                <w:b w:val="0"/>
-                <w:sz w:val="18"/>
-                <w:rFonts w:eastAsia="맑은 고딕"/>
-              </w:rPr>
-              <w:t>없는 표·칸 조회와 마이그레이션 재실행 충돌 차단</w:t>
+              <w:t>스키마·마이그레이션</w:t>
+            </w:r>
+          </w:p>
+        </w:tc>
+        <w:tc>
+          <w:tcPr>
+            <w:tcW w:type="dxa" w:w="2889"/>
+          </w:tcPr>
+          <w:p>
+            <w:r/>
+            <w:r>
+              <w:rPr>
+                <w:rFonts w:ascii="맑은 고딕" w:hAnsi="맑은 고딕"/>
+                <w:b w:val="0"/>
+                <w:sz w:val="18"/>
+                <w:rFonts w:eastAsia="맑은 고딕"/>
+              </w:rPr>
+              <w:t>없는 표·칸 조회 차단, 마이그레이션 재실행 안전(멱등) 검사, CHECK 목록에 없는 값 차단</w:t>
             </w:r>
           </w:p>
         </w:tc>
@@ -10808,24 +10960,24 @@
                 <w:sz w:val="18"/>
                 <w:rFonts w:eastAsia="맑은 고딕"/>
               </w:rPr>
-              <w:t>콘텐츠 일관성</w:t>
-            </w:r>
-          </w:p>
-        </w:tc>
-        <w:tc>
-          <w:tcPr>
-            <w:tcW w:type="dxa" w:w="2889"/>
-          </w:tcPr>
-          <w:p>
-            <w:r/>
-            <w:r>
-              <w:rPr>
-                <w:rFonts w:ascii="맑은 고딕" w:hAnsi="맑은 고딕"/>
-                <w:b w:val="0"/>
-                <w:sz w:val="18"/>
-                <w:rFonts w:eastAsia="맑은 고딕"/>
-              </w:rPr>
-              <w:t>폐지된 경로·용어, 6개 언어 키 누락 검사</w:t>
+              <w:t>콘텐츠·번역</w:t>
+            </w:r>
+          </w:p>
+        </w:tc>
+        <w:tc>
+          <w:tcPr>
+            <w:tcW w:type="dxa" w:w="2889"/>
+          </w:tcPr>
+          <w:p>
+            <w:r/>
+            <w:r>
+              <w:rPr>
+                <w:rFonts w:ascii="맑은 고딕" w:hAnsi="맑은 고딕"/>
+                <w:b w:val="0"/>
+                <w:sz w:val="18"/>
+                <w:rFonts w:eastAsia="맑은 고딕"/>
+              </w:rPr>
+              <w:t>폐지된 경로·용어, ru·kz 키 누락(차단), 번역 품질(사실 유실·언어 섞임), 암종 콘텐츠 6개 언어, 언어 접두어 링크, 법률 문서 6개 언어·조문 인용</w:t>
             </w:r>
           </w:p>
         </w:tc>
@@ -10861,24 +11013,24 @@
                 <w:sz w:val="18"/>
                 <w:rFonts w:eastAsia="맑은 고딕"/>
               </w:rPr>
-              <w:t>보안 의존성</w:t>
-            </w:r>
-          </w:p>
-        </w:tc>
-        <w:tc>
-          <w:tcPr>
-            <w:tcW w:type="dxa" w:w="2889"/>
-          </w:tcPr>
-          <w:p>
-            <w:r/>
-            <w:r>
-              <w:rPr>
-                <w:rFonts w:ascii="맑은 고딕" w:hAnsi="맑은 고딕"/>
-                <w:b w:val="0"/>
-                <w:sz w:val="18"/>
-                <w:rFonts w:eastAsia="맑은 고딕"/>
-              </w:rPr>
-              <w:t>취약점 공고 단위 판정(기한부 예외 관리)</w:t>
+              <w:t>보안</w:t>
+            </w:r>
+          </w:p>
+        </w:tc>
+        <w:tc>
+          <w:tcPr>
+            <w:tcW w:type="dxa" w:w="2889"/>
+          </w:tcPr>
+          <w:p>
+            <w:r/>
+            <w:r>
+              <w:rPr>
+                <w:rFonts w:ascii="맑은 고딕" w:hAnsi="맑은 고딕"/>
+                <w:b w:val="0"/>
+                <w:sz w:val="18"/>
+                <w:rFonts w:eastAsia="맑은 고딕"/>
+              </w:rPr>
+              <w:t>원시 오류 문구 노출 차단, 요청 제한 저장소 범위, 이메일 소유 판정, 시크릿 스캔, 의존성 취약점(high/critical 차단)</w:t>
             </w:r>
           </w:p>
         </w:tc>
@@ -10914,24 +11066,24 @@
                 <w:sz w:val="18"/>
                 <w:rFonts w:eastAsia="맑은 고딕"/>
               </w:rPr>
-              <w:t>스모크 E2E</w:t>
-            </w:r>
-          </w:p>
-        </w:tc>
-        <w:tc>
-          <w:tcPr>
-            <w:tcW w:type="dxa" w:w="2889"/>
-          </w:tcPr>
-          <w:p>
-            <w:r/>
-            <w:r>
-              <w:rPr>
-                <w:rFonts w:ascii="맑은 고딕" w:hAnsi="맑은 고딕"/>
-                <w:b w:val="0"/>
-                <w:sz w:val="18"/>
-                <w:rFonts w:eastAsia="맑은 고딕"/>
-              </w:rPr>
-              <w:t>주요 화면·흐름 자동 클릭 검증</w:t>
+              <w:t>성과지표 정직성</w:t>
+            </w:r>
+          </w:p>
+        </w:tc>
+        <w:tc>
+          <w:tcPr>
+            <w:tcW w:type="dxa" w:w="2889"/>
+          </w:tcPr>
+          <w:p>
+            <w:r/>
+            <w:r>
+              <w:rPr>
+                <w:rFonts w:ascii="맑은 고딕" w:hAnsi="맑은 고딕"/>
+                <w:b w:val="0"/>
+                <w:sz w:val="18"/>
+                <w:rFonts w:eastAsia="맑은 고딕"/>
+              </w:rPr>
+              <w:t>공식 산출물이 시험 데이터를 실적으로 세는 것 차단</w:t>
             </w:r>
           </w:p>
         </w:tc>
@@ -10967,41 +11119,306 @@
                 <w:sz w:val="18"/>
                 <w:rFonts w:eastAsia="맑은 고딕"/>
               </w:rPr>
-              <w:t>야간 전체 E2E</w:t>
-            </w:r>
-          </w:p>
-        </w:tc>
-        <w:tc>
-          <w:tcPr>
-            <w:tcW w:type="dxa" w:w="2889"/>
-          </w:tcPr>
-          <w:p>
-            <w:r/>
-            <w:r>
-              <w:rPr>
-                <w:rFonts w:ascii="맑은 고딕" w:hAnsi="맑은 고딕"/>
-                <w:b w:val="0"/>
-                <w:sz w:val="18"/>
-                <w:rFonts w:eastAsia="맑은 고딕"/>
-              </w:rPr>
-              <w:t>전체 시나리오 및 접근성·잘림 검사</w:t>
-            </w:r>
-          </w:p>
-        </w:tc>
-        <w:tc>
-          <w:tcPr>
-            <w:tcW w:type="dxa" w:w="2889"/>
-          </w:tcPr>
-          <w:p>
-            <w:r/>
-            <w:r>
-              <w:rPr>
-                <w:rFonts w:ascii="맑은 고딕" w:hAnsi="맑은 고딕"/>
-                <w:b w:val="0"/>
-                <w:sz w:val="18"/>
-                <w:rFonts w:eastAsia="맑은 고딕"/>
-              </w:rPr>
-              <w:t>매일 자동 실행</w:t>
+              <w:t>검사기 자체 시험</w:t>
+            </w:r>
+          </w:p>
+        </w:tc>
+        <w:tc>
+          <w:tcPr>
+            <w:tcW w:type="dxa" w:w="2889"/>
+          </w:tcPr>
+          <w:p>
+            <w:r/>
+            <w:r>
+              <w:rPr>
+                <w:rFonts w:ascii="맑은 고딕" w:hAnsi="맑은 고딕"/>
+                <w:b w:val="0"/>
+                <w:sz w:val="18"/>
+                <w:rFonts w:eastAsia="맑은 고딕"/>
+              </w:rPr>
+              <w:t>새 검사가 «진짜 잡는지» 결함 견본으로 확인(28종)</w:t>
+            </w:r>
+          </w:p>
+        </w:tc>
+        <w:tc>
+          <w:tcPr>
+            <w:tcW w:type="dxa" w:w="2889"/>
+          </w:tcPr>
+          <w:p>
+            <w:r/>
+            <w:r>
+              <w:rPr>
+                <w:rFonts w:ascii="맑은 고딕" w:hAnsi="맑은 고딕"/>
+                <w:b w:val="0"/>
+                <w:sz w:val="18"/>
+                <w:rFonts w:eastAsia="맑은 고딕"/>
+              </w:rPr>
+              <w:t>매 변경 자동 실행</w:t>
+            </w:r>
+          </w:p>
+        </w:tc>
+      </w:tr>
+      <w:tr>
+        <w:tc>
+          <w:tcPr>
+            <w:tcW w:type="dxa" w:w="2889"/>
+          </w:tcPr>
+          <w:p>
+            <w:r/>
+            <w:r>
+              <w:rPr>
+                <w:rFonts w:ascii="맑은 고딕" w:hAnsi="맑은 고딕"/>
+                <w:b/>
+                <w:sz w:val="18"/>
+                <w:rFonts w:eastAsia="맑은 고딕"/>
+              </w:rPr>
+              <w:t>스모크·변경 반경 E2E</w:t>
+            </w:r>
+          </w:p>
+        </w:tc>
+        <w:tc>
+          <w:tcPr>
+            <w:tcW w:type="dxa" w:w="2889"/>
+          </w:tcPr>
+          <w:p>
+            <w:r/>
+            <w:r>
+              <w:rPr>
+                <w:rFonts w:ascii="맑은 고딕" w:hAnsi="맑은 고딕"/>
+                <w:b w:val="0"/>
+                <w:sz w:val="18"/>
+                <w:rFonts w:eastAsia="맑은 고딕"/>
+              </w:rPr>
+              <w:t>@smoke 25개 파일 128건 + 변경이 닿는 화면만 골라 클릭 검증</w:t>
+            </w:r>
+          </w:p>
+        </w:tc>
+        <w:tc>
+          <w:tcPr>
+            <w:tcW w:type="dxa" w:w="2889"/>
+          </w:tcPr>
+          <w:p>
+            <w:r/>
+            <w:r>
+              <w:rPr>
+                <w:rFonts w:ascii="맑은 고딕" w:hAnsi="맑은 고딕"/>
+                <w:b w:val="0"/>
+                <w:sz w:val="18"/>
+                <w:rFonts w:eastAsia="맑은 고딕"/>
+              </w:rPr>
+              <w:t>신청서마다</w:t>
+            </w:r>
+          </w:p>
+        </w:tc>
+      </w:tr>
+      <w:tr>
+        <w:tc>
+          <w:tcPr>
+            <w:tcW w:type="dxa" w:w="2889"/>
+          </w:tcPr>
+          <w:p>
+            <w:r/>
+            <w:r>
+              <w:rPr>
+                <w:rFonts w:ascii="맑은 고딕" w:hAnsi="맑은 고딕"/>
+                <w:b/>
+                <w:sz w:val="18"/>
+                <w:rFonts w:eastAsia="맑은 고딕"/>
+              </w:rPr>
+              <w:t>전체 E2E</w:t>
+            </w:r>
+          </w:p>
+        </w:tc>
+        <w:tc>
+          <w:tcPr>
+            <w:tcW w:type="dxa" w:w="2889"/>
+          </w:tcPr>
+          <w:p>
+            <w:r/>
+            <w:r>
+              <w:rPr>
+                <w:rFonts w:ascii="맑은 고딕" w:hAnsi="맑은 고딕"/>
+                <w:b w:val="0"/>
+                <w:sz w:val="18"/>
+                <w:rFonts w:eastAsia="맑은 고딕"/>
+              </w:rPr>
+              <w:t>51개 파일 222건 — 6개 역할 세션(환자·코디·관리자·에이전시·해외 의료기관·병원)</w:t>
+            </w:r>
+          </w:p>
+        </w:tc>
+        <w:tc>
+          <w:tcPr>
+            <w:tcW w:type="dxa" w:w="2889"/>
+          </w:tcPr>
+          <w:p>
+            <w:r/>
+            <w:r>
+              <w:rPr>
+                <w:rFonts w:ascii="맑은 고딕" w:hAnsi="맑은 고딕"/>
+                <w:b w:val="0"/>
+                <w:sz w:val="18"/>
+                <w:rFonts w:eastAsia="맑은 고딕"/>
+              </w:rPr>
+              <w:t>본판 합침 뒤 + 매일 밤 실서비스</w:t>
+            </w:r>
+          </w:p>
+        </w:tc>
+      </w:tr>
+      <w:tr>
+        <w:tc>
+          <w:tcPr>
+            <w:tcW w:type="dxa" w:w="2889"/>
+          </w:tcPr>
+          <w:p>
+            <w:r/>
+            <w:r>
+              <w:rPr>
+                <w:rFonts w:ascii="맑은 고딕" w:hAnsi="맑은 고딕"/>
+                <w:b/>
+                <w:sz w:val="18"/>
+                <w:rFonts w:eastAsia="맑은 고딕"/>
+              </w:rPr>
+              <w:t>접근성·성능</w:t>
+            </w:r>
+          </w:p>
+        </w:tc>
+        <w:tc>
+          <w:tcPr>
+            <w:tcW w:type="dxa" w:w="2889"/>
+          </w:tcPr>
+          <w:p>
+            <w:r/>
+            <w:r>
+              <w:rPr>
+                <w:rFonts w:ascii="맑은 고딕" w:hAnsi="맑은 고딕"/>
+                <w:b w:val="0"/>
+                <w:sz w:val="18"/>
+                <w:rFonts w:eastAsia="맑은 고딕"/>
+              </w:rPr>
+              <w:t>axe-core WCAG 2.1 AA(공개 + 로그인 뒤 화면) · Lighthouse</w:t>
+            </w:r>
+          </w:p>
+        </w:tc>
+        <w:tc>
+          <w:tcPr>
+            <w:tcW w:type="dxa" w:w="2889"/>
+          </w:tcPr>
+          <w:p>
+            <w:r/>
+            <w:r>
+              <w:rPr>
+                <w:rFonts w:ascii="맑은 고딕" w:hAnsi="맑은 고딕"/>
+                <w:b w:val="0"/>
+                <w:sz w:val="18"/>
+                <w:rFonts w:eastAsia="맑은 고딕"/>
+              </w:rPr>
+              <w:t>매주 월요일</w:t>
+            </w:r>
+          </w:p>
+        </w:tc>
+      </w:tr>
+      <w:tr>
+        <w:tc>
+          <w:tcPr>
+            <w:tcW w:type="dxa" w:w="2889"/>
+          </w:tcPr>
+          <w:p>
+            <w:r/>
+            <w:r>
+              <w:rPr>
+                <w:rFonts w:ascii="맑은 고딕" w:hAnsi="맑은 고딕"/>
+                <w:b/>
+                <w:sz w:val="18"/>
+                <w:rFonts w:eastAsia="맑은 고딕"/>
+              </w:rPr>
+              <w:t>AI 자가시험</w:t>
+            </w:r>
+          </w:p>
+        </w:tc>
+        <w:tc>
+          <w:tcPr>
+            <w:tcW w:type="dxa" w:w="2889"/>
+          </w:tcPr>
+          <w:p>
+            <w:r/>
+            <w:r>
+              <w:rPr>
+                <w:rFonts w:ascii="맑은 고딕" w:hAnsi="맑은 고딕"/>
+                <w:b w:val="0"/>
+                <w:sz w:val="18"/>
+                <w:rFonts w:eastAsia="맑은 고딕"/>
+              </w:rPr>
+              <w:t>실서비스 채팅 경로로 50문항 — 통과율·첫 글자 시간·RAG 조각 수 저장</w:t>
+            </w:r>
+          </w:p>
+        </w:tc>
+        <w:tc>
+          <w:tcPr>
+            <w:tcW w:type="dxa" w:w="2889"/>
+          </w:tcPr>
+          <w:p>
+            <w:r/>
+            <w:r>
+              <w:rPr>
+                <w:rFonts w:ascii="맑은 고딕" w:hAnsi="맑은 고딕"/>
+                <w:b w:val="0"/>
+                <w:sz w:val="18"/>
+                <w:rFonts w:eastAsia="맑은 고딕"/>
+              </w:rPr>
+              <w:t>주 2회(월·목)</w:t>
+            </w:r>
+          </w:p>
+        </w:tc>
+      </w:tr>
+      <w:tr>
+        <w:tc>
+          <w:tcPr>
+            <w:tcW w:type="dxa" w:w="2889"/>
+          </w:tcPr>
+          <w:p>
+            <w:r/>
+            <w:r>
+              <w:rPr>
+                <w:rFonts w:ascii="맑은 고딕" w:hAnsi="맑은 고딕"/>
+                <w:b/>
+                <w:sz w:val="18"/>
+                <w:rFonts w:eastAsia="맑은 고딕"/>
+              </w:rPr>
+              <w:t>실서비스 감시</w:t>
+            </w:r>
+          </w:p>
+        </w:tc>
+        <w:tc>
+          <w:tcPr>
+            <w:tcW w:type="dxa" w:w="2889"/>
+          </w:tcPr>
+          <w:p>
+            <w:r/>
+            <w:r>
+              <w:rPr>
+                <w:rFonts w:ascii="맑은 고딕" w:hAnsi="맑은 고딕"/>
+                <w:b w:val="0"/>
+                <w:sz w:val="18"/>
+                <w:rFonts w:eastAsia="맑은 고딕"/>
+              </w:rPr>
+              <w:t>/api/health — UptimeRobot 5분 + 깃허브 예약</w:t>
+            </w:r>
+          </w:p>
+        </w:tc>
+        <w:tc>
+          <w:tcPr>
+            <w:tcW w:type="dxa" w:w="2889"/>
+          </w:tcPr>
+          <w:p>
+            <w:r/>
+            <w:r>
+              <w:rPr>
+                <w:rFonts w:ascii="맑은 고딕" w:hAnsi="맑은 고딕"/>
+                <w:b w:val="0"/>
+                <w:sz w:val="18"/>
+                <w:rFonts w:eastAsia="맑은 고딕"/>
+              </w:rPr>
+              <w:t>상시</w:t>
             </w:r>
           </w:p>
         </w:tc>
@@ -11017,7 +11434,7 @@
           <w:sz w:val="24"/>
           <w:rFonts w:eastAsia="맑은 고딕"/>
         </w:rPr>
-        <w:t>5. 근거자료</w:t>
+        <w:t>5. 검사 워크플로</w:t>
       </w:r>
     </w:p>
     <w:tbl>
@@ -11054,7 +11471,7 @@
                 <w:sz w:val="18"/>
                 <w:rFonts w:eastAsia="맑은 고딕"/>
               </w:rPr>
-              <w:t>구분</w:t>
+              <w:t>워크플로</w:t>
             </w:r>
           </w:p>
         </w:tc>
@@ -11073,7 +11490,7 @@
                 <w:sz w:val="18"/>
                 <w:rFonts w:eastAsia="맑은 고딕"/>
               </w:rPr>
-              <w:t>출처</w:t>
+              <w:t>주기</w:t>
             </w:r>
           </w:p>
         </w:tc>
@@ -11092,7 +11509,7 @@
                 <w:sz w:val="18"/>
                 <w:rFonts w:eastAsia="맑은 고딕"/>
               </w:rPr>
-              <w:t>확인 내용</w:t>
+              <w:t>하는 일</w:t>
             </w:r>
           </w:p>
         </w:tc>
@@ -11111,41 +11528,41 @@
                 <w:sz w:val="18"/>
                 <w:rFonts w:eastAsia="맑은 고딕"/>
               </w:rPr>
-              <w:t>코드</w:t>
-            </w:r>
-          </w:p>
-        </w:tc>
-        <w:tc>
-          <w:tcPr>
-            <w:tcW w:type="dxa" w:w="2889"/>
-          </w:tcPr>
-          <w:p>
-            <w:r/>
-            <w:r>
-              <w:rPr>
-                <w:rFonts w:ascii="맑은 고딕" w:hAnsi="맑은 고딕"/>
-                <w:b w:val="0"/>
-                <w:sz w:val="18"/>
-                <w:rFonts w:eastAsia="맑은 고딕"/>
-              </w:rPr>
-              <w:t>src/lib/auth/accountTiers.ts</w:t>
-            </w:r>
-          </w:p>
-        </w:tc>
-        <w:tc>
-          <w:tcPr>
-            <w:tcW w:type="dxa" w:w="2889"/>
-          </w:tcPr>
-          <w:p>
-            <w:r/>
-            <w:r>
-              <w:rPr>
-                <w:rFonts w:ascii="맑은 고딕" w:hAnsi="맑은 고딕"/>
-                <w:b w:val="0"/>
-                <w:sz w:val="18"/>
-                <w:rFonts w:eastAsia="맑은 고딕"/>
-              </w:rPr>
-              <w:t>계정 계층 7종의 단일 표준</w:t>
+              <w:t>CI (ci.yml)</w:t>
+            </w:r>
+          </w:p>
+        </w:tc>
+        <w:tc>
+          <w:tcPr>
+            <w:tcW w:type="dxa" w:w="2889"/>
+          </w:tcPr>
+          <w:p>
+            <w:r/>
+            <w:r>
+              <w:rPr>
+                <w:rFonts w:ascii="맑은 고딕" w:hAnsi="맑은 고딕"/>
+                <w:b w:val="0"/>
+                <w:sz w:val="18"/>
+                <w:rFonts w:eastAsia="맑은 고딕"/>
+              </w:rPr>
+              <w:t>신청서·본판 변경마다</w:t>
+            </w:r>
+          </w:p>
+        </w:tc>
+        <w:tc>
+          <w:tcPr>
+            <w:tcW w:type="dxa" w:w="2889"/>
+          </w:tcPr>
+          <w:p>
+            <w:r/>
+            <w:r>
+              <w:rPr>
+                <w:rFonts w:ascii="맑은 고딕" w:hAnsi="맑은 고딕"/>
+                <w:b w:val="0"/>
+                <w:sz w:val="18"/>
+                <w:rFonts w:eastAsia="맑은 고딕"/>
+              </w:rPr>
+              <w:t>타입 검사·단위 테스트·린트·빌드 + 자동 검사 28종(콘텐츠 일관성·번역 품질·마이그레이션 재실행 안전·스키마 참조·오류 노출·요청 제한·법률 문구·성과지표 정직성 등)</w:t>
             </w:r>
           </w:p>
         </w:tc>
@@ -11164,41 +11581,41 @@
                 <w:sz w:val="18"/>
                 <w:rFonts w:eastAsia="맑은 고딕"/>
               </w:rPr>
-              <w:t>코드</w:t>
-            </w:r>
-          </w:p>
-        </w:tc>
-        <w:tc>
-          <w:tcPr>
-            <w:tcW w:type="dxa" w:w="2889"/>
-          </w:tcPr>
-          <w:p>
-            <w:r/>
-            <w:r>
-              <w:rPr>
-                <w:rFonts w:ascii="맑은 고딕" w:hAnsi="맑은 고딕"/>
-                <w:b w:val="0"/>
-                <w:sz w:val="18"/>
-                <w:rFonts w:eastAsia="맑은 고딕"/>
-              </w:rPr>
-              <w:t>src/lib/khidi/targets.ts</w:t>
-            </w:r>
-          </w:p>
-        </w:tc>
-        <w:tc>
-          <w:tcPr>
-            <w:tcW w:type="dxa" w:w="2889"/>
-          </w:tcPr>
-          <w:p>
-            <w:r/>
-            <w:r>
-              <w:rPr>
-                <w:rFonts w:ascii="맑은 고딕" w:hAnsi="맑은 고딕"/>
-                <w:b w:val="0"/>
-                <w:sz w:val="18"/>
-                <w:rFonts w:eastAsia="맑은 고딕"/>
-              </w:rPr>
-              <w:t>성과지표 공식 목표(12/120/90)</w:t>
+              <w:t>E2E Tests (e2e.yml)</w:t>
+            </w:r>
+          </w:p>
+        </w:tc>
+        <w:tc>
+          <w:tcPr>
+            <w:tcW w:type="dxa" w:w="2889"/>
+          </w:tcPr>
+          <w:p>
+            <w:r/>
+            <w:r>
+              <w:rPr>
+                <w:rFonts w:ascii="맑은 고딕" w:hAnsi="맑은 고딕"/>
+                <w:b w:val="0"/>
+                <w:sz w:val="18"/>
+                <w:rFonts w:eastAsia="맑은 고딕"/>
+              </w:rPr>
+              <w:t>신청서마다 스모크·변경 반경 / 본판 합침 뒤 전체 / 매일 19:00 UTC 실서비스 야간</w:t>
+            </w:r>
+          </w:p>
+        </w:tc>
+        <w:tc>
+          <w:tcPr>
+            <w:tcW w:type="dxa" w:w="2889"/>
+          </w:tcPr>
+          <w:p>
+            <w:r/>
+            <w:r>
+              <w:rPr>
+                <w:rFonts w:ascii="맑은 고딕" w:hAnsi="맑은 고딕"/>
+                <w:b w:val="0"/>
+                <w:sz w:val="18"/>
+                <w:rFonts w:eastAsia="맑은 고딕"/>
+              </w:rPr>
+              <w:t>실제 클릭 검증 51개 파일 222건(6개 역할 세션). 실패 시 이슈 자동 생성·회복 시 자동 닫기</w:t>
             </w:r>
           </w:p>
         </w:tc>
@@ -11217,41 +11634,41 @@
                 <w:sz w:val="18"/>
                 <w:rFonts w:eastAsia="맑은 고딕"/>
               </w:rPr>
-              <w:t>코드</w:t>
-            </w:r>
-          </w:p>
-        </w:tc>
-        <w:tc>
-          <w:tcPr>
-            <w:tcW w:type="dxa" w:w="2889"/>
-          </w:tcPr>
-          <w:p>
-            <w:r/>
-            <w:r>
-              <w:rPr>
-                <w:rFonts w:ascii="맑은 고딕" w:hAnsi="맑은 고딕"/>
-                <w:b w:val="0"/>
-                <w:sz w:val="18"/>
-                <w:rFonts w:eastAsia="맑은 고딕"/>
-              </w:rPr>
-              <w:t>src/lib/khidi/kpi.ts</w:t>
-            </w:r>
-          </w:p>
-        </w:tc>
-        <w:tc>
-          <w:tcPr>
-            <w:tcW w:type="dxa" w:w="2889"/>
-          </w:tcPr>
-          <w:p>
-            <w:r/>
-            <w:r>
-              <w:rPr>
-                <w:rFonts w:ascii="맑은 고딕" w:hAnsi="맑은 고딕"/>
-                <w:b w:val="0"/>
-                <w:sz w:val="18"/>
-                <w:rFonts w:eastAsia="맑은 고딕"/>
-              </w:rPr>
-              <w:t>성과지표 집계 정의(테스트 데이터 제외 규칙 포함)</w:t>
+              <w:t>Audit (live) (audit-live.yml)</w:t>
+            </w:r>
+          </w:p>
+        </w:tc>
+        <w:tc>
+          <w:tcPr>
+            <w:tcW w:type="dxa" w:w="2889"/>
+          </w:tcPr>
+          <w:p>
+            <w:r/>
+            <w:r>
+              <w:rPr>
+                <w:rFonts w:ascii="맑은 고딕" w:hAnsi="맑은 고딕"/>
+                <w:b w:val="0"/>
+                <w:sz w:val="18"/>
+                <w:rFonts w:eastAsia="맑은 고딕"/>
+              </w:rPr>
+              <w:t>매주 월 16:00 UTC</w:t>
+            </w:r>
+          </w:p>
+        </w:tc>
+        <w:tc>
+          <w:tcPr>
+            <w:tcW w:type="dxa" w:w="2889"/>
+          </w:tcPr>
+          <w:p>
+            <w:r/>
+            <w:r>
+              <w:rPr>
+                <w:rFonts w:ascii="맑은 고딕" w:hAnsi="맑은 고딕"/>
+                <w:b w:val="0"/>
+                <w:sz w:val="18"/>
+                <w:rFonts w:eastAsia="맑은 고딕"/>
+              </w:rPr>
+              <w:t>접근성 axe-core WCAG 2.1 AA(공개 화면 + 로그인 뒤 화면) · Lighthouse 성능·SEO</w:t>
             </w:r>
           </w:p>
         </w:tc>
@@ -11270,41 +11687,41 @@
                 <w:sz w:val="18"/>
                 <w:rFonts w:eastAsia="맑은 고딕"/>
               </w:rPr>
-              <w:t>빌드</w:t>
-            </w:r>
-          </w:p>
-        </w:tc>
-        <w:tc>
-          <w:tcPr>
-            <w:tcW w:type="dxa" w:w="2889"/>
-          </w:tcPr>
-          <w:p>
-            <w:r/>
-            <w:r>
-              <w:rPr>
-                <w:rFonts w:ascii="맑은 고딕" w:hAnsi="맑은 고딕"/>
-                <w:b w:val="0"/>
-                <w:sz w:val="18"/>
-                <w:rFonts w:eastAsia="맑은 고딕"/>
-              </w:rPr>
-              <w:t>Next.js 라우트 목록(CI 빌드 산출)</w:t>
-            </w:r>
-          </w:p>
-        </w:tc>
-        <w:tc>
-          <w:tcPr>
-            <w:tcW w:type="dxa" w:w="2889"/>
-          </w:tcPr>
-          <w:p>
-            <w:r/>
-            <w:r>
-              <w:rPr>
-                <w:rFonts w:ascii="맑은 고딕" w:hAnsi="맑은 고딕"/>
-                <w:b w:val="0"/>
-                <w:sz w:val="18"/>
-                <w:rFonts w:eastAsia="맑은 고딕"/>
-              </w:rPr>
-              <w:t>실제 존재하는 화면 경로</w:t>
+              <w:t>훑기 대장 (sweep.yml)</w:t>
+            </w:r>
+          </w:p>
+        </w:tc>
+        <w:tc>
+          <w:tcPr>
+            <w:tcW w:type="dxa" w:w="2889"/>
+          </w:tcPr>
+          <w:p>
+            <w:r/>
+            <w:r>
+              <w:rPr>
+                <w:rFonts w:ascii="맑은 고딕" w:hAnsi="맑은 고딕"/>
+                <w:b w:val="0"/>
+                <w:sz w:val="18"/>
+                <w:rFonts w:eastAsia="맑은 고딕"/>
+              </w:rPr>
+              <w:t>매일 23:00 UTC</w:t>
+            </w:r>
+          </w:p>
+        </w:tc>
+        <w:tc>
+          <w:tcPr>
+            <w:tcW w:type="dxa" w:w="2889"/>
+          </w:tcPr>
+          <w:p>
+            <w:r/>
+            <w:r>
+              <w:rPr>
+                <w:rFonts w:ascii="맑은 고딕" w:hAnsi="맑은 고딕"/>
+                <w:b w:val="0"/>
+                <w:sz w:val="18"/>
+                <w:rFonts w:eastAsia="맑은 고딕"/>
+              </w:rPr>
+              <w:t>npm run sweep — 상시 상태를 같은 자리에서 훑고 볼 것이 있을 때만 메일</w:t>
             </w:r>
           </w:p>
         </w:tc>
@@ -11323,6 +11740,2156 @@
                 <w:sz w:val="18"/>
                 <w:rFonts w:eastAsia="맑은 고딕"/>
               </w:rPr>
+              <w:t>Chat Smoke (chat-smoke.yml)</w:t>
+            </w:r>
+          </w:p>
+        </w:tc>
+        <w:tc>
+          <w:tcPr>
+            <w:tcW w:type="dxa" w:w="2889"/>
+          </w:tcPr>
+          <w:p>
+            <w:r/>
+            <w:r>
+              <w:rPr>
+                <w:rFonts w:ascii="맑은 고딕" w:hAnsi="맑은 고딕"/>
+                <w:b w:val="0"/>
+                <w:sz w:val="18"/>
+                <w:rFonts w:eastAsia="맑은 고딕"/>
+              </w:rPr>
+              <w:t>매일 18:30 UTC</w:t>
+            </w:r>
+          </w:p>
+        </w:tc>
+        <w:tc>
+          <w:tcPr>
+            <w:tcW w:type="dxa" w:w="2889"/>
+          </w:tcPr>
+          <w:p>
+            <w:r/>
+            <w:r>
+              <w:rPr>
+                <w:rFonts w:ascii="맑은 고딕" w:hAnsi="맑은 고딕"/>
+                <w:b w:val="0"/>
+                <w:sz w:val="18"/>
+                <w:rFonts w:eastAsia="맑은 고딕"/>
+              </w:rPr>
+              <w:t>AI 챗 안전 가드(완치 단정·지어낸 병원·연락처 없는 「접수됨」) 스모크</w:t>
+            </w:r>
+          </w:p>
+        </w:tc>
+      </w:tr>
+      <w:tr>
+        <w:tc>
+          <w:tcPr>
+            <w:tcW w:type="dxa" w:w="2889"/>
+          </w:tcPr>
+          <w:p>
+            <w:r/>
+            <w:r>
+              <w:rPr>
+                <w:rFonts w:ascii="맑은 고딕" w:hAnsi="맑은 고딕"/>
+                <w:b/>
+                <w:sz w:val="18"/>
+                <w:rFonts w:eastAsia="맑은 고딕"/>
+              </w:rPr>
+              <w:t>Uptime (uptime.yml)</w:t>
+            </w:r>
+          </w:p>
+        </w:tc>
+        <w:tc>
+          <w:tcPr>
+            <w:tcW w:type="dxa" w:w="2889"/>
+          </w:tcPr>
+          <w:p>
+            <w:r/>
+            <w:r>
+              <w:rPr>
+                <w:rFonts w:ascii="맑은 고딕" w:hAnsi="맑은 고딕"/>
+                <w:b w:val="0"/>
+                <w:sz w:val="18"/>
+                <w:rFonts w:eastAsia="맑은 고딕"/>
+              </w:rPr>
+              <w:t>10분(깃허브 예약 특성상 실측 하루 7회)</w:t>
+            </w:r>
+          </w:p>
+        </w:tc>
+        <w:tc>
+          <w:tcPr>
+            <w:tcW w:type="dxa" w:w="2889"/>
+          </w:tcPr>
+          <w:p>
+            <w:r/>
+            <w:r>
+              <w:rPr>
+                <w:rFonts w:ascii="맑은 고딕" w:hAnsi="맑은 고딕"/>
+                <w:b w:val="0"/>
+                <w:sz w:val="18"/>
+                <w:rFonts w:eastAsia="맑은 고딕"/>
+              </w:rPr>
+              <w:t>/api/health 2회 연속 실패만 장애 판정. 실서비스 감시의 정본은 UptimeRobot(5분, 외부)</w:t>
+            </w:r>
+          </w:p>
+        </w:tc>
+      </w:tr>
+      <w:tr>
+        <w:tc>
+          <w:tcPr>
+            <w:tcW w:type="dxa" w:w="2889"/>
+          </w:tcPr>
+          <w:p>
+            <w:r/>
+            <w:r>
+              <w:rPr>
+                <w:rFonts w:ascii="맑은 고딕" w:hAnsi="맑은 고딕"/>
+                <w:b/>
+                <w:sz w:val="18"/>
+                <w:rFonts w:eastAsia="맑은 고딕"/>
+              </w:rPr>
+              <w:t>Daily Deploy (daily-deploy.yml)</w:t>
+            </w:r>
+          </w:p>
+        </w:tc>
+        <w:tc>
+          <w:tcPr>
+            <w:tcW w:type="dxa" w:w="2889"/>
+          </w:tcPr>
+          <w:p>
+            <w:r/>
+            <w:r>
+              <w:rPr>
+                <w:rFonts w:ascii="맑은 고딕" w:hAnsi="맑은 고딕"/>
+                <w:b w:val="0"/>
+                <w:sz w:val="18"/>
+                <w:rFonts w:eastAsia="맑은 고딕"/>
+              </w:rPr>
+              <w:t>매일(Vercel 예약이 깨움)</w:t>
+            </w:r>
+          </w:p>
+        </w:tc>
+        <w:tc>
+          <w:tcPr>
+            <w:tcW w:type="dxa" w:w="2889"/>
+          </w:tcPr>
+          <w:p>
+            <w:r/>
+            <w:r>
+              <w:rPr>
+                <w:rFonts w:ascii="맑은 고딕" w:hAnsi="맑은 고딕"/>
+                <w:b w:val="0"/>
+                <w:sz w:val="18"/>
+                <w:rFonts w:eastAsia="맑은 고딕"/>
+              </w:rPr>
+              <w:t>배포 전후 실서비스 커밋 대조</w:t>
+            </w:r>
+          </w:p>
+        </w:tc>
+      </w:tr>
+      <w:tr>
+        <w:tc>
+          <w:tcPr>
+            <w:tcW w:type="dxa" w:w="2889"/>
+          </w:tcPr>
+          <w:p>
+            <w:r/>
+            <w:r>
+              <w:rPr>
+                <w:rFonts w:ascii="맑은 고딕" w:hAnsi="맑은 고딕"/>
+                <w:b/>
+                <w:sz w:val="18"/>
+                <w:rFonts w:eastAsia="맑은 고딕"/>
+              </w:rPr>
+              <w:t>Mirror to GitLab (gitlab-mirror.yml)</w:t>
+            </w:r>
+          </w:p>
+        </w:tc>
+        <w:tc>
+          <w:tcPr>
+            <w:tcW w:type="dxa" w:w="2889"/>
+          </w:tcPr>
+          <w:p>
+            <w:r/>
+            <w:r>
+              <w:rPr>
+                <w:rFonts w:ascii="맑은 고딕" w:hAnsi="맑은 고딕"/>
+                <w:b w:val="0"/>
+                <w:sz w:val="18"/>
+                <w:rFonts w:eastAsia="맑은 고딕"/>
+              </w:rPr>
+              <w:t>push 마다</w:t>
+            </w:r>
+          </w:p>
+        </w:tc>
+        <w:tc>
+          <w:tcPr>
+            <w:tcW w:type="dxa" w:w="2889"/>
+          </w:tcPr>
+          <w:p>
+            <w:r/>
+            <w:r>
+              <w:rPr>
+                <w:rFonts w:ascii="맑은 고딕" w:hAnsi="맑은 고딕"/>
+                <w:b w:val="0"/>
+                <w:sz w:val="18"/>
+                <w:rFonts w:eastAsia="맑은 고딕"/>
+              </w:rPr>
+              <w:t>오프사이트 백업 미러</w:t>
+            </w:r>
+          </w:p>
+        </w:tc>
+      </w:tr>
+      <w:tr>
+        <w:tc>
+          <w:tcPr>
+            <w:tcW w:type="dxa" w:w="2889"/>
+          </w:tcPr>
+          <w:p>
+            <w:r/>
+            <w:r>
+              <w:rPr>
+                <w:rFonts w:ascii="맑은 고딕" w:hAnsi="맑은 고딕"/>
+                <w:b/>
+                <w:sz w:val="18"/>
+                <w:rFonts w:eastAsia="맑은 고딕"/>
+              </w:rPr>
+              <w:t>평문 개인정보 잠그기 (encrypt-legacy-pii.yml)</w:t>
+            </w:r>
+          </w:p>
+        </w:tc>
+        <w:tc>
+          <w:tcPr>
+            <w:tcW w:type="dxa" w:w="2889"/>
+          </w:tcPr>
+          <w:p>
+            <w:r/>
+            <w:r>
+              <w:rPr>
+                <w:rFonts w:ascii="맑은 고딕" w:hAnsi="맑은 고딕"/>
+                <w:b w:val="0"/>
+                <w:sz w:val="18"/>
+                <w:rFonts w:eastAsia="맑은 고딕"/>
+              </w:rPr>
+              <w:t>수동</w:t>
+            </w:r>
+          </w:p>
+        </w:tc>
+        <w:tc>
+          <w:tcPr>
+            <w:tcW w:type="dxa" w:w="2889"/>
+          </w:tcPr>
+          <w:p>
+            <w:r/>
+            <w:r>
+              <w:rPr>
+                <w:rFonts w:ascii="맑은 고딕" w:hAnsi="맑은 고딕"/>
+                <w:b w:val="0"/>
+                <w:sz w:val="18"/>
+                <w:rFonts w:eastAsia="맑은 고딕"/>
+              </w:rPr>
+              <w:t>평문 칸 세기·잠그기</w:t>
+            </w:r>
+          </w:p>
+        </w:tc>
+      </w:tr>
+    </w:tbl>
+    <w:p/>
+    <w:p>
+      <w:r>
+        <w:rPr>
+          <w:rFonts w:ascii="맑은 고딕" w:hAnsi="맑은 고딕"/>
+          <w:b/>
+          <w:color w:val="00467F"/>
+          <w:sz w:val="24"/>
+          <w:rFonts w:eastAsia="맑은 고딕"/>
+        </w:rPr>
+        <w:t>6. 정기 자동 실행 (정본 = vercel.json)</w:t>
+      </w:r>
+    </w:p>
+    <w:p>
+      <w:r>
+        <w:rPr>
+          <w:rFonts w:ascii="맑은 고딕" w:hAnsi="맑은 고딕"/>
+          <w:b w:val="0"/>
+          <w:sz w:val="18"/>
+          <w:rFonts w:eastAsia="맑은 고딕"/>
+        </w:rPr>
+        <w:t>Vercel 예약이 깨운다. 깃허브 예약은 이 저장소에서 하루 7회만 돌아 시각이 중요한 일에는 쓰지 않는다.</w:t>
+      </w:r>
+    </w:p>
+    <w:tbl>
+      <w:tblPr>
+        <w:tblW w:type="auto" w:w="0"/>
+        <w:tblLook w:firstColumn="1" w:firstRow="1" w:lastColumn="0" w:lastRow="0" w:noHBand="0" w:noVBand="1" w:val="04A0"/>
+        <w:tblBorders>
+          <w:top w:val="single" w:sz="4" w:color="999999"/>
+          <w:left w:val="single" w:sz="4" w:color="999999"/>
+          <w:bottom w:val="single" w:sz="4" w:color="999999"/>
+          <w:right w:val="single" w:sz="4" w:color="999999"/>
+          <w:insideH w:val="single" w:sz="4" w:color="999999"/>
+          <w:insideV w:val="single" w:sz="4" w:color="999999"/>
+        </w:tblBorders>
+      </w:tblPr>
+      <w:tblGrid>
+        <w:gridCol w:w="2889"/>
+        <w:gridCol w:w="2889"/>
+        <w:gridCol w:w="2889"/>
+      </w:tblGrid>
+      <w:tr>
+        <w:tc>
+          <w:tcPr>
+            <w:tcW w:type="dxa" w:w="2889"/>
+            <w:shd w:val="clear" w:color="auto" w:fill="00467F"/>
+          </w:tcPr>
+          <w:p>
+            <w:r/>
+            <w:r>
+              <w:rPr>
+                <w:rFonts w:ascii="맑은 고딕" w:hAnsi="맑은 고딕"/>
+                <w:b/>
+                <w:color w:val="FFFFFF"/>
+                <w:sz w:val="18"/>
+                <w:rFonts w:eastAsia="맑은 고딕"/>
+              </w:rPr>
+              <w:t>경로</w:t>
+            </w:r>
+          </w:p>
+        </w:tc>
+        <w:tc>
+          <w:tcPr>
+            <w:tcW w:type="dxa" w:w="2889"/>
+            <w:shd w:val="clear" w:color="auto" w:fill="00467F"/>
+          </w:tcPr>
+          <w:p>
+            <w:r/>
+            <w:r>
+              <w:rPr>
+                <w:rFonts w:ascii="맑은 고딕" w:hAnsi="맑은 고딕"/>
+                <w:b/>
+                <w:color w:val="FFFFFF"/>
+                <w:sz w:val="18"/>
+                <w:rFonts w:eastAsia="맑은 고딕"/>
+              </w:rPr>
+              <w:t>주기(UTC)</w:t>
+            </w:r>
+          </w:p>
+        </w:tc>
+        <w:tc>
+          <w:tcPr>
+            <w:tcW w:type="dxa" w:w="2889"/>
+            <w:shd w:val="clear" w:color="auto" w:fill="00467F"/>
+          </w:tcPr>
+          <w:p>
+            <w:r/>
+            <w:r>
+              <w:rPr>
+                <w:rFonts w:ascii="맑은 고딕" w:hAnsi="맑은 고딕"/>
+                <w:b/>
+                <w:color w:val="FFFFFF"/>
+                <w:sz w:val="18"/>
+                <w:rFonts w:eastAsia="맑은 고딕"/>
+              </w:rPr>
+              <w:t>하는 일</w:t>
+            </w:r>
+          </w:p>
+        </w:tc>
+      </w:tr>
+      <w:tr>
+        <w:tc>
+          <w:tcPr>
+            <w:tcW w:type="dxa" w:w="2889"/>
+          </w:tcPr>
+          <w:p>
+            <w:r/>
+            <w:r>
+              <w:rPr>
+                <w:rFonts w:ascii="맑은 고딕" w:hAnsi="맑은 고딕"/>
+                <w:b/>
+                <w:sz w:val="18"/>
+                <w:rFonts w:eastAsia="맑은 고딕"/>
+              </w:rPr>
+              <w:t>/api/cron/dispatch-reminders</w:t>
+            </w:r>
+          </w:p>
+        </w:tc>
+        <w:tc>
+          <w:tcPr>
+            <w:tcW w:type="dxa" w:w="2889"/>
+          </w:tcPr>
+          <w:p>
+            <w:r/>
+            <w:r>
+              <w:rPr>
+                <w:rFonts w:ascii="맑은 고딕" w:hAnsi="맑은 고딕"/>
+                <w:b w:val="0"/>
+                <w:sz w:val="18"/>
+                <w:rFonts w:eastAsia="맑은 고딕"/>
+              </w:rPr>
+              <w:t>5분마다</w:t>
+            </w:r>
+          </w:p>
+        </w:tc>
+        <w:tc>
+          <w:tcPr>
+            <w:tcW w:type="dxa" w:w="2889"/>
+          </w:tcPr>
+          <w:p>
+            <w:r/>
+            <w:r>
+              <w:rPr>
+                <w:rFonts w:ascii="맑은 고딕" w:hAnsi="맑은 고딕"/>
+                <w:b w:val="0"/>
+                <w:sz w:val="18"/>
+                <w:rFonts w:eastAsia="맑은 고딕"/>
+              </w:rPr>
+              <w:t>상담 리마인더·교육 콘텐츠 등 예약 발송(reminders_scheduled)</w:t>
+            </w:r>
+          </w:p>
+        </w:tc>
+      </w:tr>
+      <w:tr>
+        <w:tc>
+          <w:tcPr>
+            <w:tcW w:type="dxa" w:w="2889"/>
+          </w:tcPr>
+          <w:p>
+            <w:r/>
+            <w:r>
+              <w:rPr>
+                <w:rFonts w:ascii="맑은 고딕" w:hAnsi="맑은 고딕"/>
+                <w:b/>
+                <w:sz w:val="18"/>
+                <w:rFonts w:eastAsia="맑은 고딕"/>
+              </w:rPr>
+              <w:t>/api/cron/consultation-reminders</w:t>
+            </w:r>
+          </w:p>
+        </w:tc>
+        <w:tc>
+          <w:tcPr>
+            <w:tcW w:type="dxa" w:w="2889"/>
+          </w:tcPr>
+          <w:p>
+            <w:r/>
+            <w:r>
+              <w:rPr>
+                <w:rFonts w:ascii="맑은 고딕" w:hAnsi="맑은 고딕"/>
+                <w:b w:val="0"/>
+                <w:sz w:val="18"/>
+                <w:rFonts w:eastAsia="맑은 고딕"/>
+              </w:rPr>
+              <w:t>10분마다</w:t>
+            </w:r>
+          </w:p>
+        </w:tc>
+        <w:tc>
+          <w:tcPr>
+            <w:tcW w:type="dxa" w:w="2889"/>
+          </w:tcPr>
+          <w:p>
+            <w:r/>
+            <w:r>
+              <w:rPr>
+                <w:rFonts w:ascii="맑은 고딕" w:hAnsi="맑은 고딕"/>
+                <w:b w:val="0"/>
+                <w:sz w:val="18"/>
+                <w:rFonts w:eastAsia="맑은 고딕"/>
+              </w:rPr>
+              <w:t>초대 토큰 기반 상담 임박 메일</w:t>
+            </w:r>
+          </w:p>
+        </w:tc>
+      </w:tr>
+      <w:tr>
+        <w:tc>
+          <w:tcPr>
+            <w:tcW w:type="dxa" w:w="2889"/>
+          </w:tcPr>
+          <w:p>
+            <w:r/>
+            <w:r>
+              <w:rPr>
+                <w:rFonts w:ascii="맑은 고딕" w:hAnsi="맑은 고딕"/>
+                <w:b/>
+                <w:sz w:val="18"/>
+                <w:rFonts w:eastAsia="맑은 고딕"/>
+              </w:rPr>
+              <w:t>/api/cron/detect-cold-leads</w:t>
+            </w:r>
+          </w:p>
+        </w:tc>
+        <w:tc>
+          <w:tcPr>
+            <w:tcW w:type="dxa" w:w="2889"/>
+          </w:tcPr>
+          <w:p>
+            <w:r/>
+            <w:r>
+              <w:rPr>
+                <w:rFonts w:ascii="맑은 고딕" w:hAnsi="맑은 고딕"/>
+                <w:b w:val="0"/>
+                <w:sz w:val="18"/>
+                <w:rFonts w:eastAsia="맑은 고딕"/>
+              </w:rPr>
+              <w:t>매일 00:30</w:t>
+            </w:r>
+          </w:p>
+        </w:tc>
+        <w:tc>
+          <w:tcPr>
+            <w:tcW w:type="dxa" w:w="2889"/>
+          </w:tcPr>
+          <w:p>
+            <w:r/>
+            <w:r>
+              <w:rPr>
+                <w:rFonts w:ascii="맑은 고딕" w:hAnsi="맑은 고딕"/>
+                <w:b w:val="0"/>
+                <w:sz w:val="18"/>
+                <w:rFonts w:eastAsia="맑은 고딕"/>
+              </w:rPr>
+              <w:t>상담 단계에서 7일 무동작 문의를 코디에게 알림</w:t>
+            </w:r>
+          </w:p>
+        </w:tc>
+      </w:tr>
+      <w:tr>
+        <w:tc>
+          <w:tcPr>
+            <w:tcW w:type="dxa" w:w="2889"/>
+          </w:tcPr>
+          <w:p>
+            <w:r/>
+            <w:r>
+              <w:rPr>
+                <w:rFonts w:ascii="맑은 고딕" w:hAnsi="맑은 고딕"/>
+                <w:b/>
+                <w:sz w:val="18"/>
+                <w:rFonts w:eastAsia="맑은 고딕"/>
+              </w:rPr>
+              <w:t>/api/cron/daily-deploy</w:t>
+            </w:r>
+          </w:p>
+        </w:tc>
+        <w:tc>
+          <w:tcPr>
+            <w:tcW w:type="dxa" w:w="2889"/>
+          </w:tcPr>
+          <w:p>
+            <w:r/>
+            <w:r>
+              <w:rPr>
+                <w:rFonts w:ascii="맑은 고딕" w:hAnsi="맑은 고딕"/>
+                <w:b w:val="0"/>
+                <w:sz w:val="18"/>
+                <w:rFonts w:eastAsia="맑은 고딕"/>
+              </w:rPr>
+              <w:t>매일 06:00 (KST 15:00)</w:t>
+            </w:r>
+          </w:p>
+        </w:tc>
+        <w:tc>
+          <w:tcPr>
+            <w:tcW w:type="dxa" w:w="2889"/>
+          </w:tcPr>
+          <w:p>
+            <w:r/>
+            <w:r>
+              <w:rPr>
+                <w:rFonts w:ascii="맑은 고딕" w:hAnsi="맑은 고딕"/>
+                <w:b w:val="0"/>
+                <w:sz w:val="18"/>
+                <w:rFonts w:eastAsia="맑은 고딕"/>
+              </w:rPr>
+              <w:t>배포 창구 — 본판 최신 커밋을 실서비스로</w:t>
+            </w:r>
+          </w:p>
+        </w:tc>
+      </w:tr>
+      <w:tr>
+        <w:tc>
+          <w:tcPr>
+            <w:tcW w:type="dxa" w:w="2889"/>
+          </w:tcPr>
+          <w:p>
+            <w:r/>
+            <w:r>
+              <w:rPr>
+                <w:rFonts w:ascii="맑은 고딕" w:hAnsi="맑은 고딕"/>
+                <w:b/>
+                <w:sz w:val="18"/>
+                <w:rFonts w:eastAsia="맑은 고딕"/>
+              </w:rPr>
+              <w:t>/api/cron/indexnow</w:t>
+            </w:r>
+          </w:p>
+        </w:tc>
+        <w:tc>
+          <w:tcPr>
+            <w:tcW w:type="dxa" w:w="2889"/>
+          </w:tcPr>
+          <w:p>
+            <w:r/>
+            <w:r>
+              <w:rPr>
+                <w:rFonts w:ascii="맑은 고딕" w:hAnsi="맑은 고딕"/>
+                <w:b w:val="0"/>
+                <w:sz w:val="18"/>
+                <w:rFonts w:eastAsia="맑은 고딕"/>
+              </w:rPr>
+              <w:t>매일 07:00</w:t>
+            </w:r>
+          </w:p>
+        </w:tc>
+        <w:tc>
+          <w:tcPr>
+            <w:tcW w:type="dxa" w:w="2889"/>
+          </w:tcPr>
+          <w:p>
+            <w:r/>
+            <w:r>
+              <w:rPr>
+                <w:rFonts w:ascii="맑은 고딕" w:hAnsi="맑은 고딕"/>
+                <w:b w:val="0"/>
+                <w:sz w:val="18"/>
+                <w:rFonts w:eastAsia="맑은 고딕"/>
+              </w:rPr>
+              <w:t>검색엔진 색인 자동 제출(빙·얀덱스·네이버)</w:t>
+            </w:r>
+          </w:p>
+        </w:tc>
+      </w:tr>
+      <w:tr>
+        <w:tc>
+          <w:tcPr>
+            <w:tcW w:type="dxa" w:w="2889"/>
+          </w:tcPr>
+          <w:p>
+            <w:r/>
+            <w:r>
+              <w:rPr>
+                <w:rFonts w:ascii="맑은 고딕" w:hAnsi="맑은 고딕"/>
+                <w:b/>
+                <w:sz w:val="18"/>
+                <w:rFonts w:eastAsia="맑은 고딕"/>
+              </w:rPr>
+              <w:t>/api/cron/dispatch-surveys</w:t>
+            </w:r>
+          </w:p>
+        </w:tc>
+        <w:tc>
+          <w:tcPr>
+            <w:tcW w:type="dxa" w:w="2889"/>
+          </w:tcPr>
+          <w:p>
+            <w:r/>
+            <w:r>
+              <w:rPr>
+                <w:rFonts w:ascii="맑은 고딕" w:hAnsi="맑은 고딕"/>
+                <w:b w:val="0"/>
+                <w:sz w:val="18"/>
+                <w:rFonts w:eastAsia="맑은 고딕"/>
+              </w:rPr>
+              <w:t>매일 09:00</w:t>
+            </w:r>
+          </w:p>
+        </w:tc>
+        <w:tc>
+          <w:tcPr>
+            <w:tcW w:type="dxa" w:w="2889"/>
+          </w:tcPr>
+          <w:p>
+            <w:r/>
+            <w:r>
+              <w:rPr>
+                <w:rFonts w:ascii="맑은 고딕" w:hAnsi="맑은 고딕"/>
+                <w:b w:val="0"/>
+                <w:sz w:val="18"/>
+                <w:rFonts w:eastAsia="맑은 고딕"/>
+              </w:rPr>
+              <w:t>만족도 설문 발송 + 사후관리 단계별 교육 콘텐츠 발송</w:t>
+            </w:r>
+          </w:p>
+        </w:tc>
+      </w:tr>
+      <w:tr>
+        <w:tc>
+          <w:tcPr>
+            <w:tcW w:type="dxa" w:w="2889"/>
+          </w:tcPr>
+          <w:p>
+            <w:r/>
+            <w:r>
+              <w:rPr>
+                <w:rFonts w:ascii="맑은 고딕" w:hAnsi="맑은 고딕"/>
+                <w:b/>
+                <w:sz w:val="18"/>
+                <w:rFonts w:eastAsia="맑은 고딕"/>
+              </w:rPr>
+              <w:t>/api/cron/detect-silent-patients</w:t>
+            </w:r>
+          </w:p>
+        </w:tc>
+        <w:tc>
+          <w:tcPr>
+            <w:tcW w:type="dxa" w:w="2889"/>
+          </w:tcPr>
+          <w:p>
+            <w:r/>
+            <w:r>
+              <w:rPr>
+                <w:rFonts w:ascii="맑은 고딕" w:hAnsi="맑은 고딕"/>
+                <w:b w:val="0"/>
+                <w:sz w:val="18"/>
+                <w:rFonts w:eastAsia="맑은 고딕"/>
+              </w:rPr>
+              <w:t>매일 15:00</w:t>
+            </w:r>
+          </w:p>
+        </w:tc>
+        <w:tc>
+          <w:tcPr>
+            <w:tcW w:type="dxa" w:w="2889"/>
+          </w:tcPr>
+          <w:p>
+            <w:r/>
+            <w:r>
+              <w:rPr>
+                <w:rFonts w:ascii="맑은 고딕" w:hAnsi="맑은 고딕"/>
+                <w:b w:val="0"/>
+                <w:sz w:val="18"/>
+                <w:rFonts w:eastAsia="맑은 고딕"/>
+              </w:rPr>
+              <w:t>사후관리 환자 3일 무입력 경보</w:t>
+            </w:r>
+          </w:p>
+        </w:tc>
+      </w:tr>
+      <w:tr>
+        <w:tc>
+          <w:tcPr>
+            <w:tcW w:type="dxa" w:w="2889"/>
+          </w:tcPr>
+          <w:p>
+            <w:r/>
+            <w:r>
+              <w:rPr>
+                <w:rFonts w:ascii="맑은 고딕" w:hAnsi="맑은 고딕"/>
+                <w:b/>
+                <w:sz w:val="18"/>
+                <w:rFonts w:eastAsia="맑은 고딕"/>
+              </w:rPr>
+              <w:t>/api/cron/kpi-snapshot</w:t>
+            </w:r>
+          </w:p>
+        </w:tc>
+        <w:tc>
+          <w:tcPr>
+            <w:tcW w:type="dxa" w:w="2889"/>
+          </w:tcPr>
+          <w:p>
+            <w:r/>
+            <w:r>
+              <w:rPr>
+                <w:rFonts w:ascii="맑은 고딕" w:hAnsi="맑은 고딕"/>
+                <w:b w:val="0"/>
+                <w:sz w:val="18"/>
+                <w:rFonts w:eastAsia="맑은 고딕"/>
+              </w:rPr>
+              <w:t>매일 15:05</w:t>
+            </w:r>
+          </w:p>
+        </w:tc>
+        <w:tc>
+          <w:tcPr>
+            <w:tcW w:type="dxa" w:w="2889"/>
+          </w:tcPr>
+          <w:p>
+            <w:r/>
+            <w:r>
+              <w:rPr>
+                <w:rFonts w:ascii="맑은 고딕" w:hAnsi="맑은 고딕"/>
+                <w:b w:val="0"/>
+                <w:sz w:val="18"/>
+                <w:rFonts w:eastAsia="맑은 고딕"/>
+              </w:rPr>
+              <w:t>성과지표 일별 스냅샷·집계 오류 감시</w:t>
+            </w:r>
+          </w:p>
+        </w:tc>
+      </w:tr>
+      <w:tr>
+        <w:tc>
+          <w:tcPr>
+            <w:tcW w:type="dxa" w:w="2889"/>
+          </w:tcPr>
+          <w:p>
+            <w:r/>
+            <w:r>
+              <w:rPr>
+                <w:rFonts w:ascii="맑은 고딕" w:hAnsi="맑은 고딕"/>
+                <w:b/>
+                <w:sz w:val="18"/>
+                <w:rFonts w:eastAsia="맑은 고딕"/>
+              </w:rPr>
+              <w:t>/api/cron/automation</w:t>
+            </w:r>
+          </w:p>
+        </w:tc>
+        <w:tc>
+          <w:tcPr>
+            <w:tcW w:type="dxa" w:w="2889"/>
+          </w:tcPr>
+          <w:p>
+            <w:r/>
+            <w:r>
+              <w:rPr>
+                <w:rFonts w:ascii="맑은 고딕" w:hAnsi="맑은 고딕"/>
+                <w:b w:val="0"/>
+                <w:sz w:val="18"/>
+                <w:rFonts w:eastAsia="맑은 고딕"/>
+              </w:rPr>
+              <w:t>매일 16:00</w:t>
+            </w:r>
+          </w:p>
+        </w:tc>
+        <w:tc>
+          <w:tcPr>
+            <w:tcW w:type="dxa" w:w="2889"/>
+          </w:tcPr>
+          <w:p>
+            <w:r/>
+            <w:r>
+              <w:rPr>
+                <w:rFonts w:ascii="맑은 고딕" w:hAnsi="맑은 고딕"/>
+                <w:b w:val="0"/>
+                <w:sz w:val="18"/>
+                <w:rFonts w:eastAsia="맑은 고딕"/>
+              </w:rPr>
+              <w:t>AI 응답 플레이북 자동 개선·A/B 확정</w:t>
+            </w:r>
+          </w:p>
+        </w:tc>
+      </w:tr>
+      <w:tr>
+        <w:tc>
+          <w:tcPr>
+            <w:tcW w:type="dxa" w:w="2889"/>
+          </w:tcPr>
+          <w:p>
+            <w:r/>
+            <w:r>
+              <w:rPr>
+                <w:rFonts w:ascii="맑은 고딕" w:hAnsi="맑은 고딕"/>
+                <w:b/>
+                <w:sz w:val="18"/>
+                <w:rFonts w:eastAsia="맑은 고딕"/>
+              </w:rPr>
+              <w:t>/api/cron/purge-recordings</w:t>
+            </w:r>
+          </w:p>
+        </w:tc>
+        <w:tc>
+          <w:tcPr>
+            <w:tcW w:type="dxa" w:w="2889"/>
+          </w:tcPr>
+          <w:p>
+            <w:r/>
+            <w:r>
+              <w:rPr>
+                <w:rFonts w:ascii="맑은 고딕" w:hAnsi="맑은 고딕"/>
+                <w:b w:val="0"/>
+                <w:sz w:val="18"/>
+                <w:rFonts w:eastAsia="맑은 고딕"/>
+              </w:rPr>
+              <w:t>매일 17:30</w:t>
+            </w:r>
+          </w:p>
+        </w:tc>
+        <w:tc>
+          <w:tcPr>
+            <w:tcW w:type="dxa" w:w="2889"/>
+          </w:tcPr>
+          <w:p>
+            <w:r/>
+            <w:r>
+              <w:rPr>
+                <w:rFonts w:ascii="맑은 고딕" w:hAnsi="맑은 고딕"/>
+                <w:b w:val="0"/>
+                <w:sz w:val="18"/>
+                <w:rFonts w:eastAsia="맑은 고딕"/>
+              </w:rPr>
+              <w:t>상담 녹화 90일 만료분 파기(녹화는 기본 꺼짐)</w:t>
+            </w:r>
+          </w:p>
+        </w:tc>
+      </w:tr>
+      <w:tr>
+        <w:tc>
+          <w:tcPr>
+            <w:tcW w:type="dxa" w:w="2889"/>
+          </w:tcPr>
+          <w:p>
+            <w:r/>
+            <w:r>
+              <w:rPr>
+                <w:rFonts w:ascii="맑은 고딕" w:hAnsi="맑은 고딕"/>
+                <w:b/>
+                <w:sz w:val="18"/>
+                <w:rFonts w:eastAsia="맑은 고딕"/>
+              </w:rPr>
+              <w:t>/api/cron/run-regression-tests</w:t>
+            </w:r>
+          </w:p>
+        </w:tc>
+        <w:tc>
+          <w:tcPr>
+            <w:tcW w:type="dxa" w:w="2889"/>
+          </w:tcPr>
+          <w:p>
+            <w:r/>
+            <w:r>
+              <w:rPr>
+                <w:rFonts w:ascii="맑은 고딕" w:hAnsi="맑은 고딕"/>
+                <w:b w:val="0"/>
+                <w:sz w:val="18"/>
+                <w:rFonts w:eastAsia="맑은 고딕"/>
+              </w:rPr>
+              <w:t>월·목 18:00</w:t>
+            </w:r>
+          </w:p>
+        </w:tc>
+        <w:tc>
+          <w:tcPr>
+            <w:tcW w:type="dxa" w:w="2889"/>
+          </w:tcPr>
+          <w:p>
+            <w:r/>
+            <w:r>
+              <w:rPr>
+                <w:rFonts w:ascii="맑은 고딕" w:hAnsi="맑은 고딕"/>
+                <w:b w:val="0"/>
+                <w:sz w:val="18"/>
+                <w:rFonts w:eastAsia="맑은 고딕"/>
+              </w:rPr>
+              <w:t>AI 자가시험 50건(실서비스 채팅 경로와 동일)</w:t>
+            </w:r>
+          </w:p>
+        </w:tc>
+      </w:tr>
+    </w:tbl>
+    <w:p/>
+    <w:p>
+      <w:r>
+        <w:rPr>
+          <w:rFonts w:ascii="맑은 고딕" w:hAnsi="맑은 고딕"/>
+          <w:b/>
+          <w:color w:val="00467F"/>
+          <w:sz w:val="24"/>
+          <w:rFonts w:eastAsia="맑은 고딕"/>
+        </w:rPr>
+        <w:t>7. 남은 일 · 기술 부채</w:t>
+      </w:r>
+    </w:p>
+    <w:p>
+      <w:r>
+        <w:rPr>
+          <w:rFonts w:ascii="맑은 고딕" w:hAnsi="맑은 고딕"/>
+          <w:b w:val="0"/>
+          <w:sz w:val="18"/>
+          <w:rFonts w:eastAsia="맑은 고딕"/>
+        </w:rPr>
+        <w:t>「완료」 뒤에 남은 것. 고치면 _facts.py GAPS 에서 지운다.</w:t>
+      </w:r>
+    </w:p>
+    <w:tbl>
+      <w:tblPr>
+        <w:tblW w:type="auto" w:w="0"/>
+        <w:tblLook w:firstColumn="1" w:firstRow="1" w:lastColumn="0" w:lastRow="0" w:noHBand="0" w:noVBand="1" w:val="04A0"/>
+        <w:tblBorders>
+          <w:top w:val="single" w:sz="4" w:color="999999"/>
+          <w:left w:val="single" w:sz="4" w:color="999999"/>
+          <w:bottom w:val="single" w:sz="4" w:color="999999"/>
+          <w:right w:val="single" w:sz="4" w:color="999999"/>
+          <w:insideH w:val="single" w:sz="4" w:color="999999"/>
+          <w:insideV w:val="single" w:sz="4" w:color="999999"/>
+        </w:tblBorders>
+      </w:tblPr>
+      <w:tblGrid>
+        <w:gridCol w:w="2889"/>
+        <w:gridCol w:w="2889"/>
+        <w:gridCol w:w="2889"/>
+      </w:tblGrid>
+      <w:tr>
+        <w:tc>
+          <w:tcPr>
+            <w:tcW w:type="dxa" w:w="2889"/>
+            <w:shd w:val="clear" w:color="auto" w:fill="00467F"/>
+          </w:tcPr>
+          <w:p>
+            <w:r/>
+            <w:r>
+              <w:rPr>
+                <w:rFonts w:ascii="맑은 고딕" w:hAnsi="맑은 고딕"/>
+                <w:b/>
+                <w:color w:val="FFFFFF"/>
+                <w:sz w:val="18"/>
+                <w:rFonts w:eastAsia="맑은 고딕"/>
+              </w:rPr>
+              <w:t>영역</w:t>
+            </w:r>
+          </w:p>
+        </w:tc>
+        <w:tc>
+          <w:tcPr>
+            <w:tcW w:type="dxa" w:w="2889"/>
+            <w:shd w:val="clear" w:color="auto" w:fill="00467F"/>
+          </w:tcPr>
+          <w:p>
+            <w:r/>
+            <w:r>
+              <w:rPr>
+                <w:rFonts w:ascii="맑은 고딕" w:hAnsi="맑은 고딕"/>
+                <w:b/>
+                <w:color w:val="FFFFFF"/>
+                <w:sz w:val="18"/>
+                <w:rFonts w:eastAsia="맑은 고딕"/>
+              </w:rPr>
+              <w:t>무엇이 남았나</w:t>
+            </w:r>
+          </w:p>
+        </w:tc>
+        <w:tc>
+          <w:tcPr>
+            <w:tcW w:type="dxa" w:w="2889"/>
+            <w:shd w:val="clear" w:color="auto" w:fill="00467F"/>
+          </w:tcPr>
+          <w:p>
+            <w:r/>
+            <w:r>
+              <w:rPr>
+                <w:rFonts w:ascii="맑은 고딕" w:hAnsi="맑은 고딕"/>
+                <w:b/>
+                <w:color w:val="FFFFFF"/>
+                <w:sz w:val="18"/>
+                <w:rFonts w:eastAsia="맑은 고딕"/>
+              </w:rPr>
+              <w:t>어디를 보면 되나</w:t>
+            </w:r>
+          </w:p>
+        </w:tc>
+      </w:tr>
+      <w:tr>
+        <w:tc>
+          <w:tcPr>
+            <w:tcW w:type="dxa" w:w="2889"/>
+          </w:tcPr>
+          <w:p>
+            <w:r/>
+            <w:r>
+              <w:rPr>
+                <w:rFonts w:ascii="맑은 고딕" w:hAnsi="맑은 고딕"/>
+                <w:b/>
+                <w:sz w:val="18"/>
+                <w:rFonts w:eastAsia="맑은 고딕"/>
+              </w:rPr>
+              <w:t>AI 상담 3계층</w:t>
+            </w:r>
+          </w:p>
+        </w:tc>
+        <w:tc>
+          <w:tcPr>
+            <w:tcW w:type="dxa" w:w="2889"/>
+          </w:tcPr>
+          <w:p>
+            <w:r/>
+            <w:r>
+              <w:rPr>
+                <w:rFonts w:ascii="맑은 고딕" w:hAnsi="맑은 고딕"/>
+                <w:b w:val="0"/>
+                <w:sz w:val="18"/>
+                <w:rFonts w:eastAsia="맑은 고딕"/>
+              </w:rPr>
+              <w:t>구글 검색 그라운딩 미작동(옵션 이름이 SDK 와 다름). 정식 googleSearch 도구로 바꾸거나 «3계층» 표현을 내릴 것</w:t>
+            </w:r>
+          </w:p>
+        </w:tc>
+        <w:tc>
+          <w:tcPr>
+            <w:tcW w:type="dxa" w:w="2889"/>
+          </w:tcPr>
+          <w:p>
+            <w:r/>
+            <w:r>
+              <w:rPr>
+                <w:rFonts w:ascii="맑은 고딕" w:hAnsi="맑은 고딕"/>
+                <w:b w:val="0"/>
+                <w:sz w:val="18"/>
+                <w:rFonts w:eastAsia="맑은 고딕"/>
+              </w:rPr>
+              <w:t>src/lib/chat/generateReply.ts 의 useSearchGrounding 주석</w:t>
+            </w:r>
+          </w:p>
+        </w:tc>
+      </w:tr>
+      <w:tr>
+        <w:tc>
+          <w:tcPr>
+            <w:tcW w:type="dxa" w:w="2889"/>
+          </w:tcPr>
+          <w:p>
+            <w:r/>
+            <w:r>
+              <w:rPr>
+                <w:rFonts w:ascii="맑은 고딕" w:hAnsi="맑은 고딕"/>
+                <w:b/>
+                <w:sz w:val="18"/>
+                <w:rFonts w:eastAsia="맑은 고딕"/>
+              </w:rPr>
+              <w:t>AI 응답 속도</w:t>
+            </w:r>
+          </w:p>
+        </w:tc>
+        <w:tc>
+          <w:tcPr>
+            <w:tcW w:type="dxa" w:w="2889"/>
+          </w:tcPr>
+          <w:p>
+            <w:r/>
+            <w:r>
+              <w:rPr>
+                <w:rFonts w:ascii="맑은 고딕" w:hAnsi="맑은 고딕"/>
+                <w:b w:val="0"/>
+                <w:sz w:val="18"/>
+                <w:rFonts w:eastAsia="맑은 고딕"/>
+              </w:rPr>
+              <w:t>실서비스 경로 자가시험에서 첫 글자 P95 5.33초로 목표 5초를 넘긴 회차 있음(10%). 병목은 제미나이 «생각 수준» 호환 사다리의 첫 왕복</w:t>
+            </w:r>
+          </w:p>
+        </w:tc>
+        <w:tc>
+          <w:tcPr>
+            <w:tcW w:type="dxa" w:w="2889"/>
+          </w:tcPr>
+          <w:p>
+            <w:r/>
+            <w:r>
+              <w:rPr>
+                <w:rFonts w:ascii="맑은 고딕" w:hAnsi="맑은 고딕"/>
+                <w:b w:val="0"/>
+                <w:sz w:val="18"/>
+                <w:rFonts w:eastAsia="맑은 고딕"/>
+              </w:rPr>
+              <w:t>src/lib/chat/regressionRunner.ts · ai_regression_runs.first_token_ms</w:t>
+            </w:r>
+          </w:p>
+        </w:tc>
+      </w:tr>
+      <w:tr>
+        <w:tc>
+          <w:tcPr>
+            <w:tcW w:type="dxa" w:w="2889"/>
+          </w:tcPr>
+          <w:p>
+            <w:r/>
+            <w:r>
+              <w:rPr>
+                <w:rFonts w:ascii="맑은 고딕" w:hAnsi="맑은 고딕"/>
+                <w:b/>
+                <w:sz w:val="18"/>
+                <w:rFonts w:eastAsia="맑은 고딕"/>
+              </w:rPr>
+              <w:t>인앱 알림</w:t>
+            </w:r>
+          </w:p>
+        </w:tc>
+        <w:tc>
+          <w:tcPr>
+            <w:tcW w:type="dxa" w:w="2889"/>
+          </w:tcPr>
+          <w:p>
+            <w:r/>
+            <w:r>
+              <w:rPr>
+                <w:rFonts w:ascii="맑은 고딕" w:hAnsi="맑은 고딕"/>
+                <w:b w:val="0"/>
+                <w:sz w:val="18"/>
+                <w:rFonts w:eastAsia="맑은 고딕"/>
+              </w:rPr>
+              <w:t>벨은 30초 폴링이다(Supabase Realtime 아님). 실시간이 필요하면 상담방 메시지처럼 channel 구독으로</w:t>
+            </w:r>
+          </w:p>
+        </w:tc>
+        <w:tc>
+          <w:tcPr>
+            <w:tcW w:type="dxa" w:w="2889"/>
+          </w:tcPr>
+          <w:p>
+            <w:r/>
+            <w:r>
+              <w:rPr>
+                <w:rFonts w:ascii="맑은 고딕" w:hAnsi="맑은 고딕"/>
+                <w:b w:val="0"/>
+                <w:sz w:val="18"/>
+                <w:rFonts w:eastAsia="맑은 고딕"/>
+              </w:rPr>
+              <w:t>src/components/NotificationBell.jsx</w:t>
+            </w:r>
+          </w:p>
+        </w:tc>
+      </w:tr>
+      <w:tr>
+        <w:tc>
+          <w:tcPr>
+            <w:tcW w:type="dxa" w:w="2889"/>
+          </w:tcPr>
+          <w:p>
+            <w:r/>
+            <w:r>
+              <w:rPr>
+                <w:rFonts w:ascii="맑은 고딕" w:hAnsi="맑은 고딕"/>
+                <w:b/>
+                <w:sz w:val="18"/>
+                <w:rFonts w:eastAsia="맑은 고딕"/>
+              </w:rPr>
+              <w:t>이메일 발송 로그</w:t>
+            </w:r>
+          </w:p>
+        </w:tc>
+        <w:tc>
+          <w:tcPr>
+            <w:tcW w:type="dxa" w:w="2889"/>
+          </w:tcPr>
+          <w:p>
+            <w:r/>
+            <w:r>
+              <w:rPr>
+                <w:rFonts w:ascii="맑은 고딕" w:hAnsi="맑은 고딕"/>
+                <w:b w:val="0"/>
+                <w:sz w:val="18"/>
+                <w:rFonts w:eastAsia="맑은 고딕"/>
+              </w:rPr>
+              <w:t>일반 발송은 로그 표에 남지 않는다(관리자 테스트 발송만 기록). 발송 실패를 되짚으려면 Resend 콘솔</w:t>
+            </w:r>
+          </w:p>
+        </w:tc>
+        <w:tc>
+          <w:tcPr>
+            <w:tcW w:type="dxa" w:w="2889"/>
+          </w:tcPr>
+          <w:p>
+            <w:r/>
+            <w:r>
+              <w:rPr>
+                <w:rFonts w:ascii="맑은 고딕" w:hAnsi="맑은 고딕"/>
+                <w:b w:val="0"/>
+                <w:sz w:val="18"/>
+                <w:rFonts w:eastAsia="맑은 고딕"/>
+              </w:rPr>
+              <w:t>src/lib/email/sendEmail.ts · admin_notification_logs</w:t>
+            </w:r>
+          </w:p>
+        </w:tc>
+      </w:tr>
+      <w:tr>
+        <w:tc>
+          <w:tcPr>
+            <w:tcW w:type="dxa" w:w="2889"/>
+          </w:tcPr>
+          <w:p>
+            <w:r/>
+            <w:r>
+              <w:rPr>
+                <w:rFonts w:ascii="맑은 고딕" w:hAnsi="맑은 고딕"/>
+                <w:b/>
+                <w:sz w:val="18"/>
+                <w:rFonts w:eastAsia="맑은 고딕"/>
+              </w:rPr>
+              <w:t>병원 포털</w:t>
+            </w:r>
+          </w:p>
+        </w:tc>
+        <w:tc>
+          <w:tcPr>
+            <w:tcW w:type="dxa" w:w="2889"/>
+          </w:tcPr>
+          <w:p>
+            <w:r/>
+            <w:r>
+              <w:rPr>
+                <w:rFonts w:ascii="맑은 고딕" w:hAnsi="맑은 고딕"/>
+                <w:b w:val="0"/>
+                <w:sz w:val="18"/>
+                <w:rFonts w:eastAsia="맑은 고딕"/>
+              </w:rPr>
+              <w:t>「병원 정보」·「시술 카탈로그」는 기능 플래그로 꺼져 있고(공개 연동 준비 중), 진료 결과 입력·가용 일정 화면은 없다</w:t>
+            </w:r>
+          </w:p>
+        </w:tc>
+        <w:tc>
+          <w:tcPr>
+            <w:tcW w:type="dxa" w:w="2889"/>
+          </w:tcPr>
+          <w:p>
+            <w:r/>
+            <w:r>
+              <w:rPr>
+                <w:rFonts w:ascii="맑은 고딕" w:hAnsi="맑은 고딕"/>
+                <w:b w:val="0"/>
+                <w:sz w:val="18"/>
+                <w:rFonts w:eastAsia="맑은 고딕"/>
+              </w:rPr>
+              <w:t>app/hospital/_components/featureFlags.js</w:t>
+            </w:r>
+          </w:p>
+        </w:tc>
+      </w:tr>
+      <w:tr>
+        <w:tc>
+          <w:tcPr>
+            <w:tcW w:type="dxa" w:w="2889"/>
+          </w:tcPr>
+          <w:p>
+            <w:r/>
+            <w:r>
+              <w:rPr>
+                <w:rFonts w:ascii="맑은 고딕" w:hAnsi="맑은 고딕"/>
+                <w:b/>
+                <w:sz w:val="18"/>
+                <w:rFonts w:eastAsia="맑은 고딕"/>
+              </w:rPr>
+              <w:t>예약</w:t>
+            </w:r>
+          </w:p>
+        </w:tc>
+        <w:tc>
+          <w:tcPr>
+            <w:tcW w:type="dxa" w:w="2889"/>
+          </w:tcPr>
+          <w:p>
+            <w:r/>
+            <w:r>
+              <w:rPr>
+                <w:rFonts w:ascii="맑은 고딕" w:hAnsi="맑은 고딕"/>
+                <w:b w:val="0"/>
+                <w:sz w:val="18"/>
+                <w:rFonts w:eastAsia="맑은 고딕"/>
+              </w:rPr>
+              <w:t>병원 가용 일정을 코디가 «입력할 화면»이 없다. 구글 캘린더 등록은 서비스 계정 캘린더로 단방향</w:t>
+            </w:r>
+          </w:p>
+        </w:tc>
+        <w:tc>
+          <w:tcPr>
+            <w:tcW w:type="dxa" w:w="2889"/>
+          </w:tcPr>
+          <w:p>
+            <w:r/>
+            <w:r>
+              <w:rPr>
+                <w:rFonts w:ascii="맑은 고딕" w:hAnsi="맑은 고딕"/>
+                <w:b w:val="0"/>
+                <w:sz w:val="18"/>
+                <w:rFonts w:eastAsia="맑은 고딕"/>
+              </w:rPr>
+              <w:t>src/lib/calendar/googleCalendar.ts</w:t>
+            </w:r>
+          </w:p>
+        </w:tc>
+      </w:tr>
+      <w:tr>
+        <w:tc>
+          <w:tcPr>
+            <w:tcW w:type="dxa" w:w="2889"/>
+          </w:tcPr>
+          <w:p>
+            <w:r/>
+            <w:r>
+              <w:rPr>
+                <w:rFonts w:ascii="맑은 고딕" w:hAnsi="맑은 고딕"/>
+                <w:b/>
+                <w:sz w:val="18"/>
+                <w:rFonts w:eastAsia="맑은 고딕"/>
+              </w:rPr>
+              <w:t>견적</w:t>
+            </w:r>
+          </w:p>
+        </w:tc>
+        <w:tc>
+          <w:tcPr>
+            <w:tcW w:type="dxa" w:w="2889"/>
+          </w:tcPr>
+          <w:p>
+            <w:r/>
+            <w:r>
+              <w:rPr>
+                <w:rFonts w:ascii="맑은 고딕" w:hAnsi="맑은 고딕"/>
+                <w:b w:val="0"/>
+                <w:sz w:val="18"/>
+                <w:rFonts w:eastAsia="맑은 고딕"/>
+              </w:rPr>
+              <w:t>AI 적정가 자동 산출은 없다. 코디가 견적을 쓰고 이력을 관리한다</w:t>
+            </w:r>
+          </w:p>
+        </w:tc>
+        <w:tc>
+          <w:tcPr>
+            <w:tcW w:type="dxa" w:w="2889"/>
+          </w:tcPr>
+          <w:p>
+            <w:r/>
+            <w:r>
+              <w:rPr>
+                <w:rFonts w:ascii="맑은 고딕" w:hAnsi="맑은 고딕"/>
+                <w:b w:val="0"/>
+                <w:sz w:val="18"/>
+                <w:rFonts w:eastAsia="맑은 고딕"/>
+              </w:rPr>
+              <w:t>app/coordinator/cost-estimates</w:t>
+            </w:r>
+          </w:p>
+        </w:tc>
+      </w:tr>
+      <w:tr>
+        <w:tc>
+          <w:tcPr>
+            <w:tcW w:type="dxa" w:w="2889"/>
+          </w:tcPr>
+          <w:p>
+            <w:r/>
+            <w:r>
+              <w:rPr>
+                <w:rFonts w:ascii="맑은 고딕" w:hAnsi="맑은 고딕"/>
+                <w:b/>
+                <w:sz w:val="18"/>
+                <w:rFonts w:eastAsia="맑은 고딕"/>
+              </w:rPr>
+              <w:t>증상 위험도</w:t>
+            </w:r>
+          </w:p>
+        </w:tc>
+        <w:tc>
+          <w:tcPr>
+            <w:tcW w:type="dxa" w:w="2889"/>
+          </w:tcPr>
+          <w:p>
+            <w:r/>
+            <w:r>
+              <w:rPr>
+                <w:rFonts w:ascii="맑은 고딕" w:hAnsi="맑은 고딕"/>
+                <w:b w:val="0"/>
+                <w:sz w:val="18"/>
+                <w:rFonts w:eastAsia="맑은 고딕"/>
+              </w:rPr>
+              <w:t>규칙 기반(응급 키워드 + 점수식)이지 AI 판정이 아니다. 파일 머리말의 «2차: AI 분석»은 미구현</w:t>
+            </w:r>
+          </w:p>
+        </w:tc>
+        <w:tc>
+          <w:tcPr>
+            <w:tcW w:type="dxa" w:w="2889"/>
+          </w:tcPr>
+          <w:p>
+            <w:r/>
+            <w:r>
+              <w:rPr>
+                <w:rFonts w:ascii="맑은 고딕" w:hAnsi="맑은 고딕"/>
+                <w:b w:val="0"/>
+                <w:sz w:val="18"/>
+                <w:rFonts w:eastAsia="맑은 고딕"/>
+              </w:rPr>
+              <w:t>src/lib/followup/symptomAnalyzer.ts</w:t>
+            </w:r>
+          </w:p>
+        </w:tc>
+      </w:tr>
+      <w:tr>
+        <w:tc>
+          <w:tcPr>
+            <w:tcW w:type="dxa" w:w="2889"/>
+          </w:tcPr>
+          <w:p>
+            <w:r/>
+            <w:r>
+              <w:rPr>
+                <w:rFonts w:ascii="맑은 고딕" w:hAnsi="맑은 고딕"/>
+                <w:b/>
+                <w:sz w:val="18"/>
+                <w:rFonts w:eastAsia="맑은 고딕"/>
+              </w:rPr>
+              <w:t>개인정보 칸 정리</w:t>
+            </w:r>
+          </w:p>
+        </w:tc>
+        <w:tc>
+          <w:tcPr>
+            <w:tcW w:type="dxa" w:w="2889"/>
+          </w:tcPr>
+          <w:p>
+            <w:r/>
+            <w:r>
+              <w:rPr>
+                <w:rFonts w:ascii="맑은 고딕" w:hAnsi="맑은 고딕"/>
+                <w:b w:val="0"/>
+                <w:sz w:val="18"/>
+                <w:rFonts w:eastAsia="맑은 고딕"/>
+              </w:rPr>
+              <w:t>값은 전부 암호문이지만 «평문 이름의 칸»에 저장 중. 평문 컬럼 삭제 마이그레이션은 실행 금지(돌리면 26~29건 소실)</w:t>
+            </w:r>
+          </w:p>
+        </w:tc>
+        <w:tc>
+          <w:tcPr>
+            <w:tcW w:type="dxa" w:w="2889"/>
+          </w:tcPr>
+          <w:p>
+            <w:r/>
+            <w:r>
+              <w:rPr>
+                <w:rFonts w:ascii="맑은 고딕" w:hAnsi="맑은 고딕"/>
+                <w:b w:val="0"/>
+                <w:sz w:val="18"/>
+                <w:rFonts w:eastAsia="맑은 고딕"/>
+              </w:rPr>
+              <w:t>migrations/20260420_drop_*_plaintext.sql 머리말</w:t>
+            </w:r>
+          </w:p>
+        </w:tc>
+      </w:tr>
+      <w:tr>
+        <w:tc>
+          <w:tcPr>
+            <w:tcW w:type="dxa" w:w="2889"/>
+          </w:tcPr>
+          <w:p>
+            <w:r/>
+            <w:r>
+              <w:rPr>
+                <w:rFonts w:ascii="맑은 고딕" w:hAnsi="맑은 고딕"/>
+                <w:b/>
+                <w:sz w:val="18"/>
+                <w:rFonts w:eastAsia="맑은 고딕"/>
+              </w:rPr>
+              <w:t>만족도(K-03)</w:t>
+            </w:r>
+          </w:p>
+        </w:tc>
+        <w:tc>
+          <w:tcPr>
+            <w:tcW w:type="dxa" w:w="2889"/>
+          </w:tcPr>
+          <w:p>
+            <w:r/>
+            <w:r>
+              <w:rPr>
+                <w:rFonts w:ascii="맑은 고딕" w:hAnsi="맑은 고딕"/>
+                <w:b w:val="0"/>
+                <w:sz w:val="18"/>
+                <w:rFonts w:eastAsia="맑은 고딕"/>
+              </w:rPr>
+              <w:t>실환자 응답 0건. 발송 조건이 코디의 [상담 완료] 클릭에 걸려 있다</w:t>
+            </w:r>
+          </w:p>
+        </w:tc>
+        <w:tc>
+          <w:tcPr>
+            <w:tcW w:type="dxa" w:w="2889"/>
+          </w:tcPr>
+          <w:p>
+            <w:r/>
+            <w:r>
+              <w:rPr>
+                <w:rFonts w:ascii="맑은 고딕" w:hAnsi="맑은 고딕"/>
+                <w:b w:val="0"/>
+                <w:sz w:val="18"/>
+                <w:rFonts w:eastAsia="맑은 고딕"/>
+              </w:rPr>
+              <w:t>app/api/cron/dispatch-surveys/route.ts</w:t>
+            </w:r>
+          </w:p>
+        </w:tc>
+      </w:tr>
+      <w:tr>
+        <w:tc>
+          <w:tcPr>
+            <w:tcW w:type="dxa" w:w="2889"/>
+          </w:tcPr>
+          <w:p>
+            <w:r/>
+            <w:r>
+              <w:rPr>
+                <w:rFonts w:ascii="맑은 고딕" w:hAnsi="맑은 고딕"/>
+                <w:b/>
+                <w:sz w:val="18"/>
+                <w:rFonts w:eastAsia="맑은 고딕"/>
+              </w:rPr>
+              <w:t>결제</w:t>
+            </w:r>
+          </w:p>
+        </w:tc>
+        <w:tc>
+          <w:tcPr>
+            <w:tcW w:type="dxa" w:w="2889"/>
+          </w:tcPr>
+          <w:p>
+            <w:r/>
+            <w:r>
+              <w:rPr>
+                <w:rFonts w:ascii="맑은 고딕" w:hAnsi="맑은 고딕"/>
+                <w:b w:val="0"/>
+                <w:sz w:val="18"/>
+                <w:rFonts w:eastAsia="맑은 고딕"/>
+              </w:rPr>
+              <w:t>결제 연동 없음(환자가 병원에 직접 결제). 정책 미결</w:t>
+            </w:r>
+          </w:p>
+        </w:tc>
+        <w:tc>
+          <w:tcPr>
+            <w:tcW w:type="dxa" w:w="2889"/>
+          </w:tcPr>
+          <w:p>
+            <w:r/>
+            <w:r>
+              <w:rPr>
+                <w:rFonts w:ascii="맑은 고딕" w:hAnsi="맑은 고딕"/>
+                <w:b w:val="0"/>
+                <w:sz w:val="18"/>
+                <w:rFonts w:eastAsia="맑은 고딕"/>
+              </w:rPr>
+              <w:t>—</w:t>
+            </w:r>
+          </w:p>
+        </w:tc>
+      </w:tr>
+      <w:tr>
+        <w:tc>
+          <w:tcPr>
+            <w:tcW w:type="dxa" w:w="2889"/>
+          </w:tcPr>
+          <w:p>
+            <w:r/>
+            <w:r>
+              <w:rPr>
+                <w:rFonts w:ascii="맑은 고딕" w:hAnsi="맑은 고딕"/>
+                <w:b/>
+                <w:sz w:val="18"/>
+                <w:rFonts w:eastAsia="맑은 고딕"/>
+              </w:rPr>
+              <w:t>접근성(로그인 뒤 화면)</w:t>
+            </w:r>
+          </w:p>
+        </w:tc>
+        <w:tc>
+          <w:tcPr>
+            <w:tcW w:type="dxa" w:w="2889"/>
+          </w:tcPr>
+          <w:p>
+            <w:r/>
+            <w:r>
+              <w:rPr>
+                <w:rFonts w:ascii="맑은 고딕" w:hAnsi="맑은 고딕"/>
+                <w:b w:val="0"/>
+                <w:sz w:val="18"/>
+                <w:rFonts w:eastAsia="맑은 고딕"/>
+              </w:rPr>
+              <w:t>8/17~8/31 3주 연속 측정 실패(networkidle 함정) → #1648 로 고침, 9/07 실행이 첫 재측정</w:t>
+            </w:r>
+          </w:p>
+        </w:tc>
+        <w:tc>
+          <w:tcPr>
+            <w:tcW w:type="dxa" w:w="2889"/>
+          </w:tcPr>
+          <w:p>
+            <w:r/>
+            <w:r>
+              <w:rPr>
+                <w:rFonts w:ascii="맑은 고딕" w:hAnsi="맑은 고딕"/>
+                <w:b w:val="0"/>
+                <w:sz w:val="18"/>
+                <w:rFonts w:eastAsia="맑은 고딕"/>
+              </w:rPr>
+              <w:t>scripts/audit/a11y-scan.mjs</w:t>
+            </w:r>
+          </w:p>
+        </w:tc>
+      </w:tr>
+      <w:tr>
+        <w:tc>
+          <w:tcPr>
+            <w:tcW w:type="dxa" w:w="2889"/>
+          </w:tcPr>
+          <w:p>
+            <w:r/>
+            <w:r>
+              <w:rPr>
+                <w:rFonts w:ascii="맑은 고딕" w:hAnsi="맑은 고딕"/>
+                <w:b/>
+                <w:sz w:val="18"/>
+                <w:rFonts w:eastAsia="맑은 고딕"/>
+              </w:rPr>
+              <w:t>검색 유입</w:t>
+            </w:r>
+          </w:p>
+        </w:tc>
+        <w:tc>
+          <w:tcPr>
+            <w:tcW w:type="dxa" w:w="2889"/>
+          </w:tcPr>
+          <w:p>
+            <w:r/>
+            <w:r>
+              <w:rPr>
+                <w:rFonts w:ascii="맑은 고딕" w:hAnsi="맑은 고딕"/>
+                <w:b w:val="0"/>
+                <w:sz w:val="18"/>
+                <w:rFonts w:eastAsia="맑은 고딕"/>
+              </w:rPr>
+              <w:t>빙 색인 0쪽·백링크 0. IndexNow 자동 제출은 붙였고(9/06 첫 제출 146건) 효과는 2주 뒤 재측정</w:t>
+            </w:r>
+          </w:p>
+        </w:tc>
+        <w:tc>
+          <w:tcPr>
+            <w:tcW w:type="dxa" w:w="2889"/>
+          </w:tcPr>
+          <w:p>
+            <w:r/>
+            <w:r>
+              <w:rPr>
+                <w:rFonts w:ascii="맑은 고딕" w:hAnsi="맑은 고딕"/>
+                <w:b w:val="0"/>
+                <w:sz w:val="18"/>
+                <w:rFonts w:eastAsia="맑은 고딕"/>
+              </w:rPr>
+              <w:t>src/lib/seo/indexNow.ts</w:t>
+            </w:r>
+          </w:p>
+        </w:tc>
+      </w:tr>
+      <w:tr>
+        <w:tc>
+          <w:tcPr>
+            <w:tcW w:type="dxa" w:w="2889"/>
+          </w:tcPr>
+          <w:p>
+            <w:r/>
+            <w:r>
+              <w:rPr>
+                <w:rFonts w:ascii="맑은 고딕" w:hAnsi="맑은 고딕"/>
+                <w:b/>
+                <w:sz w:val="18"/>
+                <w:rFonts w:eastAsia="맑은 고딕"/>
+              </w:rPr>
+              <w:t>앱 스토어</w:t>
+            </w:r>
+          </w:p>
+        </w:tc>
+        <w:tc>
+          <w:tcPr>
+            <w:tcW w:type="dxa" w:w="2889"/>
+          </w:tcPr>
+          <w:p>
+            <w:r/>
+            <w:r>
+              <w:rPr>
+                <w:rFonts w:ascii="맑은 고딕" w:hAnsi="맑은 고딕"/>
+                <w:b w:val="0"/>
+                <w:sz w:val="18"/>
+                <w:rFonts w:eastAsia="맑은 고딕"/>
+              </w:rPr>
+              <w:t>애플 4번째 심사 대기(9/03 재제출) · 구글 프로덕션 검토 대기(9/02). 앱 안 애플 로그인은 아직 끝까지 못 간다</w:t>
+            </w:r>
+          </w:p>
+        </w:tc>
+        <w:tc>
+          <w:tcPr>
+            <w:tcW w:type="dxa" w:w="2889"/>
+          </w:tcPr>
+          <w:p>
+            <w:r/>
+            <w:r>
+              <w:rPr>
+                <w:rFonts w:ascii="맑은 고딕" w:hAnsi="맑은 고딕"/>
+                <w:b w:val="0"/>
+                <w:sz w:val="18"/>
+                <w:rFonts w:eastAsia="맑은 고딕"/>
+              </w:rPr>
+              <w:t>docs/APP_STORE_LISTING.md</w:t>
+            </w:r>
+          </w:p>
+        </w:tc>
+      </w:tr>
+      <w:tr>
+        <w:tc>
+          <w:tcPr>
+            <w:tcW w:type="dxa" w:w="2889"/>
+          </w:tcPr>
+          <w:p>
+            <w:r/>
+            <w:r>
+              <w:rPr>
+                <w:rFonts w:ascii="맑은 고딕" w:hAnsi="맑은 고딕"/>
+                <w:b/>
+                <w:sz w:val="18"/>
+                <w:rFonts w:eastAsia="맑은 고딕"/>
+              </w:rPr>
+              <w:t>사후관리 실데이터</w:t>
+            </w:r>
+          </w:p>
+        </w:tc>
+        <w:tc>
+          <w:tcPr>
+            <w:tcW w:type="dxa" w:w="2889"/>
+          </w:tcPr>
+          <w:p>
+            <w:r/>
+            <w:r>
+              <w:rPr>
+                <w:rFonts w:ascii="맑은 고딕" w:hAnsi="맑은 고딕"/>
+                <w:b w:val="0"/>
+                <w:sz w:val="18"/>
+                <w:rFonts w:eastAsia="맑은 고딕"/>
+              </w:rPr>
+              <w:t>유치 확정 환자가 없어 사후관리 일정·경과기록은 견본으로만 동작 확인</w:t>
+            </w:r>
+          </w:p>
+        </w:tc>
+        <w:tc>
+          <w:tcPr>
+            <w:tcW w:type="dxa" w:w="2889"/>
+          </w:tcPr>
+          <w:p>
+            <w:r/>
+            <w:r>
+              <w:rPr>
+                <w:rFonts w:ascii="맑은 고딕" w:hAnsi="맑은 고딕"/>
+                <w:b w:val="0"/>
+                <w:sz w:val="18"/>
+                <w:rFonts w:eastAsia="맑은 고딕"/>
+              </w:rPr>
+              <w:t>followup_schedules · progress_records</w:t>
+            </w:r>
+          </w:p>
+        </w:tc>
+      </w:tr>
+    </w:tbl>
+    <w:p/>
+    <w:p>
+      <w:r>
+        <w:rPr>
+          <w:rFonts w:ascii="맑은 고딕" w:hAnsi="맑은 고딕"/>
+          <w:b/>
+          <w:color w:val="00467F"/>
+          <w:sz w:val="24"/>
+          <w:rFonts w:eastAsia="맑은 고딕"/>
+        </w:rPr>
+        <w:t>8. 근거자료</w:t>
+      </w:r>
+    </w:p>
+    <w:tbl>
+      <w:tblPr>
+        <w:tblW w:type="auto" w:w="0"/>
+        <w:tblLook w:firstColumn="1" w:firstRow="1" w:lastColumn="0" w:lastRow="0" w:noHBand="0" w:noVBand="1" w:val="04A0"/>
+        <w:tblBorders>
+          <w:top w:val="single" w:sz="4" w:color="999999"/>
+          <w:left w:val="single" w:sz="4" w:color="999999"/>
+          <w:bottom w:val="single" w:sz="4" w:color="999999"/>
+          <w:right w:val="single" w:sz="4" w:color="999999"/>
+          <w:insideH w:val="single" w:sz="4" w:color="999999"/>
+          <w:insideV w:val="single" w:sz="4" w:color="999999"/>
+        </w:tblBorders>
+      </w:tblPr>
+      <w:tblGrid>
+        <w:gridCol w:w="2889"/>
+        <w:gridCol w:w="2889"/>
+        <w:gridCol w:w="2889"/>
+      </w:tblGrid>
+      <w:tr>
+        <w:tc>
+          <w:tcPr>
+            <w:tcW w:type="dxa" w:w="2889"/>
+            <w:shd w:val="clear" w:color="auto" w:fill="00467F"/>
+          </w:tcPr>
+          <w:p>
+            <w:r/>
+            <w:r>
+              <w:rPr>
+                <w:rFonts w:ascii="맑은 고딕" w:hAnsi="맑은 고딕"/>
+                <w:b/>
+                <w:color w:val="FFFFFF"/>
+                <w:sz w:val="18"/>
+                <w:rFonts w:eastAsia="맑은 고딕"/>
+              </w:rPr>
+              <w:t>구분</w:t>
+            </w:r>
+          </w:p>
+        </w:tc>
+        <w:tc>
+          <w:tcPr>
+            <w:tcW w:type="dxa" w:w="2889"/>
+            <w:shd w:val="clear" w:color="auto" w:fill="00467F"/>
+          </w:tcPr>
+          <w:p>
+            <w:r/>
+            <w:r>
+              <w:rPr>
+                <w:rFonts w:ascii="맑은 고딕" w:hAnsi="맑은 고딕"/>
+                <w:b/>
+                <w:color w:val="FFFFFF"/>
+                <w:sz w:val="18"/>
+                <w:rFonts w:eastAsia="맑은 고딕"/>
+              </w:rPr>
+              <w:t>출처</w:t>
+            </w:r>
+          </w:p>
+        </w:tc>
+        <w:tc>
+          <w:tcPr>
+            <w:tcW w:type="dxa" w:w="2889"/>
+            <w:shd w:val="clear" w:color="auto" w:fill="00467F"/>
+          </w:tcPr>
+          <w:p>
+            <w:r/>
+            <w:r>
+              <w:rPr>
+                <w:rFonts w:ascii="맑은 고딕" w:hAnsi="맑은 고딕"/>
+                <w:b/>
+                <w:color w:val="FFFFFF"/>
+                <w:sz w:val="18"/>
+                <w:rFonts w:eastAsia="맑은 고딕"/>
+              </w:rPr>
+              <w:t>확인 내용</w:t>
+            </w:r>
+          </w:p>
+        </w:tc>
+      </w:tr>
+      <w:tr>
+        <w:tc>
+          <w:tcPr>
+            <w:tcW w:type="dxa" w:w="2889"/>
+          </w:tcPr>
+          <w:p>
+            <w:r/>
+            <w:r>
+              <w:rPr>
+                <w:rFonts w:ascii="맑은 고딕" w:hAnsi="맑은 고딕"/>
+                <w:b/>
+                <w:sz w:val="18"/>
+                <w:rFonts w:eastAsia="맑은 고딕"/>
+              </w:rPr>
+              <w:t>코드</w:t>
+            </w:r>
+          </w:p>
+        </w:tc>
+        <w:tc>
+          <w:tcPr>
+            <w:tcW w:type="dxa" w:w="2889"/>
+          </w:tcPr>
+          <w:p>
+            <w:r/>
+            <w:r>
+              <w:rPr>
+                <w:rFonts w:ascii="맑은 고딕" w:hAnsi="맑은 고딕"/>
+                <w:b w:val="0"/>
+                <w:sz w:val="18"/>
+                <w:rFonts w:eastAsia="맑은 고딕"/>
+              </w:rPr>
+              <w:t>src/lib/auth/accountTiers.ts</w:t>
+            </w:r>
+          </w:p>
+        </w:tc>
+        <w:tc>
+          <w:tcPr>
+            <w:tcW w:type="dxa" w:w="2889"/>
+          </w:tcPr>
+          <w:p>
+            <w:r/>
+            <w:r>
+              <w:rPr>
+                <w:rFonts w:ascii="맑은 고딕" w:hAnsi="맑은 고딕"/>
+                <w:b w:val="0"/>
+                <w:sz w:val="18"/>
+                <w:rFonts w:eastAsia="맑은 고딕"/>
+              </w:rPr>
+              <w:t>계정 계층 7종의 단일 표준</w:t>
+            </w:r>
+          </w:p>
+        </w:tc>
+      </w:tr>
+      <w:tr>
+        <w:tc>
+          <w:tcPr>
+            <w:tcW w:type="dxa" w:w="2889"/>
+          </w:tcPr>
+          <w:p>
+            <w:r/>
+            <w:r>
+              <w:rPr>
+                <w:rFonts w:ascii="맑은 고딕" w:hAnsi="맑은 고딕"/>
+                <w:b/>
+                <w:sz w:val="18"/>
+                <w:rFonts w:eastAsia="맑은 고딕"/>
+              </w:rPr>
+              <w:t>코드</w:t>
+            </w:r>
+          </w:p>
+        </w:tc>
+        <w:tc>
+          <w:tcPr>
+            <w:tcW w:type="dxa" w:w="2889"/>
+          </w:tcPr>
+          <w:p>
+            <w:r/>
+            <w:r>
+              <w:rPr>
+                <w:rFonts w:ascii="맑은 고딕" w:hAnsi="맑은 고딕"/>
+                <w:b w:val="0"/>
+                <w:sz w:val="18"/>
+                <w:rFonts w:eastAsia="맑은 고딕"/>
+              </w:rPr>
+              <w:t>src/lib/khidi/targets.ts</w:t>
+            </w:r>
+          </w:p>
+        </w:tc>
+        <w:tc>
+          <w:tcPr>
+            <w:tcW w:type="dxa" w:w="2889"/>
+          </w:tcPr>
+          <w:p>
+            <w:r/>
+            <w:r>
+              <w:rPr>
+                <w:rFonts w:ascii="맑은 고딕" w:hAnsi="맑은 고딕"/>
+                <w:b w:val="0"/>
+                <w:sz w:val="18"/>
+                <w:rFonts w:eastAsia="맑은 고딕"/>
+              </w:rPr>
+              <w:t>성과지표 공식 목표(12/120/90)</w:t>
+            </w:r>
+          </w:p>
+        </w:tc>
+      </w:tr>
+      <w:tr>
+        <w:tc>
+          <w:tcPr>
+            <w:tcW w:type="dxa" w:w="2889"/>
+          </w:tcPr>
+          <w:p>
+            <w:r/>
+            <w:r>
+              <w:rPr>
+                <w:rFonts w:ascii="맑은 고딕" w:hAnsi="맑은 고딕"/>
+                <w:b/>
+                <w:sz w:val="18"/>
+                <w:rFonts w:eastAsia="맑은 고딕"/>
+              </w:rPr>
+              <w:t>코드</w:t>
+            </w:r>
+          </w:p>
+        </w:tc>
+        <w:tc>
+          <w:tcPr>
+            <w:tcW w:type="dxa" w:w="2889"/>
+          </w:tcPr>
+          <w:p>
+            <w:r/>
+            <w:r>
+              <w:rPr>
+                <w:rFonts w:ascii="맑은 고딕" w:hAnsi="맑은 고딕"/>
+                <w:b w:val="0"/>
+                <w:sz w:val="18"/>
+                <w:rFonts w:eastAsia="맑은 고딕"/>
+              </w:rPr>
+              <w:t>src/lib/khidi/kpi.ts</w:t>
+            </w:r>
+          </w:p>
+        </w:tc>
+        <w:tc>
+          <w:tcPr>
+            <w:tcW w:type="dxa" w:w="2889"/>
+          </w:tcPr>
+          <w:p>
+            <w:r/>
+            <w:r>
+              <w:rPr>
+                <w:rFonts w:ascii="맑은 고딕" w:hAnsi="맑은 고딕"/>
+                <w:b w:val="0"/>
+                <w:sz w:val="18"/>
+                <w:rFonts w:eastAsia="맑은 고딕"/>
+              </w:rPr>
+              <w:t>성과지표 집계 정의(테스트 데이터 제외 규칙 포함)</w:t>
+            </w:r>
+          </w:p>
+        </w:tc>
+      </w:tr>
+      <w:tr>
+        <w:tc>
+          <w:tcPr>
+            <w:tcW w:type="dxa" w:w="2889"/>
+          </w:tcPr>
+          <w:p>
+            <w:r/>
+            <w:r>
+              <w:rPr>
+                <w:rFonts w:ascii="맑은 고딕" w:hAnsi="맑은 고딕"/>
+                <w:b/>
+                <w:sz w:val="18"/>
+                <w:rFonts w:eastAsia="맑은 고딕"/>
+              </w:rPr>
+              <w:t>빌드</w:t>
+            </w:r>
+          </w:p>
+        </w:tc>
+        <w:tc>
+          <w:tcPr>
+            <w:tcW w:type="dxa" w:w="2889"/>
+          </w:tcPr>
+          <w:p>
+            <w:r/>
+            <w:r>
+              <w:rPr>
+                <w:rFonts w:ascii="맑은 고딕" w:hAnsi="맑은 고딕"/>
+                <w:b w:val="0"/>
+                <w:sz w:val="18"/>
+                <w:rFonts w:eastAsia="맑은 고딕"/>
+              </w:rPr>
+              <w:t>Next.js 라우트 목록(CI 빌드 산출)</w:t>
+            </w:r>
+          </w:p>
+        </w:tc>
+        <w:tc>
+          <w:tcPr>
+            <w:tcW w:type="dxa" w:w="2889"/>
+          </w:tcPr>
+          <w:p>
+            <w:r/>
+            <w:r>
+              <w:rPr>
+                <w:rFonts w:ascii="맑은 고딕" w:hAnsi="맑은 고딕"/>
+                <w:b w:val="0"/>
+                <w:sz w:val="18"/>
+                <w:rFonts w:eastAsia="맑은 고딕"/>
+              </w:rPr>
+              <w:t>실제 존재하는 화면 경로</w:t>
+            </w:r>
+          </w:p>
+        </w:tc>
+      </w:tr>
+      <w:tr>
+        <w:tc>
+          <w:tcPr>
+            <w:tcW w:type="dxa" w:w="2889"/>
+          </w:tcPr>
+          <w:p>
+            <w:r/>
+            <w:r>
+              <w:rPr>
+                <w:rFonts w:ascii="맑은 고딕" w:hAnsi="맑은 고딕"/>
+                <w:b/>
+                <w:sz w:val="18"/>
+                <w:rFonts w:eastAsia="맑은 고딕"/>
+              </w:rPr>
               <w:t>데이터</w:t>
             </w:r>
           </w:p>
@@ -11340,7 +13907,7 @@
                 <w:sz w:val="18"/>
                 <w:rFonts w:eastAsia="맑은 고딕"/>
               </w:rPr>
-              <w:t>운영데이터베이스 정확 집계(2026. 8. 20.)</w:t>
+              <w:t>운영데이터베이스 정확 집계(2026. 9. 6.)</w:t>
             </w:r>
           </w:p>
         </w:tc>
@@ -11358,6 +13925,112 @@
                 <w:rFonts w:eastAsia="맑은 고딕"/>
               </w:rPr>
               <w:t>실적 수치의 원천</w:t>
+            </w:r>
+          </w:p>
+        </w:tc>
+      </w:tr>
+      <w:tr>
+        <w:tc>
+          <w:tcPr>
+            <w:tcW w:type="dxa" w:w="2889"/>
+          </w:tcPr>
+          <w:p>
+            <w:r/>
+            <w:r>
+              <w:rPr>
+                <w:rFonts w:ascii="맑은 고딕" w:hAnsi="맑은 고딕"/>
+                <w:b/>
+                <w:sz w:val="18"/>
+                <w:rFonts w:eastAsia="맑은 고딕"/>
+              </w:rPr>
+              <w:t>설정</w:t>
+            </w:r>
+          </w:p>
+        </w:tc>
+        <w:tc>
+          <w:tcPr>
+            <w:tcW w:type="dxa" w:w="2889"/>
+          </w:tcPr>
+          <w:p>
+            <w:r/>
+            <w:r>
+              <w:rPr>
+                <w:rFonts w:ascii="맑은 고딕" w:hAnsi="맑은 고딕"/>
+                <w:b w:val="0"/>
+                <w:sz w:val="18"/>
+                <w:rFonts w:eastAsia="맑은 고딕"/>
+              </w:rPr>
+              <w:t>vercel.json crons · .github/workflows/*.yml</w:t>
+            </w:r>
+          </w:p>
+        </w:tc>
+        <w:tc>
+          <w:tcPr>
+            <w:tcW w:type="dxa" w:w="2889"/>
+          </w:tcPr>
+          <w:p>
+            <w:r/>
+            <w:r>
+              <w:rPr>
+                <w:rFonts w:ascii="맑은 고딕" w:hAnsi="맑은 고딕"/>
+                <w:b w:val="0"/>
+                <w:sz w:val="18"/>
+                <w:rFonts w:eastAsia="맑은 고딕"/>
+              </w:rPr>
+              <w:t>정기 실행·검사 워크플로</w:t>
+            </w:r>
+          </w:p>
+        </w:tc>
+      </w:tr>
+      <w:tr>
+        <w:tc>
+          <w:tcPr>
+            <w:tcW w:type="dxa" w:w="2889"/>
+          </w:tcPr>
+          <w:p>
+            <w:r/>
+            <w:r>
+              <w:rPr>
+                <w:rFonts w:ascii="맑은 고딕" w:hAnsi="맑은 고딕"/>
+                <w:b/>
+                <w:sz w:val="18"/>
+                <w:rFonts w:eastAsia="맑은 고딕"/>
+              </w:rPr>
+              <w:t>실행</w:t>
+            </w:r>
+          </w:p>
+        </w:tc>
+        <w:tc>
+          <w:tcPr>
+            <w:tcW w:type="dxa" w:w="2889"/>
+          </w:tcPr>
+          <w:p>
+            <w:r/>
+            <w:r>
+              <w:rPr>
+                <w:rFonts w:ascii="맑은 고딕" w:hAnsi="맑은 고딕"/>
+                <w:b w:val="0"/>
+                <w:sz w:val="18"/>
+                <w:rFonts w:eastAsia="맑은 고딕"/>
+              </w:rPr>
+              <w:t>npx vitest run · npx playwright test --list · npm audit (2026. 9. 6.)</w:t>
+            </w:r>
+          </w:p>
+        </w:tc>
+        <w:tc>
+          <w:tcPr>
+            <w:tcW w:type="dxa" w:w="2889"/>
+          </w:tcPr>
+          <w:p>
+            <w:r/>
+            <w:r>
+              <w:rPr>
+                <w:rFonts w:ascii="맑은 고딕" w:hAnsi="맑은 고딕"/>
+                <w:b w:val="0"/>
+                <w:sz w:val="18"/>
+                <w:rFonts w:eastAsia="맑은 고딕"/>
+              </w:rPr>
+              <w:t>시험 규모·취약점</w:t>
             </w:r>
           </w:p>
         </w:tc>
@@ -11595,7 +14268,7 @@
         <w:sz w:val="16"/>
         <w:szCs w:val="16"/>
       </w:rPr>
-      <w:t xml:space="preserve">HEALO 플랫폼 | 테스트 결과서</w:t>
+      <w:t>healwith 플랫폼 | 테스트 결과서</w:t>
     </w:r>
   </w:p>
 </w:hdr>
@@ -12463,6 +15136,42 @@
       <w:startOverride w:val="1"/>
     </w:lvlOverride>
   </w:num>
+  <w:num w:numId="123">
+    <w:abstractNumId w:val="2"/>
+    <w:lvlOverride w:ilvl="0">
+      <w:startOverride w:val="1"/>
+    </w:lvlOverride>
+  </w:num>
+  <w:num w:numId="124">
+    <w:abstractNumId w:val="2"/>
+    <w:lvlOverride w:ilvl="0">
+      <w:startOverride w:val="1"/>
+    </w:lvlOverride>
+  </w:num>
+  <w:num w:numId="125">
+    <w:abstractNumId w:val="2"/>
+    <w:lvlOverride w:ilvl="0">
+      <w:startOverride w:val="1"/>
+    </w:lvlOverride>
+  </w:num>
+  <w:num w:numId="126">
+    <w:abstractNumId w:val="2"/>
+    <w:lvlOverride w:ilvl="0">
+      <w:startOverride w:val="1"/>
+    </w:lvlOverride>
+  </w:num>
+  <w:num w:numId="127">
+    <w:abstractNumId w:val="2"/>
+    <w:lvlOverride w:ilvl="0">
+      <w:startOverride w:val="1"/>
+    </w:lvlOverride>
+  </w:num>
+  <w:num w:numId="128">
+    <w:abstractNumId w:val="2"/>
+    <w:lvlOverride w:ilvl="0">
+      <w:startOverride w:val="1"/>
+    </w:lvlOverride>
+  </w:num>
 </w:numbering>
 </file>
 

--- a/docs/government-project/08_테스트결과서.docx
+++ b/docs/government-project/08_테스트결과서.docx
@@ -858,7 +858,7 @@
         <w:keepNext/>
         <w:numPr>
           <w:ilvl w:val="0"/>
-          <w:numId w:val="127"/>
+          <w:numId w:val="129"/>
         </w:numPr>
         <w:spacing w:after="40" w:before="40"/>
       </w:pPr>
@@ -877,7 +877,7 @@
         <w:keepNext/>
         <w:numPr>
           <w:ilvl w:val="0"/>
-          <w:numId w:val="127"/>
+          <w:numId w:val="129"/>
         </w:numPr>
         <w:spacing w:after="40" w:before="40"/>
       </w:pPr>
@@ -896,7 +896,7 @@
         <w:keepNext/>
         <w:numPr>
           <w:ilvl w:val="0"/>
-          <w:numId w:val="127"/>
+          <w:numId w:val="129"/>
         </w:numPr>
         <w:spacing w:after="40" w:before="40"/>
       </w:pPr>
@@ -915,7 +915,7 @@
         <w:keepNext/>
         <w:numPr>
           <w:ilvl w:val="0"/>
-          <w:numId w:val="127"/>
+          <w:numId w:val="129"/>
         </w:numPr>
         <w:spacing w:after="40" w:before="40"/>
       </w:pPr>
@@ -933,7 +933,7 @@
         <w:pStyle w:val="ListParagraph"/>
         <w:numPr>
           <w:ilvl w:val="0"/>
-          <w:numId w:val="127"/>
+          <w:numId w:val="129"/>
         </w:numPr>
         <w:spacing w:after="40" w:before="40"/>
       </w:pPr>
@@ -7963,7 +7963,7 @@
         <w:keepNext/>
         <w:numPr>
           <w:ilvl w:val="0"/>
-          <w:numId w:val="128"/>
+          <w:numId w:val="130"/>
         </w:numPr>
         <w:spacing w:after="40" w:before="40"/>
       </w:pPr>
@@ -7982,7 +7982,7 @@
         <w:keepNext/>
         <w:numPr>
           <w:ilvl w:val="0"/>
-          <w:numId w:val="128"/>
+          <w:numId w:val="130"/>
         </w:numPr>
         <w:spacing w:after="40" w:before="40"/>
       </w:pPr>
@@ -8001,7 +8001,7 @@
         <w:keepNext/>
         <w:numPr>
           <w:ilvl w:val="0"/>
-          <w:numId w:val="128"/>
+          <w:numId w:val="130"/>
         </w:numPr>
         <w:spacing w:after="40" w:before="40"/>
       </w:pPr>
@@ -12406,7 +12406,7 @@
                 <w:sz w:val="18"/>
                 <w:rFonts w:eastAsia="맑은 고딕"/>
               </w:rPr>
-              <w:t>만족도 설문 발송 + 사후관리 단계별 교육 콘텐츠 발송</w:t>
+              <w:t>만족도 설문 발송 + 사후관리 단계별 교육 콘텐츠 발송 + «방문 전» 케이던스(소견 D+3·14·30 안부 메일·무응답 코디 알림, 2026-09-06)</w:t>
             </w:r>
           </w:p>
         </w:tc>
@@ -13180,24 +13180,24 @@
                 <w:sz w:val="18"/>
                 <w:rFonts w:eastAsia="맑은 고딕"/>
               </w:rPr>
-              <w:t>규칙 기반(응급 키워드 + 점수식)이지 AI 판정이 아니다. 파일 머리말의 «2차: AI 분석»은 미구현</w:t>
-            </w:r>
-          </w:p>
-        </w:tc>
-        <w:tc>
-          <w:tcPr>
-            <w:tcW w:type="dxa" w:w="2889"/>
-          </w:tcPr>
-          <w:p>
-            <w:r/>
-            <w:r>
-              <w:rPr>
-                <w:rFonts w:ascii="맑은 고딕" w:hAnsi="맑은 고딕"/>
-                <w:b w:val="0"/>
-                <w:sz w:val="18"/>
-                <w:rFonts w:eastAsia="맑은 고딕"/>
-              </w:rPr>
-              <w:t>src/lib/followup/symptomAnalyzer.ts</w:t>
+              <w:t>규칙 판정 + AI 2차 판정(2026-09-06, 올리기만 한다·확신 50% 미만 무시·실패 시 규칙 유지). 실환자 표본이 쌓이면 상향 정확도를 재라</w:t>
+            </w:r>
+          </w:p>
+        </w:tc>
+        <w:tc>
+          <w:tcPr>
+            <w:tcW w:type="dxa" w:w="2889"/>
+          </w:tcPr>
+          <w:p>
+            <w:r/>
+            <w:r>
+              <w:rPr>
+                <w:rFonts w:ascii="맑은 고딕" w:hAnsi="맑은 고딕"/>
+                <w:b w:val="0"/>
+                <w:sz w:val="18"/>
+                <w:rFonts w:eastAsia="맑은 고딕"/>
+              </w:rPr>
+              <w:t>src/lib/followup/aiTriage.ts</w:t>
             </w:r>
           </w:p>
         </w:tc>
@@ -13551,24 +13551,24 @@
                 <w:sz w:val="18"/>
                 <w:rFonts w:eastAsia="맑은 고딕"/>
               </w:rPr>
-              <w:t>유치 확정 환자가 없어 사후관리 일정·경과기록은 견본으로만 동작 확인</w:t>
-            </w:r>
-          </w:p>
-        </w:tc>
-        <w:tc>
-          <w:tcPr>
-            <w:tcW w:type="dxa" w:w="2889"/>
-          </w:tcPr>
-          <w:p>
-            <w:r/>
-            <w:r>
-              <w:rPr>
-                <w:rFonts w:ascii="맑은 고딕" w:hAnsi="맑은 고딕"/>
-                <w:b w:val="0"/>
-                <w:sz w:val="18"/>
-                <w:rFonts w:eastAsia="맑은 고딕"/>
-              </w:rPr>
-              <w:t>followup_schedules · progress_records</w:t>
+              <w:t>유치 확정 환자가 없어 치료 후 케이던스는 견본으로만 동작 확인. «방문 전» 케이던스(소견 뒤 D+3·14·30)는 2026-09-06 도입 — 첫 실행이 실환자 2명에게 나간다</w:t>
+            </w:r>
+          </w:p>
+        </w:tc>
+        <w:tc>
+          <w:tcPr>
+            <w:tcW w:type="dxa" w:w="2889"/>
+          </w:tcPr>
+          <w:p>
+            <w:r/>
+            <w:r>
+              <w:rPr>
+                <w:rFonts w:ascii="맑은 고딕" w:hAnsi="맑은 고딕"/>
+                <w:b w:val="0"/>
+                <w:sz w:val="18"/>
+                <w:rFonts w:eastAsia="맑은 고딕"/>
+              </w:rPr>
+              <w:t>src/lib/followup/preVisitFollowup.ts · followup_schedules</w:t>
             </w:r>
           </w:p>
         </w:tc>
@@ -15172,6 +15172,18 @@
       <w:startOverride w:val="1"/>
     </w:lvlOverride>
   </w:num>
+  <w:num w:numId="129">
+    <w:abstractNumId w:val="2"/>
+    <w:lvlOverride w:ilvl="0">
+      <w:startOverride w:val="1"/>
+    </w:lvlOverride>
+  </w:num>
+  <w:num w:numId="130">
+    <w:abstractNumId w:val="2"/>
+    <w:lvlOverride w:ilvl="0">
+      <w:startOverride w:val="1"/>
+    </w:lvlOverride>
+  </w:num>
 </w:numbering>
 </file>
 

--- a/docs/government-project/08_테스트결과서.docx
+++ b/docs/government-project/08_테스트결과서.docx
@@ -13074,24 +13074,24 @@
                 <w:sz w:val="18"/>
                 <w:rFonts w:eastAsia="맑은 고딕"/>
               </w:rPr>
-              <w:t>병원 가용 일정을 코디가 «입력할 화면»이 없다. 구글 캘린더 등록은 서비스 계정 캘린더로 단방향</w:t>
-            </w:r>
-          </w:p>
-        </w:tc>
-        <w:tc>
-          <w:tcPr>
-            <w:tcW w:type="dxa" w:w="2889"/>
-          </w:tcPr>
-          <w:p>
-            <w:r/>
-            <w:r>
-              <w:rPr>
-                <w:rFonts w:ascii="맑은 고딕" w:hAnsi="맑은 고딕"/>
-                <w:b w:val="0"/>
-                <w:sz w:val="18"/>
-                <w:rFonts w:eastAsia="맑은 고딕"/>
-              </w:rPr>
-              <w:t>src/lib/calendar/googleCalendar.ts</w:t>
+              <w:t>병원 가용 일정을 코디가 «입력할 화면»이 없다(환자 자기 예약 불가 — 대신 2026-09-06 부터 환자가 한 번 누르면 요청이 코디에게 닿는다). 구글 캘린더 등록은 서비스 계정 캘린더로 단방향</w:t>
+            </w:r>
+          </w:p>
+        </w:tc>
+        <w:tc>
+          <w:tcPr>
+            <w:tcW w:type="dxa" w:w="2889"/>
+          </w:tcPr>
+          <w:p>
+            <w:r/>
+            <w:r>
+              <w:rPr>
+                <w:rFonts w:ascii="맑은 고딕" w:hAnsi="맑은 고딕"/>
+                <w:b w:val="0"/>
+                <w:sz w:val="18"/>
+                <w:rFonts w:eastAsia="맑은 고딕"/>
+              </w:rPr>
+              <w:t>src/lib/followup/rebookingRequest.ts · src/lib/calendar/googleCalendar.ts</w:t>
             </w:r>
           </w:p>
         </w:tc>

--- a/docs/government-project/08_테스트결과서.docx
+++ b/docs/government-project/08_테스트결과서.docx
@@ -858,7 +858,7 @@
         <w:keepNext/>
         <w:numPr>
           <w:ilvl w:val="0"/>
-          <w:numId w:val="129"/>
+          <w:numId w:val="131"/>
         </w:numPr>
         <w:spacing w:after="40" w:before="40"/>
       </w:pPr>
@@ -877,7 +877,7 @@
         <w:keepNext/>
         <w:numPr>
           <w:ilvl w:val="0"/>
-          <w:numId w:val="129"/>
+          <w:numId w:val="131"/>
         </w:numPr>
         <w:spacing w:after="40" w:before="40"/>
       </w:pPr>
@@ -896,7 +896,7 @@
         <w:keepNext/>
         <w:numPr>
           <w:ilvl w:val="0"/>
-          <w:numId w:val="129"/>
+          <w:numId w:val="131"/>
         </w:numPr>
         <w:spacing w:after="40" w:before="40"/>
       </w:pPr>
@@ -915,7 +915,7 @@
         <w:keepNext/>
         <w:numPr>
           <w:ilvl w:val="0"/>
-          <w:numId w:val="129"/>
+          <w:numId w:val="131"/>
         </w:numPr>
         <w:spacing w:after="40" w:before="40"/>
       </w:pPr>
@@ -933,7 +933,7 @@
         <w:pStyle w:val="ListParagraph"/>
         <w:numPr>
           <w:ilvl w:val="0"/>
-          <w:numId w:val="129"/>
+          <w:numId w:val="131"/>
         </w:numPr>
         <w:spacing w:after="40" w:before="40"/>
       </w:pPr>
@@ -7963,7 +7963,7 @@
         <w:keepNext/>
         <w:numPr>
           <w:ilvl w:val="0"/>
-          <w:numId w:val="130"/>
+          <w:numId w:val="132"/>
         </w:numPr>
         <w:spacing w:after="40" w:before="40"/>
       </w:pPr>
@@ -7982,7 +7982,7 @@
         <w:keepNext/>
         <w:numPr>
           <w:ilvl w:val="0"/>
-          <w:numId w:val="130"/>
+          <w:numId w:val="132"/>
         </w:numPr>
         <w:spacing w:after="40" w:before="40"/>
       </w:pPr>
@@ -8001,7 +8001,7 @@
         <w:keepNext/>
         <w:numPr>
           <w:ilvl w:val="0"/>
-          <w:numId w:val="130"/>
+          <w:numId w:val="132"/>
         </w:numPr>
         <w:spacing w:after="40" w:before="40"/>
       </w:pPr>
@@ -12406,7 +12406,7 @@
                 <w:sz w:val="18"/>
                 <w:rFonts w:eastAsia="맑은 고딕"/>
               </w:rPr>
-              <w:t>만족도 설문 발송 + 사후관리 단계별 교육 콘텐츠 발송 + «방문 전» 케이던스(소견 D+3·14·30 안부 메일·무응답 코디 알림, 2026-09-06)</w:t>
+              <w:t>만족도 설문 발송 + 사후관리 단계별 교육 콘텐츠 발송 + «방문 전» 케이던스(소견 D+3·14·30 안부 메일·무응답 코디 알림 — 2026-09-06 구현, PO 보류로 기본 꺼짐)</w:t>
             </w:r>
           </w:p>
         </w:tc>
@@ -13551,7 +13551,7 @@
                 <w:sz w:val="18"/>
                 <w:rFonts w:eastAsia="맑은 고딕"/>
               </w:rPr>
-              <w:t>유치 확정 환자가 없어 치료 후 케이던스는 견본으로만 동작 확인. «방문 전» 케이던스(소견 뒤 D+3·14·30)는 2026-09-06 도입 — 첫 실행이 실환자 2명에게 나간다</w:t>
+              <w:t>유치 확정 환자가 없어 치료 후 케이던스는 견본으로만 동작 확인. «방문 전» 케이던스(소견 뒤 D+3·14·30)는 2026-09-06 구현했으나 **PO 가 실환자 자동 메일을 보류**(기본 꺼짐, env 로 켬)</w:t>
             </w:r>
           </w:p>
         </w:tc>
@@ -15184,6 +15184,18 @@
       <w:startOverride w:val="1"/>
     </w:lvlOverride>
   </w:num>
+  <w:num w:numId="131">
+    <w:abstractNumId w:val="2"/>
+    <w:lvlOverride w:ilvl="0">
+      <w:startOverride w:val="1"/>
+    </w:lvlOverride>
+  </w:num>
+  <w:num w:numId="132">
+    <w:abstractNumId w:val="2"/>
+    <w:lvlOverride w:ilvl="0">
+      <w:startOverride w:val="1"/>
+    </w:lvlOverride>
+  </w:num>
 </w:numbering>
 </file>
 
